--- a/apache2/www/public/engineer/engineer-resume.docx
+++ b/apache2/www/public/engineer/engineer-resume.docx
@@ -121,7 +121,34 @@
           <w:right w:val="nil"/>
           <w:between w:val="nil"/>
         </w:pBdr>
-        <w:spacing w:before="120" w:line="276" w:lineRule="auto"/>
+        <w:spacing w:before="120"/>
+        <w:rPr>
+          <w:rFonts w:ascii="Arial" w:eastAsia="Calibri" w:hAnsi="Arial" w:cs="Arial"/>
+          <w:color w:val="000000"/>
+          <w:sz w:val="20"/>
+          <w:szCs w:val="20"/>
+        </w:rPr>
+      </w:pPr>
+      <w:r>
+        <w:rPr>
+          <w:rFonts w:ascii="Arial" w:eastAsia="Calibri" w:hAnsi="Arial" w:cs="Arial"/>
+          <w:color w:val="000000"/>
+          <w:sz w:val="20"/>
+          <w:szCs w:val="20"/>
+        </w:rPr>
+        <w:t>Phone: +34 654 709 883</w:t>
+      </w:r>
+    </w:p>
+    <w:p>
+      <w:pPr>
+        <w:pBdr>
+          <w:top w:val="nil"/>
+          <w:left w:val="nil"/>
+          <w:bottom w:val="nil"/>
+          <w:right w:val="nil"/>
+          <w:between w:val="nil"/>
+        </w:pBdr>
+        <w:spacing w:line="276" w:lineRule="auto"/>
         <w:rPr>
           <w:rFonts w:ascii="Arial" w:eastAsia="Calibri" w:hAnsi="Arial" w:cs="Arial"/>
           <w:bCs/>
@@ -139,7 +166,7 @@
         </w:rPr>
         <w:t xml:space="preserve">E-mail: </w:t>
       </w:r>
-      <w:hyperlink r:id="rId7" w:history="1">
+      <w:hyperlink r:id="rId8" w:history="1">
         <w:r>
           <w:rPr>
             <w:rStyle w:val="Hyperlink"/>
@@ -154,6 +181,35 @@
     </w:p>
     <w:p>
       <w:pPr>
+        <w:rPr>
+          <w:rFonts w:eastAsia="Calibri"/>
+        </w:rPr>
+      </w:pPr>
+      <w:r>
+        <w:rPr>
+          <w:rStyle w:val="Hyperlink"/>
+          <w:rFonts w:ascii="Arial" w:eastAsia="Calibri" w:hAnsi="Arial" w:cs="Arial"/>
+          <w:color w:val="auto"/>
+          <w:sz w:val="20"/>
+          <w:szCs w:val="20"/>
+          <w:u w:val="none"/>
+        </w:rPr>
+        <w:t xml:space="preserve">Website: </w:t>
+      </w:r>
+      <w:hyperlink r:id="rId9" w:history="1">
+        <w:r>
+          <w:rPr>
+            <w:rStyle w:val="Hyperlink"/>
+            <w:rFonts w:ascii="Arial" w:eastAsia="Calibri" w:hAnsi="Arial" w:cs="Arial"/>
+            <w:sz w:val="20"/>
+            <w:szCs w:val="20"/>
+          </w:rPr>
+          <w:t>rmsy.me</w:t>
+        </w:r>
+      </w:hyperlink>
+    </w:p>
+    <w:p>
+      <w:pPr>
         <w:pBdr>
           <w:top w:val="nil"/>
           <w:left w:val="nil"/>
@@ -163,9 +219,8 @@
         </w:pBdr>
         <w:spacing w:line="276" w:lineRule="auto"/>
         <w:rPr>
-          <w:rFonts w:ascii="Arial" w:eastAsia="Calibri" w:hAnsi="Arial" w:cs="Arial"/>
-          <w:bCs/>
-          <w:color w:val="000000"/>
+          <w:rStyle w:val="Hyperlink"/>
+          <w:rFonts w:ascii="Arial" w:eastAsia="Calibri" w:hAnsi="Arial" w:cs="Arial"/>
           <w:sz w:val="20"/>
           <w:szCs w:val="20"/>
         </w:rPr>
@@ -179,7 +234,7 @@
         </w:rPr>
         <w:t xml:space="preserve">LinkedIn: </w:t>
       </w:r>
-      <w:hyperlink r:id="rId8" w:history="1">
+      <w:hyperlink r:id="rId10" w:history="1">
         <w:r>
           <w:rPr>
             <w:rStyle w:val="Hyperlink"/>
@@ -210,77 +265,6 @@
       <w:r>
         <w:rPr>
           <w:rFonts w:ascii="Arial" w:eastAsia="Calibri" w:hAnsi="Arial" w:cs="Arial"/>
-          <w:color w:val="000000"/>
-          <w:sz w:val="20"/>
-          <w:szCs w:val="20"/>
-        </w:rPr>
-        <w:t xml:space="preserve">Phone: </w:t>
-      </w:r>
-      <w:r>
-        <w:rPr>
-          <w:rFonts w:ascii="Arial" w:eastAsia="Calibri" w:hAnsi="Arial" w:cs="Arial"/>
-          <w:color w:val="000000"/>
-          <w:sz w:val="20"/>
-          <w:szCs w:val="20"/>
-        </w:rPr>
-        <w:t>+34 654</w:t>
-      </w:r>
-      <w:r>
-        <w:rPr>
-          <w:rFonts w:ascii="Arial" w:eastAsia="Calibri" w:hAnsi="Arial" w:cs="Arial"/>
-          <w:color w:val="000000"/>
-          <w:sz w:val="20"/>
-          <w:szCs w:val="20"/>
-        </w:rPr>
-        <w:t xml:space="preserve"> </w:t>
-      </w:r>
-      <w:r>
-        <w:rPr>
-          <w:rFonts w:ascii="Arial" w:eastAsia="Calibri" w:hAnsi="Arial" w:cs="Arial"/>
-          <w:color w:val="000000"/>
-          <w:sz w:val="20"/>
-          <w:szCs w:val="20"/>
-        </w:rPr>
-        <w:t>709</w:t>
-      </w:r>
-      <w:r>
-        <w:rPr>
-          <w:rFonts w:ascii="Arial" w:eastAsia="Calibri" w:hAnsi="Arial" w:cs="Arial"/>
-          <w:color w:val="000000"/>
-          <w:sz w:val="20"/>
-          <w:szCs w:val="20"/>
-        </w:rPr>
-        <w:t xml:space="preserve"> </w:t>
-      </w:r>
-      <w:r>
-        <w:rPr>
-          <w:rFonts w:ascii="Arial" w:eastAsia="Calibri" w:hAnsi="Arial" w:cs="Arial"/>
-          <w:color w:val="000000"/>
-          <w:sz w:val="20"/>
-          <w:szCs w:val="20"/>
-        </w:rPr>
-        <w:t>883</w:t>
-      </w:r>
-    </w:p>
-    <w:p>
-      <w:pPr>
-        <w:pBdr>
-          <w:top w:val="nil"/>
-          <w:left w:val="nil"/>
-          <w:bottom w:val="nil"/>
-          <w:right w:val="nil"/>
-          <w:between w:val="nil"/>
-        </w:pBdr>
-        <w:rPr>
-          <w:rFonts w:ascii="Arial" w:eastAsia="Calibri" w:hAnsi="Arial" w:cs="Arial"/>
-          <w:color w:val="000000"/>
-          <w:sz w:val="20"/>
-          <w:szCs w:val="20"/>
-        </w:rPr>
-      </w:pPr>
-      <w:r>
-        <w:rPr>
-          <w:rFonts w:ascii="Arial" w:eastAsia="Calibri" w:hAnsi="Arial" w:cs="Arial"/>
           <w:bCs/>
           <w:color w:val="000000"/>
           <w:sz w:val="20"/>
@@ -314,7 +298,25 @@
           <w:sz w:val="20"/>
           <w:szCs w:val="20"/>
         </w:rPr>
-        <w:t>native) | Spanish (B1, DELE 2021)</w:t>
+        <w:t>native)</w:t>
+      </w:r>
+      <w:r>
+        <w:rPr>
+          <w:rFonts w:ascii="Arial" w:eastAsia="Calibri" w:hAnsi="Arial" w:cs="Arial"/>
+          <w:color w:val="000000"/>
+          <w:sz w:val="20"/>
+          <w:szCs w:val="20"/>
+        </w:rPr>
+        <w:t>,</w:t>
+      </w:r>
+      <w:r>
+        <w:rPr>
+          <w:rFonts w:ascii="Arial" w:eastAsia="Calibri" w:hAnsi="Arial" w:cs="Arial"/>
+          <w:color w:val="000000"/>
+          <w:sz w:val="20"/>
+          <w:szCs w:val="20"/>
+        </w:rPr>
+        <w:t xml:space="preserve"> Spanish (B1 DELE 2021)</w:t>
       </w:r>
     </w:p>
     <w:p>
@@ -363,95 +365,6 @@
           <w:szCs w:val="22"/>
         </w:rPr>
         <w:t>EXPERIENCE</w:t>
-      </w:r>
-    </w:p>
-    <w:p>
-      <w:pPr>
-        <w:pBdr>
-          <w:top w:val="nil"/>
-          <w:left w:val="nil"/>
-          <w:bottom w:val="nil"/>
-          <w:right w:val="nil"/>
-          <w:between w:val="nil"/>
-        </w:pBdr>
-        <w:spacing w:before="120"/>
-        <w:rPr>
-          <w:rFonts w:ascii="Arial" w:eastAsia="Calibri" w:hAnsi="Arial" w:cs="Arial"/>
-          <w:b/>
-          <w:color w:val="000000"/>
-          <w:sz w:val="20"/>
-          <w:szCs w:val="20"/>
-        </w:rPr>
-      </w:pPr>
-      <w:r>
-        <w:rPr>
-          <w:rFonts w:ascii="Arial" w:eastAsia="Calibri" w:hAnsi="Arial" w:cs="Arial"/>
-          <w:b/>
-          <w:color w:val="000000"/>
-          <w:sz w:val="20"/>
-          <w:szCs w:val="20"/>
-        </w:rPr>
-        <w:t xml:space="preserve">Computer </w:t>
-      </w:r>
-      <w:r>
-        <w:rPr>
-          <w:rFonts w:ascii="Arial" w:eastAsia="Calibri" w:hAnsi="Arial" w:cs="Arial"/>
-          <w:b/>
-          <w:color w:val="000000"/>
-          <w:sz w:val="20"/>
-          <w:szCs w:val="20"/>
-        </w:rPr>
-        <w:t>S</w:t>
-      </w:r>
-      <w:r>
-        <w:rPr>
-          <w:rFonts w:ascii="Arial" w:eastAsia="Calibri" w:hAnsi="Arial" w:cs="Arial"/>
-          <w:b/>
-          <w:color w:val="000000"/>
-          <w:sz w:val="20"/>
-          <w:szCs w:val="20"/>
-        </w:rPr>
-        <w:t>cience</w:t>
-      </w:r>
-      <w:r>
-        <w:rPr>
-          <w:rFonts w:ascii="Arial" w:eastAsia="Calibri" w:hAnsi="Arial" w:cs="Arial"/>
-          <w:b/>
-          <w:color w:val="000000"/>
-          <w:sz w:val="20"/>
-          <w:szCs w:val="20"/>
-        </w:rPr>
-        <w:t xml:space="preserve"> and Programming</w:t>
-      </w:r>
-      <w:r>
-        <w:rPr>
-          <w:rFonts w:ascii="Arial" w:eastAsia="Calibri" w:hAnsi="Arial" w:cs="Arial"/>
-          <w:b/>
-          <w:color w:val="000000"/>
-          <w:sz w:val="20"/>
-          <w:szCs w:val="20"/>
-        </w:rPr>
-        <w:t xml:space="preserve"> </w:t>
-      </w:r>
-      <w:r>
-        <w:rPr>
-          <w:rFonts w:ascii="Arial" w:eastAsia="Calibri" w:hAnsi="Arial" w:cs="Arial"/>
-          <w:b/>
-          <w:color w:val="000000"/>
-          <w:sz w:val="20"/>
-          <w:szCs w:val="20"/>
-        </w:rPr>
-        <w:t>T</w:t>
-      </w:r>
-      <w:r>
-        <w:rPr>
-          <w:rFonts w:ascii="Arial" w:eastAsia="Calibri" w:hAnsi="Arial" w:cs="Arial"/>
-          <w:b/>
-          <w:color w:val="000000"/>
-          <w:sz w:val="20"/>
-          <w:szCs w:val="20"/>
-        </w:rPr>
-        <w:t>utor</w:t>
       </w:r>
     </w:p>
     <w:p>
@@ -466,22 +379,137 @@
         <w:tabs>
           <w:tab w:val="right" w:leader="dot" w:pos="11340"/>
         </w:tabs>
-        <w:rPr>
-          <w:rFonts w:ascii="Arial" w:eastAsia="Calibri" w:hAnsi="Arial" w:cs="Arial"/>
-          <w:b/>
-          <w:color w:val="000000"/>
-          <w:sz w:val="20"/>
-          <w:szCs w:val="20"/>
-        </w:rPr>
-      </w:pPr>
-      <w:r>
-        <w:rPr>
-          <w:rFonts w:ascii="Arial" w:eastAsia="Calibri" w:hAnsi="Arial" w:cs="Arial"/>
+        <w:spacing w:before="120"/>
+        <w:rPr>
+          <w:rFonts w:ascii="Arial" w:eastAsia="Calibri" w:hAnsi="Arial" w:cs="Arial"/>
+          <w:b/>
+          <w:color w:val="000000"/>
+          <w:sz w:val="20"/>
+          <w:szCs w:val="20"/>
+        </w:rPr>
+      </w:pPr>
+      <w:r>
+        <w:rPr>
+          <w:rFonts w:ascii="Arial" w:eastAsia="Calibri" w:hAnsi="Arial" w:cs="Arial"/>
+          <w:b/>
+          <w:color w:val="000000"/>
+          <w:sz w:val="20"/>
+          <w:szCs w:val="20"/>
+        </w:rPr>
+        <w:t xml:space="preserve">Computer </w:t>
+      </w:r>
+      <w:r>
+        <w:rPr>
+          <w:rFonts w:ascii="Arial" w:eastAsia="Calibri" w:hAnsi="Arial" w:cs="Arial"/>
+          <w:b/>
+          <w:color w:val="000000"/>
+          <w:sz w:val="20"/>
+          <w:szCs w:val="20"/>
+        </w:rPr>
+        <w:t>S</w:t>
+      </w:r>
+      <w:r>
+        <w:rPr>
+          <w:rFonts w:ascii="Arial" w:eastAsia="Calibri" w:hAnsi="Arial" w:cs="Arial"/>
+          <w:b/>
+          <w:color w:val="000000"/>
+          <w:sz w:val="20"/>
+          <w:szCs w:val="20"/>
+        </w:rPr>
+        <w:t>cience</w:t>
+      </w:r>
+      <w:r>
+        <w:rPr>
+          <w:rFonts w:ascii="Arial" w:eastAsia="Calibri" w:hAnsi="Arial" w:cs="Arial"/>
+          <w:b/>
+          <w:color w:val="000000"/>
+          <w:sz w:val="20"/>
+          <w:szCs w:val="20"/>
+        </w:rPr>
+        <w:t xml:space="preserve"> and Programming</w:t>
+      </w:r>
+      <w:r>
+        <w:rPr>
+          <w:rFonts w:ascii="Arial" w:eastAsia="Calibri" w:hAnsi="Arial" w:cs="Arial"/>
+          <w:b/>
+          <w:color w:val="000000"/>
+          <w:sz w:val="20"/>
+          <w:szCs w:val="20"/>
+        </w:rPr>
+        <w:t xml:space="preserve"> </w:t>
+      </w:r>
+      <w:r>
+        <w:rPr>
+          <w:rFonts w:ascii="Arial" w:eastAsia="Calibri" w:hAnsi="Arial" w:cs="Arial"/>
+          <w:b/>
+          <w:color w:val="000000"/>
+          <w:sz w:val="20"/>
+          <w:szCs w:val="20"/>
+        </w:rPr>
+        <w:t>T</w:t>
+      </w:r>
+      <w:r>
+        <w:rPr>
+          <w:rFonts w:ascii="Arial" w:eastAsia="Calibri" w:hAnsi="Arial" w:cs="Arial"/>
+          <w:b/>
+          <w:color w:val="000000"/>
+          <w:sz w:val="20"/>
+          <w:szCs w:val="20"/>
+        </w:rPr>
+        <w:t>utor</w:t>
+      </w:r>
+      <w:r>
+        <w:rPr>
+          <w:rFonts w:ascii="Arial" w:eastAsia="Calibri" w:hAnsi="Arial" w:cs="Arial"/>
+          <w:b/>
+          <w:color w:val="000000"/>
+          <w:sz w:val="20"/>
+          <w:szCs w:val="20"/>
+        </w:rPr>
+        <w:t xml:space="preserve"> </w:t>
+      </w:r>
+      <w:r>
+        <w:rPr>
+          <w:rFonts w:ascii="Arial" w:eastAsia="Calibri" w:hAnsi="Arial" w:cs="Arial"/>
+          <w:b/>
+          <w:color w:val="000000"/>
+          <w:sz w:val="20"/>
+          <w:szCs w:val="20"/>
+        </w:rPr>
+        <w:t>/</w:t>
+      </w:r>
+      <w:r>
+        <w:rPr>
+          <w:rFonts w:ascii="Arial" w:eastAsia="Calibri" w:hAnsi="Arial" w:cs="Arial"/>
+          <w:b/>
+          <w:bCs/>
+          <w:color w:val="000000"/>
+          <w:sz w:val="20"/>
+          <w:szCs w:val="20"/>
+        </w:rPr>
+        <w:t xml:space="preserve"> </w:t>
+      </w:r>
+      <w:r>
+        <w:rPr>
+          <w:rFonts w:ascii="Arial" w:eastAsia="Calibri" w:hAnsi="Arial" w:cs="Arial"/>
+          <w:b/>
+          <w:bCs/>
           <w:color w:val="000000"/>
           <w:sz w:val="20"/>
           <w:szCs w:val="20"/>
         </w:rPr>
         <w:t>Self-employed</w:t>
+      </w:r>
+      <w:r>
+        <w:rPr>
+          <w:rFonts w:ascii="Arial" w:eastAsia="Calibri" w:hAnsi="Arial" w:cs="Arial"/>
+          <w:b/>
+          <w:bCs/>
+          <w:color w:val="000000"/>
+          <w:sz w:val="20"/>
+          <w:szCs w:val="20"/>
+        </w:rPr>
+        <w:t>, Remote</w:t>
       </w:r>
       <w:r>
         <w:rPr>
@@ -613,7 +641,7 @@
         </w:rPr>
         <w:t xml:space="preserve"> on </w:t>
       </w:r>
-      <w:hyperlink r:id="rId9" w:history="1">
+      <w:hyperlink r:id="rId11" w:history="1">
         <w:r>
           <w:rPr>
             <w:rStyle w:val="Hyperlink"/>
@@ -704,26 +732,78 @@
         <w:tabs>
           <w:tab w:val="right" w:leader="dot" w:pos="11340"/>
         </w:tabs>
-        <w:rPr>
-          <w:rFonts w:ascii="Arial" w:eastAsia="Calibri" w:hAnsi="Arial" w:cs="Arial"/>
-          <w:b/>
-          <w:color w:val="000000"/>
-          <w:sz w:val="20"/>
-          <w:szCs w:val="20"/>
-        </w:rPr>
-      </w:pPr>
-      <w:r>
-        <w:rPr>
-          <w:rFonts w:ascii="Arial" w:eastAsia="Calibri" w:hAnsi="Arial" w:cs="Arial"/>
-          <w:color w:val="000000"/>
-          <w:sz w:val="20"/>
-          <w:szCs w:val="20"/>
-        </w:rPr>
-        <w:t>University of Edinburgh</w:t>
-      </w:r>
-      <w:r>
-        <w:rPr>
-          <w:rFonts w:ascii="Arial" w:eastAsia="Calibri" w:hAnsi="Arial" w:cs="Arial"/>
+        <w:spacing w:before="120"/>
+        <w:rPr>
+          <w:rFonts w:ascii="Arial" w:eastAsia="Calibri" w:hAnsi="Arial" w:cs="Arial"/>
+          <w:color w:val="000000"/>
+          <w:sz w:val="20"/>
+          <w:szCs w:val="20"/>
+        </w:rPr>
+      </w:pPr>
+      <w:r>
+        <w:rPr>
+          <w:rFonts w:ascii="Arial" w:eastAsia="Calibri" w:hAnsi="Arial" w:cs="Arial"/>
+          <w:b/>
+          <w:color w:val="000000"/>
+          <w:sz w:val="20"/>
+          <w:szCs w:val="20"/>
+        </w:rPr>
+        <w:t>Full Stack Developer</w:t>
+      </w:r>
+      <w:r>
+        <w:rPr>
+          <w:rFonts w:ascii="Arial" w:eastAsia="Calibri" w:hAnsi="Arial" w:cs="Arial"/>
+          <w:b/>
+          <w:color w:val="000000"/>
+          <w:sz w:val="20"/>
+          <w:szCs w:val="20"/>
+        </w:rPr>
+        <w:t xml:space="preserve"> </w:t>
+      </w:r>
+      <w:r>
+        <w:rPr>
+          <w:rFonts w:ascii="Arial" w:eastAsia="Calibri" w:hAnsi="Arial" w:cs="Arial"/>
+          <w:b/>
+          <w:color w:val="000000"/>
+          <w:sz w:val="20"/>
+          <w:szCs w:val="20"/>
+        </w:rPr>
+        <w:t>/</w:t>
+      </w:r>
+      <w:r>
+        <w:rPr>
+          <w:rFonts w:ascii="Arial" w:eastAsia="Calibri" w:hAnsi="Arial" w:cs="Arial"/>
+          <w:b/>
+          <w:color w:val="000000"/>
+          <w:sz w:val="20"/>
+          <w:szCs w:val="20"/>
+        </w:rPr>
+        <w:t xml:space="preserve"> </w:t>
+      </w:r>
+      <w:r>
+        <w:rPr>
+          <w:rFonts w:ascii="Arial" w:eastAsia="Calibri" w:hAnsi="Arial" w:cs="Arial"/>
+          <w:b/>
+          <w:color w:val="000000"/>
+          <w:sz w:val="20"/>
+          <w:szCs w:val="20"/>
+        </w:rPr>
+        <w:t>N-able</w:t>
+      </w:r>
+      <w:r>
+        <w:rPr>
+          <w:rFonts w:ascii="Arial" w:eastAsia="Calibri" w:hAnsi="Arial" w:cs="Arial"/>
+          <w:b/>
+          <w:color w:val="000000"/>
+          <w:sz w:val="20"/>
+          <w:szCs w:val="20"/>
+        </w:rPr>
+        <w:t>, Edinburgh</w:t>
+      </w:r>
+      <w:r>
+        <w:rPr>
+          <w:rFonts w:ascii="Arial" w:eastAsia="Calibri" w:hAnsi="Arial" w:cs="Arial"/>
+          <w:bCs/>
           <w:color w:val="000000"/>
           <w:sz w:val="20"/>
           <w:szCs w:val="20"/>
@@ -737,7 +817,15 @@
           <w:sz w:val="20"/>
           <w:szCs w:val="20"/>
         </w:rPr>
-        <w:t>2016-2018</w:t>
+        <w:t>2018</w:t>
+      </w:r>
+      <w:r>
+        <w:rPr>
+          <w:rFonts w:ascii="Arial" w:hAnsi="Arial" w:cs="Arial"/>
+          <w:sz w:val="20"/>
+          <w:szCs w:val="20"/>
+        </w:rPr>
+        <w:t xml:space="preserve"> </w:t>
       </w:r>
     </w:p>
     <w:p>
@@ -768,88 +856,61 @@
           <w:sz w:val="20"/>
           <w:szCs w:val="20"/>
         </w:rPr>
-        <w:t xml:space="preserve">Received </w:t>
-      </w:r>
-      <w:r>
-        <w:rPr>
-          <w:rFonts w:ascii="Arial" w:eastAsia="Calibri" w:hAnsi="Arial" w:cs="Arial"/>
-          <w:color w:val="000000"/>
-          <w:sz w:val="20"/>
-          <w:szCs w:val="20"/>
-        </w:rPr>
-        <w:t xml:space="preserve">an </w:t>
-      </w:r>
-      <w:r>
-        <w:rPr>
-          <w:rFonts w:ascii="Arial" w:eastAsia="Calibri" w:hAnsi="Arial" w:cs="Arial"/>
-          <w:color w:val="000000"/>
-          <w:sz w:val="20"/>
-          <w:szCs w:val="20"/>
-        </w:rPr>
-        <w:t>E</w:t>
-      </w:r>
-      <w:r>
-        <w:rPr>
-          <w:rFonts w:ascii="Arial" w:eastAsia="Calibri" w:hAnsi="Arial" w:cs="Arial"/>
-          <w:color w:val="000000"/>
-          <w:sz w:val="20"/>
-          <w:szCs w:val="20"/>
-        </w:rPr>
-        <w:t xml:space="preserve">dinburgh </w:t>
-      </w:r>
-      <w:r>
-        <w:rPr>
-          <w:rFonts w:ascii="Arial" w:eastAsia="Calibri" w:hAnsi="Arial" w:cs="Arial"/>
-          <w:color w:val="000000"/>
-          <w:sz w:val="20"/>
-          <w:szCs w:val="20"/>
-        </w:rPr>
-        <w:t>A</w:t>
-      </w:r>
-      <w:r>
-        <w:rPr>
-          <w:rFonts w:ascii="Arial" w:eastAsia="Calibri" w:hAnsi="Arial" w:cs="Arial"/>
-          <w:color w:val="000000"/>
-          <w:sz w:val="20"/>
-          <w:szCs w:val="20"/>
-        </w:rPr>
-        <w:t>ward for leading peer</w:t>
-      </w:r>
-      <w:r>
-        <w:rPr>
-          <w:rFonts w:ascii="Arial" w:eastAsia="Calibri" w:hAnsi="Arial" w:cs="Arial"/>
-          <w:color w:val="000000"/>
-          <w:sz w:val="20"/>
-          <w:szCs w:val="20"/>
-        </w:rPr>
-        <w:t>-</w:t>
-      </w:r>
-      <w:r>
-        <w:rPr>
-          <w:rFonts w:ascii="Arial" w:eastAsia="Calibri" w:hAnsi="Arial" w:cs="Arial"/>
-          <w:color w:val="000000"/>
-          <w:sz w:val="20"/>
-          <w:szCs w:val="20"/>
-        </w:rPr>
-        <w:t xml:space="preserve">assisted learning sessions for </w:t>
-      </w:r>
-      <w:r>
-        <w:rPr>
-          <w:rFonts w:ascii="Arial" w:eastAsia="Calibri" w:hAnsi="Arial" w:cs="Arial"/>
-          <w:color w:val="000000"/>
-          <w:sz w:val="20"/>
-          <w:szCs w:val="20"/>
-        </w:rPr>
-        <w:t>two</w:t>
-      </w:r>
-      <w:r>
-        <w:rPr>
-          <w:rFonts w:ascii="Arial" w:eastAsia="Calibri" w:hAnsi="Arial" w:cs="Arial"/>
-          <w:color w:val="000000"/>
-          <w:sz w:val="20"/>
-          <w:szCs w:val="20"/>
-        </w:rPr>
-        <w:t xml:space="preserve"> years and for recruiting, training and managing 12 more leaders</w:t>
+        <w:t>Front-end: upgraded plain JavaScript to Ext JS (a J</w:t>
+      </w:r>
+      <w:r>
+        <w:rPr>
+          <w:rFonts w:ascii="Arial" w:eastAsia="Calibri" w:hAnsi="Arial" w:cs="Arial"/>
+          <w:color w:val="000000"/>
+          <w:sz w:val="20"/>
+          <w:szCs w:val="20"/>
+        </w:rPr>
+        <w:t>ava</w:t>
+      </w:r>
+      <w:r>
+        <w:rPr>
+          <w:rFonts w:ascii="Arial" w:eastAsia="Calibri" w:hAnsi="Arial" w:cs="Arial"/>
+          <w:color w:val="000000"/>
+          <w:sz w:val="20"/>
+          <w:szCs w:val="20"/>
+        </w:rPr>
+        <w:t>S</w:t>
+      </w:r>
+      <w:r>
+        <w:rPr>
+          <w:rFonts w:ascii="Arial" w:eastAsia="Calibri" w:hAnsi="Arial" w:cs="Arial"/>
+          <w:color w:val="000000"/>
+          <w:sz w:val="20"/>
+          <w:szCs w:val="20"/>
+        </w:rPr>
+        <w:t>cript</w:t>
+      </w:r>
+      <w:r>
+        <w:rPr>
+          <w:rFonts w:ascii="Arial" w:eastAsia="Calibri" w:hAnsi="Arial" w:cs="Arial"/>
+          <w:color w:val="000000"/>
+          <w:sz w:val="20"/>
+          <w:szCs w:val="20"/>
+        </w:rPr>
+        <w:t xml:space="preserve"> </w:t>
+      </w:r>
+      <w:r>
+        <w:rPr>
+          <w:rFonts w:ascii="Arial" w:eastAsia="Calibri" w:hAnsi="Arial" w:cs="Arial"/>
+          <w:color w:val="000000"/>
+          <w:sz w:val="20"/>
+          <w:szCs w:val="20"/>
+        </w:rPr>
+        <w:t xml:space="preserve">application </w:t>
+      </w:r>
+      <w:r>
+        <w:rPr>
+          <w:rFonts w:ascii="Arial" w:eastAsia="Calibri" w:hAnsi="Arial" w:cs="Arial"/>
+          <w:color w:val="000000"/>
+          <w:sz w:val="20"/>
+          <w:szCs w:val="20"/>
+        </w:rPr>
+        <w:t>framework)</w:t>
       </w:r>
       <w:r>
         <w:rPr>
@@ -889,194 +950,25 @@
           <w:sz w:val="20"/>
           <w:szCs w:val="20"/>
         </w:rPr>
-        <w:t xml:space="preserve">Nominated </w:t>
-      </w:r>
-      <w:r>
-        <w:rPr>
-          <w:rFonts w:ascii="Arial" w:eastAsia="Calibri" w:hAnsi="Arial" w:cs="Arial"/>
-          <w:color w:val="000000"/>
-          <w:sz w:val="20"/>
-          <w:szCs w:val="20"/>
-        </w:rPr>
-        <w:t>three</w:t>
-      </w:r>
-      <w:r>
-        <w:rPr>
-          <w:rFonts w:ascii="Arial" w:eastAsia="Calibri" w:hAnsi="Arial" w:cs="Arial"/>
-          <w:color w:val="000000"/>
-          <w:sz w:val="20"/>
-          <w:szCs w:val="20"/>
-        </w:rPr>
-        <w:t xml:space="preserve"> times for</w:t>
-      </w:r>
-      <w:r>
-        <w:rPr>
-          <w:rFonts w:ascii="Arial" w:eastAsia="Calibri" w:hAnsi="Arial" w:cs="Arial"/>
-          <w:color w:val="000000"/>
-          <w:sz w:val="20"/>
-          <w:szCs w:val="20"/>
-        </w:rPr>
-        <w:t xml:space="preserve"> the</w:t>
-      </w:r>
-      <w:r>
-        <w:rPr>
-          <w:rFonts w:ascii="Arial" w:eastAsia="Calibri" w:hAnsi="Arial" w:cs="Arial"/>
-          <w:color w:val="000000"/>
-          <w:sz w:val="20"/>
-          <w:szCs w:val="20"/>
-        </w:rPr>
-        <w:t xml:space="preserve"> </w:t>
-      </w:r>
-      <w:r>
-        <w:rPr>
-          <w:rFonts w:ascii="Arial" w:eastAsia="Calibri" w:hAnsi="Arial" w:cs="Arial"/>
-          <w:color w:val="000000"/>
-          <w:sz w:val="20"/>
-          <w:szCs w:val="20"/>
-        </w:rPr>
-        <w:t>"</w:t>
-      </w:r>
-      <w:r>
-        <w:rPr>
-          <w:rFonts w:ascii="Arial" w:eastAsia="Calibri" w:hAnsi="Arial" w:cs="Arial"/>
-          <w:color w:val="000000"/>
-          <w:sz w:val="20"/>
-          <w:szCs w:val="20"/>
-        </w:rPr>
-        <w:t>Best Student Who Tutors Award</w:t>
-      </w:r>
-      <w:r>
-        <w:rPr>
-          <w:rFonts w:ascii="Arial" w:eastAsia="Calibri" w:hAnsi="Arial" w:cs="Arial"/>
-          <w:color w:val="000000"/>
-          <w:sz w:val="20"/>
-          <w:szCs w:val="20"/>
-        </w:rPr>
-        <w:t>"</w:t>
-      </w:r>
-      <w:r>
-        <w:rPr>
-          <w:rFonts w:ascii="Arial" w:eastAsia="Calibri" w:hAnsi="Arial" w:cs="Arial"/>
-          <w:color w:val="000000"/>
-          <w:sz w:val="20"/>
-          <w:szCs w:val="20"/>
-        </w:rPr>
-        <w:t xml:space="preserve"> </w:t>
-      </w:r>
-      <w:r>
-        <w:rPr>
-          <w:rFonts w:ascii="Arial" w:eastAsia="Calibri" w:hAnsi="Arial" w:cs="Arial"/>
-          <w:color w:val="000000"/>
-          <w:sz w:val="20"/>
-          <w:szCs w:val="20"/>
-        </w:rPr>
-        <w:t>while teaching 11 groups of up to 20 students across six</w:t>
-      </w:r>
-      <w:r>
-        <w:rPr>
-          <w:rFonts w:ascii="Arial" w:eastAsia="Calibri" w:hAnsi="Arial" w:cs="Arial"/>
-          <w:color w:val="000000"/>
-          <w:sz w:val="20"/>
-          <w:szCs w:val="20"/>
-        </w:rPr>
-        <w:t xml:space="preserve"> different</w:t>
-      </w:r>
-      <w:r>
-        <w:rPr>
-          <w:rFonts w:ascii="Arial" w:eastAsia="Calibri" w:hAnsi="Arial" w:cs="Arial"/>
-          <w:color w:val="000000"/>
-          <w:sz w:val="20"/>
-          <w:szCs w:val="20"/>
-        </w:rPr>
-        <w:t xml:space="preserve"> courses from the School of Informatics.</w:t>
-      </w:r>
-    </w:p>
-    <w:p>
-      <w:pPr>
-        <w:pBdr>
-          <w:top w:val="nil"/>
-          <w:left w:val="nil"/>
-          <w:bottom w:val="nil"/>
-          <w:right w:val="nil"/>
-          <w:between w:val="nil"/>
-        </w:pBdr>
-        <w:tabs>
-          <w:tab w:val="right" w:leader="dot" w:pos="11340"/>
-        </w:tabs>
-        <w:spacing w:before="120"/>
-        <w:rPr>
-          <w:rFonts w:ascii="Arial" w:eastAsia="Calibri" w:hAnsi="Arial" w:cs="Arial"/>
-          <w:color w:val="000000"/>
-          <w:sz w:val="20"/>
-          <w:szCs w:val="20"/>
-        </w:rPr>
-      </w:pPr>
-      <w:r>
-        <w:rPr>
-          <w:rFonts w:ascii="Arial" w:eastAsia="Calibri" w:hAnsi="Arial" w:cs="Arial"/>
-          <w:b/>
-          <w:color w:val="000000"/>
-          <w:sz w:val="20"/>
-          <w:szCs w:val="20"/>
-        </w:rPr>
-        <w:t>Full Stack Developer</w:t>
-      </w:r>
-      <w:r>
-        <w:rPr>
-          <w:rFonts w:ascii="Arial" w:eastAsia="Calibri" w:hAnsi="Arial" w:cs="Arial"/>
-          <w:b/>
-          <w:color w:val="000000"/>
-          <w:sz w:val="20"/>
-          <w:szCs w:val="20"/>
-        </w:rPr>
-        <w:t>,</w:t>
-      </w:r>
-      <w:r>
-        <w:rPr>
-          <w:rFonts w:ascii="Arial" w:eastAsia="Calibri" w:hAnsi="Arial" w:cs="Arial"/>
-          <w:b/>
-          <w:color w:val="000000"/>
-          <w:sz w:val="20"/>
-          <w:szCs w:val="20"/>
-        </w:rPr>
-        <w:t xml:space="preserve"> </w:t>
-      </w:r>
-      <w:r>
-        <w:rPr>
-          <w:rFonts w:ascii="Arial" w:eastAsia="Calibri" w:hAnsi="Arial" w:cs="Arial"/>
-          <w:b/>
-          <w:color w:val="000000"/>
-          <w:sz w:val="20"/>
-          <w:szCs w:val="20"/>
-        </w:rPr>
-        <w:t>N-able</w:t>
-      </w:r>
-      <w:r>
-        <w:rPr>
-          <w:rFonts w:ascii="Arial" w:eastAsia="Calibri" w:hAnsi="Arial" w:cs="Arial"/>
-          <w:b/>
-          <w:color w:val="000000"/>
-          <w:sz w:val="20"/>
-          <w:szCs w:val="20"/>
-        </w:rPr>
-        <w:tab/>
-      </w:r>
-      <w:r>
-        <w:rPr>
-          <w:rFonts w:ascii="Arial" w:eastAsia="Calibri" w:hAnsi="Arial" w:cs="Arial"/>
-          <w:color w:val="000000"/>
-          <w:sz w:val="20"/>
-          <w:szCs w:val="20"/>
-        </w:rPr>
-        <w:t>2018</w:t>
-      </w:r>
-      <w:r>
-        <w:rPr>
-          <w:rFonts w:ascii="Arial" w:hAnsi="Arial" w:cs="Arial"/>
-          <w:sz w:val="20"/>
-          <w:szCs w:val="20"/>
-        </w:rPr>
-        <w:t xml:space="preserve"> </w:t>
+        <w:t>Back-end: wrote a custom object-relational mapping (ORM) in PHP and SQL (MySQL)</w:t>
+      </w:r>
+      <w:r>
+        <w:rPr>
+          <w:rFonts w:ascii="Arial" w:eastAsia="Calibri" w:hAnsi="Arial" w:cs="Arial"/>
+          <w:color w:val="000000"/>
+          <w:sz w:val="20"/>
+          <w:szCs w:val="20"/>
+        </w:rPr>
+        <w:t xml:space="preserve"> to uncouple the domain logic from database layer, </w:t>
+      </w:r>
+      <w:r>
+        <w:rPr>
+          <w:rFonts w:ascii="Arial" w:eastAsia="Calibri" w:hAnsi="Arial" w:cs="Arial"/>
+          <w:color w:val="000000"/>
+          <w:sz w:val="20"/>
+          <w:szCs w:val="20"/>
+        </w:rPr>
+        <w:t>thus upgrading the procedural PHP to object-orientated PHP.</w:t>
       </w:r>
     </w:p>
     <w:p>
@@ -1107,38 +999,46 @@
           <w:sz w:val="20"/>
           <w:szCs w:val="20"/>
         </w:rPr>
-        <w:t>Front-end: upgraded plain JavaScript to Ext JS (a J</w:t>
-      </w:r>
-      <w:r>
-        <w:rPr>
-          <w:rFonts w:ascii="Arial" w:eastAsia="Calibri" w:hAnsi="Arial" w:cs="Arial"/>
-          <w:color w:val="000000"/>
-          <w:sz w:val="20"/>
-          <w:szCs w:val="20"/>
-        </w:rPr>
-        <w:t>ava</w:t>
-      </w:r>
-      <w:r>
-        <w:rPr>
-          <w:rFonts w:ascii="Arial" w:eastAsia="Calibri" w:hAnsi="Arial" w:cs="Arial"/>
-          <w:color w:val="000000"/>
-          <w:sz w:val="20"/>
-          <w:szCs w:val="20"/>
-        </w:rPr>
-        <w:t>S</w:t>
-      </w:r>
-      <w:r>
-        <w:rPr>
-          <w:rFonts w:ascii="Arial" w:eastAsia="Calibri" w:hAnsi="Arial" w:cs="Arial"/>
-          <w:color w:val="000000"/>
-          <w:sz w:val="20"/>
-          <w:szCs w:val="20"/>
-        </w:rPr>
-        <w:t>cript</w:t>
-      </w:r>
-      <w:r>
-        <w:rPr>
-          <w:rFonts w:ascii="Arial" w:eastAsia="Calibri" w:hAnsi="Arial" w:cs="Arial"/>
+        <w:t>Dev-ops/testing: configured Jasmine and PHPUnit within the large existing codebase in order to use test-driven development (TDD) throughout the upgrade process.</w:t>
+      </w:r>
+    </w:p>
+    <w:p>
+      <w:pPr>
+        <w:pBdr>
+          <w:top w:val="nil"/>
+          <w:left w:val="nil"/>
+          <w:bottom w:val="nil"/>
+          <w:right w:val="nil"/>
+          <w:between w:val="nil"/>
+        </w:pBdr>
+        <w:tabs>
+          <w:tab w:val="right" w:leader="dot" w:pos="11340"/>
+        </w:tabs>
+        <w:spacing w:before="120"/>
+        <w:rPr>
+          <w:rFonts w:ascii="Arial" w:eastAsia="Calibri" w:hAnsi="Arial" w:cs="Arial"/>
+          <w:b/>
+          <w:color w:val="000000"/>
+          <w:sz w:val="20"/>
+          <w:szCs w:val="20"/>
+        </w:rPr>
+      </w:pPr>
+      <w:r>
+        <w:rPr>
+          <w:rFonts w:ascii="Arial" w:eastAsia="Calibri" w:hAnsi="Arial" w:cs="Arial"/>
+          <w:b/>
+          <w:bCs/>
+          <w:color w:val="000000"/>
+          <w:sz w:val="20"/>
+          <w:szCs w:val="20"/>
+        </w:rPr>
+        <w:t>Informatics University Tutor</w:t>
+      </w:r>
+      <w:r>
+        <w:rPr>
+          <w:rFonts w:ascii="Arial" w:eastAsia="Calibri" w:hAnsi="Arial" w:cs="Arial"/>
+          <w:b/>
+          <w:bCs/>
           <w:color w:val="000000"/>
           <w:sz w:val="20"/>
           <w:szCs w:val="20"/>
@@ -1148,29 +1048,56 @@
       <w:r>
         <w:rPr>
           <w:rFonts w:ascii="Arial" w:eastAsia="Calibri" w:hAnsi="Arial" w:cs="Arial"/>
-          <w:color w:val="000000"/>
-          <w:sz w:val="20"/>
-          <w:szCs w:val="20"/>
-        </w:rPr>
-        <w:t xml:space="preserve">application </w:t>
-      </w:r>
-      <w:r>
-        <w:rPr>
-          <w:rFonts w:ascii="Arial" w:eastAsia="Calibri" w:hAnsi="Arial" w:cs="Arial"/>
-          <w:color w:val="000000"/>
-          <w:sz w:val="20"/>
-          <w:szCs w:val="20"/>
-        </w:rPr>
-        <w:t>framework)</w:t>
-      </w:r>
-      <w:r>
-        <w:rPr>
-          <w:rFonts w:ascii="Arial" w:eastAsia="Calibri" w:hAnsi="Arial" w:cs="Arial"/>
-          <w:color w:val="000000"/>
-          <w:sz w:val="20"/>
-          <w:szCs w:val="20"/>
-        </w:rPr>
-        <w:t>.</w:t>
+          <w:b/>
+          <w:bCs/>
+          <w:color w:val="000000"/>
+          <w:sz w:val="20"/>
+          <w:szCs w:val="20"/>
+        </w:rPr>
+        <w:t>/</w:t>
+      </w:r>
+      <w:r>
+        <w:rPr>
+          <w:rFonts w:ascii="Arial" w:eastAsia="Calibri" w:hAnsi="Arial" w:cs="Arial"/>
+          <w:b/>
+          <w:bCs/>
+          <w:color w:val="000000"/>
+          <w:sz w:val="20"/>
+          <w:szCs w:val="20"/>
+        </w:rPr>
+        <w:t xml:space="preserve"> </w:t>
+      </w:r>
+      <w:r>
+        <w:rPr>
+          <w:rFonts w:ascii="Arial" w:eastAsia="Calibri" w:hAnsi="Arial" w:cs="Arial"/>
+          <w:b/>
+          <w:bCs/>
+          <w:color w:val="000000"/>
+          <w:sz w:val="20"/>
+          <w:szCs w:val="20"/>
+        </w:rPr>
+        <w:t>University of Edinburgh</w:t>
+      </w:r>
+      <w:r>
+        <w:rPr>
+          <w:rFonts w:ascii="Arial" w:eastAsia="Calibri" w:hAnsi="Arial" w:cs="Arial"/>
+          <w:b/>
+          <w:bCs/>
+          <w:color w:val="000000"/>
+          <w:sz w:val="20"/>
+          <w:szCs w:val="20"/>
+        </w:rPr>
+        <w:t>, Edinburgh</w:t>
+      </w:r>
+      <w:r>
+        <w:rPr>
+          <w:rFonts w:ascii="Arial" w:eastAsia="Calibri" w:hAnsi="Arial" w:cs="Arial"/>
+          <w:color w:val="000000"/>
+          <w:sz w:val="20"/>
+          <w:szCs w:val="20"/>
+        </w:rPr>
+        <w:tab/>
+        <w:t>2016-2018</w:t>
       </w:r>
     </w:p>
     <w:p>
@@ -1201,61 +1128,7 @@
           <w:sz w:val="20"/>
           <w:szCs w:val="20"/>
         </w:rPr>
-        <w:t>Back-end: wrote a custom object-relational mapping (ORM) in PHP and SQL (MySQL)</w:t>
-      </w:r>
-      <w:r>
-        <w:rPr>
-          <w:rFonts w:ascii="Arial" w:eastAsia="Calibri" w:hAnsi="Arial" w:cs="Arial"/>
-          <w:color w:val="000000"/>
-          <w:sz w:val="20"/>
-          <w:szCs w:val="20"/>
-        </w:rPr>
-        <w:t xml:space="preserve"> to </w:t>
-      </w:r>
-      <w:r>
-        <w:rPr>
-          <w:rFonts w:ascii="Arial" w:eastAsia="Calibri" w:hAnsi="Arial" w:cs="Arial"/>
-          <w:color w:val="000000"/>
-          <w:sz w:val="20"/>
-          <w:szCs w:val="20"/>
-        </w:rPr>
-        <w:t>uncouple</w:t>
-      </w:r>
-      <w:r>
-        <w:rPr>
-          <w:rFonts w:ascii="Arial" w:eastAsia="Calibri" w:hAnsi="Arial" w:cs="Arial"/>
-          <w:color w:val="000000"/>
-          <w:sz w:val="20"/>
-          <w:szCs w:val="20"/>
-        </w:rPr>
-        <w:t xml:space="preserve"> the </w:t>
-      </w:r>
-      <w:r>
-        <w:rPr>
-          <w:rFonts w:ascii="Arial" w:eastAsia="Calibri" w:hAnsi="Arial" w:cs="Arial"/>
-          <w:color w:val="000000"/>
-          <w:sz w:val="20"/>
-          <w:szCs w:val="20"/>
-        </w:rPr>
-        <w:t>domain logic from database layer</w:t>
-      </w:r>
-      <w:r>
-        <w:rPr>
-          <w:rFonts w:ascii="Arial" w:eastAsia="Calibri" w:hAnsi="Arial" w:cs="Arial"/>
-          <w:color w:val="000000"/>
-          <w:sz w:val="20"/>
-          <w:szCs w:val="20"/>
-        </w:rPr>
-        <w:t xml:space="preserve">, </w:t>
-      </w:r>
-      <w:r>
-        <w:rPr>
-          <w:rFonts w:ascii="Arial" w:eastAsia="Calibri" w:hAnsi="Arial" w:cs="Arial"/>
-          <w:color w:val="000000"/>
-          <w:sz w:val="20"/>
-          <w:szCs w:val="20"/>
-        </w:rPr>
-        <w:t>thus upgrading the procedural PHP to object-orientated PHP.</w:t>
+        <w:t>Received an Edinburgh Award for leading peer-assisted learning sessions for two years and for recruiting, training and managing 12 more leaders.</w:t>
       </w:r>
     </w:p>
     <w:p>
@@ -1286,7 +1159,7 @@
           <w:sz w:val="20"/>
           <w:szCs w:val="20"/>
         </w:rPr>
-        <w:t>Dev-ops/testing: configured Jasmine and PHPUnit within the large existing codebase in order to use test-driven development (TDD) throughout the upgrade process.</w:t>
+        <w:t>Nominated three times for the "Best Student Who Tutors Award" while teaching 11 groups of up to 20 students across six different courses from the School of Informatics.</w:t>
       </w:r>
     </w:p>
     <w:p>
@@ -1366,6 +1239,36 @@
           <w:sz w:val="20"/>
           <w:szCs w:val="20"/>
         </w:rPr>
+        <w:t>Master of Informatics</w:t>
+      </w:r>
+      <w:r>
+        <w:rPr>
+          <w:rFonts w:ascii="Arial" w:eastAsia="Calibri" w:hAnsi="Arial" w:cs="Arial"/>
+          <w:b/>
+          <w:color w:val="000000"/>
+          <w:sz w:val="20"/>
+          <w:szCs w:val="20"/>
+        </w:rPr>
+        <w:t xml:space="preserve"> (MInf, CEng, CITP, CSci) /</w:t>
+      </w:r>
+      <w:r>
+        <w:rPr>
+          <w:rFonts w:ascii="Arial" w:eastAsia="Calibri" w:hAnsi="Arial" w:cs="Arial"/>
+          <w:b/>
+          <w:color w:val="000000"/>
+          <w:sz w:val="20"/>
+          <w:szCs w:val="20"/>
+        </w:rPr>
+        <w:t xml:space="preserve"> </w:t>
+      </w:r>
+      <w:r>
+        <w:rPr>
+          <w:rFonts w:ascii="Arial" w:eastAsia="Calibri" w:hAnsi="Arial" w:cs="Arial"/>
+          <w:b/>
+          <w:color w:val="000000"/>
+          <w:sz w:val="20"/>
+          <w:szCs w:val="20"/>
+        </w:rPr>
         <w:t>University of Edinburg</w:t>
       </w:r>
       <w:r>
@@ -1386,6 +1289,16 @@
           <w:sz w:val="20"/>
           <w:szCs w:val="20"/>
         </w:rPr>
+        <w:t>, Edinburgh</w:t>
+      </w:r>
+      <w:r>
+        <w:rPr>
+          <w:rFonts w:ascii="Arial" w:eastAsia="Calibri" w:hAnsi="Arial" w:cs="Arial"/>
+          <w:bCs/>
+          <w:color w:val="000000"/>
+          <w:sz w:val="20"/>
+          <w:szCs w:val="20"/>
+        </w:rPr>
         <w:tab/>
       </w:r>
       <w:r>
@@ -1411,6 +1324,11 @@
     </w:p>
     <w:p>
       <w:pPr>
+        <w:pStyle w:val="ListParagraph"/>
+        <w:numPr>
+          <w:ilvl w:val="0"/>
+          <w:numId w:val="6"/>
+        </w:numPr>
         <w:pBdr>
           <w:top w:val="nil"/>
           <w:left w:val="nil"/>
@@ -1434,17 +1352,7 @@
           <w:sz w:val="20"/>
           <w:szCs w:val="20"/>
         </w:rPr>
-        <w:t xml:space="preserve">Master of Informatics </w:t>
-      </w:r>
-      <w:r>
-        <w:rPr>
-          <w:rFonts w:ascii="Arial" w:eastAsia="Calibri" w:hAnsi="Arial" w:cs="Arial"/>
-          <w:bCs/>
-          <w:color w:val="000000"/>
-          <w:sz w:val="20"/>
-          <w:szCs w:val="20"/>
-        </w:rPr>
-        <w:t xml:space="preserve">| </w:t>
+        <w:t xml:space="preserve">Grade: </w:t>
       </w:r>
       <w:r>
         <w:rPr>
@@ -1455,86 +1363,6 @@
           <w:szCs w:val="20"/>
         </w:rPr>
         <w:t>First Class Honours (1st)</w:t>
-      </w:r>
-      <w:r>
-        <w:rPr>
-          <w:rFonts w:ascii="Arial" w:eastAsia="Calibri" w:hAnsi="Arial" w:cs="Arial"/>
-          <w:b/>
-          <w:color w:val="000000"/>
-          <w:sz w:val="20"/>
-          <w:szCs w:val="20"/>
-        </w:rPr>
-        <w:t xml:space="preserve"> | </w:t>
-      </w:r>
-      <w:r>
-        <w:rPr>
-          <w:rFonts w:ascii="Arial" w:eastAsia="Calibri" w:hAnsi="Arial" w:cs="Arial"/>
-          <w:bCs/>
-          <w:color w:val="000000"/>
-          <w:sz w:val="20"/>
-          <w:szCs w:val="20"/>
-        </w:rPr>
-        <w:t>MInf</w:t>
-      </w:r>
-      <w:r>
-        <w:rPr>
-          <w:rFonts w:ascii="Arial" w:eastAsia="Calibri" w:hAnsi="Arial" w:cs="Arial"/>
-          <w:bCs/>
-          <w:color w:val="000000"/>
-          <w:sz w:val="20"/>
-          <w:szCs w:val="20"/>
-        </w:rPr>
-        <w:t xml:space="preserve">, </w:t>
-      </w:r>
-      <w:r>
-        <w:rPr>
-          <w:rFonts w:ascii="Arial" w:eastAsia="Calibri" w:hAnsi="Arial" w:cs="Arial"/>
-          <w:bCs/>
-          <w:color w:val="000000"/>
-          <w:sz w:val="20"/>
-          <w:szCs w:val="20"/>
-        </w:rPr>
-        <w:t>CEng</w:t>
-      </w:r>
-      <w:r>
-        <w:rPr>
-          <w:rFonts w:ascii="Arial" w:eastAsia="Calibri" w:hAnsi="Arial" w:cs="Arial"/>
-          <w:bCs/>
-          <w:color w:val="000000"/>
-          <w:sz w:val="20"/>
-          <w:szCs w:val="20"/>
-        </w:rPr>
-        <w:t xml:space="preserve">, </w:t>
-      </w:r>
-      <w:r>
-        <w:rPr>
-          <w:rFonts w:ascii="Arial" w:eastAsia="Calibri" w:hAnsi="Arial" w:cs="Arial"/>
-          <w:bCs/>
-          <w:color w:val="000000"/>
-          <w:sz w:val="20"/>
-          <w:szCs w:val="20"/>
-        </w:rPr>
-        <w:t>CITP</w:t>
-      </w:r>
-      <w:r>
-        <w:rPr>
-          <w:rFonts w:ascii="Arial" w:eastAsia="Calibri" w:hAnsi="Arial" w:cs="Arial"/>
-          <w:bCs/>
-          <w:color w:val="000000"/>
-          <w:sz w:val="20"/>
-          <w:szCs w:val="20"/>
-        </w:rPr>
-        <w:t xml:space="preserve">, </w:t>
-      </w:r>
-      <w:r>
-        <w:rPr>
-          <w:rFonts w:ascii="Arial" w:eastAsia="Calibri" w:hAnsi="Arial" w:cs="Arial"/>
-          <w:bCs/>
-          <w:color w:val="000000"/>
-          <w:sz w:val="20"/>
-          <w:szCs w:val="20"/>
-        </w:rPr>
-        <w:t>CSci</w:t>
       </w:r>
     </w:p>
     <w:p>
@@ -1876,7 +1704,117 @@
           <w:sz w:val="20"/>
           <w:szCs w:val="20"/>
         </w:rPr>
-        <w:t>Data and Analysis (99%) | Elements of Programming Languages (98%) | Object-Oriented Programming (97%)</w:t>
+        <w:t>Data and Analysis (99%)</w:t>
+      </w:r>
+      <w:r>
+        <w:rPr>
+          <w:rFonts w:ascii="Arial" w:eastAsia="Calibri" w:hAnsi="Arial" w:cs="Arial"/>
+          <w:bCs/>
+          <w:color w:val="000000"/>
+          <w:sz w:val="20"/>
+          <w:szCs w:val="20"/>
+        </w:rPr>
+        <w:t>,</w:t>
+      </w:r>
+      <w:r>
+        <w:rPr>
+          <w:rFonts w:ascii="Arial" w:eastAsia="Calibri" w:hAnsi="Arial" w:cs="Arial"/>
+          <w:bCs/>
+          <w:color w:val="000000"/>
+          <w:sz w:val="20"/>
+          <w:szCs w:val="20"/>
+        </w:rPr>
+        <w:t xml:space="preserve"> Elements of Programming Languages (98%)</w:t>
+      </w:r>
+      <w:r>
+        <w:rPr>
+          <w:rFonts w:ascii="Arial" w:eastAsia="Calibri" w:hAnsi="Arial" w:cs="Arial"/>
+          <w:bCs/>
+          <w:color w:val="000000"/>
+          <w:sz w:val="20"/>
+          <w:szCs w:val="20"/>
+        </w:rPr>
+        <w:t>,</w:t>
+      </w:r>
+      <w:r>
+        <w:rPr>
+          <w:rFonts w:ascii="Arial" w:eastAsia="Calibri" w:hAnsi="Arial" w:cs="Arial"/>
+          <w:bCs/>
+          <w:color w:val="000000"/>
+          <w:sz w:val="20"/>
+          <w:szCs w:val="20"/>
+        </w:rPr>
+        <w:t xml:space="preserve"> Object-Oriented Programming (97%)</w:t>
+      </w:r>
+      <w:r>
+        <w:rPr>
+          <w:rFonts w:ascii="Arial" w:eastAsia="Calibri" w:hAnsi="Arial" w:cs="Arial"/>
+          <w:bCs/>
+          <w:color w:val="000000"/>
+          <w:sz w:val="20"/>
+          <w:szCs w:val="20"/>
+        </w:rPr>
+        <w:t xml:space="preserve">, </w:t>
+      </w:r>
+      <w:r>
+        <w:rPr>
+          <w:rFonts w:ascii="Arial" w:eastAsia="Calibri" w:hAnsi="Arial" w:cs="Arial"/>
+          <w:bCs/>
+          <w:color w:val="000000"/>
+          <w:sz w:val="20"/>
+          <w:szCs w:val="20"/>
+        </w:rPr>
+        <w:t>Computer Security (92%)</w:t>
+      </w:r>
+      <w:r>
+        <w:rPr>
+          <w:rFonts w:ascii="Arial" w:eastAsia="Calibri" w:hAnsi="Arial" w:cs="Arial"/>
+          <w:bCs/>
+          <w:color w:val="000000"/>
+          <w:sz w:val="20"/>
+          <w:szCs w:val="20"/>
+        </w:rPr>
+        <w:t>,</w:t>
+      </w:r>
+      <w:r>
+        <w:rPr>
+          <w:rFonts w:ascii="Arial" w:eastAsia="Calibri" w:hAnsi="Arial" w:cs="Arial"/>
+          <w:bCs/>
+          <w:color w:val="000000"/>
+          <w:sz w:val="20"/>
+          <w:szCs w:val="20"/>
+        </w:rPr>
+        <w:t xml:space="preserve"> Computer Communication and Networking (90%)</w:t>
+      </w:r>
+      <w:r>
+        <w:rPr>
+          <w:rFonts w:ascii="Arial" w:eastAsia="Calibri" w:hAnsi="Arial" w:cs="Arial"/>
+          <w:bCs/>
+          <w:color w:val="000000"/>
+          <w:sz w:val="20"/>
+          <w:szCs w:val="20"/>
+        </w:rPr>
+        <w:t>,</w:t>
+      </w:r>
+      <w:r>
+        <w:rPr>
+          <w:rFonts w:ascii="Arial" w:eastAsia="Calibri" w:hAnsi="Arial" w:cs="Arial"/>
+          <w:bCs/>
+          <w:color w:val="000000"/>
+          <w:sz w:val="20"/>
+          <w:szCs w:val="20"/>
+        </w:rPr>
+        <w:t xml:space="preserve"> Computer Systems (90%)</w:t>
+      </w:r>
+      <w:r>
+        <w:rPr>
+          <w:rFonts w:ascii="Arial" w:eastAsia="Calibri" w:hAnsi="Arial" w:cs="Arial"/>
+          <w:bCs/>
+          <w:color w:val="000000"/>
+          <w:sz w:val="20"/>
+          <w:szCs w:val="20"/>
+        </w:rPr>
+        <w:t xml:space="preserve">, </w:t>
       </w:r>
     </w:p>
     <w:p>
@@ -1905,7 +1843,128 @@
           <w:sz w:val="20"/>
           <w:szCs w:val="20"/>
         </w:rPr>
-        <w:t>Computer Security (92%) | Computer Communication and Networking (90%) | Computer Systems (90%)</w:t>
+        <w:t>Algorithms Data Structures and Learning (86%)</w:t>
+      </w:r>
+      <w:r>
+        <w:rPr>
+          <w:rFonts w:ascii="Arial" w:eastAsia="Calibri" w:hAnsi="Arial" w:cs="Arial"/>
+          <w:bCs/>
+          <w:color w:val="000000"/>
+          <w:sz w:val="20"/>
+          <w:szCs w:val="20"/>
+        </w:rPr>
+        <w:t>,</w:t>
+      </w:r>
+      <w:r>
+        <w:rPr>
+          <w:rFonts w:ascii="Arial" w:eastAsia="Calibri" w:hAnsi="Arial" w:cs="Arial"/>
+          <w:bCs/>
+          <w:color w:val="000000"/>
+          <w:sz w:val="20"/>
+          <w:szCs w:val="20"/>
+        </w:rPr>
+        <w:t xml:space="preserve"> Software Engineering (83%)</w:t>
+      </w:r>
+    </w:p>
+    <w:p>
+      <w:pPr>
+        <w:pBdr>
+          <w:top w:val="nil"/>
+          <w:left w:val="nil"/>
+          <w:bottom w:val="single" w:sz="4" w:space="1" w:color="000000"/>
+          <w:right w:val="nil"/>
+          <w:between w:val="nil"/>
+        </w:pBdr>
+        <w:rPr>
+          <w:rFonts w:ascii="Arial" w:eastAsia="Calibri" w:hAnsi="Arial" w:cs="Arial"/>
+          <w:b/>
+          <w:smallCaps/>
+          <w:color w:val="000000"/>
+          <w:sz w:val="20"/>
+          <w:szCs w:val="20"/>
+        </w:rPr>
+      </w:pPr>
+    </w:p>
+    <w:p>
+      <w:pPr>
+        <w:pBdr>
+          <w:top w:val="nil"/>
+          <w:left w:val="nil"/>
+          <w:bottom w:val="nil"/>
+          <w:right w:val="nil"/>
+          <w:between w:val="nil"/>
+        </w:pBdr>
+        <w:spacing w:before="120"/>
+        <w:rPr>
+          <w:rFonts w:ascii="Arial" w:eastAsia="Calibri" w:hAnsi="Arial" w:cs="Arial"/>
+          <w:b/>
+          <w:color w:val="000000"/>
+          <w:sz w:val="22"/>
+          <w:szCs w:val="22"/>
+        </w:rPr>
+      </w:pPr>
+      <w:r>
+        <w:rPr>
+          <w:rFonts w:ascii="Arial" w:eastAsia="Calibri" w:hAnsi="Arial" w:cs="Arial"/>
+          <w:b/>
+          <w:color w:val="000000"/>
+          <w:sz w:val="22"/>
+          <w:szCs w:val="22"/>
+        </w:rPr>
+        <w:t>SKILLS</w:t>
+      </w:r>
+    </w:p>
+    <w:p>
+      <w:pPr>
+        <w:pBdr>
+          <w:top w:val="nil"/>
+          <w:left w:val="nil"/>
+          <w:bottom w:val="nil"/>
+          <w:right w:val="nil"/>
+          <w:between w:val="nil"/>
+        </w:pBdr>
+        <w:spacing w:before="120"/>
+        <w:rPr>
+          <w:rFonts w:ascii="Arial" w:eastAsia="Calibri" w:hAnsi="Arial" w:cs="Arial"/>
+          <w:b/>
+          <w:bCs/>
+          <w:color w:val="000000"/>
+          <w:sz w:val="20"/>
+          <w:szCs w:val="20"/>
+        </w:rPr>
+      </w:pPr>
+      <w:r>
+        <w:rPr>
+          <w:rFonts w:ascii="Arial" w:eastAsia="Calibri" w:hAnsi="Arial" w:cs="Arial"/>
+          <w:b/>
+          <w:bCs/>
+          <w:color w:val="000000"/>
+          <w:sz w:val="20"/>
+          <w:szCs w:val="20"/>
+        </w:rPr>
+        <w:t>Main</w:t>
+      </w:r>
+      <w:r>
+        <w:rPr>
+          <w:rFonts w:ascii="Arial" w:eastAsia="Calibri" w:hAnsi="Arial" w:cs="Arial"/>
+          <w:b/>
+          <w:bCs/>
+          <w:color w:val="000000"/>
+          <w:sz w:val="20"/>
+          <w:szCs w:val="20"/>
+        </w:rPr>
+        <w:t xml:space="preserve"> languages (and frameworks) in order of proficiency</w:t>
+      </w:r>
+      <w:r>
+        <w:rPr>
+          <w:rFonts w:ascii="Arial" w:eastAsia="Calibri" w:hAnsi="Arial" w:cs="Arial"/>
+          <w:b/>
+          <w:bCs/>
+          <w:color w:val="000000"/>
+          <w:sz w:val="20"/>
+          <w:szCs w:val="20"/>
+        </w:rPr>
+        <w:t>:</w:t>
       </w:r>
     </w:p>
     <w:p>
@@ -1920,41 +1979,130 @@
         <w:jc w:val="center"/>
         <w:rPr>
           <w:rFonts w:ascii="Arial" w:eastAsia="Calibri" w:hAnsi="Arial" w:cs="Arial"/>
-          <w:bCs/>
-          <w:color w:val="000000"/>
-          <w:sz w:val="20"/>
-          <w:szCs w:val="20"/>
-        </w:rPr>
-      </w:pPr>
-      <w:r>
-        <w:rPr>
-          <w:rFonts w:ascii="Arial" w:eastAsia="Calibri" w:hAnsi="Arial" w:cs="Arial"/>
-          <w:bCs/>
-          <w:color w:val="000000"/>
-          <w:sz w:val="20"/>
-          <w:szCs w:val="20"/>
-        </w:rPr>
-        <w:t>Algorithms, Data Structures and Learning (86%) | Software Engineering (83%)</w:t>
-      </w:r>
-    </w:p>
-    <w:p>
-      <w:pPr>
-        <w:pBdr>
-          <w:top w:val="nil"/>
-          <w:left w:val="nil"/>
-          <w:bottom w:val="single" w:sz="4" w:space="1" w:color="000000"/>
-          <w:right w:val="nil"/>
-          <w:between w:val="nil"/>
-        </w:pBdr>
-        <w:rPr>
-          <w:rFonts w:ascii="Arial" w:eastAsia="Calibri" w:hAnsi="Arial" w:cs="Arial"/>
-          <w:b/>
-          <w:smallCaps/>
-          <w:color w:val="000000"/>
-          <w:sz w:val="20"/>
-          <w:szCs w:val="20"/>
-        </w:rPr>
-      </w:pPr>
+          <w:b/>
+          <w:bCs/>
+          <w:color w:val="000000"/>
+          <w:sz w:val="20"/>
+          <w:szCs w:val="20"/>
+        </w:rPr>
+      </w:pPr>
+      <w:r>
+        <w:rPr>
+          <w:rFonts w:ascii="Arial" w:eastAsia="Calibri" w:hAnsi="Arial" w:cs="Arial"/>
+          <w:color w:val="000000"/>
+          <w:sz w:val="20"/>
+          <w:szCs w:val="20"/>
+        </w:rPr>
+        <w:t>Python (Django)</w:t>
+      </w:r>
+      <w:r>
+        <w:rPr>
+          <w:rFonts w:ascii="Arial" w:eastAsia="Calibri" w:hAnsi="Arial" w:cs="Arial"/>
+          <w:color w:val="000000"/>
+          <w:sz w:val="20"/>
+          <w:szCs w:val="20"/>
+        </w:rPr>
+        <w:t>,</w:t>
+      </w:r>
+      <w:r>
+        <w:rPr>
+          <w:rFonts w:ascii="Arial" w:eastAsia="Calibri" w:hAnsi="Arial" w:cs="Arial"/>
+          <w:color w:val="000000"/>
+          <w:sz w:val="20"/>
+          <w:szCs w:val="20"/>
+        </w:rPr>
+        <w:t xml:space="preserve"> PHP</w:t>
+      </w:r>
+      <w:r>
+        <w:rPr>
+          <w:rFonts w:ascii="Arial" w:eastAsia="Calibri" w:hAnsi="Arial" w:cs="Arial"/>
+          <w:color w:val="000000"/>
+          <w:sz w:val="20"/>
+          <w:szCs w:val="20"/>
+        </w:rPr>
+        <w:t>,</w:t>
+      </w:r>
+      <w:r>
+        <w:rPr>
+          <w:rFonts w:ascii="Arial" w:eastAsia="Calibri" w:hAnsi="Arial" w:cs="Arial"/>
+          <w:color w:val="000000"/>
+          <w:sz w:val="20"/>
+          <w:szCs w:val="20"/>
+        </w:rPr>
+        <w:t xml:space="preserve"> Java</w:t>
+      </w:r>
+      <w:r>
+        <w:rPr>
+          <w:rFonts w:ascii="Arial" w:eastAsia="Calibri" w:hAnsi="Arial" w:cs="Arial"/>
+          <w:color w:val="000000"/>
+          <w:sz w:val="20"/>
+          <w:szCs w:val="20"/>
+        </w:rPr>
+        <w:t>,</w:t>
+      </w:r>
+      <w:r>
+        <w:rPr>
+          <w:rFonts w:ascii="Arial" w:eastAsia="Calibri" w:hAnsi="Arial" w:cs="Arial"/>
+          <w:color w:val="000000"/>
+          <w:sz w:val="20"/>
+          <w:szCs w:val="20"/>
+        </w:rPr>
+        <w:t xml:space="preserve"> SQL</w:t>
+      </w:r>
+      <w:r>
+        <w:rPr>
+          <w:rFonts w:ascii="Arial" w:eastAsia="Calibri" w:hAnsi="Arial" w:cs="Arial"/>
+          <w:color w:val="000000"/>
+          <w:sz w:val="20"/>
+          <w:szCs w:val="20"/>
+        </w:rPr>
+        <w:t>,</w:t>
+      </w:r>
+      <w:r>
+        <w:rPr>
+          <w:rFonts w:ascii="Arial" w:eastAsia="Calibri" w:hAnsi="Arial" w:cs="Arial"/>
+          <w:color w:val="000000"/>
+          <w:sz w:val="20"/>
+          <w:szCs w:val="20"/>
+        </w:rPr>
+        <w:t xml:space="preserve"> HTML/CSS (Bootstrap)</w:t>
+      </w:r>
+      <w:r>
+        <w:rPr>
+          <w:rFonts w:ascii="Arial" w:eastAsia="Calibri" w:hAnsi="Arial" w:cs="Arial"/>
+          <w:color w:val="000000"/>
+          <w:sz w:val="20"/>
+          <w:szCs w:val="20"/>
+        </w:rPr>
+        <w:t>,</w:t>
+      </w:r>
+      <w:r>
+        <w:rPr>
+          <w:rFonts w:ascii="Arial" w:eastAsia="Calibri" w:hAnsi="Arial" w:cs="Arial"/>
+          <w:color w:val="000000"/>
+          <w:sz w:val="20"/>
+          <w:szCs w:val="20"/>
+        </w:rPr>
+        <w:t xml:space="preserve"> Ruby (Ruby on Rails)</w:t>
+      </w:r>
+      <w:r>
+        <w:rPr>
+          <w:rFonts w:ascii="Arial" w:eastAsia="Calibri" w:hAnsi="Arial" w:cs="Arial"/>
+          <w:color w:val="000000"/>
+          <w:sz w:val="20"/>
+          <w:szCs w:val="20"/>
+        </w:rPr>
+        <w:t>,</w:t>
+      </w:r>
+      <w:r>
+        <w:rPr>
+          <w:rFonts w:ascii="Arial" w:eastAsia="Calibri" w:hAnsi="Arial" w:cs="Arial"/>
+          <w:color w:val="000000"/>
+          <w:sz w:val="20"/>
+          <w:szCs w:val="20"/>
+        </w:rPr>
+        <w:t xml:space="preserve"> JavaScript</w:t>
+      </w:r>
     </w:p>
     <w:p>
       <w:pPr>
@@ -1969,21 +2117,228 @@
         <w:rPr>
           <w:rFonts w:ascii="Arial" w:eastAsia="Calibri" w:hAnsi="Arial" w:cs="Arial"/>
           <w:b/>
-          <w:color w:val="000000"/>
-          <w:sz w:val="22"/>
-          <w:szCs w:val="22"/>
-        </w:rPr>
-      </w:pPr>
-      <w:r>
-        <w:rPr>
-          <w:rFonts w:ascii="Arial" w:eastAsia="Calibri" w:hAnsi="Arial" w:cs="Arial"/>
-          <w:b/>
-          <w:color w:val="000000"/>
-          <w:sz w:val="22"/>
-          <w:szCs w:val="22"/>
-        </w:rPr>
-        <w:t>SKILLS</w:t>
-      </w:r>
+          <w:bCs/>
+          <w:color w:val="000000"/>
+          <w:sz w:val="20"/>
+          <w:szCs w:val="20"/>
+        </w:rPr>
+      </w:pPr>
+      <w:r>
+        <w:rPr>
+          <w:rFonts w:ascii="Arial" w:eastAsia="Calibri" w:hAnsi="Arial" w:cs="Arial"/>
+          <w:b/>
+          <w:bCs/>
+          <w:color w:val="000000"/>
+          <w:sz w:val="20"/>
+          <w:szCs w:val="20"/>
+        </w:rPr>
+        <w:t>Additional</w:t>
+      </w:r>
+      <w:r>
+        <w:rPr>
+          <w:rFonts w:ascii="Arial" w:eastAsia="Calibri" w:hAnsi="Arial" w:cs="Arial"/>
+          <w:b/>
+          <w:bCs/>
+          <w:color w:val="000000"/>
+          <w:sz w:val="20"/>
+          <w:szCs w:val="20"/>
+        </w:rPr>
+        <w:t xml:space="preserve"> languages and tools</w:t>
+      </w:r>
+      <w:r>
+        <w:rPr>
+          <w:rFonts w:ascii="Arial" w:eastAsia="Calibri" w:hAnsi="Arial" w:cs="Arial"/>
+          <w:b/>
+          <w:bCs/>
+          <w:color w:val="000000"/>
+          <w:sz w:val="20"/>
+          <w:szCs w:val="20"/>
+        </w:rPr>
+        <w:t>:</w:t>
+      </w:r>
+    </w:p>
+    <w:p>
+      <w:pPr>
+        <w:pBdr>
+          <w:top w:val="nil"/>
+          <w:left w:val="nil"/>
+          <w:bottom w:val="nil"/>
+          <w:right w:val="nil"/>
+          <w:between w:val="nil"/>
+        </w:pBdr>
+        <w:jc w:val="center"/>
+        <w:rPr>
+          <w:rFonts w:ascii="Arial" w:eastAsia="Calibri" w:hAnsi="Arial" w:cs="Arial"/>
+          <w:b/>
+          <w:bCs/>
+          <w:color w:val="000000"/>
+          <w:sz w:val="20"/>
+          <w:szCs w:val="20"/>
+        </w:rPr>
+      </w:pPr>
+      <w:r>
+        <w:rPr>
+          <w:rFonts w:ascii="Arial" w:eastAsia="Calibri" w:hAnsi="Arial" w:cs="Arial"/>
+          <w:color w:val="000000"/>
+          <w:sz w:val="20"/>
+          <w:szCs w:val="20"/>
+        </w:rPr>
+        <w:t>Git</w:t>
+      </w:r>
+      <w:r>
+        <w:rPr>
+          <w:rFonts w:ascii="Arial" w:eastAsia="Calibri" w:hAnsi="Arial" w:cs="Arial"/>
+          <w:color w:val="000000"/>
+          <w:sz w:val="20"/>
+          <w:szCs w:val="20"/>
+        </w:rPr>
+        <w:t>,</w:t>
+      </w:r>
+      <w:r>
+        <w:rPr>
+          <w:rFonts w:ascii="Arial" w:eastAsia="Calibri" w:hAnsi="Arial" w:cs="Arial"/>
+          <w:color w:val="000000"/>
+          <w:sz w:val="20"/>
+          <w:szCs w:val="20"/>
+        </w:rPr>
+        <w:t xml:space="preserve"> Bash</w:t>
+      </w:r>
+      <w:r>
+        <w:rPr>
+          <w:rFonts w:ascii="Arial" w:eastAsia="Calibri" w:hAnsi="Arial" w:cs="Arial"/>
+          <w:color w:val="000000"/>
+          <w:sz w:val="20"/>
+          <w:szCs w:val="20"/>
+        </w:rPr>
+        <w:t>,</w:t>
+      </w:r>
+      <w:r>
+        <w:rPr>
+          <w:rFonts w:ascii="Arial" w:eastAsia="Calibri" w:hAnsi="Arial" w:cs="Arial"/>
+          <w:color w:val="000000"/>
+          <w:sz w:val="20"/>
+          <w:szCs w:val="20"/>
+        </w:rPr>
+        <w:t xml:space="preserve"> Docker</w:t>
+      </w:r>
+      <w:r>
+        <w:rPr>
+          <w:rFonts w:ascii="Arial" w:eastAsia="Calibri" w:hAnsi="Arial" w:cs="Arial"/>
+          <w:color w:val="000000"/>
+          <w:sz w:val="20"/>
+          <w:szCs w:val="20"/>
+        </w:rPr>
+        <w:t>,</w:t>
+      </w:r>
+      <w:r>
+        <w:rPr>
+          <w:rFonts w:ascii="Arial" w:eastAsia="Calibri" w:hAnsi="Arial" w:cs="Arial"/>
+          <w:color w:val="000000"/>
+          <w:sz w:val="20"/>
+          <w:szCs w:val="20"/>
+        </w:rPr>
+        <w:t xml:space="preserve"> Apache HTTP Server</w:t>
+      </w:r>
+      <w:r>
+        <w:rPr>
+          <w:rFonts w:ascii="Arial" w:eastAsia="Calibri" w:hAnsi="Arial" w:cs="Arial"/>
+          <w:color w:val="000000"/>
+          <w:sz w:val="20"/>
+          <w:szCs w:val="20"/>
+        </w:rPr>
+        <w:t>,</w:t>
+      </w:r>
+      <w:r>
+        <w:rPr>
+          <w:rFonts w:ascii="Arial" w:eastAsia="Calibri" w:hAnsi="Arial" w:cs="Arial"/>
+          <w:color w:val="000000"/>
+          <w:sz w:val="20"/>
+          <w:szCs w:val="20"/>
+        </w:rPr>
+        <w:t xml:space="preserve"> AWS</w:t>
+      </w:r>
+      <w:r>
+        <w:rPr>
+          <w:rFonts w:ascii="Arial" w:eastAsia="Calibri" w:hAnsi="Arial" w:cs="Arial"/>
+          <w:color w:val="000000"/>
+          <w:sz w:val="20"/>
+          <w:szCs w:val="20"/>
+        </w:rPr>
+        <w:t>,</w:t>
+      </w:r>
+      <w:r>
+        <w:rPr>
+          <w:rFonts w:ascii="Arial" w:eastAsia="Calibri" w:hAnsi="Arial" w:cs="Arial"/>
+          <w:color w:val="000000"/>
+          <w:sz w:val="20"/>
+          <w:szCs w:val="20"/>
+        </w:rPr>
+        <w:t xml:space="preserve"> </w:t>
+      </w:r>
+      <w:r>
+        <w:rPr>
+          <w:rFonts w:ascii="Arial" w:eastAsia="Calibri" w:hAnsi="Arial" w:cs="Arial"/>
+          <w:color w:val="000000"/>
+          <w:sz w:val="20"/>
+          <w:szCs w:val="20"/>
+        </w:rPr>
+        <w:t>MATLAB</w:t>
+      </w:r>
+      <w:r>
+        <w:rPr>
+          <w:rFonts w:ascii="Arial" w:eastAsia="Calibri" w:hAnsi="Arial" w:cs="Arial"/>
+          <w:color w:val="000000"/>
+          <w:sz w:val="20"/>
+          <w:szCs w:val="20"/>
+        </w:rPr>
+        <w:t>,</w:t>
+      </w:r>
+      <w:r>
+        <w:rPr>
+          <w:rFonts w:ascii="Arial" w:eastAsia="Calibri" w:hAnsi="Arial" w:cs="Arial"/>
+          <w:color w:val="000000"/>
+          <w:sz w:val="20"/>
+          <w:szCs w:val="20"/>
+        </w:rPr>
+        <w:t xml:space="preserve"> C</w:t>
+      </w:r>
+      <w:r>
+        <w:rPr>
+          <w:rFonts w:ascii="Arial" w:eastAsia="Calibri" w:hAnsi="Arial" w:cs="Arial"/>
+          <w:color w:val="000000"/>
+          <w:sz w:val="20"/>
+          <w:szCs w:val="20"/>
+        </w:rPr>
+        <w:t>,</w:t>
+      </w:r>
+      <w:r>
+        <w:rPr>
+          <w:rFonts w:ascii="Arial" w:eastAsia="Calibri" w:hAnsi="Arial" w:cs="Arial"/>
+          <w:color w:val="000000"/>
+          <w:sz w:val="20"/>
+          <w:szCs w:val="20"/>
+        </w:rPr>
+        <w:t xml:space="preserve"> Haskell</w:t>
+      </w:r>
+    </w:p>
+    <w:p>
+      <w:pPr>
+        <w:pBdr>
+          <w:top w:val="nil"/>
+          <w:left w:val="nil"/>
+          <w:bottom w:val="single" w:sz="4" w:space="1" w:color="000000"/>
+          <w:right w:val="nil"/>
+          <w:between w:val="nil"/>
+        </w:pBdr>
+        <w:rPr>
+          <w:rFonts w:ascii="Arial" w:eastAsia="Calibri" w:hAnsi="Arial" w:cs="Arial"/>
+          <w:b/>
+          <w:smallCaps/>
+          <w:color w:val="000000"/>
+          <w:sz w:val="20"/>
+          <w:szCs w:val="20"/>
+        </w:rPr>
+      </w:pPr>
     </w:p>
     <w:p>
       <w:pPr>
@@ -1998,181 +2353,20 @@
         <w:rPr>
           <w:rFonts w:ascii="Arial" w:eastAsia="Calibri" w:hAnsi="Arial" w:cs="Arial"/>
           <w:b/>
-          <w:bCs/>
-          <w:color w:val="000000"/>
-          <w:sz w:val="20"/>
-          <w:szCs w:val="20"/>
-        </w:rPr>
-      </w:pPr>
-      <w:r>
-        <w:rPr>
-          <w:rFonts w:ascii="Arial" w:eastAsia="Calibri" w:hAnsi="Arial" w:cs="Arial"/>
-          <w:b/>
-          <w:bCs/>
-          <w:color w:val="000000"/>
-          <w:sz w:val="20"/>
-          <w:szCs w:val="20"/>
-        </w:rPr>
-        <w:t>Main</w:t>
-      </w:r>
-      <w:r>
-        <w:rPr>
-          <w:rFonts w:ascii="Arial" w:eastAsia="Calibri" w:hAnsi="Arial" w:cs="Arial"/>
-          <w:b/>
-          <w:bCs/>
-          <w:color w:val="000000"/>
-          <w:sz w:val="20"/>
-          <w:szCs w:val="20"/>
-        </w:rPr>
-        <w:t xml:space="preserve"> languages (and frameworks) in order of proficiency</w:t>
-      </w:r>
-      <w:r>
-        <w:rPr>
-          <w:rFonts w:ascii="Arial" w:eastAsia="Calibri" w:hAnsi="Arial" w:cs="Arial"/>
-          <w:b/>
-          <w:bCs/>
-          <w:color w:val="000000"/>
-          <w:sz w:val="20"/>
-          <w:szCs w:val="20"/>
-        </w:rPr>
-        <w:t>:</w:t>
-      </w:r>
-    </w:p>
-    <w:p>
-      <w:pPr>
-        <w:pBdr>
-          <w:top w:val="nil"/>
-          <w:left w:val="nil"/>
-          <w:bottom w:val="nil"/>
-          <w:right w:val="nil"/>
-          <w:between w:val="nil"/>
-        </w:pBdr>
-        <w:jc w:val="center"/>
-        <w:rPr>
-          <w:rFonts w:ascii="Arial" w:eastAsia="Calibri" w:hAnsi="Arial" w:cs="Arial"/>
-          <w:b/>
-          <w:bCs/>
-          <w:color w:val="000000"/>
-          <w:sz w:val="20"/>
-          <w:szCs w:val="20"/>
-        </w:rPr>
-      </w:pPr>
-      <w:r>
-        <w:rPr>
-          <w:rFonts w:ascii="Arial" w:eastAsia="Calibri" w:hAnsi="Arial" w:cs="Arial"/>
-          <w:color w:val="000000"/>
-          <w:sz w:val="20"/>
-          <w:szCs w:val="20"/>
-        </w:rPr>
-        <w:t>Python (Django)</w:t>
-      </w:r>
-      <w:r>
-        <w:rPr>
-          <w:rFonts w:ascii="Arial" w:eastAsia="Calibri" w:hAnsi="Arial" w:cs="Arial"/>
-          <w:color w:val="000000"/>
-          <w:sz w:val="20"/>
-          <w:szCs w:val="20"/>
-        </w:rPr>
-        <w:t xml:space="preserve"> |</w:t>
-      </w:r>
-      <w:r>
-        <w:rPr>
-          <w:rFonts w:ascii="Arial" w:eastAsia="Calibri" w:hAnsi="Arial" w:cs="Arial"/>
-          <w:color w:val="000000"/>
-          <w:sz w:val="20"/>
-          <w:szCs w:val="20"/>
-        </w:rPr>
-        <w:t xml:space="preserve"> PHP</w:t>
-      </w:r>
-      <w:r>
-        <w:rPr>
-          <w:rFonts w:ascii="Arial" w:eastAsia="Calibri" w:hAnsi="Arial" w:cs="Arial"/>
-          <w:color w:val="000000"/>
-          <w:sz w:val="20"/>
-          <w:szCs w:val="20"/>
-        </w:rPr>
-        <w:t xml:space="preserve"> |</w:t>
-      </w:r>
-      <w:r>
-        <w:rPr>
-          <w:rFonts w:ascii="Arial" w:eastAsia="Calibri" w:hAnsi="Arial" w:cs="Arial"/>
-          <w:color w:val="000000"/>
-          <w:sz w:val="20"/>
-          <w:szCs w:val="20"/>
-        </w:rPr>
-        <w:t xml:space="preserve"> Java</w:t>
-      </w:r>
-      <w:r>
-        <w:rPr>
-          <w:rFonts w:ascii="Arial" w:eastAsia="Calibri" w:hAnsi="Arial" w:cs="Arial"/>
-          <w:color w:val="000000"/>
-          <w:sz w:val="20"/>
-          <w:szCs w:val="20"/>
-        </w:rPr>
-        <w:t xml:space="preserve"> |</w:t>
-      </w:r>
-      <w:r>
-        <w:rPr>
-          <w:rFonts w:ascii="Arial" w:eastAsia="Calibri" w:hAnsi="Arial" w:cs="Arial"/>
-          <w:color w:val="000000"/>
-          <w:sz w:val="20"/>
-          <w:szCs w:val="20"/>
-        </w:rPr>
-        <w:t xml:space="preserve"> SQL</w:t>
-      </w:r>
-      <w:r>
-        <w:rPr>
-          <w:rFonts w:ascii="Arial" w:eastAsia="Calibri" w:hAnsi="Arial" w:cs="Arial"/>
-          <w:color w:val="000000"/>
-          <w:sz w:val="20"/>
-          <w:szCs w:val="20"/>
-        </w:rPr>
-        <w:t xml:space="preserve"> |</w:t>
-      </w:r>
-      <w:r>
-        <w:rPr>
-          <w:rFonts w:ascii="Arial" w:eastAsia="Calibri" w:hAnsi="Arial" w:cs="Arial"/>
-          <w:color w:val="000000"/>
-          <w:sz w:val="20"/>
-          <w:szCs w:val="20"/>
-        </w:rPr>
-        <w:t xml:space="preserve"> HTML/CSS (Bootstrap)</w:t>
-      </w:r>
-      <w:r>
-        <w:rPr>
-          <w:rFonts w:ascii="Arial" w:eastAsia="Calibri" w:hAnsi="Arial" w:cs="Arial"/>
-          <w:color w:val="000000"/>
-          <w:sz w:val="20"/>
-          <w:szCs w:val="20"/>
-        </w:rPr>
-        <w:t xml:space="preserve"> |</w:t>
-      </w:r>
-      <w:r>
-        <w:rPr>
-          <w:rFonts w:ascii="Arial" w:eastAsia="Calibri" w:hAnsi="Arial" w:cs="Arial"/>
-          <w:color w:val="000000"/>
-          <w:sz w:val="20"/>
-          <w:szCs w:val="20"/>
-        </w:rPr>
-        <w:t xml:space="preserve"> Ruby (Ruby on Rails)</w:t>
-      </w:r>
-      <w:r>
-        <w:rPr>
-          <w:rFonts w:ascii="Arial" w:eastAsia="Calibri" w:hAnsi="Arial" w:cs="Arial"/>
-          <w:color w:val="000000"/>
-          <w:sz w:val="20"/>
-          <w:szCs w:val="20"/>
-        </w:rPr>
-        <w:t xml:space="preserve"> |</w:t>
-      </w:r>
-      <w:r>
-        <w:rPr>
-          <w:rFonts w:ascii="Arial" w:eastAsia="Calibri" w:hAnsi="Arial" w:cs="Arial"/>
-          <w:color w:val="000000"/>
-          <w:sz w:val="20"/>
-          <w:szCs w:val="20"/>
-        </w:rPr>
-        <w:t xml:space="preserve"> JavaScript</w:t>
+          <w:color w:val="000000"/>
+          <w:sz w:val="22"/>
+          <w:szCs w:val="22"/>
+        </w:rPr>
+      </w:pPr>
+      <w:r>
+        <w:rPr>
+          <w:rFonts w:ascii="Arial" w:eastAsia="Calibri" w:hAnsi="Arial" w:cs="Arial"/>
+          <w:b/>
+          <w:color w:val="000000"/>
+          <w:sz w:val="22"/>
+          <w:szCs w:val="22"/>
+        </w:rPr>
+        <w:t>PROJECTS</w:t>
       </w:r>
     </w:p>
     <w:p>
@@ -2188,289 +2382,94 @@
         <w:rPr>
           <w:rFonts w:ascii="Arial" w:eastAsia="Calibri" w:hAnsi="Arial" w:cs="Arial"/>
           <w:b/>
-          <w:bCs/>
-          <w:color w:val="000000"/>
-          <w:sz w:val="20"/>
-          <w:szCs w:val="20"/>
-        </w:rPr>
-      </w:pPr>
-      <w:r>
-        <w:rPr>
-          <w:rFonts w:ascii="Arial" w:eastAsia="Calibri" w:hAnsi="Arial" w:cs="Arial"/>
-          <w:b/>
-          <w:bCs/>
-          <w:color w:val="000000"/>
-          <w:sz w:val="20"/>
-          <w:szCs w:val="20"/>
-        </w:rPr>
-        <w:t>Additional</w:t>
-      </w:r>
-      <w:r>
-        <w:rPr>
-          <w:rFonts w:ascii="Arial" w:eastAsia="Calibri" w:hAnsi="Arial" w:cs="Arial"/>
-          <w:b/>
-          <w:bCs/>
-          <w:color w:val="000000"/>
-          <w:sz w:val="20"/>
-          <w:szCs w:val="20"/>
-        </w:rPr>
-        <w:t xml:space="preserve"> languages and tools</w:t>
-      </w:r>
-      <w:r>
-        <w:rPr>
-          <w:rFonts w:ascii="Arial" w:eastAsia="Calibri" w:hAnsi="Arial" w:cs="Arial"/>
-          <w:b/>
-          <w:bCs/>
-          <w:color w:val="000000"/>
-          <w:sz w:val="20"/>
-          <w:szCs w:val="20"/>
-        </w:rPr>
-        <w:t>:</w:t>
-      </w:r>
-    </w:p>
-    <w:p>
-      <w:pPr>
-        <w:pBdr>
-          <w:top w:val="nil"/>
-          <w:left w:val="nil"/>
-          <w:bottom w:val="nil"/>
-          <w:right w:val="nil"/>
-          <w:between w:val="nil"/>
-        </w:pBdr>
-        <w:jc w:val="center"/>
-        <w:rPr>
-          <w:rFonts w:ascii="Arial" w:eastAsia="Calibri" w:hAnsi="Arial" w:cs="Arial"/>
-          <w:b/>
-          <w:bCs/>
-          <w:color w:val="000000"/>
-          <w:sz w:val="20"/>
-          <w:szCs w:val="20"/>
-        </w:rPr>
-      </w:pPr>
-      <w:r>
-        <w:rPr>
-          <w:rFonts w:ascii="Arial" w:eastAsia="Calibri" w:hAnsi="Arial" w:cs="Arial"/>
-          <w:color w:val="000000"/>
-          <w:sz w:val="20"/>
-          <w:szCs w:val="20"/>
-        </w:rPr>
-        <w:t>Git</w:t>
-      </w:r>
-      <w:r>
-        <w:rPr>
-          <w:rFonts w:ascii="Arial" w:eastAsia="Calibri" w:hAnsi="Arial" w:cs="Arial"/>
-          <w:color w:val="000000"/>
-          <w:sz w:val="20"/>
-          <w:szCs w:val="20"/>
-        </w:rPr>
-        <w:t xml:space="preserve"> |</w:t>
-      </w:r>
-      <w:r>
-        <w:rPr>
-          <w:rFonts w:ascii="Arial" w:eastAsia="Calibri" w:hAnsi="Arial" w:cs="Arial"/>
-          <w:color w:val="000000"/>
-          <w:sz w:val="20"/>
-          <w:szCs w:val="20"/>
-        </w:rPr>
-        <w:t xml:space="preserve"> Bash</w:t>
-      </w:r>
-      <w:r>
-        <w:rPr>
-          <w:rFonts w:ascii="Arial" w:eastAsia="Calibri" w:hAnsi="Arial" w:cs="Arial"/>
-          <w:color w:val="000000"/>
-          <w:sz w:val="20"/>
-          <w:szCs w:val="20"/>
-        </w:rPr>
-        <w:t xml:space="preserve"> |</w:t>
-      </w:r>
-      <w:r>
-        <w:rPr>
-          <w:rFonts w:ascii="Arial" w:eastAsia="Calibri" w:hAnsi="Arial" w:cs="Arial"/>
-          <w:color w:val="000000"/>
-          <w:sz w:val="20"/>
-          <w:szCs w:val="20"/>
-        </w:rPr>
-        <w:t xml:space="preserve"> Docker</w:t>
-      </w:r>
-      <w:r>
-        <w:rPr>
-          <w:rFonts w:ascii="Arial" w:eastAsia="Calibri" w:hAnsi="Arial" w:cs="Arial"/>
-          <w:color w:val="000000"/>
-          <w:sz w:val="20"/>
-          <w:szCs w:val="20"/>
-        </w:rPr>
-        <w:t xml:space="preserve"> | Apache HTTP Server |</w:t>
-      </w:r>
-      <w:r>
-        <w:rPr>
-          <w:rFonts w:ascii="Arial" w:eastAsia="Calibri" w:hAnsi="Arial" w:cs="Arial"/>
-          <w:color w:val="000000"/>
-          <w:sz w:val="20"/>
-          <w:szCs w:val="20"/>
-        </w:rPr>
-        <w:t xml:space="preserve"> AWS</w:t>
-      </w:r>
-      <w:r>
-        <w:rPr>
-          <w:rFonts w:ascii="Arial" w:eastAsia="Calibri" w:hAnsi="Arial" w:cs="Arial"/>
-          <w:color w:val="000000"/>
-          <w:sz w:val="20"/>
-          <w:szCs w:val="20"/>
-        </w:rPr>
-        <w:t xml:space="preserve"> |</w:t>
-      </w:r>
-      <w:r>
-        <w:rPr>
-          <w:rFonts w:ascii="Arial" w:eastAsia="Calibri" w:hAnsi="Arial" w:cs="Arial"/>
-          <w:color w:val="000000"/>
-          <w:sz w:val="20"/>
-          <w:szCs w:val="20"/>
-        </w:rPr>
-        <w:t xml:space="preserve"> </w:t>
-      </w:r>
-      <w:r>
-        <w:rPr>
-          <w:rFonts w:ascii="Arial" w:eastAsia="Calibri" w:hAnsi="Arial" w:cs="Arial"/>
-          <w:color w:val="000000"/>
-          <w:sz w:val="20"/>
-          <w:szCs w:val="20"/>
-        </w:rPr>
-        <w:t>MATLAB</w:t>
-      </w:r>
-      <w:r>
-        <w:rPr>
-          <w:rFonts w:ascii="Arial" w:eastAsia="Calibri" w:hAnsi="Arial" w:cs="Arial"/>
-          <w:color w:val="000000"/>
-          <w:sz w:val="20"/>
-          <w:szCs w:val="20"/>
-        </w:rPr>
-        <w:t xml:space="preserve"> |</w:t>
-      </w:r>
-      <w:r>
-        <w:rPr>
-          <w:rFonts w:ascii="Arial" w:eastAsia="Calibri" w:hAnsi="Arial" w:cs="Arial"/>
-          <w:color w:val="000000"/>
-          <w:sz w:val="20"/>
-          <w:szCs w:val="20"/>
-        </w:rPr>
-        <w:t xml:space="preserve"> C</w:t>
-      </w:r>
-      <w:r>
-        <w:rPr>
-          <w:rFonts w:ascii="Arial" w:eastAsia="Calibri" w:hAnsi="Arial" w:cs="Arial"/>
-          <w:color w:val="000000"/>
-          <w:sz w:val="20"/>
-          <w:szCs w:val="20"/>
-        </w:rPr>
-        <w:t xml:space="preserve"> |</w:t>
-      </w:r>
-      <w:r>
-        <w:rPr>
-          <w:rFonts w:ascii="Arial" w:eastAsia="Calibri" w:hAnsi="Arial" w:cs="Arial"/>
-          <w:color w:val="000000"/>
-          <w:sz w:val="20"/>
-          <w:szCs w:val="20"/>
-        </w:rPr>
-        <w:t xml:space="preserve"> Haskell</w:t>
-      </w:r>
-    </w:p>
-    <w:p>
-      <w:pPr>
-        <w:pBdr>
-          <w:top w:val="nil"/>
-          <w:left w:val="nil"/>
-          <w:bottom w:val="single" w:sz="4" w:space="1" w:color="000000"/>
-          <w:right w:val="nil"/>
-          <w:between w:val="nil"/>
-        </w:pBdr>
-        <w:rPr>
-          <w:rFonts w:ascii="Arial" w:eastAsia="Calibri" w:hAnsi="Arial" w:cs="Arial"/>
-          <w:b/>
-          <w:smallCaps/>
-          <w:color w:val="000000"/>
-          <w:sz w:val="20"/>
-          <w:szCs w:val="20"/>
-        </w:rPr>
-      </w:pPr>
-    </w:p>
-    <w:p>
-      <w:pPr>
-        <w:pBdr>
-          <w:top w:val="nil"/>
-          <w:left w:val="nil"/>
-          <w:bottom w:val="nil"/>
-          <w:right w:val="nil"/>
-          <w:between w:val="nil"/>
-        </w:pBdr>
-        <w:spacing w:before="120"/>
-        <w:rPr>
-          <w:rFonts w:ascii="Arial" w:eastAsia="Calibri" w:hAnsi="Arial" w:cs="Arial"/>
-          <w:b/>
-          <w:color w:val="000000"/>
-          <w:sz w:val="22"/>
-          <w:szCs w:val="22"/>
-        </w:rPr>
-      </w:pPr>
-      <w:r>
-        <w:rPr>
-          <w:rFonts w:ascii="Arial" w:eastAsia="Calibri" w:hAnsi="Arial" w:cs="Arial"/>
-          <w:b/>
-          <w:color w:val="000000"/>
-          <w:sz w:val="22"/>
-          <w:szCs w:val="22"/>
-        </w:rPr>
-        <w:t>PROJECTS</w:t>
-      </w:r>
-    </w:p>
-    <w:p>
-      <w:pPr>
-        <w:pBdr>
-          <w:top w:val="nil"/>
-          <w:left w:val="nil"/>
-          <w:bottom w:val="nil"/>
-          <w:right w:val="nil"/>
-          <w:between w:val="nil"/>
-        </w:pBdr>
-        <w:spacing w:before="120"/>
-        <w:rPr>
-          <w:rFonts w:ascii="Arial" w:eastAsia="Calibri" w:hAnsi="Arial" w:cs="Arial"/>
-          <w:b/>
-          <w:color w:val="000000"/>
-          <w:sz w:val="20"/>
-          <w:szCs w:val="20"/>
-        </w:rPr>
-      </w:pPr>
-      <w:r>
-        <w:rPr>
-          <w:rFonts w:ascii="Arial" w:eastAsia="Calibri" w:hAnsi="Arial" w:cs="Arial"/>
-          <w:b/>
-          <w:color w:val="000000"/>
-          <w:sz w:val="20"/>
-          <w:szCs w:val="20"/>
-        </w:rPr>
-        <w:t>Personal website</w:t>
-      </w:r>
-      <w:r>
-        <w:rPr>
-          <w:rFonts w:ascii="Arial" w:eastAsia="Calibri" w:hAnsi="Arial" w:cs="Arial"/>
-          <w:b/>
-          <w:color w:val="000000"/>
-          <w:sz w:val="20"/>
-          <w:szCs w:val="20"/>
-        </w:rPr>
-        <w:t>:</w:t>
-      </w:r>
-      <w:r>
-        <w:rPr>
-          <w:rFonts w:ascii="Arial" w:eastAsia="Calibri" w:hAnsi="Arial" w:cs="Arial"/>
-          <w:b/>
-          <w:color w:val="000000"/>
-          <w:sz w:val="20"/>
-          <w:szCs w:val="20"/>
-        </w:rPr>
-        <w:t xml:space="preserve"> </w:t>
-      </w:r>
-      <w:hyperlink r:id="rId10" w:history="1">
+          <w:color w:val="000000"/>
+          <w:sz w:val="20"/>
+          <w:szCs w:val="20"/>
+        </w:rPr>
+      </w:pPr>
+      <w:r>
+        <w:rPr>
+          <w:rFonts w:ascii="Arial" w:eastAsia="Calibri" w:hAnsi="Arial" w:cs="Arial"/>
+          <w:b/>
+          <w:color w:val="000000"/>
+          <w:sz w:val="20"/>
+          <w:szCs w:val="20"/>
+        </w:rPr>
+        <w:t>"&lt;</w:t>
+      </w:r>
+      <w:hyperlink r:id="rId12" w:history="1">
+        <w:r>
+          <w:rPr>
+            <w:rStyle w:val="Hyperlink"/>
+            <w:rFonts w:ascii="Arial" w:eastAsia="Calibri" w:hAnsi="Arial" w:cs="Arial"/>
+            <w:b/>
+            <w:sz w:val="20"/>
+            <w:szCs w:val="20"/>
+          </w:rPr>
+          <w:t>rmsy.me</w:t>
+        </w:r>
+      </w:hyperlink>
+      <w:r>
+        <w:rPr>
+          <w:rFonts w:ascii="Arial" w:eastAsia="Calibri" w:hAnsi="Arial" w:cs="Arial"/>
+          <w:b/>
+          <w:color w:val="000000"/>
+          <w:sz w:val="20"/>
+          <w:szCs w:val="20"/>
+        </w:rPr>
+        <w:t>&gt;</w:t>
+      </w:r>
+      <w:r>
+        <w:rPr>
+          <w:rFonts w:ascii="Arial" w:eastAsia="Calibri" w:hAnsi="Arial" w:cs="Arial"/>
+          <w:b/>
+          <w:color w:val="000000"/>
+          <w:sz w:val="20"/>
+          <w:szCs w:val="20"/>
+        </w:rPr>
+        <w:t>: A p</w:t>
+      </w:r>
+      <w:r>
+        <w:rPr>
+          <w:rFonts w:ascii="Arial" w:eastAsia="Calibri" w:hAnsi="Arial" w:cs="Arial"/>
+          <w:b/>
+          <w:color w:val="000000"/>
+          <w:sz w:val="20"/>
+          <w:szCs w:val="20"/>
+        </w:rPr>
+        <w:t>ersonal website</w:t>
+      </w:r>
+      <w:r>
+        <w:rPr>
+          <w:rFonts w:ascii="Arial" w:eastAsia="Calibri" w:hAnsi="Arial" w:cs="Arial"/>
+          <w:b/>
+          <w:color w:val="000000"/>
+          <w:sz w:val="20"/>
+          <w:szCs w:val="20"/>
+        </w:rPr>
+        <w:t>"</w:t>
+      </w:r>
+      <w:r>
+        <w:rPr>
+          <w:rFonts w:ascii="Arial" w:eastAsia="Calibri" w:hAnsi="Arial" w:cs="Arial"/>
+          <w:b/>
+          <w:color w:val="000000"/>
+          <w:sz w:val="20"/>
+          <w:szCs w:val="20"/>
+        </w:rPr>
+        <w:t xml:space="preserve"> /</w:t>
+      </w:r>
+      <w:r>
+        <w:rPr>
+          <w:rFonts w:ascii="Arial" w:eastAsia="Calibri" w:hAnsi="Arial" w:cs="Arial"/>
+          <w:b/>
+          <w:color w:val="000000"/>
+          <w:sz w:val="20"/>
+          <w:szCs w:val="20"/>
+        </w:rPr>
+        <w:t xml:space="preserve"> GitHub: </w:t>
+      </w:r>
+      <w:hyperlink r:id="rId13" w:history="1">
         <w:r>
           <w:rPr>
             <w:rStyle w:val="Hyperlink"/>
@@ -2517,15 +2516,6 @@
           <w:t>ub</w:t>
         </w:r>
       </w:hyperlink>
-      <w:r>
-        <w:rPr>
-          <w:rFonts w:ascii="Arial" w:eastAsia="Calibri" w:hAnsi="Arial" w:cs="Arial"/>
-          <w:color w:val="000000"/>
-          <w:sz w:val="20"/>
-          <w:szCs w:val="20"/>
-        </w:rPr>
-        <w:tab/>
-      </w:r>
     </w:p>
     <w:p>
       <w:pPr>
@@ -2832,7 +2822,17 @@
           <w:sz w:val="20"/>
           <w:szCs w:val="20"/>
         </w:rPr>
-        <w:t xml:space="preserve">, </w:t>
+        <w:t xml:space="preserve"> /</w:t>
+      </w:r>
+      <w:r>
+        <w:rPr>
+          <w:rFonts w:ascii="Arial" w:eastAsia="Calibri" w:hAnsi="Arial" w:cs="Arial"/>
+          <w:b/>
+          <w:color w:val="000000"/>
+          <w:sz w:val="20"/>
+          <w:szCs w:val="20"/>
+        </w:rPr>
+        <w:t xml:space="preserve"> </w:t>
       </w:r>
       <w:r>
         <w:rPr>
@@ -2843,25 +2843,6 @@
           <w:szCs w:val="20"/>
         </w:rPr>
         <w:t>University of Edinburgh</w:t>
-      </w:r>
-      <w:r>
-        <w:rPr>
-          <w:rFonts w:ascii="Arial" w:eastAsia="Calibri" w:hAnsi="Arial" w:cs="Arial"/>
-          <w:b/>
-          <w:color w:val="000000"/>
-          <w:sz w:val="20"/>
-          <w:szCs w:val="20"/>
-        </w:rPr>
-        <w:tab/>
-      </w:r>
-      <w:r>
-        <w:rPr>
-          <w:rFonts w:ascii="Arial" w:hAnsi="Arial" w:cs="Arial"/>
-          <w:b/>
-          <w:sz w:val="20"/>
-          <w:szCs w:val="20"/>
-        </w:rPr>
-        <w:t xml:space="preserve"> </w:t>
       </w:r>
     </w:p>
     <w:p>
@@ -2940,7 +2921,17 @@
           <w:sz w:val="20"/>
           <w:szCs w:val="20"/>
         </w:rPr>
-        <w:t xml:space="preserve">, </w:t>
+        <w:t xml:space="preserve"> /</w:t>
+      </w:r>
+      <w:r>
+        <w:rPr>
+          <w:rFonts w:ascii="Arial" w:eastAsia="Calibri" w:hAnsi="Arial" w:cs="Arial"/>
+          <w:b/>
+          <w:color w:val="000000"/>
+          <w:sz w:val="20"/>
+          <w:szCs w:val="20"/>
+        </w:rPr>
+        <w:t xml:space="preserve"> </w:t>
       </w:r>
       <w:r>
         <w:rPr>
@@ -3233,7 +3224,25 @@
           <w:sz w:val="20"/>
           <w:szCs w:val="20"/>
         </w:rPr>
-        <w:t xml:space="preserve"> -- the robot scored </w:t>
+        <w:t xml:space="preserve"> -- </w:t>
+      </w:r>
+      <w:r>
+        <w:rPr>
+          <w:rFonts w:ascii="Arial" w:eastAsia="Calibri" w:hAnsi="Arial" w:cs="Arial"/>
+          <w:color w:val="000000"/>
+          <w:sz w:val="20"/>
+          <w:szCs w:val="20"/>
+        </w:rPr>
+        <w:t>our</w:t>
+      </w:r>
+      <w:r>
+        <w:rPr>
+          <w:rFonts w:ascii="Arial" w:eastAsia="Calibri" w:hAnsi="Arial" w:cs="Arial"/>
+          <w:color w:val="000000"/>
+          <w:sz w:val="20"/>
+          <w:szCs w:val="20"/>
+        </w:rPr>
+        <w:t xml:space="preserve"> robot scored </w:t>
       </w:r>
       <w:r>
         <w:rPr>
@@ -3255,7 +3264,7 @@
       </w:r>
     </w:p>
     <w:sectPr>
-      <w:headerReference w:type="default" r:id="rId11"/>
+      <w:headerReference w:type="default" r:id="rId14"/>
       <w:pgSz w:w="11900" w:h="16840"/>
       <w:pgMar w:top="720" w:right="720" w:bottom="720" w:left="720" w:header="618" w:footer="561" w:gutter="0"/>
       <w:pgNumType w:start="1"/>
@@ -3783,6 +3792,119 @@
     <w:nsid w:val="5DD1741C"/>
     <w:multiLevelType w:val="hybridMultilevel"/>
     <w:tmpl w:val="75E430E6"/>
+    <w:lvl w:ilvl="0" w:tplc="08090001">
+      <w:start w:val="1"/>
+      <w:numFmt w:val="bullet"/>
+      <w:lvlText w:val=""/>
+      <w:lvlJc w:val="left"/>
+      <w:pPr>
+        <w:ind w:left="720" w:hanging="360"/>
+      </w:pPr>
+      <w:rPr>
+        <w:rFonts w:ascii="Symbol" w:hAnsi="Symbol" w:hint="default"/>
+      </w:rPr>
+    </w:lvl>
+    <w:lvl w:ilvl="1" w:tplc="08090003" w:tentative="1">
+      <w:start w:val="1"/>
+      <w:numFmt w:val="bullet"/>
+      <w:lvlText w:val="o"/>
+      <w:lvlJc w:val="left"/>
+      <w:pPr>
+        <w:ind w:left="1440" w:hanging="360"/>
+      </w:pPr>
+      <w:rPr>
+        <w:rFonts w:ascii="Courier New" w:hAnsi="Courier New" w:cs="Courier New" w:hint="default"/>
+      </w:rPr>
+    </w:lvl>
+    <w:lvl w:ilvl="2" w:tplc="08090005" w:tentative="1">
+      <w:start w:val="1"/>
+      <w:numFmt w:val="bullet"/>
+      <w:lvlText w:val=""/>
+      <w:lvlJc w:val="left"/>
+      <w:pPr>
+        <w:ind w:left="2160" w:hanging="360"/>
+      </w:pPr>
+      <w:rPr>
+        <w:rFonts w:ascii="Wingdings" w:hAnsi="Wingdings" w:hint="default"/>
+      </w:rPr>
+    </w:lvl>
+    <w:lvl w:ilvl="3" w:tplc="08090001" w:tentative="1">
+      <w:start w:val="1"/>
+      <w:numFmt w:val="bullet"/>
+      <w:lvlText w:val=""/>
+      <w:lvlJc w:val="left"/>
+      <w:pPr>
+        <w:ind w:left="2880" w:hanging="360"/>
+      </w:pPr>
+      <w:rPr>
+        <w:rFonts w:ascii="Symbol" w:hAnsi="Symbol" w:hint="default"/>
+      </w:rPr>
+    </w:lvl>
+    <w:lvl w:ilvl="4" w:tplc="08090003" w:tentative="1">
+      <w:start w:val="1"/>
+      <w:numFmt w:val="bullet"/>
+      <w:lvlText w:val="o"/>
+      <w:lvlJc w:val="left"/>
+      <w:pPr>
+        <w:ind w:left="3600" w:hanging="360"/>
+      </w:pPr>
+      <w:rPr>
+        <w:rFonts w:ascii="Courier New" w:hAnsi="Courier New" w:cs="Courier New" w:hint="default"/>
+      </w:rPr>
+    </w:lvl>
+    <w:lvl w:ilvl="5" w:tplc="08090005" w:tentative="1">
+      <w:start w:val="1"/>
+      <w:numFmt w:val="bullet"/>
+      <w:lvlText w:val=""/>
+      <w:lvlJc w:val="left"/>
+      <w:pPr>
+        <w:ind w:left="4320" w:hanging="360"/>
+      </w:pPr>
+      <w:rPr>
+        <w:rFonts w:ascii="Wingdings" w:hAnsi="Wingdings" w:hint="default"/>
+      </w:rPr>
+    </w:lvl>
+    <w:lvl w:ilvl="6" w:tplc="08090001" w:tentative="1">
+      <w:start w:val="1"/>
+      <w:numFmt w:val="bullet"/>
+      <w:lvlText w:val=""/>
+      <w:lvlJc w:val="left"/>
+      <w:pPr>
+        <w:ind w:left="5040" w:hanging="360"/>
+      </w:pPr>
+      <w:rPr>
+        <w:rFonts w:ascii="Symbol" w:hAnsi="Symbol" w:hint="default"/>
+      </w:rPr>
+    </w:lvl>
+    <w:lvl w:ilvl="7" w:tplc="08090003" w:tentative="1">
+      <w:start w:val="1"/>
+      <w:numFmt w:val="bullet"/>
+      <w:lvlText w:val="o"/>
+      <w:lvlJc w:val="left"/>
+      <w:pPr>
+        <w:ind w:left="5760" w:hanging="360"/>
+      </w:pPr>
+      <w:rPr>
+        <w:rFonts w:ascii="Courier New" w:hAnsi="Courier New" w:cs="Courier New" w:hint="default"/>
+      </w:rPr>
+    </w:lvl>
+    <w:lvl w:ilvl="8" w:tplc="08090005" w:tentative="1">
+      <w:start w:val="1"/>
+      <w:numFmt w:val="bullet"/>
+      <w:lvlText w:val=""/>
+      <w:lvlJc w:val="left"/>
+      <w:pPr>
+        <w:ind w:left="6480" w:hanging="360"/>
+      </w:pPr>
+      <w:rPr>
+        <w:rFonts w:ascii="Wingdings" w:hAnsi="Wingdings" w:hint="default"/>
+      </w:rPr>
+    </w:lvl>
+  </w:abstractNum>
+  <w:abstractNum w:abstractNumId="5" w15:restartNumberingAfterBreak="0">
+    <w:nsid w:val="6B625854"/>
+    <w:multiLevelType w:val="hybridMultilevel"/>
+    <w:tmpl w:val="CB341F6E"/>
     <w:lvl w:ilvl="0" w:tplc="08090001">
       <w:start w:val="1"/>
       <w:numFmt w:val="bullet"/>
@@ -3906,6 +4028,9 @@
   </w:num>
   <w:num w:numId="5" w16cid:durableId="1677919700">
     <w:abstractNumId w:val="2"/>
+  </w:num>
+  <w:num w:numId="6" w16cid:durableId="1128821433">
+    <w:abstractNumId w:val="5"/>
   </w:num>
 </w:numbering>
 </file>
@@ -4703,4 +4828,16 @@
     </a:ext>
   </a:extLst>
 </a:theme>
+</file>
+
+<file path=customXml/item1.xml><?xml version="1.0" encoding="utf-8"?>
+<b:Sources xmlns:b="http://schemas.openxmlformats.org/officeDocument/2006/bibliography" xmlns="http://schemas.openxmlformats.org/officeDocument/2006/bibliography" SelectedStyle="/APASixthEditionOfficeOnline.xsl" StyleName="APA" Version="6"/>
+</file>
+
+<file path=customXml/itemProps1.xml><?xml version="1.0" encoding="utf-8"?>
+<ds:datastoreItem xmlns:ds="http://schemas.openxmlformats.org/officeDocument/2006/customXml" ds:itemID="{BAD2EFCC-6869-8243-B123-2F34D1B30EFB}">
+  <ds:schemaRefs>
+    <ds:schemaRef ds:uri="http://schemas.openxmlformats.org/officeDocument/2006/bibliography"/>
+  </ds:schemaRefs>
+</ds:datastoreItem>
 </file>
--- a/apache2/www/public/engineer/engineer-resume.docx
+++ b/apache2/www/public/engineer/engineer-resume.docx
@@ -503,17 +503,6 @@
       <w:r>
         <w:rPr>
           <w:rFonts w:ascii="Arial" w:eastAsia="Calibri" w:hAnsi="Arial" w:cs="Arial"/>
-          <w:b/>
-          <w:bCs/>
-          <w:color w:val="000000"/>
-          <w:sz w:val="20"/>
-          <w:szCs w:val="20"/>
-        </w:rPr>
-        <w:t>, Remote</w:t>
-      </w:r>
-      <w:r>
-        <w:rPr>
-          <w:rFonts w:ascii="Arial" w:eastAsia="Calibri" w:hAnsi="Arial" w:cs="Arial"/>
           <w:color w:val="000000"/>
           <w:sz w:val="20"/>
           <w:szCs w:val="20"/>
@@ -567,25 +556,7 @@
           <w:sz w:val="20"/>
           <w:szCs w:val="20"/>
         </w:rPr>
-        <w:t xml:space="preserve"> </w:t>
-      </w:r>
-      <w:r>
-        <w:rPr>
-          <w:rFonts w:ascii="Arial" w:eastAsia="Calibri" w:hAnsi="Arial" w:cs="Arial"/>
-          <w:color w:val="000000"/>
-          <w:sz w:val="20"/>
-          <w:szCs w:val="20"/>
-        </w:rPr>
-        <w:t xml:space="preserve">the </w:t>
-      </w:r>
-      <w:r>
-        <w:rPr>
-          <w:rFonts w:ascii="Arial" w:eastAsia="Calibri" w:hAnsi="Arial" w:cs="Arial"/>
-          <w:color w:val="000000"/>
-          <w:sz w:val="20"/>
-          <w:szCs w:val="20"/>
-        </w:rPr>
-        <w:t xml:space="preserve">UK’s </w:t>
+        <w:t xml:space="preserve"> UK’s </w:t>
       </w:r>
       <w:r>
         <w:rPr>
@@ -659,7 +630,25 @@
           <w:sz w:val="20"/>
           <w:szCs w:val="20"/>
         </w:rPr>
-        <w:t xml:space="preserve"> and received over 600 5-star reviews</w:t>
+        <w:t xml:space="preserve"> and received over 600 </w:t>
+      </w:r>
+      <w:r>
+        <w:rPr>
+          <w:rFonts w:ascii="Arial" w:eastAsia="Calibri" w:hAnsi="Arial" w:cs="Arial"/>
+          <w:color w:val="000000"/>
+          <w:sz w:val="20"/>
+          <w:szCs w:val="20"/>
+        </w:rPr>
+        <w:t>five</w:t>
+      </w:r>
+      <w:r>
+        <w:rPr>
+          <w:rFonts w:ascii="Arial" w:eastAsia="Calibri" w:hAnsi="Arial" w:cs="Arial"/>
+          <w:color w:val="000000"/>
+          <w:sz w:val="20"/>
+          <w:szCs w:val="20"/>
+        </w:rPr>
+        <w:t>-star reviews</w:t>
       </w:r>
       <w:r>
         <w:rPr>
@@ -793,16 +782,6 @@
       <w:r>
         <w:rPr>
           <w:rFonts w:ascii="Arial" w:eastAsia="Calibri" w:hAnsi="Arial" w:cs="Arial"/>
-          <w:b/>
-          <w:color w:val="000000"/>
-          <w:sz w:val="20"/>
-          <w:szCs w:val="20"/>
-        </w:rPr>
-        <w:t>, Edinburgh</w:t>
-      </w:r>
-      <w:r>
-        <w:rPr>
-          <w:rFonts w:ascii="Arial" w:eastAsia="Calibri" w:hAnsi="Arial" w:cs="Arial"/>
           <w:bCs/>
           <w:color w:val="000000"/>
           <w:sz w:val="20"/>
@@ -950,25 +929,54 @@
           <w:sz w:val="20"/>
           <w:szCs w:val="20"/>
         </w:rPr>
-        <w:t>Back-end: wrote a custom object-relational mapping (ORM) in PHP and SQL (MySQL)</w:t>
-      </w:r>
-      <w:r>
-        <w:rPr>
-          <w:rFonts w:ascii="Arial" w:eastAsia="Calibri" w:hAnsi="Arial" w:cs="Arial"/>
-          <w:color w:val="000000"/>
-          <w:sz w:val="20"/>
-          <w:szCs w:val="20"/>
-        </w:rPr>
-        <w:t xml:space="preserve"> to uncouple the domain logic from database layer, </w:t>
-      </w:r>
-      <w:r>
-        <w:rPr>
-          <w:rFonts w:ascii="Arial" w:eastAsia="Calibri" w:hAnsi="Arial" w:cs="Arial"/>
-          <w:color w:val="000000"/>
-          <w:sz w:val="20"/>
-          <w:szCs w:val="20"/>
-        </w:rPr>
-        <w:t>thus upgrading the procedural PHP to object-orientated PHP.</w:t>
+        <w:t>Back-</w:t>
+      </w:r>
+      <w:proofErr w:type="gramStart"/>
+      <w:r>
+        <w:rPr>
+          <w:rFonts w:ascii="Arial" w:eastAsia="Calibri" w:hAnsi="Arial" w:cs="Arial"/>
+          <w:color w:val="000000"/>
+          <w:sz w:val="20"/>
+          <w:szCs w:val="20"/>
+        </w:rPr>
+        <w:t>end:</w:t>
+      </w:r>
+      <w:proofErr w:type="gramEnd"/>
+      <w:r>
+        <w:rPr>
+          <w:rFonts w:ascii="Arial" w:eastAsia="Calibri" w:hAnsi="Arial" w:cs="Arial"/>
+          <w:color w:val="000000"/>
+          <w:sz w:val="20"/>
+          <w:szCs w:val="20"/>
+        </w:rPr>
+        <w:t xml:space="preserve"> wrote custom object-relational mapping (ORM) in PHP and SQL (MySQL)</w:t>
+      </w:r>
+      <w:r>
+        <w:rPr>
+          <w:rFonts w:ascii="Arial" w:eastAsia="Calibri" w:hAnsi="Arial" w:cs="Arial"/>
+          <w:color w:val="000000"/>
+          <w:sz w:val="20"/>
+          <w:szCs w:val="20"/>
+        </w:rPr>
+        <w:t xml:space="preserve"> to uncouple domain logic from database layer</w:t>
+      </w:r>
+      <w:r>
+        <w:rPr>
+          <w:rFonts w:ascii="Arial" w:eastAsia="Calibri" w:hAnsi="Arial" w:cs="Arial"/>
+          <w:color w:val="000000"/>
+          <w:sz w:val="20"/>
+          <w:szCs w:val="20"/>
+        </w:rPr>
+        <w:t>,</w:t>
+      </w:r>
+      <w:r>
+        <w:rPr>
+          <w:rFonts w:ascii="Arial" w:eastAsia="Calibri" w:hAnsi="Arial" w:cs="Arial"/>
+          <w:color w:val="000000"/>
+          <w:sz w:val="20"/>
+          <w:szCs w:val="20"/>
+        </w:rPr>
+        <w:t xml:space="preserve"> upgrading procedural PHP to object-orientated PHP.</w:t>
       </w:r>
     </w:p>
     <w:p>
@@ -999,7 +1007,79 @@
           <w:sz w:val="20"/>
           <w:szCs w:val="20"/>
         </w:rPr>
-        <w:t>Dev-ops/testing: configured Jasmine and PHPUnit within the large existing codebase in order to use test-driven development (TDD) throughout the upgrade process.</w:t>
+        <w:t>Dev-ops/testing: configured Jasmine and PHPUnit within large existing codebase</w:t>
+      </w:r>
+      <w:r>
+        <w:rPr>
+          <w:rFonts w:ascii="Arial" w:eastAsia="Calibri" w:hAnsi="Arial" w:cs="Arial"/>
+          <w:color w:val="000000"/>
+          <w:sz w:val="20"/>
+          <w:szCs w:val="20"/>
+        </w:rPr>
+        <w:t xml:space="preserve"> and</w:t>
+      </w:r>
+      <w:r>
+        <w:rPr>
+          <w:rFonts w:ascii="Arial" w:eastAsia="Calibri" w:hAnsi="Arial" w:cs="Arial"/>
+          <w:color w:val="000000"/>
+          <w:sz w:val="20"/>
+          <w:szCs w:val="20"/>
+        </w:rPr>
+        <w:t xml:space="preserve"> use</w:t>
+      </w:r>
+      <w:r>
+        <w:rPr>
+          <w:rFonts w:ascii="Arial" w:eastAsia="Calibri" w:hAnsi="Arial" w:cs="Arial"/>
+          <w:color w:val="000000"/>
+          <w:sz w:val="20"/>
+          <w:szCs w:val="20"/>
+        </w:rPr>
+        <w:t>d</w:t>
+      </w:r>
+      <w:r>
+        <w:rPr>
+          <w:rFonts w:ascii="Arial" w:eastAsia="Calibri" w:hAnsi="Arial" w:cs="Arial"/>
+          <w:color w:val="000000"/>
+          <w:sz w:val="20"/>
+          <w:szCs w:val="20"/>
+        </w:rPr>
+        <w:t xml:space="preserve"> test-driven</w:t>
+      </w:r>
+      <w:r>
+        <w:rPr>
+          <w:rFonts w:ascii="Arial" w:eastAsia="Calibri" w:hAnsi="Arial" w:cs="Arial"/>
+          <w:color w:val="000000"/>
+          <w:sz w:val="20"/>
+          <w:szCs w:val="20"/>
+        </w:rPr>
+        <w:t xml:space="preserve"> </w:t>
+      </w:r>
+      <w:r>
+        <w:rPr>
+          <w:rFonts w:ascii="Arial" w:eastAsia="Calibri" w:hAnsi="Arial" w:cs="Arial"/>
+          <w:color w:val="000000"/>
+          <w:sz w:val="20"/>
+          <w:szCs w:val="20"/>
+        </w:rPr>
+        <w:t xml:space="preserve">development (TDD) throughout </w:t>
+      </w:r>
+      <w:r>
+        <w:rPr>
+          <w:rFonts w:ascii="Arial" w:eastAsia="Calibri" w:hAnsi="Arial" w:cs="Arial"/>
+          <w:color w:val="000000"/>
+          <w:sz w:val="20"/>
+          <w:szCs w:val="20"/>
+        </w:rPr>
+        <w:t xml:space="preserve">the </w:t>
+      </w:r>
+      <w:r>
+        <w:rPr>
+          <w:rFonts w:ascii="Arial" w:eastAsia="Calibri" w:hAnsi="Arial" w:cs="Arial"/>
+          <w:color w:val="000000"/>
+          <w:sz w:val="20"/>
+          <w:szCs w:val="20"/>
+        </w:rPr>
+        <w:t>upgrade process.</w:t>
       </w:r>
     </w:p>
     <w:p>
@@ -1065,29 +1145,7 @@
           <w:sz w:val="20"/>
           <w:szCs w:val="20"/>
         </w:rPr>
-        <w:t xml:space="preserve"> </w:t>
-      </w:r>
-      <w:r>
-        <w:rPr>
-          <w:rFonts w:ascii="Arial" w:eastAsia="Calibri" w:hAnsi="Arial" w:cs="Arial"/>
-          <w:b/>
-          <w:bCs/>
-          <w:color w:val="000000"/>
-          <w:sz w:val="20"/>
-          <w:szCs w:val="20"/>
-        </w:rPr>
-        <w:t>University of Edinburgh</w:t>
-      </w:r>
-      <w:r>
-        <w:rPr>
-          <w:rFonts w:ascii="Arial" w:eastAsia="Calibri" w:hAnsi="Arial" w:cs="Arial"/>
-          <w:b/>
-          <w:bCs/>
-          <w:color w:val="000000"/>
-          <w:sz w:val="20"/>
-          <w:szCs w:val="20"/>
-        </w:rPr>
-        <w:t>, Edinburgh</w:t>
+        <w:t xml:space="preserve"> University of Edinburgh</w:t>
       </w:r>
       <w:r>
         <w:rPr>
@@ -1128,7 +1186,16 @@
           <w:sz w:val="20"/>
           <w:szCs w:val="20"/>
         </w:rPr>
-        <w:t>Received an Edinburgh Award for leading peer-assisted learning sessions for two years and for recruiting, training and managing 12 more leaders.</w:t>
+        <w:t>Received</w:t>
+      </w:r>
+      <w:r>
+        <w:rPr>
+          <w:rFonts w:ascii="Arial" w:eastAsia="Calibri" w:hAnsi="Arial" w:cs="Arial"/>
+          <w:color w:val="000000"/>
+          <w:sz w:val="20"/>
+          <w:szCs w:val="20"/>
+        </w:rPr>
+        <w:t xml:space="preserve"> Edinburgh Award for leading peer-assisted learning sessions for two years and for recruiting, training and managing 12 more leaders.</w:t>
       </w:r>
     </w:p>
     <w:p>
@@ -1159,7 +1226,7 @@
           <w:sz w:val="20"/>
           <w:szCs w:val="20"/>
         </w:rPr>
-        <w:t>Nominated three times for the "Best Student Who Tutors Award" while teaching 11 groups of up to 20 students across six different courses from the School of Informatics.</w:t>
+        <w:t>Nominated three times for "Best Student Who Tutors Award" while teaching 11 groups of up to 20 students across six different courses from the School of Informatics.</w:t>
       </w:r>
     </w:p>
     <w:p>
@@ -1280,16 +1347,6 @@
           <w:szCs w:val="20"/>
         </w:rPr>
         <w:t>h</w:t>
-      </w:r>
-      <w:r>
-        <w:rPr>
-          <w:rFonts w:ascii="Arial" w:eastAsia="Calibri" w:hAnsi="Arial" w:cs="Arial"/>
-          <w:b/>
-          <w:color w:val="000000"/>
-          <w:sz w:val="20"/>
-          <w:szCs w:val="20"/>
-        </w:rPr>
-        <w:t>, Edinburgh</w:t>
       </w:r>
       <w:r>
         <w:rPr>
@@ -1352,7 +1409,7 @@
           <w:sz w:val="20"/>
           <w:szCs w:val="20"/>
         </w:rPr>
-        <w:t xml:space="preserve">Grade: </w:t>
+        <w:t xml:space="preserve">Awarded degree classification of </w:t>
       </w:r>
       <w:r>
         <w:rPr>
@@ -1363,6 +1420,16 @@
           <w:szCs w:val="20"/>
         </w:rPr>
         <w:t>First Class Honours (1st)</w:t>
+      </w:r>
+      <w:r>
+        <w:rPr>
+          <w:rFonts w:ascii="Arial" w:eastAsia="Calibri" w:hAnsi="Arial" w:cs="Arial"/>
+          <w:bCs/>
+          <w:color w:val="000000"/>
+          <w:sz w:val="20"/>
+          <w:szCs w:val="20"/>
+        </w:rPr>
+        <w:t>.</w:t>
       </w:r>
     </w:p>
     <w:p>
@@ -1394,43 +1461,7 @@
           <w:sz w:val="20"/>
           <w:szCs w:val="20"/>
         </w:rPr>
-        <w:t xml:space="preserve">Built </w:t>
-      </w:r>
-      <w:r>
-        <w:rPr>
-          <w:rFonts w:ascii="Arial" w:eastAsia="Calibri" w:hAnsi="Arial" w:cs="Arial"/>
-          <w:color w:val="000000"/>
-          <w:sz w:val="20"/>
-          <w:szCs w:val="20"/>
-        </w:rPr>
-        <w:t xml:space="preserve">a </w:t>
-      </w:r>
-      <w:r>
-        <w:rPr>
-          <w:rFonts w:ascii="Arial" w:eastAsia="Calibri" w:hAnsi="Arial" w:cs="Arial"/>
-          <w:color w:val="000000"/>
-          <w:sz w:val="20"/>
-          <w:szCs w:val="20"/>
-        </w:rPr>
-        <w:t xml:space="preserve">dung beetle robot with </w:t>
-      </w:r>
-      <w:r>
-        <w:rPr>
-          <w:rFonts w:ascii="Arial" w:eastAsia="Calibri" w:hAnsi="Arial" w:cs="Arial"/>
-          <w:color w:val="000000"/>
-          <w:sz w:val="20"/>
-          <w:szCs w:val="20"/>
-        </w:rPr>
-        <w:t xml:space="preserve">a </w:t>
-      </w:r>
-      <w:r>
-        <w:rPr>
-          <w:rFonts w:ascii="Arial" w:eastAsia="Calibri" w:hAnsi="Arial" w:cs="Arial"/>
-          <w:color w:val="000000"/>
-          <w:sz w:val="20"/>
-          <w:szCs w:val="20"/>
-        </w:rPr>
-        <w:t>neural model of navigational behaviour for final dissertation (82%)</w:t>
+        <w:t>Built dung beetle robot with neural model of navigational behaviour for final dissertation (82%)</w:t>
       </w:r>
       <w:r>
         <w:rPr>
@@ -1457,16 +1488,16 @@
           <w:sz w:val="20"/>
           <w:szCs w:val="20"/>
         </w:rPr>
-        <w:t xml:space="preserve">warded </w:t>
-      </w:r>
-      <w:r>
-        <w:rPr>
-          <w:rFonts w:ascii="Arial" w:eastAsia="Calibri" w:hAnsi="Arial" w:cs="Arial"/>
-          <w:color w:val="000000"/>
-          <w:sz w:val="20"/>
-          <w:szCs w:val="20"/>
-        </w:rPr>
-        <w:t xml:space="preserve">a </w:t>
+        <w:t>warded</w:t>
+      </w:r>
+      <w:r>
+        <w:rPr>
+          <w:rFonts w:ascii="Arial" w:eastAsia="Calibri" w:hAnsi="Arial" w:cs="Arial"/>
+          <w:color w:val="000000"/>
+          <w:sz w:val="20"/>
+          <w:szCs w:val="20"/>
+        </w:rPr>
+        <w:t xml:space="preserve"> </w:t>
       </w:r>
       <w:r>
         <w:rPr>
@@ -1553,15 +1584,6 @@
           <w:szCs w:val="20"/>
         </w:rPr>
         <w:t xml:space="preserve">Awarded </w:t>
-      </w:r>
-      <w:r>
-        <w:rPr>
-          <w:rFonts w:ascii="Arial" w:eastAsia="Calibri" w:hAnsi="Arial" w:cs="Arial"/>
-          <w:color w:val="000000"/>
-          <w:sz w:val="20"/>
-          <w:szCs w:val="20"/>
-        </w:rPr>
-        <w:t xml:space="preserve">the </w:t>
       </w:r>
       <w:r>
         <w:rPr>
@@ -2545,25 +2567,7 @@
           <w:sz w:val="20"/>
           <w:szCs w:val="20"/>
         </w:rPr>
-        <w:t xml:space="preserve">Built </w:t>
-      </w:r>
-      <w:r>
-        <w:rPr>
-          <w:rFonts w:ascii="Arial" w:eastAsia="Calibri" w:hAnsi="Arial" w:cs="Arial"/>
-          <w:color w:val="000000"/>
-          <w:sz w:val="20"/>
-          <w:szCs w:val="20"/>
-        </w:rPr>
-        <w:t xml:space="preserve">a </w:t>
-      </w:r>
-      <w:r>
-        <w:rPr>
-          <w:rFonts w:ascii="Arial" w:eastAsia="Calibri" w:hAnsi="Arial" w:cs="Arial"/>
-          <w:color w:val="000000"/>
-          <w:sz w:val="20"/>
-          <w:szCs w:val="20"/>
-        </w:rPr>
-        <w:t>reusable back-end PHP framework</w:t>
+        <w:t>Built reusable back-end PHP framework</w:t>
       </w:r>
       <w:r>
         <w:rPr>
@@ -2581,25 +2585,7 @@
           <w:sz w:val="20"/>
           <w:szCs w:val="20"/>
         </w:rPr>
-        <w:t xml:space="preserve">and designed </w:t>
-      </w:r>
-      <w:r>
-        <w:rPr>
-          <w:rFonts w:ascii="Arial" w:eastAsia="Calibri" w:hAnsi="Arial" w:cs="Arial"/>
-          <w:color w:val="000000"/>
-          <w:sz w:val="20"/>
-          <w:szCs w:val="20"/>
-        </w:rPr>
-        <w:t xml:space="preserve">a </w:t>
-      </w:r>
-      <w:r>
-        <w:rPr>
-          <w:rFonts w:ascii="Arial" w:eastAsia="Calibri" w:hAnsi="Arial" w:cs="Arial"/>
-          <w:color w:val="000000"/>
-          <w:sz w:val="20"/>
-          <w:szCs w:val="20"/>
-        </w:rPr>
-        <w:t xml:space="preserve">responsive front-end </w:t>
+        <w:t xml:space="preserve">and designed responsive front-end </w:t>
       </w:r>
       <w:r>
         <w:rPr>
@@ -2657,25 +2643,7 @@
           <w:sz w:val="20"/>
           <w:szCs w:val="20"/>
         </w:rPr>
-        <w:t xml:space="preserve">Organised </w:t>
-      </w:r>
-      <w:r>
-        <w:rPr>
-          <w:rFonts w:ascii="Arial" w:eastAsia="Calibri" w:hAnsi="Arial" w:cs="Arial"/>
-          <w:color w:val="000000"/>
-          <w:sz w:val="20"/>
-          <w:szCs w:val="20"/>
-        </w:rPr>
-        <w:t xml:space="preserve">the </w:t>
-      </w:r>
-      <w:r>
-        <w:rPr>
-          <w:rFonts w:ascii="Arial" w:eastAsia="Calibri" w:hAnsi="Arial" w:cs="Arial"/>
-          <w:color w:val="000000"/>
-          <w:sz w:val="20"/>
-          <w:szCs w:val="20"/>
-        </w:rPr>
-        <w:t>application into standalone containers using Docker</w:t>
+        <w:t>Organised application into standalone containers using Docker</w:t>
       </w:r>
       <w:r>
         <w:rPr>
@@ -2693,25 +2661,7 @@
           <w:sz w:val="20"/>
           <w:szCs w:val="20"/>
         </w:rPr>
-        <w:t xml:space="preserve">utomated </w:t>
-      </w:r>
-      <w:r>
-        <w:rPr>
-          <w:rFonts w:ascii="Arial" w:eastAsia="Calibri" w:hAnsi="Arial" w:cs="Arial"/>
-          <w:color w:val="000000"/>
-          <w:sz w:val="20"/>
-          <w:szCs w:val="20"/>
-        </w:rPr>
-        <w:t xml:space="preserve">the </w:t>
-      </w:r>
-      <w:r>
-        <w:rPr>
-          <w:rFonts w:ascii="Arial" w:eastAsia="Calibri" w:hAnsi="Arial" w:cs="Arial"/>
-          <w:color w:val="000000"/>
-          <w:sz w:val="20"/>
-          <w:szCs w:val="20"/>
-        </w:rPr>
-        <w:t xml:space="preserve">DevOps pipeline </w:t>
+        <w:t xml:space="preserve">utomated DevOps pipeline </w:t>
       </w:r>
       <w:r>
         <w:rPr>
@@ -2738,6 +2688,15 @@
           <w:sz w:val="20"/>
           <w:szCs w:val="20"/>
         </w:rPr>
+        <w:t>,</w:t>
+      </w:r>
+      <w:r>
+        <w:rPr>
+          <w:rFonts w:ascii="Arial" w:eastAsia="Calibri" w:hAnsi="Arial" w:cs="Arial"/>
+          <w:color w:val="000000"/>
+          <w:sz w:val="20"/>
+          <w:szCs w:val="20"/>
+        </w:rPr>
         <w:t xml:space="preserve"> and </w:t>
       </w:r>
       <w:r>
@@ -2756,25 +2715,25 @@
           <w:sz w:val="20"/>
           <w:szCs w:val="20"/>
         </w:rPr>
-        <w:t xml:space="preserve">onfigured </w:t>
-      </w:r>
-      <w:r>
-        <w:rPr>
-          <w:rFonts w:ascii="Arial" w:eastAsia="Calibri" w:hAnsi="Arial" w:cs="Arial"/>
-          <w:color w:val="000000"/>
-          <w:sz w:val="20"/>
-          <w:szCs w:val="20"/>
-        </w:rPr>
-        <w:t xml:space="preserve">the </w:t>
-      </w:r>
-      <w:r>
-        <w:rPr>
-          <w:rFonts w:ascii="Arial" w:eastAsia="Calibri" w:hAnsi="Arial" w:cs="Arial"/>
-          <w:color w:val="000000"/>
-          <w:sz w:val="20"/>
-          <w:szCs w:val="20"/>
-        </w:rPr>
-        <w:t>AWS EC2 instance and Apache Server manually</w:t>
+        <w:t xml:space="preserve">onfigured AWS EC2 instance and Apache </w:t>
+      </w:r>
+      <w:r>
+        <w:rPr>
+          <w:rFonts w:ascii="Arial" w:eastAsia="Calibri" w:hAnsi="Arial" w:cs="Arial"/>
+          <w:color w:val="000000"/>
+          <w:sz w:val="20"/>
+          <w:szCs w:val="20"/>
+        </w:rPr>
+        <w:t xml:space="preserve">HTTP </w:t>
+      </w:r>
+      <w:r>
+        <w:rPr>
+          <w:rFonts w:ascii="Arial" w:eastAsia="Calibri" w:hAnsi="Arial" w:cs="Arial"/>
+          <w:color w:val="000000"/>
+          <w:sz w:val="20"/>
+          <w:szCs w:val="20"/>
+        </w:rPr>
+        <w:t>Server manually</w:t>
       </w:r>
       <w:r>
         <w:rPr>
@@ -2991,25 +2950,7 @@
           <w:sz w:val="20"/>
           <w:szCs w:val="20"/>
         </w:rPr>
-        <w:t xml:space="preserve">Led </w:t>
-      </w:r>
-      <w:r>
-        <w:rPr>
-          <w:rFonts w:ascii="Arial" w:eastAsia="Calibri" w:hAnsi="Arial" w:cs="Arial"/>
-          <w:color w:val="000000"/>
-          <w:sz w:val="20"/>
-          <w:szCs w:val="20"/>
-        </w:rPr>
-        <w:t xml:space="preserve">a </w:t>
-      </w:r>
-      <w:r>
-        <w:rPr>
-          <w:rFonts w:ascii="Arial" w:eastAsia="Calibri" w:hAnsi="Arial" w:cs="Arial"/>
-          <w:color w:val="000000"/>
-          <w:sz w:val="20"/>
-          <w:szCs w:val="20"/>
-        </w:rPr>
-        <w:t xml:space="preserve">group of </w:t>
+        <w:t xml:space="preserve">Led group of </w:t>
       </w:r>
       <w:r>
         <w:rPr>
@@ -3103,25 +3044,7 @@
           <w:sz w:val="20"/>
           <w:szCs w:val="20"/>
         </w:rPr>
-        <w:t xml:space="preserve">Awarded annual prize for </w:t>
-      </w:r>
-      <w:r>
-        <w:rPr>
-          <w:rFonts w:ascii="Arial" w:eastAsia="Calibri" w:hAnsi="Arial" w:cs="Arial"/>
-          <w:color w:val="000000"/>
-          <w:sz w:val="20"/>
-          <w:szCs w:val="20"/>
-        </w:rPr>
-        <w:t xml:space="preserve">the </w:t>
-      </w:r>
-      <w:r>
-        <w:rPr>
-          <w:rFonts w:ascii="Arial" w:eastAsia="Calibri" w:hAnsi="Arial" w:cs="Arial"/>
-          <w:color w:val="000000"/>
-          <w:sz w:val="20"/>
-          <w:szCs w:val="20"/>
-        </w:rPr>
-        <w:t>best technical presentation</w:t>
+        <w:t>Awarded annual prize for best technical presentation</w:t>
       </w:r>
       <w:r>
         <w:rPr>
@@ -3197,25 +3120,7 @@
           <w:sz w:val="20"/>
           <w:szCs w:val="20"/>
         </w:rPr>
-        <w:t xml:space="preserve"> place in </w:t>
-      </w:r>
-      <w:r>
-        <w:rPr>
-          <w:rFonts w:ascii="Arial" w:eastAsia="Calibri" w:hAnsi="Arial" w:cs="Arial"/>
-          <w:color w:val="000000"/>
-          <w:sz w:val="20"/>
-          <w:szCs w:val="20"/>
-        </w:rPr>
-        <w:t xml:space="preserve">the </w:t>
-      </w:r>
-      <w:r>
-        <w:rPr>
-          <w:rFonts w:ascii="Arial" w:eastAsia="Calibri" w:hAnsi="Arial" w:cs="Arial"/>
-          <w:color w:val="000000"/>
-          <w:sz w:val="20"/>
-          <w:szCs w:val="20"/>
-        </w:rPr>
-        <w:t>annual competition</w:t>
+        <w:t xml:space="preserve"> place in annual competition</w:t>
       </w:r>
       <w:r>
         <w:rPr>

--- a/apache2/www/public/engineer/engineer-resume.docx
+++ b/apache2/www/public/engineer/engineer-resume.docx
@@ -204,7 +204,7 @@
             <w:sz w:val="20"/>
             <w:szCs w:val="20"/>
           </w:rPr>
-          <w:t>rmsy.me</w:t>
+          <w:t>https://rmsy.me</w:t>
         </w:r>
       </w:hyperlink>
     </w:p>
@@ -242,7 +242,7 @@
             <w:sz w:val="20"/>
             <w:szCs w:val="20"/>
           </w:rPr>
-          <w:t>rmsy.me/linkedin</w:t>
+          <w:t>https://linkedin.com/in/relnaggar/</w:t>
         </w:r>
       </w:hyperlink>
     </w:p>
@@ -316,7 +316,7 @@
           <w:sz w:val="20"/>
           <w:szCs w:val="20"/>
         </w:rPr>
-        <w:t xml:space="preserve"> Spanish (B1 DELE 2021)</w:t>
+        <w:t xml:space="preserve"> Spanish (B1 DELE)</w:t>
       </w:r>
     </w:p>
     <w:p>
@@ -377,7 +377,7 @@
           <w:between w:val="nil"/>
         </w:pBdr>
         <w:tabs>
-          <w:tab w:val="right" w:leader="dot" w:pos="11340"/>
+          <w:tab w:val="right" w:pos="11340"/>
         </w:tabs>
         <w:spacing w:before="120"/>
         <w:rPr>
@@ -547,70 +547,16 @@
           <w:sz w:val="20"/>
           <w:szCs w:val="20"/>
         </w:rPr>
-        <w:t>Designated</w:t>
-      </w:r>
-      <w:r>
-        <w:rPr>
-          <w:rFonts w:ascii="Arial" w:eastAsia="Calibri" w:hAnsi="Arial" w:cs="Arial"/>
-          <w:color w:val="000000"/>
-          <w:sz w:val="20"/>
-          <w:szCs w:val="20"/>
-        </w:rPr>
-        <w:t xml:space="preserve"> UK’s </w:t>
-      </w:r>
-      <w:r>
-        <w:rPr>
-          <w:rFonts w:ascii="Arial" w:eastAsia="Calibri" w:hAnsi="Arial" w:cs="Arial"/>
-          <w:color w:val="000000"/>
-          <w:sz w:val="20"/>
-          <w:szCs w:val="20"/>
-        </w:rPr>
-        <w:t>top</w:t>
-      </w:r>
-      <w:r>
-        <w:rPr>
-          <w:rFonts w:ascii="Arial" w:eastAsia="Calibri" w:hAnsi="Arial" w:cs="Arial"/>
-          <w:color w:val="000000"/>
-          <w:sz w:val="20"/>
-          <w:szCs w:val="20"/>
-        </w:rPr>
-        <w:t xml:space="preserve"> </w:t>
-      </w:r>
-      <w:r>
-        <w:rPr>
-          <w:rFonts w:ascii="Arial" w:eastAsia="Calibri" w:hAnsi="Arial" w:cs="Arial"/>
-          <w:color w:val="000000"/>
-          <w:sz w:val="20"/>
-          <w:szCs w:val="20"/>
-        </w:rPr>
-        <w:t>"</w:t>
-      </w:r>
-      <w:r>
-        <w:rPr>
-          <w:rFonts w:ascii="Arial" w:eastAsia="Calibri" w:hAnsi="Arial" w:cs="Arial"/>
-          <w:color w:val="000000"/>
-          <w:sz w:val="20"/>
-          <w:szCs w:val="20"/>
-        </w:rPr>
-        <w:t>Computing University</w:t>
-      </w:r>
-      <w:r>
-        <w:rPr>
-          <w:rFonts w:ascii="Arial" w:eastAsia="Calibri" w:hAnsi="Arial" w:cs="Arial"/>
-          <w:color w:val="000000"/>
-          <w:sz w:val="20"/>
-          <w:szCs w:val="20"/>
-        </w:rPr>
-        <w:t>" tutor</w:t>
-      </w:r>
-      <w:r>
-        <w:rPr>
-          <w:rFonts w:ascii="Arial" w:eastAsia="Calibri" w:hAnsi="Arial" w:cs="Arial"/>
-          <w:color w:val="000000"/>
-          <w:sz w:val="20"/>
-          <w:szCs w:val="20"/>
-        </w:rPr>
-        <w:t xml:space="preserve"> on </w:t>
+        <w:t>Acknowledged as the</w:t>
+      </w:r>
+      <w:r>
+        <w:rPr>
+          <w:rFonts w:ascii="Arial" w:eastAsia="Calibri" w:hAnsi="Arial" w:cs="Arial"/>
+          <w:color w:val="000000"/>
+          <w:sz w:val="20"/>
+          <w:szCs w:val="20"/>
+        </w:rPr>
+        <w:t xml:space="preserve"> UK’s top "Computing University" tutor on </w:t>
       </w:r>
       <w:hyperlink r:id="rId11" w:history="1">
         <w:r>
@@ -630,34 +576,34 @@
           <w:sz w:val="20"/>
           <w:szCs w:val="20"/>
         </w:rPr>
-        <w:t xml:space="preserve"> and received over 600 </w:t>
-      </w:r>
-      <w:r>
-        <w:rPr>
-          <w:rFonts w:ascii="Arial" w:eastAsia="Calibri" w:hAnsi="Arial" w:cs="Arial"/>
-          <w:color w:val="000000"/>
-          <w:sz w:val="20"/>
-          <w:szCs w:val="20"/>
-        </w:rPr>
-        <w:t>five</w:t>
-      </w:r>
-      <w:r>
-        <w:rPr>
-          <w:rFonts w:ascii="Arial" w:eastAsia="Calibri" w:hAnsi="Arial" w:cs="Arial"/>
-          <w:color w:val="000000"/>
-          <w:sz w:val="20"/>
-          <w:szCs w:val="20"/>
-        </w:rPr>
-        <w:t>-star reviews</w:t>
-      </w:r>
-      <w:r>
-        <w:rPr>
-          <w:rFonts w:ascii="Arial" w:eastAsia="Calibri" w:hAnsi="Arial" w:cs="Arial"/>
-          <w:color w:val="000000"/>
-          <w:sz w:val="20"/>
-          <w:szCs w:val="20"/>
-        </w:rPr>
-        <w:t>.</w:t>
+        <w:t xml:space="preserve"> </w:t>
+      </w:r>
+      <w:r>
+        <w:rPr>
+          <w:rFonts w:ascii="Arial" w:eastAsia="Calibri" w:hAnsi="Arial" w:cs="Arial"/>
+          <w:color w:val="000000"/>
+          <w:sz w:val="20"/>
+          <w:szCs w:val="20"/>
+        </w:rPr>
+        <w:t>and received</w:t>
+      </w:r>
+      <w:r>
+        <w:rPr>
+          <w:rFonts w:ascii="Arial" w:eastAsia="Calibri" w:hAnsi="Arial" w:cs="Arial"/>
+          <w:color w:val="000000"/>
+          <w:sz w:val="20"/>
+          <w:szCs w:val="20"/>
+        </w:rPr>
+        <w:t xml:space="preserve"> </w:t>
+      </w:r>
+      <w:r>
+        <w:rPr>
+          <w:rFonts w:ascii="Arial" w:eastAsia="Calibri" w:hAnsi="Arial" w:cs="Arial"/>
+          <w:color w:val="000000"/>
+          <w:sz w:val="20"/>
+          <w:szCs w:val="20"/>
+        </w:rPr>
+        <w:t>600+ 5-star reviews.</w:t>
       </w:r>
     </w:p>
     <w:p>
@@ -688,25 +634,70 @@
           <w:sz w:val="20"/>
           <w:szCs w:val="20"/>
         </w:rPr>
-        <w:t>Taught</w:t>
-      </w:r>
-      <w:r>
-        <w:rPr>
-          <w:rFonts w:ascii="Arial" w:eastAsia="Calibri" w:hAnsi="Arial" w:cs="Arial"/>
-          <w:color w:val="000000"/>
-          <w:sz w:val="20"/>
-          <w:szCs w:val="20"/>
-        </w:rPr>
-        <w:t xml:space="preserve"> web development (HTML/CSS, Django, PHP, Ruby on Rails), object-oriented programming and software engineering (Python, Java), databases (MySQL), algorithms and data structures</w:t>
-      </w:r>
-      <w:r>
-        <w:rPr>
-          <w:rFonts w:ascii="Arial" w:eastAsia="Calibri" w:hAnsi="Arial" w:cs="Arial"/>
-          <w:color w:val="000000"/>
-          <w:sz w:val="20"/>
-          <w:szCs w:val="20"/>
-        </w:rPr>
-        <w:t>.</w:t>
+        <w:t xml:space="preserve">Delivered comprehensive </w:t>
+      </w:r>
+      <w:r>
+        <w:rPr>
+          <w:rFonts w:ascii="Arial" w:eastAsia="Calibri" w:hAnsi="Arial" w:cs="Arial"/>
+          <w:color w:val="000000"/>
+          <w:sz w:val="20"/>
+          <w:szCs w:val="20"/>
+        </w:rPr>
+        <w:t>tuition</w:t>
+      </w:r>
+      <w:r>
+        <w:rPr>
+          <w:rFonts w:ascii="Arial" w:eastAsia="Calibri" w:hAnsi="Arial" w:cs="Arial"/>
+          <w:color w:val="000000"/>
+          <w:sz w:val="20"/>
+          <w:szCs w:val="20"/>
+        </w:rPr>
+        <w:t xml:space="preserve"> </w:t>
+      </w:r>
+      <w:r>
+        <w:rPr>
+          <w:rFonts w:ascii="Arial" w:eastAsia="Calibri" w:hAnsi="Arial" w:cs="Arial"/>
+          <w:color w:val="000000"/>
+          <w:sz w:val="20"/>
+          <w:szCs w:val="20"/>
+        </w:rPr>
+        <w:t xml:space="preserve">in </w:t>
+      </w:r>
+      <w:r>
+        <w:rPr>
+          <w:rFonts w:ascii="Arial" w:eastAsia="Calibri" w:hAnsi="Arial" w:cs="Arial"/>
+          <w:color w:val="000000"/>
+          <w:sz w:val="20"/>
+          <w:szCs w:val="20"/>
+        </w:rPr>
+        <w:t>software engineering subjects including</w:t>
+      </w:r>
+      <w:r>
+        <w:rPr>
+          <w:rFonts w:ascii="Arial" w:eastAsia="Calibri" w:hAnsi="Arial" w:cs="Arial"/>
+          <w:color w:val="000000"/>
+          <w:sz w:val="20"/>
+          <w:szCs w:val="20"/>
+        </w:rPr>
+        <w:t xml:space="preserve"> web development, object-oriented programming</w:t>
+      </w:r>
+      <w:r>
+        <w:rPr>
+          <w:rFonts w:ascii="Arial" w:eastAsia="Calibri" w:hAnsi="Arial" w:cs="Arial"/>
+          <w:color w:val="000000"/>
+          <w:sz w:val="20"/>
+          <w:szCs w:val="20"/>
+        </w:rPr>
+        <w:t xml:space="preserve">, </w:t>
+      </w:r>
+      <w:r>
+        <w:rPr>
+          <w:rFonts w:ascii="Arial" w:eastAsia="Calibri" w:hAnsi="Arial" w:cs="Arial"/>
+          <w:color w:val="000000"/>
+          <w:sz w:val="20"/>
+          <w:szCs w:val="20"/>
+        </w:rPr>
+        <w:t>databases, algorithms and data structures.</w:t>
       </w:r>
     </w:p>
     <w:p>
@@ -719,7 +710,7 @@
           <w:between w:val="nil"/>
         </w:pBdr>
         <w:tabs>
-          <w:tab w:val="right" w:leader="dot" w:pos="11340"/>
+          <w:tab w:val="right" w:pos="11340"/>
         </w:tabs>
         <w:spacing w:before="120"/>
         <w:rPr>
@@ -835,70 +826,70 @@
           <w:sz w:val="20"/>
           <w:szCs w:val="20"/>
         </w:rPr>
-        <w:t>Front-end: upgraded plain JavaScript to Ext JS (a J</w:t>
-      </w:r>
-      <w:r>
-        <w:rPr>
-          <w:rFonts w:ascii="Arial" w:eastAsia="Calibri" w:hAnsi="Arial" w:cs="Arial"/>
-          <w:color w:val="000000"/>
-          <w:sz w:val="20"/>
-          <w:szCs w:val="20"/>
-        </w:rPr>
-        <w:t>ava</w:t>
-      </w:r>
-      <w:r>
-        <w:rPr>
-          <w:rFonts w:ascii="Arial" w:eastAsia="Calibri" w:hAnsi="Arial" w:cs="Arial"/>
-          <w:color w:val="000000"/>
-          <w:sz w:val="20"/>
-          <w:szCs w:val="20"/>
-        </w:rPr>
-        <w:t>S</w:t>
-      </w:r>
-      <w:r>
-        <w:rPr>
-          <w:rFonts w:ascii="Arial" w:eastAsia="Calibri" w:hAnsi="Arial" w:cs="Arial"/>
-          <w:color w:val="000000"/>
-          <w:sz w:val="20"/>
-          <w:szCs w:val="20"/>
-        </w:rPr>
-        <w:t>cript</w:t>
-      </w:r>
-      <w:r>
-        <w:rPr>
-          <w:rFonts w:ascii="Arial" w:eastAsia="Calibri" w:hAnsi="Arial" w:cs="Arial"/>
-          <w:color w:val="000000"/>
-          <w:sz w:val="20"/>
-          <w:szCs w:val="20"/>
-        </w:rPr>
-        <w:t xml:space="preserve"> </w:t>
-      </w:r>
-      <w:r>
-        <w:rPr>
-          <w:rFonts w:ascii="Arial" w:eastAsia="Calibri" w:hAnsi="Arial" w:cs="Arial"/>
-          <w:color w:val="000000"/>
-          <w:sz w:val="20"/>
-          <w:szCs w:val="20"/>
-        </w:rPr>
-        <w:t xml:space="preserve">application </w:t>
-      </w:r>
-      <w:r>
-        <w:rPr>
-          <w:rFonts w:ascii="Arial" w:eastAsia="Calibri" w:hAnsi="Arial" w:cs="Arial"/>
-          <w:color w:val="000000"/>
-          <w:sz w:val="20"/>
-          <w:szCs w:val="20"/>
-        </w:rPr>
-        <w:t>framework)</w:t>
-      </w:r>
-      <w:r>
-        <w:rPr>
-          <w:rFonts w:ascii="Arial" w:eastAsia="Calibri" w:hAnsi="Arial" w:cs="Arial"/>
-          <w:color w:val="000000"/>
-          <w:sz w:val="20"/>
-          <w:szCs w:val="20"/>
-        </w:rPr>
-        <w:t>.</w:t>
+        <w:t xml:space="preserve">Upgraded </w:t>
+      </w:r>
+      <w:r>
+        <w:rPr>
+          <w:rFonts w:ascii="Arial" w:eastAsia="Calibri" w:hAnsi="Arial" w:cs="Arial"/>
+          <w:color w:val="000000"/>
+          <w:sz w:val="20"/>
+          <w:szCs w:val="20"/>
+        </w:rPr>
+        <w:t xml:space="preserve">a </w:t>
+      </w:r>
+      <w:r>
+        <w:rPr>
+          <w:rFonts w:ascii="Arial" w:eastAsia="Calibri" w:hAnsi="Arial" w:cs="Arial"/>
+          <w:color w:val="000000"/>
+          <w:sz w:val="20"/>
+          <w:szCs w:val="20"/>
+        </w:rPr>
+        <w:t xml:space="preserve">legacy system of </w:t>
+      </w:r>
+      <w:r>
+        <w:rPr>
+          <w:rFonts w:ascii="Arial" w:eastAsia="Calibri" w:hAnsi="Arial" w:cs="Arial"/>
+          <w:color w:val="000000"/>
+          <w:sz w:val="20"/>
+          <w:szCs w:val="20"/>
+        </w:rPr>
+        <w:t>10,000+ lines</w:t>
+      </w:r>
+      <w:r>
+        <w:rPr>
+          <w:rFonts w:ascii="Arial" w:eastAsia="Calibri" w:hAnsi="Arial" w:cs="Arial"/>
+          <w:color w:val="000000"/>
+          <w:sz w:val="20"/>
+          <w:szCs w:val="20"/>
+        </w:rPr>
+        <w:t xml:space="preserve"> of code</w:t>
+      </w:r>
+      <w:r>
+        <w:rPr>
+          <w:rFonts w:ascii="Arial" w:eastAsia="Calibri" w:hAnsi="Arial" w:cs="Arial"/>
+          <w:color w:val="000000"/>
+          <w:sz w:val="20"/>
+          <w:szCs w:val="20"/>
+        </w:rPr>
+        <w:t xml:space="preserve">, </w:t>
+      </w:r>
+      <w:r>
+        <w:rPr>
+          <w:rFonts w:ascii="Arial" w:eastAsia="Calibri" w:hAnsi="Arial" w:cs="Arial"/>
+          <w:color w:val="000000"/>
+          <w:sz w:val="20"/>
+          <w:szCs w:val="20"/>
+        </w:rPr>
+        <w:t>significantly improving code quality</w:t>
+      </w:r>
+      <w:r>
+        <w:rPr>
+          <w:rFonts w:ascii="Arial" w:eastAsia="Calibri" w:hAnsi="Arial" w:cs="Arial"/>
+          <w:color w:val="000000"/>
+          <w:sz w:val="20"/>
+          <w:szCs w:val="20"/>
+        </w:rPr>
+        <w:t xml:space="preserve"> and maintainability.</w:t>
       </w:r>
     </w:p>
     <w:p>
@@ -929,54 +920,106 @@
           <w:sz w:val="20"/>
           <w:szCs w:val="20"/>
         </w:rPr>
-        <w:t>Back-</w:t>
-      </w:r>
-      <w:proofErr w:type="gramStart"/>
-      <w:r>
-        <w:rPr>
-          <w:rFonts w:ascii="Arial" w:eastAsia="Calibri" w:hAnsi="Arial" w:cs="Arial"/>
-          <w:color w:val="000000"/>
-          <w:sz w:val="20"/>
-          <w:szCs w:val="20"/>
-        </w:rPr>
-        <w:t>end:</w:t>
-      </w:r>
-      <w:proofErr w:type="gramEnd"/>
-      <w:r>
-        <w:rPr>
-          <w:rFonts w:ascii="Arial" w:eastAsia="Calibri" w:hAnsi="Arial" w:cs="Arial"/>
-          <w:color w:val="000000"/>
-          <w:sz w:val="20"/>
-          <w:szCs w:val="20"/>
-        </w:rPr>
-        <w:t xml:space="preserve"> wrote custom object-relational mapping (ORM) in PHP and SQL (MySQL)</w:t>
-      </w:r>
-      <w:r>
-        <w:rPr>
-          <w:rFonts w:ascii="Arial" w:eastAsia="Calibri" w:hAnsi="Arial" w:cs="Arial"/>
-          <w:color w:val="000000"/>
-          <w:sz w:val="20"/>
-          <w:szCs w:val="20"/>
-        </w:rPr>
-        <w:t xml:space="preserve"> to uncouple domain logic from database layer</w:t>
-      </w:r>
-      <w:r>
-        <w:rPr>
-          <w:rFonts w:ascii="Arial" w:eastAsia="Calibri" w:hAnsi="Arial" w:cs="Arial"/>
-          <w:color w:val="000000"/>
-          <w:sz w:val="20"/>
-          <w:szCs w:val="20"/>
-        </w:rPr>
-        <w:t>,</w:t>
-      </w:r>
-      <w:r>
-        <w:rPr>
-          <w:rFonts w:ascii="Arial" w:eastAsia="Calibri" w:hAnsi="Arial" w:cs="Arial"/>
-          <w:color w:val="000000"/>
-          <w:sz w:val="20"/>
-          <w:szCs w:val="20"/>
-        </w:rPr>
-        <w:t xml:space="preserve"> upgrading procedural PHP to object-orientated PHP.</w:t>
+        <w:t>Cut the</w:t>
+      </w:r>
+      <w:r>
+        <w:rPr>
+          <w:rFonts w:ascii="Arial" w:eastAsia="Calibri" w:hAnsi="Arial" w:cs="Arial"/>
+          <w:color w:val="000000"/>
+          <w:sz w:val="20"/>
+          <w:szCs w:val="20"/>
+        </w:rPr>
+        <w:t xml:space="preserve"> </w:t>
+      </w:r>
+      <w:r>
+        <w:rPr>
+          <w:rFonts w:ascii="Arial" w:eastAsia="Calibri" w:hAnsi="Arial" w:cs="Arial"/>
+          <w:color w:val="000000"/>
+          <w:sz w:val="20"/>
+          <w:szCs w:val="20"/>
+        </w:rPr>
+        <w:t xml:space="preserve">size of </w:t>
+      </w:r>
+      <w:r>
+        <w:rPr>
+          <w:rFonts w:ascii="Arial" w:eastAsia="Calibri" w:hAnsi="Arial" w:cs="Arial"/>
+          <w:color w:val="000000"/>
+          <w:sz w:val="20"/>
+          <w:szCs w:val="20"/>
+        </w:rPr>
+        <w:t xml:space="preserve">the </w:t>
+      </w:r>
+      <w:r>
+        <w:rPr>
+          <w:rFonts w:ascii="Arial" w:eastAsia="Calibri" w:hAnsi="Arial" w:cs="Arial"/>
+          <w:color w:val="000000"/>
+          <w:sz w:val="20"/>
+          <w:szCs w:val="20"/>
+        </w:rPr>
+        <w:t>codebase by 4</w:t>
+      </w:r>
+      <w:r>
+        <w:rPr>
+          <w:rFonts w:ascii="Arial" w:eastAsia="Calibri" w:hAnsi="Arial" w:cs="Arial"/>
+          <w:color w:val="000000"/>
+          <w:sz w:val="20"/>
+          <w:szCs w:val="20"/>
+        </w:rPr>
+        <w:t>1</w:t>
+      </w:r>
+      <w:r>
+        <w:rPr>
+          <w:rFonts w:ascii="Arial" w:eastAsia="Calibri" w:hAnsi="Arial" w:cs="Arial"/>
+          <w:color w:val="000000"/>
+          <w:sz w:val="20"/>
+          <w:szCs w:val="20"/>
+        </w:rPr>
+        <w:t>%</w:t>
+      </w:r>
+      <w:r>
+        <w:rPr>
+          <w:rFonts w:ascii="Arial" w:eastAsia="Calibri" w:hAnsi="Arial" w:cs="Arial"/>
+          <w:color w:val="000000"/>
+          <w:sz w:val="20"/>
+          <w:szCs w:val="20"/>
+        </w:rPr>
+        <w:t xml:space="preserve">, dramatically accelerating </w:t>
+      </w:r>
+      <w:r>
+        <w:rPr>
+          <w:rFonts w:ascii="Arial" w:eastAsia="Calibri" w:hAnsi="Arial" w:cs="Arial"/>
+          <w:color w:val="000000"/>
+          <w:sz w:val="20"/>
+          <w:szCs w:val="20"/>
+        </w:rPr>
+        <w:t xml:space="preserve">the </w:t>
+      </w:r>
+      <w:r>
+        <w:rPr>
+          <w:rFonts w:ascii="Arial" w:eastAsia="Calibri" w:hAnsi="Arial" w:cs="Arial"/>
+          <w:color w:val="000000"/>
+          <w:sz w:val="20"/>
+          <w:szCs w:val="20"/>
+        </w:rPr>
+        <w:t xml:space="preserve">rate of bug fixes and feature </w:t>
+      </w:r>
+      <w:r>
+        <w:rPr>
+          <w:rFonts w:ascii="Arial" w:eastAsia="Calibri" w:hAnsi="Arial" w:cs="Arial"/>
+          <w:color w:val="000000"/>
+          <w:sz w:val="20"/>
+          <w:szCs w:val="20"/>
+        </w:rPr>
+        <w:t>additions</w:t>
+      </w:r>
+      <w:r>
+        <w:rPr>
+          <w:rFonts w:ascii="Arial" w:eastAsia="Calibri" w:hAnsi="Arial" w:cs="Arial"/>
+          <w:color w:val="000000"/>
+          <w:sz w:val="20"/>
+          <w:szCs w:val="20"/>
+        </w:rPr>
+        <w:t>.</w:t>
       </w:r>
     </w:p>
     <w:p>
@@ -1007,155 +1050,79 @@
           <w:sz w:val="20"/>
           <w:szCs w:val="20"/>
         </w:rPr>
-        <w:t>Dev-ops/testing: configured Jasmine and PHPUnit within large existing codebase</w:t>
-      </w:r>
-      <w:r>
-        <w:rPr>
-          <w:rFonts w:ascii="Arial" w:eastAsia="Calibri" w:hAnsi="Arial" w:cs="Arial"/>
-          <w:color w:val="000000"/>
-          <w:sz w:val="20"/>
-          <w:szCs w:val="20"/>
-        </w:rPr>
-        <w:t xml:space="preserve"> and</w:t>
-      </w:r>
-      <w:r>
-        <w:rPr>
-          <w:rFonts w:ascii="Arial" w:eastAsia="Calibri" w:hAnsi="Arial" w:cs="Arial"/>
-          <w:color w:val="000000"/>
-          <w:sz w:val="20"/>
-          <w:szCs w:val="20"/>
-        </w:rPr>
-        <w:t xml:space="preserve"> use</w:t>
-      </w:r>
-      <w:r>
-        <w:rPr>
-          <w:rFonts w:ascii="Arial" w:eastAsia="Calibri" w:hAnsi="Arial" w:cs="Arial"/>
-          <w:color w:val="000000"/>
-          <w:sz w:val="20"/>
-          <w:szCs w:val="20"/>
-        </w:rPr>
-        <w:t>d</w:t>
-      </w:r>
-      <w:r>
-        <w:rPr>
-          <w:rFonts w:ascii="Arial" w:eastAsia="Calibri" w:hAnsi="Arial" w:cs="Arial"/>
-          <w:color w:val="000000"/>
-          <w:sz w:val="20"/>
-          <w:szCs w:val="20"/>
-        </w:rPr>
-        <w:t xml:space="preserve"> test-driven</w:t>
-      </w:r>
-      <w:r>
-        <w:rPr>
-          <w:rFonts w:ascii="Arial" w:eastAsia="Calibri" w:hAnsi="Arial" w:cs="Arial"/>
-          <w:color w:val="000000"/>
-          <w:sz w:val="20"/>
-          <w:szCs w:val="20"/>
-        </w:rPr>
-        <w:t xml:space="preserve"> </w:t>
-      </w:r>
-      <w:r>
-        <w:rPr>
-          <w:rFonts w:ascii="Arial" w:eastAsia="Calibri" w:hAnsi="Arial" w:cs="Arial"/>
-          <w:color w:val="000000"/>
-          <w:sz w:val="20"/>
-          <w:szCs w:val="20"/>
-        </w:rPr>
-        <w:t xml:space="preserve">development (TDD) throughout </w:t>
-      </w:r>
-      <w:r>
-        <w:rPr>
-          <w:rFonts w:ascii="Arial" w:eastAsia="Calibri" w:hAnsi="Arial" w:cs="Arial"/>
-          <w:color w:val="000000"/>
-          <w:sz w:val="20"/>
-          <w:szCs w:val="20"/>
-        </w:rPr>
-        <w:t xml:space="preserve">the </w:t>
-      </w:r>
-      <w:r>
-        <w:rPr>
-          <w:rFonts w:ascii="Arial" w:eastAsia="Calibri" w:hAnsi="Arial" w:cs="Arial"/>
-          <w:color w:val="000000"/>
-          <w:sz w:val="20"/>
-          <w:szCs w:val="20"/>
-        </w:rPr>
-        <w:t>upgrade process.</w:t>
-      </w:r>
-    </w:p>
-    <w:p>
-      <w:pPr>
-        <w:pBdr>
-          <w:top w:val="nil"/>
-          <w:left w:val="nil"/>
-          <w:bottom w:val="nil"/>
-          <w:right w:val="nil"/>
-          <w:between w:val="nil"/>
-        </w:pBdr>
-        <w:tabs>
-          <w:tab w:val="right" w:leader="dot" w:pos="11340"/>
-        </w:tabs>
-        <w:spacing w:before="120"/>
-        <w:rPr>
-          <w:rFonts w:ascii="Arial" w:eastAsia="Calibri" w:hAnsi="Arial" w:cs="Arial"/>
-          <w:b/>
-          <w:color w:val="000000"/>
-          <w:sz w:val="20"/>
-          <w:szCs w:val="20"/>
-        </w:rPr>
-      </w:pPr>
-      <w:r>
-        <w:rPr>
-          <w:rFonts w:ascii="Arial" w:eastAsia="Calibri" w:hAnsi="Arial" w:cs="Arial"/>
-          <w:b/>
-          <w:bCs/>
-          <w:color w:val="000000"/>
-          <w:sz w:val="20"/>
-          <w:szCs w:val="20"/>
-        </w:rPr>
-        <w:t>Informatics University Tutor</w:t>
-      </w:r>
-      <w:r>
-        <w:rPr>
-          <w:rFonts w:ascii="Arial" w:eastAsia="Calibri" w:hAnsi="Arial" w:cs="Arial"/>
-          <w:b/>
-          <w:bCs/>
-          <w:color w:val="000000"/>
-          <w:sz w:val="20"/>
-          <w:szCs w:val="20"/>
-        </w:rPr>
-        <w:t xml:space="preserve"> </w:t>
-      </w:r>
-      <w:r>
-        <w:rPr>
-          <w:rFonts w:ascii="Arial" w:eastAsia="Calibri" w:hAnsi="Arial" w:cs="Arial"/>
-          <w:b/>
-          <w:bCs/>
-          <w:color w:val="000000"/>
-          <w:sz w:val="20"/>
-          <w:szCs w:val="20"/>
-        </w:rPr>
-        <w:t>/</w:t>
-      </w:r>
-      <w:r>
-        <w:rPr>
-          <w:rFonts w:ascii="Arial" w:eastAsia="Calibri" w:hAnsi="Arial" w:cs="Arial"/>
-          <w:b/>
-          <w:bCs/>
-          <w:color w:val="000000"/>
-          <w:sz w:val="20"/>
-          <w:szCs w:val="20"/>
-        </w:rPr>
-        <w:t xml:space="preserve"> University of Edinburgh</w:t>
-      </w:r>
-      <w:r>
-        <w:rPr>
-          <w:rFonts w:ascii="Arial" w:eastAsia="Calibri" w:hAnsi="Arial" w:cs="Arial"/>
-          <w:color w:val="000000"/>
-          <w:sz w:val="20"/>
-          <w:szCs w:val="20"/>
-        </w:rPr>
-        <w:tab/>
-        <w:t>2016-2018</w:t>
+        <w:t>U</w:t>
+      </w:r>
+      <w:r>
+        <w:rPr>
+          <w:rFonts w:ascii="Arial" w:eastAsia="Calibri" w:hAnsi="Arial" w:cs="Arial"/>
+          <w:color w:val="000000"/>
+          <w:sz w:val="20"/>
+          <w:szCs w:val="20"/>
+        </w:rPr>
+        <w:t xml:space="preserve">pgraded </w:t>
+      </w:r>
+      <w:r>
+        <w:rPr>
+          <w:rFonts w:ascii="Arial" w:eastAsia="Calibri" w:hAnsi="Arial" w:cs="Arial"/>
+          <w:color w:val="000000"/>
+          <w:sz w:val="20"/>
+          <w:szCs w:val="20"/>
+        </w:rPr>
+        <w:t xml:space="preserve">front-end from </w:t>
+      </w:r>
+      <w:r>
+        <w:rPr>
+          <w:rFonts w:ascii="Arial" w:eastAsia="Calibri" w:hAnsi="Arial" w:cs="Arial"/>
+          <w:color w:val="000000"/>
+          <w:sz w:val="20"/>
+          <w:szCs w:val="20"/>
+        </w:rPr>
+        <w:t xml:space="preserve">plain JavaScript to </w:t>
+      </w:r>
+      <w:r>
+        <w:rPr>
+          <w:rFonts w:ascii="Arial" w:eastAsia="Calibri" w:hAnsi="Arial" w:cs="Arial"/>
+          <w:color w:val="000000"/>
+          <w:sz w:val="20"/>
+          <w:szCs w:val="20"/>
+        </w:rPr>
+        <w:t xml:space="preserve">Model-View-Controller </w:t>
+      </w:r>
+      <w:r>
+        <w:rPr>
+          <w:rFonts w:ascii="Arial" w:eastAsia="Calibri" w:hAnsi="Arial" w:cs="Arial"/>
+          <w:color w:val="000000"/>
+          <w:sz w:val="20"/>
+          <w:szCs w:val="20"/>
+        </w:rPr>
+        <w:t>(</w:t>
+      </w:r>
+      <w:r>
+        <w:rPr>
+          <w:rFonts w:ascii="Arial" w:eastAsia="Calibri" w:hAnsi="Arial" w:cs="Arial"/>
+          <w:color w:val="000000"/>
+          <w:sz w:val="20"/>
+          <w:szCs w:val="20"/>
+        </w:rPr>
+        <w:t xml:space="preserve">MVC) architecture using </w:t>
+      </w:r>
+      <w:r>
+        <w:rPr>
+          <w:rFonts w:ascii="Arial" w:eastAsia="Calibri" w:hAnsi="Arial" w:cs="Arial"/>
+          <w:color w:val="000000"/>
+          <w:sz w:val="20"/>
+          <w:szCs w:val="20"/>
+        </w:rPr>
+        <w:t>Ext JS</w:t>
+      </w:r>
+      <w:r>
+        <w:rPr>
+          <w:rFonts w:ascii="Arial" w:eastAsia="Calibri" w:hAnsi="Arial" w:cs="Arial"/>
+          <w:color w:val="000000"/>
+          <w:sz w:val="20"/>
+          <w:szCs w:val="20"/>
+        </w:rPr>
+        <w:t>.</w:t>
       </w:r>
     </w:p>
     <w:p>
@@ -1186,16 +1153,209 @@
           <w:sz w:val="20"/>
           <w:szCs w:val="20"/>
         </w:rPr>
-        <w:t>Received</w:t>
-      </w:r>
-      <w:r>
-        <w:rPr>
-          <w:rFonts w:ascii="Arial" w:eastAsia="Calibri" w:hAnsi="Arial" w:cs="Arial"/>
-          <w:color w:val="000000"/>
-          <w:sz w:val="20"/>
-          <w:szCs w:val="20"/>
-        </w:rPr>
-        <w:t xml:space="preserve"> Edinburgh Award for leading peer-assisted learning sessions for two years and for recruiting, training and managing 12 more leaders.</w:t>
+        <w:t>U</w:t>
+      </w:r>
+      <w:r>
+        <w:rPr>
+          <w:rFonts w:ascii="Arial" w:eastAsia="Calibri" w:hAnsi="Arial" w:cs="Arial"/>
+          <w:color w:val="000000"/>
+          <w:sz w:val="20"/>
+          <w:szCs w:val="20"/>
+        </w:rPr>
+        <w:t xml:space="preserve">pgraded </w:t>
+      </w:r>
+      <w:r>
+        <w:rPr>
+          <w:rFonts w:ascii="Arial" w:eastAsia="Calibri" w:hAnsi="Arial" w:cs="Arial"/>
+          <w:color w:val="000000"/>
+          <w:sz w:val="20"/>
+          <w:szCs w:val="20"/>
+        </w:rPr>
+        <w:t xml:space="preserve">back-end from </w:t>
+      </w:r>
+      <w:r>
+        <w:rPr>
+          <w:rFonts w:ascii="Arial" w:eastAsia="Calibri" w:hAnsi="Arial" w:cs="Arial"/>
+          <w:color w:val="000000"/>
+          <w:sz w:val="20"/>
+          <w:szCs w:val="20"/>
+        </w:rPr>
+        <w:t>procedural to object-orientated PHP</w:t>
+      </w:r>
+      <w:r>
+        <w:rPr>
+          <w:rFonts w:ascii="Arial" w:eastAsia="Calibri" w:hAnsi="Arial" w:cs="Arial"/>
+          <w:color w:val="000000"/>
+          <w:sz w:val="20"/>
+          <w:szCs w:val="20"/>
+        </w:rPr>
+        <w:t xml:space="preserve"> and</w:t>
+      </w:r>
+      <w:r>
+        <w:rPr>
+          <w:rFonts w:ascii="Arial" w:eastAsia="Calibri" w:hAnsi="Arial" w:cs="Arial"/>
+          <w:color w:val="000000"/>
+          <w:sz w:val="20"/>
+          <w:szCs w:val="20"/>
+        </w:rPr>
+        <w:t xml:space="preserve"> wrote </w:t>
+      </w:r>
+      <w:r>
+        <w:rPr>
+          <w:rFonts w:ascii="Arial" w:eastAsia="Calibri" w:hAnsi="Arial" w:cs="Arial"/>
+          <w:color w:val="000000"/>
+          <w:sz w:val="20"/>
+          <w:szCs w:val="20"/>
+        </w:rPr>
+        <w:t xml:space="preserve">a </w:t>
+      </w:r>
+      <w:r>
+        <w:rPr>
+          <w:rFonts w:ascii="Arial" w:eastAsia="Calibri" w:hAnsi="Arial" w:cs="Arial"/>
+          <w:color w:val="000000"/>
+          <w:sz w:val="20"/>
+          <w:szCs w:val="20"/>
+        </w:rPr>
+        <w:t xml:space="preserve">custom </w:t>
+      </w:r>
+      <w:r>
+        <w:rPr>
+          <w:rFonts w:ascii="Arial" w:eastAsia="Calibri" w:hAnsi="Arial" w:cs="Arial"/>
+          <w:color w:val="000000"/>
+          <w:sz w:val="20"/>
+          <w:szCs w:val="20"/>
+        </w:rPr>
+        <w:t>O</w:t>
+      </w:r>
+      <w:r>
+        <w:rPr>
+          <w:rFonts w:ascii="Arial" w:eastAsia="Calibri" w:hAnsi="Arial" w:cs="Arial"/>
+          <w:color w:val="000000"/>
+          <w:sz w:val="20"/>
+          <w:szCs w:val="20"/>
+        </w:rPr>
+        <w:t>bject-</w:t>
+      </w:r>
+      <w:r>
+        <w:rPr>
+          <w:rFonts w:ascii="Arial" w:eastAsia="Calibri" w:hAnsi="Arial" w:cs="Arial"/>
+          <w:color w:val="000000"/>
+          <w:sz w:val="20"/>
+          <w:szCs w:val="20"/>
+        </w:rPr>
+        <w:t>R</w:t>
+      </w:r>
+      <w:r>
+        <w:rPr>
+          <w:rFonts w:ascii="Arial" w:eastAsia="Calibri" w:hAnsi="Arial" w:cs="Arial"/>
+          <w:color w:val="000000"/>
+          <w:sz w:val="20"/>
+          <w:szCs w:val="20"/>
+        </w:rPr>
+        <w:t xml:space="preserve">elational </w:t>
+      </w:r>
+      <w:r>
+        <w:rPr>
+          <w:rFonts w:ascii="Arial" w:eastAsia="Calibri" w:hAnsi="Arial" w:cs="Arial"/>
+          <w:color w:val="000000"/>
+          <w:sz w:val="20"/>
+          <w:szCs w:val="20"/>
+        </w:rPr>
+        <w:t>M</w:t>
+      </w:r>
+      <w:r>
+        <w:rPr>
+          <w:rFonts w:ascii="Arial" w:eastAsia="Calibri" w:hAnsi="Arial" w:cs="Arial"/>
+          <w:color w:val="000000"/>
+          <w:sz w:val="20"/>
+          <w:szCs w:val="20"/>
+        </w:rPr>
+        <w:t>apping</w:t>
+      </w:r>
+      <w:r>
+        <w:rPr>
+          <w:rFonts w:ascii="Arial" w:eastAsia="Calibri" w:hAnsi="Arial" w:cs="Arial"/>
+          <w:color w:val="000000"/>
+          <w:sz w:val="20"/>
+          <w:szCs w:val="20"/>
+        </w:rPr>
+        <w:t>.</w:t>
+      </w:r>
+    </w:p>
+    <w:p>
+      <w:pPr>
+        <w:pBdr>
+          <w:top w:val="nil"/>
+          <w:left w:val="nil"/>
+          <w:bottom w:val="nil"/>
+          <w:right w:val="nil"/>
+          <w:between w:val="nil"/>
+        </w:pBdr>
+        <w:tabs>
+          <w:tab w:val="right" w:pos="11340"/>
+        </w:tabs>
+        <w:spacing w:before="120"/>
+        <w:rPr>
+          <w:rFonts w:ascii="Arial" w:eastAsia="Calibri" w:hAnsi="Arial" w:cs="Arial"/>
+          <w:b/>
+          <w:color w:val="000000"/>
+          <w:sz w:val="20"/>
+          <w:szCs w:val="20"/>
+        </w:rPr>
+      </w:pPr>
+      <w:r>
+        <w:rPr>
+          <w:rFonts w:ascii="Arial" w:eastAsia="Calibri" w:hAnsi="Arial" w:cs="Arial"/>
+          <w:b/>
+          <w:bCs/>
+          <w:color w:val="000000"/>
+          <w:sz w:val="20"/>
+          <w:szCs w:val="20"/>
+        </w:rPr>
+        <w:t>Informatics University Tutor</w:t>
+      </w:r>
+      <w:r>
+        <w:rPr>
+          <w:rFonts w:ascii="Arial" w:eastAsia="Calibri" w:hAnsi="Arial" w:cs="Arial"/>
+          <w:b/>
+          <w:bCs/>
+          <w:color w:val="000000"/>
+          <w:sz w:val="20"/>
+          <w:szCs w:val="20"/>
+        </w:rPr>
+        <w:t xml:space="preserve"> </w:t>
+      </w:r>
+      <w:r>
+        <w:rPr>
+          <w:rFonts w:ascii="Arial" w:eastAsia="Calibri" w:hAnsi="Arial" w:cs="Arial"/>
+          <w:b/>
+          <w:bCs/>
+          <w:color w:val="000000"/>
+          <w:sz w:val="20"/>
+          <w:szCs w:val="20"/>
+        </w:rPr>
+        <w:t>/</w:t>
+      </w:r>
+      <w:r>
+        <w:rPr>
+          <w:rFonts w:ascii="Arial" w:eastAsia="Calibri" w:hAnsi="Arial" w:cs="Arial"/>
+          <w:b/>
+          <w:bCs/>
+          <w:color w:val="000000"/>
+          <w:sz w:val="20"/>
+          <w:szCs w:val="20"/>
+        </w:rPr>
+        <w:t xml:space="preserve"> University of Edinburgh</w:t>
+      </w:r>
+      <w:r>
+        <w:rPr>
+          <w:rFonts w:ascii="Arial" w:eastAsia="Calibri" w:hAnsi="Arial" w:cs="Arial"/>
+          <w:color w:val="000000"/>
+          <w:sz w:val="20"/>
+          <w:szCs w:val="20"/>
+        </w:rPr>
+        <w:tab/>
+        <w:t>2016-2018</w:t>
       </w:r>
     </w:p>
     <w:p>
@@ -1226,7 +1386,191 @@
           <w:sz w:val="20"/>
           <w:szCs w:val="20"/>
         </w:rPr>
-        <w:t>Nominated three times for "Best Student Who Tutors Award" while teaching 11 groups of up to 20 students across six different courses from the School of Informatics.</w:t>
+        <w:t>Received</w:t>
+      </w:r>
+      <w:r>
+        <w:rPr>
+          <w:rFonts w:ascii="Arial" w:eastAsia="Calibri" w:hAnsi="Arial" w:cs="Arial"/>
+          <w:color w:val="000000"/>
+          <w:sz w:val="20"/>
+          <w:szCs w:val="20"/>
+        </w:rPr>
+        <w:t xml:space="preserve"> Edinburgh Award for </w:t>
+      </w:r>
+      <w:r>
+        <w:rPr>
+          <w:rFonts w:ascii="Arial" w:eastAsia="Calibri" w:hAnsi="Arial" w:cs="Arial"/>
+          <w:color w:val="000000"/>
+          <w:sz w:val="20"/>
+          <w:szCs w:val="20"/>
+        </w:rPr>
+        <w:t>recruiting, training</w:t>
+      </w:r>
+      <w:r>
+        <w:rPr>
+          <w:rFonts w:ascii="Arial" w:eastAsia="Calibri" w:hAnsi="Arial" w:cs="Arial"/>
+          <w:color w:val="000000"/>
+          <w:sz w:val="20"/>
+          <w:szCs w:val="20"/>
+        </w:rPr>
+        <w:t xml:space="preserve">, </w:t>
+      </w:r>
+      <w:r>
+        <w:rPr>
+          <w:rFonts w:ascii="Arial" w:eastAsia="Calibri" w:hAnsi="Arial" w:cs="Arial"/>
+          <w:color w:val="000000"/>
+          <w:sz w:val="20"/>
+          <w:szCs w:val="20"/>
+        </w:rPr>
+        <w:t>managing 12 leaders for</w:t>
+      </w:r>
+      <w:r>
+        <w:rPr>
+          <w:rFonts w:ascii="Arial" w:eastAsia="Calibri" w:hAnsi="Arial" w:cs="Arial"/>
+          <w:color w:val="000000"/>
+          <w:sz w:val="20"/>
+          <w:szCs w:val="20"/>
+        </w:rPr>
+        <w:t xml:space="preserve"> </w:t>
+      </w:r>
+      <w:r>
+        <w:rPr>
+          <w:rFonts w:ascii="Arial" w:eastAsia="Calibri" w:hAnsi="Arial" w:cs="Arial"/>
+          <w:color w:val="000000"/>
+          <w:sz w:val="20"/>
+          <w:szCs w:val="20"/>
+        </w:rPr>
+        <w:t xml:space="preserve">a </w:t>
+      </w:r>
+      <w:r>
+        <w:rPr>
+          <w:rFonts w:ascii="Arial" w:eastAsia="Calibri" w:hAnsi="Arial" w:cs="Arial"/>
+          <w:color w:val="000000"/>
+          <w:sz w:val="20"/>
+          <w:szCs w:val="20"/>
+        </w:rPr>
+        <w:t xml:space="preserve">peer-assisted learning </w:t>
+      </w:r>
+      <w:r>
+        <w:rPr>
+          <w:rFonts w:ascii="Arial" w:eastAsia="Calibri" w:hAnsi="Arial" w:cs="Arial"/>
+          <w:color w:val="000000"/>
+          <w:sz w:val="20"/>
+          <w:szCs w:val="20"/>
+        </w:rPr>
+        <w:t>scheme.</w:t>
+      </w:r>
+    </w:p>
+    <w:p>
+      <w:pPr>
+        <w:pStyle w:val="ListParagraph"/>
+        <w:numPr>
+          <w:ilvl w:val="0"/>
+          <w:numId w:val="2"/>
+        </w:numPr>
+        <w:pBdr>
+          <w:top w:val="nil"/>
+          <w:left w:val="nil"/>
+          <w:bottom w:val="nil"/>
+          <w:right w:val="nil"/>
+          <w:between w:val="nil"/>
+        </w:pBdr>
+        <w:rPr>
+          <w:rFonts w:ascii="Arial" w:eastAsia="Calibri" w:hAnsi="Arial" w:cs="Arial"/>
+          <w:color w:val="000000"/>
+          <w:sz w:val="20"/>
+          <w:szCs w:val="20"/>
+        </w:rPr>
+      </w:pPr>
+      <w:r>
+        <w:rPr>
+          <w:rFonts w:ascii="Arial" w:eastAsia="Calibri" w:hAnsi="Arial" w:cs="Arial"/>
+          <w:color w:val="000000"/>
+          <w:sz w:val="20"/>
+          <w:szCs w:val="20"/>
+        </w:rPr>
+        <w:t xml:space="preserve">Nominated </w:t>
+      </w:r>
+      <w:r>
+        <w:rPr>
+          <w:rFonts w:ascii="Arial" w:eastAsia="Calibri" w:hAnsi="Arial" w:cs="Arial"/>
+          <w:color w:val="000000"/>
+          <w:sz w:val="20"/>
+          <w:szCs w:val="20"/>
+        </w:rPr>
+        <w:t>3</w:t>
+      </w:r>
+      <w:r>
+        <w:rPr>
+          <w:rFonts w:ascii="Arial" w:eastAsia="Calibri" w:hAnsi="Arial" w:cs="Arial"/>
+          <w:color w:val="000000"/>
+          <w:sz w:val="20"/>
+          <w:szCs w:val="20"/>
+        </w:rPr>
+        <w:t xml:space="preserve"> times for "Best Student Who Tutors Award"</w:t>
+      </w:r>
+      <w:r>
+        <w:rPr>
+          <w:rFonts w:ascii="Arial" w:eastAsia="Calibri" w:hAnsi="Arial" w:cs="Arial"/>
+          <w:color w:val="000000"/>
+          <w:sz w:val="20"/>
+          <w:szCs w:val="20"/>
+        </w:rPr>
+        <w:t>; taught</w:t>
+      </w:r>
+      <w:r>
+        <w:rPr>
+          <w:rFonts w:ascii="Arial" w:eastAsia="Calibri" w:hAnsi="Arial" w:cs="Arial"/>
+          <w:color w:val="000000"/>
+          <w:sz w:val="20"/>
+          <w:szCs w:val="20"/>
+        </w:rPr>
+        <w:t xml:space="preserve"> 11 groups of </w:t>
+      </w:r>
+      <w:r>
+        <w:rPr>
+          <w:rFonts w:ascii="Arial" w:eastAsia="Calibri" w:hAnsi="Arial" w:cs="Arial"/>
+          <w:color w:val="000000"/>
+          <w:sz w:val="20"/>
+          <w:szCs w:val="20"/>
+        </w:rPr>
+        <w:t>~</w:t>
+      </w:r>
+      <w:r>
+        <w:rPr>
+          <w:rFonts w:ascii="Arial" w:eastAsia="Calibri" w:hAnsi="Arial" w:cs="Arial"/>
+          <w:color w:val="000000"/>
+          <w:sz w:val="20"/>
+          <w:szCs w:val="20"/>
+        </w:rPr>
+        <w:t xml:space="preserve">20 students across </w:t>
+      </w:r>
+      <w:r>
+        <w:rPr>
+          <w:rFonts w:ascii="Arial" w:eastAsia="Calibri" w:hAnsi="Arial" w:cs="Arial"/>
+          <w:color w:val="000000"/>
+          <w:sz w:val="20"/>
+          <w:szCs w:val="20"/>
+        </w:rPr>
+        <w:t>6</w:t>
+      </w:r>
+      <w:r>
+        <w:rPr>
+          <w:rFonts w:ascii="Arial" w:eastAsia="Calibri" w:hAnsi="Arial" w:cs="Arial"/>
+          <w:color w:val="000000"/>
+          <w:sz w:val="20"/>
+          <w:szCs w:val="20"/>
+        </w:rPr>
+        <w:t xml:space="preserve"> </w:t>
+      </w:r>
+      <w:r>
+        <w:rPr>
+          <w:rFonts w:ascii="Arial" w:eastAsia="Calibri" w:hAnsi="Arial" w:cs="Arial"/>
+          <w:color w:val="000000"/>
+          <w:sz w:val="20"/>
+          <w:szCs w:val="20"/>
+        </w:rPr>
+        <w:t>courses.</w:t>
       </w:r>
     </w:p>
     <w:p>
@@ -1287,7 +1631,7 @@
           <w:between w:val="nil"/>
         </w:pBdr>
         <w:tabs>
-          <w:tab w:val="right" w:leader="dot" w:pos="11340"/>
+          <w:tab w:val="right" w:pos="11340"/>
         </w:tabs>
         <w:spacing w:before="120"/>
         <w:rPr>
@@ -1409,7 +1753,7 @@
           <w:sz w:val="20"/>
           <w:szCs w:val="20"/>
         </w:rPr>
-        <w:t xml:space="preserve">Awarded degree classification of </w:t>
+        <w:t xml:space="preserve">Graduated with </w:t>
       </w:r>
       <w:r>
         <w:rPr>
@@ -1419,7 +1763,7 @@
           <w:sz w:val="20"/>
           <w:szCs w:val="20"/>
         </w:rPr>
-        <w:t>First Class Honours (1st)</w:t>
+        <w:t>First Class Honours</w:t>
       </w:r>
       <w:r>
         <w:rPr>
@@ -1429,7 +1773,150 @@
           <w:sz w:val="20"/>
           <w:szCs w:val="20"/>
         </w:rPr>
-        <w:t>.</w:t>
+        <w:t xml:space="preserve">, achieving </w:t>
+      </w:r>
+      <w:r>
+        <w:rPr>
+          <w:rFonts w:ascii="Arial" w:eastAsia="Calibri" w:hAnsi="Arial" w:cs="Arial"/>
+          <w:color w:val="000000"/>
+          <w:sz w:val="20"/>
+          <w:szCs w:val="20"/>
+        </w:rPr>
+        <w:t xml:space="preserve">83%-99% in all </w:t>
+      </w:r>
+      <w:r>
+        <w:rPr>
+          <w:rFonts w:ascii="Arial" w:eastAsia="Calibri" w:hAnsi="Arial" w:cs="Arial"/>
+          <w:color w:val="000000"/>
+          <w:sz w:val="20"/>
+          <w:szCs w:val="20"/>
+        </w:rPr>
+        <w:t xml:space="preserve">8 </w:t>
+      </w:r>
+      <w:r>
+        <w:rPr>
+          <w:rFonts w:ascii="Arial" w:eastAsia="Calibri" w:hAnsi="Arial" w:cs="Arial"/>
+          <w:color w:val="000000"/>
+          <w:sz w:val="20"/>
+          <w:szCs w:val="20"/>
+        </w:rPr>
+        <w:t>software engineering courses.</w:t>
+      </w:r>
+    </w:p>
+    <w:p>
+      <w:pPr>
+        <w:pStyle w:val="ListParagraph"/>
+        <w:numPr>
+          <w:ilvl w:val="0"/>
+          <w:numId w:val="6"/>
+        </w:numPr>
+        <w:pBdr>
+          <w:top w:val="nil"/>
+          <w:left w:val="nil"/>
+          <w:bottom w:val="nil"/>
+          <w:right w:val="nil"/>
+          <w:between w:val="nil"/>
+        </w:pBdr>
+        <w:rPr>
+          <w:rFonts w:ascii="Arial" w:eastAsia="Calibri" w:hAnsi="Arial" w:cs="Arial"/>
+          <w:bCs/>
+          <w:color w:val="000000"/>
+          <w:sz w:val="20"/>
+          <w:szCs w:val="20"/>
+        </w:rPr>
+      </w:pPr>
+      <w:r>
+        <w:rPr>
+          <w:rFonts w:ascii="Arial" w:eastAsia="Calibri" w:hAnsi="Arial" w:cs="Arial"/>
+          <w:bCs/>
+          <w:color w:val="000000"/>
+          <w:sz w:val="20"/>
+          <w:szCs w:val="20"/>
+        </w:rPr>
+        <w:t>Pioneered creation of dung beetle biorobot</w:t>
+      </w:r>
+      <w:r>
+        <w:rPr>
+          <w:rFonts w:ascii="Arial" w:eastAsia="Calibri" w:hAnsi="Arial" w:cs="Arial"/>
+          <w:bCs/>
+          <w:color w:val="000000"/>
+          <w:sz w:val="20"/>
+          <w:szCs w:val="20"/>
+        </w:rPr>
+        <w:t xml:space="preserve"> with sophisticated neural model </w:t>
+      </w:r>
+      <w:r>
+        <w:rPr>
+          <w:rFonts w:ascii="Arial" w:eastAsia="Calibri" w:hAnsi="Arial" w:cs="Arial"/>
+          <w:bCs/>
+          <w:color w:val="000000"/>
+          <w:sz w:val="20"/>
+          <w:szCs w:val="20"/>
+        </w:rPr>
+        <w:t>during dissertation project (82%).</w:t>
+      </w:r>
+    </w:p>
+    <w:p>
+      <w:pPr>
+        <w:pStyle w:val="ListParagraph"/>
+        <w:numPr>
+          <w:ilvl w:val="0"/>
+          <w:numId w:val="6"/>
+        </w:numPr>
+        <w:pBdr>
+          <w:top w:val="nil"/>
+          <w:left w:val="nil"/>
+          <w:bottom w:val="nil"/>
+          <w:right w:val="nil"/>
+          <w:between w:val="nil"/>
+        </w:pBdr>
+        <w:rPr>
+          <w:rFonts w:ascii="Arial" w:eastAsia="Calibri" w:hAnsi="Arial" w:cs="Arial"/>
+          <w:bCs/>
+          <w:color w:val="000000"/>
+          <w:sz w:val="20"/>
+          <w:szCs w:val="20"/>
+        </w:rPr>
+      </w:pPr>
+      <w:r>
+        <w:rPr>
+          <w:rFonts w:ascii="Arial" w:eastAsia="Calibri" w:hAnsi="Arial" w:cs="Arial"/>
+          <w:bCs/>
+          <w:color w:val="000000"/>
+          <w:sz w:val="20"/>
+          <w:szCs w:val="20"/>
+        </w:rPr>
+        <w:t xml:space="preserve">Secured exclusive research grant </w:t>
+      </w:r>
+      <w:r>
+        <w:rPr>
+          <w:rFonts w:ascii="Arial" w:eastAsia="Calibri" w:hAnsi="Arial" w:cs="Arial"/>
+          <w:bCs/>
+          <w:color w:val="000000"/>
+          <w:sz w:val="20"/>
+          <w:szCs w:val="20"/>
+        </w:rPr>
+        <w:t xml:space="preserve">to travel to </w:t>
+      </w:r>
+      <w:r>
+        <w:rPr>
+          <w:rFonts w:ascii="Arial" w:eastAsia="Calibri" w:hAnsi="Arial" w:cs="Arial"/>
+          <w:bCs/>
+          <w:color w:val="000000"/>
+          <w:sz w:val="20"/>
+          <w:szCs w:val="20"/>
+        </w:rPr>
+        <w:t xml:space="preserve">South Africa to </w:t>
+      </w:r>
+      <w:r>
+        <w:rPr>
+          <w:rFonts w:ascii="Arial" w:eastAsia="Calibri" w:hAnsi="Arial" w:cs="Arial"/>
+          <w:bCs/>
+          <w:color w:val="000000"/>
+          <w:sz w:val="20"/>
+          <w:szCs w:val="20"/>
+        </w:rPr>
+        <w:t>test the robot alongside real dung beetles.</w:t>
       </w:r>
     </w:p>
     <w:p>
@@ -1461,243 +1948,81 @@
           <w:sz w:val="20"/>
           <w:szCs w:val="20"/>
         </w:rPr>
-        <w:t>Built dung beetle robot with neural model of navigational behaviour for final dissertation (82%)</w:t>
-      </w:r>
-      <w:r>
-        <w:rPr>
-          <w:rFonts w:ascii="Arial" w:eastAsia="Calibri" w:hAnsi="Arial" w:cs="Arial"/>
-          <w:color w:val="000000"/>
-          <w:sz w:val="20"/>
-          <w:szCs w:val="20"/>
-        </w:rPr>
-        <w:t xml:space="preserve"> and </w:t>
-      </w:r>
-      <w:r>
-        <w:rPr>
-          <w:rFonts w:ascii="Arial" w:eastAsia="Calibri" w:hAnsi="Arial" w:cs="Arial"/>
-          <w:color w:val="000000"/>
-          <w:sz w:val="20"/>
-          <w:szCs w:val="20"/>
-        </w:rPr>
-        <w:t>a</w:t>
-      </w:r>
-      <w:r>
-        <w:rPr>
-          <w:rFonts w:ascii="Arial" w:eastAsia="Calibri" w:hAnsi="Arial" w:cs="Arial"/>
-          <w:color w:val="000000"/>
-          <w:sz w:val="20"/>
-          <w:szCs w:val="20"/>
-        </w:rPr>
-        <w:t>warded</w:t>
-      </w:r>
-      <w:r>
-        <w:rPr>
-          <w:rFonts w:ascii="Arial" w:eastAsia="Calibri" w:hAnsi="Arial" w:cs="Arial"/>
-          <w:color w:val="000000"/>
-          <w:sz w:val="20"/>
-          <w:szCs w:val="20"/>
-        </w:rPr>
-        <w:t xml:space="preserve"> </w:t>
-      </w:r>
-      <w:r>
-        <w:rPr>
-          <w:rFonts w:ascii="Arial" w:eastAsia="Calibri" w:hAnsi="Arial" w:cs="Arial"/>
-          <w:color w:val="000000"/>
-          <w:sz w:val="20"/>
-          <w:szCs w:val="20"/>
-        </w:rPr>
-        <w:t xml:space="preserve">grant to </w:t>
-      </w:r>
-      <w:r>
-        <w:rPr>
-          <w:rFonts w:ascii="Arial" w:eastAsia="Calibri" w:hAnsi="Arial" w:cs="Arial"/>
-          <w:color w:val="000000"/>
-          <w:sz w:val="20"/>
-          <w:szCs w:val="20"/>
-        </w:rPr>
-        <w:t xml:space="preserve">travel to South Africa and </w:t>
-      </w:r>
-      <w:r>
-        <w:rPr>
-          <w:rFonts w:ascii="Arial" w:eastAsia="Calibri" w:hAnsi="Arial" w:cs="Arial"/>
-          <w:color w:val="000000"/>
-          <w:sz w:val="20"/>
-          <w:szCs w:val="20"/>
-        </w:rPr>
-        <w:t xml:space="preserve">test </w:t>
-      </w:r>
-      <w:r>
-        <w:rPr>
-          <w:rFonts w:ascii="Arial" w:eastAsia="Calibri" w:hAnsi="Arial" w:cs="Arial"/>
-          <w:color w:val="000000"/>
-          <w:sz w:val="20"/>
-          <w:szCs w:val="20"/>
-        </w:rPr>
-        <w:t xml:space="preserve">the </w:t>
-      </w:r>
-      <w:r>
-        <w:rPr>
-          <w:rFonts w:ascii="Arial" w:eastAsia="Calibri" w:hAnsi="Arial" w:cs="Arial"/>
-          <w:color w:val="000000"/>
-          <w:sz w:val="20"/>
-          <w:szCs w:val="20"/>
-        </w:rPr>
-        <w:t>robot against real dung beetles</w:t>
-      </w:r>
-      <w:r>
-        <w:rPr>
-          <w:rFonts w:ascii="Arial" w:eastAsia="Calibri" w:hAnsi="Arial" w:cs="Arial"/>
-          <w:color w:val="000000"/>
-          <w:sz w:val="20"/>
-          <w:szCs w:val="20"/>
-        </w:rPr>
-        <w:t>.</w:t>
-      </w:r>
-    </w:p>
-    <w:p>
-      <w:pPr>
-        <w:pStyle w:val="ListParagraph"/>
-        <w:numPr>
-          <w:ilvl w:val="0"/>
-          <w:numId w:val="3"/>
-        </w:numPr>
+        <w:t xml:space="preserve">Awarded </w:t>
+      </w:r>
+      <w:r>
+        <w:rPr>
+          <w:rFonts w:ascii="Arial" w:eastAsia="Calibri" w:hAnsi="Arial" w:cs="Arial"/>
+          <w:color w:val="000000"/>
+          <w:sz w:val="20"/>
+          <w:szCs w:val="20"/>
+        </w:rPr>
+        <w:t>British Computer Society</w:t>
+      </w:r>
+      <w:r>
+        <w:rPr>
+          <w:rFonts w:ascii="Arial" w:eastAsia="Calibri" w:hAnsi="Arial" w:cs="Arial"/>
+          <w:color w:val="000000"/>
+          <w:sz w:val="20"/>
+          <w:szCs w:val="20"/>
+        </w:rPr>
+        <w:t xml:space="preserve"> (BCS)</w:t>
+      </w:r>
+      <w:r>
+        <w:rPr>
+          <w:rFonts w:ascii="Arial" w:eastAsia="Calibri" w:hAnsi="Arial" w:cs="Arial"/>
+          <w:color w:val="000000"/>
+          <w:sz w:val="20"/>
+          <w:szCs w:val="20"/>
+        </w:rPr>
+        <w:t xml:space="preserve"> Prize for </w:t>
+      </w:r>
+      <w:r>
+        <w:rPr>
+          <w:rFonts w:ascii="Arial" w:eastAsia="Calibri" w:hAnsi="Arial" w:cs="Arial"/>
+          <w:color w:val="000000"/>
+          <w:sz w:val="20"/>
+          <w:szCs w:val="20"/>
+        </w:rPr>
+        <w:t xml:space="preserve">Top Performance in </w:t>
+      </w:r>
+      <w:r>
+        <w:rPr>
+          <w:rFonts w:ascii="Arial" w:eastAsia="Calibri" w:hAnsi="Arial" w:cs="Arial"/>
+          <w:color w:val="000000"/>
+          <w:sz w:val="20"/>
+          <w:szCs w:val="20"/>
+        </w:rPr>
+        <w:t>Professional Issues</w:t>
+      </w:r>
+      <w:r>
+        <w:rPr>
+          <w:rFonts w:ascii="Arial" w:eastAsia="Calibri" w:hAnsi="Arial" w:cs="Arial"/>
+          <w:color w:val="000000"/>
+          <w:sz w:val="20"/>
+          <w:szCs w:val="20"/>
+        </w:rPr>
+        <w:t xml:space="preserve"> (99%).</w:t>
+      </w:r>
+    </w:p>
+    <w:p>
+      <w:pPr>
         <w:pBdr>
           <w:top w:val="nil"/>
           <w:left w:val="nil"/>
-          <w:bottom w:val="nil"/>
+          <w:bottom w:val="single" w:sz="4" w:space="1" w:color="000000"/>
           <w:right w:val="nil"/>
           <w:between w:val="nil"/>
         </w:pBdr>
         <w:rPr>
           <w:rFonts w:ascii="Arial" w:eastAsia="Calibri" w:hAnsi="Arial" w:cs="Arial"/>
-          <w:bCs/>
-          <w:color w:val="000000"/>
-          <w:sz w:val="20"/>
-          <w:szCs w:val="20"/>
-        </w:rPr>
-      </w:pPr>
-      <w:r>
-        <w:rPr>
-          <w:rFonts w:ascii="Arial" w:eastAsia="Calibri" w:hAnsi="Arial" w:cs="Arial"/>
-          <w:color w:val="000000"/>
-          <w:sz w:val="20"/>
-          <w:szCs w:val="20"/>
-        </w:rPr>
-        <w:t xml:space="preserve">Awarded </w:t>
-      </w:r>
-      <w:r>
-        <w:rPr>
-          <w:rFonts w:ascii="Arial" w:eastAsia="Calibri" w:hAnsi="Arial" w:cs="Arial"/>
-          <w:color w:val="000000"/>
-          <w:sz w:val="20"/>
-          <w:szCs w:val="20"/>
-        </w:rPr>
-        <w:t>British Computer Society</w:t>
-      </w:r>
-      <w:r>
-        <w:rPr>
-          <w:rFonts w:ascii="Arial" w:eastAsia="Calibri" w:hAnsi="Arial" w:cs="Arial"/>
-          <w:color w:val="000000"/>
-          <w:sz w:val="20"/>
-          <w:szCs w:val="20"/>
-        </w:rPr>
-        <w:t xml:space="preserve"> (BCS)</w:t>
-      </w:r>
-      <w:r>
-        <w:rPr>
-          <w:rFonts w:ascii="Arial" w:eastAsia="Calibri" w:hAnsi="Arial" w:cs="Arial"/>
-          <w:color w:val="000000"/>
-          <w:sz w:val="20"/>
-          <w:szCs w:val="20"/>
-        </w:rPr>
-        <w:t xml:space="preserve"> Prize for </w:t>
-      </w:r>
-      <w:r>
-        <w:rPr>
-          <w:rFonts w:ascii="Arial" w:eastAsia="Calibri" w:hAnsi="Arial" w:cs="Arial"/>
-          <w:color w:val="000000"/>
-          <w:sz w:val="20"/>
-          <w:szCs w:val="20"/>
-        </w:rPr>
-        <w:t xml:space="preserve">Top Performance in </w:t>
-      </w:r>
-      <w:r>
-        <w:rPr>
-          <w:rFonts w:ascii="Arial" w:eastAsia="Calibri" w:hAnsi="Arial" w:cs="Arial"/>
-          <w:color w:val="000000"/>
-          <w:sz w:val="20"/>
-          <w:szCs w:val="20"/>
-        </w:rPr>
-        <w:t>Professional Issues</w:t>
-      </w:r>
-      <w:r>
-        <w:rPr>
-          <w:rFonts w:ascii="Arial" w:eastAsia="Calibri" w:hAnsi="Arial" w:cs="Arial"/>
-          <w:color w:val="000000"/>
-          <w:sz w:val="20"/>
-          <w:szCs w:val="20"/>
-        </w:rPr>
-        <w:t xml:space="preserve"> (99%).</w:t>
-      </w:r>
-    </w:p>
-    <w:p>
-      <w:pPr>
-        <w:pStyle w:val="ListParagraph"/>
-        <w:numPr>
-          <w:ilvl w:val="0"/>
-          <w:numId w:val="3"/>
-        </w:numPr>
-        <w:pBdr>
-          <w:top w:val="nil"/>
-          <w:left w:val="nil"/>
-          <w:bottom w:val="nil"/>
-          <w:right w:val="nil"/>
-          <w:between w:val="nil"/>
-        </w:pBdr>
-        <w:rPr>
-          <w:rFonts w:ascii="Arial" w:eastAsia="Calibri" w:hAnsi="Arial" w:cs="Arial"/>
-          <w:bCs/>
-          <w:color w:val="000000"/>
-          <w:sz w:val="20"/>
-          <w:szCs w:val="20"/>
-        </w:rPr>
-      </w:pPr>
-      <w:r>
-        <w:rPr>
-          <w:rFonts w:ascii="Arial" w:eastAsia="Calibri" w:hAnsi="Arial" w:cs="Arial"/>
-          <w:color w:val="000000"/>
-          <w:sz w:val="20"/>
-          <w:szCs w:val="20"/>
-        </w:rPr>
-        <w:t>Achieved 83</w:t>
-      </w:r>
-      <w:r>
-        <w:rPr>
-          <w:rFonts w:ascii="Arial" w:eastAsia="Calibri" w:hAnsi="Arial" w:cs="Arial"/>
-          <w:color w:val="000000"/>
-          <w:sz w:val="20"/>
-          <w:szCs w:val="20"/>
-        </w:rPr>
-        <w:t>%</w:t>
-      </w:r>
-      <w:r>
-        <w:rPr>
-          <w:rFonts w:ascii="Arial" w:eastAsia="Calibri" w:hAnsi="Arial" w:cs="Arial"/>
-          <w:color w:val="000000"/>
-          <w:sz w:val="20"/>
-          <w:szCs w:val="20"/>
-        </w:rPr>
-        <w:t>-99% in all software engineering courses</w:t>
-      </w:r>
-      <w:r>
-        <w:rPr>
-          <w:rFonts w:ascii="Arial" w:eastAsia="Calibri" w:hAnsi="Arial" w:cs="Arial"/>
-          <w:color w:val="000000"/>
-          <w:sz w:val="20"/>
-          <w:szCs w:val="20"/>
-        </w:rPr>
-        <w:t>:</w:t>
-      </w:r>
+          <w:b/>
+          <w:smallCaps/>
+          <w:color w:val="000000"/>
+          <w:sz w:val="20"/>
+          <w:szCs w:val="20"/>
+        </w:rPr>
+      </w:pPr>
     </w:p>
     <w:p>
       <w:pPr>
@@ -1709,203 +2034,24 @@
           <w:between w:val="nil"/>
         </w:pBdr>
         <w:spacing w:before="120"/>
-        <w:jc w:val="center"/>
-        <w:rPr>
-          <w:rFonts w:ascii="Arial" w:eastAsia="Calibri" w:hAnsi="Arial" w:cs="Arial"/>
-          <w:bCs/>
-          <w:color w:val="000000"/>
-          <w:sz w:val="20"/>
-          <w:szCs w:val="20"/>
-        </w:rPr>
-      </w:pPr>
-      <w:r>
-        <w:rPr>
-          <w:rFonts w:ascii="Arial" w:eastAsia="Calibri" w:hAnsi="Arial" w:cs="Arial"/>
-          <w:bCs/>
-          <w:color w:val="000000"/>
-          <w:sz w:val="20"/>
-          <w:szCs w:val="20"/>
-        </w:rPr>
-        <w:t>Data and Analysis (99%)</w:t>
-      </w:r>
-      <w:r>
-        <w:rPr>
-          <w:rFonts w:ascii="Arial" w:eastAsia="Calibri" w:hAnsi="Arial" w:cs="Arial"/>
-          <w:bCs/>
-          <w:color w:val="000000"/>
-          <w:sz w:val="20"/>
-          <w:szCs w:val="20"/>
-        </w:rPr>
-        <w:t>,</w:t>
-      </w:r>
-      <w:r>
-        <w:rPr>
-          <w:rFonts w:ascii="Arial" w:eastAsia="Calibri" w:hAnsi="Arial" w:cs="Arial"/>
-          <w:bCs/>
-          <w:color w:val="000000"/>
-          <w:sz w:val="20"/>
-          <w:szCs w:val="20"/>
-        </w:rPr>
-        <w:t xml:space="preserve"> Elements of Programming Languages (98%)</w:t>
-      </w:r>
-      <w:r>
-        <w:rPr>
-          <w:rFonts w:ascii="Arial" w:eastAsia="Calibri" w:hAnsi="Arial" w:cs="Arial"/>
-          <w:bCs/>
-          <w:color w:val="000000"/>
-          <w:sz w:val="20"/>
-          <w:szCs w:val="20"/>
-        </w:rPr>
-        <w:t>,</w:t>
-      </w:r>
-      <w:r>
-        <w:rPr>
-          <w:rFonts w:ascii="Arial" w:eastAsia="Calibri" w:hAnsi="Arial" w:cs="Arial"/>
-          <w:bCs/>
-          <w:color w:val="000000"/>
-          <w:sz w:val="20"/>
-          <w:szCs w:val="20"/>
-        </w:rPr>
-        <w:t xml:space="preserve"> Object-Oriented Programming (97%)</w:t>
-      </w:r>
-      <w:r>
-        <w:rPr>
-          <w:rFonts w:ascii="Arial" w:eastAsia="Calibri" w:hAnsi="Arial" w:cs="Arial"/>
-          <w:bCs/>
-          <w:color w:val="000000"/>
-          <w:sz w:val="20"/>
-          <w:szCs w:val="20"/>
-        </w:rPr>
-        <w:t xml:space="preserve">, </w:t>
-      </w:r>
-      <w:r>
-        <w:rPr>
-          <w:rFonts w:ascii="Arial" w:eastAsia="Calibri" w:hAnsi="Arial" w:cs="Arial"/>
-          <w:bCs/>
-          <w:color w:val="000000"/>
-          <w:sz w:val="20"/>
-          <w:szCs w:val="20"/>
-        </w:rPr>
-        <w:t>Computer Security (92%)</w:t>
-      </w:r>
-      <w:r>
-        <w:rPr>
-          <w:rFonts w:ascii="Arial" w:eastAsia="Calibri" w:hAnsi="Arial" w:cs="Arial"/>
-          <w:bCs/>
-          <w:color w:val="000000"/>
-          <w:sz w:val="20"/>
-          <w:szCs w:val="20"/>
-        </w:rPr>
-        <w:t>,</w:t>
-      </w:r>
-      <w:r>
-        <w:rPr>
-          <w:rFonts w:ascii="Arial" w:eastAsia="Calibri" w:hAnsi="Arial" w:cs="Arial"/>
-          <w:bCs/>
-          <w:color w:val="000000"/>
-          <w:sz w:val="20"/>
-          <w:szCs w:val="20"/>
-        </w:rPr>
-        <w:t xml:space="preserve"> Computer Communication and Networking (90%)</w:t>
-      </w:r>
-      <w:r>
-        <w:rPr>
-          <w:rFonts w:ascii="Arial" w:eastAsia="Calibri" w:hAnsi="Arial" w:cs="Arial"/>
-          <w:bCs/>
-          <w:color w:val="000000"/>
-          <w:sz w:val="20"/>
-          <w:szCs w:val="20"/>
-        </w:rPr>
-        <w:t>,</w:t>
-      </w:r>
-      <w:r>
-        <w:rPr>
-          <w:rFonts w:ascii="Arial" w:eastAsia="Calibri" w:hAnsi="Arial" w:cs="Arial"/>
-          <w:bCs/>
-          <w:color w:val="000000"/>
-          <w:sz w:val="20"/>
-          <w:szCs w:val="20"/>
-        </w:rPr>
-        <w:t xml:space="preserve"> Computer Systems (90%)</w:t>
-      </w:r>
-      <w:r>
-        <w:rPr>
-          <w:rFonts w:ascii="Arial" w:eastAsia="Calibri" w:hAnsi="Arial" w:cs="Arial"/>
-          <w:bCs/>
-          <w:color w:val="000000"/>
-          <w:sz w:val="20"/>
-          <w:szCs w:val="20"/>
-        </w:rPr>
-        <w:t xml:space="preserve">, </w:t>
-      </w:r>
-    </w:p>
-    <w:p>
-      <w:pPr>
-        <w:pBdr>
-          <w:top w:val="nil"/>
-          <w:left w:val="nil"/>
-          <w:bottom w:val="nil"/>
-          <w:right w:val="nil"/>
-          <w:between w:val="nil"/>
-        </w:pBdr>
-        <w:jc w:val="center"/>
-        <w:rPr>
-          <w:rFonts w:ascii="Arial" w:eastAsia="Calibri" w:hAnsi="Arial" w:cs="Arial"/>
-          <w:bCs/>
-          <w:color w:val="000000"/>
-          <w:sz w:val="20"/>
-          <w:szCs w:val="20"/>
-        </w:rPr>
-      </w:pPr>
-      <w:r>
-        <w:rPr>
-          <w:rFonts w:ascii="Arial" w:eastAsia="Calibri" w:hAnsi="Arial" w:cs="Arial"/>
-          <w:bCs/>
-          <w:color w:val="000000"/>
-          <w:sz w:val="20"/>
-          <w:szCs w:val="20"/>
-        </w:rPr>
-        <w:t>Algorithms Data Structures and Learning (86%)</w:t>
-      </w:r>
-      <w:r>
-        <w:rPr>
-          <w:rFonts w:ascii="Arial" w:eastAsia="Calibri" w:hAnsi="Arial" w:cs="Arial"/>
-          <w:bCs/>
-          <w:color w:val="000000"/>
-          <w:sz w:val="20"/>
-          <w:szCs w:val="20"/>
-        </w:rPr>
-        <w:t>,</w:t>
-      </w:r>
-      <w:r>
-        <w:rPr>
-          <w:rFonts w:ascii="Arial" w:eastAsia="Calibri" w:hAnsi="Arial" w:cs="Arial"/>
-          <w:bCs/>
-          <w:color w:val="000000"/>
-          <w:sz w:val="20"/>
-          <w:szCs w:val="20"/>
-        </w:rPr>
-        <w:t xml:space="preserve"> Software Engineering (83%)</w:t>
-      </w:r>
-    </w:p>
-    <w:p>
-      <w:pPr>
-        <w:pBdr>
-          <w:top w:val="nil"/>
-          <w:left w:val="nil"/>
-          <w:bottom w:val="single" w:sz="4" w:space="1" w:color="000000"/>
-          <w:right w:val="nil"/>
-          <w:between w:val="nil"/>
-        </w:pBdr>
-        <w:rPr>
-          <w:rFonts w:ascii="Arial" w:eastAsia="Calibri" w:hAnsi="Arial" w:cs="Arial"/>
-          <w:b/>
-          <w:smallCaps/>
-          <w:color w:val="000000"/>
-          <w:sz w:val="20"/>
-          <w:szCs w:val="20"/>
-        </w:rPr>
-      </w:pPr>
+        <w:rPr>
+          <w:rFonts w:ascii="Arial" w:eastAsia="Calibri" w:hAnsi="Arial" w:cs="Arial"/>
+          <w:b/>
+          <w:color w:val="000000"/>
+          <w:sz w:val="22"/>
+          <w:szCs w:val="22"/>
+        </w:rPr>
+      </w:pPr>
+      <w:r>
+        <w:rPr>
+          <w:rFonts w:ascii="Arial" w:eastAsia="Calibri" w:hAnsi="Arial" w:cs="Arial"/>
+          <w:b/>
+          <w:color w:val="000000"/>
+          <w:sz w:val="22"/>
+          <w:szCs w:val="22"/>
+        </w:rPr>
+        <w:t>PROJECTS</w:t>
+      </w:r>
     </w:p>
     <w:p>
       <w:pPr>
@@ -1921,503 +2067,39 @@
           <w:rFonts w:ascii="Arial" w:eastAsia="Calibri" w:hAnsi="Arial" w:cs="Arial"/>
           <w:b/>
           <w:color w:val="000000"/>
-          <w:sz w:val="22"/>
-          <w:szCs w:val="22"/>
-        </w:rPr>
-      </w:pPr>
-      <w:r>
-        <w:rPr>
-          <w:rFonts w:ascii="Arial" w:eastAsia="Calibri" w:hAnsi="Arial" w:cs="Arial"/>
-          <w:b/>
-          <w:color w:val="000000"/>
-          <w:sz w:val="22"/>
-          <w:szCs w:val="22"/>
-        </w:rPr>
-        <w:t>SKILLS</w:t>
-      </w:r>
-    </w:p>
-    <w:p>
-      <w:pPr>
-        <w:pBdr>
-          <w:top w:val="nil"/>
-          <w:left w:val="nil"/>
-          <w:bottom w:val="nil"/>
-          <w:right w:val="nil"/>
-          <w:between w:val="nil"/>
-        </w:pBdr>
-        <w:spacing w:before="120"/>
-        <w:rPr>
-          <w:rFonts w:ascii="Arial" w:eastAsia="Calibri" w:hAnsi="Arial" w:cs="Arial"/>
-          <w:b/>
-          <w:bCs/>
-          <w:color w:val="000000"/>
-          <w:sz w:val="20"/>
-          <w:szCs w:val="20"/>
-        </w:rPr>
-      </w:pPr>
-      <w:r>
-        <w:rPr>
-          <w:rFonts w:ascii="Arial" w:eastAsia="Calibri" w:hAnsi="Arial" w:cs="Arial"/>
-          <w:b/>
-          <w:bCs/>
-          <w:color w:val="000000"/>
-          <w:sz w:val="20"/>
-          <w:szCs w:val="20"/>
-        </w:rPr>
-        <w:t>Main</w:t>
-      </w:r>
-      <w:r>
-        <w:rPr>
-          <w:rFonts w:ascii="Arial" w:eastAsia="Calibri" w:hAnsi="Arial" w:cs="Arial"/>
-          <w:b/>
-          <w:bCs/>
-          <w:color w:val="000000"/>
-          <w:sz w:val="20"/>
-          <w:szCs w:val="20"/>
-        </w:rPr>
-        <w:t xml:space="preserve"> languages (and frameworks) in order of proficiency</w:t>
-      </w:r>
-      <w:r>
-        <w:rPr>
-          <w:rFonts w:ascii="Arial" w:eastAsia="Calibri" w:hAnsi="Arial" w:cs="Arial"/>
-          <w:b/>
-          <w:bCs/>
-          <w:color w:val="000000"/>
-          <w:sz w:val="20"/>
-          <w:szCs w:val="20"/>
-        </w:rPr>
-        <w:t>:</w:t>
-      </w:r>
-    </w:p>
-    <w:p>
-      <w:pPr>
-        <w:pBdr>
-          <w:top w:val="nil"/>
-          <w:left w:val="nil"/>
-          <w:bottom w:val="nil"/>
-          <w:right w:val="nil"/>
-          <w:between w:val="nil"/>
-        </w:pBdr>
-        <w:jc w:val="center"/>
-        <w:rPr>
-          <w:rFonts w:ascii="Arial" w:eastAsia="Calibri" w:hAnsi="Arial" w:cs="Arial"/>
-          <w:b/>
-          <w:bCs/>
-          <w:color w:val="000000"/>
-          <w:sz w:val="20"/>
-          <w:szCs w:val="20"/>
-        </w:rPr>
-      </w:pPr>
-      <w:r>
-        <w:rPr>
-          <w:rFonts w:ascii="Arial" w:eastAsia="Calibri" w:hAnsi="Arial" w:cs="Arial"/>
-          <w:color w:val="000000"/>
-          <w:sz w:val="20"/>
-          <w:szCs w:val="20"/>
-        </w:rPr>
-        <w:t>Python (Django)</w:t>
-      </w:r>
-      <w:r>
-        <w:rPr>
-          <w:rFonts w:ascii="Arial" w:eastAsia="Calibri" w:hAnsi="Arial" w:cs="Arial"/>
-          <w:color w:val="000000"/>
-          <w:sz w:val="20"/>
-          <w:szCs w:val="20"/>
-        </w:rPr>
-        <w:t>,</w:t>
-      </w:r>
-      <w:r>
-        <w:rPr>
-          <w:rFonts w:ascii="Arial" w:eastAsia="Calibri" w:hAnsi="Arial" w:cs="Arial"/>
-          <w:color w:val="000000"/>
-          <w:sz w:val="20"/>
-          <w:szCs w:val="20"/>
-        </w:rPr>
-        <w:t xml:space="preserve"> PHP</w:t>
-      </w:r>
-      <w:r>
-        <w:rPr>
-          <w:rFonts w:ascii="Arial" w:eastAsia="Calibri" w:hAnsi="Arial" w:cs="Arial"/>
-          <w:color w:val="000000"/>
-          <w:sz w:val="20"/>
-          <w:szCs w:val="20"/>
-        </w:rPr>
-        <w:t>,</w:t>
-      </w:r>
-      <w:r>
-        <w:rPr>
-          <w:rFonts w:ascii="Arial" w:eastAsia="Calibri" w:hAnsi="Arial" w:cs="Arial"/>
-          <w:color w:val="000000"/>
-          <w:sz w:val="20"/>
-          <w:szCs w:val="20"/>
-        </w:rPr>
-        <w:t xml:space="preserve"> Java</w:t>
-      </w:r>
-      <w:r>
-        <w:rPr>
-          <w:rFonts w:ascii="Arial" w:eastAsia="Calibri" w:hAnsi="Arial" w:cs="Arial"/>
-          <w:color w:val="000000"/>
-          <w:sz w:val="20"/>
-          <w:szCs w:val="20"/>
-        </w:rPr>
-        <w:t>,</w:t>
-      </w:r>
-      <w:r>
-        <w:rPr>
-          <w:rFonts w:ascii="Arial" w:eastAsia="Calibri" w:hAnsi="Arial" w:cs="Arial"/>
-          <w:color w:val="000000"/>
-          <w:sz w:val="20"/>
-          <w:szCs w:val="20"/>
-        </w:rPr>
-        <w:t xml:space="preserve"> SQL</w:t>
-      </w:r>
-      <w:r>
-        <w:rPr>
-          <w:rFonts w:ascii="Arial" w:eastAsia="Calibri" w:hAnsi="Arial" w:cs="Arial"/>
-          <w:color w:val="000000"/>
-          <w:sz w:val="20"/>
-          <w:szCs w:val="20"/>
-        </w:rPr>
-        <w:t>,</w:t>
-      </w:r>
-      <w:r>
-        <w:rPr>
-          <w:rFonts w:ascii="Arial" w:eastAsia="Calibri" w:hAnsi="Arial" w:cs="Arial"/>
-          <w:color w:val="000000"/>
-          <w:sz w:val="20"/>
-          <w:szCs w:val="20"/>
-        </w:rPr>
-        <w:t xml:space="preserve"> HTML/CSS (Bootstrap)</w:t>
-      </w:r>
-      <w:r>
-        <w:rPr>
-          <w:rFonts w:ascii="Arial" w:eastAsia="Calibri" w:hAnsi="Arial" w:cs="Arial"/>
-          <w:color w:val="000000"/>
-          <w:sz w:val="20"/>
-          <w:szCs w:val="20"/>
-        </w:rPr>
-        <w:t>,</w:t>
-      </w:r>
-      <w:r>
-        <w:rPr>
-          <w:rFonts w:ascii="Arial" w:eastAsia="Calibri" w:hAnsi="Arial" w:cs="Arial"/>
-          <w:color w:val="000000"/>
-          <w:sz w:val="20"/>
-          <w:szCs w:val="20"/>
-        </w:rPr>
-        <w:t xml:space="preserve"> Ruby (Ruby on Rails)</w:t>
-      </w:r>
-      <w:r>
-        <w:rPr>
-          <w:rFonts w:ascii="Arial" w:eastAsia="Calibri" w:hAnsi="Arial" w:cs="Arial"/>
-          <w:color w:val="000000"/>
-          <w:sz w:val="20"/>
-          <w:szCs w:val="20"/>
-        </w:rPr>
-        <w:t>,</w:t>
-      </w:r>
-      <w:r>
-        <w:rPr>
-          <w:rFonts w:ascii="Arial" w:eastAsia="Calibri" w:hAnsi="Arial" w:cs="Arial"/>
-          <w:color w:val="000000"/>
-          <w:sz w:val="20"/>
-          <w:szCs w:val="20"/>
-        </w:rPr>
-        <w:t xml:space="preserve"> JavaScript</w:t>
-      </w:r>
-    </w:p>
-    <w:p>
-      <w:pPr>
-        <w:pBdr>
-          <w:top w:val="nil"/>
-          <w:left w:val="nil"/>
-          <w:bottom w:val="nil"/>
-          <w:right w:val="nil"/>
-          <w:between w:val="nil"/>
-        </w:pBdr>
-        <w:spacing w:before="120"/>
-        <w:rPr>
-          <w:rFonts w:ascii="Arial" w:eastAsia="Calibri" w:hAnsi="Arial" w:cs="Arial"/>
-          <w:b/>
-          <w:bCs/>
-          <w:color w:val="000000"/>
-          <w:sz w:val="20"/>
-          <w:szCs w:val="20"/>
-        </w:rPr>
-      </w:pPr>
-      <w:r>
-        <w:rPr>
-          <w:rFonts w:ascii="Arial" w:eastAsia="Calibri" w:hAnsi="Arial" w:cs="Arial"/>
-          <w:b/>
-          <w:bCs/>
-          <w:color w:val="000000"/>
-          <w:sz w:val="20"/>
-          <w:szCs w:val="20"/>
-        </w:rPr>
-        <w:t>Additional</w:t>
-      </w:r>
-      <w:r>
-        <w:rPr>
-          <w:rFonts w:ascii="Arial" w:eastAsia="Calibri" w:hAnsi="Arial" w:cs="Arial"/>
-          <w:b/>
-          <w:bCs/>
-          <w:color w:val="000000"/>
-          <w:sz w:val="20"/>
-          <w:szCs w:val="20"/>
-        </w:rPr>
-        <w:t xml:space="preserve"> languages and tools</w:t>
-      </w:r>
-      <w:r>
-        <w:rPr>
-          <w:rFonts w:ascii="Arial" w:eastAsia="Calibri" w:hAnsi="Arial" w:cs="Arial"/>
-          <w:b/>
-          <w:bCs/>
-          <w:color w:val="000000"/>
-          <w:sz w:val="20"/>
-          <w:szCs w:val="20"/>
-        </w:rPr>
-        <w:t>:</w:t>
-      </w:r>
-    </w:p>
-    <w:p>
-      <w:pPr>
-        <w:pBdr>
-          <w:top w:val="nil"/>
-          <w:left w:val="nil"/>
-          <w:bottom w:val="nil"/>
-          <w:right w:val="nil"/>
-          <w:between w:val="nil"/>
-        </w:pBdr>
-        <w:jc w:val="center"/>
-        <w:rPr>
-          <w:rFonts w:ascii="Arial" w:eastAsia="Calibri" w:hAnsi="Arial" w:cs="Arial"/>
-          <w:b/>
-          <w:bCs/>
-          <w:color w:val="000000"/>
-          <w:sz w:val="20"/>
-          <w:szCs w:val="20"/>
-        </w:rPr>
-      </w:pPr>
-      <w:r>
-        <w:rPr>
-          <w:rFonts w:ascii="Arial" w:eastAsia="Calibri" w:hAnsi="Arial" w:cs="Arial"/>
-          <w:color w:val="000000"/>
-          <w:sz w:val="20"/>
-          <w:szCs w:val="20"/>
-        </w:rPr>
-        <w:t>Git</w:t>
-      </w:r>
-      <w:r>
-        <w:rPr>
-          <w:rFonts w:ascii="Arial" w:eastAsia="Calibri" w:hAnsi="Arial" w:cs="Arial"/>
-          <w:color w:val="000000"/>
-          <w:sz w:val="20"/>
-          <w:szCs w:val="20"/>
-        </w:rPr>
-        <w:t>,</w:t>
-      </w:r>
-      <w:r>
-        <w:rPr>
-          <w:rFonts w:ascii="Arial" w:eastAsia="Calibri" w:hAnsi="Arial" w:cs="Arial"/>
-          <w:color w:val="000000"/>
-          <w:sz w:val="20"/>
-          <w:szCs w:val="20"/>
-        </w:rPr>
-        <w:t xml:space="preserve"> Bash</w:t>
-      </w:r>
-      <w:r>
-        <w:rPr>
-          <w:rFonts w:ascii="Arial" w:eastAsia="Calibri" w:hAnsi="Arial" w:cs="Arial"/>
-          <w:color w:val="000000"/>
-          <w:sz w:val="20"/>
-          <w:szCs w:val="20"/>
-        </w:rPr>
-        <w:t>,</w:t>
-      </w:r>
-      <w:r>
-        <w:rPr>
-          <w:rFonts w:ascii="Arial" w:eastAsia="Calibri" w:hAnsi="Arial" w:cs="Arial"/>
-          <w:color w:val="000000"/>
-          <w:sz w:val="20"/>
-          <w:szCs w:val="20"/>
-        </w:rPr>
-        <w:t xml:space="preserve"> Docker</w:t>
-      </w:r>
-      <w:r>
-        <w:rPr>
-          <w:rFonts w:ascii="Arial" w:eastAsia="Calibri" w:hAnsi="Arial" w:cs="Arial"/>
-          <w:color w:val="000000"/>
-          <w:sz w:val="20"/>
-          <w:szCs w:val="20"/>
-        </w:rPr>
-        <w:t>,</w:t>
-      </w:r>
-      <w:r>
-        <w:rPr>
-          <w:rFonts w:ascii="Arial" w:eastAsia="Calibri" w:hAnsi="Arial" w:cs="Arial"/>
-          <w:color w:val="000000"/>
-          <w:sz w:val="20"/>
-          <w:szCs w:val="20"/>
-        </w:rPr>
-        <w:t xml:space="preserve"> Apache HTTP Server</w:t>
-      </w:r>
-      <w:r>
-        <w:rPr>
-          <w:rFonts w:ascii="Arial" w:eastAsia="Calibri" w:hAnsi="Arial" w:cs="Arial"/>
-          <w:color w:val="000000"/>
-          <w:sz w:val="20"/>
-          <w:szCs w:val="20"/>
-        </w:rPr>
-        <w:t>,</w:t>
-      </w:r>
-      <w:r>
-        <w:rPr>
-          <w:rFonts w:ascii="Arial" w:eastAsia="Calibri" w:hAnsi="Arial" w:cs="Arial"/>
-          <w:color w:val="000000"/>
-          <w:sz w:val="20"/>
-          <w:szCs w:val="20"/>
-        </w:rPr>
-        <w:t xml:space="preserve"> AWS</w:t>
-      </w:r>
-      <w:r>
-        <w:rPr>
-          <w:rFonts w:ascii="Arial" w:eastAsia="Calibri" w:hAnsi="Arial" w:cs="Arial"/>
-          <w:color w:val="000000"/>
-          <w:sz w:val="20"/>
-          <w:szCs w:val="20"/>
-        </w:rPr>
-        <w:t>,</w:t>
-      </w:r>
-      <w:r>
-        <w:rPr>
-          <w:rFonts w:ascii="Arial" w:eastAsia="Calibri" w:hAnsi="Arial" w:cs="Arial"/>
-          <w:color w:val="000000"/>
-          <w:sz w:val="20"/>
-          <w:szCs w:val="20"/>
-        </w:rPr>
-        <w:t xml:space="preserve"> </w:t>
-      </w:r>
-      <w:r>
-        <w:rPr>
-          <w:rFonts w:ascii="Arial" w:eastAsia="Calibri" w:hAnsi="Arial" w:cs="Arial"/>
-          <w:color w:val="000000"/>
-          <w:sz w:val="20"/>
-          <w:szCs w:val="20"/>
-        </w:rPr>
-        <w:t>MATLAB</w:t>
-      </w:r>
-      <w:r>
-        <w:rPr>
-          <w:rFonts w:ascii="Arial" w:eastAsia="Calibri" w:hAnsi="Arial" w:cs="Arial"/>
-          <w:color w:val="000000"/>
-          <w:sz w:val="20"/>
-          <w:szCs w:val="20"/>
-        </w:rPr>
-        <w:t>,</w:t>
-      </w:r>
-      <w:r>
-        <w:rPr>
-          <w:rFonts w:ascii="Arial" w:eastAsia="Calibri" w:hAnsi="Arial" w:cs="Arial"/>
-          <w:color w:val="000000"/>
-          <w:sz w:val="20"/>
-          <w:szCs w:val="20"/>
-        </w:rPr>
-        <w:t xml:space="preserve"> C</w:t>
-      </w:r>
-      <w:r>
-        <w:rPr>
-          <w:rFonts w:ascii="Arial" w:eastAsia="Calibri" w:hAnsi="Arial" w:cs="Arial"/>
-          <w:color w:val="000000"/>
-          <w:sz w:val="20"/>
-          <w:szCs w:val="20"/>
-        </w:rPr>
-        <w:t>,</w:t>
-      </w:r>
-      <w:r>
-        <w:rPr>
-          <w:rFonts w:ascii="Arial" w:eastAsia="Calibri" w:hAnsi="Arial" w:cs="Arial"/>
-          <w:color w:val="000000"/>
-          <w:sz w:val="20"/>
-          <w:szCs w:val="20"/>
-        </w:rPr>
-        <w:t xml:space="preserve"> Haskell</w:t>
-      </w:r>
-    </w:p>
-    <w:p>
-      <w:pPr>
-        <w:pBdr>
-          <w:top w:val="nil"/>
-          <w:left w:val="nil"/>
-          <w:bottom w:val="single" w:sz="4" w:space="1" w:color="000000"/>
-          <w:right w:val="nil"/>
-          <w:between w:val="nil"/>
-        </w:pBdr>
-        <w:rPr>
-          <w:rFonts w:ascii="Arial" w:eastAsia="Calibri" w:hAnsi="Arial" w:cs="Arial"/>
-          <w:b/>
-          <w:smallCaps/>
-          <w:color w:val="000000"/>
-          <w:sz w:val="20"/>
-          <w:szCs w:val="20"/>
-        </w:rPr>
-      </w:pPr>
-    </w:p>
-    <w:p>
-      <w:pPr>
-        <w:pBdr>
-          <w:top w:val="nil"/>
-          <w:left w:val="nil"/>
-          <w:bottom w:val="nil"/>
-          <w:right w:val="nil"/>
-          <w:between w:val="nil"/>
-        </w:pBdr>
-        <w:spacing w:before="120"/>
-        <w:rPr>
-          <w:rFonts w:ascii="Arial" w:eastAsia="Calibri" w:hAnsi="Arial" w:cs="Arial"/>
-          <w:b/>
-          <w:color w:val="000000"/>
-          <w:sz w:val="22"/>
-          <w:szCs w:val="22"/>
-        </w:rPr>
-      </w:pPr>
-      <w:r>
-        <w:rPr>
-          <w:rFonts w:ascii="Arial" w:eastAsia="Calibri" w:hAnsi="Arial" w:cs="Arial"/>
-          <w:b/>
-          <w:color w:val="000000"/>
-          <w:sz w:val="22"/>
-          <w:szCs w:val="22"/>
-        </w:rPr>
-        <w:t>PROJECTS</w:t>
-      </w:r>
-    </w:p>
-    <w:p>
-      <w:pPr>
-        <w:pBdr>
-          <w:top w:val="nil"/>
-          <w:left w:val="nil"/>
-          <w:bottom w:val="nil"/>
-          <w:right w:val="nil"/>
-          <w:between w:val="nil"/>
-        </w:pBdr>
-        <w:spacing w:before="120"/>
-        <w:rPr>
-          <w:rFonts w:ascii="Arial" w:eastAsia="Calibri" w:hAnsi="Arial" w:cs="Arial"/>
-          <w:b/>
-          <w:color w:val="000000"/>
-          <w:sz w:val="20"/>
-          <w:szCs w:val="20"/>
-        </w:rPr>
-      </w:pPr>
-      <w:r>
-        <w:rPr>
-          <w:rFonts w:ascii="Arial" w:eastAsia="Calibri" w:hAnsi="Arial" w:cs="Arial"/>
-          <w:b/>
-          <w:color w:val="000000"/>
-          <w:sz w:val="20"/>
-          <w:szCs w:val="20"/>
-        </w:rPr>
-        <w:t>"&lt;</w:t>
+          <w:sz w:val="20"/>
+          <w:szCs w:val="20"/>
+        </w:rPr>
+      </w:pPr>
+      <w:r>
+        <w:rPr>
+          <w:rFonts w:ascii="Arial" w:eastAsia="Calibri" w:hAnsi="Arial" w:cs="Arial"/>
+          <w:b/>
+          <w:color w:val="000000"/>
+          <w:sz w:val="20"/>
+          <w:szCs w:val="20"/>
+        </w:rPr>
+        <w:t>P</w:t>
+      </w:r>
+      <w:r>
+        <w:rPr>
+          <w:rFonts w:ascii="Arial" w:eastAsia="Calibri" w:hAnsi="Arial" w:cs="Arial"/>
+          <w:b/>
+          <w:color w:val="000000"/>
+          <w:sz w:val="20"/>
+          <w:szCs w:val="20"/>
+        </w:rPr>
+        <w:t>ersonal website</w:t>
+      </w:r>
+      <w:r>
+        <w:rPr>
+          <w:rFonts w:ascii="Arial" w:eastAsia="Calibri" w:hAnsi="Arial" w:cs="Arial"/>
+          <w:b/>
+          <w:color w:val="000000"/>
+          <w:sz w:val="20"/>
+          <w:szCs w:val="20"/>
+        </w:rPr>
+        <w:t xml:space="preserve"> / </w:t>
       </w:r>
       <w:hyperlink r:id="rId12" w:history="1">
         <w:r>
@@ -2428,7 +2110,7 @@
             <w:sz w:val="20"/>
             <w:szCs w:val="20"/>
           </w:rPr>
-          <w:t>rmsy.me</w:t>
+          <w:t>https://rmsy.me</w:t>
         </w:r>
       </w:hyperlink>
       <w:r>
@@ -2439,46 +2121,6 @@
           <w:sz w:val="20"/>
           <w:szCs w:val="20"/>
         </w:rPr>
-        <w:t>&gt;</w:t>
-      </w:r>
-      <w:r>
-        <w:rPr>
-          <w:rFonts w:ascii="Arial" w:eastAsia="Calibri" w:hAnsi="Arial" w:cs="Arial"/>
-          <w:b/>
-          <w:color w:val="000000"/>
-          <w:sz w:val="20"/>
-          <w:szCs w:val="20"/>
-        </w:rPr>
-        <w:t>: A p</w:t>
-      </w:r>
-      <w:r>
-        <w:rPr>
-          <w:rFonts w:ascii="Arial" w:eastAsia="Calibri" w:hAnsi="Arial" w:cs="Arial"/>
-          <w:b/>
-          <w:color w:val="000000"/>
-          <w:sz w:val="20"/>
-          <w:szCs w:val="20"/>
-        </w:rPr>
-        <w:t>ersonal website</w:t>
-      </w:r>
-      <w:r>
-        <w:rPr>
-          <w:rFonts w:ascii="Arial" w:eastAsia="Calibri" w:hAnsi="Arial" w:cs="Arial"/>
-          <w:b/>
-          <w:color w:val="000000"/>
-          <w:sz w:val="20"/>
-          <w:szCs w:val="20"/>
-        </w:rPr>
-        <w:t>"</w:t>
-      </w:r>
-      <w:r>
-        <w:rPr>
-          <w:rFonts w:ascii="Arial" w:eastAsia="Calibri" w:hAnsi="Arial" w:cs="Arial"/>
-          <w:b/>
-          <w:color w:val="000000"/>
-          <w:sz w:val="20"/>
-          <w:szCs w:val="20"/>
-        </w:rPr>
         <w:t xml:space="preserve"> /</w:t>
       </w:r>
       <w:r>
@@ -2489,53 +2131,18 @@
           <w:sz w:val="20"/>
           <w:szCs w:val="20"/>
         </w:rPr>
-        <w:t xml:space="preserve"> GitHub: </w:t>
+        <w:t xml:space="preserve"> </w:t>
       </w:r>
       <w:hyperlink r:id="rId13" w:history="1">
         <w:r>
           <w:rPr>
             <w:rStyle w:val="Hyperlink"/>
             <w:rFonts w:ascii="Arial" w:eastAsia="Calibri" w:hAnsi="Arial" w:cs="Arial"/>
+            <w:b/>
             <w:sz w:val="20"/>
             <w:szCs w:val="20"/>
           </w:rPr>
-          <w:t>rmsy.me/</w:t>
-        </w:r>
-        <w:r>
-          <w:rPr>
-            <w:rStyle w:val="Hyperlink"/>
-            <w:rFonts w:ascii="Arial" w:eastAsia="Calibri" w:hAnsi="Arial" w:cs="Arial"/>
-            <w:sz w:val="20"/>
-            <w:szCs w:val="20"/>
-          </w:rPr>
-          <w:t>g</w:t>
-        </w:r>
-        <w:r>
-          <w:rPr>
-            <w:rStyle w:val="Hyperlink"/>
-            <w:rFonts w:ascii="Arial" w:eastAsia="Calibri" w:hAnsi="Arial" w:cs="Arial"/>
-            <w:sz w:val="20"/>
-            <w:szCs w:val="20"/>
-          </w:rPr>
-          <w:t>it</w:t>
-        </w:r>
-        <w:r>
-          <w:rPr>
-            <w:rStyle w:val="Hyperlink"/>
-            <w:rFonts w:ascii="Arial" w:eastAsia="Calibri" w:hAnsi="Arial" w:cs="Arial"/>
-            <w:sz w:val="20"/>
-            <w:szCs w:val="20"/>
-          </w:rPr>
-          <w:t>h</w:t>
-        </w:r>
-        <w:r>
-          <w:rPr>
-            <w:rStyle w:val="Hyperlink"/>
-            <w:rFonts w:ascii="Arial" w:eastAsia="Calibri" w:hAnsi="Arial" w:cs="Arial"/>
-            <w:sz w:val="20"/>
-            <w:szCs w:val="20"/>
-          </w:rPr>
-          <w:t>ub</w:t>
+          <w:t>https://github.com/relnaggar/rmsy.me</w:t>
         </w:r>
       </w:hyperlink>
     </w:p>
@@ -2567,52 +2174,52 @@
           <w:sz w:val="20"/>
           <w:szCs w:val="20"/>
         </w:rPr>
-        <w:t>Built reusable back-end PHP framework</w:t>
-      </w:r>
-      <w:r>
-        <w:rPr>
-          <w:rFonts w:ascii="Arial" w:eastAsia="Calibri" w:hAnsi="Arial" w:cs="Arial"/>
-          <w:color w:val="000000"/>
-          <w:sz w:val="20"/>
-          <w:szCs w:val="20"/>
-        </w:rPr>
-        <w:t xml:space="preserve"> </w:t>
-      </w:r>
-      <w:r>
-        <w:rPr>
-          <w:rFonts w:ascii="Arial" w:eastAsia="Calibri" w:hAnsi="Arial" w:cs="Arial"/>
-          <w:color w:val="000000"/>
-          <w:sz w:val="20"/>
-          <w:szCs w:val="20"/>
-        </w:rPr>
-        <w:t xml:space="preserve">and designed responsive front-end </w:t>
-      </w:r>
-      <w:r>
-        <w:rPr>
-          <w:rFonts w:ascii="Arial" w:eastAsia="Calibri" w:hAnsi="Arial" w:cs="Arial"/>
-          <w:color w:val="000000"/>
-          <w:sz w:val="20"/>
-          <w:szCs w:val="20"/>
-        </w:rPr>
-        <w:t>with</w:t>
-      </w:r>
-      <w:r>
-        <w:rPr>
-          <w:rFonts w:ascii="Arial" w:eastAsia="Calibri" w:hAnsi="Arial" w:cs="Arial"/>
-          <w:color w:val="000000"/>
-          <w:sz w:val="20"/>
-          <w:szCs w:val="20"/>
-        </w:rPr>
-        <w:t xml:space="preserve"> Bootstrap</w:t>
-      </w:r>
-      <w:r>
-        <w:rPr>
-          <w:rFonts w:ascii="Arial" w:eastAsia="Calibri" w:hAnsi="Arial" w:cs="Arial"/>
-          <w:color w:val="000000"/>
-          <w:sz w:val="20"/>
-          <w:szCs w:val="20"/>
-        </w:rPr>
-        <w:t>.</w:t>
+        <w:t>D</w:t>
+      </w:r>
+      <w:r>
+        <w:rPr>
+          <w:rFonts w:ascii="Arial" w:eastAsia="Calibri" w:hAnsi="Arial" w:cs="Arial"/>
+          <w:color w:val="000000"/>
+          <w:sz w:val="20"/>
+          <w:szCs w:val="20"/>
+        </w:rPr>
+        <w:t xml:space="preserve">esigned </w:t>
+      </w:r>
+      <w:r>
+        <w:rPr>
+          <w:rFonts w:ascii="Arial" w:eastAsia="Calibri" w:hAnsi="Arial" w:cs="Arial"/>
+          <w:color w:val="000000"/>
+          <w:sz w:val="20"/>
+          <w:szCs w:val="20"/>
+        </w:rPr>
+        <w:t xml:space="preserve">responsive </w:t>
+      </w:r>
+      <w:r>
+        <w:rPr>
+          <w:rFonts w:ascii="Arial" w:eastAsia="Calibri" w:hAnsi="Arial" w:cs="Arial"/>
+          <w:color w:val="000000"/>
+          <w:sz w:val="20"/>
+          <w:szCs w:val="20"/>
+        </w:rPr>
+        <w:t xml:space="preserve">front-end </w:t>
+      </w:r>
+      <w:r>
+        <w:rPr>
+          <w:rFonts w:ascii="Arial" w:eastAsia="Calibri" w:hAnsi="Arial" w:cs="Arial"/>
+          <w:color w:val="000000"/>
+          <w:sz w:val="20"/>
+          <w:szCs w:val="20"/>
+        </w:rPr>
+        <w:t>HTML/CSS templates</w:t>
+      </w:r>
+      <w:r>
+        <w:rPr>
+          <w:rFonts w:ascii="Arial" w:eastAsia="Calibri" w:hAnsi="Arial" w:cs="Arial"/>
+          <w:color w:val="000000"/>
+          <w:sz w:val="20"/>
+          <w:szCs w:val="20"/>
+        </w:rPr>
+        <w:t xml:space="preserve"> with Bootstrap.</w:t>
       </w:r>
     </w:p>
     <w:p>
@@ -2643,97 +2250,43 @@
           <w:sz w:val="20"/>
           <w:szCs w:val="20"/>
         </w:rPr>
-        <w:t>Organised application into standalone containers using Docker</w:t>
-      </w:r>
-      <w:r>
-        <w:rPr>
-          <w:rFonts w:ascii="Arial" w:eastAsia="Calibri" w:hAnsi="Arial" w:cs="Arial"/>
-          <w:color w:val="000000"/>
-          <w:sz w:val="20"/>
-          <w:szCs w:val="20"/>
-        </w:rPr>
-        <w:t>, a</w:t>
-      </w:r>
-      <w:r>
-        <w:rPr>
-          <w:rFonts w:ascii="Arial" w:eastAsia="Calibri" w:hAnsi="Arial" w:cs="Arial"/>
-          <w:color w:val="000000"/>
-          <w:sz w:val="20"/>
-          <w:szCs w:val="20"/>
-        </w:rPr>
-        <w:t xml:space="preserve">utomated DevOps pipeline </w:t>
-      </w:r>
-      <w:r>
-        <w:rPr>
-          <w:rFonts w:ascii="Arial" w:eastAsia="Calibri" w:hAnsi="Arial" w:cs="Arial"/>
-          <w:color w:val="000000"/>
-          <w:sz w:val="20"/>
-          <w:szCs w:val="20"/>
-        </w:rPr>
-        <w:t>using</w:t>
-      </w:r>
-      <w:r>
-        <w:rPr>
-          <w:rFonts w:ascii="Arial" w:eastAsia="Calibri" w:hAnsi="Arial" w:cs="Arial"/>
-          <w:color w:val="000000"/>
-          <w:sz w:val="20"/>
-          <w:szCs w:val="20"/>
-        </w:rPr>
-        <w:t xml:space="preserve"> Bash scripts</w:t>
-      </w:r>
-      <w:r>
-        <w:rPr>
-          <w:rFonts w:ascii="Arial" w:eastAsia="Calibri" w:hAnsi="Arial" w:cs="Arial"/>
-          <w:color w:val="000000"/>
-          <w:sz w:val="20"/>
-          <w:szCs w:val="20"/>
-        </w:rPr>
-        <w:t>,</w:t>
-      </w:r>
-      <w:r>
-        <w:rPr>
-          <w:rFonts w:ascii="Arial" w:eastAsia="Calibri" w:hAnsi="Arial" w:cs="Arial"/>
-          <w:color w:val="000000"/>
-          <w:sz w:val="20"/>
-          <w:szCs w:val="20"/>
-        </w:rPr>
-        <w:t xml:space="preserve"> and </w:t>
-      </w:r>
-      <w:r>
-        <w:rPr>
-          <w:rFonts w:ascii="Arial" w:eastAsia="Calibri" w:hAnsi="Arial" w:cs="Arial"/>
-          <w:color w:val="000000"/>
-          <w:sz w:val="20"/>
-          <w:szCs w:val="20"/>
-        </w:rPr>
-        <w:t>c</w:t>
-      </w:r>
-      <w:r>
-        <w:rPr>
-          <w:rFonts w:ascii="Arial" w:eastAsia="Calibri" w:hAnsi="Arial" w:cs="Arial"/>
-          <w:color w:val="000000"/>
-          <w:sz w:val="20"/>
-          <w:szCs w:val="20"/>
-        </w:rPr>
-        <w:t xml:space="preserve">onfigured AWS EC2 instance and Apache </w:t>
-      </w:r>
-      <w:r>
-        <w:rPr>
-          <w:rFonts w:ascii="Arial" w:eastAsia="Calibri" w:hAnsi="Arial" w:cs="Arial"/>
-          <w:color w:val="000000"/>
-          <w:sz w:val="20"/>
-          <w:szCs w:val="20"/>
-        </w:rPr>
-        <w:t xml:space="preserve">HTTP </w:t>
-      </w:r>
-      <w:r>
-        <w:rPr>
-          <w:rFonts w:ascii="Arial" w:eastAsia="Calibri" w:hAnsi="Arial" w:cs="Arial"/>
-          <w:color w:val="000000"/>
-          <w:sz w:val="20"/>
-          <w:szCs w:val="20"/>
-        </w:rPr>
-        <w:t>Server manually</w:t>
+        <w:t>B</w:t>
+      </w:r>
+      <w:r>
+        <w:rPr>
+          <w:rFonts w:ascii="Arial" w:eastAsia="Calibri" w:hAnsi="Arial" w:cs="Arial"/>
+          <w:color w:val="000000"/>
+          <w:sz w:val="20"/>
+          <w:szCs w:val="20"/>
+        </w:rPr>
+        <w:t xml:space="preserve">uilt reusable </w:t>
+      </w:r>
+      <w:r>
+        <w:rPr>
+          <w:rFonts w:ascii="Arial" w:eastAsia="Calibri" w:hAnsi="Arial" w:cs="Arial"/>
+          <w:color w:val="000000"/>
+          <w:sz w:val="20"/>
+          <w:szCs w:val="20"/>
+        </w:rPr>
+        <w:t xml:space="preserve">back-end </w:t>
+      </w:r>
+      <w:r>
+        <w:rPr>
+          <w:rFonts w:ascii="Arial" w:eastAsia="Calibri" w:hAnsi="Arial" w:cs="Arial"/>
+          <w:color w:val="000000"/>
+          <w:sz w:val="20"/>
+          <w:szCs w:val="20"/>
+        </w:rPr>
+        <w:t>PHP framework</w:t>
+      </w:r>
+      <w:r>
+        <w:rPr>
+          <w:rFonts w:ascii="Arial" w:eastAsia="Calibri" w:hAnsi="Arial" w:cs="Arial"/>
+          <w:color w:val="000000"/>
+          <w:sz w:val="20"/>
+          <w:szCs w:val="20"/>
+        </w:rPr>
+        <w:t xml:space="preserve"> from scratch</w:t>
       </w:r>
       <w:r>
         <w:rPr>
@@ -2743,65 +2296,6 @@
           <w:szCs w:val="20"/>
         </w:rPr>
         <w:t>.</w:t>
-      </w:r>
-    </w:p>
-    <w:p>
-      <w:pPr>
-        <w:pBdr>
-          <w:top w:val="nil"/>
-          <w:left w:val="nil"/>
-          <w:bottom w:val="nil"/>
-          <w:right w:val="nil"/>
-          <w:between w:val="nil"/>
-        </w:pBdr>
-        <w:spacing w:before="120"/>
-        <w:rPr>
-          <w:rFonts w:ascii="Arial" w:eastAsia="Calibri" w:hAnsi="Arial" w:cs="Arial"/>
-          <w:b/>
-          <w:color w:val="000000"/>
-          <w:sz w:val="20"/>
-          <w:szCs w:val="20"/>
-        </w:rPr>
-      </w:pPr>
-      <w:r>
-        <w:rPr>
-          <w:rFonts w:ascii="Arial" w:eastAsia="Calibri" w:hAnsi="Arial" w:cs="Arial"/>
-          <w:b/>
-          <w:color w:val="000000"/>
-          <w:sz w:val="20"/>
-          <w:szCs w:val="20"/>
-        </w:rPr>
-        <w:t>Compiling Techniques (100%)</w:t>
-      </w:r>
-      <w:r>
-        <w:rPr>
-          <w:rFonts w:ascii="Arial" w:eastAsia="Calibri" w:hAnsi="Arial" w:cs="Arial"/>
-          <w:b/>
-          <w:color w:val="000000"/>
-          <w:sz w:val="20"/>
-          <w:szCs w:val="20"/>
-        </w:rPr>
-        <w:t xml:space="preserve"> /</w:t>
-      </w:r>
-      <w:r>
-        <w:rPr>
-          <w:rFonts w:ascii="Arial" w:eastAsia="Calibri" w:hAnsi="Arial" w:cs="Arial"/>
-          <w:b/>
-          <w:color w:val="000000"/>
-          <w:sz w:val="20"/>
-          <w:szCs w:val="20"/>
-        </w:rPr>
-        <w:t xml:space="preserve"> </w:t>
-      </w:r>
-      <w:r>
-        <w:rPr>
-          <w:rFonts w:ascii="Arial" w:eastAsia="Calibri" w:hAnsi="Arial" w:cs="Arial"/>
-          <w:b/>
-          <w:color w:val="000000"/>
-          <w:sz w:val="20"/>
-          <w:szCs w:val="20"/>
-        </w:rPr>
-        <w:t>University of Edinburgh</w:t>
       </w:r>
     </w:p>
     <w:p>
@@ -2832,7 +2326,160 @@
           <w:sz w:val="20"/>
           <w:szCs w:val="20"/>
         </w:rPr>
-        <w:t>Implemented (in Java) sections of a compiler for a subset of C, including: lexing, parsing, semantic analysis and Java bytecode generation</w:t>
+        <w:t>C</w:t>
+      </w:r>
+      <w:r>
+        <w:rPr>
+          <w:rFonts w:ascii="Arial" w:eastAsia="Calibri" w:hAnsi="Arial" w:cs="Arial"/>
+          <w:color w:val="000000"/>
+          <w:sz w:val="20"/>
+          <w:szCs w:val="20"/>
+        </w:rPr>
+        <w:t>ontaineri</w:t>
+      </w:r>
+      <w:r>
+        <w:rPr>
+          <w:rFonts w:ascii="Arial" w:eastAsia="Calibri" w:hAnsi="Arial" w:cs="Arial"/>
+          <w:color w:val="000000"/>
+          <w:sz w:val="20"/>
+          <w:szCs w:val="20"/>
+        </w:rPr>
+        <w:t>s</w:t>
+      </w:r>
+      <w:r>
+        <w:rPr>
+          <w:rFonts w:ascii="Arial" w:eastAsia="Calibri" w:hAnsi="Arial" w:cs="Arial"/>
+          <w:color w:val="000000"/>
+          <w:sz w:val="20"/>
+          <w:szCs w:val="20"/>
+        </w:rPr>
+        <w:t>ed</w:t>
+      </w:r>
+      <w:r>
+        <w:rPr>
+          <w:rFonts w:ascii="Arial" w:eastAsia="Calibri" w:hAnsi="Arial" w:cs="Arial"/>
+          <w:color w:val="000000"/>
+          <w:sz w:val="20"/>
+          <w:szCs w:val="20"/>
+        </w:rPr>
+        <w:t xml:space="preserve"> application </w:t>
+      </w:r>
+      <w:r>
+        <w:rPr>
+          <w:rFonts w:ascii="Arial" w:eastAsia="Calibri" w:hAnsi="Arial" w:cs="Arial"/>
+          <w:color w:val="000000"/>
+          <w:sz w:val="20"/>
+          <w:szCs w:val="20"/>
+        </w:rPr>
+        <w:t xml:space="preserve">using Docker, built </w:t>
+      </w:r>
+      <w:r>
+        <w:rPr>
+          <w:rFonts w:ascii="Arial" w:eastAsia="Calibri" w:hAnsi="Arial" w:cs="Arial"/>
+          <w:color w:val="000000"/>
+          <w:sz w:val="20"/>
+          <w:szCs w:val="20"/>
+        </w:rPr>
+        <w:t>a</w:t>
+      </w:r>
+      <w:r>
+        <w:rPr>
+          <w:rFonts w:ascii="Arial" w:eastAsia="Calibri" w:hAnsi="Arial" w:cs="Arial"/>
+          <w:color w:val="000000"/>
+          <w:sz w:val="20"/>
+          <w:szCs w:val="20"/>
+        </w:rPr>
+        <w:t xml:space="preserve">utomated </w:t>
+      </w:r>
+      <w:r>
+        <w:rPr>
+          <w:rFonts w:ascii="Arial" w:eastAsia="Calibri" w:hAnsi="Arial" w:cs="Arial"/>
+          <w:color w:val="000000"/>
+          <w:sz w:val="20"/>
+          <w:szCs w:val="20"/>
+        </w:rPr>
+        <w:t xml:space="preserve">DevOps </w:t>
+      </w:r>
+      <w:r>
+        <w:rPr>
+          <w:rFonts w:ascii="Arial" w:eastAsia="Calibri" w:hAnsi="Arial" w:cs="Arial"/>
+          <w:color w:val="000000"/>
+          <w:sz w:val="20"/>
+          <w:szCs w:val="20"/>
+        </w:rPr>
+        <w:t xml:space="preserve">pipeline </w:t>
+      </w:r>
+      <w:r>
+        <w:rPr>
+          <w:rFonts w:ascii="Arial" w:eastAsia="Calibri" w:hAnsi="Arial" w:cs="Arial"/>
+          <w:color w:val="000000"/>
+          <w:sz w:val="20"/>
+          <w:szCs w:val="20"/>
+        </w:rPr>
+        <w:t>using</w:t>
+      </w:r>
+      <w:r>
+        <w:rPr>
+          <w:rFonts w:ascii="Arial" w:eastAsia="Calibri" w:hAnsi="Arial" w:cs="Arial"/>
+          <w:color w:val="000000"/>
+          <w:sz w:val="20"/>
+          <w:szCs w:val="20"/>
+        </w:rPr>
+        <w:t xml:space="preserve"> Bash scripts</w:t>
+      </w:r>
+      <w:r>
+        <w:rPr>
+          <w:rFonts w:ascii="Arial" w:eastAsia="Calibri" w:hAnsi="Arial" w:cs="Arial"/>
+          <w:color w:val="000000"/>
+          <w:sz w:val="20"/>
+          <w:szCs w:val="20"/>
+        </w:rPr>
+        <w:t xml:space="preserve"> and Git hooks;</w:t>
+      </w:r>
+      <w:r>
+        <w:rPr>
+          <w:rFonts w:ascii="Arial" w:eastAsia="Calibri" w:hAnsi="Arial" w:cs="Arial"/>
+          <w:color w:val="000000"/>
+          <w:sz w:val="20"/>
+          <w:szCs w:val="20"/>
+        </w:rPr>
+        <w:t xml:space="preserve"> </w:t>
+      </w:r>
+      <w:r>
+        <w:rPr>
+          <w:rFonts w:ascii="Arial" w:eastAsia="Calibri" w:hAnsi="Arial" w:cs="Arial"/>
+          <w:color w:val="000000"/>
+          <w:sz w:val="20"/>
+          <w:szCs w:val="20"/>
+        </w:rPr>
+        <w:t>c</w:t>
+      </w:r>
+      <w:r>
+        <w:rPr>
+          <w:rFonts w:ascii="Arial" w:eastAsia="Calibri" w:hAnsi="Arial" w:cs="Arial"/>
+          <w:color w:val="000000"/>
+          <w:sz w:val="20"/>
+          <w:szCs w:val="20"/>
+        </w:rPr>
+        <w:t xml:space="preserve">onfigured AWS EC2 instance and Apache </w:t>
+      </w:r>
+      <w:r>
+        <w:rPr>
+          <w:rFonts w:ascii="Arial" w:eastAsia="Calibri" w:hAnsi="Arial" w:cs="Arial"/>
+          <w:color w:val="000000"/>
+          <w:sz w:val="20"/>
+          <w:szCs w:val="20"/>
+        </w:rPr>
+        <w:t xml:space="preserve">HTTP </w:t>
+      </w:r>
+      <w:r>
+        <w:rPr>
+          <w:rFonts w:ascii="Arial" w:eastAsia="Calibri" w:hAnsi="Arial" w:cs="Arial"/>
+          <w:color w:val="000000"/>
+          <w:sz w:val="20"/>
+          <w:szCs w:val="20"/>
+        </w:rPr>
+        <w:t>Server manually</w:t>
       </w:r>
       <w:r>
         <w:rPr>
@@ -2904,22 +2551,12 @@
       </w:r>
       <w:r>
         <w:rPr>
-          <w:rFonts w:ascii="Arial" w:eastAsia="Calibri" w:hAnsi="Arial" w:cs="Arial"/>
-          <w:b/>
-          <w:color w:val="000000"/>
-          <w:sz w:val="20"/>
-          <w:szCs w:val="20"/>
-        </w:rPr>
-        <w:tab/>
-      </w:r>
-      <w:r>
-        <w:rPr>
           <w:rFonts w:ascii="Arial" w:hAnsi="Arial" w:cs="Arial"/>
           <w:b/>
           <w:sz w:val="20"/>
           <w:szCs w:val="20"/>
         </w:rPr>
-        <w:t xml:space="preserve">   </w:t>
+        <w:t xml:space="preserve"> </w:t>
       </w:r>
     </w:p>
     <w:p>
@@ -2959,7 +2596,7 @@
           <w:sz w:val="20"/>
           <w:szCs w:val="20"/>
         </w:rPr>
-        <w:t>four</w:t>
+        <w:t>4</w:t>
       </w:r>
       <w:r>
         <w:rPr>
@@ -2977,16 +2614,25 @@
           <w:sz w:val="20"/>
           <w:szCs w:val="20"/>
         </w:rPr>
-        <w:t xml:space="preserve"> design and</w:t>
-      </w:r>
-      <w:r>
-        <w:rPr>
-          <w:rFonts w:ascii="Arial" w:eastAsia="Calibri" w:hAnsi="Arial" w:cs="Arial"/>
-          <w:color w:val="000000"/>
-          <w:sz w:val="20"/>
-          <w:szCs w:val="20"/>
-        </w:rPr>
-        <w:t xml:space="preserve"> build </w:t>
+        <w:t xml:space="preserve"> design</w:t>
+      </w:r>
+      <w:r>
+        <w:rPr>
+          <w:rFonts w:ascii="Arial" w:eastAsia="Calibri" w:hAnsi="Arial" w:cs="Arial"/>
+          <w:color w:val="000000"/>
+          <w:sz w:val="20"/>
+          <w:szCs w:val="20"/>
+        </w:rPr>
+        <w:t xml:space="preserve"> and </w:t>
+      </w:r>
+      <w:r>
+        <w:rPr>
+          <w:rFonts w:ascii="Arial" w:eastAsia="Calibri" w:hAnsi="Arial" w:cs="Arial"/>
+          <w:color w:val="000000"/>
+          <w:sz w:val="20"/>
+          <w:szCs w:val="20"/>
+        </w:rPr>
+        <w:t xml:space="preserve">build </w:t>
       </w:r>
       <w:r>
         <w:rPr>
@@ -3005,6 +2651,33 @@
           <w:szCs w:val="20"/>
         </w:rPr>
         <w:t>football-playing robot</w:t>
+      </w:r>
+      <w:r>
+        <w:rPr>
+          <w:rFonts w:ascii="Arial" w:eastAsia="Calibri" w:hAnsi="Arial" w:cs="Arial"/>
+          <w:color w:val="000000"/>
+          <w:sz w:val="20"/>
+          <w:szCs w:val="20"/>
+        </w:rPr>
+        <w:t xml:space="preserve">, winning </w:t>
+      </w:r>
+      <w:r>
+        <w:rPr>
+          <w:rFonts w:ascii="Arial" w:eastAsia="Calibri" w:hAnsi="Arial" w:cs="Arial"/>
+          <w:color w:val="000000"/>
+          <w:sz w:val="20"/>
+          <w:szCs w:val="20"/>
+        </w:rPr>
+        <w:t>2nd</w:t>
+      </w:r>
+      <w:r>
+        <w:rPr>
+          <w:rFonts w:ascii="Arial" w:eastAsia="Calibri" w:hAnsi="Arial" w:cs="Arial"/>
+          <w:color w:val="000000"/>
+          <w:sz w:val="20"/>
+          <w:szCs w:val="20"/>
+        </w:rPr>
+        <w:t xml:space="preserve"> place in annual competition</w:t>
       </w:r>
       <w:r>
         <w:rPr>
@@ -3058,6 +2731,34 @@
     </w:p>
     <w:p>
       <w:pPr>
+        <w:pBdr>
+          <w:top w:val="nil"/>
+          <w:left w:val="nil"/>
+          <w:bottom w:val="nil"/>
+          <w:right w:val="nil"/>
+          <w:between w:val="nil"/>
+        </w:pBdr>
+        <w:spacing w:before="120"/>
+        <w:rPr>
+          <w:rFonts w:ascii="Arial" w:eastAsia="Calibri" w:hAnsi="Arial" w:cs="Arial"/>
+          <w:color w:val="000000"/>
+          <w:sz w:val="20"/>
+          <w:szCs w:val="20"/>
+        </w:rPr>
+      </w:pPr>
+      <w:r>
+        <w:rPr>
+          <w:rFonts w:ascii="Arial" w:eastAsia="Calibri" w:hAnsi="Arial" w:cs="Arial"/>
+          <w:b/>
+          <w:color w:val="000000"/>
+          <w:sz w:val="20"/>
+          <w:szCs w:val="20"/>
+        </w:rPr>
+        <w:t>Compiling Techniques (100%) / University of Edinburgh</w:t>
+      </w:r>
+    </w:p>
+    <w:p>
+      <w:pPr>
         <w:pStyle w:val="ListParagraph"/>
         <w:numPr>
           <w:ilvl w:val="0"/>
@@ -3084,6 +2785,397 @@
           <w:sz w:val="20"/>
           <w:szCs w:val="20"/>
         </w:rPr>
+        <w:t>Implemented</w:t>
+      </w:r>
+      <w:r>
+        <w:rPr>
+          <w:rFonts w:ascii="Arial" w:eastAsia="Calibri" w:hAnsi="Arial" w:cs="Arial"/>
+          <w:color w:val="000000"/>
+          <w:sz w:val="20"/>
+          <w:szCs w:val="20"/>
+        </w:rPr>
+        <w:t xml:space="preserve"> a C compiler in Java: </w:t>
+      </w:r>
+      <w:r>
+        <w:rPr>
+          <w:rFonts w:ascii="Arial" w:eastAsia="Calibri" w:hAnsi="Arial" w:cs="Arial"/>
+          <w:color w:val="000000"/>
+          <w:sz w:val="20"/>
+          <w:szCs w:val="20"/>
+        </w:rPr>
+        <w:t>lexing, parsing, semantic analysis and Java bytecode generation.</w:t>
+      </w:r>
+    </w:p>
+    <w:p>
+      <w:pPr>
+        <w:pBdr>
+          <w:top w:val="nil"/>
+          <w:left w:val="nil"/>
+          <w:bottom w:val="single" w:sz="4" w:space="1" w:color="000000"/>
+          <w:right w:val="nil"/>
+          <w:between w:val="nil"/>
+        </w:pBdr>
+        <w:rPr>
+          <w:rFonts w:ascii="Arial" w:eastAsia="Calibri" w:hAnsi="Arial" w:cs="Arial"/>
+          <w:b/>
+          <w:smallCaps/>
+          <w:color w:val="000000"/>
+          <w:sz w:val="20"/>
+          <w:szCs w:val="20"/>
+        </w:rPr>
+      </w:pPr>
+    </w:p>
+    <w:p>
+      <w:pPr>
+        <w:pBdr>
+          <w:top w:val="nil"/>
+          <w:left w:val="nil"/>
+          <w:bottom w:val="nil"/>
+          <w:right w:val="nil"/>
+          <w:between w:val="nil"/>
+        </w:pBdr>
+        <w:spacing w:before="120"/>
+        <w:rPr>
+          <w:rFonts w:ascii="Arial" w:eastAsia="Calibri" w:hAnsi="Arial" w:cs="Arial"/>
+          <w:b/>
+          <w:color w:val="000000"/>
+          <w:sz w:val="22"/>
+          <w:szCs w:val="22"/>
+        </w:rPr>
+      </w:pPr>
+      <w:r>
+        <w:rPr>
+          <w:rFonts w:ascii="Arial" w:eastAsia="Calibri" w:hAnsi="Arial" w:cs="Arial"/>
+          <w:b/>
+          <w:color w:val="000000"/>
+          <w:sz w:val="22"/>
+          <w:szCs w:val="22"/>
+        </w:rPr>
+        <w:t>SKILLS</w:t>
+      </w:r>
+    </w:p>
+    <w:p>
+      <w:pPr>
+        <w:pStyle w:val="ListParagraph"/>
+        <w:numPr>
+          <w:ilvl w:val="0"/>
+          <w:numId w:val="2"/>
+        </w:numPr>
+        <w:pBdr>
+          <w:top w:val="nil"/>
+          <w:left w:val="nil"/>
+          <w:bottom w:val="nil"/>
+          <w:right w:val="nil"/>
+          <w:between w:val="nil"/>
+        </w:pBdr>
+        <w:spacing w:before="120"/>
+        <w:rPr>
+          <w:rFonts w:ascii="Arial" w:eastAsia="Calibri" w:hAnsi="Arial" w:cs="Arial"/>
+          <w:b/>
+          <w:bCs/>
+          <w:color w:val="000000"/>
+          <w:sz w:val="20"/>
+          <w:szCs w:val="20"/>
+        </w:rPr>
+      </w:pPr>
+      <w:r>
+        <w:rPr>
+          <w:rFonts w:ascii="Arial" w:eastAsia="Calibri" w:hAnsi="Arial" w:cs="Arial"/>
+          <w:b/>
+          <w:bCs/>
+          <w:color w:val="000000"/>
+          <w:sz w:val="20"/>
+          <w:szCs w:val="20"/>
+        </w:rPr>
+        <w:t>L</w:t>
+      </w:r>
+      <w:r>
+        <w:rPr>
+          <w:rFonts w:ascii="Arial" w:eastAsia="Calibri" w:hAnsi="Arial" w:cs="Arial"/>
+          <w:b/>
+          <w:bCs/>
+          <w:color w:val="000000"/>
+          <w:sz w:val="20"/>
+          <w:szCs w:val="20"/>
+        </w:rPr>
+        <w:t>anguages:</w:t>
+      </w:r>
+      <w:r>
+        <w:rPr>
+          <w:rFonts w:ascii="Arial" w:eastAsia="Calibri" w:hAnsi="Arial" w:cs="Arial"/>
+          <w:b/>
+          <w:bCs/>
+          <w:color w:val="000000"/>
+          <w:sz w:val="20"/>
+          <w:szCs w:val="20"/>
+        </w:rPr>
+        <w:t xml:space="preserve"> </w:t>
+      </w:r>
+      <w:r>
+        <w:rPr>
+          <w:rFonts w:ascii="Arial" w:eastAsia="Calibri" w:hAnsi="Arial" w:cs="Arial"/>
+          <w:color w:val="000000"/>
+          <w:sz w:val="20"/>
+          <w:szCs w:val="20"/>
+        </w:rPr>
+        <w:t>Python</w:t>
+      </w:r>
+      <w:r>
+        <w:rPr>
+          <w:rFonts w:ascii="Arial" w:eastAsia="Calibri" w:hAnsi="Arial" w:cs="Arial"/>
+          <w:color w:val="000000"/>
+          <w:sz w:val="20"/>
+          <w:szCs w:val="20"/>
+        </w:rPr>
+        <w:t>,</w:t>
+      </w:r>
+      <w:r>
+        <w:rPr>
+          <w:rFonts w:ascii="Arial" w:eastAsia="Calibri" w:hAnsi="Arial" w:cs="Arial"/>
+          <w:color w:val="000000"/>
+          <w:sz w:val="20"/>
+          <w:szCs w:val="20"/>
+        </w:rPr>
+        <w:t xml:space="preserve"> PHP, Java, SQL, HTML/CSS, JavaScript</w:t>
+      </w:r>
+      <w:r>
+        <w:rPr>
+          <w:rFonts w:ascii="Arial" w:eastAsia="Calibri" w:hAnsi="Arial" w:cs="Arial"/>
+          <w:color w:val="000000"/>
+          <w:sz w:val="20"/>
+          <w:szCs w:val="20"/>
+        </w:rPr>
+        <w:t>, MATLAB, C, Haskell, Ruby</w:t>
+      </w:r>
+    </w:p>
+    <w:p>
+      <w:pPr>
+        <w:pStyle w:val="ListParagraph"/>
+        <w:numPr>
+          <w:ilvl w:val="0"/>
+          <w:numId w:val="2"/>
+        </w:numPr>
+        <w:pBdr>
+          <w:top w:val="nil"/>
+          <w:left w:val="nil"/>
+          <w:bottom w:val="nil"/>
+          <w:right w:val="nil"/>
+          <w:between w:val="nil"/>
+        </w:pBdr>
+        <w:spacing w:before="120"/>
+        <w:rPr>
+          <w:rFonts w:ascii="Arial" w:eastAsia="Calibri" w:hAnsi="Arial" w:cs="Arial"/>
+          <w:b/>
+          <w:bCs/>
+          <w:color w:val="000000"/>
+          <w:sz w:val="20"/>
+          <w:szCs w:val="20"/>
+        </w:rPr>
+      </w:pPr>
+      <w:r>
+        <w:rPr>
+          <w:rFonts w:ascii="Arial" w:eastAsia="Calibri" w:hAnsi="Arial" w:cs="Arial"/>
+          <w:b/>
+          <w:bCs/>
+          <w:color w:val="000000"/>
+          <w:sz w:val="20"/>
+          <w:szCs w:val="20"/>
+        </w:rPr>
+        <w:t>Frameworks</w:t>
+      </w:r>
+      <w:r>
+        <w:rPr>
+          <w:rFonts w:ascii="Arial" w:eastAsia="Calibri" w:hAnsi="Arial" w:cs="Arial"/>
+          <w:b/>
+          <w:bCs/>
+          <w:color w:val="000000"/>
+          <w:sz w:val="20"/>
+          <w:szCs w:val="20"/>
+        </w:rPr>
+        <w:t xml:space="preserve">: </w:t>
+      </w:r>
+      <w:r>
+        <w:rPr>
+          <w:rFonts w:ascii="Arial" w:eastAsia="Calibri" w:hAnsi="Arial" w:cs="Arial"/>
+          <w:color w:val="000000"/>
+          <w:sz w:val="20"/>
+          <w:szCs w:val="20"/>
+        </w:rPr>
+        <w:t>Django</w:t>
+      </w:r>
+      <w:r>
+        <w:rPr>
+          <w:rFonts w:ascii="Arial" w:eastAsia="Calibri" w:hAnsi="Arial" w:cs="Arial"/>
+          <w:color w:val="000000"/>
+          <w:sz w:val="20"/>
+          <w:szCs w:val="20"/>
+        </w:rPr>
+        <w:t xml:space="preserve"> (</w:t>
+      </w:r>
+      <w:r>
+        <w:rPr>
+          <w:rFonts w:ascii="Arial" w:eastAsia="Calibri" w:hAnsi="Arial" w:cs="Arial"/>
+          <w:color w:val="000000"/>
+          <w:sz w:val="20"/>
+          <w:szCs w:val="20"/>
+        </w:rPr>
+        <w:t>Python</w:t>
+      </w:r>
+      <w:r>
+        <w:rPr>
+          <w:rFonts w:ascii="Arial" w:eastAsia="Calibri" w:hAnsi="Arial" w:cs="Arial"/>
+          <w:color w:val="000000"/>
+          <w:sz w:val="20"/>
+          <w:szCs w:val="20"/>
+        </w:rPr>
+        <w:t xml:space="preserve">), </w:t>
+      </w:r>
+      <w:r>
+        <w:rPr>
+          <w:rFonts w:ascii="Arial" w:eastAsia="Calibri" w:hAnsi="Arial" w:cs="Arial"/>
+          <w:color w:val="000000"/>
+          <w:sz w:val="20"/>
+          <w:szCs w:val="20"/>
+        </w:rPr>
+        <w:t>Bootstrap (HTML/CSS)</w:t>
+      </w:r>
+      <w:r>
+        <w:rPr>
+          <w:rFonts w:ascii="Arial" w:eastAsia="Calibri" w:hAnsi="Arial" w:cs="Arial"/>
+          <w:color w:val="000000"/>
+          <w:sz w:val="20"/>
+          <w:szCs w:val="20"/>
+        </w:rPr>
+        <w:t xml:space="preserve">, </w:t>
+      </w:r>
+      <w:r>
+        <w:rPr>
+          <w:rFonts w:ascii="Arial" w:eastAsia="Calibri" w:hAnsi="Arial" w:cs="Arial"/>
+          <w:color w:val="000000"/>
+          <w:sz w:val="20"/>
+          <w:szCs w:val="20"/>
+        </w:rPr>
+        <w:t>Ruby on Rails (</w:t>
+      </w:r>
+      <w:r>
+        <w:rPr>
+          <w:rFonts w:ascii="Arial" w:eastAsia="Calibri" w:hAnsi="Arial" w:cs="Arial"/>
+          <w:color w:val="000000"/>
+          <w:sz w:val="20"/>
+          <w:szCs w:val="20"/>
+        </w:rPr>
+        <w:t>Ruby</w:t>
+      </w:r>
+      <w:r>
+        <w:rPr>
+          <w:rFonts w:ascii="Arial" w:eastAsia="Calibri" w:hAnsi="Arial" w:cs="Arial"/>
+          <w:color w:val="000000"/>
+          <w:sz w:val="20"/>
+          <w:szCs w:val="20"/>
+        </w:rPr>
+        <w:t>)</w:t>
+      </w:r>
+    </w:p>
+    <w:p>
+      <w:pPr>
+        <w:pStyle w:val="ListParagraph"/>
+        <w:numPr>
+          <w:ilvl w:val="0"/>
+          <w:numId w:val="2"/>
+        </w:numPr>
+        <w:pBdr>
+          <w:top w:val="nil"/>
+          <w:left w:val="nil"/>
+          <w:bottom w:val="nil"/>
+          <w:right w:val="nil"/>
+          <w:between w:val="nil"/>
+        </w:pBdr>
+        <w:spacing w:before="120"/>
+        <w:rPr>
+          <w:rFonts w:ascii="Arial" w:eastAsia="Calibri" w:hAnsi="Arial" w:cs="Arial"/>
+          <w:b/>
+          <w:bCs/>
+          <w:color w:val="000000"/>
+          <w:sz w:val="20"/>
+          <w:szCs w:val="20"/>
+        </w:rPr>
+      </w:pPr>
+      <w:r>
+        <w:rPr>
+          <w:rFonts w:ascii="Arial" w:eastAsia="Calibri" w:hAnsi="Arial" w:cs="Arial"/>
+          <w:b/>
+          <w:bCs/>
+          <w:color w:val="000000"/>
+          <w:sz w:val="20"/>
+          <w:szCs w:val="20"/>
+        </w:rPr>
+        <w:t>T</w:t>
+      </w:r>
+      <w:r>
+        <w:rPr>
+          <w:rFonts w:ascii="Arial" w:eastAsia="Calibri" w:hAnsi="Arial" w:cs="Arial"/>
+          <w:b/>
+          <w:bCs/>
+          <w:color w:val="000000"/>
+          <w:sz w:val="20"/>
+          <w:szCs w:val="20"/>
+        </w:rPr>
+        <w:t>ools:</w:t>
+      </w:r>
+      <w:r>
+        <w:rPr>
+          <w:rFonts w:ascii="Arial" w:eastAsia="Calibri" w:hAnsi="Arial" w:cs="Arial"/>
+          <w:b/>
+          <w:bCs/>
+          <w:color w:val="000000"/>
+          <w:sz w:val="20"/>
+          <w:szCs w:val="20"/>
+        </w:rPr>
+        <w:t xml:space="preserve"> </w:t>
+      </w:r>
+      <w:r>
+        <w:rPr>
+          <w:rFonts w:ascii="Arial" w:eastAsia="Calibri" w:hAnsi="Arial" w:cs="Arial"/>
+          <w:color w:val="000000"/>
+          <w:sz w:val="20"/>
+          <w:szCs w:val="20"/>
+        </w:rPr>
+        <w:t>Git, Bash,</w:t>
+      </w:r>
+      <w:r>
+        <w:rPr>
+          <w:rFonts w:ascii="Arial" w:eastAsia="Calibri" w:hAnsi="Arial" w:cs="Arial"/>
+          <w:color w:val="000000"/>
+          <w:sz w:val="20"/>
+          <w:szCs w:val="20"/>
+        </w:rPr>
+        <w:t xml:space="preserve"> MySQL,</w:t>
+      </w:r>
+      <w:r>
+        <w:rPr>
+          <w:rFonts w:ascii="Arial" w:eastAsia="Calibri" w:hAnsi="Arial" w:cs="Arial"/>
+          <w:color w:val="000000"/>
+          <w:sz w:val="20"/>
+          <w:szCs w:val="20"/>
+        </w:rPr>
+        <w:t xml:space="preserve"> Docker, Apache HTTP Server, A</w:t>
+      </w:r>
+      <w:r>
+        <w:rPr>
+          <w:rFonts w:ascii="Arial" w:eastAsia="Calibri" w:hAnsi="Arial" w:cs="Arial"/>
+          <w:color w:val="000000"/>
+          <w:sz w:val="20"/>
+          <w:szCs w:val="20"/>
+        </w:rPr>
+        <w:t xml:space="preserve">mazon </w:t>
+      </w:r>
+      <w:r>
+        <w:rPr>
+          <w:rFonts w:ascii="Arial" w:eastAsia="Calibri" w:hAnsi="Arial" w:cs="Arial"/>
+          <w:color w:val="000000"/>
+          <w:sz w:val="20"/>
+          <w:szCs w:val="20"/>
+        </w:rPr>
         <w:t>W</w:t>
       </w:r>
       <w:r>
@@ -3093,8 +3185,196 @@
           <w:sz w:val="20"/>
           <w:szCs w:val="20"/>
         </w:rPr>
-        <w:t>on</w:t>
-      </w:r>
+        <w:t xml:space="preserve">eb </w:t>
+      </w:r>
+      <w:r>
+        <w:rPr>
+          <w:rFonts w:ascii="Arial" w:eastAsia="Calibri" w:hAnsi="Arial" w:cs="Arial"/>
+          <w:color w:val="000000"/>
+          <w:sz w:val="20"/>
+          <w:szCs w:val="20"/>
+        </w:rPr>
+        <w:t>S</w:t>
+      </w:r>
+      <w:r>
+        <w:rPr>
+          <w:rFonts w:ascii="Arial" w:eastAsia="Calibri" w:hAnsi="Arial" w:cs="Arial"/>
+          <w:color w:val="000000"/>
+          <w:sz w:val="20"/>
+          <w:szCs w:val="20"/>
+        </w:rPr>
+        <w:t>ervices (AWS)</w:t>
+      </w:r>
+    </w:p>
+    <w:p>
+      <w:pPr>
+        <w:pBdr>
+          <w:top w:val="nil"/>
+          <w:left w:val="nil"/>
+          <w:bottom w:val="single" w:sz="4" w:space="1" w:color="000000"/>
+          <w:right w:val="nil"/>
+          <w:between w:val="nil"/>
+        </w:pBdr>
+        <w:rPr>
+          <w:rFonts w:ascii="Arial" w:eastAsia="Calibri" w:hAnsi="Arial" w:cs="Arial"/>
+          <w:b/>
+          <w:smallCaps/>
+          <w:color w:val="000000"/>
+          <w:sz w:val="20"/>
+          <w:szCs w:val="20"/>
+        </w:rPr>
+      </w:pPr>
+    </w:p>
+    <w:p>
+      <w:pPr>
+        <w:pBdr>
+          <w:top w:val="nil"/>
+          <w:left w:val="nil"/>
+          <w:bottom w:val="nil"/>
+          <w:right w:val="nil"/>
+          <w:between w:val="nil"/>
+        </w:pBdr>
+        <w:spacing w:before="120"/>
+        <w:rPr>
+          <w:rFonts w:ascii="Arial" w:eastAsia="Calibri" w:hAnsi="Arial" w:cs="Arial"/>
+          <w:b/>
+          <w:color w:val="000000"/>
+          <w:sz w:val="22"/>
+          <w:szCs w:val="22"/>
+        </w:rPr>
+      </w:pPr>
+      <w:r>
+        <w:rPr>
+          <w:rFonts w:ascii="Arial" w:eastAsia="Calibri" w:hAnsi="Arial" w:cs="Arial"/>
+          <w:b/>
+          <w:color w:val="000000"/>
+          <w:sz w:val="22"/>
+          <w:szCs w:val="22"/>
+        </w:rPr>
+        <w:t>ADDITIONAL ACHIEVEMENTS</w:t>
+      </w:r>
+    </w:p>
+    <w:p>
+      <w:pPr>
+        <w:pStyle w:val="ListParagraph"/>
+        <w:numPr>
+          <w:ilvl w:val="0"/>
+          <w:numId w:val="2"/>
+        </w:numPr>
+        <w:pBdr>
+          <w:top w:val="nil"/>
+          <w:left w:val="nil"/>
+          <w:bottom w:val="nil"/>
+          <w:right w:val="nil"/>
+          <w:between w:val="nil"/>
+        </w:pBdr>
+        <w:spacing w:before="120"/>
+        <w:ind w:left="723"/>
+        <w:rPr>
+          <w:rFonts w:ascii="Arial" w:eastAsia="Calibri" w:hAnsi="Arial" w:cs="Arial"/>
+          <w:color w:val="000000"/>
+          <w:sz w:val="20"/>
+          <w:szCs w:val="20"/>
+        </w:rPr>
+      </w:pPr>
+      <w:r>
+        <w:rPr>
+          <w:rFonts w:ascii="Arial" w:eastAsia="Calibri" w:hAnsi="Arial" w:cs="Arial"/>
+          <w:color w:val="000000"/>
+          <w:sz w:val="20"/>
+          <w:szCs w:val="20"/>
+        </w:rPr>
+        <w:t xml:space="preserve">Awarded </w:t>
+      </w:r>
+      <w:r>
+        <w:rPr>
+          <w:rFonts w:ascii="Arial" w:eastAsia="Calibri" w:hAnsi="Arial" w:cs="Arial"/>
+          <w:color w:val="000000"/>
+          <w:sz w:val="20"/>
+          <w:szCs w:val="20"/>
+        </w:rPr>
+        <w:t>Associate Fellow of the Higher Education Academy</w:t>
+      </w:r>
+      <w:r>
+        <w:rPr>
+          <w:rFonts w:ascii="Arial" w:eastAsia="Calibri" w:hAnsi="Arial" w:cs="Arial"/>
+          <w:color w:val="000000"/>
+          <w:sz w:val="20"/>
+          <w:szCs w:val="20"/>
+        </w:rPr>
+        <w:t xml:space="preserve"> (AFHEA)</w:t>
+      </w:r>
+      <w:r>
+        <w:rPr>
+          <w:rFonts w:ascii="Arial" w:eastAsia="Calibri" w:hAnsi="Arial" w:cs="Arial"/>
+          <w:color w:val="000000"/>
+          <w:sz w:val="20"/>
+          <w:szCs w:val="20"/>
+        </w:rPr>
+        <w:t>.</w:t>
+      </w:r>
+    </w:p>
+    <w:p>
+      <w:pPr>
+        <w:pStyle w:val="ListParagraph"/>
+        <w:numPr>
+          <w:ilvl w:val="0"/>
+          <w:numId w:val="2"/>
+        </w:numPr>
+        <w:pBdr>
+          <w:top w:val="nil"/>
+          <w:left w:val="nil"/>
+          <w:bottom w:val="nil"/>
+          <w:right w:val="nil"/>
+          <w:between w:val="nil"/>
+        </w:pBdr>
+        <w:spacing w:before="120"/>
+        <w:ind w:left="723"/>
+        <w:rPr>
+          <w:rFonts w:ascii="Arial" w:eastAsia="Calibri" w:hAnsi="Arial" w:cs="Arial"/>
+          <w:color w:val="000000"/>
+          <w:sz w:val="20"/>
+          <w:szCs w:val="20"/>
+        </w:rPr>
+      </w:pPr>
+      <w:r>
+        <w:rPr>
+          <w:rFonts w:ascii="Arial" w:eastAsia="Calibri" w:hAnsi="Arial" w:cs="Arial"/>
+          <w:color w:val="000000"/>
+          <w:sz w:val="20"/>
+          <w:szCs w:val="20"/>
+        </w:rPr>
+        <w:t xml:space="preserve">High school: </w:t>
+      </w:r>
+      <w:r>
+        <w:rPr>
+          <w:rFonts w:ascii="Arial" w:eastAsia="Calibri" w:hAnsi="Arial" w:cs="Arial"/>
+          <w:color w:val="000000"/>
+          <w:sz w:val="20"/>
+          <w:szCs w:val="20"/>
+        </w:rPr>
+        <w:t xml:space="preserve">outperformed typical academic path with </w:t>
+      </w:r>
+      <w:r>
+        <w:rPr>
+          <w:rFonts w:ascii="Arial" w:eastAsia="Calibri" w:hAnsi="Arial" w:cs="Arial"/>
+          <w:color w:val="000000"/>
+          <w:sz w:val="20"/>
+          <w:szCs w:val="20"/>
+        </w:rPr>
+        <w:t xml:space="preserve">straight </w:t>
+      </w:r>
+      <w:proofErr w:type="gramStart"/>
+      <w:r>
+        <w:rPr>
+          <w:rFonts w:ascii="Arial" w:eastAsia="Calibri" w:hAnsi="Arial" w:cs="Arial"/>
+          <w:color w:val="000000"/>
+          <w:sz w:val="20"/>
+          <w:szCs w:val="20"/>
+        </w:rPr>
+        <w:t>As</w:t>
+      </w:r>
+      <w:proofErr w:type="gramEnd"/>
       <w:r>
         <w:rPr>
           <w:rFonts w:ascii="Arial" w:eastAsia="Calibri" w:hAnsi="Arial" w:cs="Arial"/>
@@ -3111,61 +3391,156 @@
           <w:sz w:val="20"/>
           <w:szCs w:val="20"/>
         </w:rPr>
-        <w:t>second</w:t>
-      </w:r>
-      <w:r>
-        <w:rPr>
-          <w:rFonts w:ascii="Arial" w:eastAsia="Calibri" w:hAnsi="Arial" w:cs="Arial"/>
-          <w:color w:val="000000"/>
-          <w:sz w:val="20"/>
-          <w:szCs w:val="20"/>
-        </w:rPr>
-        <w:t xml:space="preserve"> place in annual competition</w:t>
-      </w:r>
-      <w:r>
-        <w:rPr>
-          <w:rFonts w:ascii="Arial" w:eastAsia="Calibri" w:hAnsi="Arial" w:cs="Arial"/>
-          <w:color w:val="000000"/>
-          <w:sz w:val="20"/>
-          <w:szCs w:val="20"/>
-        </w:rPr>
-        <w:t xml:space="preserve"> -- </w:t>
-      </w:r>
-      <w:r>
-        <w:rPr>
-          <w:rFonts w:ascii="Arial" w:eastAsia="Calibri" w:hAnsi="Arial" w:cs="Arial"/>
-          <w:color w:val="000000"/>
-          <w:sz w:val="20"/>
-          <w:szCs w:val="20"/>
-        </w:rPr>
-        <w:t>our</w:t>
-      </w:r>
-      <w:r>
-        <w:rPr>
-          <w:rFonts w:ascii="Arial" w:eastAsia="Calibri" w:hAnsi="Arial" w:cs="Arial"/>
-          <w:color w:val="000000"/>
-          <w:sz w:val="20"/>
-          <w:szCs w:val="20"/>
-        </w:rPr>
-        <w:t xml:space="preserve"> robot scored </w:t>
-      </w:r>
-      <w:r>
-        <w:rPr>
-          <w:rFonts w:ascii="Arial" w:eastAsia="Calibri" w:hAnsi="Arial" w:cs="Arial"/>
-          <w:color w:val="000000"/>
-          <w:sz w:val="20"/>
-          <w:szCs w:val="20"/>
-        </w:rPr>
-        <w:t>six</w:t>
-      </w:r>
-      <w:r>
-        <w:rPr>
-          <w:rFonts w:ascii="Arial" w:eastAsia="Calibri" w:hAnsi="Arial" w:cs="Arial"/>
-          <w:color w:val="000000"/>
-          <w:sz w:val="20"/>
-          <w:szCs w:val="20"/>
-        </w:rPr>
-        <w:t xml:space="preserve"> goals!</w:t>
+        <w:t>in</w:t>
+      </w:r>
+      <w:r>
+        <w:rPr>
+          <w:rFonts w:ascii="Arial" w:eastAsia="Calibri" w:hAnsi="Arial" w:cs="Arial"/>
+          <w:color w:val="000000"/>
+          <w:sz w:val="20"/>
+          <w:szCs w:val="20"/>
+        </w:rPr>
+        <w:t xml:space="preserve"> 4 A</w:t>
+      </w:r>
+      <w:r>
+        <w:rPr>
+          <w:rFonts w:ascii="Arial" w:eastAsia="Calibri" w:hAnsi="Arial" w:cs="Arial"/>
+          <w:color w:val="000000"/>
+          <w:sz w:val="20"/>
+          <w:szCs w:val="20"/>
+        </w:rPr>
+        <w:t>dvanced Highers (t</w:t>
+      </w:r>
+      <w:r>
+        <w:rPr>
+          <w:rFonts w:ascii="Arial" w:eastAsia="Calibri" w:hAnsi="Arial" w:cs="Arial"/>
+          <w:color w:val="000000"/>
+          <w:sz w:val="20"/>
+          <w:szCs w:val="20"/>
+        </w:rPr>
+        <w:t>ypical</w:t>
+      </w:r>
+      <w:r>
+        <w:rPr>
+          <w:rFonts w:ascii="Arial" w:eastAsia="Calibri" w:hAnsi="Arial" w:cs="Arial"/>
+          <w:color w:val="000000"/>
+          <w:sz w:val="20"/>
+          <w:szCs w:val="20"/>
+        </w:rPr>
+        <w:t xml:space="preserve"> path</w:t>
+      </w:r>
+      <w:r>
+        <w:rPr>
+          <w:rFonts w:ascii="Arial" w:eastAsia="Calibri" w:hAnsi="Arial" w:cs="Arial"/>
+          <w:color w:val="000000"/>
+          <w:sz w:val="20"/>
+          <w:szCs w:val="20"/>
+        </w:rPr>
+        <w:t xml:space="preserve"> is 3</w:t>
+      </w:r>
+      <w:r>
+        <w:rPr>
+          <w:rFonts w:ascii="Arial" w:eastAsia="Calibri" w:hAnsi="Arial" w:cs="Arial"/>
+          <w:color w:val="000000"/>
+          <w:sz w:val="20"/>
+          <w:szCs w:val="20"/>
+        </w:rPr>
+        <w:t>).</w:t>
+      </w:r>
+    </w:p>
+    <w:p>
+      <w:pPr>
+        <w:pStyle w:val="ListParagraph"/>
+        <w:numPr>
+          <w:ilvl w:val="0"/>
+          <w:numId w:val="2"/>
+        </w:numPr>
+        <w:pBdr>
+          <w:top w:val="nil"/>
+          <w:left w:val="nil"/>
+          <w:bottom w:val="nil"/>
+          <w:right w:val="nil"/>
+          <w:between w:val="nil"/>
+        </w:pBdr>
+        <w:spacing w:before="120"/>
+        <w:rPr>
+          <w:rFonts w:ascii="Arial" w:eastAsia="Calibri" w:hAnsi="Arial" w:cs="Arial"/>
+          <w:color w:val="000000"/>
+          <w:sz w:val="20"/>
+          <w:szCs w:val="20"/>
+        </w:rPr>
+      </w:pPr>
+      <w:r>
+        <w:rPr>
+          <w:rFonts w:ascii="Arial" w:eastAsia="Calibri" w:hAnsi="Arial" w:cs="Arial"/>
+          <w:color w:val="000000"/>
+          <w:sz w:val="20"/>
+          <w:szCs w:val="20"/>
+        </w:rPr>
+        <w:t>Led group</w:t>
+      </w:r>
+      <w:r>
+        <w:rPr>
+          <w:rFonts w:ascii="Arial" w:eastAsia="Calibri" w:hAnsi="Arial" w:cs="Arial"/>
+          <w:color w:val="000000"/>
+          <w:sz w:val="20"/>
+          <w:szCs w:val="20"/>
+        </w:rPr>
+        <w:t xml:space="preserve"> of 9</w:t>
+      </w:r>
+      <w:r>
+        <w:rPr>
+          <w:rFonts w:ascii="Arial" w:eastAsia="Calibri" w:hAnsi="Arial" w:cs="Arial"/>
+          <w:color w:val="000000"/>
+          <w:sz w:val="20"/>
+          <w:szCs w:val="20"/>
+        </w:rPr>
+        <w:t xml:space="preserve"> </w:t>
+      </w:r>
+      <w:r>
+        <w:rPr>
+          <w:rFonts w:ascii="Arial" w:eastAsia="Calibri" w:hAnsi="Arial" w:cs="Arial"/>
+          <w:color w:val="000000"/>
+          <w:sz w:val="20"/>
+          <w:szCs w:val="20"/>
+        </w:rPr>
+        <w:t xml:space="preserve">as musical director to </w:t>
+      </w:r>
+      <w:r>
+        <w:rPr>
+          <w:rFonts w:ascii="Arial" w:eastAsia="Calibri" w:hAnsi="Arial" w:cs="Arial"/>
+          <w:color w:val="000000"/>
+          <w:sz w:val="20"/>
+          <w:szCs w:val="20"/>
+        </w:rPr>
+        <w:t xml:space="preserve">the semi-finals of </w:t>
+      </w:r>
+      <w:r>
+        <w:rPr>
+          <w:rFonts w:ascii="Arial" w:eastAsia="Calibri" w:hAnsi="Arial" w:cs="Arial"/>
+          <w:color w:val="000000"/>
+          <w:sz w:val="20"/>
+          <w:szCs w:val="20"/>
+        </w:rPr>
+        <w:t>the</w:t>
+      </w:r>
+      <w:r>
+        <w:rPr>
+          <w:rFonts w:ascii="Arial" w:eastAsia="Calibri" w:hAnsi="Arial" w:cs="Arial"/>
+          <w:color w:val="000000"/>
+          <w:sz w:val="20"/>
+          <w:szCs w:val="20"/>
+        </w:rPr>
+        <w:t xml:space="preserve"> national</w:t>
+      </w:r>
+      <w:r>
+        <w:rPr>
+          <w:rFonts w:ascii="Arial" w:eastAsia="Calibri" w:hAnsi="Arial" w:cs="Arial"/>
+          <w:color w:val="000000"/>
+          <w:sz w:val="20"/>
+          <w:szCs w:val="20"/>
+        </w:rPr>
+        <w:t xml:space="preserve"> competition Voice Festival UK.</w:t>
       </w:r>
     </w:p>
     <w:sectPr>

--- a/apache2/www/public/engineer/engineer-resume.docx
+++ b/apache2/www/public/engineer/engineer-resume.docx
@@ -1808,7 +1808,7 @@
         <w:pStyle w:val="ListParagraph"/>
         <w:numPr>
           <w:ilvl w:val="0"/>
-          <w:numId w:val="6"/>
+          <w:numId w:val="3"/>
         </w:numPr>
         <w:pBdr>
           <w:top w:val="nil"/>
@@ -1828,32 +1828,622 @@
       <w:r>
         <w:rPr>
           <w:rFonts w:ascii="Arial" w:eastAsia="Calibri" w:hAnsi="Arial" w:cs="Arial"/>
-          <w:bCs/>
-          <w:color w:val="000000"/>
-          <w:sz w:val="20"/>
-          <w:szCs w:val="20"/>
-        </w:rPr>
-        <w:t>Pioneered creation of dung beetle biorobot</w:t>
-      </w:r>
-      <w:r>
-        <w:rPr>
-          <w:rFonts w:ascii="Arial" w:eastAsia="Calibri" w:hAnsi="Arial" w:cs="Arial"/>
-          <w:bCs/>
-          <w:color w:val="000000"/>
-          <w:sz w:val="20"/>
-          <w:szCs w:val="20"/>
-        </w:rPr>
-        <w:t xml:space="preserve"> with sophisticated neural model </w:t>
-      </w:r>
-      <w:r>
-        <w:rPr>
-          <w:rFonts w:ascii="Arial" w:eastAsia="Calibri" w:hAnsi="Arial" w:cs="Arial"/>
-          <w:bCs/>
-          <w:color w:val="000000"/>
-          <w:sz w:val="20"/>
-          <w:szCs w:val="20"/>
-        </w:rPr>
-        <w:t>during dissertation project (82%).</w:t>
+          <w:color w:val="000000"/>
+          <w:sz w:val="20"/>
+          <w:szCs w:val="20"/>
+        </w:rPr>
+        <w:t xml:space="preserve">Awarded </w:t>
+      </w:r>
+      <w:r>
+        <w:rPr>
+          <w:rFonts w:ascii="Arial" w:eastAsia="Calibri" w:hAnsi="Arial" w:cs="Arial"/>
+          <w:color w:val="000000"/>
+          <w:sz w:val="20"/>
+          <w:szCs w:val="20"/>
+        </w:rPr>
+        <w:t>British Computer Society</w:t>
+      </w:r>
+      <w:r>
+        <w:rPr>
+          <w:rFonts w:ascii="Arial" w:eastAsia="Calibri" w:hAnsi="Arial" w:cs="Arial"/>
+          <w:color w:val="000000"/>
+          <w:sz w:val="20"/>
+          <w:szCs w:val="20"/>
+        </w:rPr>
+        <w:t xml:space="preserve"> (BCS)</w:t>
+      </w:r>
+      <w:r>
+        <w:rPr>
+          <w:rFonts w:ascii="Arial" w:eastAsia="Calibri" w:hAnsi="Arial" w:cs="Arial"/>
+          <w:color w:val="000000"/>
+          <w:sz w:val="20"/>
+          <w:szCs w:val="20"/>
+        </w:rPr>
+        <w:t xml:space="preserve"> Prize for </w:t>
+      </w:r>
+      <w:r>
+        <w:rPr>
+          <w:rFonts w:ascii="Arial" w:eastAsia="Calibri" w:hAnsi="Arial" w:cs="Arial"/>
+          <w:color w:val="000000"/>
+          <w:sz w:val="20"/>
+          <w:szCs w:val="20"/>
+        </w:rPr>
+        <w:t xml:space="preserve">Top Performance in </w:t>
+      </w:r>
+      <w:r>
+        <w:rPr>
+          <w:rFonts w:ascii="Arial" w:eastAsia="Calibri" w:hAnsi="Arial" w:cs="Arial"/>
+          <w:color w:val="000000"/>
+          <w:sz w:val="20"/>
+          <w:szCs w:val="20"/>
+        </w:rPr>
+        <w:t>Professional Issues</w:t>
+      </w:r>
+      <w:r>
+        <w:rPr>
+          <w:rFonts w:ascii="Arial" w:eastAsia="Calibri" w:hAnsi="Arial" w:cs="Arial"/>
+          <w:color w:val="000000"/>
+          <w:sz w:val="20"/>
+          <w:szCs w:val="20"/>
+        </w:rPr>
+        <w:t xml:space="preserve"> (99%).</w:t>
+      </w:r>
+    </w:p>
+    <w:p>
+      <w:pPr>
+        <w:pBdr>
+          <w:top w:val="nil"/>
+          <w:left w:val="nil"/>
+          <w:bottom w:val="single" w:sz="4" w:space="1" w:color="000000"/>
+          <w:right w:val="nil"/>
+          <w:between w:val="nil"/>
+        </w:pBdr>
+        <w:rPr>
+          <w:rFonts w:ascii="Arial" w:eastAsia="Calibri" w:hAnsi="Arial" w:cs="Arial"/>
+          <w:b/>
+          <w:smallCaps/>
+          <w:color w:val="000000"/>
+          <w:sz w:val="20"/>
+          <w:szCs w:val="20"/>
+        </w:rPr>
+      </w:pPr>
+    </w:p>
+    <w:p>
+      <w:pPr>
+        <w:pBdr>
+          <w:top w:val="nil"/>
+          <w:left w:val="nil"/>
+          <w:bottom w:val="nil"/>
+          <w:right w:val="nil"/>
+          <w:between w:val="nil"/>
+        </w:pBdr>
+        <w:spacing w:before="120"/>
+        <w:rPr>
+          <w:rFonts w:ascii="Arial" w:eastAsia="Calibri" w:hAnsi="Arial" w:cs="Arial"/>
+          <w:b/>
+          <w:color w:val="000000"/>
+          <w:sz w:val="22"/>
+          <w:szCs w:val="22"/>
+        </w:rPr>
+      </w:pPr>
+      <w:r>
+        <w:rPr>
+          <w:rFonts w:ascii="Arial" w:eastAsia="Calibri" w:hAnsi="Arial" w:cs="Arial"/>
+          <w:b/>
+          <w:color w:val="000000"/>
+          <w:sz w:val="22"/>
+          <w:szCs w:val="22"/>
+        </w:rPr>
+        <w:t>PROJECTS</w:t>
+      </w:r>
+    </w:p>
+    <w:p>
+      <w:pPr>
+        <w:pBdr>
+          <w:top w:val="nil"/>
+          <w:left w:val="nil"/>
+          <w:bottom w:val="nil"/>
+          <w:right w:val="nil"/>
+          <w:between w:val="nil"/>
+        </w:pBdr>
+        <w:spacing w:before="120"/>
+        <w:rPr>
+          <w:rFonts w:ascii="Arial" w:eastAsia="Calibri" w:hAnsi="Arial" w:cs="Arial"/>
+          <w:b/>
+          <w:color w:val="000000"/>
+          <w:sz w:val="20"/>
+          <w:szCs w:val="20"/>
+        </w:rPr>
+      </w:pPr>
+      <w:r>
+        <w:rPr>
+          <w:rFonts w:ascii="Arial" w:eastAsia="Calibri" w:hAnsi="Arial" w:cs="Arial"/>
+          <w:b/>
+          <w:color w:val="000000"/>
+          <w:sz w:val="20"/>
+          <w:szCs w:val="20"/>
+        </w:rPr>
+        <w:t>P</w:t>
+      </w:r>
+      <w:r>
+        <w:rPr>
+          <w:rFonts w:ascii="Arial" w:eastAsia="Calibri" w:hAnsi="Arial" w:cs="Arial"/>
+          <w:b/>
+          <w:color w:val="000000"/>
+          <w:sz w:val="20"/>
+          <w:szCs w:val="20"/>
+        </w:rPr>
+        <w:t>ersonal website</w:t>
+      </w:r>
+      <w:r>
+        <w:rPr>
+          <w:rFonts w:ascii="Arial" w:eastAsia="Calibri" w:hAnsi="Arial" w:cs="Arial"/>
+          <w:b/>
+          <w:color w:val="000000"/>
+          <w:sz w:val="20"/>
+          <w:szCs w:val="20"/>
+        </w:rPr>
+        <w:t xml:space="preserve"> / </w:t>
+      </w:r>
+      <w:hyperlink r:id="rId12" w:history="1">
+        <w:r>
+          <w:rPr>
+            <w:rStyle w:val="Hyperlink"/>
+            <w:rFonts w:ascii="Arial" w:eastAsia="Calibri" w:hAnsi="Arial" w:cs="Arial"/>
+            <w:b/>
+            <w:sz w:val="20"/>
+            <w:szCs w:val="20"/>
+          </w:rPr>
+          <w:t>https://rmsy.me</w:t>
+        </w:r>
+      </w:hyperlink>
+      <w:r>
+        <w:rPr>
+          <w:rFonts w:ascii="Arial" w:eastAsia="Calibri" w:hAnsi="Arial" w:cs="Arial"/>
+          <w:b/>
+          <w:color w:val="000000"/>
+          <w:sz w:val="20"/>
+          <w:szCs w:val="20"/>
+        </w:rPr>
+        <w:t xml:space="preserve"> /</w:t>
+      </w:r>
+      <w:r>
+        <w:rPr>
+          <w:rFonts w:ascii="Arial" w:eastAsia="Calibri" w:hAnsi="Arial" w:cs="Arial"/>
+          <w:b/>
+          <w:color w:val="000000"/>
+          <w:sz w:val="20"/>
+          <w:szCs w:val="20"/>
+        </w:rPr>
+        <w:t xml:space="preserve"> </w:t>
+      </w:r>
+      <w:hyperlink r:id="rId13" w:history="1">
+        <w:r>
+          <w:rPr>
+            <w:rStyle w:val="Hyperlink"/>
+            <w:rFonts w:ascii="Arial" w:eastAsia="Calibri" w:hAnsi="Arial" w:cs="Arial"/>
+            <w:b/>
+            <w:sz w:val="20"/>
+            <w:szCs w:val="20"/>
+          </w:rPr>
+          <w:t>https://github.com/relnaggar/rmsy.me</w:t>
+        </w:r>
+      </w:hyperlink>
+    </w:p>
+    <w:p>
+      <w:pPr>
+        <w:pStyle w:val="ListParagraph"/>
+        <w:numPr>
+          <w:ilvl w:val="0"/>
+          <w:numId w:val="2"/>
+        </w:numPr>
+        <w:pBdr>
+          <w:top w:val="nil"/>
+          <w:left w:val="nil"/>
+          <w:bottom w:val="nil"/>
+          <w:right w:val="nil"/>
+          <w:between w:val="nil"/>
+        </w:pBdr>
+        <w:rPr>
+          <w:rFonts w:ascii="Arial" w:eastAsia="Calibri" w:hAnsi="Arial" w:cs="Arial"/>
+          <w:color w:val="000000"/>
+          <w:sz w:val="20"/>
+          <w:szCs w:val="20"/>
+        </w:rPr>
+      </w:pPr>
+      <w:r>
+        <w:rPr>
+          <w:rFonts w:ascii="Arial" w:eastAsia="Calibri" w:hAnsi="Arial" w:cs="Arial"/>
+          <w:color w:val="000000"/>
+          <w:sz w:val="20"/>
+          <w:szCs w:val="20"/>
+        </w:rPr>
+        <w:t>D</w:t>
+      </w:r>
+      <w:r>
+        <w:rPr>
+          <w:rFonts w:ascii="Arial" w:eastAsia="Calibri" w:hAnsi="Arial" w:cs="Arial"/>
+          <w:color w:val="000000"/>
+          <w:sz w:val="20"/>
+          <w:szCs w:val="20"/>
+        </w:rPr>
+        <w:t xml:space="preserve">esigned </w:t>
+      </w:r>
+      <w:r>
+        <w:rPr>
+          <w:rFonts w:ascii="Arial" w:eastAsia="Calibri" w:hAnsi="Arial" w:cs="Arial"/>
+          <w:color w:val="000000"/>
+          <w:sz w:val="20"/>
+          <w:szCs w:val="20"/>
+        </w:rPr>
+        <w:t xml:space="preserve">responsive </w:t>
+      </w:r>
+      <w:r>
+        <w:rPr>
+          <w:rFonts w:ascii="Arial" w:eastAsia="Calibri" w:hAnsi="Arial" w:cs="Arial"/>
+          <w:color w:val="000000"/>
+          <w:sz w:val="20"/>
+          <w:szCs w:val="20"/>
+        </w:rPr>
+        <w:t xml:space="preserve">front-end </w:t>
+      </w:r>
+      <w:r>
+        <w:rPr>
+          <w:rFonts w:ascii="Arial" w:eastAsia="Calibri" w:hAnsi="Arial" w:cs="Arial"/>
+          <w:color w:val="000000"/>
+          <w:sz w:val="20"/>
+          <w:szCs w:val="20"/>
+        </w:rPr>
+        <w:t>HTML/CSS templates</w:t>
+      </w:r>
+      <w:r>
+        <w:rPr>
+          <w:rFonts w:ascii="Arial" w:eastAsia="Calibri" w:hAnsi="Arial" w:cs="Arial"/>
+          <w:color w:val="000000"/>
+          <w:sz w:val="20"/>
+          <w:szCs w:val="20"/>
+        </w:rPr>
+        <w:t xml:space="preserve"> with Bootstrap.</w:t>
+      </w:r>
+    </w:p>
+    <w:p>
+      <w:pPr>
+        <w:pStyle w:val="ListParagraph"/>
+        <w:numPr>
+          <w:ilvl w:val="0"/>
+          <w:numId w:val="2"/>
+        </w:numPr>
+        <w:pBdr>
+          <w:top w:val="nil"/>
+          <w:left w:val="nil"/>
+          <w:bottom w:val="nil"/>
+          <w:right w:val="nil"/>
+          <w:between w:val="nil"/>
+        </w:pBdr>
+        <w:rPr>
+          <w:rFonts w:ascii="Arial" w:eastAsia="Calibri" w:hAnsi="Arial" w:cs="Arial"/>
+          <w:color w:val="000000"/>
+          <w:sz w:val="20"/>
+          <w:szCs w:val="20"/>
+        </w:rPr>
+      </w:pPr>
+      <w:r>
+        <w:rPr>
+          <w:rFonts w:ascii="Arial" w:eastAsia="Calibri" w:hAnsi="Arial" w:cs="Arial"/>
+          <w:color w:val="000000"/>
+          <w:sz w:val="20"/>
+          <w:szCs w:val="20"/>
+        </w:rPr>
+        <w:t>B</w:t>
+      </w:r>
+      <w:r>
+        <w:rPr>
+          <w:rFonts w:ascii="Arial" w:eastAsia="Calibri" w:hAnsi="Arial" w:cs="Arial"/>
+          <w:color w:val="000000"/>
+          <w:sz w:val="20"/>
+          <w:szCs w:val="20"/>
+        </w:rPr>
+        <w:t xml:space="preserve">uilt reusable </w:t>
+      </w:r>
+      <w:r>
+        <w:rPr>
+          <w:rFonts w:ascii="Arial" w:eastAsia="Calibri" w:hAnsi="Arial" w:cs="Arial"/>
+          <w:color w:val="000000"/>
+          <w:sz w:val="20"/>
+          <w:szCs w:val="20"/>
+        </w:rPr>
+        <w:t xml:space="preserve">back-end </w:t>
+      </w:r>
+      <w:r>
+        <w:rPr>
+          <w:rFonts w:ascii="Arial" w:eastAsia="Calibri" w:hAnsi="Arial" w:cs="Arial"/>
+          <w:color w:val="000000"/>
+          <w:sz w:val="20"/>
+          <w:szCs w:val="20"/>
+        </w:rPr>
+        <w:t>PHP framework</w:t>
+      </w:r>
+      <w:r>
+        <w:rPr>
+          <w:rFonts w:ascii="Arial" w:eastAsia="Calibri" w:hAnsi="Arial" w:cs="Arial"/>
+          <w:color w:val="000000"/>
+          <w:sz w:val="20"/>
+          <w:szCs w:val="20"/>
+        </w:rPr>
+        <w:t xml:space="preserve"> from scratch</w:t>
+      </w:r>
+      <w:r>
+        <w:rPr>
+          <w:rFonts w:ascii="Arial" w:eastAsia="Calibri" w:hAnsi="Arial" w:cs="Arial"/>
+          <w:color w:val="000000"/>
+          <w:sz w:val="20"/>
+          <w:szCs w:val="20"/>
+        </w:rPr>
+        <w:t>.</w:t>
+      </w:r>
+    </w:p>
+    <w:p>
+      <w:pPr>
+        <w:pStyle w:val="ListParagraph"/>
+        <w:numPr>
+          <w:ilvl w:val="0"/>
+          <w:numId w:val="2"/>
+        </w:numPr>
+        <w:pBdr>
+          <w:top w:val="nil"/>
+          <w:left w:val="nil"/>
+          <w:bottom w:val="nil"/>
+          <w:right w:val="nil"/>
+          <w:between w:val="nil"/>
+        </w:pBdr>
+        <w:rPr>
+          <w:rFonts w:ascii="Arial" w:eastAsia="Calibri" w:hAnsi="Arial" w:cs="Arial"/>
+          <w:color w:val="000000"/>
+          <w:sz w:val="20"/>
+          <w:szCs w:val="20"/>
+        </w:rPr>
+      </w:pPr>
+      <w:r>
+        <w:rPr>
+          <w:rFonts w:ascii="Arial" w:eastAsia="Calibri" w:hAnsi="Arial" w:cs="Arial"/>
+          <w:color w:val="000000"/>
+          <w:sz w:val="20"/>
+          <w:szCs w:val="20"/>
+        </w:rPr>
+        <w:t>C</w:t>
+      </w:r>
+      <w:r>
+        <w:rPr>
+          <w:rFonts w:ascii="Arial" w:eastAsia="Calibri" w:hAnsi="Arial" w:cs="Arial"/>
+          <w:color w:val="000000"/>
+          <w:sz w:val="20"/>
+          <w:szCs w:val="20"/>
+        </w:rPr>
+        <w:t>ontaineri</w:t>
+      </w:r>
+      <w:r>
+        <w:rPr>
+          <w:rFonts w:ascii="Arial" w:eastAsia="Calibri" w:hAnsi="Arial" w:cs="Arial"/>
+          <w:color w:val="000000"/>
+          <w:sz w:val="20"/>
+          <w:szCs w:val="20"/>
+        </w:rPr>
+        <w:t>s</w:t>
+      </w:r>
+      <w:r>
+        <w:rPr>
+          <w:rFonts w:ascii="Arial" w:eastAsia="Calibri" w:hAnsi="Arial" w:cs="Arial"/>
+          <w:color w:val="000000"/>
+          <w:sz w:val="20"/>
+          <w:szCs w:val="20"/>
+        </w:rPr>
+        <w:t>ed</w:t>
+      </w:r>
+      <w:r>
+        <w:rPr>
+          <w:rFonts w:ascii="Arial" w:eastAsia="Calibri" w:hAnsi="Arial" w:cs="Arial"/>
+          <w:color w:val="000000"/>
+          <w:sz w:val="20"/>
+          <w:szCs w:val="20"/>
+        </w:rPr>
+        <w:t xml:space="preserve"> application </w:t>
+      </w:r>
+      <w:r>
+        <w:rPr>
+          <w:rFonts w:ascii="Arial" w:eastAsia="Calibri" w:hAnsi="Arial" w:cs="Arial"/>
+          <w:color w:val="000000"/>
+          <w:sz w:val="20"/>
+          <w:szCs w:val="20"/>
+        </w:rPr>
+        <w:t xml:space="preserve">using Docker, built </w:t>
+      </w:r>
+      <w:r>
+        <w:rPr>
+          <w:rFonts w:ascii="Arial" w:eastAsia="Calibri" w:hAnsi="Arial" w:cs="Arial"/>
+          <w:color w:val="000000"/>
+          <w:sz w:val="20"/>
+          <w:szCs w:val="20"/>
+        </w:rPr>
+        <w:t>a</w:t>
+      </w:r>
+      <w:r>
+        <w:rPr>
+          <w:rFonts w:ascii="Arial" w:eastAsia="Calibri" w:hAnsi="Arial" w:cs="Arial"/>
+          <w:color w:val="000000"/>
+          <w:sz w:val="20"/>
+          <w:szCs w:val="20"/>
+        </w:rPr>
+        <w:t xml:space="preserve">utomated </w:t>
+      </w:r>
+      <w:r>
+        <w:rPr>
+          <w:rFonts w:ascii="Arial" w:eastAsia="Calibri" w:hAnsi="Arial" w:cs="Arial"/>
+          <w:color w:val="000000"/>
+          <w:sz w:val="20"/>
+          <w:szCs w:val="20"/>
+        </w:rPr>
+        <w:t xml:space="preserve">DevOps </w:t>
+      </w:r>
+      <w:r>
+        <w:rPr>
+          <w:rFonts w:ascii="Arial" w:eastAsia="Calibri" w:hAnsi="Arial" w:cs="Arial"/>
+          <w:color w:val="000000"/>
+          <w:sz w:val="20"/>
+          <w:szCs w:val="20"/>
+        </w:rPr>
+        <w:t xml:space="preserve">pipeline </w:t>
+      </w:r>
+      <w:r>
+        <w:rPr>
+          <w:rFonts w:ascii="Arial" w:eastAsia="Calibri" w:hAnsi="Arial" w:cs="Arial"/>
+          <w:color w:val="000000"/>
+          <w:sz w:val="20"/>
+          <w:szCs w:val="20"/>
+        </w:rPr>
+        <w:t>using</w:t>
+      </w:r>
+      <w:r>
+        <w:rPr>
+          <w:rFonts w:ascii="Arial" w:eastAsia="Calibri" w:hAnsi="Arial" w:cs="Arial"/>
+          <w:color w:val="000000"/>
+          <w:sz w:val="20"/>
+          <w:szCs w:val="20"/>
+        </w:rPr>
+        <w:t xml:space="preserve"> Bash scripts</w:t>
+      </w:r>
+      <w:r>
+        <w:rPr>
+          <w:rFonts w:ascii="Arial" w:eastAsia="Calibri" w:hAnsi="Arial" w:cs="Arial"/>
+          <w:color w:val="000000"/>
+          <w:sz w:val="20"/>
+          <w:szCs w:val="20"/>
+        </w:rPr>
+        <w:t xml:space="preserve"> and Git hooks;</w:t>
+      </w:r>
+      <w:r>
+        <w:rPr>
+          <w:rFonts w:ascii="Arial" w:eastAsia="Calibri" w:hAnsi="Arial" w:cs="Arial"/>
+          <w:color w:val="000000"/>
+          <w:sz w:val="20"/>
+          <w:szCs w:val="20"/>
+        </w:rPr>
+        <w:t xml:space="preserve"> </w:t>
+      </w:r>
+      <w:r>
+        <w:rPr>
+          <w:rFonts w:ascii="Arial" w:eastAsia="Calibri" w:hAnsi="Arial" w:cs="Arial"/>
+          <w:color w:val="000000"/>
+          <w:sz w:val="20"/>
+          <w:szCs w:val="20"/>
+        </w:rPr>
+        <w:t>c</w:t>
+      </w:r>
+      <w:r>
+        <w:rPr>
+          <w:rFonts w:ascii="Arial" w:eastAsia="Calibri" w:hAnsi="Arial" w:cs="Arial"/>
+          <w:color w:val="000000"/>
+          <w:sz w:val="20"/>
+          <w:szCs w:val="20"/>
+        </w:rPr>
+        <w:t xml:space="preserve">onfigured AWS EC2 instance and Apache </w:t>
+      </w:r>
+      <w:r>
+        <w:rPr>
+          <w:rFonts w:ascii="Arial" w:eastAsia="Calibri" w:hAnsi="Arial" w:cs="Arial"/>
+          <w:color w:val="000000"/>
+          <w:sz w:val="20"/>
+          <w:szCs w:val="20"/>
+        </w:rPr>
+        <w:t xml:space="preserve">HTTP </w:t>
+      </w:r>
+      <w:r>
+        <w:rPr>
+          <w:rFonts w:ascii="Arial" w:eastAsia="Calibri" w:hAnsi="Arial" w:cs="Arial"/>
+          <w:color w:val="000000"/>
+          <w:sz w:val="20"/>
+          <w:szCs w:val="20"/>
+        </w:rPr>
+        <w:t>Server manually</w:t>
+      </w:r>
+      <w:r>
+        <w:rPr>
+          <w:rFonts w:ascii="Arial" w:eastAsia="Calibri" w:hAnsi="Arial" w:cs="Arial"/>
+          <w:color w:val="000000"/>
+          <w:sz w:val="20"/>
+          <w:szCs w:val="20"/>
+        </w:rPr>
+        <w:t>.</w:t>
+      </w:r>
+    </w:p>
+    <w:p>
+      <w:pPr>
+        <w:pBdr>
+          <w:top w:val="nil"/>
+          <w:left w:val="nil"/>
+          <w:bottom w:val="nil"/>
+          <w:right w:val="nil"/>
+          <w:between w:val="nil"/>
+        </w:pBdr>
+        <w:spacing w:before="120"/>
+        <w:rPr>
+          <w:rFonts w:ascii="Arial" w:eastAsia="Calibri" w:hAnsi="Arial" w:cs="Arial"/>
+          <w:b/>
+          <w:color w:val="000000"/>
+          <w:sz w:val="20"/>
+          <w:szCs w:val="20"/>
+        </w:rPr>
+      </w:pPr>
+      <w:r>
+        <w:rPr>
+          <w:rFonts w:ascii="Arial" w:eastAsia="Calibri" w:hAnsi="Arial" w:cs="Arial"/>
+          <w:b/>
+          <w:color w:val="000000"/>
+          <w:sz w:val="20"/>
+          <w:szCs w:val="20"/>
+        </w:rPr>
+        <w:t>Dung Beetle Biorobot (</w:t>
+      </w:r>
+      <w:proofErr w:type="gramStart"/>
+      <w:r>
+        <w:rPr>
+          <w:rFonts w:ascii="Arial" w:eastAsia="Calibri" w:hAnsi="Arial" w:cs="Arial"/>
+          <w:b/>
+          <w:color w:val="000000"/>
+          <w:sz w:val="20"/>
+          <w:szCs w:val="20"/>
+        </w:rPr>
+        <w:t>Master's</w:t>
+      </w:r>
+      <w:proofErr w:type="gramEnd"/>
+      <w:r>
+        <w:rPr>
+          <w:rFonts w:ascii="Arial" w:eastAsia="Calibri" w:hAnsi="Arial" w:cs="Arial"/>
+          <w:b/>
+          <w:color w:val="000000"/>
+          <w:sz w:val="20"/>
+          <w:szCs w:val="20"/>
+        </w:rPr>
+        <w:t xml:space="preserve"> Dissertation</w:t>
+      </w:r>
+      <w:r>
+        <w:rPr>
+          <w:rFonts w:ascii="Arial" w:eastAsia="Calibri" w:hAnsi="Arial" w:cs="Arial"/>
+          <w:b/>
+          <w:color w:val="000000"/>
+          <w:sz w:val="20"/>
+          <w:szCs w:val="20"/>
+        </w:rPr>
+        <w:t xml:space="preserve"> Project</w:t>
+      </w:r>
+      <w:r>
+        <w:rPr>
+          <w:rFonts w:ascii="Arial" w:eastAsia="Calibri" w:hAnsi="Arial" w:cs="Arial"/>
+          <w:b/>
+          <w:color w:val="000000"/>
+          <w:sz w:val="20"/>
+          <w:szCs w:val="20"/>
+        </w:rPr>
+        <w:t>, 82%) / University of Edinburgh</w:t>
       </w:r>
     </w:p>
     <w:p>
@@ -1886,7 +2476,7 @@
           <w:sz w:val="20"/>
           <w:szCs w:val="20"/>
         </w:rPr>
-        <w:t xml:space="preserve">Secured exclusive research grant </w:t>
+        <w:t>Pioneered creation of dung beetle biorobot</w:t>
       </w:r>
       <w:r>
         <w:rPr>
@@ -1896,7 +2486,7 @@
           <w:sz w:val="20"/>
           <w:szCs w:val="20"/>
         </w:rPr>
-        <w:t xml:space="preserve">to travel to </w:t>
+        <w:t>; adapt</w:t>
       </w:r>
       <w:r>
         <w:rPr>
@@ -1906,7 +2496,7 @@
           <w:sz w:val="20"/>
           <w:szCs w:val="20"/>
         </w:rPr>
-        <w:t xml:space="preserve">South Africa to </w:t>
+        <w:t>ed</w:t>
       </w:r>
       <w:r>
         <w:rPr>
@@ -1916,7 +2506,37 @@
           <w:sz w:val="20"/>
           <w:szCs w:val="20"/>
         </w:rPr>
-        <w:t>test the robot alongside real dung beetles.</w:t>
+        <w:t xml:space="preserve"> sophisticated </w:t>
+      </w:r>
+      <w:r>
+        <w:rPr>
+          <w:rFonts w:ascii="Arial" w:eastAsia="Calibri" w:hAnsi="Arial" w:cs="Arial"/>
+          <w:bCs/>
+          <w:color w:val="000000"/>
+          <w:sz w:val="20"/>
+          <w:szCs w:val="20"/>
+        </w:rPr>
+        <w:t>neural model</w:t>
+      </w:r>
+      <w:r>
+        <w:rPr>
+          <w:rFonts w:ascii="Arial" w:eastAsia="Calibri" w:hAnsi="Arial" w:cs="Arial"/>
+          <w:bCs/>
+          <w:color w:val="000000"/>
+          <w:sz w:val="20"/>
+          <w:szCs w:val="20"/>
+        </w:rPr>
+        <w:t xml:space="preserve"> into the robot's programming</w:t>
+      </w:r>
+      <w:r>
+        <w:rPr>
+          <w:rFonts w:ascii="Arial" w:eastAsia="Calibri" w:hAnsi="Arial" w:cs="Arial"/>
+          <w:bCs/>
+          <w:color w:val="000000"/>
+          <w:sz w:val="20"/>
+          <w:szCs w:val="20"/>
+        </w:rPr>
+        <w:t>.</w:t>
       </w:r>
     </w:p>
     <w:p>
@@ -1924,7 +2544,7 @@
         <w:pStyle w:val="ListParagraph"/>
         <w:numPr>
           <w:ilvl w:val="0"/>
-          <w:numId w:val="3"/>
+          <w:numId w:val="6"/>
         </w:numPr>
         <w:pBdr>
           <w:top w:val="nil"/>
@@ -1944,551 +2564,42 @@
       <w:r>
         <w:rPr>
           <w:rFonts w:ascii="Arial" w:eastAsia="Calibri" w:hAnsi="Arial" w:cs="Arial"/>
-          <w:color w:val="000000"/>
-          <w:sz w:val="20"/>
-          <w:szCs w:val="20"/>
-        </w:rPr>
-        <w:t xml:space="preserve">Awarded </w:t>
-      </w:r>
-      <w:r>
-        <w:rPr>
-          <w:rFonts w:ascii="Arial" w:eastAsia="Calibri" w:hAnsi="Arial" w:cs="Arial"/>
-          <w:color w:val="000000"/>
-          <w:sz w:val="20"/>
-          <w:szCs w:val="20"/>
-        </w:rPr>
-        <w:t>British Computer Society</w:t>
-      </w:r>
-      <w:r>
-        <w:rPr>
-          <w:rFonts w:ascii="Arial" w:eastAsia="Calibri" w:hAnsi="Arial" w:cs="Arial"/>
-          <w:color w:val="000000"/>
-          <w:sz w:val="20"/>
-          <w:szCs w:val="20"/>
-        </w:rPr>
-        <w:t xml:space="preserve"> (BCS)</w:t>
-      </w:r>
-      <w:r>
-        <w:rPr>
-          <w:rFonts w:ascii="Arial" w:eastAsia="Calibri" w:hAnsi="Arial" w:cs="Arial"/>
-          <w:color w:val="000000"/>
-          <w:sz w:val="20"/>
-          <w:szCs w:val="20"/>
-        </w:rPr>
-        <w:t xml:space="preserve"> Prize for </w:t>
-      </w:r>
-      <w:r>
-        <w:rPr>
-          <w:rFonts w:ascii="Arial" w:eastAsia="Calibri" w:hAnsi="Arial" w:cs="Arial"/>
-          <w:color w:val="000000"/>
-          <w:sz w:val="20"/>
-          <w:szCs w:val="20"/>
-        </w:rPr>
-        <w:t xml:space="preserve">Top Performance in </w:t>
-      </w:r>
-      <w:r>
-        <w:rPr>
-          <w:rFonts w:ascii="Arial" w:eastAsia="Calibri" w:hAnsi="Arial" w:cs="Arial"/>
-          <w:color w:val="000000"/>
-          <w:sz w:val="20"/>
-          <w:szCs w:val="20"/>
-        </w:rPr>
-        <w:t>Professional Issues</w:t>
-      </w:r>
-      <w:r>
-        <w:rPr>
-          <w:rFonts w:ascii="Arial" w:eastAsia="Calibri" w:hAnsi="Arial" w:cs="Arial"/>
-          <w:color w:val="000000"/>
-          <w:sz w:val="20"/>
-          <w:szCs w:val="20"/>
-        </w:rPr>
-        <w:t xml:space="preserve"> (99%).</w:t>
-      </w:r>
-    </w:p>
-    <w:p>
-      <w:pPr>
-        <w:pBdr>
-          <w:top w:val="nil"/>
-          <w:left w:val="nil"/>
-          <w:bottom w:val="single" w:sz="4" w:space="1" w:color="000000"/>
-          <w:right w:val="nil"/>
-          <w:between w:val="nil"/>
-        </w:pBdr>
-        <w:rPr>
-          <w:rFonts w:ascii="Arial" w:eastAsia="Calibri" w:hAnsi="Arial" w:cs="Arial"/>
-          <w:b/>
-          <w:smallCaps/>
-          <w:color w:val="000000"/>
-          <w:sz w:val="20"/>
-          <w:szCs w:val="20"/>
-        </w:rPr>
-      </w:pPr>
-    </w:p>
-    <w:p>
-      <w:pPr>
-        <w:pBdr>
-          <w:top w:val="nil"/>
-          <w:left w:val="nil"/>
-          <w:bottom w:val="nil"/>
-          <w:right w:val="nil"/>
-          <w:between w:val="nil"/>
-        </w:pBdr>
-        <w:spacing w:before="120"/>
-        <w:rPr>
-          <w:rFonts w:ascii="Arial" w:eastAsia="Calibri" w:hAnsi="Arial" w:cs="Arial"/>
-          <w:b/>
-          <w:color w:val="000000"/>
-          <w:sz w:val="22"/>
-          <w:szCs w:val="22"/>
-        </w:rPr>
-      </w:pPr>
-      <w:r>
-        <w:rPr>
-          <w:rFonts w:ascii="Arial" w:eastAsia="Calibri" w:hAnsi="Arial" w:cs="Arial"/>
-          <w:b/>
-          <w:color w:val="000000"/>
-          <w:sz w:val="22"/>
-          <w:szCs w:val="22"/>
-        </w:rPr>
-        <w:t>PROJECTS</w:t>
-      </w:r>
-    </w:p>
-    <w:p>
-      <w:pPr>
-        <w:pBdr>
-          <w:top w:val="nil"/>
-          <w:left w:val="nil"/>
-          <w:bottom w:val="nil"/>
-          <w:right w:val="nil"/>
-          <w:between w:val="nil"/>
-        </w:pBdr>
-        <w:spacing w:before="120"/>
-        <w:rPr>
-          <w:rFonts w:ascii="Arial" w:eastAsia="Calibri" w:hAnsi="Arial" w:cs="Arial"/>
-          <w:b/>
-          <w:color w:val="000000"/>
-          <w:sz w:val="20"/>
-          <w:szCs w:val="20"/>
-        </w:rPr>
-      </w:pPr>
-      <w:r>
-        <w:rPr>
-          <w:rFonts w:ascii="Arial" w:eastAsia="Calibri" w:hAnsi="Arial" w:cs="Arial"/>
-          <w:b/>
-          <w:color w:val="000000"/>
-          <w:sz w:val="20"/>
-          <w:szCs w:val="20"/>
-        </w:rPr>
-        <w:t>P</w:t>
-      </w:r>
-      <w:r>
-        <w:rPr>
-          <w:rFonts w:ascii="Arial" w:eastAsia="Calibri" w:hAnsi="Arial" w:cs="Arial"/>
-          <w:b/>
-          <w:color w:val="000000"/>
-          <w:sz w:val="20"/>
-          <w:szCs w:val="20"/>
-        </w:rPr>
-        <w:t>ersonal website</w:t>
-      </w:r>
-      <w:r>
-        <w:rPr>
-          <w:rFonts w:ascii="Arial" w:eastAsia="Calibri" w:hAnsi="Arial" w:cs="Arial"/>
-          <w:b/>
-          <w:color w:val="000000"/>
-          <w:sz w:val="20"/>
-          <w:szCs w:val="20"/>
-        </w:rPr>
-        <w:t xml:space="preserve"> / </w:t>
-      </w:r>
-      <w:hyperlink r:id="rId12" w:history="1">
-        <w:r>
-          <w:rPr>
-            <w:rStyle w:val="Hyperlink"/>
-            <w:rFonts w:ascii="Arial" w:eastAsia="Calibri" w:hAnsi="Arial" w:cs="Arial"/>
-            <w:b/>
-            <w:sz w:val="20"/>
-            <w:szCs w:val="20"/>
-          </w:rPr>
-          <w:t>https://rmsy.me</w:t>
-        </w:r>
-      </w:hyperlink>
-      <w:r>
-        <w:rPr>
-          <w:rFonts w:ascii="Arial" w:eastAsia="Calibri" w:hAnsi="Arial" w:cs="Arial"/>
-          <w:b/>
-          <w:color w:val="000000"/>
-          <w:sz w:val="20"/>
-          <w:szCs w:val="20"/>
-        </w:rPr>
-        <w:t xml:space="preserve"> /</w:t>
-      </w:r>
-      <w:r>
-        <w:rPr>
-          <w:rFonts w:ascii="Arial" w:eastAsia="Calibri" w:hAnsi="Arial" w:cs="Arial"/>
-          <w:b/>
-          <w:color w:val="000000"/>
-          <w:sz w:val="20"/>
-          <w:szCs w:val="20"/>
-        </w:rPr>
-        <w:t xml:space="preserve"> </w:t>
-      </w:r>
-      <w:hyperlink r:id="rId13" w:history="1">
-        <w:r>
-          <w:rPr>
-            <w:rStyle w:val="Hyperlink"/>
-            <w:rFonts w:ascii="Arial" w:eastAsia="Calibri" w:hAnsi="Arial" w:cs="Arial"/>
-            <w:b/>
-            <w:sz w:val="20"/>
-            <w:szCs w:val="20"/>
-          </w:rPr>
-          <w:t>https://github.com/relnaggar/rmsy.me</w:t>
-        </w:r>
-      </w:hyperlink>
-    </w:p>
-    <w:p>
-      <w:pPr>
-        <w:pStyle w:val="ListParagraph"/>
-        <w:numPr>
-          <w:ilvl w:val="0"/>
-          <w:numId w:val="2"/>
-        </w:numPr>
-        <w:pBdr>
-          <w:top w:val="nil"/>
-          <w:left w:val="nil"/>
-          <w:bottom w:val="nil"/>
-          <w:right w:val="nil"/>
-          <w:between w:val="nil"/>
-        </w:pBdr>
-        <w:rPr>
-          <w:rFonts w:ascii="Arial" w:eastAsia="Calibri" w:hAnsi="Arial" w:cs="Arial"/>
-          <w:color w:val="000000"/>
-          <w:sz w:val="20"/>
-          <w:szCs w:val="20"/>
-        </w:rPr>
-      </w:pPr>
-      <w:r>
-        <w:rPr>
-          <w:rFonts w:ascii="Arial" w:eastAsia="Calibri" w:hAnsi="Arial" w:cs="Arial"/>
-          <w:color w:val="000000"/>
-          <w:sz w:val="20"/>
-          <w:szCs w:val="20"/>
-        </w:rPr>
-        <w:t>D</w:t>
-      </w:r>
-      <w:r>
-        <w:rPr>
-          <w:rFonts w:ascii="Arial" w:eastAsia="Calibri" w:hAnsi="Arial" w:cs="Arial"/>
-          <w:color w:val="000000"/>
-          <w:sz w:val="20"/>
-          <w:szCs w:val="20"/>
-        </w:rPr>
-        <w:t xml:space="preserve">esigned </w:t>
-      </w:r>
-      <w:r>
-        <w:rPr>
-          <w:rFonts w:ascii="Arial" w:eastAsia="Calibri" w:hAnsi="Arial" w:cs="Arial"/>
-          <w:color w:val="000000"/>
-          <w:sz w:val="20"/>
-          <w:szCs w:val="20"/>
-        </w:rPr>
-        <w:t xml:space="preserve">responsive </w:t>
-      </w:r>
-      <w:r>
-        <w:rPr>
-          <w:rFonts w:ascii="Arial" w:eastAsia="Calibri" w:hAnsi="Arial" w:cs="Arial"/>
-          <w:color w:val="000000"/>
-          <w:sz w:val="20"/>
-          <w:szCs w:val="20"/>
-        </w:rPr>
-        <w:t xml:space="preserve">front-end </w:t>
-      </w:r>
-      <w:r>
-        <w:rPr>
-          <w:rFonts w:ascii="Arial" w:eastAsia="Calibri" w:hAnsi="Arial" w:cs="Arial"/>
-          <w:color w:val="000000"/>
-          <w:sz w:val="20"/>
-          <w:szCs w:val="20"/>
-        </w:rPr>
-        <w:t>HTML/CSS templates</w:t>
-      </w:r>
-      <w:r>
-        <w:rPr>
-          <w:rFonts w:ascii="Arial" w:eastAsia="Calibri" w:hAnsi="Arial" w:cs="Arial"/>
-          <w:color w:val="000000"/>
-          <w:sz w:val="20"/>
-          <w:szCs w:val="20"/>
-        </w:rPr>
-        <w:t xml:space="preserve"> with Bootstrap.</w:t>
-      </w:r>
-    </w:p>
-    <w:p>
-      <w:pPr>
-        <w:pStyle w:val="ListParagraph"/>
-        <w:numPr>
-          <w:ilvl w:val="0"/>
-          <w:numId w:val="2"/>
-        </w:numPr>
-        <w:pBdr>
-          <w:top w:val="nil"/>
-          <w:left w:val="nil"/>
-          <w:bottom w:val="nil"/>
-          <w:right w:val="nil"/>
-          <w:between w:val="nil"/>
-        </w:pBdr>
-        <w:rPr>
-          <w:rFonts w:ascii="Arial" w:eastAsia="Calibri" w:hAnsi="Arial" w:cs="Arial"/>
-          <w:color w:val="000000"/>
-          <w:sz w:val="20"/>
-          <w:szCs w:val="20"/>
-        </w:rPr>
-      </w:pPr>
-      <w:r>
-        <w:rPr>
-          <w:rFonts w:ascii="Arial" w:eastAsia="Calibri" w:hAnsi="Arial" w:cs="Arial"/>
-          <w:color w:val="000000"/>
-          <w:sz w:val="20"/>
-          <w:szCs w:val="20"/>
-        </w:rPr>
-        <w:t>B</w:t>
-      </w:r>
-      <w:r>
-        <w:rPr>
-          <w:rFonts w:ascii="Arial" w:eastAsia="Calibri" w:hAnsi="Arial" w:cs="Arial"/>
-          <w:color w:val="000000"/>
-          <w:sz w:val="20"/>
-          <w:szCs w:val="20"/>
-        </w:rPr>
-        <w:t xml:space="preserve">uilt reusable </w:t>
-      </w:r>
-      <w:r>
-        <w:rPr>
-          <w:rFonts w:ascii="Arial" w:eastAsia="Calibri" w:hAnsi="Arial" w:cs="Arial"/>
-          <w:color w:val="000000"/>
-          <w:sz w:val="20"/>
-          <w:szCs w:val="20"/>
-        </w:rPr>
-        <w:t xml:space="preserve">back-end </w:t>
-      </w:r>
-      <w:r>
-        <w:rPr>
-          <w:rFonts w:ascii="Arial" w:eastAsia="Calibri" w:hAnsi="Arial" w:cs="Arial"/>
-          <w:color w:val="000000"/>
-          <w:sz w:val="20"/>
-          <w:szCs w:val="20"/>
-        </w:rPr>
-        <w:t>PHP framework</w:t>
-      </w:r>
-      <w:r>
-        <w:rPr>
-          <w:rFonts w:ascii="Arial" w:eastAsia="Calibri" w:hAnsi="Arial" w:cs="Arial"/>
-          <w:color w:val="000000"/>
-          <w:sz w:val="20"/>
-          <w:szCs w:val="20"/>
-        </w:rPr>
-        <w:t xml:space="preserve"> from scratch</w:t>
-      </w:r>
-      <w:r>
-        <w:rPr>
-          <w:rFonts w:ascii="Arial" w:eastAsia="Calibri" w:hAnsi="Arial" w:cs="Arial"/>
-          <w:color w:val="000000"/>
-          <w:sz w:val="20"/>
-          <w:szCs w:val="20"/>
-        </w:rPr>
-        <w:t>.</w:t>
-      </w:r>
-    </w:p>
-    <w:p>
-      <w:pPr>
-        <w:pStyle w:val="ListParagraph"/>
-        <w:numPr>
-          <w:ilvl w:val="0"/>
-          <w:numId w:val="2"/>
-        </w:numPr>
-        <w:pBdr>
-          <w:top w:val="nil"/>
-          <w:left w:val="nil"/>
-          <w:bottom w:val="nil"/>
-          <w:right w:val="nil"/>
-          <w:between w:val="nil"/>
-        </w:pBdr>
-        <w:rPr>
-          <w:rFonts w:ascii="Arial" w:eastAsia="Calibri" w:hAnsi="Arial" w:cs="Arial"/>
-          <w:color w:val="000000"/>
-          <w:sz w:val="20"/>
-          <w:szCs w:val="20"/>
-        </w:rPr>
-      </w:pPr>
-      <w:r>
-        <w:rPr>
-          <w:rFonts w:ascii="Arial" w:eastAsia="Calibri" w:hAnsi="Arial" w:cs="Arial"/>
-          <w:color w:val="000000"/>
-          <w:sz w:val="20"/>
-          <w:szCs w:val="20"/>
-        </w:rPr>
-        <w:t>C</w:t>
-      </w:r>
-      <w:r>
-        <w:rPr>
-          <w:rFonts w:ascii="Arial" w:eastAsia="Calibri" w:hAnsi="Arial" w:cs="Arial"/>
-          <w:color w:val="000000"/>
-          <w:sz w:val="20"/>
-          <w:szCs w:val="20"/>
-        </w:rPr>
-        <w:t>ontaineri</w:t>
-      </w:r>
-      <w:r>
-        <w:rPr>
-          <w:rFonts w:ascii="Arial" w:eastAsia="Calibri" w:hAnsi="Arial" w:cs="Arial"/>
-          <w:color w:val="000000"/>
-          <w:sz w:val="20"/>
-          <w:szCs w:val="20"/>
-        </w:rPr>
-        <w:t>s</w:t>
-      </w:r>
-      <w:r>
-        <w:rPr>
-          <w:rFonts w:ascii="Arial" w:eastAsia="Calibri" w:hAnsi="Arial" w:cs="Arial"/>
-          <w:color w:val="000000"/>
-          <w:sz w:val="20"/>
-          <w:szCs w:val="20"/>
-        </w:rPr>
-        <w:t>ed</w:t>
-      </w:r>
-      <w:r>
-        <w:rPr>
-          <w:rFonts w:ascii="Arial" w:eastAsia="Calibri" w:hAnsi="Arial" w:cs="Arial"/>
-          <w:color w:val="000000"/>
-          <w:sz w:val="20"/>
-          <w:szCs w:val="20"/>
-        </w:rPr>
-        <w:t xml:space="preserve"> application </w:t>
-      </w:r>
-      <w:r>
-        <w:rPr>
-          <w:rFonts w:ascii="Arial" w:eastAsia="Calibri" w:hAnsi="Arial" w:cs="Arial"/>
-          <w:color w:val="000000"/>
-          <w:sz w:val="20"/>
-          <w:szCs w:val="20"/>
-        </w:rPr>
-        <w:t xml:space="preserve">using Docker, built </w:t>
-      </w:r>
-      <w:r>
-        <w:rPr>
-          <w:rFonts w:ascii="Arial" w:eastAsia="Calibri" w:hAnsi="Arial" w:cs="Arial"/>
-          <w:color w:val="000000"/>
-          <w:sz w:val="20"/>
-          <w:szCs w:val="20"/>
-        </w:rPr>
-        <w:t>a</w:t>
-      </w:r>
-      <w:r>
-        <w:rPr>
-          <w:rFonts w:ascii="Arial" w:eastAsia="Calibri" w:hAnsi="Arial" w:cs="Arial"/>
-          <w:color w:val="000000"/>
-          <w:sz w:val="20"/>
-          <w:szCs w:val="20"/>
-        </w:rPr>
-        <w:t xml:space="preserve">utomated </w:t>
-      </w:r>
-      <w:r>
-        <w:rPr>
-          <w:rFonts w:ascii="Arial" w:eastAsia="Calibri" w:hAnsi="Arial" w:cs="Arial"/>
-          <w:color w:val="000000"/>
-          <w:sz w:val="20"/>
-          <w:szCs w:val="20"/>
-        </w:rPr>
-        <w:t xml:space="preserve">DevOps </w:t>
-      </w:r>
-      <w:r>
-        <w:rPr>
-          <w:rFonts w:ascii="Arial" w:eastAsia="Calibri" w:hAnsi="Arial" w:cs="Arial"/>
-          <w:color w:val="000000"/>
-          <w:sz w:val="20"/>
-          <w:szCs w:val="20"/>
-        </w:rPr>
-        <w:t xml:space="preserve">pipeline </w:t>
-      </w:r>
-      <w:r>
-        <w:rPr>
-          <w:rFonts w:ascii="Arial" w:eastAsia="Calibri" w:hAnsi="Arial" w:cs="Arial"/>
-          <w:color w:val="000000"/>
-          <w:sz w:val="20"/>
-          <w:szCs w:val="20"/>
-        </w:rPr>
-        <w:t>using</w:t>
-      </w:r>
-      <w:r>
-        <w:rPr>
-          <w:rFonts w:ascii="Arial" w:eastAsia="Calibri" w:hAnsi="Arial" w:cs="Arial"/>
-          <w:color w:val="000000"/>
-          <w:sz w:val="20"/>
-          <w:szCs w:val="20"/>
-        </w:rPr>
-        <w:t xml:space="preserve"> Bash scripts</w:t>
-      </w:r>
-      <w:r>
-        <w:rPr>
-          <w:rFonts w:ascii="Arial" w:eastAsia="Calibri" w:hAnsi="Arial" w:cs="Arial"/>
-          <w:color w:val="000000"/>
-          <w:sz w:val="20"/>
-          <w:szCs w:val="20"/>
-        </w:rPr>
-        <w:t xml:space="preserve"> and Git hooks;</w:t>
-      </w:r>
-      <w:r>
-        <w:rPr>
-          <w:rFonts w:ascii="Arial" w:eastAsia="Calibri" w:hAnsi="Arial" w:cs="Arial"/>
-          <w:color w:val="000000"/>
-          <w:sz w:val="20"/>
-          <w:szCs w:val="20"/>
-        </w:rPr>
-        <w:t xml:space="preserve"> </w:t>
-      </w:r>
-      <w:r>
-        <w:rPr>
-          <w:rFonts w:ascii="Arial" w:eastAsia="Calibri" w:hAnsi="Arial" w:cs="Arial"/>
-          <w:color w:val="000000"/>
-          <w:sz w:val="20"/>
-          <w:szCs w:val="20"/>
-        </w:rPr>
-        <w:t>c</w:t>
-      </w:r>
-      <w:r>
-        <w:rPr>
-          <w:rFonts w:ascii="Arial" w:eastAsia="Calibri" w:hAnsi="Arial" w:cs="Arial"/>
-          <w:color w:val="000000"/>
-          <w:sz w:val="20"/>
-          <w:szCs w:val="20"/>
-        </w:rPr>
-        <w:t xml:space="preserve">onfigured AWS EC2 instance and Apache </w:t>
-      </w:r>
-      <w:r>
-        <w:rPr>
-          <w:rFonts w:ascii="Arial" w:eastAsia="Calibri" w:hAnsi="Arial" w:cs="Arial"/>
-          <w:color w:val="000000"/>
-          <w:sz w:val="20"/>
-          <w:szCs w:val="20"/>
-        </w:rPr>
-        <w:t xml:space="preserve">HTTP </w:t>
-      </w:r>
-      <w:r>
-        <w:rPr>
-          <w:rFonts w:ascii="Arial" w:eastAsia="Calibri" w:hAnsi="Arial" w:cs="Arial"/>
-          <w:color w:val="000000"/>
-          <w:sz w:val="20"/>
-          <w:szCs w:val="20"/>
-        </w:rPr>
-        <w:t>Server manually</w:t>
-      </w:r>
-      <w:r>
-        <w:rPr>
-          <w:rFonts w:ascii="Arial" w:eastAsia="Calibri" w:hAnsi="Arial" w:cs="Arial"/>
-          <w:color w:val="000000"/>
-          <w:sz w:val="20"/>
-          <w:szCs w:val="20"/>
-        </w:rPr>
-        <w:t>.</w:t>
+          <w:bCs/>
+          <w:color w:val="000000"/>
+          <w:sz w:val="20"/>
+          <w:szCs w:val="20"/>
+        </w:rPr>
+        <w:t xml:space="preserve">Secured exclusive research grant </w:t>
+      </w:r>
+      <w:r>
+        <w:rPr>
+          <w:rFonts w:ascii="Arial" w:eastAsia="Calibri" w:hAnsi="Arial" w:cs="Arial"/>
+          <w:bCs/>
+          <w:color w:val="000000"/>
+          <w:sz w:val="20"/>
+          <w:szCs w:val="20"/>
+        </w:rPr>
+        <w:t xml:space="preserve">to travel to </w:t>
+      </w:r>
+      <w:r>
+        <w:rPr>
+          <w:rFonts w:ascii="Arial" w:eastAsia="Calibri" w:hAnsi="Arial" w:cs="Arial"/>
+          <w:bCs/>
+          <w:color w:val="000000"/>
+          <w:sz w:val="20"/>
+          <w:szCs w:val="20"/>
+        </w:rPr>
+        <w:t xml:space="preserve">South Africa to </w:t>
+      </w:r>
+      <w:r>
+        <w:rPr>
+          <w:rFonts w:ascii="Arial" w:eastAsia="Calibri" w:hAnsi="Arial" w:cs="Arial"/>
+          <w:bCs/>
+          <w:color w:val="000000"/>
+          <w:sz w:val="20"/>
+          <w:szCs w:val="20"/>
+        </w:rPr>
+        <w:t>test the robot alongside real dung beetles.</w:t>
       </w:r>
     </w:p>
     <w:p>

--- a/apache2/www/public/engineer/engineer-resume.docx
+++ b/apache2/www/public/engineer/engineer-resume.docx
@@ -207,6 +207,15 @@
           <w:t>https://rmsy.me</w:t>
         </w:r>
       </w:hyperlink>
+      <w:r>
+        <w:rPr>
+          <w:rStyle w:val="Hyperlink"/>
+          <w:rFonts w:ascii="Arial" w:eastAsia="Calibri" w:hAnsi="Arial" w:cs="Arial"/>
+          <w:sz w:val="20"/>
+          <w:szCs w:val="20"/>
+        </w:rPr>
+        <w:t>/</w:t>
+      </w:r>
     </w:p>
     <w:p>
       <w:pPr>
@@ -1571,1798 +1580,6 @@
           <w:szCs w:val="20"/>
         </w:rPr>
         <w:t>courses.</w:t>
-      </w:r>
-    </w:p>
-    <w:p>
-      <w:pPr>
-        <w:pBdr>
-          <w:top w:val="nil"/>
-          <w:left w:val="nil"/>
-          <w:bottom w:val="single" w:sz="4" w:space="1" w:color="000000"/>
-          <w:right w:val="nil"/>
-          <w:between w:val="nil"/>
-        </w:pBdr>
-        <w:rPr>
-          <w:rFonts w:ascii="Arial" w:eastAsia="Calibri" w:hAnsi="Arial" w:cs="Arial"/>
-          <w:b/>
-          <w:smallCaps/>
-          <w:color w:val="000000"/>
-          <w:sz w:val="20"/>
-          <w:szCs w:val="20"/>
-        </w:rPr>
-      </w:pPr>
-    </w:p>
-    <w:p>
-      <w:pPr>
-        <w:pBdr>
-          <w:top w:val="nil"/>
-          <w:left w:val="nil"/>
-          <w:bottom w:val="nil"/>
-          <w:right w:val="nil"/>
-          <w:between w:val="nil"/>
-        </w:pBdr>
-        <w:spacing w:before="120"/>
-        <w:rPr>
-          <w:rFonts w:ascii="Arial" w:eastAsia="Calibri" w:hAnsi="Arial" w:cs="Arial"/>
-          <w:b/>
-          <w:color w:val="000000"/>
-          <w:sz w:val="22"/>
-          <w:szCs w:val="22"/>
-        </w:rPr>
-      </w:pPr>
-      <w:r>
-        <w:rPr>
-          <w:rFonts w:ascii="Arial" w:eastAsia="Calibri" w:hAnsi="Arial" w:cs="Arial"/>
-          <w:b/>
-          <w:color w:val="000000"/>
-          <w:sz w:val="22"/>
-          <w:szCs w:val="22"/>
-        </w:rPr>
-        <w:t>EDUCATION</w:t>
-      </w:r>
-    </w:p>
-    <w:p>
-      <w:pPr>
-        <w:pBdr>
-          <w:top w:val="nil"/>
-          <w:left w:val="nil"/>
-          <w:bottom w:val="nil"/>
-          <w:right w:val="nil"/>
-          <w:between w:val="nil"/>
-        </w:pBdr>
-        <w:tabs>
-          <w:tab w:val="right" w:pos="11340"/>
-        </w:tabs>
-        <w:spacing w:before="120"/>
-        <w:rPr>
-          <w:rFonts w:ascii="Arial" w:eastAsia="Calibri" w:hAnsi="Arial" w:cs="Arial"/>
-          <w:b/>
-          <w:color w:val="000000"/>
-          <w:sz w:val="20"/>
-          <w:szCs w:val="20"/>
-        </w:rPr>
-      </w:pPr>
-      <w:r>
-        <w:rPr>
-          <w:rFonts w:ascii="Arial" w:eastAsia="Calibri" w:hAnsi="Arial" w:cs="Arial"/>
-          <w:b/>
-          <w:color w:val="000000"/>
-          <w:sz w:val="20"/>
-          <w:szCs w:val="20"/>
-        </w:rPr>
-        <w:t>Master of Informatics</w:t>
-      </w:r>
-      <w:r>
-        <w:rPr>
-          <w:rFonts w:ascii="Arial" w:eastAsia="Calibri" w:hAnsi="Arial" w:cs="Arial"/>
-          <w:b/>
-          <w:color w:val="000000"/>
-          <w:sz w:val="20"/>
-          <w:szCs w:val="20"/>
-        </w:rPr>
-        <w:t xml:space="preserve"> (MInf, CEng, CITP, CSci) /</w:t>
-      </w:r>
-      <w:r>
-        <w:rPr>
-          <w:rFonts w:ascii="Arial" w:eastAsia="Calibri" w:hAnsi="Arial" w:cs="Arial"/>
-          <w:b/>
-          <w:color w:val="000000"/>
-          <w:sz w:val="20"/>
-          <w:szCs w:val="20"/>
-        </w:rPr>
-        <w:t xml:space="preserve"> </w:t>
-      </w:r>
-      <w:r>
-        <w:rPr>
-          <w:rFonts w:ascii="Arial" w:eastAsia="Calibri" w:hAnsi="Arial" w:cs="Arial"/>
-          <w:b/>
-          <w:color w:val="000000"/>
-          <w:sz w:val="20"/>
-          <w:szCs w:val="20"/>
-        </w:rPr>
-        <w:t>University of Edinburg</w:t>
-      </w:r>
-      <w:r>
-        <w:rPr>
-          <w:rFonts w:ascii="Arial" w:eastAsia="Calibri" w:hAnsi="Arial" w:cs="Arial"/>
-          <w:b/>
-          <w:color w:val="000000"/>
-          <w:sz w:val="20"/>
-          <w:szCs w:val="20"/>
-        </w:rPr>
-        <w:t>h</w:t>
-      </w:r>
-      <w:r>
-        <w:rPr>
-          <w:rFonts w:ascii="Arial" w:eastAsia="Calibri" w:hAnsi="Arial" w:cs="Arial"/>
-          <w:bCs/>
-          <w:color w:val="000000"/>
-          <w:sz w:val="20"/>
-          <w:szCs w:val="20"/>
-        </w:rPr>
-        <w:tab/>
-      </w:r>
-      <w:r>
-        <w:rPr>
-          <w:rFonts w:ascii="Arial" w:eastAsia="Calibri" w:hAnsi="Arial" w:cs="Arial"/>
-          <w:bCs/>
-          <w:color w:val="000000"/>
-          <w:sz w:val="20"/>
-          <w:szCs w:val="20"/>
-        </w:rPr>
-        <w:t>20</w:t>
-      </w:r>
-      <w:r>
-        <w:rPr>
-          <w:rFonts w:ascii="Arial" w:eastAsia="Calibri" w:hAnsi="Arial" w:cs="Arial"/>
-          <w:bCs/>
-          <w:color w:val="000000"/>
-          <w:sz w:val="20"/>
-          <w:szCs w:val="20"/>
-        </w:rPr>
-        <w:t>13-2018</w:t>
-      </w:r>
-    </w:p>
-    <w:p>
-      <w:pPr>
-        <w:pStyle w:val="ListParagraph"/>
-        <w:numPr>
-          <w:ilvl w:val="0"/>
-          <w:numId w:val="6"/>
-        </w:numPr>
-        <w:pBdr>
-          <w:top w:val="nil"/>
-          <w:left w:val="nil"/>
-          <w:bottom w:val="nil"/>
-          <w:right w:val="nil"/>
-          <w:between w:val="nil"/>
-        </w:pBdr>
-        <w:rPr>
-          <w:rFonts w:ascii="Arial" w:eastAsia="Calibri" w:hAnsi="Arial" w:cs="Arial"/>
-          <w:bCs/>
-          <w:color w:val="000000"/>
-          <w:sz w:val="20"/>
-          <w:szCs w:val="20"/>
-        </w:rPr>
-      </w:pPr>
-      <w:r>
-        <w:rPr>
-          <w:rFonts w:ascii="Arial" w:eastAsia="Calibri" w:hAnsi="Arial" w:cs="Arial"/>
-          <w:bCs/>
-          <w:color w:val="000000"/>
-          <w:sz w:val="20"/>
-          <w:szCs w:val="20"/>
-        </w:rPr>
-        <w:t xml:space="preserve">Graduated with </w:t>
-      </w:r>
-      <w:r>
-        <w:rPr>
-          <w:rFonts w:ascii="Arial" w:eastAsia="Calibri" w:hAnsi="Arial" w:cs="Arial"/>
-          <w:bCs/>
-          <w:color w:val="000000"/>
-          <w:sz w:val="20"/>
-          <w:szCs w:val="20"/>
-        </w:rPr>
-        <w:t>First Class Honours</w:t>
-      </w:r>
-      <w:r>
-        <w:rPr>
-          <w:rFonts w:ascii="Arial" w:eastAsia="Calibri" w:hAnsi="Arial" w:cs="Arial"/>
-          <w:bCs/>
-          <w:color w:val="000000"/>
-          <w:sz w:val="20"/>
-          <w:szCs w:val="20"/>
-        </w:rPr>
-        <w:t xml:space="preserve">, achieving </w:t>
-      </w:r>
-      <w:r>
-        <w:rPr>
-          <w:rFonts w:ascii="Arial" w:eastAsia="Calibri" w:hAnsi="Arial" w:cs="Arial"/>
-          <w:color w:val="000000"/>
-          <w:sz w:val="20"/>
-          <w:szCs w:val="20"/>
-        </w:rPr>
-        <w:t xml:space="preserve">83%-99% in all </w:t>
-      </w:r>
-      <w:r>
-        <w:rPr>
-          <w:rFonts w:ascii="Arial" w:eastAsia="Calibri" w:hAnsi="Arial" w:cs="Arial"/>
-          <w:color w:val="000000"/>
-          <w:sz w:val="20"/>
-          <w:szCs w:val="20"/>
-        </w:rPr>
-        <w:t xml:space="preserve">8 </w:t>
-      </w:r>
-      <w:r>
-        <w:rPr>
-          <w:rFonts w:ascii="Arial" w:eastAsia="Calibri" w:hAnsi="Arial" w:cs="Arial"/>
-          <w:color w:val="000000"/>
-          <w:sz w:val="20"/>
-          <w:szCs w:val="20"/>
-        </w:rPr>
-        <w:t>software engineering courses.</w:t>
-      </w:r>
-    </w:p>
-    <w:p>
-      <w:pPr>
-        <w:pStyle w:val="ListParagraph"/>
-        <w:numPr>
-          <w:ilvl w:val="0"/>
-          <w:numId w:val="3"/>
-        </w:numPr>
-        <w:pBdr>
-          <w:top w:val="nil"/>
-          <w:left w:val="nil"/>
-          <w:bottom w:val="nil"/>
-          <w:right w:val="nil"/>
-          <w:between w:val="nil"/>
-        </w:pBdr>
-        <w:rPr>
-          <w:rFonts w:ascii="Arial" w:eastAsia="Calibri" w:hAnsi="Arial" w:cs="Arial"/>
-          <w:bCs/>
-          <w:color w:val="000000"/>
-          <w:sz w:val="20"/>
-          <w:szCs w:val="20"/>
-        </w:rPr>
-      </w:pPr>
-      <w:r>
-        <w:rPr>
-          <w:rFonts w:ascii="Arial" w:eastAsia="Calibri" w:hAnsi="Arial" w:cs="Arial"/>
-          <w:color w:val="000000"/>
-          <w:sz w:val="20"/>
-          <w:szCs w:val="20"/>
-        </w:rPr>
-        <w:t xml:space="preserve">Awarded </w:t>
-      </w:r>
-      <w:r>
-        <w:rPr>
-          <w:rFonts w:ascii="Arial" w:eastAsia="Calibri" w:hAnsi="Arial" w:cs="Arial"/>
-          <w:color w:val="000000"/>
-          <w:sz w:val="20"/>
-          <w:szCs w:val="20"/>
-        </w:rPr>
-        <w:t>British Computer Society</w:t>
-      </w:r>
-      <w:r>
-        <w:rPr>
-          <w:rFonts w:ascii="Arial" w:eastAsia="Calibri" w:hAnsi="Arial" w:cs="Arial"/>
-          <w:color w:val="000000"/>
-          <w:sz w:val="20"/>
-          <w:szCs w:val="20"/>
-        </w:rPr>
-        <w:t xml:space="preserve"> (BCS)</w:t>
-      </w:r>
-      <w:r>
-        <w:rPr>
-          <w:rFonts w:ascii="Arial" w:eastAsia="Calibri" w:hAnsi="Arial" w:cs="Arial"/>
-          <w:color w:val="000000"/>
-          <w:sz w:val="20"/>
-          <w:szCs w:val="20"/>
-        </w:rPr>
-        <w:t xml:space="preserve"> Prize for </w:t>
-      </w:r>
-      <w:r>
-        <w:rPr>
-          <w:rFonts w:ascii="Arial" w:eastAsia="Calibri" w:hAnsi="Arial" w:cs="Arial"/>
-          <w:color w:val="000000"/>
-          <w:sz w:val="20"/>
-          <w:szCs w:val="20"/>
-        </w:rPr>
-        <w:t xml:space="preserve">Top Performance in </w:t>
-      </w:r>
-      <w:r>
-        <w:rPr>
-          <w:rFonts w:ascii="Arial" w:eastAsia="Calibri" w:hAnsi="Arial" w:cs="Arial"/>
-          <w:color w:val="000000"/>
-          <w:sz w:val="20"/>
-          <w:szCs w:val="20"/>
-        </w:rPr>
-        <w:t>Professional Issues</w:t>
-      </w:r>
-      <w:r>
-        <w:rPr>
-          <w:rFonts w:ascii="Arial" w:eastAsia="Calibri" w:hAnsi="Arial" w:cs="Arial"/>
-          <w:color w:val="000000"/>
-          <w:sz w:val="20"/>
-          <w:szCs w:val="20"/>
-        </w:rPr>
-        <w:t xml:space="preserve"> (99%).</w:t>
-      </w:r>
-    </w:p>
-    <w:p>
-      <w:pPr>
-        <w:pBdr>
-          <w:top w:val="nil"/>
-          <w:left w:val="nil"/>
-          <w:bottom w:val="single" w:sz="4" w:space="1" w:color="000000"/>
-          <w:right w:val="nil"/>
-          <w:between w:val="nil"/>
-        </w:pBdr>
-        <w:rPr>
-          <w:rFonts w:ascii="Arial" w:eastAsia="Calibri" w:hAnsi="Arial" w:cs="Arial"/>
-          <w:b/>
-          <w:smallCaps/>
-          <w:color w:val="000000"/>
-          <w:sz w:val="20"/>
-          <w:szCs w:val="20"/>
-        </w:rPr>
-      </w:pPr>
-    </w:p>
-    <w:p>
-      <w:pPr>
-        <w:pBdr>
-          <w:top w:val="nil"/>
-          <w:left w:val="nil"/>
-          <w:bottom w:val="nil"/>
-          <w:right w:val="nil"/>
-          <w:between w:val="nil"/>
-        </w:pBdr>
-        <w:spacing w:before="120"/>
-        <w:rPr>
-          <w:rFonts w:ascii="Arial" w:eastAsia="Calibri" w:hAnsi="Arial" w:cs="Arial"/>
-          <w:b/>
-          <w:color w:val="000000"/>
-          <w:sz w:val="22"/>
-          <w:szCs w:val="22"/>
-        </w:rPr>
-      </w:pPr>
-      <w:r>
-        <w:rPr>
-          <w:rFonts w:ascii="Arial" w:eastAsia="Calibri" w:hAnsi="Arial" w:cs="Arial"/>
-          <w:b/>
-          <w:color w:val="000000"/>
-          <w:sz w:val="22"/>
-          <w:szCs w:val="22"/>
-        </w:rPr>
-        <w:t>PROJECTS</w:t>
-      </w:r>
-    </w:p>
-    <w:p>
-      <w:pPr>
-        <w:pBdr>
-          <w:top w:val="nil"/>
-          <w:left w:val="nil"/>
-          <w:bottom w:val="nil"/>
-          <w:right w:val="nil"/>
-          <w:between w:val="nil"/>
-        </w:pBdr>
-        <w:spacing w:before="120"/>
-        <w:rPr>
-          <w:rFonts w:ascii="Arial" w:eastAsia="Calibri" w:hAnsi="Arial" w:cs="Arial"/>
-          <w:b/>
-          <w:color w:val="000000"/>
-          <w:sz w:val="20"/>
-          <w:szCs w:val="20"/>
-        </w:rPr>
-      </w:pPr>
-      <w:r>
-        <w:rPr>
-          <w:rFonts w:ascii="Arial" w:eastAsia="Calibri" w:hAnsi="Arial" w:cs="Arial"/>
-          <w:b/>
-          <w:color w:val="000000"/>
-          <w:sz w:val="20"/>
-          <w:szCs w:val="20"/>
-        </w:rPr>
-        <w:t>P</w:t>
-      </w:r>
-      <w:r>
-        <w:rPr>
-          <w:rFonts w:ascii="Arial" w:eastAsia="Calibri" w:hAnsi="Arial" w:cs="Arial"/>
-          <w:b/>
-          <w:color w:val="000000"/>
-          <w:sz w:val="20"/>
-          <w:szCs w:val="20"/>
-        </w:rPr>
-        <w:t>ersonal website</w:t>
-      </w:r>
-      <w:r>
-        <w:rPr>
-          <w:rFonts w:ascii="Arial" w:eastAsia="Calibri" w:hAnsi="Arial" w:cs="Arial"/>
-          <w:b/>
-          <w:color w:val="000000"/>
-          <w:sz w:val="20"/>
-          <w:szCs w:val="20"/>
-        </w:rPr>
-        <w:t xml:space="preserve"> / </w:t>
-      </w:r>
-      <w:hyperlink r:id="rId12" w:history="1">
-        <w:r>
-          <w:rPr>
-            <w:rStyle w:val="Hyperlink"/>
-            <w:rFonts w:ascii="Arial" w:eastAsia="Calibri" w:hAnsi="Arial" w:cs="Arial"/>
-            <w:b/>
-            <w:sz w:val="20"/>
-            <w:szCs w:val="20"/>
-          </w:rPr>
-          <w:t>https://rmsy.me</w:t>
-        </w:r>
-      </w:hyperlink>
-      <w:r>
-        <w:rPr>
-          <w:rFonts w:ascii="Arial" w:eastAsia="Calibri" w:hAnsi="Arial" w:cs="Arial"/>
-          <w:b/>
-          <w:color w:val="000000"/>
-          <w:sz w:val="20"/>
-          <w:szCs w:val="20"/>
-        </w:rPr>
-        <w:t xml:space="preserve"> /</w:t>
-      </w:r>
-      <w:r>
-        <w:rPr>
-          <w:rFonts w:ascii="Arial" w:eastAsia="Calibri" w:hAnsi="Arial" w:cs="Arial"/>
-          <w:b/>
-          <w:color w:val="000000"/>
-          <w:sz w:val="20"/>
-          <w:szCs w:val="20"/>
-        </w:rPr>
-        <w:t xml:space="preserve"> </w:t>
-      </w:r>
-      <w:hyperlink r:id="rId13" w:history="1">
-        <w:r>
-          <w:rPr>
-            <w:rStyle w:val="Hyperlink"/>
-            <w:rFonts w:ascii="Arial" w:eastAsia="Calibri" w:hAnsi="Arial" w:cs="Arial"/>
-            <w:b/>
-            <w:sz w:val="20"/>
-            <w:szCs w:val="20"/>
-          </w:rPr>
-          <w:t>https://github.com/relnaggar/rmsy.me</w:t>
-        </w:r>
-      </w:hyperlink>
-    </w:p>
-    <w:p>
-      <w:pPr>
-        <w:pStyle w:val="ListParagraph"/>
-        <w:numPr>
-          <w:ilvl w:val="0"/>
-          <w:numId w:val="2"/>
-        </w:numPr>
-        <w:pBdr>
-          <w:top w:val="nil"/>
-          <w:left w:val="nil"/>
-          <w:bottom w:val="nil"/>
-          <w:right w:val="nil"/>
-          <w:between w:val="nil"/>
-        </w:pBdr>
-        <w:rPr>
-          <w:rFonts w:ascii="Arial" w:eastAsia="Calibri" w:hAnsi="Arial" w:cs="Arial"/>
-          <w:color w:val="000000"/>
-          <w:sz w:val="20"/>
-          <w:szCs w:val="20"/>
-        </w:rPr>
-      </w:pPr>
-      <w:r>
-        <w:rPr>
-          <w:rFonts w:ascii="Arial" w:eastAsia="Calibri" w:hAnsi="Arial" w:cs="Arial"/>
-          <w:color w:val="000000"/>
-          <w:sz w:val="20"/>
-          <w:szCs w:val="20"/>
-        </w:rPr>
-        <w:t>D</w:t>
-      </w:r>
-      <w:r>
-        <w:rPr>
-          <w:rFonts w:ascii="Arial" w:eastAsia="Calibri" w:hAnsi="Arial" w:cs="Arial"/>
-          <w:color w:val="000000"/>
-          <w:sz w:val="20"/>
-          <w:szCs w:val="20"/>
-        </w:rPr>
-        <w:t xml:space="preserve">esigned </w:t>
-      </w:r>
-      <w:r>
-        <w:rPr>
-          <w:rFonts w:ascii="Arial" w:eastAsia="Calibri" w:hAnsi="Arial" w:cs="Arial"/>
-          <w:color w:val="000000"/>
-          <w:sz w:val="20"/>
-          <w:szCs w:val="20"/>
-        </w:rPr>
-        <w:t xml:space="preserve">responsive </w:t>
-      </w:r>
-      <w:r>
-        <w:rPr>
-          <w:rFonts w:ascii="Arial" w:eastAsia="Calibri" w:hAnsi="Arial" w:cs="Arial"/>
-          <w:color w:val="000000"/>
-          <w:sz w:val="20"/>
-          <w:szCs w:val="20"/>
-        </w:rPr>
-        <w:t xml:space="preserve">front-end </w:t>
-      </w:r>
-      <w:r>
-        <w:rPr>
-          <w:rFonts w:ascii="Arial" w:eastAsia="Calibri" w:hAnsi="Arial" w:cs="Arial"/>
-          <w:color w:val="000000"/>
-          <w:sz w:val="20"/>
-          <w:szCs w:val="20"/>
-        </w:rPr>
-        <w:t>HTML/CSS templates</w:t>
-      </w:r>
-      <w:r>
-        <w:rPr>
-          <w:rFonts w:ascii="Arial" w:eastAsia="Calibri" w:hAnsi="Arial" w:cs="Arial"/>
-          <w:color w:val="000000"/>
-          <w:sz w:val="20"/>
-          <w:szCs w:val="20"/>
-        </w:rPr>
-        <w:t xml:space="preserve"> with Bootstrap.</w:t>
-      </w:r>
-    </w:p>
-    <w:p>
-      <w:pPr>
-        <w:pStyle w:val="ListParagraph"/>
-        <w:numPr>
-          <w:ilvl w:val="0"/>
-          <w:numId w:val="2"/>
-        </w:numPr>
-        <w:pBdr>
-          <w:top w:val="nil"/>
-          <w:left w:val="nil"/>
-          <w:bottom w:val="nil"/>
-          <w:right w:val="nil"/>
-          <w:between w:val="nil"/>
-        </w:pBdr>
-        <w:rPr>
-          <w:rFonts w:ascii="Arial" w:eastAsia="Calibri" w:hAnsi="Arial" w:cs="Arial"/>
-          <w:color w:val="000000"/>
-          <w:sz w:val="20"/>
-          <w:szCs w:val="20"/>
-        </w:rPr>
-      </w:pPr>
-      <w:r>
-        <w:rPr>
-          <w:rFonts w:ascii="Arial" w:eastAsia="Calibri" w:hAnsi="Arial" w:cs="Arial"/>
-          <w:color w:val="000000"/>
-          <w:sz w:val="20"/>
-          <w:szCs w:val="20"/>
-        </w:rPr>
-        <w:t>B</w:t>
-      </w:r>
-      <w:r>
-        <w:rPr>
-          <w:rFonts w:ascii="Arial" w:eastAsia="Calibri" w:hAnsi="Arial" w:cs="Arial"/>
-          <w:color w:val="000000"/>
-          <w:sz w:val="20"/>
-          <w:szCs w:val="20"/>
-        </w:rPr>
-        <w:t xml:space="preserve">uilt reusable </w:t>
-      </w:r>
-      <w:r>
-        <w:rPr>
-          <w:rFonts w:ascii="Arial" w:eastAsia="Calibri" w:hAnsi="Arial" w:cs="Arial"/>
-          <w:color w:val="000000"/>
-          <w:sz w:val="20"/>
-          <w:szCs w:val="20"/>
-        </w:rPr>
-        <w:t xml:space="preserve">back-end </w:t>
-      </w:r>
-      <w:r>
-        <w:rPr>
-          <w:rFonts w:ascii="Arial" w:eastAsia="Calibri" w:hAnsi="Arial" w:cs="Arial"/>
-          <w:color w:val="000000"/>
-          <w:sz w:val="20"/>
-          <w:szCs w:val="20"/>
-        </w:rPr>
-        <w:t>PHP framework</w:t>
-      </w:r>
-      <w:r>
-        <w:rPr>
-          <w:rFonts w:ascii="Arial" w:eastAsia="Calibri" w:hAnsi="Arial" w:cs="Arial"/>
-          <w:color w:val="000000"/>
-          <w:sz w:val="20"/>
-          <w:szCs w:val="20"/>
-        </w:rPr>
-        <w:t xml:space="preserve"> from scratch</w:t>
-      </w:r>
-      <w:r>
-        <w:rPr>
-          <w:rFonts w:ascii="Arial" w:eastAsia="Calibri" w:hAnsi="Arial" w:cs="Arial"/>
-          <w:color w:val="000000"/>
-          <w:sz w:val="20"/>
-          <w:szCs w:val="20"/>
-        </w:rPr>
-        <w:t>.</w:t>
-      </w:r>
-    </w:p>
-    <w:p>
-      <w:pPr>
-        <w:pStyle w:val="ListParagraph"/>
-        <w:numPr>
-          <w:ilvl w:val="0"/>
-          <w:numId w:val="2"/>
-        </w:numPr>
-        <w:pBdr>
-          <w:top w:val="nil"/>
-          <w:left w:val="nil"/>
-          <w:bottom w:val="nil"/>
-          <w:right w:val="nil"/>
-          <w:between w:val="nil"/>
-        </w:pBdr>
-        <w:rPr>
-          <w:rFonts w:ascii="Arial" w:eastAsia="Calibri" w:hAnsi="Arial" w:cs="Arial"/>
-          <w:color w:val="000000"/>
-          <w:sz w:val="20"/>
-          <w:szCs w:val="20"/>
-        </w:rPr>
-      </w:pPr>
-      <w:r>
-        <w:rPr>
-          <w:rFonts w:ascii="Arial" w:eastAsia="Calibri" w:hAnsi="Arial" w:cs="Arial"/>
-          <w:color w:val="000000"/>
-          <w:sz w:val="20"/>
-          <w:szCs w:val="20"/>
-        </w:rPr>
-        <w:t>C</w:t>
-      </w:r>
-      <w:r>
-        <w:rPr>
-          <w:rFonts w:ascii="Arial" w:eastAsia="Calibri" w:hAnsi="Arial" w:cs="Arial"/>
-          <w:color w:val="000000"/>
-          <w:sz w:val="20"/>
-          <w:szCs w:val="20"/>
-        </w:rPr>
-        <w:t>ontaineri</w:t>
-      </w:r>
-      <w:r>
-        <w:rPr>
-          <w:rFonts w:ascii="Arial" w:eastAsia="Calibri" w:hAnsi="Arial" w:cs="Arial"/>
-          <w:color w:val="000000"/>
-          <w:sz w:val="20"/>
-          <w:szCs w:val="20"/>
-        </w:rPr>
-        <w:t>s</w:t>
-      </w:r>
-      <w:r>
-        <w:rPr>
-          <w:rFonts w:ascii="Arial" w:eastAsia="Calibri" w:hAnsi="Arial" w:cs="Arial"/>
-          <w:color w:val="000000"/>
-          <w:sz w:val="20"/>
-          <w:szCs w:val="20"/>
-        </w:rPr>
-        <w:t>ed</w:t>
-      </w:r>
-      <w:r>
-        <w:rPr>
-          <w:rFonts w:ascii="Arial" w:eastAsia="Calibri" w:hAnsi="Arial" w:cs="Arial"/>
-          <w:color w:val="000000"/>
-          <w:sz w:val="20"/>
-          <w:szCs w:val="20"/>
-        </w:rPr>
-        <w:t xml:space="preserve"> application </w:t>
-      </w:r>
-      <w:r>
-        <w:rPr>
-          <w:rFonts w:ascii="Arial" w:eastAsia="Calibri" w:hAnsi="Arial" w:cs="Arial"/>
-          <w:color w:val="000000"/>
-          <w:sz w:val="20"/>
-          <w:szCs w:val="20"/>
-        </w:rPr>
-        <w:t xml:space="preserve">using Docker, built </w:t>
-      </w:r>
-      <w:r>
-        <w:rPr>
-          <w:rFonts w:ascii="Arial" w:eastAsia="Calibri" w:hAnsi="Arial" w:cs="Arial"/>
-          <w:color w:val="000000"/>
-          <w:sz w:val="20"/>
-          <w:szCs w:val="20"/>
-        </w:rPr>
-        <w:t>a</w:t>
-      </w:r>
-      <w:r>
-        <w:rPr>
-          <w:rFonts w:ascii="Arial" w:eastAsia="Calibri" w:hAnsi="Arial" w:cs="Arial"/>
-          <w:color w:val="000000"/>
-          <w:sz w:val="20"/>
-          <w:szCs w:val="20"/>
-        </w:rPr>
-        <w:t xml:space="preserve">utomated </w:t>
-      </w:r>
-      <w:r>
-        <w:rPr>
-          <w:rFonts w:ascii="Arial" w:eastAsia="Calibri" w:hAnsi="Arial" w:cs="Arial"/>
-          <w:color w:val="000000"/>
-          <w:sz w:val="20"/>
-          <w:szCs w:val="20"/>
-        </w:rPr>
-        <w:t xml:space="preserve">DevOps </w:t>
-      </w:r>
-      <w:r>
-        <w:rPr>
-          <w:rFonts w:ascii="Arial" w:eastAsia="Calibri" w:hAnsi="Arial" w:cs="Arial"/>
-          <w:color w:val="000000"/>
-          <w:sz w:val="20"/>
-          <w:szCs w:val="20"/>
-        </w:rPr>
-        <w:t xml:space="preserve">pipeline </w:t>
-      </w:r>
-      <w:r>
-        <w:rPr>
-          <w:rFonts w:ascii="Arial" w:eastAsia="Calibri" w:hAnsi="Arial" w:cs="Arial"/>
-          <w:color w:val="000000"/>
-          <w:sz w:val="20"/>
-          <w:szCs w:val="20"/>
-        </w:rPr>
-        <w:t>using</w:t>
-      </w:r>
-      <w:r>
-        <w:rPr>
-          <w:rFonts w:ascii="Arial" w:eastAsia="Calibri" w:hAnsi="Arial" w:cs="Arial"/>
-          <w:color w:val="000000"/>
-          <w:sz w:val="20"/>
-          <w:szCs w:val="20"/>
-        </w:rPr>
-        <w:t xml:space="preserve"> Bash scripts</w:t>
-      </w:r>
-      <w:r>
-        <w:rPr>
-          <w:rFonts w:ascii="Arial" w:eastAsia="Calibri" w:hAnsi="Arial" w:cs="Arial"/>
-          <w:color w:val="000000"/>
-          <w:sz w:val="20"/>
-          <w:szCs w:val="20"/>
-        </w:rPr>
-        <w:t xml:space="preserve"> and Git hooks;</w:t>
-      </w:r>
-      <w:r>
-        <w:rPr>
-          <w:rFonts w:ascii="Arial" w:eastAsia="Calibri" w:hAnsi="Arial" w:cs="Arial"/>
-          <w:color w:val="000000"/>
-          <w:sz w:val="20"/>
-          <w:szCs w:val="20"/>
-        </w:rPr>
-        <w:t xml:space="preserve"> </w:t>
-      </w:r>
-      <w:r>
-        <w:rPr>
-          <w:rFonts w:ascii="Arial" w:eastAsia="Calibri" w:hAnsi="Arial" w:cs="Arial"/>
-          <w:color w:val="000000"/>
-          <w:sz w:val="20"/>
-          <w:szCs w:val="20"/>
-        </w:rPr>
-        <w:t>c</w:t>
-      </w:r>
-      <w:r>
-        <w:rPr>
-          <w:rFonts w:ascii="Arial" w:eastAsia="Calibri" w:hAnsi="Arial" w:cs="Arial"/>
-          <w:color w:val="000000"/>
-          <w:sz w:val="20"/>
-          <w:szCs w:val="20"/>
-        </w:rPr>
-        <w:t xml:space="preserve">onfigured AWS EC2 instance and Apache </w:t>
-      </w:r>
-      <w:r>
-        <w:rPr>
-          <w:rFonts w:ascii="Arial" w:eastAsia="Calibri" w:hAnsi="Arial" w:cs="Arial"/>
-          <w:color w:val="000000"/>
-          <w:sz w:val="20"/>
-          <w:szCs w:val="20"/>
-        </w:rPr>
-        <w:t xml:space="preserve">HTTP </w:t>
-      </w:r>
-      <w:r>
-        <w:rPr>
-          <w:rFonts w:ascii="Arial" w:eastAsia="Calibri" w:hAnsi="Arial" w:cs="Arial"/>
-          <w:color w:val="000000"/>
-          <w:sz w:val="20"/>
-          <w:szCs w:val="20"/>
-        </w:rPr>
-        <w:t>Server manually</w:t>
-      </w:r>
-      <w:r>
-        <w:rPr>
-          <w:rFonts w:ascii="Arial" w:eastAsia="Calibri" w:hAnsi="Arial" w:cs="Arial"/>
-          <w:color w:val="000000"/>
-          <w:sz w:val="20"/>
-          <w:szCs w:val="20"/>
-        </w:rPr>
-        <w:t>.</w:t>
-      </w:r>
-    </w:p>
-    <w:p>
-      <w:pPr>
-        <w:pBdr>
-          <w:top w:val="nil"/>
-          <w:left w:val="nil"/>
-          <w:bottom w:val="nil"/>
-          <w:right w:val="nil"/>
-          <w:between w:val="nil"/>
-        </w:pBdr>
-        <w:spacing w:before="120"/>
-        <w:rPr>
-          <w:rFonts w:ascii="Arial" w:eastAsia="Calibri" w:hAnsi="Arial" w:cs="Arial"/>
-          <w:b/>
-          <w:color w:val="000000"/>
-          <w:sz w:val="20"/>
-          <w:szCs w:val="20"/>
-        </w:rPr>
-      </w:pPr>
-      <w:r>
-        <w:rPr>
-          <w:rFonts w:ascii="Arial" w:eastAsia="Calibri" w:hAnsi="Arial" w:cs="Arial"/>
-          <w:b/>
-          <w:color w:val="000000"/>
-          <w:sz w:val="20"/>
-          <w:szCs w:val="20"/>
-        </w:rPr>
-        <w:t>Dung Beetle Biorobot (</w:t>
-      </w:r>
-      <w:proofErr w:type="gramStart"/>
-      <w:r>
-        <w:rPr>
-          <w:rFonts w:ascii="Arial" w:eastAsia="Calibri" w:hAnsi="Arial" w:cs="Arial"/>
-          <w:b/>
-          <w:color w:val="000000"/>
-          <w:sz w:val="20"/>
-          <w:szCs w:val="20"/>
-        </w:rPr>
-        <w:t>Master's</w:t>
-      </w:r>
-      <w:proofErr w:type="gramEnd"/>
-      <w:r>
-        <w:rPr>
-          <w:rFonts w:ascii="Arial" w:eastAsia="Calibri" w:hAnsi="Arial" w:cs="Arial"/>
-          <w:b/>
-          <w:color w:val="000000"/>
-          <w:sz w:val="20"/>
-          <w:szCs w:val="20"/>
-        </w:rPr>
-        <w:t xml:space="preserve"> Dissertation</w:t>
-      </w:r>
-      <w:r>
-        <w:rPr>
-          <w:rFonts w:ascii="Arial" w:eastAsia="Calibri" w:hAnsi="Arial" w:cs="Arial"/>
-          <w:b/>
-          <w:color w:val="000000"/>
-          <w:sz w:val="20"/>
-          <w:szCs w:val="20"/>
-        </w:rPr>
-        <w:t xml:space="preserve"> Project</w:t>
-      </w:r>
-      <w:r>
-        <w:rPr>
-          <w:rFonts w:ascii="Arial" w:eastAsia="Calibri" w:hAnsi="Arial" w:cs="Arial"/>
-          <w:b/>
-          <w:color w:val="000000"/>
-          <w:sz w:val="20"/>
-          <w:szCs w:val="20"/>
-        </w:rPr>
-        <w:t>, 82%) / University of Edinburgh</w:t>
-      </w:r>
-    </w:p>
-    <w:p>
-      <w:pPr>
-        <w:pStyle w:val="ListParagraph"/>
-        <w:numPr>
-          <w:ilvl w:val="0"/>
-          <w:numId w:val="6"/>
-        </w:numPr>
-        <w:pBdr>
-          <w:top w:val="nil"/>
-          <w:left w:val="nil"/>
-          <w:bottom w:val="nil"/>
-          <w:right w:val="nil"/>
-          <w:between w:val="nil"/>
-        </w:pBdr>
-        <w:rPr>
-          <w:rFonts w:ascii="Arial" w:eastAsia="Calibri" w:hAnsi="Arial" w:cs="Arial"/>
-          <w:bCs/>
-          <w:color w:val="000000"/>
-          <w:sz w:val="20"/>
-          <w:szCs w:val="20"/>
-        </w:rPr>
-      </w:pPr>
-      <w:r>
-        <w:rPr>
-          <w:rFonts w:ascii="Arial" w:eastAsia="Calibri" w:hAnsi="Arial" w:cs="Arial"/>
-          <w:bCs/>
-          <w:color w:val="000000"/>
-          <w:sz w:val="20"/>
-          <w:szCs w:val="20"/>
-        </w:rPr>
-        <w:t>Pioneered creation of dung beetle biorobot</w:t>
-      </w:r>
-      <w:r>
-        <w:rPr>
-          <w:rFonts w:ascii="Arial" w:eastAsia="Calibri" w:hAnsi="Arial" w:cs="Arial"/>
-          <w:bCs/>
-          <w:color w:val="000000"/>
-          <w:sz w:val="20"/>
-          <w:szCs w:val="20"/>
-        </w:rPr>
-        <w:t>; adapt</w:t>
-      </w:r>
-      <w:r>
-        <w:rPr>
-          <w:rFonts w:ascii="Arial" w:eastAsia="Calibri" w:hAnsi="Arial" w:cs="Arial"/>
-          <w:bCs/>
-          <w:color w:val="000000"/>
-          <w:sz w:val="20"/>
-          <w:szCs w:val="20"/>
-        </w:rPr>
-        <w:t>ed</w:t>
-      </w:r>
-      <w:r>
-        <w:rPr>
-          <w:rFonts w:ascii="Arial" w:eastAsia="Calibri" w:hAnsi="Arial" w:cs="Arial"/>
-          <w:bCs/>
-          <w:color w:val="000000"/>
-          <w:sz w:val="20"/>
-          <w:szCs w:val="20"/>
-        </w:rPr>
-        <w:t xml:space="preserve"> sophisticated </w:t>
-      </w:r>
-      <w:r>
-        <w:rPr>
-          <w:rFonts w:ascii="Arial" w:eastAsia="Calibri" w:hAnsi="Arial" w:cs="Arial"/>
-          <w:bCs/>
-          <w:color w:val="000000"/>
-          <w:sz w:val="20"/>
-          <w:szCs w:val="20"/>
-        </w:rPr>
-        <w:t>neural model</w:t>
-      </w:r>
-      <w:r>
-        <w:rPr>
-          <w:rFonts w:ascii="Arial" w:eastAsia="Calibri" w:hAnsi="Arial" w:cs="Arial"/>
-          <w:bCs/>
-          <w:color w:val="000000"/>
-          <w:sz w:val="20"/>
-          <w:szCs w:val="20"/>
-        </w:rPr>
-        <w:t xml:space="preserve"> into the robot's programming</w:t>
-      </w:r>
-      <w:r>
-        <w:rPr>
-          <w:rFonts w:ascii="Arial" w:eastAsia="Calibri" w:hAnsi="Arial" w:cs="Arial"/>
-          <w:bCs/>
-          <w:color w:val="000000"/>
-          <w:sz w:val="20"/>
-          <w:szCs w:val="20"/>
-        </w:rPr>
-        <w:t>.</w:t>
-      </w:r>
-    </w:p>
-    <w:p>
-      <w:pPr>
-        <w:pStyle w:val="ListParagraph"/>
-        <w:numPr>
-          <w:ilvl w:val="0"/>
-          <w:numId w:val="6"/>
-        </w:numPr>
-        <w:pBdr>
-          <w:top w:val="nil"/>
-          <w:left w:val="nil"/>
-          <w:bottom w:val="nil"/>
-          <w:right w:val="nil"/>
-          <w:between w:val="nil"/>
-        </w:pBdr>
-        <w:rPr>
-          <w:rFonts w:ascii="Arial" w:eastAsia="Calibri" w:hAnsi="Arial" w:cs="Arial"/>
-          <w:bCs/>
-          <w:color w:val="000000"/>
-          <w:sz w:val="20"/>
-          <w:szCs w:val="20"/>
-        </w:rPr>
-      </w:pPr>
-      <w:r>
-        <w:rPr>
-          <w:rFonts w:ascii="Arial" w:eastAsia="Calibri" w:hAnsi="Arial" w:cs="Arial"/>
-          <w:bCs/>
-          <w:color w:val="000000"/>
-          <w:sz w:val="20"/>
-          <w:szCs w:val="20"/>
-        </w:rPr>
-        <w:t xml:space="preserve">Secured exclusive research grant </w:t>
-      </w:r>
-      <w:r>
-        <w:rPr>
-          <w:rFonts w:ascii="Arial" w:eastAsia="Calibri" w:hAnsi="Arial" w:cs="Arial"/>
-          <w:bCs/>
-          <w:color w:val="000000"/>
-          <w:sz w:val="20"/>
-          <w:szCs w:val="20"/>
-        </w:rPr>
-        <w:t xml:space="preserve">to travel to </w:t>
-      </w:r>
-      <w:r>
-        <w:rPr>
-          <w:rFonts w:ascii="Arial" w:eastAsia="Calibri" w:hAnsi="Arial" w:cs="Arial"/>
-          <w:bCs/>
-          <w:color w:val="000000"/>
-          <w:sz w:val="20"/>
-          <w:szCs w:val="20"/>
-        </w:rPr>
-        <w:t xml:space="preserve">South Africa to </w:t>
-      </w:r>
-      <w:r>
-        <w:rPr>
-          <w:rFonts w:ascii="Arial" w:eastAsia="Calibri" w:hAnsi="Arial" w:cs="Arial"/>
-          <w:bCs/>
-          <w:color w:val="000000"/>
-          <w:sz w:val="20"/>
-          <w:szCs w:val="20"/>
-        </w:rPr>
-        <w:t>test the robot alongside real dung beetles.</w:t>
-      </w:r>
-    </w:p>
-    <w:p>
-      <w:pPr>
-        <w:pBdr>
-          <w:top w:val="nil"/>
-          <w:left w:val="nil"/>
-          <w:bottom w:val="nil"/>
-          <w:right w:val="nil"/>
-          <w:between w:val="nil"/>
-        </w:pBdr>
-        <w:spacing w:before="120"/>
-        <w:rPr>
-          <w:rFonts w:ascii="Arial" w:eastAsia="Calibri" w:hAnsi="Arial" w:cs="Arial"/>
-          <w:b/>
-          <w:color w:val="000000"/>
-          <w:sz w:val="20"/>
-          <w:szCs w:val="20"/>
-        </w:rPr>
-      </w:pPr>
-      <w:r>
-        <w:rPr>
-          <w:rFonts w:ascii="Arial" w:eastAsia="Calibri" w:hAnsi="Arial" w:cs="Arial"/>
-          <w:b/>
-          <w:color w:val="000000"/>
-          <w:sz w:val="20"/>
-          <w:szCs w:val="20"/>
-        </w:rPr>
-        <w:t>System Design Project (88%)</w:t>
-      </w:r>
-      <w:r>
-        <w:rPr>
-          <w:rFonts w:ascii="Arial" w:eastAsia="Calibri" w:hAnsi="Arial" w:cs="Arial"/>
-          <w:b/>
-          <w:color w:val="000000"/>
-          <w:sz w:val="20"/>
-          <w:szCs w:val="20"/>
-        </w:rPr>
-        <w:t xml:space="preserve"> /</w:t>
-      </w:r>
-      <w:r>
-        <w:rPr>
-          <w:rFonts w:ascii="Arial" w:eastAsia="Calibri" w:hAnsi="Arial" w:cs="Arial"/>
-          <w:b/>
-          <w:color w:val="000000"/>
-          <w:sz w:val="20"/>
-          <w:szCs w:val="20"/>
-        </w:rPr>
-        <w:t xml:space="preserve"> </w:t>
-      </w:r>
-      <w:r>
-        <w:rPr>
-          <w:rFonts w:ascii="Arial" w:eastAsia="Calibri" w:hAnsi="Arial" w:cs="Arial"/>
-          <w:b/>
-          <w:color w:val="000000"/>
-          <w:sz w:val="20"/>
-          <w:szCs w:val="20"/>
-        </w:rPr>
-        <w:t>University of Edinburgh</w:t>
-      </w:r>
-      <w:r>
-        <w:rPr>
-          <w:rFonts w:ascii="Arial" w:hAnsi="Arial" w:cs="Arial"/>
-          <w:b/>
-          <w:sz w:val="20"/>
-          <w:szCs w:val="20"/>
-        </w:rPr>
-        <w:t xml:space="preserve"> </w:t>
-      </w:r>
-    </w:p>
-    <w:p>
-      <w:pPr>
-        <w:pStyle w:val="ListParagraph"/>
-        <w:numPr>
-          <w:ilvl w:val="0"/>
-          <w:numId w:val="2"/>
-        </w:numPr>
-        <w:pBdr>
-          <w:top w:val="nil"/>
-          <w:left w:val="nil"/>
-          <w:bottom w:val="nil"/>
-          <w:right w:val="nil"/>
-          <w:between w:val="nil"/>
-        </w:pBdr>
-        <w:rPr>
-          <w:rFonts w:ascii="Arial" w:eastAsia="Calibri" w:hAnsi="Arial" w:cs="Arial"/>
-          <w:color w:val="000000"/>
-          <w:sz w:val="20"/>
-          <w:szCs w:val="20"/>
-        </w:rPr>
-      </w:pPr>
-      <w:r>
-        <w:rPr>
-          <w:rFonts w:ascii="Arial" w:eastAsia="Calibri" w:hAnsi="Arial" w:cs="Arial"/>
-          <w:color w:val="000000"/>
-          <w:sz w:val="20"/>
-          <w:szCs w:val="20"/>
-        </w:rPr>
-        <w:t xml:space="preserve">Led group of </w:t>
-      </w:r>
-      <w:r>
-        <w:rPr>
-          <w:rFonts w:ascii="Arial" w:eastAsia="Calibri" w:hAnsi="Arial" w:cs="Arial"/>
-          <w:color w:val="000000"/>
-          <w:sz w:val="20"/>
-          <w:szCs w:val="20"/>
-        </w:rPr>
-        <w:t>4</w:t>
-      </w:r>
-      <w:r>
-        <w:rPr>
-          <w:rFonts w:ascii="Arial" w:eastAsia="Calibri" w:hAnsi="Arial" w:cs="Arial"/>
-          <w:color w:val="000000"/>
-          <w:sz w:val="20"/>
-          <w:szCs w:val="20"/>
-        </w:rPr>
-        <w:t xml:space="preserve"> to</w:t>
-      </w:r>
-      <w:r>
-        <w:rPr>
-          <w:rFonts w:ascii="Arial" w:eastAsia="Calibri" w:hAnsi="Arial" w:cs="Arial"/>
-          <w:color w:val="000000"/>
-          <w:sz w:val="20"/>
-          <w:szCs w:val="20"/>
-        </w:rPr>
-        <w:t xml:space="preserve"> design</w:t>
-      </w:r>
-      <w:r>
-        <w:rPr>
-          <w:rFonts w:ascii="Arial" w:eastAsia="Calibri" w:hAnsi="Arial" w:cs="Arial"/>
-          <w:color w:val="000000"/>
-          <w:sz w:val="20"/>
-          <w:szCs w:val="20"/>
-        </w:rPr>
-        <w:t xml:space="preserve"> and </w:t>
-      </w:r>
-      <w:r>
-        <w:rPr>
-          <w:rFonts w:ascii="Arial" w:eastAsia="Calibri" w:hAnsi="Arial" w:cs="Arial"/>
-          <w:color w:val="000000"/>
-          <w:sz w:val="20"/>
-          <w:szCs w:val="20"/>
-        </w:rPr>
-        <w:t xml:space="preserve">build </w:t>
-      </w:r>
-      <w:r>
-        <w:rPr>
-          <w:rFonts w:ascii="Arial" w:eastAsia="Calibri" w:hAnsi="Arial" w:cs="Arial"/>
-          <w:color w:val="000000"/>
-          <w:sz w:val="20"/>
-          <w:szCs w:val="20"/>
-        </w:rPr>
-        <w:t xml:space="preserve">a </w:t>
-      </w:r>
-      <w:r>
-        <w:rPr>
-          <w:rFonts w:ascii="Arial" w:eastAsia="Calibri" w:hAnsi="Arial" w:cs="Arial"/>
-          <w:color w:val="000000"/>
-          <w:sz w:val="20"/>
-          <w:szCs w:val="20"/>
-        </w:rPr>
-        <w:t>football-playing robot</w:t>
-      </w:r>
-      <w:r>
-        <w:rPr>
-          <w:rFonts w:ascii="Arial" w:eastAsia="Calibri" w:hAnsi="Arial" w:cs="Arial"/>
-          <w:color w:val="000000"/>
-          <w:sz w:val="20"/>
-          <w:szCs w:val="20"/>
-        </w:rPr>
-        <w:t xml:space="preserve">, winning </w:t>
-      </w:r>
-      <w:r>
-        <w:rPr>
-          <w:rFonts w:ascii="Arial" w:eastAsia="Calibri" w:hAnsi="Arial" w:cs="Arial"/>
-          <w:color w:val="000000"/>
-          <w:sz w:val="20"/>
-          <w:szCs w:val="20"/>
-        </w:rPr>
-        <w:t>2nd</w:t>
-      </w:r>
-      <w:r>
-        <w:rPr>
-          <w:rFonts w:ascii="Arial" w:eastAsia="Calibri" w:hAnsi="Arial" w:cs="Arial"/>
-          <w:color w:val="000000"/>
-          <w:sz w:val="20"/>
-          <w:szCs w:val="20"/>
-        </w:rPr>
-        <w:t xml:space="preserve"> place in annual competition</w:t>
-      </w:r>
-      <w:r>
-        <w:rPr>
-          <w:rFonts w:ascii="Arial" w:eastAsia="Calibri" w:hAnsi="Arial" w:cs="Arial"/>
-          <w:color w:val="000000"/>
-          <w:sz w:val="20"/>
-          <w:szCs w:val="20"/>
-        </w:rPr>
-        <w:t>.</w:t>
-      </w:r>
-    </w:p>
-    <w:p>
-      <w:pPr>
-        <w:pStyle w:val="ListParagraph"/>
-        <w:numPr>
-          <w:ilvl w:val="0"/>
-          <w:numId w:val="2"/>
-        </w:numPr>
-        <w:pBdr>
-          <w:top w:val="nil"/>
-          <w:left w:val="nil"/>
-          <w:bottom w:val="nil"/>
-          <w:right w:val="nil"/>
-          <w:between w:val="nil"/>
-        </w:pBdr>
-        <w:rPr>
-          <w:rFonts w:ascii="Arial" w:eastAsia="Calibri" w:hAnsi="Arial" w:cs="Arial"/>
-          <w:color w:val="000000"/>
-          <w:sz w:val="20"/>
-          <w:szCs w:val="20"/>
-        </w:rPr>
-      </w:pPr>
-      <w:r>
-        <w:rPr>
-          <w:rFonts w:ascii="Arial" w:eastAsia="Calibri" w:hAnsi="Arial" w:cs="Arial"/>
-          <w:color w:val="000000"/>
-          <w:sz w:val="20"/>
-          <w:szCs w:val="20"/>
-        </w:rPr>
-        <w:t>Awarded annual prize for best technical presentation</w:t>
-      </w:r>
-      <w:r>
-        <w:rPr>
-          <w:rFonts w:ascii="Arial" w:eastAsia="Calibri" w:hAnsi="Arial" w:cs="Arial"/>
-          <w:color w:val="000000"/>
-          <w:sz w:val="20"/>
-          <w:szCs w:val="20"/>
-        </w:rPr>
-        <w:t>.</w:t>
-      </w:r>
-    </w:p>
-    <w:p>
-      <w:pPr>
-        <w:pBdr>
-          <w:top w:val="nil"/>
-          <w:left w:val="nil"/>
-          <w:bottom w:val="nil"/>
-          <w:right w:val="nil"/>
-          <w:between w:val="nil"/>
-        </w:pBdr>
-        <w:spacing w:before="120"/>
-        <w:rPr>
-          <w:rFonts w:ascii="Arial" w:eastAsia="Calibri" w:hAnsi="Arial" w:cs="Arial"/>
-          <w:color w:val="000000"/>
-          <w:sz w:val="20"/>
-          <w:szCs w:val="20"/>
-        </w:rPr>
-      </w:pPr>
-      <w:r>
-        <w:rPr>
-          <w:rFonts w:ascii="Arial" w:eastAsia="Calibri" w:hAnsi="Arial" w:cs="Arial"/>
-          <w:b/>
-          <w:color w:val="000000"/>
-          <w:sz w:val="20"/>
-          <w:szCs w:val="20"/>
-        </w:rPr>
-        <w:t>Compiling Techniques (100%) / University of Edinburgh</w:t>
-      </w:r>
-    </w:p>
-    <w:p>
-      <w:pPr>
-        <w:pStyle w:val="ListParagraph"/>
-        <w:numPr>
-          <w:ilvl w:val="0"/>
-          <w:numId w:val="2"/>
-        </w:numPr>
-        <w:pBdr>
-          <w:top w:val="nil"/>
-          <w:left w:val="nil"/>
-          <w:bottom w:val="nil"/>
-          <w:right w:val="nil"/>
-          <w:between w:val="nil"/>
-        </w:pBdr>
-        <w:rPr>
-          <w:rFonts w:ascii="Arial" w:eastAsia="Calibri" w:hAnsi="Arial" w:cs="Arial"/>
-          <w:color w:val="000000"/>
-          <w:sz w:val="20"/>
-          <w:szCs w:val="20"/>
-        </w:rPr>
-      </w:pPr>
-      <w:r>
-        <w:rPr>
-          <w:rFonts w:ascii="Arial" w:eastAsia="Calibri" w:hAnsi="Arial" w:cs="Arial"/>
-          <w:color w:val="000000"/>
-          <w:sz w:val="20"/>
-          <w:szCs w:val="20"/>
-        </w:rPr>
-        <w:t>Implemented</w:t>
-      </w:r>
-      <w:r>
-        <w:rPr>
-          <w:rFonts w:ascii="Arial" w:eastAsia="Calibri" w:hAnsi="Arial" w:cs="Arial"/>
-          <w:color w:val="000000"/>
-          <w:sz w:val="20"/>
-          <w:szCs w:val="20"/>
-        </w:rPr>
-        <w:t xml:space="preserve"> a C compiler in Java: </w:t>
-      </w:r>
-      <w:r>
-        <w:rPr>
-          <w:rFonts w:ascii="Arial" w:eastAsia="Calibri" w:hAnsi="Arial" w:cs="Arial"/>
-          <w:color w:val="000000"/>
-          <w:sz w:val="20"/>
-          <w:szCs w:val="20"/>
-        </w:rPr>
-        <w:t>lexing, parsing, semantic analysis and Java bytecode generation.</w:t>
-      </w:r>
-    </w:p>
-    <w:p>
-      <w:pPr>
-        <w:pBdr>
-          <w:top w:val="nil"/>
-          <w:left w:val="nil"/>
-          <w:bottom w:val="single" w:sz="4" w:space="1" w:color="000000"/>
-          <w:right w:val="nil"/>
-          <w:between w:val="nil"/>
-        </w:pBdr>
-        <w:rPr>
-          <w:rFonts w:ascii="Arial" w:eastAsia="Calibri" w:hAnsi="Arial" w:cs="Arial"/>
-          <w:b/>
-          <w:smallCaps/>
-          <w:color w:val="000000"/>
-          <w:sz w:val="20"/>
-          <w:szCs w:val="20"/>
-        </w:rPr>
-      </w:pPr>
-    </w:p>
-    <w:p>
-      <w:pPr>
-        <w:pBdr>
-          <w:top w:val="nil"/>
-          <w:left w:val="nil"/>
-          <w:bottom w:val="nil"/>
-          <w:right w:val="nil"/>
-          <w:between w:val="nil"/>
-        </w:pBdr>
-        <w:spacing w:before="120"/>
-        <w:rPr>
-          <w:rFonts w:ascii="Arial" w:eastAsia="Calibri" w:hAnsi="Arial" w:cs="Arial"/>
-          <w:b/>
-          <w:color w:val="000000"/>
-          <w:sz w:val="22"/>
-          <w:szCs w:val="22"/>
-        </w:rPr>
-      </w:pPr>
-      <w:r>
-        <w:rPr>
-          <w:rFonts w:ascii="Arial" w:eastAsia="Calibri" w:hAnsi="Arial" w:cs="Arial"/>
-          <w:b/>
-          <w:color w:val="000000"/>
-          <w:sz w:val="22"/>
-          <w:szCs w:val="22"/>
-        </w:rPr>
-        <w:t>SKILLS</w:t>
-      </w:r>
-    </w:p>
-    <w:p>
-      <w:pPr>
-        <w:pStyle w:val="ListParagraph"/>
-        <w:numPr>
-          <w:ilvl w:val="0"/>
-          <w:numId w:val="2"/>
-        </w:numPr>
-        <w:pBdr>
-          <w:top w:val="nil"/>
-          <w:left w:val="nil"/>
-          <w:bottom w:val="nil"/>
-          <w:right w:val="nil"/>
-          <w:between w:val="nil"/>
-        </w:pBdr>
-        <w:spacing w:before="120"/>
-        <w:rPr>
-          <w:rFonts w:ascii="Arial" w:eastAsia="Calibri" w:hAnsi="Arial" w:cs="Arial"/>
-          <w:b/>
-          <w:bCs/>
-          <w:color w:val="000000"/>
-          <w:sz w:val="20"/>
-          <w:szCs w:val="20"/>
-        </w:rPr>
-      </w:pPr>
-      <w:r>
-        <w:rPr>
-          <w:rFonts w:ascii="Arial" w:eastAsia="Calibri" w:hAnsi="Arial" w:cs="Arial"/>
-          <w:b/>
-          <w:bCs/>
-          <w:color w:val="000000"/>
-          <w:sz w:val="20"/>
-          <w:szCs w:val="20"/>
-        </w:rPr>
-        <w:t>L</w:t>
-      </w:r>
-      <w:r>
-        <w:rPr>
-          <w:rFonts w:ascii="Arial" w:eastAsia="Calibri" w:hAnsi="Arial" w:cs="Arial"/>
-          <w:b/>
-          <w:bCs/>
-          <w:color w:val="000000"/>
-          <w:sz w:val="20"/>
-          <w:szCs w:val="20"/>
-        </w:rPr>
-        <w:t>anguages:</w:t>
-      </w:r>
-      <w:r>
-        <w:rPr>
-          <w:rFonts w:ascii="Arial" w:eastAsia="Calibri" w:hAnsi="Arial" w:cs="Arial"/>
-          <w:b/>
-          <w:bCs/>
-          <w:color w:val="000000"/>
-          <w:sz w:val="20"/>
-          <w:szCs w:val="20"/>
-        </w:rPr>
-        <w:t xml:space="preserve"> </w:t>
-      </w:r>
-      <w:r>
-        <w:rPr>
-          <w:rFonts w:ascii="Arial" w:eastAsia="Calibri" w:hAnsi="Arial" w:cs="Arial"/>
-          <w:color w:val="000000"/>
-          <w:sz w:val="20"/>
-          <w:szCs w:val="20"/>
-        </w:rPr>
-        <w:t>Python</w:t>
-      </w:r>
-      <w:r>
-        <w:rPr>
-          <w:rFonts w:ascii="Arial" w:eastAsia="Calibri" w:hAnsi="Arial" w:cs="Arial"/>
-          <w:color w:val="000000"/>
-          <w:sz w:val="20"/>
-          <w:szCs w:val="20"/>
-        </w:rPr>
-        <w:t>,</w:t>
-      </w:r>
-      <w:r>
-        <w:rPr>
-          <w:rFonts w:ascii="Arial" w:eastAsia="Calibri" w:hAnsi="Arial" w:cs="Arial"/>
-          <w:color w:val="000000"/>
-          <w:sz w:val="20"/>
-          <w:szCs w:val="20"/>
-        </w:rPr>
-        <w:t xml:space="preserve"> PHP, Java, SQL, HTML/CSS, JavaScript</w:t>
-      </w:r>
-      <w:r>
-        <w:rPr>
-          <w:rFonts w:ascii="Arial" w:eastAsia="Calibri" w:hAnsi="Arial" w:cs="Arial"/>
-          <w:color w:val="000000"/>
-          <w:sz w:val="20"/>
-          <w:szCs w:val="20"/>
-        </w:rPr>
-        <w:t>, MATLAB, C, Haskell, Ruby</w:t>
-      </w:r>
-    </w:p>
-    <w:p>
-      <w:pPr>
-        <w:pStyle w:val="ListParagraph"/>
-        <w:numPr>
-          <w:ilvl w:val="0"/>
-          <w:numId w:val="2"/>
-        </w:numPr>
-        <w:pBdr>
-          <w:top w:val="nil"/>
-          <w:left w:val="nil"/>
-          <w:bottom w:val="nil"/>
-          <w:right w:val="nil"/>
-          <w:between w:val="nil"/>
-        </w:pBdr>
-        <w:spacing w:before="120"/>
-        <w:rPr>
-          <w:rFonts w:ascii="Arial" w:eastAsia="Calibri" w:hAnsi="Arial" w:cs="Arial"/>
-          <w:b/>
-          <w:bCs/>
-          <w:color w:val="000000"/>
-          <w:sz w:val="20"/>
-          <w:szCs w:val="20"/>
-        </w:rPr>
-      </w:pPr>
-      <w:r>
-        <w:rPr>
-          <w:rFonts w:ascii="Arial" w:eastAsia="Calibri" w:hAnsi="Arial" w:cs="Arial"/>
-          <w:b/>
-          <w:bCs/>
-          <w:color w:val="000000"/>
-          <w:sz w:val="20"/>
-          <w:szCs w:val="20"/>
-        </w:rPr>
-        <w:t>Frameworks</w:t>
-      </w:r>
-      <w:r>
-        <w:rPr>
-          <w:rFonts w:ascii="Arial" w:eastAsia="Calibri" w:hAnsi="Arial" w:cs="Arial"/>
-          <w:b/>
-          <w:bCs/>
-          <w:color w:val="000000"/>
-          <w:sz w:val="20"/>
-          <w:szCs w:val="20"/>
-        </w:rPr>
-        <w:t xml:space="preserve">: </w:t>
-      </w:r>
-      <w:r>
-        <w:rPr>
-          <w:rFonts w:ascii="Arial" w:eastAsia="Calibri" w:hAnsi="Arial" w:cs="Arial"/>
-          <w:color w:val="000000"/>
-          <w:sz w:val="20"/>
-          <w:szCs w:val="20"/>
-        </w:rPr>
-        <w:t>Django</w:t>
-      </w:r>
-      <w:r>
-        <w:rPr>
-          <w:rFonts w:ascii="Arial" w:eastAsia="Calibri" w:hAnsi="Arial" w:cs="Arial"/>
-          <w:color w:val="000000"/>
-          <w:sz w:val="20"/>
-          <w:szCs w:val="20"/>
-        </w:rPr>
-        <w:t xml:space="preserve"> (</w:t>
-      </w:r>
-      <w:r>
-        <w:rPr>
-          <w:rFonts w:ascii="Arial" w:eastAsia="Calibri" w:hAnsi="Arial" w:cs="Arial"/>
-          <w:color w:val="000000"/>
-          <w:sz w:val="20"/>
-          <w:szCs w:val="20"/>
-        </w:rPr>
-        <w:t>Python</w:t>
-      </w:r>
-      <w:r>
-        <w:rPr>
-          <w:rFonts w:ascii="Arial" w:eastAsia="Calibri" w:hAnsi="Arial" w:cs="Arial"/>
-          <w:color w:val="000000"/>
-          <w:sz w:val="20"/>
-          <w:szCs w:val="20"/>
-        </w:rPr>
-        <w:t xml:space="preserve">), </w:t>
-      </w:r>
-      <w:r>
-        <w:rPr>
-          <w:rFonts w:ascii="Arial" w:eastAsia="Calibri" w:hAnsi="Arial" w:cs="Arial"/>
-          <w:color w:val="000000"/>
-          <w:sz w:val="20"/>
-          <w:szCs w:val="20"/>
-        </w:rPr>
-        <w:t>Bootstrap (HTML/CSS)</w:t>
-      </w:r>
-      <w:r>
-        <w:rPr>
-          <w:rFonts w:ascii="Arial" w:eastAsia="Calibri" w:hAnsi="Arial" w:cs="Arial"/>
-          <w:color w:val="000000"/>
-          <w:sz w:val="20"/>
-          <w:szCs w:val="20"/>
-        </w:rPr>
-        <w:t xml:space="preserve">, </w:t>
-      </w:r>
-      <w:r>
-        <w:rPr>
-          <w:rFonts w:ascii="Arial" w:eastAsia="Calibri" w:hAnsi="Arial" w:cs="Arial"/>
-          <w:color w:val="000000"/>
-          <w:sz w:val="20"/>
-          <w:szCs w:val="20"/>
-        </w:rPr>
-        <w:t>Ruby on Rails (</w:t>
-      </w:r>
-      <w:r>
-        <w:rPr>
-          <w:rFonts w:ascii="Arial" w:eastAsia="Calibri" w:hAnsi="Arial" w:cs="Arial"/>
-          <w:color w:val="000000"/>
-          <w:sz w:val="20"/>
-          <w:szCs w:val="20"/>
-        </w:rPr>
-        <w:t>Ruby</w:t>
-      </w:r>
-      <w:r>
-        <w:rPr>
-          <w:rFonts w:ascii="Arial" w:eastAsia="Calibri" w:hAnsi="Arial" w:cs="Arial"/>
-          <w:color w:val="000000"/>
-          <w:sz w:val="20"/>
-          <w:szCs w:val="20"/>
-        </w:rPr>
-        <w:t>)</w:t>
-      </w:r>
-    </w:p>
-    <w:p>
-      <w:pPr>
-        <w:pStyle w:val="ListParagraph"/>
-        <w:numPr>
-          <w:ilvl w:val="0"/>
-          <w:numId w:val="2"/>
-        </w:numPr>
-        <w:pBdr>
-          <w:top w:val="nil"/>
-          <w:left w:val="nil"/>
-          <w:bottom w:val="nil"/>
-          <w:right w:val="nil"/>
-          <w:between w:val="nil"/>
-        </w:pBdr>
-        <w:spacing w:before="120"/>
-        <w:rPr>
-          <w:rFonts w:ascii="Arial" w:eastAsia="Calibri" w:hAnsi="Arial" w:cs="Arial"/>
-          <w:b/>
-          <w:bCs/>
-          <w:color w:val="000000"/>
-          <w:sz w:val="20"/>
-          <w:szCs w:val="20"/>
-        </w:rPr>
-      </w:pPr>
-      <w:r>
-        <w:rPr>
-          <w:rFonts w:ascii="Arial" w:eastAsia="Calibri" w:hAnsi="Arial" w:cs="Arial"/>
-          <w:b/>
-          <w:bCs/>
-          <w:color w:val="000000"/>
-          <w:sz w:val="20"/>
-          <w:szCs w:val="20"/>
-        </w:rPr>
-        <w:t>T</w:t>
-      </w:r>
-      <w:r>
-        <w:rPr>
-          <w:rFonts w:ascii="Arial" w:eastAsia="Calibri" w:hAnsi="Arial" w:cs="Arial"/>
-          <w:b/>
-          <w:bCs/>
-          <w:color w:val="000000"/>
-          <w:sz w:val="20"/>
-          <w:szCs w:val="20"/>
-        </w:rPr>
-        <w:t>ools:</w:t>
-      </w:r>
-      <w:r>
-        <w:rPr>
-          <w:rFonts w:ascii="Arial" w:eastAsia="Calibri" w:hAnsi="Arial" w:cs="Arial"/>
-          <w:b/>
-          <w:bCs/>
-          <w:color w:val="000000"/>
-          <w:sz w:val="20"/>
-          <w:szCs w:val="20"/>
-        </w:rPr>
-        <w:t xml:space="preserve"> </w:t>
-      </w:r>
-      <w:r>
-        <w:rPr>
-          <w:rFonts w:ascii="Arial" w:eastAsia="Calibri" w:hAnsi="Arial" w:cs="Arial"/>
-          <w:color w:val="000000"/>
-          <w:sz w:val="20"/>
-          <w:szCs w:val="20"/>
-        </w:rPr>
-        <w:t>Git, Bash,</w:t>
-      </w:r>
-      <w:r>
-        <w:rPr>
-          <w:rFonts w:ascii="Arial" w:eastAsia="Calibri" w:hAnsi="Arial" w:cs="Arial"/>
-          <w:color w:val="000000"/>
-          <w:sz w:val="20"/>
-          <w:szCs w:val="20"/>
-        </w:rPr>
-        <w:t xml:space="preserve"> MySQL,</w:t>
-      </w:r>
-      <w:r>
-        <w:rPr>
-          <w:rFonts w:ascii="Arial" w:eastAsia="Calibri" w:hAnsi="Arial" w:cs="Arial"/>
-          <w:color w:val="000000"/>
-          <w:sz w:val="20"/>
-          <w:szCs w:val="20"/>
-        </w:rPr>
-        <w:t xml:space="preserve"> Docker, Apache HTTP Server, A</w:t>
-      </w:r>
-      <w:r>
-        <w:rPr>
-          <w:rFonts w:ascii="Arial" w:eastAsia="Calibri" w:hAnsi="Arial" w:cs="Arial"/>
-          <w:color w:val="000000"/>
-          <w:sz w:val="20"/>
-          <w:szCs w:val="20"/>
-        </w:rPr>
-        <w:t xml:space="preserve">mazon </w:t>
-      </w:r>
-      <w:r>
-        <w:rPr>
-          <w:rFonts w:ascii="Arial" w:eastAsia="Calibri" w:hAnsi="Arial" w:cs="Arial"/>
-          <w:color w:val="000000"/>
-          <w:sz w:val="20"/>
-          <w:szCs w:val="20"/>
-        </w:rPr>
-        <w:t>W</w:t>
-      </w:r>
-      <w:r>
-        <w:rPr>
-          <w:rFonts w:ascii="Arial" w:eastAsia="Calibri" w:hAnsi="Arial" w:cs="Arial"/>
-          <w:color w:val="000000"/>
-          <w:sz w:val="20"/>
-          <w:szCs w:val="20"/>
-        </w:rPr>
-        <w:t xml:space="preserve">eb </w:t>
-      </w:r>
-      <w:r>
-        <w:rPr>
-          <w:rFonts w:ascii="Arial" w:eastAsia="Calibri" w:hAnsi="Arial" w:cs="Arial"/>
-          <w:color w:val="000000"/>
-          <w:sz w:val="20"/>
-          <w:szCs w:val="20"/>
-        </w:rPr>
-        <w:t>S</w:t>
-      </w:r>
-      <w:r>
-        <w:rPr>
-          <w:rFonts w:ascii="Arial" w:eastAsia="Calibri" w:hAnsi="Arial" w:cs="Arial"/>
-          <w:color w:val="000000"/>
-          <w:sz w:val="20"/>
-          <w:szCs w:val="20"/>
-        </w:rPr>
-        <w:t>ervices (AWS)</w:t>
-      </w:r>
-    </w:p>
-    <w:p>
-      <w:pPr>
-        <w:pBdr>
-          <w:top w:val="nil"/>
-          <w:left w:val="nil"/>
-          <w:bottom w:val="single" w:sz="4" w:space="1" w:color="000000"/>
-          <w:right w:val="nil"/>
-          <w:between w:val="nil"/>
-        </w:pBdr>
-        <w:rPr>
-          <w:rFonts w:ascii="Arial" w:eastAsia="Calibri" w:hAnsi="Arial" w:cs="Arial"/>
-          <w:b/>
-          <w:smallCaps/>
-          <w:color w:val="000000"/>
-          <w:sz w:val="20"/>
-          <w:szCs w:val="20"/>
-        </w:rPr>
-      </w:pPr>
-    </w:p>
-    <w:p>
-      <w:pPr>
-        <w:pBdr>
-          <w:top w:val="nil"/>
-          <w:left w:val="nil"/>
-          <w:bottom w:val="nil"/>
-          <w:right w:val="nil"/>
-          <w:between w:val="nil"/>
-        </w:pBdr>
-        <w:spacing w:before="120"/>
-        <w:rPr>
-          <w:rFonts w:ascii="Arial" w:eastAsia="Calibri" w:hAnsi="Arial" w:cs="Arial"/>
-          <w:b/>
-          <w:color w:val="000000"/>
-          <w:sz w:val="22"/>
-          <w:szCs w:val="22"/>
-        </w:rPr>
-      </w:pPr>
-      <w:r>
-        <w:rPr>
-          <w:rFonts w:ascii="Arial" w:eastAsia="Calibri" w:hAnsi="Arial" w:cs="Arial"/>
-          <w:b/>
-          <w:color w:val="000000"/>
-          <w:sz w:val="22"/>
-          <w:szCs w:val="22"/>
-        </w:rPr>
-        <w:t>ADDITIONAL ACHIEVEMENTS</w:t>
       </w:r>
     </w:p>
     <w:p>
@@ -3413,7 +1630,642 @@
           <w:sz w:val="20"/>
           <w:szCs w:val="20"/>
         </w:rPr>
-        <w:t xml:space="preserve"> (AFHEA)</w:t>
+        <w:t xml:space="preserve"> (AFHEA).</w:t>
+      </w:r>
+    </w:p>
+    <w:p>
+      <w:pPr>
+        <w:pBdr>
+          <w:top w:val="nil"/>
+          <w:left w:val="nil"/>
+          <w:bottom w:val="single" w:sz="4" w:space="1" w:color="000000"/>
+          <w:right w:val="nil"/>
+          <w:between w:val="nil"/>
+        </w:pBdr>
+        <w:rPr>
+          <w:rFonts w:ascii="Arial" w:eastAsia="Calibri" w:hAnsi="Arial" w:cs="Arial"/>
+          <w:b/>
+          <w:smallCaps/>
+          <w:color w:val="000000"/>
+          <w:sz w:val="20"/>
+          <w:szCs w:val="20"/>
+        </w:rPr>
+      </w:pPr>
+    </w:p>
+    <w:p>
+      <w:pPr>
+        <w:pBdr>
+          <w:top w:val="nil"/>
+          <w:left w:val="nil"/>
+          <w:bottom w:val="nil"/>
+          <w:right w:val="nil"/>
+          <w:between w:val="nil"/>
+        </w:pBdr>
+        <w:spacing w:before="120"/>
+        <w:rPr>
+          <w:rFonts w:ascii="Arial" w:eastAsia="Calibri" w:hAnsi="Arial" w:cs="Arial"/>
+          <w:b/>
+          <w:color w:val="000000"/>
+          <w:sz w:val="22"/>
+          <w:szCs w:val="22"/>
+        </w:rPr>
+      </w:pPr>
+      <w:r>
+        <w:rPr>
+          <w:rFonts w:ascii="Arial" w:eastAsia="Calibri" w:hAnsi="Arial" w:cs="Arial"/>
+          <w:b/>
+          <w:color w:val="000000"/>
+          <w:sz w:val="22"/>
+          <w:szCs w:val="22"/>
+        </w:rPr>
+        <w:t>EDUCATION</w:t>
+      </w:r>
+    </w:p>
+    <w:p>
+      <w:pPr>
+        <w:pBdr>
+          <w:top w:val="nil"/>
+          <w:left w:val="nil"/>
+          <w:bottom w:val="nil"/>
+          <w:right w:val="nil"/>
+          <w:between w:val="nil"/>
+        </w:pBdr>
+        <w:tabs>
+          <w:tab w:val="right" w:pos="11340"/>
+        </w:tabs>
+        <w:spacing w:before="120"/>
+        <w:rPr>
+          <w:rFonts w:ascii="Arial" w:eastAsia="Calibri" w:hAnsi="Arial" w:cs="Arial"/>
+          <w:b/>
+          <w:color w:val="000000"/>
+          <w:sz w:val="20"/>
+          <w:szCs w:val="20"/>
+        </w:rPr>
+      </w:pPr>
+      <w:r>
+        <w:rPr>
+          <w:rFonts w:ascii="Arial" w:eastAsia="Calibri" w:hAnsi="Arial" w:cs="Arial"/>
+          <w:b/>
+          <w:color w:val="000000"/>
+          <w:sz w:val="20"/>
+          <w:szCs w:val="20"/>
+        </w:rPr>
+        <w:t>Master of Informatics</w:t>
+      </w:r>
+      <w:r>
+        <w:rPr>
+          <w:rFonts w:ascii="Arial" w:eastAsia="Calibri" w:hAnsi="Arial" w:cs="Arial"/>
+          <w:b/>
+          <w:color w:val="000000"/>
+          <w:sz w:val="20"/>
+          <w:szCs w:val="20"/>
+        </w:rPr>
+        <w:t xml:space="preserve"> (MInf, CEng, CITP, CSci) /</w:t>
+      </w:r>
+      <w:r>
+        <w:rPr>
+          <w:rFonts w:ascii="Arial" w:eastAsia="Calibri" w:hAnsi="Arial" w:cs="Arial"/>
+          <w:b/>
+          <w:color w:val="000000"/>
+          <w:sz w:val="20"/>
+          <w:szCs w:val="20"/>
+        </w:rPr>
+        <w:t xml:space="preserve"> </w:t>
+      </w:r>
+      <w:r>
+        <w:rPr>
+          <w:rFonts w:ascii="Arial" w:eastAsia="Calibri" w:hAnsi="Arial" w:cs="Arial"/>
+          <w:b/>
+          <w:color w:val="000000"/>
+          <w:sz w:val="20"/>
+          <w:szCs w:val="20"/>
+        </w:rPr>
+        <w:t>University of Edinburg</w:t>
+      </w:r>
+      <w:r>
+        <w:rPr>
+          <w:rFonts w:ascii="Arial" w:eastAsia="Calibri" w:hAnsi="Arial" w:cs="Arial"/>
+          <w:b/>
+          <w:color w:val="000000"/>
+          <w:sz w:val="20"/>
+          <w:szCs w:val="20"/>
+        </w:rPr>
+        <w:t>h</w:t>
+      </w:r>
+      <w:r>
+        <w:rPr>
+          <w:rFonts w:ascii="Arial" w:eastAsia="Calibri" w:hAnsi="Arial" w:cs="Arial"/>
+          <w:bCs/>
+          <w:color w:val="000000"/>
+          <w:sz w:val="20"/>
+          <w:szCs w:val="20"/>
+        </w:rPr>
+        <w:tab/>
+      </w:r>
+      <w:r>
+        <w:rPr>
+          <w:rFonts w:ascii="Arial" w:eastAsia="Calibri" w:hAnsi="Arial" w:cs="Arial"/>
+          <w:bCs/>
+          <w:color w:val="000000"/>
+          <w:sz w:val="20"/>
+          <w:szCs w:val="20"/>
+        </w:rPr>
+        <w:t>20</w:t>
+      </w:r>
+      <w:r>
+        <w:rPr>
+          <w:rFonts w:ascii="Arial" w:eastAsia="Calibri" w:hAnsi="Arial" w:cs="Arial"/>
+          <w:bCs/>
+          <w:color w:val="000000"/>
+          <w:sz w:val="20"/>
+          <w:szCs w:val="20"/>
+        </w:rPr>
+        <w:t>13-2018</w:t>
+      </w:r>
+    </w:p>
+    <w:p>
+      <w:pPr>
+        <w:pStyle w:val="ListParagraph"/>
+        <w:numPr>
+          <w:ilvl w:val="0"/>
+          <w:numId w:val="6"/>
+        </w:numPr>
+        <w:pBdr>
+          <w:top w:val="nil"/>
+          <w:left w:val="nil"/>
+          <w:bottom w:val="nil"/>
+          <w:right w:val="nil"/>
+          <w:between w:val="nil"/>
+        </w:pBdr>
+        <w:rPr>
+          <w:rFonts w:ascii="Arial" w:eastAsia="Calibri" w:hAnsi="Arial" w:cs="Arial"/>
+          <w:bCs/>
+          <w:color w:val="000000"/>
+          <w:sz w:val="20"/>
+          <w:szCs w:val="20"/>
+        </w:rPr>
+      </w:pPr>
+      <w:r>
+        <w:rPr>
+          <w:rFonts w:ascii="Arial" w:eastAsia="Calibri" w:hAnsi="Arial" w:cs="Arial"/>
+          <w:bCs/>
+          <w:color w:val="000000"/>
+          <w:sz w:val="20"/>
+          <w:szCs w:val="20"/>
+        </w:rPr>
+        <w:t xml:space="preserve">Graduated with </w:t>
+      </w:r>
+      <w:r>
+        <w:rPr>
+          <w:rFonts w:ascii="Arial" w:eastAsia="Calibri" w:hAnsi="Arial" w:cs="Arial"/>
+          <w:bCs/>
+          <w:color w:val="000000"/>
+          <w:sz w:val="20"/>
+          <w:szCs w:val="20"/>
+        </w:rPr>
+        <w:t>First Class Honours</w:t>
+      </w:r>
+      <w:r>
+        <w:rPr>
+          <w:rFonts w:ascii="Arial" w:eastAsia="Calibri" w:hAnsi="Arial" w:cs="Arial"/>
+          <w:bCs/>
+          <w:color w:val="000000"/>
+          <w:sz w:val="20"/>
+          <w:szCs w:val="20"/>
+        </w:rPr>
+        <w:t xml:space="preserve">, achieving </w:t>
+      </w:r>
+      <w:r>
+        <w:rPr>
+          <w:rFonts w:ascii="Arial" w:eastAsia="Calibri" w:hAnsi="Arial" w:cs="Arial"/>
+          <w:color w:val="000000"/>
+          <w:sz w:val="20"/>
+          <w:szCs w:val="20"/>
+        </w:rPr>
+        <w:t>83%-</w:t>
+      </w:r>
+      <w:r>
+        <w:rPr>
+          <w:rFonts w:ascii="Arial" w:eastAsia="Calibri" w:hAnsi="Arial" w:cs="Arial"/>
+          <w:color w:val="000000"/>
+          <w:sz w:val="20"/>
+          <w:szCs w:val="20"/>
+        </w:rPr>
+        <w:t>100</w:t>
+      </w:r>
+      <w:r>
+        <w:rPr>
+          <w:rFonts w:ascii="Arial" w:eastAsia="Calibri" w:hAnsi="Arial" w:cs="Arial"/>
+          <w:color w:val="000000"/>
+          <w:sz w:val="20"/>
+          <w:szCs w:val="20"/>
+        </w:rPr>
+        <w:t xml:space="preserve">% in all </w:t>
+      </w:r>
+      <w:r>
+        <w:rPr>
+          <w:rFonts w:ascii="Arial" w:eastAsia="Calibri" w:hAnsi="Arial" w:cs="Arial"/>
+          <w:color w:val="000000"/>
+          <w:sz w:val="20"/>
+          <w:szCs w:val="20"/>
+        </w:rPr>
+        <w:t>10</w:t>
+      </w:r>
+      <w:r>
+        <w:rPr>
+          <w:rFonts w:ascii="Arial" w:eastAsia="Calibri" w:hAnsi="Arial" w:cs="Arial"/>
+          <w:color w:val="000000"/>
+          <w:sz w:val="20"/>
+          <w:szCs w:val="20"/>
+        </w:rPr>
+        <w:t xml:space="preserve"> </w:t>
+      </w:r>
+      <w:r>
+        <w:rPr>
+          <w:rFonts w:ascii="Arial" w:eastAsia="Calibri" w:hAnsi="Arial" w:cs="Arial"/>
+          <w:color w:val="000000"/>
+          <w:sz w:val="20"/>
+          <w:szCs w:val="20"/>
+        </w:rPr>
+        <w:t>software engineering courses.</w:t>
+      </w:r>
+    </w:p>
+    <w:p>
+      <w:pPr>
+        <w:pStyle w:val="ListParagraph"/>
+        <w:numPr>
+          <w:ilvl w:val="0"/>
+          <w:numId w:val="3"/>
+        </w:numPr>
+        <w:pBdr>
+          <w:top w:val="nil"/>
+          <w:left w:val="nil"/>
+          <w:bottom w:val="nil"/>
+          <w:right w:val="nil"/>
+          <w:between w:val="nil"/>
+        </w:pBdr>
+        <w:rPr>
+          <w:rFonts w:ascii="Arial" w:eastAsia="Calibri" w:hAnsi="Arial" w:cs="Arial"/>
+          <w:bCs/>
+          <w:color w:val="000000"/>
+          <w:sz w:val="20"/>
+          <w:szCs w:val="20"/>
+        </w:rPr>
+      </w:pPr>
+      <w:r>
+        <w:rPr>
+          <w:rFonts w:ascii="Arial" w:eastAsia="Calibri" w:hAnsi="Arial" w:cs="Arial"/>
+          <w:color w:val="000000"/>
+          <w:sz w:val="20"/>
+          <w:szCs w:val="20"/>
+        </w:rPr>
+        <w:t xml:space="preserve">Awarded </w:t>
+      </w:r>
+      <w:r>
+        <w:rPr>
+          <w:rFonts w:ascii="Arial" w:eastAsia="Calibri" w:hAnsi="Arial" w:cs="Arial"/>
+          <w:color w:val="000000"/>
+          <w:sz w:val="20"/>
+          <w:szCs w:val="20"/>
+        </w:rPr>
+        <w:t>British Computer Society</w:t>
+      </w:r>
+      <w:r>
+        <w:rPr>
+          <w:rFonts w:ascii="Arial" w:eastAsia="Calibri" w:hAnsi="Arial" w:cs="Arial"/>
+          <w:color w:val="000000"/>
+          <w:sz w:val="20"/>
+          <w:szCs w:val="20"/>
+        </w:rPr>
+        <w:t xml:space="preserve"> (BCS)</w:t>
+      </w:r>
+      <w:r>
+        <w:rPr>
+          <w:rFonts w:ascii="Arial" w:eastAsia="Calibri" w:hAnsi="Arial" w:cs="Arial"/>
+          <w:color w:val="000000"/>
+          <w:sz w:val="20"/>
+          <w:szCs w:val="20"/>
+        </w:rPr>
+        <w:t xml:space="preserve"> Prize for </w:t>
+      </w:r>
+      <w:r>
+        <w:rPr>
+          <w:rFonts w:ascii="Arial" w:eastAsia="Calibri" w:hAnsi="Arial" w:cs="Arial"/>
+          <w:color w:val="000000"/>
+          <w:sz w:val="20"/>
+          <w:szCs w:val="20"/>
+        </w:rPr>
+        <w:t xml:space="preserve">Top Performance in </w:t>
+      </w:r>
+      <w:r>
+        <w:rPr>
+          <w:rFonts w:ascii="Arial" w:eastAsia="Calibri" w:hAnsi="Arial" w:cs="Arial"/>
+          <w:color w:val="000000"/>
+          <w:sz w:val="20"/>
+          <w:szCs w:val="20"/>
+        </w:rPr>
+        <w:t>Professional Issues</w:t>
+      </w:r>
+      <w:r>
+        <w:rPr>
+          <w:rFonts w:ascii="Arial" w:eastAsia="Calibri" w:hAnsi="Arial" w:cs="Arial"/>
+          <w:color w:val="000000"/>
+          <w:sz w:val="20"/>
+          <w:szCs w:val="20"/>
+        </w:rPr>
+        <w:t xml:space="preserve"> (99%).</w:t>
+      </w:r>
+    </w:p>
+    <w:p>
+      <w:pPr>
+        <w:pBdr>
+          <w:top w:val="nil"/>
+          <w:left w:val="nil"/>
+          <w:bottom w:val="single" w:sz="4" w:space="1" w:color="000000"/>
+          <w:right w:val="nil"/>
+          <w:between w:val="nil"/>
+        </w:pBdr>
+        <w:rPr>
+          <w:rFonts w:ascii="Arial" w:eastAsia="Calibri" w:hAnsi="Arial" w:cs="Arial"/>
+          <w:b/>
+          <w:smallCaps/>
+          <w:color w:val="000000"/>
+          <w:sz w:val="20"/>
+          <w:szCs w:val="20"/>
+        </w:rPr>
+      </w:pPr>
+    </w:p>
+    <w:p>
+      <w:pPr>
+        <w:pBdr>
+          <w:top w:val="nil"/>
+          <w:left w:val="nil"/>
+          <w:bottom w:val="nil"/>
+          <w:right w:val="nil"/>
+          <w:between w:val="nil"/>
+        </w:pBdr>
+        <w:spacing w:before="120"/>
+        <w:rPr>
+          <w:rFonts w:ascii="Arial" w:eastAsia="Calibri" w:hAnsi="Arial" w:cs="Arial"/>
+          <w:b/>
+          <w:color w:val="000000"/>
+          <w:sz w:val="22"/>
+          <w:szCs w:val="22"/>
+        </w:rPr>
+      </w:pPr>
+      <w:r>
+        <w:rPr>
+          <w:rFonts w:ascii="Arial" w:eastAsia="Calibri" w:hAnsi="Arial" w:cs="Arial"/>
+          <w:b/>
+          <w:color w:val="000000"/>
+          <w:sz w:val="22"/>
+          <w:szCs w:val="22"/>
+        </w:rPr>
+        <w:t>PROJECTS</w:t>
+      </w:r>
+    </w:p>
+    <w:p>
+      <w:pPr>
+        <w:pBdr>
+          <w:top w:val="nil"/>
+          <w:left w:val="nil"/>
+          <w:bottom w:val="nil"/>
+          <w:right w:val="nil"/>
+          <w:between w:val="nil"/>
+        </w:pBdr>
+        <w:spacing w:before="120"/>
+        <w:rPr>
+          <w:rFonts w:ascii="Arial" w:eastAsia="Calibri" w:hAnsi="Arial" w:cs="Arial"/>
+          <w:b/>
+          <w:color w:val="000000"/>
+          <w:sz w:val="20"/>
+          <w:szCs w:val="20"/>
+        </w:rPr>
+      </w:pPr>
+      <w:r>
+        <w:rPr>
+          <w:rFonts w:ascii="Arial" w:eastAsia="Calibri" w:hAnsi="Arial" w:cs="Arial"/>
+          <w:b/>
+          <w:color w:val="000000"/>
+          <w:sz w:val="20"/>
+          <w:szCs w:val="20"/>
+        </w:rPr>
+        <w:t xml:space="preserve">My Mona Lisa: A </w:t>
+      </w:r>
+      <w:r>
+        <w:rPr>
+          <w:rFonts w:ascii="Arial" w:eastAsia="Calibri" w:hAnsi="Arial" w:cs="Arial"/>
+          <w:b/>
+          <w:color w:val="000000"/>
+          <w:sz w:val="20"/>
+          <w:szCs w:val="20"/>
+        </w:rPr>
+        <w:t>P</w:t>
+      </w:r>
+      <w:r>
+        <w:rPr>
+          <w:rFonts w:ascii="Arial" w:eastAsia="Calibri" w:hAnsi="Arial" w:cs="Arial"/>
+          <w:b/>
+          <w:color w:val="000000"/>
+          <w:sz w:val="20"/>
+          <w:szCs w:val="20"/>
+        </w:rPr>
+        <w:t xml:space="preserve">ersonal </w:t>
+      </w:r>
+      <w:r>
+        <w:rPr>
+          <w:rFonts w:ascii="Arial" w:eastAsia="Calibri" w:hAnsi="Arial" w:cs="Arial"/>
+          <w:b/>
+          <w:color w:val="000000"/>
+          <w:sz w:val="20"/>
+          <w:szCs w:val="20"/>
+        </w:rPr>
+        <w:t>W</w:t>
+      </w:r>
+      <w:r>
+        <w:rPr>
+          <w:rFonts w:ascii="Arial" w:eastAsia="Calibri" w:hAnsi="Arial" w:cs="Arial"/>
+          <w:b/>
+          <w:color w:val="000000"/>
+          <w:sz w:val="20"/>
+          <w:szCs w:val="20"/>
+        </w:rPr>
+        <w:t>ebsite</w:t>
+      </w:r>
+      <w:r>
+        <w:rPr>
+          <w:rFonts w:ascii="Arial" w:eastAsia="Calibri" w:hAnsi="Arial" w:cs="Arial"/>
+          <w:b/>
+          <w:color w:val="000000"/>
+          <w:sz w:val="20"/>
+          <w:szCs w:val="20"/>
+        </w:rPr>
+        <w:t xml:space="preserve"> / </w:t>
+      </w:r>
+      <w:hyperlink r:id="rId12" w:history="1">
+        <w:r>
+          <w:rPr>
+            <w:rStyle w:val="Hyperlink"/>
+            <w:rFonts w:ascii="Arial" w:eastAsia="Calibri" w:hAnsi="Arial" w:cs="Arial"/>
+            <w:b/>
+            <w:sz w:val="20"/>
+            <w:szCs w:val="20"/>
+          </w:rPr>
+          <w:t>https://rmsy.me/projects/website/</w:t>
+        </w:r>
+      </w:hyperlink>
+      <w:r>
+        <w:rPr>
+          <w:rFonts w:ascii="Arial" w:eastAsia="Calibri" w:hAnsi="Arial" w:cs="Arial"/>
+          <w:b/>
+          <w:color w:val="000000"/>
+          <w:sz w:val="20"/>
+          <w:szCs w:val="20"/>
+        </w:rPr>
+        <w:t xml:space="preserve"> </w:t>
+      </w:r>
+    </w:p>
+    <w:p>
+      <w:pPr>
+        <w:pStyle w:val="ListParagraph"/>
+        <w:numPr>
+          <w:ilvl w:val="0"/>
+          <w:numId w:val="2"/>
+        </w:numPr>
+        <w:pBdr>
+          <w:top w:val="nil"/>
+          <w:left w:val="nil"/>
+          <w:bottom w:val="nil"/>
+          <w:right w:val="nil"/>
+          <w:between w:val="nil"/>
+        </w:pBdr>
+        <w:rPr>
+          <w:rFonts w:ascii="Arial" w:eastAsia="Calibri" w:hAnsi="Arial" w:cs="Arial"/>
+          <w:color w:val="000000"/>
+          <w:sz w:val="20"/>
+          <w:szCs w:val="20"/>
+        </w:rPr>
+      </w:pPr>
+      <w:r>
+        <w:rPr>
+          <w:rFonts w:ascii="Arial" w:eastAsia="Calibri" w:hAnsi="Arial" w:cs="Arial"/>
+          <w:color w:val="000000"/>
+          <w:sz w:val="20"/>
+          <w:szCs w:val="20"/>
+        </w:rPr>
+        <w:t>D</w:t>
+      </w:r>
+      <w:r>
+        <w:rPr>
+          <w:rFonts w:ascii="Arial" w:eastAsia="Calibri" w:hAnsi="Arial" w:cs="Arial"/>
+          <w:color w:val="000000"/>
+          <w:sz w:val="20"/>
+          <w:szCs w:val="20"/>
+        </w:rPr>
+        <w:t xml:space="preserve">esigned </w:t>
+      </w:r>
+      <w:r>
+        <w:rPr>
+          <w:rFonts w:ascii="Arial" w:eastAsia="Calibri" w:hAnsi="Arial" w:cs="Arial"/>
+          <w:color w:val="000000"/>
+          <w:sz w:val="20"/>
+          <w:szCs w:val="20"/>
+        </w:rPr>
+        <w:t xml:space="preserve">responsive </w:t>
+      </w:r>
+      <w:r>
+        <w:rPr>
+          <w:rFonts w:ascii="Arial" w:eastAsia="Calibri" w:hAnsi="Arial" w:cs="Arial"/>
+          <w:color w:val="000000"/>
+          <w:sz w:val="20"/>
+          <w:szCs w:val="20"/>
+        </w:rPr>
+        <w:t xml:space="preserve">front-end </w:t>
+      </w:r>
+      <w:r>
+        <w:rPr>
+          <w:rFonts w:ascii="Arial" w:eastAsia="Calibri" w:hAnsi="Arial" w:cs="Arial"/>
+          <w:color w:val="000000"/>
+          <w:sz w:val="20"/>
+          <w:szCs w:val="20"/>
+        </w:rPr>
+        <w:t>HTML/CSS templates</w:t>
+      </w:r>
+      <w:r>
+        <w:rPr>
+          <w:rFonts w:ascii="Arial" w:eastAsia="Calibri" w:hAnsi="Arial" w:cs="Arial"/>
+          <w:color w:val="000000"/>
+          <w:sz w:val="20"/>
+          <w:szCs w:val="20"/>
+        </w:rPr>
+        <w:t xml:space="preserve"> with Bootstrap.</w:t>
+      </w:r>
+    </w:p>
+    <w:p>
+      <w:pPr>
+        <w:pStyle w:val="ListParagraph"/>
+        <w:numPr>
+          <w:ilvl w:val="0"/>
+          <w:numId w:val="2"/>
+        </w:numPr>
+        <w:pBdr>
+          <w:top w:val="nil"/>
+          <w:left w:val="nil"/>
+          <w:bottom w:val="nil"/>
+          <w:right w:val="nil"/>
+          <w:between w:val="nil"/>
+        </w:pBdr>
+        <w:rPr>
+          <w:rFonts w:ascii="Arial" w:eastAsia="Calibri" w:hAnsi="Arial" w:cs="Arial"/>
+          <w:color w:val="000000"/>
+          <w:sz w:val="20"/>
+          <w:szCs w:val="20"/>
+        </w:rPr>
+      </w:pPr>
+      <w:r>
+        <w:rPr>
+          <w:rFonts w:ascii="Arial" w:eastAsia="Calibri" w:hAnsi="Arial" w:cs="Arial"/>
+          <w:color w:val="000000"/>
+          <w:sz w:val="20"/>
+          <w:szCs w:val="20"/>
+        </w:rPr>
+        <w:t>B</w:t>
+      </w:r>
+      <w:r>
+        <w:rPr>
+          <w:rFonts w:ascii="Arial" w:eastAsia="Calibri" w:hAnsi="Arial" w:cs="Arial"/>
+          <w:color w:val="000000"/>
+          <w:sz w:val="20"/>
+          <w:szCs w:val="20"/>
+        </w:rPr>
+        <w:t xml:space="preserve">uilt reusable </w:t>
+      </w:r>
+      <w:r>
+        <w:rPr>
+          <w:rFonts w:ascii="Arial" w:eastAsia="Calibri" w:hAnsi="Arial" w:cs="Arial"/>
+          <w:color w:val="000000"/>
+          <w:sz w:val="20"/>
+          <w:szCs w:val="20"/>
+        </w:rPr>
+        <w:t xml:space="preserve">back-end </w:t>
+      </w:r>
+      <w:r>
+        <w:rPr>
+          <w:rFonts w:ascii="Arial" w:eastAsia="Calibri" w:hAnsi="Arial" w:cs="Arial"/>
+          <w:color w:val="000000"/>
+          <w:sz w:val="20"/>
+          <w:szCs w:val="20"/>
+        </w:rPr>
+        <w:t>PHP framework</w:t>
+      </w:r>
+      <w:r>
+        <w:rPr>
+          <w:rFonts w:ascii="Arial" w:eastAsia="Calibri" w:hAnsi="Arial" w:cs="Arial"/>
+          <w:color w:val="000000"/>
+          <w:sz w:val="20"/>
+          <w:szCs w:val="20"/>
+        </w:rPr>
+        <w:t xml:space="preserve"> from scratch</w:t>
       </w:r>
       <w:r>
         <w:rPr>
@@ -3423,6 +2275,862 @@
           <w:szCs w:val="20"/>
         </w:rPr>
         <w:t>.</w:t>
+      </w:r>
+    </w:p>
+    <w:p>
+      <w:pPr>
+        <w:pStyle w:val="ListParagraph"/>
+        <w:numPr>
+          <w:ilvl w:val="0"/>
+          <w:numId w:val="2"/>
+        </w:numPr>
+        <w:pBdr>
+          <w:top w:val="nil"/>
+          <w:left w:val="nil"/>
+          <w:bottom w:val="nil"/>
+          <w:right w:val="nil"/>
+          <w:between w:val="nil"/>
+        </w:pBdr>
+        <w:rPr>
+          <w:rFonts w:ascii="Arial" w:eastAsia="Calibri" w:hAnsi="Arial" w:cs="Arial"/>
+          <w:color w:val="000000"/>
+          <w:sz w:val="20"/>
+          <w:szCs w:val="20"/>
+        </w:rPr>
+      </w:pPr>
+      <w:r>
+        <w:rPr>
+          <w:rFonts w:ascii="Arial" w:eastAsia="Calibri" w:hAnsi="Arial" w:cs="Arial"/>
+          <w:color w:val="000000"/>
+          <w:sz w:val="20"/>
+          <w:szCs w:val="20"/>
+        </w:rPr>
+        <w:t>C</w:t>
+      </w:r>
+      <w:r>
+        <w:rPr>
+          <w:rFonts w:ascii="Arial" w:eastAsia="Calibri" w:hAnsi="Arial" w:cs="Arial"/>
+          <w:color w:val="000000"/>
+          <w:sz w:val="20"/>
+          <w:szCs w:val="20"/>
+        </w:rPr>
+        <w:t>ontaineri</w:t>
+      </w:r>
+      <w:r>
+        <w:rPr>
+          <w:rFonts w:ascii="Arial" w:eastAsia="Calibri" w:hAnsi="Arial" w:cs="Arial"/>
+          <w:color w:val="000000"/>
+          <w:sz w:val="20"/>
+          <w:szCs w:val="20"/>
+        </w:rPr>
+        <w:t>s</w:t>
+      </w:r>
+      <w:r>
+        <w:rPr>
+          <w:rFonts w:ascii="Arial" w:eastAsia="Calibri" w:hAnsi="Arial" w:cs="Arial"/>
+          <w:color w:val="000000"/>
+          <w:sz w:val="20"/>
+          <w:szCs w:val="20"/>
+        </w:rPr>
+        <w:t>ed</w:t>
+      </w:r>
+      <w:r>
+        <w:rPr>
+          <w:rFonts w:ascii="Arial" w:eastAsia="Calibri" w:hAnsi="Arial" w:cs="Arial"/>
+          <w:color w:val="000000"/>
+          <w:sz w:val="20"/>
+          <w:szCs w:val="20"/>
+        </w:rPr>
+        <w:t xml:space="preserve"> application </w:t>
+      </w:r>
+      <w:r>
+        <w:rPr>
+          <w:rFonts w:ascii="Arial" w:eastAsia="Calibri" w:hAnsi="Arial" w:cs="Arial"/>
+          <w:color w:val="000000"/>
+          <w:sz w:val="20"/>
+          <w:szCs w:val="20"/>
+        </w:rPr>
+        <w:t xml:space="preserve">using Docker, built </w:t>
+      </w:r>
+      <w:r>
+        <w:rPr>
+          <w:rFonts w:ascii="Arial" w:eastAsia="Calibri" w:hAnsi="Arial" w:cs="Arial"/>
+          <w:color w:val="000000"/>
+          <w:sz w:val="20"/>
+          <w:szCs w:val="20"/>
+        </w:rPr>
+        <w:t>a</w:t>
+      </w:r>
+      <w:r>
+        <w:rPr>
+          <w:rFonts w:ascii="Arial" w:eastAsia="Calibri" w:hAnsi="Arial" w:cs="Arial"/>
+          <w:color w:val="000000"/>
+          <w:sz w:val="20"/>
+          <w:szCs w:val="20"/>
+        </w:rPr>
+        <w:t xml:space="preserve">utomated </w:t>
+      </w:r>
+      <w:r>
+        <w:rPr>
+          <w:rFonts w:ascii="Arial" w:eastAsia="Calibri" w:hAnsi="Arial" w:cs="Arial"/>
+          <w:color w:val="000000"/>
+          <w:sz w:val="20"/>
+          <w:szCs w:val="20"/>
+        </w:rPr>
+        <w:t xml:space="preserve">DevOps </w:t>
+      </w:r>
+      <w:r>
+        <w:rPr>
+          <w:rFonts w:ascii="Arial" w:eastAsia="Calibri" w:hAnsi="Arial" w:cs="Arial"/>
+          <w:color w:val="000000"/>
+          <w:sz w:val="20"/>
+          <w:szCs w:val="20"/>
+        </w:rPr>
+        <w:t xml:space="preserve">pipeline </w:t>
+      </w:r>
+      <w:r>
+        <w:rPr>
+          <w:rFonts w:ascii="Arial" w:eastAsia="Calibri" w:hAnsi="Arial" w:cs="Arial"/>
+          <w:color w:val="000000"/>
+          <w:sz w:val="20"/>
+          <w:szCs w:val="20"/>
+        </w:rPr>
+        <w:t>using</w:t>
+      </w:r>
+      <w:r>
+        <w:rPr>
+          <w:rFonts w:ascii="Arial" w:eastAsia="Calibri" w:hAnsi="Arial" w:cs="Arial"/>
+          <w:color w:val="000000"/>
+          <w:sz w:val="20"/>
+          <w:szCs w:val="20"/>
+        </w:rPr>
+        <w:t xml:space="preserve"> Bash scripts</w:t>
+      </w:r>
+      <w:r>
+        <w:rPr>
+          <w:rFonts w:ascii="Arial" w:eastAsia="Calibri" w:hAnsi="Arial" w:cs="Arial"/>
+          <w:color w:val="000000"/>
+          <w:sz w:val="20"/>
+          <w:szCs w:val="20"/>
+        </w:rPr>
+        <w:t xml:space="preserve"> and Git hooks;</w:t>
+      </w:r>
+      <w:r>
+        <w:rPr>
+          <w:rFonts w:ascii="Arial" w:eastAsia="Calibri" w:hAnsi="Arial" w:cs="Arial"/>
+          <w:color w:val="000000"/>
+          <w:sz w:val="20"/>
+          <w:szCs w:val="20"/>
+        </w:rPr>
+        <w:t xml:space="preserve"> </w:t>
+      </w:r>
+      <w:r>
+        <w:rPr>
+          <w:rFonts w:ascii="Arial" w:eastAsia="Calibri" w:hAnsi="Arial" w:cs="Arial"/>
+          <w:color w:val="000000"/>
+          <w:sz w:val="20"/>
+          <w:szCs w:val="20"/>
+        </w:rPr>
+        <w:t>c</w:t>
+      </w:r>
+      <w:r>
+        <w:rPr>
+          <w:rFonts w:ascii="Arial" w:eastAsia="Calibri" w:hAnsi="Arial" w:cs="Arial"/>
+          <w:color w:val="000000"/>
+          <w:sz w:val="20"/>
+          <w:szCs w:val="20"/>
+        </w:rPr>
+        <w:t xml:space="preserve">onfigured AWS EC2 instance and Apache </w:t>
+      </w:r>
+      <w:r>
+        <w:rPr>
+          <w:rFonts w:ascii="Arial" w:eastAsia="Calibri" w:hAnsi="Arial" w:cs="Arial"/>
+          <w:color w:val="000000"/>
+          <w:sz w:val="20"/>
+          <w:szCs w:val="20"/>
+        </w:rPr>
+        <w:t xml:space="preserve">HTTP </w:t>
+      </w:r>
+      <w:r>
+        <w:rPr>
+          <w:rFonts w:ascii="Arial" w:eastAsia="Calibri" w:hAnsi="Arial" w:cs="Arial"/>
+          <w:color w:val="000000"/>
+          <w:sz w:val="20"/>
+          <w:szCs w:val="20"/>
+        </w:rPr>
+        <w:t>Server manually</w:t>
+      </w:r>
+      <w:r>
+        <w:rPr>
+          <w:rFonts w:ascii="Arial" w:eastAsia="Calibri" w:hAnsi="Arial" w:cs="Arial"/>
+          <w:color w:val="000000"/>
+          <w:sz w:val="20"/>
+          <w:szCs w:val="20"/>
+        </w:rPr>
+        <w:t>.</w:t>
+      </w:r>
+    </w:p>
+    <w:p>
+      <w:pPr>
+        <w:pBdr>
+          <w:top w:val="nil"/>
+          <w:left w:val="nil"/>
+          <w:bottom w:val="nil"/>
+          <w:right w:val="nil"/>
+          <w:between w:val="nil"/>
+        </w:pBdr>
+        <w:spacing w:before="120"/>
+        <w:rPr>
+          <w:rFonts w:ascii="Arial" w:eastAsia="Calibri" w:hAnsi="Arial" w:cs="Arial"/>
+          <w:b/>
+          <w:color w:val="000000"/>
+          <w:sz w:val="20"/>
+          <w:szCs w:val="20"/>
+        </w:rPr>
+      </w:pPr>
+      <w:r>
+        <w:rPr>
+          <w:rFonts w:ascii="Arial" w:eastAsia="Calibri" w:hAnsi="Arial" w:cs="Arial"/>
+          <w:b/>
+          <w:color w:val="000000"/>
+          <w:sz w:val="20"/>
+          <w:szCs w:val="20"/>
+        </w:rPr>
+        <w:t xml:space="preserve">Pooptimus Prime: The World's First </w:t>
+      </w:r>
+      <w:r>
+        <w:rPr>
+          <w:rFonts w:ascii="Arial" w:eastAsia="Calibri" w:hAnsi="Arial" w:cs="Arial"/>
+          <w:b/>
+          <w:color w:val="000000"/>
+          <w:sz w:val="20"/>
+          <w:szCs w:val="20"/>
+        </w:rPr>
+        <w:t>Dung Beetle Biorobot</w:t>
+      </w:r>
+      <w:r>
+        <w:rPr>
+          <w:rFonts w:ascii="Arial" w:eastAsia="Calibri" w:hAnsi="Arial" w:cs="Arial"/>
+          <w:b/>
+          <w:color w:val="000000"/>
+          <w:sz w:val="20"/>
+          <w:szCs w:val="20"/>
+        </w:rPr>
+        <w:t xml:space="preserve"> / </w:t>
+      </w:r>
+      <w:hyperlink r:id="rId13" w:history="1">
+        <w:r>
+          <w:rPr>
+            <w:rStyle w:val="Hyperlink"/>
+            <w:rFonts w:ascii="Arial" w:eastAsia="Calibri" w:hAnsi="Arial" w:cs="Arial"/>
+            <w:b/>
+            <w:sz w:val="20"/>
+            <w:szCs w:val="20"/>
+          </w:rPr>
+          <w:t>https://rmsy.me/</w:t>
+        </w:r>
+        <w:r>
+          <w:rPr>
+            <w:rStyle w:val="Hyperlink"/>
+            <w:rFonts w:ascii="Arial" w:eastAsia="Calibri" w:hAnsi="Arial" w:cs="Arial"/>
+            <w:b/>
+            <w:sz w:val="20"/>
+            <w:szCs w:val="20"/>
+          </w:rPr>
+          <w:t>projects/</w:t>
+        </w:r>
+        <w:r>
+          <w:rPr>
+            <w:rStyle w:val="Hyperlink"/>
+            <w:rFonts w:ascii="Arial" w:eastAsia="Calibri" w:hAnsi="Arial" w:cs="Arial"/>
+            <w:b/>
+            <w:sz w:val="20"/>
+            <w:szCs w:val="20"/>
+          </w:rPr>
+          <w:t>beetle/</w:t>
+        </w:r>
+      </w:hyperlink>
+    </w:p>
+    <w:p>
+      <w:pPr>
+        <w:pStyle w:val="ListParagraph"/>
+        <w:numPr>
+          <w:ilvl w:val="0"/>
+          <w:numId w:val="6"/>
+        </w:numPr>
+        <w:pBdr>
+          <w:top w:val="nil"/>
+          <w:left w:val="nil"/>
+          <w:bottom w:val="nil"/>
+          <w:right w:val="nil"/>
+          <w:between w:val="nil"/>
+        </w:pBdr>
+        <w:rPr>
+          <w:rFonts w:ascii="Arial" w:eastAsia="Calibri" w:hAnsi="Arial" w:cs="Arial"/>
+          <w:bCs/>
+          <w:color w:val="000000"/>
+          <w:sz w:val="20"/>
+          <w:szCs w:val="20"/>
+        </w:rPr>
+      </w:pPr>
+      <w:r>
+        <w:rPr>
+          <w:rFonts w:ascii="Arial" w:eastAsia="Calibri" w:hAnsi="Arial" w:cs="Arial"/>
+          <w:bCs/>
+          <w:color w:val="000000"/>
+          <w:sz w:val="20"/>
+          <w:szCs w:val="20"/>
+        </w:rPr>
+        <w:t>Pioneered creation of dung beetle biorobot</w:t>
+      </w:r>
+      <w:r>
+        <w:rPr>
+          <w:rFonts w:ascii="Arial" w:eastAsia="Calibri" w:hAnsi="Arial" w:cs="Arial"/>
+          <w:bCs/>
+          <w:color w:val="000000"/>
+          <w:sz w:val="20"/>
+          <w:szCs w:val="20"/>
+        </w:rPr>
+        <w:t>; adapt</w:t>
+      </w:r>
+      <w:r>
+        <w:rPr>
+          <w:rFonts w:ascii="Arial" w:eastAsia="Calibri" w:hAnsi="Arial" w:cs="Arial"/>
+          <w:bCs/>
+          <w:color w:val="000000"/>
+          <w:sz w:val="20"/>
+          <w:szCs w:val="20"/>
+        </w:rPr>
+        <w:t>ed</w:t>
+      </w:r>
+      <w:r>
+        <w:rPr>
+          <w:rFonts w:ascii="Arial" w:eastAsia="Calibri" w:hAnsi="Arial" w:cs="Arial"/>
+          <w:bCs/>
+          <w:color w:val="000000"/>
+          <w:sz w:val="20"/>
+          <w:szCs w:val="20"/>
+        </w:rPr>
+        <w:t xml:space="preserve"> sophisticated </w:t>
+      </w:r>
+      <w:r>
+        <w:rPr>
+          <w:rFonts w:ascii="Arial" w:eastAsia="Calibri" w:hAnsi="Arial" w:cs="Arial"/>
+          <w:bCs/>
+          <w:color w:val="000000"/>
+          <w:sz w:val="20"/>
+          <w:szCs w:val="20"/>
+        </w:rPr>
+        <w:t>neural model</w:t>
+      </w:r>
+      <w:r>
+        <w:rPr>
+          <w:rFonts w:ascii="Arial" w:eastAsia="Calibri" w:hAnsi="Arial" w:cs="Arial"/>
+          <w:bCs/>
+          <w:color w:val="000000"/>
+          <w:sz w:val="20"/>
+          <w:szCs w:val="20"/>
+        </w:rPr>
+        <w:t xml:space="preserve"> into the robot's programming</w:t>
+      </w:r>
+      <w:r>
+        <w:rPr>
+          <w:rFonts w:ascii="Arial" w:eastAsia="Calibri" w:hAnsi="Arial" w:cs="Arial"/>
+          <w:bCs/>
+          <w:color w:val="000000"/>
+          <w:sz w:val="20"/>
+          <w:szCs w:val="20"/>
+        </w:rPr>
+        <w:t>.</w:t>
+      </w:r>
+    </w:p>
+    <w:p>
+      <w:pPr>
+        <w:pStyle w:val="ListParagraph"/>
+        <w:numPr>
+          <w:ilvl w:val="0"/>
+          <w:numId w:val="6"/>
+        </w:numPr>
+        <w:pBdr>
+          <w:top w:val="nil"/>
+          <w:left w:val="nil"/>
+          <w:bottom w:val="nil"/>
+          <w:right w:val="nil"/>
+          <w:between w:val="nil"/>
+        </w:pBdr>
+        <w:rPr>
+          <w:rFonts w:ascii="Arial" w:eastAsia="Calibri" w:hAnsi="Arial" w:cs="Arial"/>
+          <w:bCs/>
+          <w:color w:val="000000"/>
+          <w:sz w:val="20"/>
+          <w:szCs w:val="20"/>
+        </w:rPr>
+      </w:pPr>
+      <w:r>
+        <w:rPr>
+          <w:rFonts w:ascii="Arial" w:eastAsia="Calibri" w:hAnsi="Arial" w:cs="Arial"/>
+          <w:bCs/>
+          <w:color w:val="000000"/>
+          <w:sz w:val="20"/>
+          <w:szCs w:val="20"/>
+        </w:rPr>
+        <w:t xml:space="preserve">Secured exclusive research grant </w:t>
+      </w:r>
+      <w:r>
+        <w:rPr>
+          <w:rFonts w:ascii="Arial" w:eastAsia="Calibri" w:hAnsi="Arial" w:cs="Arial"/>
+          <w:bCs/>
+          <w:color w:val="000000"/>
+          <w:sz w:val="20"/>
+          <w:szCs w:val="20"/>
+        </w:rPr>
+        <w:t xml:space="preserve">to travel to </w:t>
+      </w:r>
+      <w:r>
+        <w:rPr>
+          <w:rFonts w:ascii="Arial" w:eastAsia="Calibri" w:hAnsi="Arial" w:cs="Arial"/>
+          <w:bCs/>
+          <w:color w:val="000000"/>
+          <w:sz w:val="20"/>
+          <w:szCs w:val="20"/>
+        </w:rPr>
+        <w:t xml:space="preserve">South Africa to </w:t>
+      </w:r>
+      <w:r>
+        <w:rPr>
+          <w:rFonts w:ascii="Arial" w:eastAsia="Calibri" w:hAnsi="Arial" w:cs="Arial"/>
+          <w:bCs/>
+          <w:color w:val="000000"/>
+          <w:sz w:val="20"/>
+          <w:szCs w:val="20"/>
+        </w:rPr>
+        <w:t>test the robot alongside real dung beetles.</w:t>
+      </w:r>
+    </w:p>
+    <w:p>
+      <w:pPr>
+        <w:pStyle w:val="ListParagraph"/>
+        <w:numPr>
+          <w:ilvl w:val="0"/>
+          <w:numId w:val="6"/>
+        </w:numPr>
+        <w:pBdr>
+          <w:top w:val="nil"/>
+          <w:left w:val="nil"/>
+          <w:bottom w:val="nil"/>
+          <w:right w:val="nil"/>
+          <w:between w:val="nil"/>
+        </w:pBdr>
+        <w:rPr>
+          <w:rFonts w:ascii="Arial" w:eastAsia="Calibri" w:hAnsi="Arial" w:cs="Arial"/>
+          <w:bCs/>
+          <w:color w:val="000000"/>
+          <w:sz w:val="20"/>
+          <w:szCs w:val="20"/>
+        </w:rPr>
+      </w:pPr>
+      <w:r>
+        <w:rPr>
+          <w:rFonts w:ascii="Arial" w:eastAsia="Calibri" w:hAnsi="Arial" w:cs="Arial"/>
+          <w:bCs/>
+          <w:color w:val="000000"/>
+          <w:sz w:val="20"/>
+          <w:szCs w:val="20"/>
+        </w:rPr>
+        <w:t xml:space="preserve">Achieved </w:t>
+      </w:r>
+      <w:r>
+        <w:rPr>
+          <w:rFonts w:ascii="Arial" w:eastAsia="Calibri" w:hAnsi="Arial" w:cs="Arial"/>
+          <w:bCs/>
+          <w:color w:val="000000"/>
+          <w:sz w:val="20"/>
+          <w:szCs w:val="20"/>
+        </w:rPr>
+        <w:t xml:space="preserve">average </w:t>
+      </w:r>
+      <w:r>
+        <w:rPr>
+          <w:rFonts w:ascii="Arial" w:eastAsia="Calibri" w:hAnsi="Arial" w:cs="Arial"/>
+          <w:bCs/>
+          <w:color w:val="000000"/>
+          <w:sz w:val="20"/>
+          <w:szCs w:val="20"/>
+        </w:rPr>
+        <w:t>grade of 82% and acknowledged as one of the ~20 "outstanding" projects in the year.</w:t>
+      </w:r>
+    </w:p>
+    <w:p>
+      <w:pPr>
+        <w:pBdr>
+          <w:top w:val="nil"/>
+          <w:left w:val="nil"/>
+          <w:bottom w:val="nil"/>
+          <w:right w:val="nil"/>
+          <w:between w:val="nil"/>
+        </w:pBdr>
+        <w:spacing w:before="120"/>
+        <w:rPr>
+          <w:rFonts w:ascii="Arial" w:eastAsia="Calibri" w:hAnsi="Arial" w:cs="Arial"/>
+          <w:b/>
+          <w:color w:val="000000"/>
+          <w:sz w:val="20"/>
+          <w:szCs w:val="20"/>
+        </w:rPr>
+      </w:pPr>
+      <w:r>
+        <w:rPr>
+          <w:rFonts w:ascii="Arial" w:eastAsia="Calibri" w:hAnsi="Arial" w:cs="Arial"/>
+          <w:b/>
+          <w:color w:val="000000"/>
+          <w:sz w:val="20"/>
+          <w:szCs w:val="20"/>
+        </w:rPr>
+        <w:t xml:space="preserve">Robo-Messi: When Silicon Met Soccer </w:t>
+      </w:r>
+      <w:r>
+        <w:rPr>
+          <w:rFonts w:ascii="Arial" w:eastAsia="Calibri" w:hAnsi="Arial" w:cs="Arial"/>
+          <w:b/>
+          <w:color w:val="000000"/>
+          <w:sz w:val="20"/>
+          <w:szCs w:val="20"/>
+        </w:rPr>
+        <w:t>/</w:t>
+      </w:r>
+      <w:r>
+        <w:rPr>
+          <w:rFonts w:ascii="Arial" w:eastAsia="Calibri" w:hAnsi="Arial" w:cs="Arial"/>
+          <w:b/>
+          <w:color w:val="000000"/>
+          <w:sz w:val="20"/>
+          <w:szCs w:val="20"/>
+        </w:rPr>
+        <w:t xml:space="preserve"> </w:t>
+      </w:r>
+      <w:hyperlink r:id="rId14" w:history="1">
+        <w:r>
+          <w:rPr>
+            <w:rStyle w:val="Hyperlink"/>
+            <w:rFonts w:ascii="Arial" w:eastAsia="Calibri" w:hAnsi="Arial" w:cs="Arial"/>
+            <w:b/>
+            <w:sz w:val="20"/>
+            <w:szCs w:val="20"/>
+          </w:rPr>
+          <w:t>https://rmsy.me/projects/sdp/</w:t>
+        </w:r>
+      </w:hyperlink>
+      <w:r>
+        <w:rPr>
+          <w:rFonts w:ascii="Arial" w:hAnsi="Arial" w:cs="Arial"/>
+          <w:b/>
+          <w:sz w:val="20"/>
+          <w:szCs w:val="20"/>
+        </w:rPr>
+        <w:t xml:space="preserve"> </w:t>
+      </w:r>
+    </w:p>
+    <w:p>
+      <w:pPr>
+        <w:pStyle w:val="ListParagraph"/>
+        <w:numPr>
+          <w:ilvl w:val="0"/>
+          <w:numId w:val="2"/>
+        </w:numPr>
+        <w:pBdr>
+          <w:top w:val="nil"/>
+          <w:left w:val="nil"/>
+          <w:bottom w:val="nil"/>
+          <w:right w:val="nil"/>
+          <w:between w:val="nil"/>
+        </w:pBdr>
+        <w:rPr>
+          <w:rFonts w:ascii="Arial" w:eastAsia="Calibri" w:hAnsi="Arial" w:cs="Arial"/>
+          <w:color w:val="000000"/>
+          <w:sz w:val="20"/>
+          <w:szCs w:val="20"/>
+        </w:rPr>
+      </w:pPr>
+      <w:r>
+        <w:rPr>
+          <w:rFonts w:ascii="Arial" w:eastAsia="Calibri" w:hAnsi="Arial" w:cs="Arial"/>
+          <w:color w:val="000000"/>
+          <w:sz w:val="20"/>
+          <w:szCs w:val="20"/>
+        </w:rPr>
+        <w:t xml:space="preserve">Led group of </w:t>
+      </w:r>
+      <w:r>
+        <w:rPr>
+          <w:rFonts w:ascii="Arial" w:eastAsia="Calibri" w:hAnsi="Arial" w:cs="Arial"/>
+          <w:color w:val="000000"/>
+          <w:sz w:val="20"/>
+          <w:szCs w:val="20"/>
+        </w:rPr>
+        <w:t>4</w:t>
+      </w:r>
+      <w:r>
+        <w:rPr>
+          <w:rFonts w:ascii="Arial" w:eastAsia="Calibri" w:hAnsi="Arial" w:cs="Arial"/>
+          <w:color w:val="000000"/>
+          <w:sz w:val="20"/>
+          <w:szCs w:val="20"/>
+        </w:rPr>
+        <w:t xml:space="preserve"> to</w:t>
+      </w:r>
+      <w:r>
+        <w:rPr>
+          <w:rFonts w:ascii="Arial" w:eastAsia="Calibri" w:hAnsi="Arial" w:cs="Arial"/>
+          <w:color w:val="000000"/>
+          <w:sz w:val="20"/>
+          <w:szCs w:val="20"/>
+        </w:rPr>
+        <w:t xml:space="preserve"> design</w:t>
+      </w:r>
+      <w:r>
+        <w:rPr>
+          <w:rFonts w:ascii="Arial" w:eastAsia="Calibri" w:hAnsi="Arial" w:cs="Arial"/>
+          <w:color w:val="000000"/>
+          <w:sz w:val="20"/>
+          <w:szCs w:val="20"/>
+        </w:rPr>
+        <w:t xml:space="preserve"> and </w:t>
+      </w:r>
+      <w:r>
+        <w:rPr>
+          <w:rFonts w:ascii="Arial" w:eastAsia="Calibri" w:hAnsi="Arial" w:cs="Arial"/>
+          <w:color w:val="000000"/>
+          <w:sz w:val="20"/>
+          <w:szCs w:val="20"/>
+        </w:rPr>
+        <w:t xml:space="preserve">build </w:t>
+      </w:r>
+      <w:r>
+        <w:rPr>
+          <w:rFonts w:ascii="Arial" w:eastAsia="Calibri" w:hAnsi="Arial" w:cs="Arial"/>
+          <w:color w:val="000000"/>
+          <w:sz w:val="20"/>
+          <w:szCs w:val="20"/>
+        </w:rPr>
+        <w:t xml:space="preserve">a </w:t>
+      </w:r>
+      <w:r>
+        <w:rPr>
+          <w:rFonts w:ascii="Arial" w:eastAsia="Calibri" w:hAnsi="Arial" w:cs="Arial"/>
+          <w:color w:val="000000"/>
+          <w:sz w:val="20"/>
+          <w:szCs w:val="20"/>
+        </w:rPr>
+        <w:t>football-playing robot</w:t>
+      </w:r>
+      <w:r>
+        <w:rPr>
+          <w:rFonts w:ascii="Arial" w:eastAsia="Calibri" w:hAnsi="Arial" w:cs="Arial"/>
+          <w:color w:val="000000"/>
+          <w:sz w:val="20"/>
+          <w:szCs w:val="20"/>
+        </w:rPr>
+        <w:t xml:space="preserve">, winning </w:t>
+      </w:r>
+      <w:r>
+        <w:rPr>
+          <w:rFonts w:ascii="Arial" w:eastAsia="Calibri" w:hAnsi="Arial" w:cs="Arial"/>
+          <w:color w:val="000000"/>
+          <w:sz w:val="20"/>
+          <w:szCs w:val="20"/>
+        </w:rPr>
+        <w:t>2nd</w:t>
+      </w:r>
+      <w:r>
+        <w:rPr>
+          <w:rFonts w:ascii="Arial" w:eastAsia="Calibri" w:hAnsi="Arial" w:cs="Arial"/>
+          <w:color w:val="000000"/>
+          <w:sz w:val="20"/>
+          <w:szCs w:val="20"/>
+        </w:rPr>
+        <w:t xml:space="preserve"> place in annual competition</w:t>
+      </w:r>
+      <w:r>
+        <w:rPr>
+          <w:rFonts w:ascii="Arial" w:eastAsia="Calibri" w:hAnsi="Arial" w:cs="Arial"/>
+          <w:color w:val="000000"/>
+          <w:sz w:val="20"/>
+          <w:szCs w:val="20"/>
+        </w:rPr>
+        <w:t>.</w:t>
+      </w:r>
+    </w:p>
+    <w:p>
+      <w:pPr>
+        <w:pStyle w:val="ListParagraph"/>
+        <w:numPr>
+          <w:ilvl w:val="0"/>
+          <w:numId w:val="2"/>
+        </w:numPr>
+        <w:pBdr>
+          <w:top w:val="nil"/>
+          <w:left w:val="nil"/>
+          <w:bottom w:val="nil"/>
+          <w:right w:val="nil"/>
+          <w:between w:val="nil"/>
+        </w:pBdr>
+        <w:rPr>
+          <w:rFonts w:ascii="Arial" w:eastAsia="Calibri" w:hAnsi="Arial" w:cs="Arial"/>
+          <w:color w:val="000000"/>
+          <w:sz w:val="20"/>
+          <w:szCs w:val="20"/>
+        </w:rPr>
+      </w:pPr>
+      <w:r>
+        <w:rPr>
+          <w:rFonts w:ascii="Arial" w:eastAsia="Calibri" w:hAnsi="Arial" w:cs="Arial"/>
+          <w:color w:val="000000"/>
+          <w:sz w:val="20"/>
+          <w:szCs w:val="20"/>
+        </w:rPr>
+        <w:t>Earned annual prize for best presentation</w:t>
+      </w:r>
+      <w:r>
+        <w:rPr>
+          <w:rFonts w:ascii="Arial" w:eastAsia="Calibri" w:hAnsi="Arial" w:cs="Arial"/>
+          <w:color w:val="000000"/>
+          <w:sz w:val="20"/>
+          <w:szCs w:val="20"/>
+        </w:rPr>
+        <w:t xml:space="preserve"> in the year</w:t>
+      </w:r>
+      <w:r>
+        <w:rPr>
+          <w:rFonts w:ascii="Arial" w:eastAsia="Calibri" w:hAnsi="Arial" w:cs="Arial"/>
+          <w:color w:val="000000"/>
+          <w:sz w:val="20"/>
+          <w:szCs w:val="20"/>
+        </w:rPr>
+        <w:t>, largely due to my delivery</w:t>
+      </w:r>
+      <w:r>
+        <w:rPr>
+          <w:rFonts w:ascii="Arial" w:eastAsia="Calibri" w:hAnsi="Arial" w:cs="Arial"/>
+          <w:color w:val="000000"/>
+          <w:sz w:val="20"/>
+          <w:szCs w:val="20"/>
+        </w:rPr>
+        <w:t xml:space="preserve"> of the technical presentation</w:t>
+      </w:r>
+      <w:r>
+        <w:rPr>
+          <w:rFonts w:ascii="Arial" w:eastAsia="Calibri" w:hAnsi="Arial" w:cs="Arial"/>
+          <w:color w:val="000000"/>
+          <w:sz w:val="20"/>
+          <w:szCs w:val="20"/>
+        </w:rPr>
+        <w:t>.</w:t>
+      </w:r>
+    </w:p>
+    <w:p>
+      <w:pPr>
+        <w:pStyle w:val="ListParagraph"/>
+        <w:numPr>
+          <w:ilvl w:val="0"/>
+          <w:numId w:val="2"/>
+        </w:numPr>
+        <w:pBdr>
+          <w:top w:val="nil"/>
+          <w:left w:val="nil"/>
+          <w:bottom w:val="nil"/>
+          <w:right w:val="nil"/>
+          <w:between w:val="nil"/>
+        </w:pBdr>
+        <w:rPr>
+          <w:rFonts w:ascii="Arial" w:eastAsia="Calibri" w:hAnsi="Arial" w:cs="Arial"/>
+          <w:color w:val="000000"/>
+          <w:sz w:val="20"/>
+          <w:szCs w:val="20"/>
+        </w:rPr>
+      </w:pPr>
+      <w:r>
+        <w:rPr>
+          <w:rFonts w:ascii="Arial" w:eastAsia="Calibri" w:hAnsi="Arial" w:cs="Arial"/>
+          <w:color w:val="000000"/>
+          <w:sz w:val="20"/>
+          <w:szCs w:val="20"/>
+        </w:rPr>
+        <w:t>Achieved</w:t>
+      </w:r>
+      <w:r>
+        <w:rPr>
+          <w:rFonts w:ascii="Arial" w:eastAsia="Calibri" w:hAnsi="Arial" w:cs="Arial"/>
+          <w:color w:val="000000"/>
+          <w:sz w:val="20"/>
+          <w:szCs w:val="20"/>
+        </w:rPr>
+        <w:t xml:space="preserve"> grade of 88% weighted based on my significant contributions and leadership</w:t>
+      </w:r>
+      <w:r>
+        <w:rPr>
+          <w:rFonts w:ascii="Arial" w:eastAsia="Calibri" w:hAnsi="Arial" w:cs="Arial"/>
+          <w:color w:val="000000"/>
+          <w:sz w:val="20"/>
+          <w:szCs w:val="20"/>
+        </w:rPr>
+        <w:t xml:space="preserve"> in the group project</w:t>
+      </w:r>
+      <w:r>
+        <w:rPr>
+          <w:rFonts w:ascii="Arial" w:eastAsia="Calibri" w:hAnsi="Arial" w:cs="Arial"/>
+          <w:color w:val="000000"/>
+          <w:sz w:val="20"/>
+          <w:szCs w:val="20"/>
+        </w:rPr>
+        <w:t>.</w:t>
+      </w:r>
+    </w:p>
+    <w:p>
+      <w:pPr>
+        <w:pBdr>
+          <w:top w:val="nil"/>
+          <w:left w:val="nil"/>
+          <w:bottom w:val="single" w:sz="4" w:space="1" w:color="000000"/>
+          <w:right w:val="nil"/>
+          <w:between w:val="nil"/>
+        </w:pBdr>
+        <w:rPr>
+          <w:rFonts w:ascii="Arial" w:eastAsia="Calibri" w:hAnsi="Arial" w:cs="Arial"/>
+          <w:b/>
+          <w:smallCaps/>
+          <w:color w:val="000000"/>
+          <w:sz w:val="20"/>
+          <w:szCs w:val="20"/>
+        </w:rPr>
+      </w:pPr>
+    </w:p>
+    <w:p>
+      <w:pPr>
+        <w:pBdr>
+          <w:top w:val="nil"/>
+          <w:left w:val="nil"/>
+          <w:bottom w:val="nil"/>
+          <w:right w:val="nil"/>
+          <w:between w:val="nil"/>
+        </w:pBdr>
+        <w:spacing w:before="120"/>
+        <w:rPr>
+          <w:rFonts w:ascii="Arial" w:eastAsia="Calibri" w:hAnsi="Arial" w:cs="Arial"/>
+          <w:b/>
+          <w:color w:val="000000"/>
+          <w:sz w:val="22"/>
+          <w:szCs w:val="22"/>
+        </w:rPr>
+      </w:pPr>
+      <w:r>
+        <w:rPr>
+          <w:rFonts w:ascii="Arial" w:eastAsia="Calibri" w:hAnsi="Arial" w:cs="Arial"/>
+          <w:b/>
+          <w:color w:val="000000"/>
+          <w:sz w:val="22"/>
+          <w:szCs w:val="22"/>
+        </w:rPr>
+        <w:t>SKILLS</w:t>
       </w:r>
     </w:p>
     <w:p>
@@ -3440,55 +3148,42 @@
           <w:between w:val="nil"/>
         </w:pBdr>
         <w:spacing w:before="120"/>
-        <w:ind w:left="723"/>
-        <w:rPr>
-          <w:rFonts w:ascii="Arial" w:eastAsia="Calibri" w:hAnsi="Arial" w:cs="Arial"/>
-          <w:color w:val="000000"/>
-          <w:sz w:val="20"/>
-          <w:szCs w:val="20"/>
-        </w:rPr>
-      </w:pPr>
-      <w:r>
-        <w:rPr>
-          <w:rFonts w:ascii="Arial" w:eastAsia="Calibri" w:hAnsi="Arial" w:cs="Arial"/>
-          <w:color w:val="000000"/>
-          <w:sz w:val="20"/>
-          <w:szCs w:val="20"/>
-        </w:rPr>
-        <w:t xml:space="preserve">High school: </w:t>
-      </w:r>
-      <w:r>
-        <w:rPr>
-          <w:rFonts w:ascii="Arial" w:eastAsia="Calibri" w:hAnsi="Arial" w:cs="Arial"/>
-          <w:color w:val="000000"/>
-          <w:sz w:val="20"/>
-          <w:szCs w:val="20"/>
-        </w:rPr>
-        <w:t xml:space="preserve">outperformed typical academic path with </w:t>
-      </w:r>
-      <w:r>
-        <w:rPr>
-          <w:rFonts w:ascii="Arial" w:eastAsia="Calibri" w:hAnsi="Arial" w:cs="Arial"/>
-          <w:color w:val="000000"/>
-          <w:sz w:val="20"/>
-          <w:szCs w:val="20"/>
-        </w:rPr>
-        <w:t xml:space="preserve">straight </w:t>
-      </w:r>
-      <w:proofErr w:type="gramStart"/>
-      <w:r>
-        <w:rPr>
-          <w:rFonts w:ascii="Arial" w:eastAsia="Calibri" w:hAnsi="Arial" w:cs="Arial"/>
-          <w:color w:val="000000"/>
-          <w:sz w:val="20"/>
-          <w:szCs w:val="20"/>
-        </w:rPr>
-        <w:t>As</w:t>
-      </w:r>
-      <w:proofErr w:type="gramEnd"/>
-      <w:r>
-        <w:rPr>
-          <w:rFonts w:ascii="Arial" w:eastAsia="Calibri" w:hAnsi="Arial" w:cs="Arial"/>
+        <w:rPr>
+          <w:rFonts w:ascii="Arial" w:eastAsia="Calibri" w:hAnsi="Arial" w:cs="Arial"/>
+          <w:b/>
+          <w:bCs/>
+          <w:color w:val="000000"/>
+          <w:sz w:val="20"/>
+          <w:szCs w:val="20"/>
+        </w:rPr>
+      </w:pPr>
+      <w:r>
+        <w:rPr>
+          <w:rFonts w:ascii="Arial" w:eastAsia="Calibri" w:hAnsi="Arial" w:cs="Arial"/>
+          <w:b/>
+          <w:bCs/>
+          <w:color w:val="000000"/>
+          <w:sz w:val="20"/>
+          <w:szCs w:val="20"/>
+        </w:rPr>
+        <w:t>L</w:t>
+      </w:r>
+      <w:r>
+        <w:rPr>
+          <w:rFonts w:ascii="Arial" w:eastAsia="Calibri" w:hAnsi="Arial" w:cs="Arial"/>
+          <w:b/>
+          <w:bCs/>
+          <w:color w:val="000000"/>
+          <w:sz w:val="20"/>
+          <w:szCs w:val="20"/>
+        </w:rPr>
+        <w:t>anguages:</w:t>
+      </w:r>
+      <w:r>
+        <w:rPr>
+          <w:rFonts w:ascii="Arial" w:eastAsia="Calibri" w:hAnsi="Arial" w:cs="Arial"/>
+          <w:b/>
+          <w:bCs/>
           <w:color w:val="000000"/>
           <w:sz w:val="20"/>
           <w:szCs w:val="20"/>
@@ -3502,61 +3197,34 @@
           <w:sz w:val="20"/>
           <w:szCs w:val="20"/>
         </w:rPr>
-        <w:t>in</w:t>
-      </w:r>
-      <w:r>
-        <w:rPr>
-          <w:rFonts w:ascii="Arial" w:eastAsia="Calibri" w:hAnsi="Arial" w:cs="Arial"/>
-          <w:color w:val="000000"/>
-          <w:sz w:val="20"/>
-          <w:szCs w:val="20"/>
-        </w:rPr>
-        <w:t xml:space="preserve"> 4 A</w:t>
-      </w:r>
-      <w:r>
-        <w:rPr>
-          <w:rFonts w:ascii="Arial" w:eastAsia="Calibri" w:hAnsi="Arial" w:cs="Arial"/>
-          <w:color w:val="000000"/>
-          <w:sz w:val="20"/>
-          <w:szCs w:val="20"/>
-        </w:rPr>
-        <w:t>dvanced Highers (t</w:t>
-      </w:r>
-      <w:r>
-        <w:rPr>
-          <w:rFonts w:ascii="Arial" w:eastAsia="Calibri" w:hAnsi="Arial" w:cs="Arial"/>
-          <w:color w:val="000000"/>
-          <w:sz w:val="20"/>
-          <w:szCs w:val="20"/>
-        </w:rPr>
-        <w:t>ypical</w:t>
-      </w:r>
-      <w:r>
-        <w:rPr>
-          <w:rFonts w:ascii="Arial" w:eastAsia="Calibri" w:hAnsi="Arial" w:cs="Arial"/>
-          <w:color w:val="000000"/>
-          <w:sz w:val="20"/>
-          <w:szCs w:val="20"/>
-        </w:rPr>
-        <w:t xml:space="preserve"> path</w:t>
-      </w:r>
-      <w:r>
-        <w:rPr>
-          <w:rFonts w:ascii="Arial" w:eastAsia="Calibri" w:hAnsi="Arial" w:cs="Arial"/>
-          <w:color w:val="000000"/>
-          <w:sz w:val="20"/>
-          <w:szCs w:val="20"/>
-        </w:rPr>
-        <w:t xml:space="preserve"> is 3</w:t>
-      </w:r>
-      <w:r>
-        <w:rPr>
-          <w:rFonts w:ascii="Arial" w:eastAsia="Calibri" w:hAnsi="Arial" w:cs="Arial"/>
-          <w:color w:val="000000"/>
-          <w:sz w:val="20"/>
-          <w:szCs w:val="20"/>
-        </w:rPr>
-        <w:t>).</w:t>
+        <w:t>Python</w:t>
+      </w:r>
+      <w:r>
+        <w:rPr>
+          <w:rFonts w:ascii="Arial" w:eastAsia="Calibri" w:hAnsi="Arial" w:cs="Arial"/>
+          <w:color w:val="000000"/>
+          <w:sz w:val="20"/>
+          <w:szCs w:val="20"/>
+        </w:rPr>
+        <w:t>,</w:t>
+      </w:r>
+      <w:r>
+        <w:rPr>
+          <w:rFonts w:ascii="Arial" w:eastAsia="Calibri" w:hAnsi="Arial" w:cs="Arial"/>
+          <w:color w:val="000000"/>
+          <w:sz w:val="20"/>
+          <w:szCs w:val="20"/>
+        </w:rPr>
+        <w:t xml:space="preserve"> PHP, Java, SQL, HTML/CSS, JavaScript</w:t>
+      </w:r>
+      <w:r>
+        <w:rPr>
+          <w:rFonts w:ascii="Arial" w:eastAsia="Calibri" w:hAnsi="Arial" w:cs="Arial"/>
+          <w:color w:val="000000"/>
+          <w:sz w:val="20"/>
+          <w:szCs w:val="20"/>
+        </w:rPr>
+        <w:t>, MATLAB, C, Haskell, Ruby</w:t>
       </w:r>
     </w:p>
     <w:p>
@@ -3576,19 +3244,334 @@
         <w:spacing w:before="120"/>
         <w:rPr>
           <w:rFonts w:ascii="Arial" w:eastAsia="Calibri" w:hAnsi="Arial" w:cs="Arial"/>
-          <w:color w:val="000000"/>
-          <w:sz w:val="20"/>
-          <w:szCs w:val="20"/>
-        </w:rPr>
-      </w:pPr>
-      <w:r>
-        <w:rPr>
-          <w:rFonts w:ascii="Arial" w:eastAsia="Calibri" w:hAnsi="Arial" w:cs="Arial"/>
-          <w:color w:val="000000"/>
-          <w:sz w:val="20"/>
-          <w:szCs w:val="20"/>
-        </w:rPr>
-        <w:t>Led group</w:t>
+          <w:b/>
+          <w:bCs/>
+          <w:color w:val="000000"/>
+          <w:sz w:val="20"/>
+          <w:szCs w:val="20"/>
+        </w:rPr>
+      </w:pPr>
+      <w:r>
+        <w:rPr>
+          <w:rFonts w:ascii="Arial" w:eastAsia="Calibri" w:hAnsi="Arial" w:cs="Arial"/>
+          <w:b/>
+          <w:bCs/>
+          <w:color w:val="000000"/>
+          <w:sz w:val="20"/>
+          <w:szCs w:val="20"/>
+        </w:rPr>
+        <w:t>Frameworks</w:t>
+      </w:r>
+      <w:r>
+        <w:rPr>
+          <w:rFonts w:ascii="Arial" w:eastAsia="Calibri" w:hAnsi="Arial" w:cs="Arial"/>
+          <w:b/>
+          <w:bCs/>
+          <w:color w:val="000000"/>
+          <w:sz w:val="20"/>
+          <w:szCs w:val="20"/>
+        </w:rPr>
+        <w:t xml:space="preserve">: </w:t>
+      </w:r>
+      <w:r>
+        <w:rPr>
+          <w:rFonts w:ascii="Arial" w:eastAsia="Calibri" w:hAnsi="Arial" w:cs="Arial"/>
+          <w:color w:val="000000"/>
+          <w:sz w:val="20"/>
+          <w:szCs w:val="20"/>
+        </w:rPr>
+        <w:t>Django</w:t>
+      </w:r>
+      <w:r>
+        <w:rPr>
+          <w:rFonts w:ascii="Arial" w:eastAsia="Calibri" w:hAnsi="Arial" w:cs="Arial"/>
+          <w:color w:val="000000"/>
+          <w:sz w:val="20"/>
+          <w:szCs w:val="20"/>
+        </w:rPr>
+        <w:t xml:space="preserve"> (</w:t>
+      </w:r>
+      <w:r>
+        <w:rPr>
+          <w:rFonts w:ascii="Arial" w:eastAsia="Calibri" w:hAnsi="Arial" w:cs="Arial"/>
+          <w:color w:val="000000"/>
+          <w:sz w:val="20"/>
+          <w:szCs w:val="20"/>
+        </w:rPr>
+        <w:t>Python</w:t>
+      </w:r>
+      <w:r>
+        <w:rPr>
+          <w:rFonts w:ascii="Arial" w:eastAsia="Calibri" w:hAnsi="Arial" w:cs="Arial"/>
+          <w:color w:val="000000"/>
+          <w:sz w:val="20"/>
+          <w:szCs w:val="20"/>
+        </w:rPr>
+        <w:t xml:space="preserve">), </w:t>
+      </w:r>
+      <w:r>
+        <w:rPr>
+          <w:rFonts w:ascii="Arial" w:eastAsia="Calibri" w:hAnsi="Arial" w:cs="Arial"/>
+          <w:color w:val="000000"/>
+          <w:sz w:val="20"/>
+          <w:szCs w:val="20"/>
+        </w:rPr>
+        <w:t>Bootstrap (HTML/CSS)</w:t>
+      </w:r>
+      <w:r>
+        <w:rPr>
+          <w:rFonts w:ascii="Arial" w:eastAsia="Calibri" w:hAnsi="Arial" w:cs="Arial"/>
+          <w:color w:val="000000"/>
+          <w:sz w:val="20"/>
+          <w:szCs w:val="20"/>
+        </w:rPr>
+        <w:t xml:space="preserve">, </w:t>
+      </w:r>
+      <w:r>
+        <w:rPr>
+          <w:rFonts w:ascii="Arial" w:eastAsia="Calibri" w:hAnsi="Arial" w:cs="Arial"/>
+          <w:color w:val="000000"/>
+          <w:sz w:val="20"/>
+          <w:szCs w:val="20"/>
+        </w:rPr>
+        <w:t>Ruby on Rails (</w:t>
+      </w:r>
+      <w:r>
+        <w:rPr>
+          <w:rFonts w:ascii="Arial" w:eastAsia="Calibri" w:hAnsi="Arial" w:cs="Arial"/>
+          <w:color w:val="000000"/>
+          <w:sz w:val="20"/>
+          <w:szCs w:val="20"/>
+        </w:rPr>
+        <w:t>Ruby</w:t>
+      </w:r>
+      <w:r>
+        <w:rPr>
+          <w:rFonts w:ascii="Arial" w:eastAsia="Calibri" w:hAnsi="Arial" w:cs="Arial"/>
+          <w:color w:val="000000"/>
+          <w:sz w:val="20"/>
+          <w:szCs w:val="20"/>
+        </w:rPr>
+        <w:t>)</w:t>
+      </w:r>
+    </w:p>
+    <w:p>
+      <w:pPr>
+        <w:pStyle w:val="ListParagraph"/>
+        <w:numPr>
+          <w:ilvl w:val="0"/>
+          <w:numId w:val="2"/>
+        </w:numPr>
+        <w:pBdr>
+          <w:top w:val="nil"/>
+          <w:left w:val="nil"/>
+          <w:bottom w:val="nil"/>
+          <w:right w:val="nil"/>
+          <w:between w:val="nil"/>
+        </w:pBdr>
+        <w:spacing w:before="120"/>
+        <w:rPr>
+          <w:rFonts w:ascii="Arial" w:eastAsia="Calibri" w:hAnsi="Arial" w:cs="Arial"/>
+          <w:b/>
+          <w:bCs/>
+          <w:color w:val="000000"/>
+          <w:sz w:val="20"/>
+          <w:szCs w:val="20"/>
+        </w:rPr>
+      </w:pPr>
+      <w:r>
+        <w:rPr>
+          <w:rFonts w:ascii="Arial" w:eastAsia="Calibri" w:hAnsi="Arial" w:cs="Arial"/>
+          <w:b/>
+          <w:bCs/>
+          <w:color w:val="000000"/>
+          <w:sz w:val="20"/>
+          <w:szCs w:val="20"/>
+        </w:rPr>
+        <w:t>T</w:t>
+      </w:r>
+      <w:r>
+        <w:rPr>
+          <w:rFonts w:ascii="Arial" w:eastAsia="Calibri" w:hAnsi="Arial" w:cs="Arial"/>
+          <w:b/>
+          <w:bCs/>
+          <w:color w:val="000000"/>
+          <w:sz w:val="20"/>
+          <w:szCs w:val="20"/>
+        </w:rPr>
+        <w:t>ools:</w:t>
+      </w:r>
+      <w:r>
+        <w:rPr>
+          <w:rFonts w:ascii="Arial" w:eastAsia="Calibri" w:hAnsi="Arial" w:cs="Arial"/>
+          <w:b/>
+          <w:bCs/>
+          <w:color w:val="000000"/>
+          <w:sz w:val="20"/>
+          <w:szCs w:val="20"/>
+        </w:rPr>
+        <w:t xml:space="preserve"> </w:t>
+      </w:r>
+      <w:r>
+        <w:rPr>
+          <w:rFonts w:ascii="Arial" w:eastAsia="Calibri" w:hAnsi="Arial" w:cs="Arial"/>
+          <w:color w:val="000000"/>
+          <w:sz w:val="20"/>
+          <w:szCs w:val="20"/>
+        </w:rPr>
+        <w:t>Git, Bash,</w:t>
+      </w:r>
+      <w:r>
+        <w:rPr>
+          <w:rFonts w:ascii="Arial" w:eastAsia="Calibri" w:hAnsi="Arial" w:cs="Arial"/>
+          <w:color w:val="000000"/>
+          <w:sz w:val="20"/>
+          <w:szCs w:val="20"/>
+        </w:rPr>
+        <w:t xml:space="preserve"> MySQL,</w:t>
+      </w:r>
+      <w:r>
+        <w:rPr>
+          <w:rFonts w:ascii="Arial" w:eastAsia="Calibri" w:hAnsi="Arial" w:cs="Arial"/>
+          <w:color w:val="000000"/>
+          <w:sz w:val="20"/>
+          <w:szCs w:val="20"/>
+        </w:rPr>
+        <w:t xml:space="preserve"> Docker, Apache HTTP Server, A</w:t>
+      </w:r>
+      <w:r>
+        <w:rPr>
+          <w:rFonts w:ascii="Arial" w:eastAsia="Calibri" w:hAnsi="Arial" w:cs="Arial"/>
+          <w:color w:val="000000"/>
+          <w:sz w:val="20"/>
+          <w:szCs w:val="20"/>
+        </w:rPr>
+        <w:t xml:space="preserve">mazon </w:t>
+      </w:r>
+      <w:r>
+        <w:rPr>
+          <w:rFonts w:ascii="Arial" w:eastAsia="Calibri" w:hAnsi="Arial" w:cs="Arial"/>
+          <w:color w:val="000000"/>
+          <w:sz w:val="20"/>
+          <w:szCs w:val="20"/>
+        </w:rPr>
+        <w:t>W</w:t>
+      </w:r>
+      <w:r>
+        <w:rPr>
+          <w:rFonts w:ascii="Arial" w:eastAsia="Calibri" w:hAnsi="Arial" w:cs="Arial"/>
+          <w:color w:val="000000"/>
+          <w:sz w:val="20"/>
+          <w:szCs w:val="20"/>
+        </w:rPr>
+        <w:t xml:space="preserve">eb </w:t>
+      </w:r>
+      <w:r>
+        <w:rPr>
+          <w:rFonts w:ascii="Arial" w:eastAsia="Calibri" w:hAnsi="Arial" w:cs="Arial"/>
+          <w:color w:val="000000"/>
+          <w:sz w:val="20"/>
+          <w:szCs w:val="20"/>
+        </w:rPr>
+        <w:t>S</w:t>
+      </w:r>
+      <w:r>
+        <w:rPr>
+          <w:rFonts w:ascii="Arial" w:eastAsia="Calibri" w:hAnsi="Arial" w:cs="Arial"/>
+          <w:color w:val="000000"/>
+          <w:sz w:val="20"/>
+          <w:szCs w:val="20"/>
+        </w:rPr>
+        <w:t>ervices (AWS)</w:t>
+      </w:r>
+    </w:p>
+    <w:p>
+      <w:pPr>
+        <w:pBdr>
+          <w:top w:val="nil"/>
+          <w:left w:val="nil"/>
+          <w:bottom w:val="single" w:sz="4" w:space="1" w:color="000000"/>
+          <w:right w:val="nil"/>
+          <w:between w:val="nil"/>
+        </w:pBdr>
+        <w:rPr>
+          <w:rFonts w:ascii="Arial" w:eastAsia="Calibri" w:hAnsi="Arial" w:cs="Arial"/>
+          <w:b/>
+          <w:smallCaps/>
+          <w:color w:val="000000"/>
+          <w:sz w:val="20"/>
+          <w:szCs w:val="20"/>
+        </w:rPr>
+      </w:pPr>
+    </w:p>
+    <w:p>
+      <w:pPr>
+        <w:pBdr>
+          <w:top w:val="nil"/>
+          <w:left w:val="nil"/>
+          <w:bottom w:val="nil"/>
+          <w:right w:val="nil"/>
+          <w:between w:val="nil"/>
+        </w:pBdr>
+        <w:spacing w:before="120"/>
+        <w:rPr>
+          <w:rFonts w:ascii="Arial" w:eastAsia="Calibri" w:hAnsi="Arial" w:cs="Arial"/>
+          <w:b/>
+          <w:color w:val="000000"/>
+          <w:sz w:val="22"/>
+          <w:szCs w:val="22"/>
+        </w:rPr>
+      </w:pPr>
+      <w:r>
+        <w:rPr>
+          <w:rFonts w:ascii="Arial" w:eastAsia="Calibri" w:hAnsi="Arial" w:cs="Arial"/>
+          <w:b/>
+          <w:color w:val="000000"/>
+          <w:sz w:val="22"/>
+          <w:szCs w:val="22"/>
+        </w:rPr>
+        <w:t>ADDITIONAL ACHIEVEMENTS</w:t>
+      </w:r>
+    </w:p>
+    <w:p>
+      <w:pPr>
+        <w:pStyle w:val="ListParagraph"/>
+        <w:numPr>
+          <w:ilvl w:val="0"/>
+          <w:numId w:val="2"/>
+        </w:numPr>
+        <w:pBdr>
+          <w:top w:val="nil"/>
+          <w:left w:val="nil"/>
+          <w:bottom w:val="nil"/>
+          <w:right w:val="nil"/>
+          <w:between w:val="nil"/>
+        </w:pBdr>
+        <w:spacing w:before="120"/>
+        <w:rPr>
+          <w:rFonts w:ascii="Arial" w:eastAsia="Calibri" w:hAnsi="Arial" w:cs="Arial"/>
+          <w:color w:val="000000"/>
+          <w:sz w:val="20"/>
+          <w:szCs w:val="20"/>
+        </w:rPr>
+      </w:pPr>
+      <w:r>
+        <w:rPr>
+          <w:rFonts w:ascii="Arial" w:eastAsia="Calibri" w:hAnsi="Arial" w:cs="Arial"/>
+          <w:color w:val="000000"/>
+          <w:sz w:val="20"/>
+          <w:szCs w:val="20"/>
+        </w:rPr>
+        <w:t>Singing: l</w:t>
+      </w:r>
+      <w:r>
+        <w:rPr>
+          <w:rFonts w:ascii="Arial" w:eastAsia="Calibri" w:hAnsi="Arial" w:cs="Arial"/>
+          <w:color w:val="000000"/>
+          <w:sz w:val="20"/>
+          <w:szCs w:val="20"/>
+        </w:rPr>
+        <w:t>ed group</w:t>
       </w:r>
       <w:r>
         <w:rPr>
@@ -3654,8 +3637,92 @@
         <w:t xml:space="preserve"> competition Voice Festival UK.</w:t>
       </w:r>
     </w:p>
+    <w:p>
+      <w:pPr>
+        <w:pStyle w:val="ListParagraph"/>
+        <w:numPr>
+          <w:ilvl w:val="0"/>
+          <w:numId w:val="2"/>
+        </w:numPr>
+        <w:pBdr>
+          <w:top w:val="nil"/>
+          <w:left w:val="nil"/>
+          <w:bottom w:val="nil"/>
+          <w:right w:val="nil"/>
+          <w:between w:val="nil"/>
+        </w:pBdr>
+        <w:spacing w:before="120"/>
+        <w:rPr>
+          <w:rFonts w:ascii="Arial" w:eastAsia="Calibri" w:hAnsi="Arial" w:cs="Arial"/>
+          <w:color w:val="000000"/>
+          <w:sz w:val="20"/>
+          <w:szCs w:val="20"/>
+        </w:rPr>
+      </w:pPr>
+      <w:r>
+        <w:rPr>
+          <w:rFonts w:ascii="Arial" w:eastAsia="Calibri" w:hAnsi="Arial" w:cs="Arial"/>
+          <w:color w:val="000000"/>
+          <w:sz w:val="20"/>
+          <w:szCs w:val="20"/>
+        </w:rPr>
+        <w:t>Adventure: hitchhiked from London to Vienna in 4 days; spent 3 months in Thailand training Muay Thai.</w:t>
+      </w:r>
+    </w:p>
+    <w:p>
+      <w:pPr>
+        <w:pStyle w:val="ListParagraph"/>
+        <w:numPr>
+          <w:ilvl w:val="0"/>
+          <w:numId w:val="2"/>
+        </w:numPr>
+        <w:pBdr>
+          <w:top w:val="nil"/>
+          <w:left w:val="nil"/>
+          <w:bottom w:val="nil"/>
+          <w:right w:val="nil"/>
+          <w:between w:val="nil"/>
+        </w:pBdr>
+        <w:spacing w:before="120"/>
+        <w:rPr>
+          <w:rFonts w:ascii="Arial" w:eastAsia="Calibri" w:hAnsi="Arial" w:cs="Arial"/>
+          <w:color w:val="000000"/>
+          <w:sz w:val="20"/>
+          <w:szCs w:val="20"/>
+        </w:rPr>
+      </w:pPr>
+      <w:r>
+        <w:rPr>
+          <w:rFonts w:ascii="Arial" w:eastAsia="Calibri" w:hAnsi="Arial" w:cs="Arial"/>
+          <w:color w:val="000000"/>
+          <w:sz w:val="20"/>
+          <w:szCs w:val="20"/>
+        </w:rPr>
+        <w:t xml:space="preserve">High school: outperformed typical academic path with straight </w:t>
+      </w:r>
+      <w:proofErr w:type="gramStart"/>
+      <w:r>
+        <w:rPr>
+          <w:rFonts w:ascii="Arial" w:eastAsia="Calibri" w:hAnsi="Arial" w:cs="Arial"/>
+          <w:color w:val="000000"/>
+          <w:sz w:val="20"/>
+          <w:szCs w:val="20"/>
+        </w:rPr>
+        <w:t>As</w:t>
+      </w:r>
+      <w:proofErr w:type="gramEnd"/>
+      <w:r>
+        <w:rPr>
+          <w:rFonts w:ascii="Arial" w:eastAsia="Calibri" w:hAnsi="Arial" w:cs="Arial"/>
+          <w:color w:val="000000"/>
+          <w:sz w:val="20"/>
+          <w:szCs w:val="20"/>
+        </w:rPr>
+        <w:t xml:space="preserve"> in 4 Advanced Highers (typical path is 3).</w:t>
+      </w:r>
+    </w:p>
     <w:sectPr>
-      <w:headerReference w:type="default" r:id="rId14"/>
+      <w:headerReference w:type="default" r:id="rId15"/>
       <w:pgSz w:w="11900" w:h="16840"/>
       <w:pgMar w:top="720" w:right="720" w:bottom="720" w:left="720" w:header="618" w:footer="561" w:gutter="0"/>
       <w:pgNumType w:start="1"/>

--- a/apache2/www/public/engineer/engineer-resume.docx
+++ b/apache2/www/public/engineer/engineer-resume.docx
@@ -525,7 +525,52 @@
           <w:sz w:val="20"/>
           <w:szCs w:val="20"/>
         </w:rPr>
-        <w:t>2019-present</w:t>
+        <w:t xml:space="preserve">Jan </w:t>
+      </w:r>
+      <w:r>
+        <w:rPr>
+          <w:rFonts w:ascii="Arial" w:eastAsia="Calibri" w:hAnsi="Arial" w:cs="Arial"/>
+          <w:color w:val="000000"/>
+          <w:sz w:val="20"/>
+          <w:szCs w:val="20"/>
+        </w:rPr>
+        <w:t>2019</w:t>
+      </w:r>
+      <w:r>
+        <w:rPr>
+          <w:rFonts w:ascii="Arial" w:eastAsia="Calibri" w:hAnsi="Arial" w:cs="Arial"/>
+          <w:color w:val="000000"/>
+          <w:sz w:val="20"/>
+          <w:szCs w:val="20"/>
+        </w:rPr>
+        <w:t xml:space="preserve"> </w:t>
+      </w:r>
+      <w:r>
+        <w:rPr>
+          <w:rFonts w:ascii="Arial" w:eastAsia="Calibri" w:hAnsi="Arial" w:cs="Arial"/>
+          <w:color w:val="000000"/>
+          <w:sz w:val="20"/>
+          <w:szCs w:val="20"/>
+        </w:rPr>
+        <w:t>-</w:t>
+      </w:r>
+      <w:r>
+        <w:rPr>
+          <w:rFonts w:ascii="Arial" w:eastAsia="Calibri" w:hAnsi="Arial" w:cs="Arial"/>
+          <w:color w:val="000000"/>
+          <w:sz w:val="20"/>
+          <w:szCs w:val="20"/>
+        </w:rPr>
+        <w:t xml:space="preserve"> </w:t>
+      </w:r>
+      <w:r>
+        <w:rPr>
+          <w:rFonts w:ascii="Arial" w:eastAsia="Calibri" w:hAnsi="Arial" w:cs="Arial"/>
+          <w:color w:val="000000"/>
+          <w:sz w:val="20"/>
+          <w:szCs w:val="20"/>
+        </w:rPr>
+        <w:t>present</w:t>
       </w:r>
     </w:p>
     <w:p>
@@ -688,7 +733,25 @@
           <w:sz w:val="20"/>
           <w:szCs w:val="20"/>
         </w:rPr>
-        <w:t xml:space="preserve"> web development, object-oriented programming</w:t>
+        <w:t xml:space="preserve"> web development</w:t>
+      </w:r>
+      <w:r>
+        <w:rPr>
+          <w:rFonts w:ascii="Arial" w:eastAsia="Calibri" w:hAnsi="Arial" w:cs="Arial"/>
+          <w:color w:val="000000"/>
+          <w:sz w:val="20"/>
+          <w:szCs w:val="20"/>
+        </w:rPr>
+        <w:t xml:space="preserve"> with Django and Ruby on Rails</w:t>
+      </w:r>
+      <w:r>
+        <w:rPr>
+          <w:rFonts w:ascii="Arial" w:eastAsia="Calibri" w:hAnsi="Arial" w:cs="Arial"/>
+          <w:color w:val="000000"/>
+          <w:sz w:val="20"/>
+          <w:szCs w:val="20"/>
+        </w:rPr>
+        <w:t>, object-oriented programming</w:t>
       </w:r>
       <w:r>
         <w:rPr>
@@ -706,7 +769,16 @@
           <w:sz w:val="20"/>
           <w:szCs w:val="20"/>
         </w:rPr>
-        <w:t>databases, algorithms and data structures.</w:t>
+        <w:t>databases</w:t>
+      </w:r>
+      <w:r>
+        <w:rPr>
+          <w:rFonts w:ascii="Arial" w:eastAsia="Calibri" w:hAnsi="Arial" w:cs="Arial"/>
+          <w:color w:val="000000"/>
+          <w:sz w:val="20"/>
+          <w:szCs w:val="20"/>
+        </w:rPr>
+        <w:t>, algorithms and data structures.</w:t>
       </w:r>
     </w:p>
     <w:p>
@@ -792,11 +864,30 @@
       <w:r>
         <w:rPr>
           <w:rFonts w:ascii="Arial" w:eastAsia="Calibri" w:hAnsi="Arial" w:cs="Arial"/>
+          <w:bCs/>
+          <w:color w:val="000000"/>
+          <w:sz w:val="20"/>
+          <w:szCs w:val="20"/>
+        </w:rPr>
+        <w:t xml:space="preserve">Jun </w:t>
+      </w:r>
+      <w:r>
+        <w:rPr>
+          <w:rFonts w:ascii="Arial" w:eastAsia="Calibri" w:hAnsi="Arial" w:cs="Arial"/>
           <w:color w:val="000000"/>
           <w:sz w:val="20"/>
           <w:szCs w:val="20"/>
         </w:rPr>
         <w:t>2018</w:t>
+      </w:r>
+      <w:r>
+        <w:rPr>
+          <w:rFonts w:ascii="Arial" w:eastAsia="Calibri" w:hAnsi="Arial" w:cs="Arial"/>
+          <w:color w:val="000000"/>
+          <w:sz w:val="20"/>
+          <w:szCs w:val="20"/>
+        </w:rPr>
+        <w:t xml:space="preserve"> - Aug 2018</w:t>
       </w:r>
       <w:r>
         <w:rPr>
@@ -1059,16 +1150,16 @@
           <w:sz w:val="20"/>
           <w:szCs w:val="20"/>
         </w:rPr>
-        <w:t>U</w:t>
-      </w:r>
-      <w:r>
-        <w:rPr>
-          <w:rFonts w:ascii="Arial" w:eastAsia="Calibri" w:hAnsi="Arial" w:cs="Arial"/>
-          <w:color w:val="000000"/>
-          <w:sz w:val="20"/>
-          <w:szCs w:val="20"/>
-        </w:rPr>
-        <w:t xml:space="preserve">pgraded </w:t>
+        <w:t>Modernised</w:t>
+      </w:r>
+      <w:r>
+        <w:rPr>
+          <w:rFonts w:ascii="Arial" w:eastAsia="Calibri" w:hAnsi="Arial" w:cs="Arial"/>
+          <w:color w:val="000000"/>
+          <w:sz w:val="20"/>
+          <w:szCs w:val="20"/>
+        </w:rPr>
+        <w:t xml:space="preserve"> </w:t>
       </w:r>
       <w:r>
         <w:rPr>
@@ -1162,16 +1253,16 @@
           <w:sz w:val="20"/>
           <w:szCs w:val="20"/>
         </w:rPr>
-        <w:t>U</w:t>
-      </w:r>
-      <w:r>
-        <w:rPr>
-          <w:rFonts w:ascii="Arial" w:eastAsia="Calibri" w:hAnsi="Arial" w:cs="Arial"/>
-          <w:color w:val="000000"/>
-          <w:sz w:val="20"/>
-          <w:szCs w:val="20"/>
-        </w:rPr>
-        <w:t xml:space="preserve">pgraded </w:t>
+        <w:t>Refactored</w:t>
+      </w:r>
+      <w:r>
+        <w:rPr>
+          <w:rFonts w:ascii="Arial" w:eastAsia="Calibri" w:hAnsi="Arial" w:cs="Arial"/>
+          <w:color w:val="000000"/>
+          <w:sz w:val="20"/>
+          <w:szCs w:val="20"/>
+        </w:rPr>
+        <w:t xml:space="preserve"> </w:t>
       </w:r>
       <w:r>
         <w:rPr>
@@ -1198,16 +1289,16 @@
           <w:sz w:val="20"/>
           <w:szCs w:val="20"/>
         </w:rPr>
-        <w:t xml:space="preserve"> and</w:t>
-      </w:r>
-      <w:r>
-        <w:rPr>
-          <w:rFonts w:ascii="Arial" w:eastAsia="Calibri" w:hAnsi="Arial" w:cs="Arial"/>
-          <w:color w:val="000000"/>
-          <w:sz w:val="20"/>
-          <w:szCs w:val="20"/>
-        </w:rPr>
-        <w:t xml:space="preserve"> wrote </w:t>
+        <w:t xml:space="preserve">; </w:t>
+      </w:r>
+      <w:r>
+        <w:rPr>
+          <w:rFonts w:ascii="Arial" w:eastAsia="Calibri" w:hAnsi="Arial" w:cs="Arial"/>
+          <w:color w:val="000000"/>
+          <w:sz w:val="20"/>
+          <w:szCs w:val="20"/>
+        </w:rPr>
+        <w:t xml:space="preserve">wrote </w:t>
       </w:r>
       <w:r>
         <w:rPr>
@@ -1364,7 +1455,60 @@
           <w:szCs w:val="20"/>
         </w:rPr>
         <w:tab/>
-        <w:t>2016-2018</w:t>
+      </w:r>
+      <w:r>
+        <w:rPr>
+          <w:rFonts w:ascii="Arial" w:eastAsia="Calibri" w:hAnsi="Arial" w:cs="Arial"/>
+          <w:color w:val="000000"/>
+          <w:sz w:val="20"/>
+          <w:szCs w:val="20"/>
+        </w:rPr>
+        <w:t xml:space="preserve">Aug </w:t>
+      </w:r>
+      <w:r>
+        <w:rPr>
+          <w:rFonts w:ascii="Arial" w:eastAsia="Calibri" w:hAnsi="Arial" w:cs="Arial"/>
+          <w:color w:val="000000"/>
+          <w:sz w:val="20"/>
+          <w:szCs w:val="20"/>
+        </w:rPr>
+        <w:t>2016</w:t>
+      </w:r>
+      <w:r>
+        <w:rPr>
+          <w:rFonts w:ascii="Arial" w:eastAsia="Calibri" w:hAnsi="Arial" w:cs="Arial"/>
+          <w:color w:val="000000"/>
+          <w:sz w:val="20"/>
+          <w:szCs w:val="20"/>
+        </w:rPr>
+        <w:t xml:space="preserve"> </w:t>
+      </w:r>
+      <w:r>
+        <w:rPr>
+          <w:rFonts w:ascii="Arial" w:eastAsia="Calibri" w:hAnsi="Arial" w:cs="Arial"/>
+          <w:color w:val="000000"/>
+          <w:sz w:val="20"/>
+          <w:szCs w:val="20"/>
+        </w:rPr>
+        <w:t>-</w:t>
+      </w:r>
+      <w:r>
+        <w:rPr>
+          <w:rFonts w:ascii="Arial" w:eastAsia="Calibri" w:hAnsi="Arial" w:cs="Arial"/>
+          <w:color w:val="000000"/>
+          <w:sz w:val="20"/>
+          <w:szCs w:val="20"/>
+        </w:rPr>
+        <w:t xml:space="preserve"> May </w:t>
+      </w:r>
+      <w:r>
+        <w:rPr>
+          <w:rFonts w:ascii="Arial" w:eastAsia="Calibri" w:hAnsi="Arial" w:cs="Arial"/>
+          <w:color w:val="000000"/>
+          <w:sz w:val="20"/>
+          <w:szCs w:val="20"/>
+        </w:rPr>
+        <w:t>2018</w:t>
       </w:r>
     </w:p>
     <w:p>
@@ -1630,7 +1774,70 @@
           <w:sz w:val="20"/>
           <w:szCs w:val="20"/>
         </w:rPr>
-        <w:t xml:space="preserve"> (AFHEA).</w:t>
+        <w:t xml:space="preserve"> (AFHEA)</w:t>
+      </w:r>
+      <w:r>
+        <w:rPr>
+          <w:rFonts w:ascii="Arial" w:eastAsia="Calibri" w:hAnsi="Arial" w:cs="Arial"/>
+          <w:color w:val="000000"/>
+          <w:sz w:val="20"/>
+          <w:szCs w:val="20"/>
+        </w:rPr>
+        <w:t xml:space="preserve"> </w:t>
+      </w:r>
+      <w:r>
+        <w:rPr>
+          <w:rFonts w:ascii="Arial" w:eastAsia="Calibri" w:hAnsi="Arial" w:cs="Arial"/>
+          <w:color w:val="000000"/>
+          <w:sz w:val="20"/>
+          <w:szCs w:val="20"/>
+        </w:rPr>
+        <w:t xml:space="preserve">as </w:t>
+      </w:r>
+      <w:r>
+        <w:rPr>
+          <w:rFonts w:ascii="Arial" w:eastAsia="Calibri" w:hAnsi="Arial" w:cs="Arial"/>
+          <w:color w:val="000000"/>
+          <w:sz w:val="20"/>
+          <w:szCs w:val="20"/>
+        </w:rPr>
+        <w:t>recogni</w:t>
+      </w:r>
+      <w:r>
+        <w:rPr>
+          <w:rFonts w:ascii="Arial" w:eastAsia="Calibri" w:hAnsi="Arial" w:cs="Arial"/>
+          <w:color w:val="000000"/>
+          <w:sz w:val="20"/>
+          <w:szCs w:val="20"/>
+        </w:rPr>
+        <w:t>tion of</w:t>
+      </w:r>
+      <w:r>
+        <w:rPr>
+          <w:rFonts w:ascii="Arial" w:eastAsia="Calibri" w:hAnsi="Arial" w:cs="Arial"/>
+          <w:color w:val="000000"/>
+          <w:sz w:val="20"/>
+          <w:szCs w:val="20"/>
+        </w:rPr>
+        <w:t xml:space="preserve"> </w:t>
+      </w:r>
+      <w:r>
+        <w:rPr>
+          <w:rFonts w:ascii="Arial" w:eastAsia="Calibri" w:hAnsi="Arial" w:cs="Arial"/>
+          <w:color w:val="000000"/>
+          <w:sz w:val="20"/>
+          <w:szCs w:val="20"/>
+        </w:rPr>
+        <w:t>high-quality</w:t>
+      </w:r>
+      <w:r>
+        <w:rPr>
+          <w:rFonts w:ascii="Arial" w:eastAsia="Calibri" w:hAnsi="Arial" w:cs="Arial"/>
+          <w:color w:val="000000"/>
+          <w:sz w:val="20"/>
+          <w:szCs w:val="20"/>
+        </w:rPr>
+        <w:t xml:space="preserve"> teaching.</w:t>
       </w:r>
     </w:p>
     <w:p>
@@ -1770,6 +1977,16 @@
           <w:sz w:val="20"/>
           <w:szCs w:val="20"/>
         </w:rPr>
+        <w:t xml:space="preserve">Aug </w:t>
+      </w:r>
+      <w:r>
+        <w:rPr>
+          <w:rFonts w:ascii="Arial" w:eastAsia="Calibri" w:hAnsi="Arial" w:cs="Arial"/>
+          <w:bCs/>
+          <w:color w:val="000000"/>
+          <w:sz w:val="20"/>
+          <w:szCs w:val="20"/>
+        </w:rPr>
         <w:t>20</w:t>
       </w:r>
       <w:r>
@@ -1780,7 +1997,47 @@
           <w:sz w:val="20"/>
           <w:szCs w:val="20"/>
         </w:rPr>
-        <w:t>13-2018</w:t>
+        <w:t>13</w:t>
+      </w:r>
+      <w:r>
+        <w:rPr>
+          <w:rFonts w:ascii="Arial" w:eastAsia="Calibri" w:hAnsi="Arial" w:cs="Arial"/>
+          <w:bCs/>
+          <w:color w:val="000000"/>
+          <w:sz w:val="20"/>
+          <w:szCs w:val="20"/>
+        </w:rPr>
+        <w:t xml:space="preserve"> </w:t>
+      </w:r>
+      <w:r>
+        <w:rPr>
+          <w:rFonts w:ascii="Arial" w:eastAsia="Calibri" w:hAnsi="Arial" w:cs="Arial"/>
+          <w:bCs/>
+          <w:color w:val="000000"/>
+          <w:sz w:val="20"/>
+          <w:szCs w:val="20"/>
+        </w:rPr>
+        <w:t>-</w:t>
+      </w:r>
+      <w:r>
+        <w:rPr>
+          <w:rFonts w:ascii="Arial" w:eastAsia="Calibri" w:hAnsi="Arial" w:cs="Arial"/>
+          <w:bCs/>
+          <w:color w:val="000000"/>
+          <w:sz w:val="20"/>
+          <w:szCs w:val="20"/>
+        </w:rPr>
+        <w:t xml:space="preserve"> May </w:t>
+      </w:r>
+      <w:r>
+        <w:rPr>
+          <w:rFonts w:ascii="Arial" w:eastAsia="Calibri" w:hAnsi="Arial" w:cs="Arial"/>
+          <w:bCs/>
+          <w:color w:val="000000"/>
+          <w:sz w:val="20"/>
+          <w:szCs w:val="20"/>
+        </w:rPr>
+        <w:t>2018</w:t>
       </w:r>
     </w:p>
     <w:p>
@@ -2153,16 +2410,7 @@
           <w:sz w:val="20"/>
           <w:szCs w:val="20"/>
         </w:rPr>
-        <w:t>D</w:t>
-      </w:r>
-      <w:r>
-        <w:rPr>
-          <w:rFonts w:ascii="Arial" w:eastAsia="Calibri" w:hAnsi="Arial" w:cs="Arial"/>
-          <w:color w:val="000000"/>
-          <w:sz w:val="20"/>
-          <w:szCs w:val="20"/>
-        </w:rPr>
-        <w:t xml:space="preserve">esigned </w:t>
+        <w:t xml:space="preserve">Crafted intricate front-end HTML/CSS template using Bootstrap, including fully </w:t>
       </w:r>
       <w:r>
         <w:rPr>
@@ -2180,25 +2428,7 @@
           <w:sz w:val="20"/>
           <w:szCs w:val="20"/>
         </w:rPr>
-        <w:t xml:space="preserve">front-end </w:t>
-      </w:r>
-      <w:r>
-        <w:rPr>
-          <w:rFonts w:ascii="Arial" w:eastAsia="Calibri" w:hAnsi="Arial" w:cs="Arial"/>
-          <w:color w:val="000000"/>
-          <w:sz w:val="20"/>
-          <w:szCs w:val="20"/>
-        </w:rPr>
-        <w:t>HTML/CSS templates</w:t>
-      </w:r>
-      <w:r>
-        <w:rPr>
-          <w:rFonts w:ascii="Arial" w:eastAsia="Calibri" w:hAnsi="Arial" w:cs="Arial"/>
-          <w:color w:val="000000"/>
-          <w:sz w:val="20"/>
-          <w:szCs w:val="20"/>
-        </w:rPr>
-        <w:t xml:space="preserve"> with Bootstrap.</w:t>
+        <w:t xml:space="preserve">menu and sidebar. </w:t>
       </w:r>
     </w:p>
     <w:p>
@@ -2229,16 +2459,25 @@
           <w:sz w:val="20"/>
           <w:szCs w:val="20"/>
         </w:rPr>
-        <w:t>B</w:t>
-      </w:r>
-      <w:r>
-        <w:rPr>
-          <w:rFonts w:ascii="Arial" w:eastAsia="Calibri" w:hAnsi="Arial" w:cs="Arial"/>
-          <w:color w:val="000000"/>
-          <w:sz w:val="20"/>
-          <w:szCs w:val="20"/>
-        </w:rPr>
-        <w:t xml:space="preserve">uilt reusable </w:t>
+        <w:t xml:space="preserve">Built </w:t>
+      </w:r>
+      <w:r>
+        <w:rPr>
+          <w:rFonts w:ascii="Arial" w:eastAsia="Calibri" w:hAnsi="Arial" w:cs="Arial"/>
+          <w:color w:val="000000"/>
+          <w:sz w:val="20"/>
+          <w:szCs w:val="20"/>
+        </w:rPr>
+        <w:t xml:space="preserve">reusable </w:t>
+      </w:r>
+      <w:r>
+        <w:rPr>
+          <w:rFonts w:ascii="Arial" w:eastAsia="Calibri" w:hAnsi="Arial" w:cs="Arial"/>
+          <w:color w:val="000000"/>
+          <w:sz w:val="20"/>
+          <w:szCs w:val="20"/>
+        </w:rPr>
+        <w:t xml:space="preserve">PHP </w:t>
       </w:r>
       <w:r>
         <w:rPr>
@@ -2256,25 +2495,52 @@
           <w:sz w:val="20"/>
           <w:szCs w:val="20"/>
         </w:rPr>
-        <w:t>PHP framework</w:t>
-      </w:r>
-      <w:r>
-        <w:rPr>
-          <w:rFonts w:ascii="Arial" w:eastAsia="Calibri" w:hAnsi="Arial" w:cs="Arial"/>
-          <w:color w:val="000000"/>
-          <w:sz w:val="20"/>
-          <w:szCs w:val="20"/>
-        </w:rPr>
-        <w:t xml:space="preserve"> from scratch</w:t>
-      </w:r>
-      <w:r>
-        <w:rPr>
-          <w:rFonts w:ascii="Arial" w:eastAsia="Calibri" w:hAnsi="Arial" w:cs="Arial"/>
-          <w:color w:val="000000"/>
-          <w:sz w:val="20"/>
-          <w:szCs w:val="20"/>
-        </w:rPr>
-        <w:t>.</w:t>
+        <w:t xml:space="preserve">from scratch </w:t>
+      </w:r>
+      <w:r>
+        <w:rPr>
+          <w:rFonts w:ascii="Arial" w:eastAsia="Calibri" w:hAnsi="Arial" w:cs="Arial"/>
+          <w:color w:val="000000"/>
+          <w:sz w:val="20"/>
+          <w:szCs w:val="20"/>
+        </w:rPr>
+        <w:t>including</w:t>
+      </w:r>
+      <w:r>
+        <w:rPr>
+          <w:rFonts w:ascii="Arial" w:eastAsia="Calibri" w:hAnsi="Arial" w:cs="Arial"/>
+          <w:color w:val="000000"/>
+          <w:sz w:val="20"/>
+          <w:szCs w:val="20"/>
+        </w:rPr>
+        <w:t xml:space="preserve"> routing</w:t>
+      </w:r>
+      <w:r>
+        <w:rPr>
+          <w:rFonts w:ascii="Arial" w:eastAsia="Calibri" w:hAnsi="Arial" w:cs="Arial"/>
+          <w:color w:val="000000"/>
+          <w:sz w:val="20"/>
+          <w:szCs w:val="20"/>
+        </w:rPr>
+        <w:t>, templating and a</w:t>
+      </w:r>
+      <w:r>
+        <w:rPr>
+          <w:rFonts w:ascii="Arial" w:eastAsia="Calibri" w:hAnsi="Arial" w:cs="Arial"/>
+          <w:color w:val="000000"/>
+          <w:sz w:val="20"/>
+          <w:szCs w:val="20"/>
+        </w:rPr>
+        <w:t xml:space="preserve"> 100%</w:t>
+      </w:r>
+      <w:r>
+        <w:rPr>
+          <w:rFonts w:ascii="Arial" w:eastAsia="Calibri" w:hAnsi="Arial" w:cs="Arial"/>
+          <w:color w:val="000000"/>
+          <w:sz w:val="20"/>
+          <w:szCs w:val="20"/>
+        </w:rPr>
+        <w:t xml:space="preserve"> spam-free contact form.</w:t>
       </w:r>
     </w:p>
     <w:p>
@@ -3064,16 +3330,43 @@
           <w:sz w:val="20"/>
           <w:szCs w:val="20"/>
         </w:rPr>
-        <w:t xml:space="preserve"> grade of 88% weighted based on my significant contributions and leadership</w:t>
-      </w:r>
-      <w:r>
-        <w:rPr>
-          <w:rFonts w:ascii="Arial" w:eastAsia="Calibri" w:hAnsi="Arial" w:cs="Arial"/>
-          <w:color w:val="000000"/>
-          <w:sz w:val="20"/>
-          <w:szCs w:val="20"/>
-        </w:rPr>
-        <w:t xml:space="preserve"> in the group project</w:t>
+        <w:t xml:space="preserve"> grade of 88% weighted based on my significant contributions</w:t>
+      </w:r>
+      <w:r>
+        <w:rPr>
+          <w:rFonts w:ascii="Arial" w:eastAsia="Calibri" w:hAnsi="Arial" w:cs="Arial"/>
+          <w:color w:val="000000"/>
+          <w:sz w:val="20"/>
+          <w:szCs w:val="20"/>
+        </w:rPr>
+        <w:t xml:space="preserve"> </w:t>
+      </w:r>
+      <w:r>
+        <w:rPr>
+          <w:rFonts w:ascii="Arial" w:eastAsia="Calibri" w:hAnsi="Arial" w:cs="Arial"/>
+          <w:color w:val="000000"/>
+          <w:sz w:val="20"/>
+          <w:szCs w:val="20"/>
+        </w:rPr>
+        <w:t xml:space="preserve">and </w:t>
+      </w:r>
+      <w:r>
+        <w:rPr>
+          <w:rFonts w:ascii="Arial" w:eastAsia="Calibri" w:hAnsi="Arial" w:cs="Arial"/>
+          <w:color w:val="000000"/>
+          <w:sz w:val="20"/>
+          <w:szCs w:val="20"/>
+        </w:rPr>
+        <w:t xml:space="preserve">inspiring </w:t>
+      </w:r>
+      <w:r>
+        <w:rPr>
+          <w:rFonts w:ascii="Arial" w:eastAsia="Calibri" w:hAnsi="Arial" w:cs="Arial"/>
+          <w:color w:val="000000"/>
+          <w:sz w:val="20"/>
+          <w:szCs w:val="20"/>
+        </w:rPr>
+        <w:t>leadership</w:t>
       </w:r>
       <w:r>
         <w:rPr>
@@ -3224,7 +3517,7 @@
           <w:sz w:val="20"/>
           <w:szCs w:val="20"/>
         </w:rPr>
-        <w:t>, MATLAB, C, Haskell, Ruby</w:t>
+        <w:t>, MATLAB, C, Haskell</w:t>
       </w:r>
     </w:p>
     <w:p>
@@ -3482,7 +3775,7 @@
           <w:sz w:val="20"/>
           <w:szCs w:val="20"/>
         </w:rPr>
-        <w:t>ervices (AWS)</w:t>
+        <w:t>ervices</w:t>
       </w:r>
     </w:p>
     <w:p>

--- a/apache2/www/public/engineer/engineer-resume.docx
+++ b/apache2/www/public/engineer/engineer-resume.docx
@@ -2410,25 +2410,88 @@
           <w:sz w:val="20"/>
           <w:szCs w:val="20"/>
         </w:rPr>
-        <w:t xml:space="preserve">Crafted intricate front-end HTML/CSS template using Bootstrap, including fully </w:t>
-      </w:r>
-      <w:r>
-        <w:rPr>
-          <w:rFonts w:ascii="Arial" w:eastAsia="Calibri" w:hAnsi="Arial" w:cs="Arial"/>
-          <w:color w:val="000000"/>
-          <w:sz w:val="20"/>
-          <w:szCs w:val="20"/>
-        </w:rPr>
-        <w:t xml:space="preserve">responsive </w:t>
-      </w:r>
-      <w:r>
-        <w:rPr>
-          <w:rFonts w:ascii="Arial" w:eastAsia="Calibri" w:hAnsi="Arial" w:cs="Arial"/>
-          <w:color w:val="000000"/>
-          <w:sz w:val="20"/>
-          <w:szCs w:val="20"/>
-        </w:rPr>
-        <w:t xml:space="preserve">menu and sidebar. </w:t>
+        <w:t xml:space="preserve">Built </w:t>
+      </w:r>
+      <w:r>
+        <w:rPr>
+          <w:rFonts w:ascii="Arial" w:eastAsia="Calibri" w:hAnsi="Arial" w:cs="Arial"/>
+          <w:color w:val="000000"/>
+          <w:sz w:val="20"/>
+          <w:szCs w:val="20"/>
+        </w:rPr>
+        <w:t xml:space="preserve">reusable </w:t>
+      </w:r>
+      <w:r>
+        <w:rPr>
+          <w:rFonts w:ascii="Arial" w:eastAsia="Calibri" w:hAnsi="Arial" w:cs="Arial"/>
+          <w:color w:val="000000"/>
+          <w:sz w:val="20"/>
+          <w:szCs w:val="20"/>
+        </w:rPr>
+        <w:t xml:space="preserve">PHP </w:t>
+      </w:r>
+      <w:r>
+        <w:rPr>
+          <w:rFonts w:ascii="Arial" w:eastAsia="Calibri" w:hAnsi="Arial" w:cs="Arial"/>
+          <w:color w:val="000000"/>
+          <w:sz w:val="20"/>
+          <w:szCs w:val="20"/>
+        </w:rPr>
+        <w:t xml:space="preserve">back-end </w:t>
+      </w:r>
+      <w:r>
+        <w:rPr>
+          <w:rFonts w:ascii="Arial" w:eastAsia="Calibri" w:hAnsi="Arial" w:cs="Arial"/>
+          <w:color w:val="000000"/>
+          <w:sz w:val="20"/>
+          <w:szCs w:val="20"/>
+        </w:rPr>
+        <w:t xml:space="preserve">from scratch </w:t>
+      </w:r>
+      <w:r>
+        <w:rPr>
+          <w:rFonts w:ascii="Arial" w:eastAsia="Calibri" w:hAnsi="Arial" w:cs="Arial"/>
+          <w:color w:val="000000"/>
+          <w:sz w:val="20"/>
+          <w:szCs w:val="20"/>
+        </w:rPr>
+        <w:t>including</w:t>
+      </w:r>
+      <w:r>
+        <w:rPr>
+          <w:rFonts w:ascii="Arial" w:eastAsia="Calibri" w:hAnsi="Arial" w:cs="Arial"/>
+          <w:color w:val="000000"/>
+          <w:sz w:val="20"/>
+          <w:szCs w:val="20"/>
+        </w:rPr>
+        <w:t xml:space="preserve"> routing</w:t>
+      </w:r>
+      <w:r>
+        <w:rPr>
+          <w:rFonts w:ascii="Arial" w:eastAsia="Calibri" w:hAnsi="Arial" w:cs="Arial"/>
+          <w:color w:val="000000"/>
+          <w:sz w:val="20"/>
+          <w:szCs w:val="20"/>
+        </w:rPr>
+        <w:t>, templating and a</w:t>
+      </w:r>
+      <w:r>
+        <w:rPr>
+          <w:rFonts w:ascii="Arial" w:eastAsia="Calibri" w:hAnsi="Arial" w:cs="Arial"/>
+          <w:color w:val="000000"/>
+          <w:sz w:val="20"/>
+          <w:szCs w:val="20"/>
+        </w:rPr>
+        <w:t xml:space="preserve"> 100%</w:t>
+      </w:r>
+      <w:r>
+        <w:rPr>
+          <w:rFonts w:ascii="Arial" w:eastAsia="Calibri" w:hAnsi="Arial" w:cs="Arial"/>
+          <w:color w:val="000000"/>
+          <w:sz w:val="20"/>
+          <w:szCs w:val="20"/>
+        </w:rPr>
+        <w:t xml:space="preserve"> spam-free contact form.</w:t>
       </w:r>
     </w:p>
     <w:p>
@@ -2459,88 +2522,7 @@
           <w:sz w:val="20"/>
           <w:szCs w:val="20"/>
         </w:rPr>
-        <w:t xml:space="preserve">Built </w:t>
-      </w:r>
-      <w:r>
-        <w:rPr>
-          <w:rFonts w:ascii="Arial" w:eastAsia="Calibri" w:hAnsi="Arial" w:cs="Arial"/>
-          <w:color w:val="000000"/>
-          <w:sz w:val="20"/>
-          <w:szCs w:val="20"/>
-        </w:rPr>
-        <w:t xml:space="preserve">reusable </w:t>
-      </w:r>
-      <w:r>
-        <w:rPr>
-          <w:rFonts w:ascii="Arial" w:eastAsia="Calibri" w:hAnsi="Arial" w:cs="Arial"/>
-          <w:color w:val="000000"/>
-          <w:sz w:val="20"/>
-          <w:szCs w:val="20"/>
-        </w:rPr>
-        <w:t xml:space="preserve">PHP </w:t>
-      </w:r>
-      <w:r>
-        <w:rPr>
-          <w:rFonts w:ascii="Arial" w:eastAsia="Calibri" w:hAnsi="Arial" w:cs="Arial"/>
-          <w:color w:val="000000"/>
-          <w:sz w:val="20"/>
-          <w:szCs w:val="20"/>
-        </w:rPr>
-        <w:t xml:space="preserve">back-end </w:t>
-      </w:r>
-      <w:r>
-        <w:rPr>
-          <w:rFonts w:ascii="Arial" w:eastAsia="Calibri" w:hAnsi="Arial" w:cs="Arial"/>
-          <w:color w:val="000000"/>
-          <w:sz w:val="20"/>
-          <w:szCs w:val="20"/>
-        </w:rPr>
-        <w:t xml:space="preserve">from scratch </w:t>
-      </w:r>
-      <w:r>
-        <w:rPr>
-          <w:rFonts w:ascii="Arial" w:eastAsia="Calibri" w:hAnsi="Arial" w:cs="Arial"/>
-          <w:color w:val="000000"/>
-          <w:sz w:val="20"/>
-          <w:szCs w:val="20"/>
-        </w:rPr>
-        <w:t>including</w:t>
-      </w:r>
-      <w:r>
-        <w:rPr>
-          <w:rFonts w:ascii="Arial" w:eastAsia="Calibri" w:hAnsi="Arial" w:cs="Arial"/>
-          <w:color w:val="000000"/>
-          <w:sz w:val="20"/>
-          <w:szCs w:val="20"/>
-        </w:rPr>
-        <w:t xml:space="preserve"> routing</w:t>
-      </w:r>
-      <w:r>
-        <w:rPr>
-          <w:rFonts w:ascii="Arial" w:eastAsia="Calibri" w:hAnsi="Arial" w:cs="Arial"/>
-          <w:color w:val="000000"/>
-          <w:sz w:val="20"/>
-          <w:szCs w:val="20"/>
-        </w:rPr>
-        <w:t>, templating and a</w:t>
-      </w:r>
-      <w:r>
-        <w:rPr>
-          <w:rFonts w:ascii="Arial" w:eastAsia="Calibri" w:hAnsi="Arial" w:cs="Arial"/>
-          <w:color w:val="000000"/>
-          <w:sz w:val="20"/>
-          <w:szCs w:val="20"/>
-        </w:rPr>
-        <w:t xml:space="preserve"> 100%</w:t>
-      </w:r>
-      <w:r>
-        <w:rPr>
-          <w:rFonts w:ascii="Arial" w:eastAsia="Calibri" w:hAnsi="Arial" w:cs="Arial"/>
-          <w:color w:val="000000"/>
-          <w:sz w:val="20"/>
-          <w:szCs w:val="20"/>
-        </w:rPr>
-        <w:t xml:space="preserve"> spam-free contact form.</w:t>
+        <w:t>Crafted intricate front-end HTML/CSS template using Bootstrap, including fully responsive menu and sidebar.</w:t>
       </w:r>
     </w:p>
     <w:p>

--- a/apache2/www/public/engineer/engineer-resume.docx
+++ b/apache2/www/public/engineer/engineer-resume.docx
@@ -43,26 +43,6 @@
         </w:rPr>
         <w:t>r</w:t>
       </w:r>
-      <w:r>
-        <w:rPr>
-          <w:rFonts w:ascii="Arial" w:eastAsia="Calibri" w:hAnsi="Arial" w:cs="Arial"/>
-          <w:b/>
-          <w:color w:val="000000"/>
-          <w:sz w:val="28"/>
-          <w:szCs w:val="28"/>
-        </w:rPr>
-        <w:tab/>
-      </w:r>
-      <w:r>
-        <w:rPr>
-          <w:rFonts w:ascii="Arial" w:eastAsia="Calibri" w:hAnsi="Arial" w:cs="Arial"/>
-          <w:b/>
-          <w:color w:val="000000"/>
-          <w:sz w:val="28"/>
-          <w:szCs w:val="28"/>
-        </w:rPr>
-        <w:t>Software Engineer</w:t>
-      </w:r>
     </w:p>
     <w:p>
       <w:pPr>
@@ -121,37 +101,10 @@
           <w:right w:val="nil"/>
           <w:between w:val="nil"/>
         </w:pBdr>
-        <w:spacing w:before="120"/>
-        <w:rPr>
-          <w:rFonts w:ascii="Arial" w:eastAsia="Calibri" w:hAnsi="Arial" w:cs="Arial"/>
-          <w:color w:val="000000"/>
-          <w:sz w:val="20"/>
-          <w:szCs w:val="20"/>
-        </w:rPr>
-      </w:pPr>
-      <w:r>
-        <w:rPr>
-          <w:rFonts w:ascii="Arial" w:eastAsia="Calibri" w:hAnsi="Arial" w:cs="Arial"/>
-          <w:color w:val="000000"/>
-          <w:sz w:val="20"/>
-          <w:szCs w:val="20"/>
-        </w:rPr>
-        <w:t>Phone: +34 654 709 883</w:t>
-      </w:r>
-    </w:p>
-    <w:p>
-      <w:pPr>
-        <w:pBdr>
-          <w:top w:val="nil"/>
-          <w:left w:val="nil"/>
-          <w:bottom w:val="nil"/>
-          <w:right w:val="nil"/>
-          <w:between w:val="nil"/>
-        </w:pBdr>
-        <w:spacing w:line="276" w:lineRule="auto"/>
-        <w:rPr>
-          <w:rFonts w:ascii="Arial" w:eastAsia="Calibri" w:hAnsi="Arial" w:cs="Arial"/>
-          <w:bCs/>
+        <w:spacing w:before="120" w:line="276" w:lineRule="auto"/>
+        <w:rPr>
+          <w:rFonts w:ascii="Arial" w:eastAsia="Calibri" w:hAnsi="Arial" w:cs="Arial"/>
+          <w:color w:val="000000"/>
           <w:sz w:val="20"/>
           <w:szCs w:val="20"/>
         </w:rPr>
@@ -175,65 +128,78 @@
             <w:sz w:val="20"/>
             <w:szCs w:val="20"/>
           </w:rPr>
-          <w:t>ramsey.el-naggar@outlook.com</w:t>
+          <w:t>ramsey.el-naggar@outloo</w:t>
         </w:r>
-      </w:hyperlink>
-    </w:p>
-    <w:p>
-      <w:pPr>
-        <w:rPr>
-          <w:rFonts w:eastAsia="Calibri"/>
-        </w:rPr>
-      </w:pPr>
-      <w:r>
-        <w:rPr>
-          <w:rStyle w:val="Hyperlink"/>
-          <w:rFonts w:ascii="Arial" w:eastAsia="Calibri" w:hAnsi="Arial" w:cs="Arial"/>
-          <w:color w:val="auto"/>
-          <w:sz w:val="20"/>
-          <w:szCs w:val="20"/>
-          <w:u w:val="none"/>
-        </w:rPr>
-        <w:t xml:space="preserve">Website: </w:t>
-      </w:r>
-      <w:hyperlink r:id="rId9" w:history="1">
         <w:r>
           <w:rPr>
             <w:rStyle w:val="Hyperlink"/>
             <w:rFonts w:ascii="Arial" w:eastAsia="Calibri" w:hAnsi="Arial" w:cs="Arial"/>
+            <w:bCs/>
+            <w:color w:val="4472C4" w:themeColor="accent1"/>
             <w:sz w:val="20"/>
             <w:szCs w:val="20"/>
           </w:rPr>
-          <w:t>https://rmsy.me</w:t>
+          <w:t>k.com</w:t>
         </w:r>
       </w:hyperlink>
       <w:r>
         <w:rPr>
           <w:rStyle w:val="Hyperlink"/>
           <w:rFonts w:ascii="Arial" w:eastAsia="Calibri" w:hAnsi="Arial" w:cs="Arial"/>
-          <w:sz w:val="20"/>
-          <w:szCs w:val="20"/>
-        </w:rPr>
-        <w:t>/</w:t>
-      </w:r>
-    </w:p>
-    <w:p>
-      <w:pPr>
-        <w:pBdr>
-          <w:top w:val="nil"/>
-          <w:left w:val="nil"/>
-          <w:bottom w:val="nil"/>
-          <w:right w:val="nil"/>
-          <w:between w:val="nil"/>
-        </w:pBdr>
-        <w:spacing w:line="276" w:lineRule="auto"/>
+          <w:bCs/>
+          <w:color w:val="4472C4" w:themeColor="accent1"/>
+          <w:sz w:val="20"/>
+          <w:szCs w:val="20"/>
+        </w:rPr>
+        <w:t xml:space="preserve"> |</w:t>
+      </w:r>
+      <w:r>
         <w:rPr>
           <w:rStyle w:val="Hyperlink"/>
           <w:rFonts w:ascii="Arial" w:eastAsia="Calibri" w:hAnsi="Arial" w:cs="Arial"/>
-          <w:sz w:val="20"/>
-          <w:szCs w:val="20"/>
-        </w:rPr>
-      </w:pPr>
+          <w:bCs/>
+          <w:color w:val="auto"/>
+          <w:sz w:val="20"/>
+          <w:szCs w:val="20"/>
+          <w:u w:val="none"/>
+        </w:rPr>
+        <w:t xml:space="preserve"> </w:t>
+      </w:r>
+      <w:r>
+        <w:rPr>
+          <w:rFonts w:ascii="Arial" w:eastAsia="Calibri" w:hAnsi="Arial" w:cs="Arial"/>
+          <w:sz w:val="20"/>
+          <w:szCs w:val="20"/>
+        </w:rPr>
+        <w:t>Phone</w:t>
+      </w:r>
+      <w:r>
+        <w:rPr>
+          <w:rFonts w:ascii="Arial" w:eastAsia="Calibri" w:hAnsi="Arial" w:cs="Arial"/>
+          <w:color w:val="000000"/>
+          <w:sz w:val="20"/>
+          <w:szCs w:val="20"/>
+        </w:rPr>
+        <w:t>: +34 654 709 883</w:t>
+      </w:r>
+      <w:r>
+        <w:rPr>
+          <w:rFonts w:ascii="Arial" w:eastAsia="Calibri" w:hAnsi="Arial" w:cs="Arial"/>
+          <w:color w:val="000000"/>
+          <w:sz w:val="20"/>
+          <w:szCs w:val="20"/>
+        </w:rPr>
+        <w:t xml:space="preserve"> |</w:t>
+      </w:r>
+      <w:r>
+        <w:rPr>
+          <w:rFonts w:ascii="Arial" w:eastAsia="Calibri" w:hAnsi="Arial" w:cs="Arial"/>
+          <w:color w:val="000000"/>
+          <w:sz w:val="20"/>
+          <w:szCs w:val="20"/>
+        </w:rPr>
+        <w:t xml:space="preserve"> </w:t>
+      </w:r>
       <w:r>
         <w:rPr>
           <w:rFonts w:ascii="Arial" w:eastAsia="Calibri" w:hAnsi="Arial" w:cs="Arial"/>
@@ -243,7 +209,7 @@
         </w:rPr>
         <w:t xml:space="preserve">LinkedIn: </w:t>
       </w:r>
-      <w:hyperlink r:id="rId10" w:history="1">
+      <w:hyperlink r:id="rId9" w:history="1">
         <w:r>
           <w:rPr>
             <w:rStyle w:val="Hyperlink"/>
@@ -264,6 +230,174 @@
           <w:right w:val="nil"/>
           <w:between w:val="nil"/>
         </w:pBdr>
+        <w:spacing w:line="276" w:lineRule="auto"/>
+        <w:rPr>
+          <w:rFonts w:ascii="Arial" w:eastAsia="Calibri" w:hAnsi="Arial" w:cs="Arial"/>
+          <w:sz w:val="20"/>
+          <w:szCs w:val="20"/>
+        </w:rPr>
+      </w:pPr>
+      <w:r>
+        <w:rPr>
+          <w:rFonts w:ascii="Arial" w:eastAsia="Calibri" w:hAnsi="Arial" w:cs="Arial"/>
+          <w:sz w:val="20"/>
+          <w:szCs w:val="20"/>
+        </w:rPr>
+        <w:t>Nationality: British citizen</w:t>
+      </w:r>
+      <w:r>
+        <w:rPr>
+          <w:rFonts w:ascii="Arial" w:eastAsia="Calibri" w:hAnsi="Arial" w:cs="Arial"/>
+          <w:sz w:val="20"/>
+          <w:szCs w:val="20"/>
+        </w:rPr>
+        <w:t xml:space="preserve"> resident </w:t>
+      </w:r>
+      <w:r>
+        <w:rPr>
+          <w:rFonts w:ascii="Arial" w:eastAsia="Calibri" w:hAnsi="Arial" w:cs="Arial"/>
+          <w:sz w:val="20"/>
+          <w:szCs w:val="20"/>
+        </w:rPr>
+        <w:t>in Spain</w:t>
+      </w:r>
+      <w:r>
+        <w:rPr>
+          <w:rFonts w:ascii="Arial" w:eastAsia="Calibri" w:hAnsi="Arial" w:cs="Arial"/>
+          <w:sz w:val="20"/>
+          <w:szCs w:val="20"/>
+        </w:rPr>
+        <w:t xml:space="preserve"> since 2020</w:t>
+      </w:r>
+      <w:r>
+        <w:rPr>
+          <w:rFonts w:ascii="Arial" w:eastAsia="Calibri" w:hAnsi="Arial" w:cs="Arial"/>
+          <w:sz w:val="20"/>
+          <w:szCs w:val="20"/>
+        </w:rPr>
+        <w:t xml:space="preserve">, </w:t>
+      </w:r>
+      <w:r>
+        <w:rPr>
+          <w:rFonts w:ascii="Arial" w:eastAsia="Calibri" w:hAnsi="Arial" w:cs="Arial"/>
+          <w:b/>
+          <w:bCs/>
+          <w:sz w:val="20"/>
+          <w:szCs w:val="20"/>
+        </w:rPr>
+        <w:t>full</w:t>
+      </w:r>
+      <w:r>
+        <w:rPr>
+          <w:rFonts w:ascii="Arial" w:eastAsia="Calibri" w:hAnsi="Arial" w:cs="Arial"/>
+          <w:b/>
+          <w:bCs/>
+          <w:sz w:val="20"/>
+          <w:szCs w:val="20"/>
+        </w:rPr>
+        <w:t>y</w:t>
+      </w:r>
+      <w:r>
+        <w:rPr>
+          <w:rFonts w:ascii="Arial" w:eastAsia="Calibri" w:hAnsi="Arial" w:cs="Arial"/>
+          <w:b/>
+          <w:bCs/>
+          <w:sz w:val="20"/>
+          <w:szCs w:val="20"/>
+        </w:rPr>
+        <w:t xml:space="preserve"> </w:t>
+      </w:r>
+      <w:r>
+        <w:rPr>
+          <w:rFonts w:ascii="Arial" w:eastAsia="Calibri" w:hAnsi="Arial" w:cs="Arial"/>
+          <w:b/>
+          <w:bCs/>
+          <w:sz w:val="20"/>
+          <w:szCs w:val="20"/>
+        </w:rPr>
+        <w:t>eligib</w:t>
+      </w:r>
+      <w:r>
+        <w:rPr>
+          <w:rFonts w:ascii="Arial" w:eastAsia="Calibri" w:hAnsi="Arial" w:cs="Arial"/>
+          <w:b/>
+          <w:bCs/>
+          <w:sz w:val="20"/>
+          <w:szCs w:val="20"/>
+        </w:rPr>
+        <w:t>l</w:t>
+      </w:r>
+      <w:r>
+        <w:rPr>
+          <w:rFonts w:ascii="Arial" w:eastAsia="Calibri" w:hAnsi="Arial" w:cs="Arial"/>
+          <w:b/>
+          <w:bCs/>
+          <w:sz w:val="20"/>
+          <w:szCs w:val="20"/>
+        </w:rPr>
+        <w:t>e</w:t>
+      </w:r>
+      <w:r>
+        <w:rPr>
+          <w:rFonts w:ascii="Arial" w:eastAsia="Calibri" w:hAnsi="Arial" w:cs="Arial"/>
+          <w:b/>
+          <w:bCs/>
+          <w:sz w:val="20"/>
+          <w:szCs w:val="20"/>
+        </w:rPr>
+        <w:t xml:space="preserve"> to work in Spain</w:t>
+      </w:r>
+      <w:r>
+        <w:rPr>
+          <w:rFonts w:ascii="Arial" w:eastAsia="Calibri" w:hAnsi="Arial" w:cs="Arial"/>
+          <w:sz w:val="20"/>
+          <w:szCs w:val="20"/>
+        </w:rPr>
+        <w:t xml:space="preserve"> |</w:t>
+      </w:r>
+      <w:r>
+        <w:rPr>
+          <w:rFonts w:ascii="Arial" w:eastAsia="Calibri" w:hAnsi="Arial" w:cs="Arial"/>
+          <w:sz w:val="20"/>
+          <w:szCs w:val="20"/>
+        </w:rPr>
+        <w:t xml:space="preserve"> </w:t>
+      </w:r>
+      <w:r>
+        <w:rPr>
+          <w:rFonts w:ascii="Arial" w:eastAsia="Calibri" w:hAnsi="Arial" w:cs="Arial"/>
+          <w:sz w:val="20"/>
+          <w:szCs w:val="20"/>
+        </w:rPr>
+        <w:t>NIE</w:t>
+      </w:r>
+      <w:r>
+        <w:rPr>
+          <w:rFonts w:ascii="Arial" w:eastAsia="Calibri" w:hAnsi="Arial" w:cs="Arial"/>
+          <w:sz w:val="20"/>
+          <w:szCs w:val="20"/>
+        </w:rPr>
+        <w:t>:</w:t>
+      </w:r>
+      <w:r>
+        <w:rPr>
+          <w:rFonts w:ascii="Arial" w:eastAsia="Calibri" w:hAnsi="Arial" w:cs="Arial"/>
+          <w:sz w:val="20"/>
+          <w:szCs w:val="20"/>
+        </w:rPr>
+        <w:t xml:space="preserve"> Y7986772J</w:t>
+      </w:r>
+    </w:p>
+    <w:p>
+      <w:pPr>
+        <w:pBdr>
+          <w:top w:val="nil"/>
+          <w:left w:val="nil"/>
+          <w:bottom w:val="nil"/>
+          <w:right w:val="nil"/>
+          <w:between w:val="nil"/>
+        </w:pBdr>
+        <w:spacing w:line="276" w:lineRule="auto"/>
         <w:rPr>
           <w:rFonts w:ascii="Arial" w:eastAsia="Calibri" w:hAnsi="Arial" w:cs="Arial"/>
           <w:color w:val="000000"/>
@@ -307,41 +441,58 @@
           <w:sz w:val="20"/>
           <w:szCs w:val="20"/>
         </w:rPr>
-        <w:t>native)</w:t>
-      </w:r>
-      <w:r>
-        <w:rPr>
-          <w:rFonts w:ascii="Arial" w:eastAsia="Calibri" w:hAnsi="Arial" w:cs="Arial"/>
-          <w:color w:val="000000"/>
-          <w:sz w:val="20"/>
-          <w:szCs w:val="20"/>
-        </w:rPr>
-        <w:t>,</w:t>
-      </w:r>
-      <w:r>
-        <w:rPr>
-          <w:rFonts w:ascii="Arial" w:eastAsia="Calibri" w:hAnsi="Arial" w:cs="Arial"/>
-          <w:color w:val="000000"/>
-          <w:sz w:val="20"/>
-          <w:szCs w:val="20"/>
-        </w:rPr>
-        <w:t xml:space="preserve"> Spanish (B1 DELE)</w:t>
-      </w:r>
-    </w:p>
-    <w:p>
-      <w:pPr>
-        <w:pBdr>
-          <w:top w:val="nil"/>
-          <w:left w:val="nil"/>
-          <w:bottom w:val="single" w:sz="4" w:space="1" w:color="000000"/>
-          <w:right w:val="nil"/>
-          <w:between w:val="nil"/>
-        </w:pBdr>
-        <w:rPr>
-          <w:rFonts w:ascii="Arial" w:eastAsia="Calibri" w:hAnsi="Arial" w:cs="Arial"/>
-          <w:b/>
-          <w:smallCaps/>
-          <w:color w:val="000000"/>
+        <w:t>native), Spanish (B</w:t>
+      </w:r>
+      <w:r>
+        <w:rPr>
+          <w:rFonts w:ascii="Arial" w:eastAsia="Calibri" w:hAnsi="Arial" w:cs="Arial"/>
+          <w:color w:val="000000"/>
+          <w:sz w:val="20"/>
+          <w:szCs w:val="20"/>
+        </w:rPr>
+        <w:t>1/</w:t>
+      </w:r>
+      <w:r>
+        <w:rPr>
+          <w:rFonts w:ascii="Arial" w:eastAsia="Calibri" w:hAnsi="Arial" w:cs="Arial"/>
+          <w:color w:val="000000"/>
+          <w:sz w:val="20"/>
+          <w:szCs w:val="20"/>
+        </w:rPr>
+        <w:t>B2)</w:t>
+      </w:r>
+      <w:r>
+        <w:rPr>
+          <w:rFonts w:ascii="Arial" w:eastAsia="Calibri" w:hAnsi="Arial" w:cs="Arial"/>
+          <w:color w:val="000000"/>
+          <w:sz w:val="20"/>
+          <w:szCs w:val="20"/>
+        </w:rPr>
+        <w:t xml:space="preserve"> |</w:t>
+      </w:r>
+      <w:r>
+        <w:rPr>
+          <w:rFonts w:ascii="Arial" w:eastAsia="Calibri" w:hAnsi="Arial" w:cs="Arial"/>
+          <w:color w:val="000000"/>
+          <w:sz w:val="20"/>
+          <w:szCs w:val="20"/>
+        </w:rPr>
+        <w:t xml:space="preserve"> Location: Valencia, Spain</w:t>
+      </w:r>
+    </w:p>
+    <w:p>
+      <w:pPr>
+        <w:pBdr>
+          <w:top w:val="nil"/>
+          <w:left w:val="nil"/>
+          <w:bottom w:val="single" w:sz="4" w:space="1" w:color="auto"/>
+          <w:right w:val="nil"/>
+          <w:between w:val="nil"/>
+        </w:pBdr>
+        <w:spacing w:line="276" w:lineRule="auto"/>
+        <w:rPr>
+          <w:rStyle w:val="Hyperlink"/>
+          <w:rFonts w:ascii="Arial" w:eastAsia="Calibri" w:hAnsi="Arial" w:cs="Arial"/>
           <w:sz w:val="20"/>
           <w:szCs w:val="20"/>
         </w:rPr>
@@ -357,6 +508,14 @@
           <w:between w:val="nil"/>
         </w:pBdr>
         <w:spacing w:before="120"/>
+        <w:rPr>
+          <w:rFonts w:ascii="Arial" w:eastAsia="Calibri" w:hAnsi="Arial" w:cs="Arial"/>
+          <w:color w:val="000000"/>
+          <w:sz w:val="18"/>
+          <w:szCs w:val="18"/>
+        </w:rPr>
+      </w:pPr>
+      <w:r>
         <w:rPr>
           <w:rFonts w:ascii="Arial" w:eastAsia="Calibri" w:hAnsi="Arial" w:cs="Arial"/>
           <w:b/>
@@ -364,16 +523,7 @@
           <w:sz w:val="22"/>
           <w:szCs w:val="22"/>
         </w:rPr>
-      </w:pPr>
-      <w:r>
-        <w:rPr>
-          <w:rFonts w:ascii="Arial" w:eastAsia="Calibri" w:hAnsi="Arial" w:cs="Arial"/>
-          <w:b/>
-          <w:color w:val="000000"/>
-          <w:sz w:val="22"/>
-          <w:szCs w:val="22"/>
-        </w:rPr>
-        <w:t>EXPERIENCE</w:t>
+        <w:t>SKILLS</w:t>
       </w:r>
     </w:p>
     <w:p>
@@ -385,192 +535,22 @@
           <w:right w:val="nil"/>
           <w:between w:val="nil"/>
         </w:pBdr>
-        <w:tabs>
-          <w:tab w:val="right" w:pos="11340"/>
-        </w:tabs>
         <w:spacing w:before="120"/>
         <w:rPr>
           <w:rFonts w:ascii="Arial" w:eastAsia="Calibri" w:hAnsi="Arial" w:cs="Arial"/>
-          <w:b/>
-          <w:color w:val="000000"/>
-          <w:sz w:val="20"/>
-          <w:szCs w:val="20"/>
-        </w:rPr>
-      </w:pPr>
-      <w:r>
-        <w:rPr>
-          <w:rFonts w:ascii="Arial" w:eastAsia="Calibri" w:hAnsi="Arial" w:cs="Arial"/>
-          <w:b/>
-          <w:color w:val="000000"/>
-          <w:sz w:val="20"/>
-          <w:szCs w:val="20"/>
-        </w:rPr>
-        <w:t xml:space="preserve">Computer </w:t>
-      </w:r>
-      <w:r>
-        <w:rPr>
-          <w:rFonts w:ascii="Arial" w:eastAsia="Calibri" w:hAnsi="Arial" w:cs="Arial"/>
-          <w:b/>
-          <w:color w:val="000000"/>
-          <w:sz w:val="20"/>
-          <w:szCs w:val="20"/>
-        </w:rPr>
-        <w:t>S</w:t>
-      </w:r>
-      <w:r>
-        <w:rPr>
-          <w:rFonts w:ascii="Arial" w:eastAsia="Calibri" w:hAnsi="Arial" w:cs="Arial"/>
-          <w:b/>
-          <w:color w:val="000000"/>
-          <w:sz w:val="20"/>
-          <w:szCs w:val="20"/>
-        </w:rPr>
-        <w:t>cience</w:t>
-      </w:r>
-      <w:r>
-        <w:rPr>
-          <w:rFonts w:ascii="Arial" w:eastAsia="Calibri" w:hAnsi="Arial" w:cs="Arial"/>
-          <w:b/>
-          <w:color w:val="000000"/>
-          <w:sz w:val="20"/>
-          <w:szCs w:val="20"/>
-        </w:rPr>
-        <w:t xml:space="preserve"> and Programming</w:t>
-      </w:r>
-      <w:r>
-        <w:rPr>
-          <w:rFonts w:ascii="Arial" w:eastAsia="Calibri" w:hAnsi="Arial" w:cs="Arial"/>
-          <w:b/>
-          <w:color w:val="000000"/>
-          <w:sz w:val="20"/>
-          <w:szCs w:val="20"/>
-        </w:rPr>
-        <w:t xml:space="preserve"> </w:t>
-      </w:r>
-      <w:r>
-        <w:rPr>
-          <w:rFonts w:ascii="Arial" w:eastAsia="Calibri" w:hAnsi="Arial" w:cs="Arial"/>
-          <w:b/>
-          <w:color w:val="000000"/>
-          <w:sz w:val="20"/>
-          <w:szCs w:val="20"/>
-        </w:rPr>
-        <w:t>T</w:t>
-      </w:r>
-      <w:r>
-        <w:rPr>
-          <w:rFonts w:ascii="Arial" w:eastAsia="Calibri" w:hAnsi="Arial" w:cs="Arial"/>
-          <w:b/>
-          <w:color w:val="000000"/>
-          <w:sz w:val="20"/>
-          <w:szCs w:val="20"/>
-        </w:rPr>
-        <w:t>utor</w:t>
-      </w:r>
-      <w:r>
-        <w:rPr>
-          <w:rFonts w:ascii="Arial" w:eastAsia="Calibri" w:hAnsi="Arial" w:cs="Arial"/>
-          <w:b/>
-          <w:color w:val="000000"/>
-          <w:sz w:val="20"/>
-          <w:szCs w:val="20"/>
-        </w:rPr>
-        <w:t xml:space="preserve"> </w:t>
-      </w:r>
-      <w:r>
-        <w:rPr>
-          <w:rFonts w:ascii="Arial" w:eastAsia="Calibri" w:hAnsi="Arial" w:cs="Arial"/>
-          <w:b/>
-          <w:color w:val="000000"/>
-          <w:sz w:val="20"/>
-          <w:szCs w:val="20"/>
-        </w:rPr>
-        <w:t>/</w:t>
-      </w:r>
-      <w:r>
-        <w:rPr>
-          <w:rFonts w:ascii="Arial" w:eastAsia="Calibri" w:hAnsi="Arial" w:cs="Arial"/>
-          <w:b/>
-          <w:bCs/>
-          <w:color w:val="000000"/>
-          <w:sz w:val="20"/>
-          <w:szCs w:val="20"/>
-        </w:rPr>
-        <w:t xml:space="preserve"> </w:t>
-      </w:r>
-      <w:r>
-        <w:rPr>
-          <w:rFonts w:ascii="Arial" w:eastAsia="Calibri" w:hAnsi="Arial" w:cs="Arial"/>
-          <w:b/>
-          <w:bCs/>
-          <w:color w:val="000000"/>
-          <w:sz w:val="20"/>
-          <w:szCs w:val="20"/>
-        </w:rPr>
-        <w:t>Self-employed</w:t>
-      </w:r>
-      <w:r>
-        <w:rPr>
-          <w:rFonts w:ascii="Arial" w:eastAsia="Calibri" w:hAnsi="Arial" w:cs="Arial"/>
-          <w:color w:val="000000"/>
-          <w:sz w:val="20"/>
-          <w:szCs w:val="20"/>
-        </w:rPr>
-        <w:tab/>
-      </w:r>
-      <w:r>
-        <w:rPr>
-          <w:rFonts w:ascii="Arial" w:eastAsia="Calibri" w:hAnsi="Arial" w:cs="Arial"/>
-          <w:color w:val="000000"/>
-          <w:sz w:val="20"/>
-          <w:szCs w:val="20"/>
-        </w:rPr>
-        <w:t xml:space="preserve">Jan </w:t>
-      </w:r>
-      <w:r>
-        <w:rPr>
-          <w:rFonts w:ascii="Arial" w:eastAsia="Calibri" w:hAnsi="Arial" w:cs="Arial"/>
-          <w:color w:val="000000"/>
-          <w:sz w:val="20"/>
-          <w:szCs w:val="20"/>
-        </w:rPr>
-        <w:t>2019</w:t>
-      </w:r>
-      <w:r>
-        <w:rPr>
-          <w:rFonts w:ascii="Arial" w:eastAsia="Calibri" w:hAnsi="Arial" w:cs="Arial"/>
-          <w:color w:val="000000"/>
-          <w:sz w:val="20"/>
-          <w:szCs w:val="20"/>
-        </w:rPr>
-        <w:t xml:space="preserve"> </w:t>
-      </w:r>
-      <w:r>
-        <w:rPr>
-          <w:rFonts w:ascii="Arial" w:eastAsia="Calibri" w:hAnsi="Arial" w:cs="Arial"/>
-          <w:color w:val="000000"/>
-          <w:sz w:val="20"/>
-          <w:szCs w:val="20"/>
-        </w:rPr>
-        <w:t>-</w:t>
-      </w:r>
-      <w:r>
-        <w:rPr>
-          <w:rFonts w:ascii="Arial" w:eastAsia="Calibri" w:hAnsi="Arial" w:cs="Arial"/>
-          <w:color w:val="000000"/>
-          <w:sz w:val="20"/>
-          <w:szCs w:val="20"/>
-        </w:rPr>
-        <w:t xml:space="preserve"> </w:t>
-      </w:r>
-      <w:r>
-        <w:rPr>
-          <w:rFonts w:ascii="Arial" w:eastAsia="Calibri" w:hAnsi="Arial" w:cs="Arial"/>
-          <w:color w:val="000000"/>
-          <w:sz w:val="20"/>
-          <w:szCs w:val="20"/>
-        </w:rPr>
-        <w:t>present</w:t>
+          <w:color w:val="000000"/>
+          <w:sz w:val="20"/>
+          <w:szCs w:val="20"/>
+        </w:rPr>
+      </w:pPr>
+      <w:r>
+        <w:rPr>
+          <w:rFonts w:ascii="Arial" w:eastAsia="Calibri" w:hAnsi="Arial" w:cs="Arial"/>
+          <w:color w:val="000000"/>
+          <w:sz w:val="20"/>
+          <w:szCs w:val="20"/>
+        </w:rPr>
+        <w:t>Programming and scripting languages | Frameworks and libraries | Databases and tools</w:t>
       </w:r>
     </w:p>
     <w:p>
@@ -597,32 +577,32 @@
       <w:r>
         <w:rPr>
           <w:rFonts w:ascii="Arial" w:eastAsia="Calibri" w:hAnsi="Arial" w:cs="Arial"/>
-          <w:color w:val="000000"/>
-          <w:sz w:val="20"/>
-          <w:szCs w:val="20"/>
-        </w:rPr>
-        <w:t>Acknowledged as the</w:t>
-      </w:r>
-      <w:r>
-        <w:rPr>
-          <w:rFonts w:ascii="Arial" w:eastAsia="Calibri" w:hAnsi="Arial" w:cs="Arial"/>
-          <w:color w:val="000000"/>
-          <w:sz w:val="20"/>
-          <w:szCs w:val="20"/>
-        </w:rPr>
-        <w:t xml:space="preserve"> UK’s top "Computing University" tutor on </w:t>
-      </w:r>
-      <w:hyperlink r:id="rId11" w:history="1">
-        <w:r>
-          <w:rPr>
-            <w:rStyle w:val="Hyperlink"/>
-            <w:rFonts w:ascii="Arial" w:eastAsia="Calibri" w:hAnsi="Arial" w:cs="Arial"/>
-            <w:sz w:val="20"/>
-            <w:szCs w:val="20"/>
-          </w:rPr>
-          <w:t>MyTutor</w:t>
-        </w:r>
-      </w:hyperlink>
+          <w:b/>
+          <w:bCs/>
+          <w:color w:val="000000"/>
+          <w:sz w:val="20"/>
+          <w:szCs w:val="20"/>
+        </w:rPr>
+        <w:t>Primary (8+years)</w:t>
+      </w:r>
+      <w:r>
+        <w:rPr>
+          <w:rFonts w:ascii="Arial" w:eastAsia="Calibri" w:hAnsi="Arial" w:cs="Arial"/>
+          <w:color w:val="000000"/>
+          <w:sz w:val="20"/>
+          <w:szCs w:val="20"/>
+        </w:rPr>
+        <w:t xml:space="preserve">: </w:t>
+      </w:r>
+      <w:r>
+        <w:rPr>
+          <w:rFonts w:ascii="Arial" w:eastAsia="Calibri" w:hAnsi="Arial" w:cs="Arial"/>
+          <w:color w:val="000000"/>
+          <w:sz w:val="20"/>
+          <w:szCs w:val="20"/>
+        </w:rPr>
+        <w:t>Python, HTML, Java, MATLAB | Django</w:t>
+      </w:r>
       <w:r>
         <w:rPr>
           <w:rFonts w:ascii="Arial" w:eastAsia="Calibri" w:hAnsi="Arial" w:cs="Arial"/>
@@ -639,25 +619,7 @@
           <w:sz w:val="20"/>
           <w:szCs w:val="20"/>
         </w:rPr>
-        <w:t>and received</w:t>
-      </w:r>
-      <w:r>
-        <w:rPr>
-          <w:rFonts w:ascii="Arial" w:eastAsia="Calibri" w:hAnsi="Arial" w:cs="Arial"/>
-          <w:color w:val="000000"/>
-          <w:sz w:val="20"/>
-          <w:szCs w:val="20"/>
-        </w:rPr>
-        <w:t xml:space="preserve"> </w:t>
-      </w:r>
-      <w:r>
-        <w:rPr>
-          <w:rFonts w:ascii="Arial" w:eastAsia="Calibri" w:hAnsi="Arial" w:cs="Arial"/>
-          <w:color w:val="000000"/>
-          <w:sz w:val="20"/>
-          <w:szCs w:val="20"/>
-        </w:rPr>
-        <w:t>600+ 5-star reviews.</w:t>
+        <w:t>| SQL, Unix, Git</w:t>
       </w:r>
     </w:p>
     <w:p>
@@ -684,20 +646,40 @@
       <w:r>
         <w:rPr>
           <w:rFonts w:ascii="Arial" w:eastAsia="Calibri" w:hAnsi="Arial" w:cs="Arial"/>
-          <w:color w:val="000000"/>
-          <w:sz w:val="20"/>
-          <w:szCs w:val="20"/>
-        </w:rPr>
-        <w:t xml:space="preserve">Delivered comprehensive </w:t>
-      </w:r>
-      <w:r>
-        <w:rPr>
-          <w:rFonts w:ascii="Arial" w:eastAsia="Calibri" w:hAnsi="Arial" w:cs="Arial"/>
-          <w:color w:val="000000"/>
-          <w:sz w:val="20"/>
-          <w:szCs w:val="20"/>
-        </w:rPr>
-        <w:t>tuition</w:t>
+          <w:b/>
+          <w:bCs/>
+          <w:color w:val="000000"/>
+          <w:sz w:val="20"/>
+          <w:szCs w:val="20"/>
+        </w:rPr>
+        <w:t>Intermediate (3-7years)</w:t>
+      </w:r>
+      <w:r>
+        <w:rPr>
+          <w:rFonts w:ascii="Arial" w:eastAsia="Calibri" w:hAnsi="Arial" w:cs="Arial"/>
+          <w:color w:val="000000"/>
+          <w:sz w:val="20"/>
+          <w:szCs w:val="20"/>
+        </w:rPr>
+        <w:t>: PHP, JavaScript, CSS, Haskell, C | D</w:t>
+      </w:r>
+      <w:r>
+        <w:rPr>
+          <w:rFonts w:ascii="Arial" w:eastAsia="Calibri" w:hAnsi="Arial" w:cs="Arial"/>
+          <w:color w:val="000000"/>
+          <w:sz w:val="20"/>
+          <w:szCs w:val="20"/>
+        </w:rPr>
+        <w:t>jango REST Framework</w:t>
+      </w:r>
+      <w:r>
+        <w:rPr>
+          <w:rFonts w:ascii="Arial" w:eastAsia="Calibri" w:hAnsi="Arial" w:cs="Arial"/>
+          <w:color w:val="000000"/>
+          <w:sz w:val="20"/>
+          <w:szCs w:val="20"/>
+        </w:rPr>
+        <w:t>, Bootstrap</w:t>
       </w:r>
       <w:r>
         <w:rPr>
@@ -715,187 +697,25 @@
           <w:sz w:val="20"/>
           <w:szCs w:val="20"/>
         </w:rPr>
-        <w:t xml:space="preserve">in </w:t>
-      </w:r>
-      <w:r>
-        <w:rPr>
-          <w:rFonts w:ascii="Arial" w:eastAsia="Calibri" w:hAnsi="Arial" w:cs="Arial"/>
-          <w:color w:val="000000"/>
-          <w:sz w:val="20"/>
-          <w:szCs w:val="20"/>
-        </w:rPr>
-        <w:t>software engineering subjects including</w:t>
-      </w:r>
-      <w:r>
-        <w:rPr>
-          <w:rFonts w:ascii="Arial" w:eastAsia="Calibri" w:hAnsi="Arial" w:cs="Arial"/>
-          <w:color w:val="000000"/>
-          <w:sz w:val="20"/>
-          <w:szCs w:val="20"/>
-        </w:rPr>
-        <w:t xml:space="preserve"> web development</w:t>
-      </w:r>
-      <w:r>
-        <w:rPr>
-          <w:rFonts w:ascii="Arial" w:eastAsia="Calibri" w:hAnsi="Arial" w:cs="Arial"/>
-          <w:color w:val="000000"/>
-          <w:sz w:val="20"/>
-          <w:szCs w:val="20"/>
-        </w:rPr>
-        <w:t xml:space="preserve"> with Django and Ruby on Rails</w:t>
-      </w:r>
-      <w:r>
-        <w:rPr>
-          <w:rFonts w:ascii="Arial" w:eastAsia="Calibri" w:hAnsi="Arial" w:cs="Arial"/>
-          <w:color w:val="000000"/>
-          <w:sz w:val="20"/>
-          <w:szCs w:val="20"/>
-        </w:rPr>
-        <w:t>, object-oriented programming</w:t>
-      </w:r>
-      <w:r>
-        <w:rPr>
-          <w:rFonts w:ascii="Arial" w:eastAsia="Calibri" w:hAnsi="Arial" w:cs="Arial"/>
-          <w:color w:val="000000"/>
-          <w:sz w:val="20"/>
-          <w:szCs w:val="20"/>
-        </w:rPr>
-        <w:t xml:space="preserve">, </w:t>
-      </w:r>
-      <w:r>
-        <w:rPr>
-          <w:rFonts w:ascii="Arial" w:eastAsia="Calibri" w:hAnsi="Arial" w:cs="Arial"/>
-          <w:color w:val="000000"/>
-          <w:sz w:val="20"/>
-          <w:szCs w:val="20"/>
-        </w:rPr>
-        <w:t>databases</w:t>
-      </w:r>
-      <w:r>
-        <w:rPr>
-          <w:rFonts w:ascii="Arial" w:eastAsia="Calibri" w:hAnsi="Arial" w:cs="Arial"/>
-          <w:color w:val="000000"/>
-          <w:sz w:val="20"/>
-          <w:szCs w:val="20"/>
-        </w:rPr>
-        <w:t>, algorithms and data structures.</w:t>
-      </w:r>
-    </w:p>
-    <w:p>
-      <w:pPr>
-        <w:pBdr>
-          <w:top w:val="nil"/>
-          <w:left w:val="nil"/>
-          <w:bottom w:val="nil"/>
-          <w:right w:val="nil"/>
-          <w:between w:val="nil"/>
-        </w:pBdr>
-        <w:tabs>
-          <w:tab w:val="right" w:pos="11340"/>
-        </w:tabs>
-        <w:spacing w:before="120"/>
-        <w:rPr>
-          <w:rFonts w:ascii="Arial" w:eastAsia="Calibri" w:hAnsi="Arial" w:cs="Arial"/>
-          <w:color w:val="000000"/>
-          <w:sz w:val="20"/>
-          <w:szCs w:val="20"/>
-        </w:rPr>
-      </w:pPr>
-      <w:r>
-        <w:rPr>
-          <w:rFonts w:ascii="Arial" w:eastAsia="Calibri" w:hAnsi="Arial" w:cs="Arial"/>
-          <w:b/>
-          <w:color w:val="000000"/>
-          <w:sz w:val="20"/>
-          <w:szCs w:val="20"/>
-        </w:rPr>
-        <w:t>Full Stack Developer</w:t>
-      </w:r>
-      <w:r>
-        <w:rPr>
-          <w:rFonts w:ascii="Arial" w:eastAsia="Calibri" w:hAnsi="Arial" w:cs="Arial"/>
-          <w:b/>
-          <w:color w:val="000000"/>
-          <w:sz w:val="20"/>
-          <w:szCs w:val="20"/>
-        </w:rPr>
-        <w:t xml:space="preserve"> </w:t>
-      </w:r>
-      <w:r>
-        <w:rPr>
-          <w:rFonts w:ascii="Arial" w:eastAsia="Calibri" w:hAnsi="Arial" w:cs="Arial"/>
-          <w:b/>
-          <w:color w:val="000000"/>
-          <w:sz w:val="20"/>
-          <w:szCs w:val="20"/>
-        </w:rPr>
-        <w:t>/</w:t>
-      </w:r>
-      <w:r>
-        <w:rPr>
-          <w:rFonts w:ascii="Arial" w:eastAsia="Calibri" w:hAnsi="Arial" w:cs="Arial"/>
-          <w:b/>
-          <w:color w:val="000000"/>
-          <w:sz w:val="20"/>
-          <w:szCs w:val="20"/>
-        </w:rPr>
-        <w:t xml:space="preserve"> </w:t>
-      </w:r>
-      <w:r>
-        <w:rPr>
-          <w:rFonts w:ascii="Arial" w:eastAsia="Calibri" w:hAnsi="Arial" w:cs="Arial"/>
-          <w:b/>
-          <w:color w:val="000000"/>
-          <w:sz w:val="20"/>
-          <w:szCs w:val="20"/>
-        </w:rPr>
-        <w:t>N-able</w:t>
-      </w:r>
-      <w:r>
-        <w:rPr>
-          <w:rFonts w:ascii="Arial" w:eastAsia="Calibri" w:hAnsi="Arial" w:cs="Arial"/>
-          <w:bCs/>
-          <w:color w:val="000000"/>
-          <w:sz w:val="20"/>
-          <w:szCs w:val="20"/>
-        </w:rPr>
-        <w:tab/>
-      </w:r>
-      <w:r>
-        <w:rPr>
-          <w:rFonts w:ascii="Arial" w:eastAsia="Calibri" w:hAnsi="Arial" w:cs="Arial"/>
-          <w:bCs/>
-          <w:color w:val="000000"/>
-          <w:sz w:val="20"/>
-          <w:szCs w:val="20"/>
-        </w:rPr>
-        <w:t xml:space="preserve">Jun </w:t>
-      </w:r>
-      <w:r>
-        <w:rPr>
-          <w:rFonts w:ascii="Arial" w:eastAsia="Calibri" w:hAnsi="Arial" w:cs="Arial"/>
-          <w:color w:val="000000"/>
-          <w:sz w:val="20"/>
-          <w:szCs w:val="20"/>
-        </w:rPr>
-        <w:t>2018</w:t>
-      </w:r>
-      <w:r>
-        <w:rPr>
-          <w:rFonts w:ascii="Arial" w:eastAsia="Calibri" w:hAnsi="Arial" w:cs="Arial"/>
-          <w:color w:val="000000"/>
-          <w:sz w:val="20"/>
-          <w:szCs w:val="20"/>
-        </w:rPr>
-        <w:t xml:space="preserve"> - Aug 2018</w:t>
-      </w:r>
-      <w:r>
-        <w:rPr>
-          <w:rFonts w:ascii="Arial" w:hAnsi="Arial" w:cs="Arial"/>
-          <w:sz w:val="20"/>
-          <w:szCs w:val="20"/>
-        </w:rPr>
-        <w:t xml:space="preserve"> </w:t>
+        <w:t>| MySQL, Apache</w:t>
+      </w:r>
+      <w:r>
+        <w:rPr>
+          <w:rFonts w:ascii="Arial" w:eastAsia="Calibri" w:hAnsi="Arial" w:cs="Arial"/>
+          <w:color w:val="000000"/>
+          <w:sz w:val="20"/>
+          <w:szCs w:val="20"/>
+        </w:rPr>
+        <w:t xml:space="preserve"> HTTP Server</w:t>
+      </w:r>
+      <w:r>
+        <w:rPr>
+          <w:rFonts w:ascii="Arial" w:eastAsia="Calibri" w:hAnsi="Arial" w:cs="Arial"/>
+          <w:color w:val="000000"/>
+          <w:sz w:val="20"/>
+          <w:szCs w:val="20"/>
+        </w:rPr>
+        <w:t>, Docker</w:t>
       </w:r>
     </w:p>
     <w:p>
@@ -922,74 +742,292 @@
       <w:r>
         <w:rPr>
           <w:rFonts w:ascii="Arial" w:eastAsia="Calibri" w:hAnsi="Arial" w:cs="Arial"/>
-          <w:color w:val="000000"/>
-          <w:sz w:val="20"/>
-          <w:szCs w:val="20"/>
-        </w:rPr>
-        <w:t xml:space="preserve">Upgraded </w:t>
-      </w:r>
-      <w:r>
-        <w:rPr>
-          <w:rFonts w:ascii="Arial" w:eastAsia="Calibri" w:hAnsi="Arial" w:cs="Arial"/>
-          <w:color w:val="000000"/>
-          <w:sz w:val="20"/>
-          <w:szCs w:val="20"/>
-        </w:rPr>
-        <w:t xml:space="preserve">a </w:t>
-      </w:r>
-      <w:r>
-        <w:rPr>
-          <w:rFonts w:ascii="Arial" w:eastAsia="Calibri" w:hAnsi="Arial" w:cs="Arial"/>
-          <w:color w:val="000000"/>
-          <w:sz w:val="20"/>
-          <w:szCs w:val="20"/>
-        </w:rPr>
-        <w:t xml:space="preserve">legacy system of </w:t>
-      </w:r>
-      <w:r>
-        <w:rPr>
-          <w:rFonts w:ascii="Arial" w:eastAsia="Calibri" w:hAnsi="Arial" w:cs="Arial"/>
-          <w:color w:val="000000"/>
-          <w:sz w:val="20"/>
-          <w:szCs w:val="20"/>
-        </w:rPr>
-        <w:t>10,000+ lines</w:t>
-      </w:r>
-      <w:r>
-        <w:rPr>
-          <w:rFonts w:ascii="Arial" w:eastAsia="Calibri" w:hAnsi="Arial" w:cs="Arial"/>
-          <w:color w:val="000000"/>
-          <w:sz w:val="20"/>
-          <w:szCs w:val="20"/>
-        </w:rPr>
-        <w:t xml:space="preserve"> of code</w:t>
-      </w:r>
-      <w:r>
-        <w:rPr>
-          <w:rFonts w:ascii="Arial" w:eastAsia="Calibri" w:hAnsi="Arial" w:cs="Arial"/>
-          <w:color w:val="000000"/>
-          <w:sz w:val="20"/>
-          <w:szCs w:val="20"/>
-        </w:rPr>
-        <w:t xml:space="preserve">, </w:t>
-      </w:r>
-      <w:r>
-        <w:rPr>
-          <w:rFonts w:ascii="Arial" w:eastAsia="Calibri" w:hAnsi="Arial" w:cs="Arial"/>
-          <w:color w:val="000000"/>
-          <w:sz w:val="20"/>
-          <w:szCs w:val="20"/>
-        </w:rPr>
-        <w:t>significantly improving code quality</w:t>
-      </w:r>
-      <w:r>
-        <w:rPr>
-          <w:rFonts w:ascii="Arial" w:eastAsia="Calibri" w:hAnsi="Arial" w:cs="Arial"/>
-          <w:color w:val="000000"/>
-          <w:sz w:val="20"/>
-          <w:szCs w:val="20"/>
-        </w:rPr>
-        <w:t xml:space="preserve"> and maintainability.</w:t>
+          <w:b/>
+          <w:bCs/>
+          <w:color w:val="000000"/>
+          <w:sz w:val="20"/>
+          <w:szCs w:val="20"/>
+        </w:rPr>
+        <w:t>Basic (1-2years)</w:t>
+      </w:r>
+      <w:r>
+        <w:rPr>
+          <w:rFonts w:ascii="Arial" w:eastAsia="Calibri" w:hAnsi="Arial" w:cs="Arial"/>
+          <w:color w:val="000000"/>
+          <w:sz w:val="20"/>
+          <w:szCs w:val="20"/>
+        </w:rPr>
+        <w:t xml:space="preserve">: </w:t>
+      </w:r>
+      <w:r>
+        <w:rPr>
+          <w:rFonts w:ascii="Arial" w:eastAsia="Calibri" w:hAnsi="Arial" w:cs="Arial"/>
+          <w:color w:val="000000"/>
+          <w:sz w:val="20"/>
+          <w:szCs w:val="20"/>
+        </w:rPr>
+        <w:t xml:space="preserve">TypeScript, </w:t>
+      </w:r>
+      <w:r>
+        <w:rPr>
+          <w:rFonts w:ascii="Arial" w:eastAsia="Calibri" w:hAnsi="Arial" w:cs="Arial"/>
+          <w:color w:val="000000"/>
+          <w:sz w:val="20"/>
+          <w:szCs w:val="20"/>
+        </w:rPr>
+        <w:t xml:space="preserve">Ruby, Bash, C#, MIPS, Scala | </w:t>
+      </w:r>
+      <w:r>
+        <w:rPr>
+          <w:rFonts w:ascii="Arial" w:eastAsia="Calibri" w:hAnsi="Arial" w:cs="Arial"/>
+          <w:color w:val="000000"/>
+          <w:sz w:val="20"/>
+          <w:szCs w:val="20"/>
+        </w:rPr>
+        <w:t xml:space="preserve">React, </w:t>
+      </w:r>
+      <w:r>
+        <w:rPr>
+          <w:rFonts w:ascii="Arial" w:eastAsia="Calibri" w:hAnsi="Arial" w:cs="Arial"/>
+          <w:color w:val="000000"/>
+          <w:sz w:val="20"/>
+          <w:szCs w:val="20"/>
+        </w:rPr>
+        <w:t xml:space="preserve">Flask, Ruby on Rails, </w:t>
+      </w:r>
+      <w:r>
+        <w:rPr>
+          <w:rFonts w:ascii="Arial" w:eastAsia="Calibri" w:hAnsi="Arial" w:cs="Arial"/>
+          <w:color w:val="000000"/>
+          <w:sz w:val="20"/>
+          <w:szCs w:val="20"/>
+        </w:rPr>
+        <w:t xml:space="preserve">jQuery, </w:t>
+      </w:r>
+      <w:r>
+        <w:rPr>
+          <w:rFonts w:ascii="Arial" w:eastAsia="Calibri" w:hAnsi="Arial" w:cs="Arial"/>
+          <w:color w:val="000000"/>
+          <w:sz w:val="20"/>
+          <w:szCs w:val="20"/>
+        </w:rPr>
+        <w:t>Ext JS | SQLite, PostgreSQL, AWS</w:t>
+      </w:r>
+    </w:p>
+    <w:p>
+      <w:pPr>
+        <w:pBdr>
+          <w:top w:val="nil"/>
+          <w:left w:val="nil"/>
+          <w:bottom w:val="single" w:sz="4" w:space="1" w:color="auto"/>
+          <w:right w:val="nil"/>
+          <w:between w:val="nil"/>
+        </w:pBdr>
+        <w:spacing w:line="276" w:lineRule="auto"/>
+        <w:rPr>
+          <w:rFonts w:ascii="Arial" w:eastAsia="Calibri" w:hAnsi="Arial" w:cs="Arial"/>
+          <w:b/>
+          <w:smallCaps/>
+          <w:color w:val="000000"/>
+          <w:sz w:val="20"/>
+          <w:szCs w:val="20"/>
+        </w:rPr>
+      </w:pPr>
+    </w:p>
+    <w:p>
+      <w:pPr>
+        <w:pBdr>
+          <w:top w:val="nil"/>
+          <w:left w:val="nil"/>
+          <w:bottom w:val="nil"/>
+          <w:right w:val="nil"/>
+          <w:between w:val="nil"/>
+        </w:pBdr>
+        <w:spacing w:before="120"/>
+        <w:rPr>
+          <w:rFonts w:ascii="Arial" w:eastAsia="Calibri" w:hAnsi="Arial" w:cs="Arial"/>
+          <w:b/>
+          <w:color w:val="000000"/>
+          <w:sz w:val="22"/>
+          <w:szCs w:val="22"/>
+        </w:rPr>
+      </w:pPr>
+      <w:r>
+        <w:rPr>
+          <w:rFonts w:ascii="Arial" w:eastAsia="Calibri" w:hAnsi="Arial" w:cs="Arial"/>
+          <w:b/>
+          <w:color w:val="000000"/>
+          <w:sz w:val="22"/>
+          <w:szCs w:val="22"/>
+        </w:rPr>
+        <w:t>EXPERIENCE</w:t>
+      </w:r>
+    </w:p>
+    <w:p>
+      <w:pPr>
+        <w:pBdr>
+          <w:top w:val="nil"/>
+          <w:left w:val="nil"/>
+          <w:bottom w:val="nil"/>
+          <w:right w:val="nil"/>
+          <w:between w:val="nil"/>
+        </w:pBdr>
+        <w:tabs>
+          <w:tab w:val="right" w:pos="11340"/>
+        </w:tabs>
+        <w:spacing w:before="120"/>
+        <w:rPr>
+          <w:rFonts w:ascii="Arial" w:eastAsia="Calibri" w:hAnsi="Arial" w:cs="Arial"/>
+          <w:b/>
+          <w:color w:val="000000"/>
+          <w:sz w:val="20"/>
+          <w:szCs w:val="20"/>
+        </w:rPr>
+      </w:pPr>
+      <w:r>
+        <w:rPr>
+          <w:rFonts w:ascii="Arial" w:eastAsia="Calibri" w:hAnsi="Arial" w:cs="Arial"/>
+          <w:b/>
+          <w:color w:val="000000"/>
+          <w:sz w:val="20"/>
+          <w:szCs w:val="20"/>
+        </w:rPr>
+        <w:t xml:space="preserve">Computer Science and </w:t>
+      </w:r>
+      <w:r>
+        <w:rPr>
+          <w:rFonts w:ascii="Arial" w:eastAsia="Calibri" w:hAnsi="Arial" w:cs="Arial"/>
+          <w:b/>
+          <w:color w:val="000000"/>
+          <w:sz w:val="20"/>
+          <w:szCs w:val="20"/>
+        </w:rPr>
+        <w:t>Software</w:t>
+      </w:r>
+      <w:r>
+        <w:rPr>
+          <w:rFonts w:ascii="Arial" w:eastAsia="Calibri" w:hAnsi="Arial" w:cs="Arial"/>
+          <w:b/>
+          <w:color w:val="000000"/>
+          <w:sz w:val="20"/>
+          <w:szCs w:val="20"/>
+        </w:rPr>
+        <w:t xml:space="preserve"> Engineering</w:t>
+      </w:r>
+      <w:r>
+        <w:rPr>
+          <w:rFonts w:ascii="Arial" w:eastAsia="Calibri" w:hAnsi="Arial" w:cs="Arial"/>
+          <w:b/>
+          <w:color w:val="000000"/>
+          <w:sz w:val="20"/>
+          <w:szCs w:val="20"/>
+        </w:rPr>
+        <w:t xml:space="preserve"> Educator</w:t>
+      </w:r>
+      <w:r>
+        <w:rPr>
+          <w:rFonts w:ascii="Arial" w:eastAsia="Calibri" w:hAnsi="Arial" w:cs="Arial"/>
+          <w:b/>
+          <w:color w:val="000000"/>
+          <w:sz w:val="20"/>
+          <w:szCs w:val="20"/>
+        </w:rPr>
+        <w:t xml:space="preserve"> </w:t>
+      </w:r>
+      <w:r>
+        <w:rPr>
+          <w:rFonts w:ascii="Arial" w:eastAsia="Calibri" w:hAnsi="Arial" w:cs="Arial"/>
+          <w:b/>
+          <w:color w:val="000000"/>
+          <w:sz w:val="20"/>
+          <w:szCs w:val="20"/>
+        </w:rPr>
+        <w:t>/</w:t>
+      </w:r>
+      <w:r>
+        <w:rPr>
+          <w:rFonts w:ascii="Arial" w:eastAsia="Calibri" w:hAnsi="Arial" w:cs="Arial"/>
+          <w:b/>
+          <w:bCs/>
+          <w:color w:val="000000"/>
+          <w:sz w:val="20"/>
+          <w:szCs w:val="20"/>
+        </w:rPr>
+        <w:t xml:space="preserve"> </w:t>
+      </w:r>
+      <w:r>
+        <w:rPr>
+          <w:rFonts w:ascii="Arial" w:eastAsia="Calibri" w:hAnsi="Arial" w:cs="Arial"/>
+          <w:b/>
+          <w:bCs/>
+          <w:color w:val="000000"/>
+          <w:sz w:val="20"/>
+          <w:szCs w:val="20"/>
+        </w:rPr>
+        <w:t>Self-employed</w:t>
+      </w:r>
+      <w:r>
+        <w:rPr>
+          <w:rFonts w:ascii="Arial" w:eastAsia="Calibri" w:hAnsi="Arial" w:cs="Arial"/>
+          <w:color w:val="000000"/>
+          <w:sz w:val="20"/>
+          <w:szCs w:val="20"/>
+        </w:rPr>
+        <w:tab/>
+      </w:r>
+      <w:r>
+        <w:rPr>
+          <w:rFonts w:ascii="Arial" w:eastAsia="Calibri" w:hAnsi="Arial" w:cs="Arial"/>
+          <w:color w:val="000000"/>
+          <w:sz w:val="20"/>
+          <w:szCs w:val="20"/>
+        </w:rPr>
+        <w:t xml:space="preserve">Jan </w:t>
+      </w:r>
+      <w:r>
+        <w:rPr>
+          <w:rFonts w:ascii="Arial" w:eastAsia="Calibri" w:hAnsi="Arial" w:cs="Arial"/>
+          <w:color w:val="000000"/>
+          <w:sz w:val="20"/>
+          <w:szCs w:val="20"/>
+        </w:rPr>
+        <w:t>2019</w:t>
+      </w:r>
+      <w:r>
+        <w:rPr>
+          <w:rFonts w:ascii="Arial" w:eastAsia="Calibri" w:hAnsi="Arial" w:cs="Arial"/>
+          <w:color w:val="000000"/>
+          <w:sz w:val="20"/>
+          <w:szCs w:val="20"/>
+        </w:rPr>
+        <w:t xml:space="preserve"> </w:t>
+      </w:r>
+      <w:r>
+        <w:rPr>
+          <w:rFonts w:ascii="Arial" w:eastAsia="Calibri" w:hAnsi="Arial" w:cs="Arial"/>
+          <w:color w:val="000000"/>
+          <w:sz w:val="20"/>
+          <w:szCs w:val="20"/>
+        </w:rPr>
+        <w:t>-</w:t>
+      </w:r>
+      <w:r>
+        <w:rPr>
+          <w:rFonts w:ascii="Arial" w:eastAsia="Calibri" w:hAnsi="Arial" w:cs="Arial"/>
+          <w:color w:val="000000"/>
+          <w:sz w:val="20"/>
+          <w:szCs w:val="20"/>
+        </w:rPr>
+        <w:t xml:space="preserve"> </w:t>
+      </w:r>
+      <w:r>
+        <w:rPr>
+          <w:rFonts w:ascii="Arial" w:eastAsia="Calibri" w:hAnsi="Arial" w:cs="Arial"/>
+          <w:color w:val="000000"/>
+          <w:sz w:val="20"/>
+          <w:szCs w:val="20"/>
+        </w:rPr>
+        <w:t>present</w:t>
       </w:r>
     </w:p>
     <w:p>
@@ -1020,106 +1058,24 @@
           <w:sz w:val="20"/>
           <w:szCs w:val="20"/>
         </w:rPr>
-        <w:t>Cut the</w:t>
-      </w:r>
-      <w:r>
-        <w:rPr>
-          <w:rFonts w:ascii="Arial" w:eastAsia="Calibri" w:hAnsi="Arial" w:cs="Arial"/>
-          <w:color w:val="000000"/>
-          <w:sz w:val="20"/>
-          <w:szCs w:val="20"/>
-        </w:rPr>
-        <w:t xml:space="preserve"> </w:t>
-      </w:r>
-      <w:r>
-        <w:rPr>
-          <w:rFonts w:ascii="Arial" w:eastAsia="Calibri" w:hAnsi="Arial" w:cs="Arial"/>
-          <w:color w:val="000000"/>
-          <w:sz w:val="20"/>
-          <w:szCs w:val="20"/>
-        </w:rPr>
-        <w:t xml:space="preserve">size of </w:t>
-      </w:r>
-      <w:r>
-        <w:rPr>
-          <w:rFonts w:ascii="Arial" w:eastAsia="Calibri" w:hAnsi="Arial" w:cs="Arial"/>
-          <w:color w:val="000000"/>
-          <w:sz w:val="20"/>
-          <w:szCs w:val="20"/>
-        </w:rPr>
-        <w:t xml:space="preserve">the </w:t>
-      </w:r>
-      <w:r>
-        <w:rPr>
-          <w:rFonts w:ascii="Arial" w:eastAsia="Calibri" w:hAnsi="Arial" w:cs="Arial"/>
-          <w:color w:val="000000"/>
-          <w:sz w:val="20"/>
-          <w:szCs w:val="20"/>
-        </w:rPr>
-        <w:t>codebase by 4</w:t>
-      </w:r>
-      <w:r>
-        <w:rPr>
-          <w:rFonts w:ascii="Arial" w:eastAsia="Calibri" w:hAnsi="Arial" w:cs="Arial"/>
-          <w:color w:val="000000"/>
-          <w:sz w:val="20"/>
-          <w:szCs w:val="20"/>
-        </w:rPr>
-        <w:t>1</w:t>
-      </w:r>
-      <w:r>
-        <w:rPr>
-          <w:rFonts w:ascii="Arial" w:eastAsia="Calibri" w:hAnsi="Arial" w:cs="Arial"/>
-          <w:color w:val="000000"/>
-          <w:sz w:val="20"/>
-          <w:szCs w:val="20"/>
-        </w:rPr>
-        <w:t>%</w:t>
-      </w:r>
-      <w:r>
-        <w:rPr>
-          <w:rFonts w:ascii="Arial" w:eastAsia="Calibri" w:hAnsi="Arial" w:cs="Arial"/>
-          <w:color w:val="000000"/>
-          <w:sz w:val="20"/>
-          <w:szCs w:val="20"/>
-        </w:rPr>
-        <w:t xml:space="preserve">, dramatically accelerating </w:t>
-      </w:r>
-      <w:r>
-        <w:rPr>
-          <w:rFonts w:ascii="Arial" w:eastAsia="Calibri" w:hAnsi="Arial" w:cs="Arial"/>
-          <w:color w:val="000000"/>
-          <w:sz w:val="20"/>
-          <w:szCs w:val="20"/>
-        </w:rPr>
-        <w:t xml:space="preserve">the </w:t>
-      </w:r>
-      <w:r>
-        <w:rPr>
-          <w:rFonts w:ascii="Arial" w:eastAsia="Calibri" w:hAnsi="Arial" w:cs="Arial"/>
-          <w:color w:val="000000"/>
-          <w:sz w:val="20"/>
-          <w:szCs w:val="20"/>
-        </w:rPr>
-        <w:t xml:space="preserve">rate of bug fixes and feature </w:t>
-      </w:r>
-      <w:r>
-        <w:rPr>
-          <w:rFonts w:ascii="Arial" w:eastAsia="Calibri" w:hAnsi="Arial" w:cs="Arial"/>
-          <w:color w:val="000000"/>
-          <w:sz w:val="20"/>
-          <w:szCs w:val="20"/>
-        </w:rPr>
-        <w:t>additions</w:t>
-      </w:r>
-      <w:r>
-        <w:rPr>
-          <w:rFonts w:ascii="Arial" w:eastAsia="Calibri" w:hAnsi="Arial" w:cs="Arial"/>
-          <w:color w:val="000000"/>
-          <w:sz w:val="20"/>
-          <w:szCs w:val="20"/>
-        </w:rPr>
-        <w:t>.</w:t>
+        <w:t xml:space="preserve">Acknowledged as the UK’s top "Computing University" tutor on </w:t>
+      </w:r>
+      <w:r>
+        <w:rPr>
+          <w:rFonts w:ascii="Arial" w:eastAsia="Calibri" w:hAnsi="Arial" w:cs="Arial"/>
+          <w:sz w:val="20"/>
+          <w:szCs w:val="20"/>
+        </w:rPr>
+        <w:t>MyTutor</w:t>
+      </w:r>
+      <w:r>
+        <w:rPr>
+          <w:rFonts w:ascii="Arial" w:eastAsia="Calibri" w:hAnsi="Arial" w:cs="Arial"/>
+          <w:color w:val="000000"/>
+          <w:sz w:val="20"/>
+          <w:szCs w:val="20"/>
+        </w:rPr>
+        <w:t xml:space="preserve"> and received 600+ 5-star reviews.</w:t>
       </w:r>
     </w:p>
     <w:p>
@@ -1150,11 +1106,127 @@
           <w:sz w:val="20"/>
           <w:szCs w:val="20"/>
         </w:rPr>
-        <w:t>Modernised</w:t>
-      </w:r>
-      <w:r>
-        <w:rPr>
-          <w:rFonts w:ascii="Arial" w:eastAsia="Calibri" w:hAnsi="Arial" w:cs="Arial"/>
+        <w:t>Delivered comprehensive tuition in software engineering subjects including web development with Django</w:t>
+      </w:r>
+      <w:r>
+        <w:rPr>
+          <w:rFonts w:ascii="Arial" w:eastAsia="Calibri" w:hAnsi="Arial" w:cs="Arial"/>
+          <w:color w:val="000000"/>
+          <w:sz w:val="20"/>
+          <w:szCs w:val="20"/>
+        </w:rPr>
+        <w:t>, PHP, and Ruby on Rails</w:t>
+      </w:r>
+      <w:r>
+        <w:rPr>
+          <w:rFonts w:ascii="Arial" w:eastAsia="Calibri" w:hAnsi="Arial" w:cs="Arial"/>
+          <w:color w:val="000000"/>
+          <w:sz w:val="20"/>
+          <w:szCs w:val="20"/>
+        </w:rPr>
+        <w:t>,</w:t>
+      </w:r>
+      <w:r>
+        <w:rPr>
+          <w:rFonts w:ascii="Arial" w:eastAsia="Calibri" w:hAnsi="Arial" w:cs="Arial"/>
+          <w:color w:val="000000"/>
+          <w:sz w:val="20"/>
+          <w:szCs w:val="20"/>
+        </w:rPr>
+        <w:t xml:space="preserve"> as well as </w:t>
+      </w:r>
+      <w:r>
+        <w:rPr>
+          <w:rFonts w:ascii="Arial" w:eastAsia="Calibri" w:hAnsi="Arial" w:cs="Arial"/>
+          <w:color w:val="000000"/>
+          <w:sz w:val="20"/>
+          <w:szCs w:val="20"/>
+        </w:rPr>
+        <w:t xml:space="preserve">object-oriented programming, databases, </w:t>
+      </w:r>
+      <w:proofErr w:type="gramStart"/>
+      <w:r>
+        <w:rPr>
+          <w:rFonts w:ascii="Arial" w:eastAsia="Calibri" w:hAnsi="Arial" w:cs="Arial"/>
+          <w:color w:val="000000"/>
+          <w:sz w:val="20"/>
+          <w:szCs w:val="20"/>
+        </w:rPr>
+        <w:t>algorithms</w:t>
+      </w:r>
+      <w:proofErr w:type="gramEnd"/>
+      <w:r>
+        <w:rPr>
+          <w:rFonts w:ascii="Arial" w:eastAsia="Calibri" w:hAnsi="Arial" w:cs="Arial"/>
+          <w:color w:val="000000"/>
+          <w:sz w:val="20"/>
+          <w:szCs w:val="20"/>
+        </w:rPr>
+        <w:t xml:space="preserve"> and </w:t>
+      </w:r>
+      <w:r>
+        <w:rPr>
+          <w:rFonts w:ascii="Arial" w:eastAsia="Calibri" w:hAnsi="Arial" w:cs="Arial"/>
+          <w:color w:val="000000"/>
+          <w:sz w:val="20"/>
+          <w:szCs w:val="20"/>
+        </w:rPr>
+        <w:t>data structures</w:t>
+      </w:r>
+      <w:r>
+        <w:rPr>
+          <w:rFonts w:ascii="Arial" w:eastAsia="Calibri" w:hAnsi="Arial" w:cs="Arial"/>
+          <w:color w:val="000000"/>
+          <w:sz w:val="20"/>
+          <w:szCs w:val="20"/>
+        </w:rPr>
+        <w:t>.</w:t>
+      </w:r>
+    </w:p>
+    <w:p>
+      <w:pPr>
+        <w:pBdr>
+          <w:top w:val="nil"/>
+          <w:left w:val="nil"/>
+          <w:bottom w:val="nil"/>
+          <w:right w:val="nil"/>
+          <w:between w:val="nil"/>
+        </w:pBdr>
+        <w:tabs>
+          <w:tab w:val="right" w:pos="11340"/>
+        </w:tabs>
+        <w:spacing w:before="120"/>
+        <w:rPr>
+          <w:rFonts w:ascii="Arial" w:eastAsia="Calibri" w:hAnsi="Arial" w:cs="Arial"/>
+          <w:color w:val="000000"/>
+          <w:sz w:val="20"/>
+          <w:szCs w:val="20"/>
+        </w:rPr>
+      </w:pPr>
+      <w:r>
+        <w:rPr>
+          <w:rFonts w:ascii="Arial" w:eastAsia="Calibri" w:hAnsi="Arial" w:cs="Arial"/>
+          <w:b/>
+          <w:color w:val="000000"/>
+          <w:sz w:val="20"/>
+          <w:szCs w:val="20"/>
+        </w:rPr>
+        <w:t>Full Stack Developer</w:t>
+      </w:r>
+      <w:r>
+        <w:rPr>
+          <w:rFonts w:ascii="Arial" w:eastAsia="Calibri" w:hAnsi="Arial" w:cs="Arial"/>
+          <w:b/>
+          <w:color w:val="000000"/>
+          <w:sz w:val="20"/>
+          <w:szCs w:val="20"/>
+        </w:rPr>
+        <w:t xml:space="preserve"> (3-Month Contract)</w:t>
+      </w:r>
+      <w:r>
+        <w:rPr>
+          <w:rFonts w:ascii="Arial" w:eastAsia="Calibri" w:hAnsi="Arial" w:cs="Arial"/>
+          <w:b/>
           <w:color w:val="000000"/>
           <w:sz w:val="20"/>
           <w:szCs w:val="20"/>
@@ -1164,65 +1236,78 @@
       <w:r>
         <w:rPr>
           <w:rFonts w:ascii="Arial" w:eastAsia="Calibri" w:hAnsi="Arial" w:cs="Arial"/>
-          <w:color w:val="000000"/>
-          <w:sz w:val="20"/>
-          <w:szCs w:val="20"/>
-        </w:rPr>
-        <w:t xml:space="preserve">front-end from </w:t>
-      </w:r>
-      <w:r>
-        <w:rPr>
-          <w:rFonts w:ascii="Arial" w:eastAsia="Calibri" w:hAnsi="Arial" w:cs="Arial"/>
-          <w:color w:val="000000"/>
-          <w:sz w:val="20"/>
-          <w:szCs w:val="20"/>
-        </w:rPr>
-        <w:t xml:space="preserve">plain JavaScript to </w:t>
-      </w:r>
-      <w:r>
-        <w:rPr>
-          <w:rFonts w:ascii="Arial" w:eastAsia="Calibri" w:hAnsi="Arial" w:cs="Arial"/>
-          <w:color w:val="000000"/>
-          <w:sz w:val="20"/>
-          <w:szCs w:val="20"/>
-        </w:rPr>
-        <w:t xml:space="preserve">Model-View-Controller </w:t>
-      </w:r>
-      <w:r>
-        <w:rPr>
-          <w:rFonts w:ascii="Arial" w:eastAsia="Calibri" w:hAnsi="Arial" w:cs="Arial"/>
-          <w:color w:val="000000"/>
-          <w:sz w:val="20"/>
-          <w:szCs w:val="20"/>
-        </w:rPr>
-        <w:t>(</w:t>
-      </w:r>
-      <w:r>
-        <w:rPr>
-          <w:rFonts w:ascii="Arial" w:eastAsia="Calibri" w:hAnsi="Arial" w:cs="Arial"/>
-          <w:color w:val="000000"/>
-          <w:sz w:val="20"/>
-          <w:szCs w:val="20"/>
-        </w:rPr>
-        <w:t xml:space="preserve">MVC) architecture using </w:t>
-      </w:r>
-      <w:r>
-        <w:rPr>
-          <w:rFonts w:ascii="Arial" w:eastAsia="Calibri" w:hAnsi="Arial" w:cs="Arial"/>
-          <w:color w:val="000000"/>
-          <w:sz w:val="20"/>
-          <w:szCs w:val="20"/>
-        </w:rPr>
-        <w:t>Ext JS</w:t>
-      </w:r>
-      <w:r>
-        <w:rPr>
-          <w:rFonts w:ascii="Arial" w:eastAsia="Calibri" w:hAnsi="Arial" w:cs="Arial"/>
-          <w:color w:val="000000"/>
-          <w:sz w:val="20"/>
-          <w:szCs w:val="20"/>
-        </w:rPr>
-        <w:t>.</w:t>
+          <w:b/>
+          <w:color w:val="000000"/>
+          <w:sz w:val="20"/>
+          <w:szCs w:val="20"/>
+        </w:rPr>
+        <w:t>/</w:t>
+      </w:r>
+      <w:r>
+        <w:rPr>
+          <w:rFonts w:ascii="Arial" w:eastAsia="Calibri" w:hAnsi="Arial" w:cs="Arial"/>
+          <w:b/>
+          <w:color w:val="000000"/>
+          <w:sz w:val="20"/>
+          <w:szCs w:val="20"/>
+        </w:rPr>
+        <w:t xml:space="preserve"> </w:t>
+      </w:r>
+      <w:r>
+        <w:rPr>
+          <w:rFonts w:ascii="Arial" w:eastAsia="Calibri" w:hAnsi="Arial" w:cs="Arial"/>
+          <w:b/>
+          <w:color w:val="000000"/>
+          <w:sz w:val="20"/>
+          <w:szCs w:val="20"/>
+        </w:rPr>
+        <w:t>N-able</w:t>
+      </w:r>
+      <w:r>
+        <w:rPr>
+          <w:rFonts w:ascii="Arial" w:eastAsia="Calibri" w:hAnsi="Arial" w:cs="Arial"/>
+          <w:bCs/>
+          <w:color w:val="000000"/>
+          <w:sz w:val="20"/>
+          <w:szCs w:val="20"/>
+        </w:rPr>
+        <w:tab/>
+      </w:r>
+      <w:r>
+        <w:rPr>
+          <w:rFonts w:ascii="Arial" w:eastAsia="Calibri" w:hAnsi="Arial" w:cs="Arial"/>
+          <w:bCs/>
+          <w:color w:val="000000"/>
+          <w:sz w:val="20"/>
+          <w:szCs w:val="20"/>
+        </w:rPr>
+        <w:t xml:space="preserve">Jun </w:t>
+      </w:r>
+      <w:r>
+        <w:rPr>
+          <w:rFonts w:ascii="Arial" w:eastAsia="Calibri" w:hAnsi="Arial" w:cs="Arial"/>
+          <w:color w:val="000000"/>
+          <w:sz w:val="20"/>
+          <w:szCs w:val="20"/>
+        </w:rPr>
+        <w:t>2018</w:t>
+      </w:r>
+      <w:r>
+        <w:rPr>
+          <w:rFonts w:ascii="Arial" w:eastAsia="Calibri" w:hAnsi="Arial" w:cs="Arial"/>
+          <w:color w:val="000000"/>
+          <w:sz w:val="20"/>
+          <w:szCs w:val="20"/>
+        </w:rPr>
+        <w:t xml:space="preserve"> - Aug 2018</w:t>
+      </w:r>
+      <w:r>
+        <w:rPr>
+          <w:rFonts w:ascii="Arial" w:hAnsi="Arial" w:cs="Arial"/>
+          <w:sz w:val="20"/>
+          <w:szCs w:val="20"/>
+        </w:rPr>
+        <w:t xml:space="preserve"> </w:t>
       </w:r>
     </w:p>
     <w:p>
@@ -1253,52 +1338,7 @@
           <w:sz w:val="20"/>
           <w:szCs w:val="20"/>
         </w:rPr>
-        <w:t>Refactored</w:t>
-      </w:r>
-      <w:r>
-        <w:rPr>
-          <w:rFonts w:ascii="Arial" w:eastAsia="Calibri" w:hAnsi="Arial" w:cs="Arial"/>
-          <w:color w:val="000000"/>
-          <w:sz w:val="20"/>
-          <w:szCs w:val="20"/>
-        </w:rPr>
-        <w:t xml:space="preserve"> </w:t>
-      </w:r>
-      <w:r>
-        <w:rPr>
-          <w:rFonts w:ascii="Arial" w:eastAsia="Calibri" w:hAnsi="Arial" w:cs="Arial"/>
-          <w:color w:val="000000"/>
-          <w:sz w:val="20"/>
-          <w:szCs w:val="20"/>
-        </w:rPr>
-        <w:t xml:space="preserve">back-end from </w:t>
-      </w:r>
-      <w:r>
-        <w:rPr>
-          <w:rFonts w:ascii="Arial" w:eastAsia="Calibri" w:hAnsi="Arial" w:cs="Arial"/>
-          <w:color w:val="000000"/>
-          <w:sz w:val="20"/>
-          <w:szCs w:val="20"/>
-        </w:rPr>
-        <w:t>procedural to object-orientated PHP</w:t>
-      </w:r>
-      <w:r>
-        <w:rPr>
-          <w:rFonts w:ascii="Arial" w:eastAsia="Calibri" w:hAnsi="Arial" w:cs="Arial"/>
-          <w:color w:val="000000"/>
-          <w:sz w:val="20"/>
-          <w:szCs w:val="20"/>
-        </w:rPr>
-        <w:t xml:space="preserve">; </w:t>
-      </w:r>
-      <w:r>
-        <w:rPr>
-          <w:rFonts w:ascii="Arial" w:eastAsia="Calibri" w:hAnsi="Arial" w:cs="Arial"/>
-          <w:color w:val="000000"/>
-          <w:sz w:val="20"/>
-          <w:szCs w:val="20"/>
-        </w:rPr>
-        <w:t xml:space="preserve">wrote </w:t>
+        <w:t xml:space="preserve">Upgraded </w:t>
       </w:r>
       <w:r>
         <w:rPr>
@@ -1316,199 +1356,52 @@
           <w:sz w:val="20"/>
           <w:szCs w:val="20"/>
         </w:rPr>
-        <w:t xml:space="preserve">custom </w:t>
-      </w:r>
-      <w:r>
-        <w:rPr>
-          <w:rFonts w:ascii="Arial" w:eastAsia="Calibri" w:hAnsi="Arial" w:cs="Arial"/>
-          <w:color w:val="000000"/>
-          <w:sz w:val="20"/>
-          <w:szCs w:val="20"/>
-        </w:rPr>
-        <w:t>O</w:t>
-      </w:r>
-      <w:r>
-        <w:rPr>
-          <w:rFonts w:ascii="Arial" w:eastAsia="Calibri" w:hAnsi="Arial" w:cs="Arial"/>
-          <w:color w:val="000000"/>
-          <w:sz w:val="20"/>
-          <w:szCs w:val="20"/>
-        </w:rPr>
-        <w:t>bject-</w:t>
-      </w:r>
-      <w:r>
-        <w:rPr>
-          <w:rFonts w:ascii="Arial" w:eastAsia="Calibri" w:hAnsi="Arial" w:cs="Arial"/>
-          <w:color w:val="000000"/>
-          <w:sz w:val="20"/>
-          <w:szCs w:val="20"/>
-        </w:rPr>
-        <w:t>R</w:t>
-      </w:r>
-      <w:r>
-        <w:rPr>
-          <w:rFonts w:ascii="Arial" w:eastAsia="Calibri" w:hAnsi="Arial" w:cs="Arial"/>
-          <w:color w:val="000000"/>
-          <w:sz w:val="20"/>
-          <w:szCs w:val="20"/>
-        </w:rPr>
-        <w:t xml:space="preserve">elational </w:t>
-      </w:r>
-      <w:r>
-        <w:rPr>
-          <w:rFonts w:ascii="Arial" w:eastAsia="Calibri" w:hAnsi="Arial" w:cs="Arial"/>
-          <w:color w:val="000000"/>
-          <w:sz w:val="20"/>
-          <w:szCs w:val="20"/>
-        </w:rPr>
-        <w:t>M</w:t>
-      </w:r>
-      <w:r>
-        <w:rPr>
-          <w:rFonts w:ascii="Arial" w:eastAsia="Calibri" w:hAnsi="Arial" w:cs="Arial"/>
-          <w:color w:val="000000"/>
-          <w:sz w:val="20"/>
-          <w:szCs w:val="20"/>
-        </w:rPr>
-        <w:t>apping</w:t>
-      </w:r>
-      <w:r>
-        <w:rPr>
-          <w:rFonts w:ascii="Arial" w:eastAsia="Calibri" w:hAnsi="Arial" w:cs="Arial"/>
-          <w:color w:val="000000"/>
-          <w:sz w:val="20"/>
-          <w:szCs w:val="20"/>
-        </w:rPr>
-        <w:t>.</w:t>
-      </w:r>
-    </w:p>
-    <w:p>
-      <w:pPr>
-        <w:pBdr>
-          <w:top w:val="nil"/>
-          <w:left w:val="nil"/>
-          <w:bottom w:val="nil"/>
-          <w:right w:val="nil"/>
-          <w:between w:val="nil"/>
-        </w:pBdr>
-        <w:tabs>
-          <w:tab w:val="right" w:pos="11340"/>
-        </w:tabs>
-        <w:spacing w:before="120"/>
-        <w:rPr>
-          <w:rFonts w:ascii="Arial" w:eastAsia="Calibri" w:hAnsi="Arial" w:cs="Arial"/>
-          <w:b/>
-          <w:color w:val="000000"/>
-          <w:sz w:val="20"/>
-          <w:szCs w:val="20"/>
-        </w:rPr>
-      </w:pPr>
-      <w:r>
-        <w:rPr>
-          <w:rFonts w:ascii="Arial" w:eastAsia="Calibri" w:hAnsi="Arial" w:cs="Arial"/>
-          <w:b/>
-          <w:bCs/>
-          <w:color w:val="000000"/>
-          <w:sz w:val="20"/>
-          <w:szCs w:val="20"/>
-        </w:rPr>
-        <w:t>Informatics University Tutor</w:t>
-      </w:r>
-      <w:r>
-        <w:rPr>
-          <w:rFonts w:ascii="Arial" w:eastAsia="Calibri" w:hAnsi="Arial" w:cs="Arial"/>
-          <w:b/>
-          <w:bCs/>
-          <w:color w:val="000000"/>
-          <w:sz w:val="20"/>
-          <w:szCs w:val="20"/>
-        </w:rPr>
-        <w:t xml:space="preserve"> </w:t>
-      </w:r>
-      <w:r>
-        <w:rPr>
-          <w:rFonts w:ascii="Arial" w:eastAsia="Calibri" w:hAnsi="Arial" w:cs="Arial"/>
-          <w:b/>
-          <w:bCs/>
-          <w:color w:val="000000"/>
-          <w:sz w:val="20"/>
-          <w:szCs w:val="20"/>
-        </w:rPr>
-        <w:t>/</w:t>
-      </w:r>
-      <w:r>
-        <w:rPr>
-          <w:rFonts w:ascii="Arial" w:eastAsia="Calibri" w:hAnsi="Arial" w:cs="Arial"/>
-          <w:b/>
-          <w:bCs/>
-          <w:color w:val="000000"/>
-          <w:sz w:val="20"/>
-          <w:szCs w:val="20"/>
-        </w:rPr>
-        <w:t xml:space="preserve"> University of Edinburgh</w:t>
-      </w:r>
-      <w:r>
-        <w:rPr>
-          <w:rFonts w:ascii="Arial" w:eastAsia="Calibri" w:hAnsi="Arial" w:cs="Arial"/>
-          <w:color w:val="000000"/>
-          <w:sz w:val="20"/>
-          <w:szCs w:val="20"/>
-        </w:rPr>
-        <w:tab/>
-      </w:r>
-      <w:r>
-        <w:rPr>
-          <w:rFonts w:ascii="Arial" w:eastAsia="Calibri" w:hAnsi="Arial" w:cs="Arial"/>
-          <w:color w:val="000000"/>
-          <w:sz w:val="20"/>
-          <w:szCs w:val="20"/>
-        </w:rPr>
-        <w:t xml:space="preserve">Aug </w:t>
-      </w:r>
-      <w:r>
-        <w:rPr>
-          <w:rFonts w:ascii="Arial" w:eastAsia="Calibri" w:hAnsi="Arial" w:cs="Arial"/>
-          <w:color w:val="000000"/>
-          <w:sz w:val="20"/>
-          <w:szCs w:val="20"/>
-        </w:rPr>
-        <w:t>2016</w:t>
-      </w:r>
-      <w:r>
-        <w:rPr>
-          <w:rFonts w:ascii="Arial" w:eastAsia="Calibri" w:hAnsi="Arial" w:cs="Arial"/>
-          <w:color w:val="000000"/>
-          <w:sz w:val="20"/>
-          <w:szCs w:val="20"/>
-        </w:rPr>
-        <w:t xml:space="preserve"> </w:t>
-      </w:r>
-      <w:r>
-        <w:rPr>
-          <w:rFonts w:ascii="Arial" w:eastAsia="Calibri" w:hAnsi="Arial" w:cs="Arial"/>
-          <w:color w:val="000000"/>
-          <w:sz w:val="20"/>
-          <w:szCs w:val="20"/>
-        </w:rPr>
-        <w:t>-</w:t>
-      </w:r>
-      <w:r>
-        <w:rPr>
-          <w:rFonts w:ascii="Arial" w:eastAsia="Calibri" w:hAnsi="Arial" w:cs="Arial"/>
-          <w:color w:val="000000"/>
-          <w:sz w:val="20"/>
-          <w:szCs w:val="20"/>
-        </w:rPr>
-        <w:t xml:space="preserve"> May </w:t>
-      </w:r>
-      <w:r>
-        <w:rPr>
-          <w:rFonts w:ascii="Arial" w:eastAsia="Calibri" w:hAnsi="Arial" w:cs="Arial"/>
-          <w:color w:val="000000"/>
-          <w:sz w:val="20"/>
-          <w:szCs w:val="20"/>
-        </w:rPr>
-        <w:t>2018</w:t>
+        <w:t xml:space="preserve">legacy system of </w:t>
+      </w:r>
+      <w:r>
+        <w:rPr>
+          <w:rFonts w:ascii="Arial" w:eastAsia="Calibri" w:hAnsi="Arial" w:cs="Arial"/>
+          <w:color w:val="000000"/>
+          <w:sz w:val="20"/>
+          <w:szCs w:val="20"/>
+        </w:rPr>
+        <w:t>10,000+ lines</w:t>
+      </w:r>
+      <w:r>
+        <w:rPr>
+          <w:rFonts w:ascii="Arial" w:eastAsia="Calibri" w:hAnsi="Arial" w:cs="Arial"/>
+          <w:color w:val="000000"/>
+          <w:sz w:val="20"/>
+          <w:szCs w:val="20"/>
+        </w:rPr>
+        <w:t xml:space="preserve"> of code</w:t>
+      </w:r>
+      <w:r>
+        <w:rPr>
+          <w:rFonts w:ascii="Arial" w:eastAsia="Calibri" w:hAnsi="Arial" w:cs="Arial"/>
+          <w:color w:val="000000"/>
+          <w:sz w:val="20"/>
+          <w:szCs w:val="20"/>
+        </w:rPr>
+        <w:t xml:space="preserve">, </w:t>
+      </w:r>
+      <w:r>
+        <w:rPr>
+          <w:rFonts w:ascii="Arial" w:eastAsia="Calibri" w:hAnsi="Arial" w:cs="Arial"/>
+          <w:color w:val="000000"/>
+          <w:sz w:val="20"/>
+          <w:szCs w:val="20"/>
+        </w:rPr>
+        <w:t>significantly improving code quality</w:t>
+      </w:r>
+      <w:r>
+        <w:rPr>
+          <w:rFonts w:ascii="Arial" w:eastAsia="Calibri" w:hAnsi="Arial" w:cs="Arial"/>
+          <w:color w:val="000000"/>
+          <w:sz w:val="20"/>
+          <w:szCs w:val="20"/>
+        </w:rPr>
+        <w:t xml:space="preserve"> and maintainability.</w:t>
       </w:r>
     </w:p>
     <w:p>
@@ -1539,43 +1432,7 @@
           <w:sz w:val="20"/>
           <w:szCs w:val="20"/>
         </w:rPr>
-        <w:t>Received</w:t>
-      </w:r>
-      <w:r>
-        <w:rPr>
-          <w:rFonts w:ascii="Arial" w:eastAsia="Calibri" w:hAnsi="Arial" w:cs="Arial"/>
-          <w:color w:val="000000"/>
-          <w:sz w:val="20"/>
-          <w:szCs w:val="20"/>
-        </w:rPr>
-        <w:t xml:space="preserve"> Edinburgh Award for </w:t>
-      </w:r>
-      <w:r>
-        <w:rPr>
-          <w:rFonts w:ascii="Arial" w:eastAsia="Calibri" w:hAnsi="Arial" w:cs="Arial"/>
-          <w:color w:val="000000"/>
-          <w:sz w:val="20"/>
-          <w:szCs w:val="20"/>
-        </w:rPr>
-        <w:t>recruiting, training</w:t>
-      </w:r>
-      <w:r>
-        <w:rPr>
-          <w:rFonts w:ascii="Arial" w:eastAsia="Calibri" w:hAnsi="Arial" w:cs="Arial"/>
-          <w:color w:val="000000"/>
-          <w:sz w:val="20"/>
-          <w:szCs w:val="20"/>
-        </w:rPr>
-        <w:t xml:space="preserve">, </w:t>
-      </w:r>
-      <w:r>
-        <w:rPr>
-          <w:rFonts w:ascii="Arial" w:eastAsia="Calibri" w:hAnsi="Arial" w:cs="Arial"/>
-          <w:color w:val="000000"/>
-          <w:sz w:val="20"/>
-          <w:szCs w:val="20"/>
-        </w:rPr>
-        <w:t>managing 12 leaders for</w:t>
+        <w:t>Cut the</w:t>
       </w:r>
       <w:r>
         <w:rPr>
@@ -1593,25 +1450,88 @@
           <w:sz w:val="20"/>
           <w:szCs w:val="20"/>
         </w:rPr>
-        <w:t xml:space="preserve">a </w:t>
-      </w:r>
-      <w:r>
-        <w:rPr>
-          <w:rFonts w:ascii="Arial" w:eastAsia="Calibri" w:hAnsi="Arial" w:cs="Arial"/>
-          <w:color w:val="000000"/>
-          <w:sz w:val="20"/>
-          <w:szCs w:val="20"/>
-        </w:rPr>
-        <w:t xml:space="preserve">peer-assisted learning </w:t>
-      </w:r>
-      <w:r>
-        <w:rPr>
-          <w:rFonts w:ascii="Arial" w:eastAsia="Calibri" w:hAnsi="Arial" w:cs="Arial"/>
-          <w:color w:val="000000"/>
-          <w:sz w:val="20"/>
-          <w:szCs w:val="20"/>
-        </w:rPr>
-        <w:t>scheme.</w:t>
+        <w:t xml:space="preserve">size of </w:t>
+      </w:r>
+      <w:r>
+        <w:rPr>
+          <w:rFonts w:ascii="Arial" w:eastAsia="Calibri" w:hAnsi="Arial" w:cs="Arial"/>
+          <w:color w:val="000000"/>
+          <w:sz w:val="20"/>
+          <w:szCs w:val="20"/>
+        </w:rPr>
+        <w:t xml:space="preserve">the </w:t>
+      </w:r>
+      <w:r>
+        <w:rPr>
+          <w:rFonts w:ascii="Arial" w:eastAsia="Calibri" w:hAnsi="Arial" w:cs="Arial"/>
+          <w:color w:val="000000"/>
+          <w:sz w:val="20"/>
+          <w:szCs w:val="20"/>
+        </w:rPr>
+        <w:t>codebase by 4</w:t>
+      </w:r>
+      <w:r>
+        <w:rPr>
+          <w:rFonts w:ascii="Arial" w:eastAsia="Calibri" w:hAnsi="Arial" w:cs="Arial"/>
+          <w:color w:val="000000"/>
+          <w:sz w:val="20"/>
+          <w:szCs w:val="20"/>
+        </w:rPr>
+        <w:t>1</w:t>
+      </w:r>
+      <w:r>
+        <w:rPr>
+          <w:rFonts w:ascii="Arial" w:eastAsia="Calibri" w:hAnsi="Arial" w:cs="Arial"/>
+          <w:color w:val="000000"/>
+          <w:sz w:val="20"/>
+          <w:szCs w:val="20"/>
+        </w:rPr>
+        <w:t>%</w:t>
+      </w:r>
+      <w:r>
+        <w:rPr>
+          <w:rFonts w:ascii="Arial" w:eastAsia="Calibri" w:hAnsi="Arial" w:cs="Arial"/>
+          <w:color w:val="000000"/>
+          <w:sz w:val="20"/>
+          <w:szCs w:val="20"/>
+        </w:rPr>
+        <w:t xml:space="preserve">, dramatically accelerating </w:t>
+      </w:r>
+      <w:r>
+        <w:rPr>
+          <w:rFonts w:ascii="Arial" w:eastAsia="Calibri" w:hAnsi="Arial" w:cs="Arial"/>
+          <w:color w:val="000000"/>
+          <w:sz w:val="20"/>
+          <w:szCs w:val="20"/>
+        </w:rPr>
+        <w:t xml:space="preserve">the </w:t>
+      </w:r>
+      <w:r>
+        <w:rPr>
+          <w:rFonts w:ascii="Arial" w:eastAsia="Calibri" w:hAnsi="Arial" w:cs="Arial"/>
+          <w:color w:val="000000"/>
+          <w:sz w:val="20"/>
+          <w:szCs w:val="20"/>
+        </w:rPr>
+        <w:t xml:space="preserve">rate of bug fixes and feature </w:t>
+      </w:r>
+      <w:r>
+        <w:rPr>
+          <w:rFonts w:ascii="Arial" w:eastAsia="Calibri" w:hAnsi="Arial" w:cs="Arial"/>
+          <w:color w:val="000000"/>
+          <w:sz w:val="20"/>
+          <w:szCs w:val="20"/>
+        </w:rPr>
+        <w:t>additions</w:t>
+      </w:r>
+      <w:r>
+        <w:rPr>
+          <w:rFonts w:ascii="Arial" w:eastAsia="Calibri" w:hAnsi="Arial" w:cs="Arial"/>
+          <w:color w:val="000000"/>
+          <w:sz w:val="20"/>
+          <w:szCs w:val="20"/>
+        </w:rPr>
+        <w:t>.</w:t>
       </w:r>
     </w:p>
     <w:p>
@@ -1642,74 +1562,46 @@
           <w:sz w:val="20"/>
           <w:szCs w:val="20"/>
         </w:rPr>
-        <w:t xml:space="preserve">Nominated </w:t>
-      </w:r>
-      <w:r>
-        <w:rPr>
-          <w:rFonts w:ascii="Arial" w:eastAsia="Calibri" w:hAnsi="Arial" w:cs="Arial"/>
-          <w:color w:val="000000"/>
-          <w:sz w:val="20"/>
-          <w:szCs w:val="20"/>
-        </w:rPr>
-        <w:t>3</w:t>
-      </w:r>
-      <w:r>
-        <w:rPr>
-          <w:rFonts w:ascii="Arial" w:eastAsia="Calibri" w:hAnsi="Arial" w:cs="Arial"/>
-          <w:color w:val="000000"/>
-          <w:sz w:val="20"/>
-          <w:szCs w:val="20"/>
-        </w:rPr>
-        <w:t xml:space="preserve"> times for "Best Student Who Tutors Award"</w:t>
-      </w:r>
-      <w:r>
-        <w:rPr>
-          <w:rFonts w:ascii="Arial" w:eastAsia="Calibri" w:hAnsi="Arial" w:cs="Arial"/>
-          <w:color w:val="000000"/>
-          <w:sz w:val="20"/>
-          <w:szCs w:val="20"/>
-        </w:rPr>
-        <w:t>; taught</w:t>
-      </w:r>
-      <w:r>
-        <w:rPr>
-          <w:rFonts w:ascii="Arial" w:eastAsia="Calibri" w:hAnsi="Arial" w:cs="Arial"/>
-          <w:color w:val="000000"/>
-          <w:sz w:val="20"/>
-          <w:szCs w:val="20"/>
-        </w:rPr>
-        <w:t xml:space="preserve"> 11 groups of </w:t>
-      </w:r>
-      <w:r>
-        <w:rPr>
-          <w:rFonts w:ascii="Arial" w:eastAsia="Calibri" w:hAnsi="Arial" w:cs="Arial"/>
-          <w:color w:val="000000"/>
-          <w:sz w:val="20"/>
-          <w:szCs w:val="20"/>
-        </w:rPr>
-        <w:t>~</w:t>
-      </w:r>
-      <w:r>
-        <w:rPr>
-          <w:rFonts w:ascii="Arial" w:eastAsia="Calibri" w:hAnsi="Arial" w:cs="Arial"/>
-          <w:color w:val="000000"/>
-          <w:sz w:val="20"/>
-          <w:szCs w:val="20"/>
-        </w:rPr>
-        <w:t xml:space="preserve">20 students across </w:t>
-      </w:r>
-      <w:r>
-        <w:rPr>
-          <w:rFonts w:ascii="Arial" w:eastAsia="Calibri" w:hAnsi="Arial" w:cs="Arial"/>
-          <w:color w:val="000000"/>
-          <w:sz w:val="20"/>
-          <w:szCs w:val="20"/>
-        </w:rPr>
-        <w:t>6</w:t>
-      </w:r>
-      <w:r>
-        <w:rPr>
-          <w:rFonts w:ascii="Arial" w:eastAsia="Calibri" w:hAnsi="Arial" w:cs="Arial"/>
+        <w:t>Modernised application to MVC architecture with Ext JS JavaScript and OOP PHP with a custom-built ORM.</w:t>
+      </w:r>
+    </w:p>
+    <w:p>
+      <w:pPr>
+        <w:pBdr>
+          <w:top w:val="nil"/>
+          <w:left w:val="nil"/>
+          <w:bottom w:val="nil"/>
+          <w:right w:val="nil"/>
+          <w:between w:val="nil"/>
+        </w:pBdr>
+        <w:tabs>
+          <w:tab w:val="right" w:pos="11340"/>
+        </w:tabs>
+        <w:spacing w:before="120"/>
+        <w:rPr>
+          <w:rFonts w:ascii="Arial" w:eastAsia="Calibri" w:hAnsi="Arial" w:cs="Arial"/>
+          <w:b/>
+          <w:color w:val="000000"/>
+          <w:sz w:val="20"/>
+          <w:szCs w:val="20"/>
+        </w:rPr>
+      </w:pPr>
+      <w:r>
+        <w:rPr>
+          <w:rFonts w:ascii="Arial" w:eastAsia="Calibri" w:hAnsi="Arial" w:cs="Arial"/>
+          <w:b/>
+          <w:bCs/>
+          <w:color w:val="000000"/>
+          <w:sz w:val="20"/>
+          <w:szCs w:val="20"/>
+        </w:rPr>
+        <w:t>Informatics University Tutor</w:t>
+      </w:r>
+      <w:r>
+        <w:rPr>
+          <w:rFonts w:ascii="Arial" w:eastAsia="Calibri" w:hAnsi="Arial" w:cs="Arial"/>
+          <w:b/>
+          <w:bCs/>
           <w:color w:val="000000"/>
           <w:sz w:val="20"/>
           <w:szCs w:val="20"/>
@@ -1719,11 +1611,87 @@
       <w:r>
         <w:rPr>
           <w:rFonts w:ascii="Arial" w:eastAsia="Calibri" w:hAnsi="Arial" w:cs="Arial"/>
-          <w:color w:val="000000"/>
-          <w:sz w:val="20"/>
-          <w:szCs w:val="20"/>
-        </w:rPr>
-        <w:t>courses.</w:t>
+          <w:b/>
+          <w:bCs/>
+          <w:color w:val="000000"/>
+          <w:sz w:val="20"/>
+          <w:szCs w:val="20"/>
+        </w:rPr>
+        <w:t>/</w:t>
+      </w:r>
+      <w:r>
+        <w:rPr>
+          <w:rFonts w:ascii="Arial" w:eastAsia="Calibri" w:hAnsi="Arial" w:cs="Arial"/>
+          <w:b/>
+          <w:bCs/>
+          <w:color w:val="000000"/>
+          <w:sz w:val="20"/>
+          <w:szCs w:val="20"/>
+        </w:rPr>
+        <w:t xml:space="preserve"> University of Edinburgh</w:t>
+      </w:r>
+      <w:r>
+        <w:rPr>
+          <w:rFonts w:ascii="Arial" w:eastAsia="Calibri" w:hAnsi="Arial" w:cs="Arial"/>
+          <w:color w:val="000000"/>
+          <w:sz w:val="20"/>
+          <w:szCs w:val="20"/>
+        </w:rPr>
+        <w:tab/>
+      </w:r>
+      <w:r>
+        <w:rPr>
+          <w:rFonts w:ascii="Arial" w:eastAsia="Calibri" w:hAnsi="Arial" w:cs="Arial"/>
+          <w:color w:val="000000"/>
+          <w:sz w:val="20"/>
+          <w:szCs w:val="20"/>
+        </w:rPr>
+        <w:t xml:space="preserve">Aug </w:t>
+      </w:r>
+      <w:r>
+        <w:rPr>
+          <w:rFonts w:ascii="Arial" w:eastAsia="Calibri" w:hAnsi="Arial" w:cs="Arial"/>
+          <w:color w:val="000000"/>
+          <w:sz w:val="20"/>
+          <w:szCs w:val="20"/>
+        </w:rPr>
+        <w:t>2016</w:t>
+      </w:r>
+      <w:r>
+        <w:rPr>
+          <w:rFonts w:ascii="Arial" w:eastAsia="Calibri" w:hAnsi="Arial" w:cs="Arial"/>
+          <w:color w:val="000000"/>
+          <w:sz w:val="20"/>
+          <w:szCs w:val="20"/>
+        </w:rPr>
+        <w:t xml:space="preserve"> </w:t>
+      </w:r>
+      <w:r>
+        <w:rPr>
+          <w:rFonts w:ascii="Arial" w:eastAsia="Calibri" w:hAnsi="Arial" w:cs="Arial"/>
+          <w:color w:val="000000"/>
+          <w:sz w:val="20"/>
+          <w:szCs w:val="20"/>
+        </w:rPr>
+        <w:t>-</w:t>
+      </w:r>
+      <w:r>
+        <w:rPr>
+          <w:rFonts w:ascii="Arial" w:eastAsia="Calibri" w:hAnsi="Arial" w:cs="Arial"/>
+          <w:color w:val="000000"/>
+          <w:sz w:val="20"/>
+          <w:szCs w:val="20"/>
+        </w:rPr>
+        <w:t xml:space="preserve"> May </w:t>
+      </w:r>
+      <w:r>
+        <w:rPr>
+          <w:rFonts w:ascii="Arial" w:eastAsia="Calibri" w:hAnsi="Arial" w:cs="Arial"/>
+          <w:color w:val="000000"/>
+          <w:sz w:val="20"/>
+          <w:szCs w:val="20"/>
+        </w:rPr>
+        <w:t>2018</w:t>
       </w:r>
     </w:p>
     <w:p>
@@ -1740,304 +1708,21 @@
           <w:right w:val="nil"/>
           <w:between w:val="nil"/>
         </w:pBdr>
-        <w:spacing w:before="120"/>
-        <w:ind w:left="723"/>
-        <w:rPr>
-          <w:rFonts w:ascii="Arial" w:eastAsia="Calibri" w:hAnsi="Arial" w:cs="Arial"/>
-          <w:color w:val="000000"/>
-          <w:sz w:val="20"/>
-          <w:szCs w:val="20"/>
-        </w:rPr>
-      </w:pPr>
-      <w:r>
-        <w:rPr>
-          <w:rFonts w:ascii="Arial" w:eastAsia="Calibri" w:hAnsi="Arial" w:cs="Arial"/>
-          <w:color w:val="000000"/>
-          <w:sz w:val="20"/>
-          <w:szCs w:val="20"/>
-        </w:rPr>
-        <w:t xml:space="preserve">Awarded </w:t>
-      </w:r>
-      <w:r>
-        <w:rPr>
-          <w:rFonts w:ascii="Arial" w:eastAsia="Calibri" w:hAnsi="Arial" w:cs="Arial"/>
-          <w:color w:val="000000"/>
-          <w:sz w:val="20"/>
-          <w:szCs w:val="20"/>
-        </w:rPr>
-        <w:t>Associate Fellow of the Higher Education Academy</w:t>
-      </w:r>
-      <w:r>
-        <w:rPr>
-          <w:rFonts w:ascii="Arial" w:eastAsia="Calibri" w:hAnsi="Arial" w:cs="Arial"/>
-          <w:color w:val="000000"/>
-          <w:sz w:val="20"/>
-          <w:szCs w:val="20"/>
-        </w:rPr>
-        <w:t xml:space="preserve"> (AFHEA)</w:t>
-      </w:r>
-      <w:r>
-        <w:rPr>
-          <w:rFonts w:ascii="Arial" w:eastAsia="Calibri" w:hAnsi="Arial" w:cs="Arial"/>
-          <w:color w:val="000000"/>
-          <w:sz w:val="20"/>
-          <w:szCs w:val="20"/>
-        </w:rPr>
-        <w:t xml:space="preserve"> </w:t>
-      </w:r>
-      <w:r>
-        <w:rPr>
-          <w:rFonts w:ascii="Arial" w:eastAsia="Calibri" w:hAnsi="Arial" w:cs="Arial"/>
-          <w:color w:val="000000"/>
-          <w:sz w:val="20"/>
-          <w:szCs w:val="20"/>
-        </w:rPr>
-        <w:t xml:space="preserve">as </w:t>
-      </w:r>
-      <w:r>
-        <w:rPr>
-          <w:rFonts w:ascii="Arial" w:eastAsia="Calibri" w:hAnsi="Arial" w:cs="Arial"/>
-          <w:color w:val="000000"/>
-          <w:sz w:val="20"/>
-          <w:szCs w:val="20"/>
-        </w:rPr>
-        <w:t>recogni</w:t>
-      </w:r>
-      <w:r>
-        <w:rPr>
-          <w:rFonts w:ascii="Arial" w:eastAsia="Calibri" w:hAnsi="Arial" w:cs="Arial"/>
-          <w:color w:val="000000"/>
-          <w:sz w:val="20"/>
-          <w:szCs w:val="20"/>
-        </w:rPr>
-        <w:t>tion of</w:t>
-      </w:r>
-      <w:r>
-        <w:rPr>
-          <w:rFonts w:ascii="Arial" w:eastAsia="Calibri" w:hAnsi="Arial" w:cs="Arial"/>
-          <w:color w:val="000000"/>
-          <w:sz w:val="20"/>
-          <w:szCs w:val="20"/>
-        </w:rPr>
-        <w:t xml:space="preserve"> </w:t>
-      </w:r>
-      <w:r>
-        <w:rPr>
-          <w:rFonts w:ascii="Arial" w:eastAsia="Calibri" w:hAnsi="Arial" w:cs="Arial"/>
-          <w:color w:val="000000"/>
-          <w:sz w:val="20"/>
-          <w:szCs w:val="20"/>
-        </w:rPr>
-        <w:t>high-quality</w:t>
-      </w:r>
-      <w:r>
-        <w:rPr>
-          <w:rFonts w:ascii="Arial" w:eastAsia="Calibri" w:hAnsi="Arial" w:cs="Arial"/>
-          <w:color w:val="000000"/>
-          <w:sz w:val="20"/>
-          <w:szCs w:val="20"/>
-        </w:rPr>
-        <w:t xml:space="preserve"> teaching.</w:t>
-      </w:r>
-    </w:p>
-    <w:p>
-      <w:pPr>
-        <w:pBdr>
-          <w:top w:val="nil"/>
-          <w:left w:val="nil"/>
-          <w:bottom w:val="single" w:sz="4" w:space="1" w:color="000000"/>
-          <w:right w:val="nil"/>
-          <w:between w:val="nil"/>
-        </w:pBdr>
-        <w:rPr>
-          <w:rFonts w:ascii="Arial" w:eastAsia="Calibri" w:hAnsi="Arial" w:cs="Arial"/>
-          <w:b/>
-          <w:smallCaps/>
-          <w:color w:val="000000"/>
-          <w:sz w:val="20"/>
-          <w:szCs w:val="20"/>
-        </w:rPr>
-      </w:pPr>
-    </w:p>
-    <w:p>
-      <w:pPr>
-        <w:pBdr>
-          <w:top w:val="nil"/>
-          <w:left w:val="nil"/>
-          <w:bottom w:val="nil"/>
-          <w:right w:val="nil"/>
-          <w:between w:val="nil"/>
-        </w:pBdr>
-        <w:spacing w:before="120"/>
-        <w:rPr>
-          <w:rFonts w:ascii="Arial" w:eastAsia="Calibri" w:hAnsi="Arial" w:cs="Arial"/>
-          <w:b/>
-          <w:color w:val="000000"/>
-          <w:sz w:val="22"/>
-          <w:szCs w:val="22"/>
-        </w:rPr>
-      </w:pPr>
-      <w:r>
-        <w:rPr>
-          <w:rFonts w:ascii="Arial" w:eastAsia="Calibri" w:hAnsi="Arial" w:cs="Arial"/>
-          <w:b/>
-          <w:color w:val="000000"/>
-          <w:sz w:val="22"/>
-          <w:szCs w:val="22"/>
-        </w:rPr>
-        <w:t>EDUCATION</w:t>
-      </w:r>
-    </w:p>
-    <w:p>
-      <w:pPr>
-        <w:pBdr>
-          <w:top w:val="nil"/>
-          <w:left w:val="nil"/>
-          <w:bottom w:val="nil"/>
-          <w:right w:val="nil"/>
-          <w:between w:val="nil"/>
-        </w:pBdr>
-        <w:tabs>
-          <w:tab w:val="right" w:pos="11340"/>
-        </w:tabs>
-        <w:spacing w:before="120"/>
-        <w:rPr>
-          <w:rFonts w:ascii="Arial" w:eastAsia="Calibri" w:hAnsi="Arial" w:cs="Arial"/>
-          <w:b/>
-          <w:color w:val="000000"/>
-          <w:sz w:val="20"/>
-          <w:szCs w:val="20"/>
-        </w:rPr>
-      </w:pPr>
-      <w:r>
-        <w:rPr>
-          <w:rFonts w:ascii="Arial" w:eastAsia="Calibri" w:hAnsi="Arial" w:cs="Arial"/>
-          <w:b/>
-          <w:color w:val="000000"/>
-          <w:sz w:val="20"/>
-          <w:szCs w:val="20"/>
-        </w:rPr>
-        <w:t>Master of Informatics</w:t>
-      </w:r>
-      <w:r>
-        <w:rPr>
-          <w:rFonts w:ascii="Arial" w:eastAsia="Calibri" w:hAnsi="Arial" w:cs="Arial"/>
-          <w:b/>
-          <w:color w:val="000000"/>
-          <w:sz w:val="20"/>
-          <w:szCs w:val="20"/>
-        </w:rPr>
-        <w:t xml:space="preserve"> (MInf, CEng, CITP, CSci) /</w:t>
-      </w:r>
-      <w:r>
-        <w:rPr>
-          <w:rFonts w:ascii="Arial" w:eastAsia="Calibri" w:hAnsi="Arial" w:cs="Arial"/>
-          <w:b/>
-          <w:color w:val="000000"/>
-          <w:sz w:val="20"/>
-          <w:szCs w:val="20"/>
-        </w:rPr>
-        <w:t xml:space="preserve"> </w:t>
-      </w:r>
-      <w:r>
-        <w:rPr>
-          <w:rFonts w:ascii="Arial" w:eastAsia="Calibri" w:hAnsi="Arial" w:cs="Arial"/>
-          <w:b/>
-          <w:color w:val="000000"/>
-          <w:sz w:val="20"/>
-          <w:szCs w:val="20"/>
-        </w:rPr>
-        <w:t>University of Edinburg</w:t>
-      </w:r>
-      <w:r>
-        <w:rPr>
-          <w:rFonts w:ascii="Arial" w:eastAsia="Calibri" w:hAnsi="Arial" w:cs="Arial"/>
-          <w:b/>
-          <w:color w:val="000000"/>
-          <w:sz w:val="20"/>
-          <w:szCs w:val="20"/>
-        </w:rPr>
-        <w:t>h</w:t>
-      </w:r>
-      <w:r>
-        <w:rPr>
-          <w:rFonts w:ascii="Arial" w:eastAsia="Calibri" w:hAnsi="Arial" w:cs="Arial"/>
-          <w:bCs/>
-          <w:color w:val="000000"/>
-          <w:sz w:val="20"/>
-          <w:szCs w:val="20"/>
-        </w:rPr>
-        <w:tab/>
-      </w:r>
-      <w:r>
-        <w:rPr>
-          <w:rFonts w:ascii="Arial" w:eastAsia="Calibri" w:hAnsi="Arial" w:cs="Arial"/>
-          <w:bCs/>
-          <w:color w:val="000000"/>
-          <w:sz w:val="20"/>
-          <w:szCs w:val="20"/>
-        </w:rPr>
-        <w:t xml:space="preserve">Aug </w:t>
-      </w:r>
-      <w:r>
-        <w:rPr>
-          <w:rFonts w:ascii="Arial" w:eastAsia="Calibri" w:hAnsi="Arial" w:cs="Arial"/>
-          <w:bCs/>
-          <w:color w:val="000000"/>
-          <w:sz w:val="20"/>
-          <w:szCs w:val="20"/>
-        </w:rPr>
-        <w:t>20</w:t>
-      </w:r>
-      <w:r>
-        <w:rPr>
-          <w:rFonts w:ascii="Arial" w:eastAsia="Calibri" w:hAnsi="Arial" w:cs="Arial"/>
-          <w:bCs/>
-          <w:color w:val="000000"/>
-          <w:sz w:val="20"/>
-          <w:szCs w:val="20"/>
-        </w:rPr>
-        <w:t>13</w:t>
-      </w:r>
-      <w:r>
-        <w:rPr>
-          <w:rFonts w:ascii="Arial" w:eastAsia="Calibri" w:hAnsi="Arial" w:cs="Arial"/>
-          <w:bCs/>
-          <w:color w:val="000000"/>
-          <w:sz w:val="20"/>
-          <w:szCs w:val="20"/>
-        </w:rPr>
-        <w:t xml:space="preserve"> </w:t>
-      </w:r>
-      <w:r>
-        <w:rPr>
-          <w:rFonts w:ascii="Arial" w:eastAsia="Calibri" w:hAnsi="Arial" w:cs="Arial"/>
-          <w:bCs/>
-          <w:color w:val="000000"/>
-          <w:sz w:val="20"/>
-          <w:szCs w:val="20"/>
-        </w:rPr>
-        <w:t>-</w:t>
-      </w:r>
-      <w:r>
-        <w:rPr>
-          <w:rFonts w:ascii="Arial" w:eastAsia="Calibri" w:hAnsi="Arial" w:cs="Arial"/>
-          <w:bCs/>
-          <w:color w:val="000000"/>
-          <w:sz w:val="20"/>
-          <w:szCs w:val="20"/>
-        </w:rPr>
-        <w:t xml:space="preserve"> May </w:t>
-      </w:r>
-      <w:r>
-        <w:rPr>
-          <w:rFonts w:ascii="Arial" w:eastAsia="Calibri" w:hAnsi="Arial" w:cs="Arial"/>
-          <w:bCs/>
-          <w:color w:val="000000"/>
-          <w:sz w:val="20"/>
-          <w:szCs w:val="20"/>
-        </w:rPr>
-        <w:t>2018</w:t>
+        <w:rPr>
+          <w:rFonts w:ascii="Arial" w:eastAsia="Calibri" w:hAnsi="Arial" w:cs="Arial"/>
+          <w:color w:val="000000"/>
+          <w:sz w:val="20"/>
+          <w:szCs w:val="20"/>
+        </w:rPr>
+      </w:pPr>
+      <w:r>
+        <w:rPr>
+          <w:rFonts w:ascii="Arial" w:eastAsia="Calibri" w:hAnsi="Arial" w:cs="Arial"/>
+          <w:color w:val="000000"/>
+          <w:sz w:val="20"/>
+          <w:szCs w:val="20"/>
+        </w:rPr>
+        <w:t>Received Edinburgh Award for recruiting, training, managing 12 leaders for a peer-assisted learning scheme.</w:t>
       </w:r>
     </w:p>
     <w:p>
@@ -2045,7 +1730,7 @@
         <w:pStyle w:val="ListParagraph"/>
         <w:numPr>
           <w:ilvl w:val="0"/>
-          <w:numId w:val="6"/>
+          <w:numId w:val="2"/>
         </w:numPr>
         <w:pBdr>
           <w:top w:val="nil"/>
@@ -2056,77 +1741,82 @@
         </w:pBdr>
         <w:rPr>
           <w:rFonts w:ascii="Arial" w:eastAsia="Calibri" w:hAnsi="Arial" w:cs="Arial"/>
-          <w:bCs/>
-          <w:color w:val="000000"/>
-          <w:sz w:val="20"/>
-          <w:szCs w:val="20"/>
-        </w:rPr>
-      </w:pPr>
-      <w:r>
-        <w:rPr>
-          <w:rFonts w:ascii="Arial" w:eastAsia="Calibri" w:hAnsi="Arial" w:cs="Arial"/>
-          <w:bCs/>
-          <w:color w:val="000000"/>
-          <w:sz w:val="20"/>
-          <w:szCs w:val="20"/>
-        </w:rPr>
-        <w:t xml:space="preserve">Graduated with </w:t>
-      </w:r>
-      <w:r>
-        <w:rPr>
-          <w:rFonts w:ascii="Arial" w:eastAsia="Calibri" w:hAnsi="Arial" w:cs="Arial"/>
-          <w:bCs/>
-          <w:color w:val="000000"/>
-          <w:sz w:val="20"/>
-          <w:szCs w:val="20"/>
-        </w:rPr>
-        <w:t>First Class Honours</w:t>
-      </w:r>
-      <w:r>
-        <w:rPr>
-          <w:rFonts w:ascii="Arial" w:eastAsia="Calibri" w:hAnsi="Arial" w:cs="Arial"/>
-          <w:bCs/>
-          <w:color w:val="000000"/>
-          <w:sz w:val="20"/>
-          <w:szCs w:val="20"/>
-        </w:rPr>
-        <w:t xml:space="preserve">, achieving </w:t>
-      </w:r>
-      <w:r>
-        <w:rPr>
-          <w:rFonts w:ascii="Arial" w:eastAsia="Calibri" w:hAnsi="Arial" w:cs="Arial"/>
-          <w:color w:val="000000"/>
-          <w:sz w:val="20"/>
-          <w:szCs w:val="20"/>
-        </w:rPr>
-        <w:t>83%-</w:t>
-      </w:r>
-      <w:r>
-        <w:rPr>
-          <w:rFonts w:ascii="Arial" w:eastAsia="Calibri" w:hAnsi="Arial" w:cs="Arial"/>
-          <w:color w:val="000000"/>
-          <w:sz w:val="20"/>
-          <w:szCs w:val="20"/>
-        </w:rPr>
-        <w:t>100</w:t>
-      </w:r>
-      <w:r>
-        <w:rPr>
-          <w:rFonts w:ascii="Arial" w:eastAsia="Calibri" w:hAnsi="Arial" w:cs="Arial"/>
-          <w:color w:val="000000"/>
-          <w:sz w:val="20"/>
-          <w:szCs w:val="20"/>
-        </w:rPr>
-        <w:t xml:space="preserve">% in all </w:t>
-      </w:r>
-      <w:r>
-        <w:rPr>
-          <w:rFonts w:ascii="Arial" w:eastAsia="Calibri" w:hAnsi="Arial" w:cs="Arial"/>
-          <w:color w:val="000000"/>
-          <w:sz w:val="20"/>
-          <w:szCs w:val="20"/>
-        </w:rPr>
-        <w:t>10</w:t>
+          <w:color w:val="000000"/>
+          <w:sz w:val="20"/>
+          <w:szCs w:val="20"/>
+        </w:rPr>
+      </w:pPr>
+      <w:r>
+        <w:rPr>
+          <w:rFonts w:ascii="Arial" w:eastAsia="Calibri" w:hAnsi="Arial" w:cs="Arial"/>
+          <w:color w:val="000000"/>
+          <w:sz w:val="20"/>
+          <w:szCs w:val="20"/>
+        </w:rPr>
+        <w:t xml:space="preserve">Nominated </w:t>
+      </w:r>
+      <w:r>
+        <w:rPr>
+          <w:rFonts w:ascii="Arial" w:eastAsia="Calibri" w:hAnsi="Arial" w:cs="Arial"/>
+          <w:color w:val="000000"/>
+          <w:sz w:val="20"/>
+          <w:szCs w:val="20"/>
+        </w:rPr>
+        <w:t>3</w:t>
+      </w:r>
+      <w:r>
+        <w:rPr>
+          <w:rFonts w:ascii="Arial" w:eastAsia="Calibri" w:hAnsi="Arial" w:cs="Arial"/>
+          <w:color w:val="000000"/>
+          <w:sz w:val="20"/>
+          <w:szCs w:val="20"/>
+        </w:rPr>
+        <w:t xml:space="preserve"> times for "Best Student Who Tutors Award"</w:t>
+      </w:r>
+      <w:r>
+        <w:rPr>
+          <w:rFonts w:ascii="Arial" w:eastAsia="Calibri" w:hAnsi="Arial" w:cs="Arial"/>
+          <w:color w:val="000000"/>
+          <w:sz w:val="20"/>
+          <w:szCs w:val="20"/>
+        </w:rPr>
+        <w:t>; taught</w:t>
+      </w:r>
+      <w:r>
+        <w:rPr>
+          <w:rFonts w:ascii="Arial" w:eastAsia="Calibri" w:hAnsi="Arial" w:cs="Arial"/>
+          <w:color w:val="000000"/>
+          <w:sz w:val="20"/>
+          <w:szCs w:val="20"/>
+        </w:rPr>
+        <w:t xml:space="preserve"> 11 groups of </w:t>
+      </w:r>
+      <w:r>
+        <w:rPr>
+          <w:rFonts w:ascii="Arial" w:eastAsia="Calibri" w:hAnsi="Arial" w:cs="Arial"/>
+          <w:color w:val="000000"/>
+          <w:sz w:val="20"/>
+          <w:szCs w:val="20"/>
+        </w:rPr>
+        <w:t>~</w:t>
+      </w:r>
+      <w:r>
+        <w:rPr>
+          <w:rFonts w:ascii="Arial" w:eastAsia="Calibri" w:hAnsi="Arial" w:cs="Arial"/>
+          <w:color w:val="000000"/>
+          <w:sz w:val="20"/>
+          <w:szCs w:val="20"/>
+        </w:rPr>
+        <w:t xml:space="preserve">20 students across </w:t>
+      </w:r>
+      <w:r>
+        <w:rPr>
+          <w:rFonts w:ascii="Arial" w:eastAsia="Calibri" w:hAnsi="Arial" w:cs="Arial"/>
+          <w:color w:val="000000"/>
+          <w:sz w:val="20"/>
+          <w:szCs w:val="20"/>
+        </w:rPr>
+        <w:t>6</w:t>
       </w:r>
       <w:r>
         <w:rPr>
@@ -2144,7 +1834,7 @@
           <w:sz w:val="20"/>
           <w:szCs w:val="20"/>
         </w:rPr>
-        <w:t>software engineering courses.</w:t>
+        <w:t>courses.</w:t>
       </w:r>
     </w:p>
     <w:p>
@@ -2152,7 +1842,7 @@
         <w:pStyle w:val="ListParagraph"/>
         <w:numPr>
           <w:ilvl w:val="0"/>
-          <w:numId w:val="3"/>
+          <w:numId w:val="2"/>
         </w:numPr>
         <w:pBdr>
           <w:top w:val="nil"/>
@@ -2161,9 +1851,10 @@
           <w:right w:val="nil"/>
           <w:between w:val="nil"/>
         </w:pBdr>
-        <w:rPr>
-          <w:rFonts w:ascii="Arial" w:eastAsia="Calibri" w:hAnsi="Arial" w:cs="Arial"/>
-          <w:bCs/>
+        <w:spacing w:before="120"/>
+        <w:ind w:left="723"/>
+        <w:rPr>
+          <w:rFonts w:ascii="Arial" w:eastAsia="Calibri" w:hAnsi="Arial" w:cs="Arial"/>
           <w:color w:val="000000"/>
           <w:sz w:val="20"/>
           <w:szCs w:val="20"/>
@@ -2185,52 +1876,79 @@
           <w:sz w:val="20"/>
           <w:szCs w:val="20"/>
         </w:rPr>
-        <w:t>British Computer Society</w:t>
-      </w:r>
-      <w:r>
-        <w:rPr>
-          <w:rFonts w:ascii="Arial" w:eastAsia="Calibri" w:hAnsi="Arial" w:cs="Arial"/>
-          <w:color w:val="000000"/>
-          <w:sz w:val="20"/>
-          <w:szCs w:val="20"/>
-        </w:rPr>
-        <w:t xml:space="preserve"> (BCS)</w:t>
-      </w:r>
-      <w:r>
-        <w:rPr>
-          <w:rFonts w:ascii="Arial" w:eastAsia="Calibri" w:hAnsi="Arial" w:cs="Arial"/>
-          <w:color w:val="000000"/>
-          <w:sz w:val="20"/>
-          <w:szCs w:val="20"/>
-        </w:rPr>
-        <w:t xml:space="preserve"> Prize for </w:t>
-      </w:r>
-      <w:r>
-        <w:rPr>
-          <w:rFonts w:ascii="Arial" w:eastAsia="Calibri" w:hAnsi="Arial" w:cs="Arial"/>
-          <w:color w:val="000000"/>
-          <w:sz w:val="20"/>
-          <w:szCs w:val="20"/>
-        </w:rPr>
-        <w:t xml:space="preserve">Top Performance in </w:t>
-      </w:r>
-      <w:r>
-        <w:rPr>
-          <w:rFonts w:ascii="Arial" w:eastAsia="Calibri" w:hAnsi="Arial" w:cs="Arial"/>
-          <w:color w:val="000000"/>
-          <w:sz w:val="20"/>
-          <w:szCs w:val="20"/>
-        </w:rPr>
-        <w:t>Professional Issues</w:t>
-      </w:r>
-      <w:r>
-        <w:rPr>
-          <w:rFonts w:ascii="Arial" w:eastAsia="Calibri" w:hAnsi="Arial" w:cs="Arial"/>
-          <w:color w:val="000000"/>
-          <w:sz w:val="20"/>
-          <w:szCs w:val="20"/>
-        </w:rPr>
-        <w:t xml:space="preserve"> (99%).</w:t>
+        <w:t>Associate Fellow of the Higher Education Academy</w:t>
+      </w:r>
+      <w:r>
+        <w:rPr>
+          <w:rFonts w:ascii="Arial" w:eastAsia="Calibri" w:hAnsi="Arial" w:cs="Arial"/>
+          <w:color w:val="000000"/>
+          <w:sz w:val="20"/>
+          <w:szCs w:val="20"/>
+        </w:rPr>
+        <w:t xml:space="preserve"> (AFHEA)</w:t>
+      </w:r>
+      <w:r>
+        <w:rPr>
+          <w:rFonts w:ascii="Arial" w:eastAsia="Calibri" w:hAnsi="Arial" w:cs="Arial"/>
+          <w:color w:val="000000"/>
+          <w:sz w:val="20"/>
+          <w:szCs w:val="20"/>
+        </w:rPr>
+        <w:t xml:space="preserve"> </w:t>
+      </w:r>
+      <w:r>
+        <w:rPr>
+          <w:rFonts w:ascii="Arial" w:eastAsia="Calibri" w:hAnsi="Arial" w:cs="Arial"/>
+          <w:color w:val="000000"/>
+          <w:sz w:val="20"/>
+          <w:szCs w:val="20"/>
+        </w:rPr>
+        <w:t xml:space="preserve">as </w:t>
+      </w:r>
+      <w:r>
+        <w:rPr>
+          <w:rFonts w:ascii="Arial" w:eastAsia="Calibri" w:hAnsi="Arial" w:cs="Arial"/>
+          <w:color w:val="000000"/>
+          <w:sz w:val="20"/>
+          <w:szCs w:val="20"/>
+        </w:rPr>
+        <w:t>recogni</w:t>
+      </w:r>
+      <w:r>
+        <w:rPr>
+          <w:rFonts w:ascii="Arial" w:eastAsia="Calibri" w:hAnsi="Arial" w:cs="Arial"/>
+          <w:color w:val="000000"/>
+          <w:sz w:val="20"/>
+          <w:szCs w:val="20"/>
+        </w:rPr>
+        <w:t>tion of</w:t>
+      </w:r>
+      <w:r>
+        <w:rPr>
+          <w:rFonts w:ascii="Arial" w:eastAsia="Calibri" w:hAnsi="Arial" w:cs="Arial"/>
+          <w:color w:val="000000"/>
+          <w:sz w:val="20"/>
+          <w:szCs w:val="20"/>
+        </w:rPr>
+        <w:t xml:space="preserve"> </w:t>
+      </w:r>
+      <w:r>
+        <w:rPr>
+          <w:rFonts w:ascii="Arial" w:eastAsia="Calibri" w:hAnsi="Arial" w:cs="Arial"/>
+          <w:color w:val="000000"/>
+          <w:sz w:val="20"/>
+          <w:szCs w:val="20"/>
+        </w:rPr>
+        <w:t>high-quality</w:t>
+      </w:r>
+      <w:r>
+        <w:rPr>
+          <w:rFonts w:ascii="Arial" w:eastAsia="Calibri" w:hAnsi="Arial" w:cs="Arial"/>
+          <w:color w:val="000000"/>
+          <w:sz w:val="20"/>
+          <w:szCs w:val="20"/>
+        </w:rPr>
+        <w:t xml:space="preserve"> teaching.</w:t>
       </w:r>
     </w:p>
     <w:p>
@@ -2262,6 +1980,15 @@
           <w:between w:val="nil"/>
         </w:pBdr>
         <w:spacing w:before="120"/>
+        <w:rPr>
+          <w:rFonts w:ascii="Arial" w:eastAsia="Calibri" w:hAnsi="Arial" w:cs="Arial"/>
+          <w:bCs/>
+          <w:color w:val="000000"/>
+          <w:sz w:val="20"/>
+          <w:szCs w:val="20"/>
+        </w:rPr>
+      </w:pPr>
+      <w:r>
         <w:rPr>
           <w:rFonts w:ascii="Arial" w:eastAsia="Calibri" w:hAnsi="Arial" w:cs="Arial"/>
           <w:b/>
@@ -2269,15 +1996,6 @@
           <w:sz w:val="22"/>
           <w:szCs w:val="22"/>
         </w:rPr>
-      </w:pPr>
-      <w:r>
-        <w:rPr>
-          <w:rFonts w:ascii="Arial" w:eastAsia="Calibri" w:hAnsi="Arial" w:cs="Arial"/>
-          <w:b/>
-          <w:color w:val="000000"/>
-          <w:sz w:val="22"/>
-          <w:szCs w:val="22"/>
-        </w:rPr>
         <w:t>PROJECTS</w:t>
       </w:r>
     </w:p>
@@ -2317,17 +2035,7 @@
           <w:sz w:val="20"/>
           <w:szCs w:val="20"/>
         </w:rPr>
-        <w:t>P</w:t>
-      </w:r>
-      <w:r>
-        <w:rPr>
-          <w:rFonts w:ascii="Arial" w:eastAsia="Calibri" w:hAnsi="Arial" w:cs="Arial"/>
-          <w:b/>
-          <w:color w:val="000000"/>
-          <w:sz w:val="20"/>
-          <w:szCs w:val="20"/>
-        </w:rPr>
-        <w:t xml:space="preserve">ersonal </w:t>
+        <w:t xml:space="preserve">Personal </w:t>
       </w:r>
       <w:r>
         <w:rPr>
@@ -2359,7 +2067,7 @@
         </w:rPr>
         <w:t xml:space="preserve"> / </w:t>
       </w:r>
-      <w:hyperlink r:id="rId12" w:history="1">
+      <w:hyperlink r:id="rId10" w:history="1">
         <w:r>
           <w:rPr>
             <w:rStyle w:val="Hyperlink"/>
@@ -2371,16 +2079,6 @@
           <w:t>https://rmsy.me/projects/website/</w:t>
         </w:r>
       </w:hyperlink>
-      <w:r>
-        <w:rPr>
-          <w:rFonts w:ascii="Arial" w:eastAsia="Calibri" w:hAnsi="Arial" w:cs="Arial"/>
-          <w:b/>
-          <w:color w:val="000000"/>
-          <w:sz w:val="20"/>
-          <w:szCs w:val="20"/>
-        </w:rPr>
-        <w:t xml:space="preserve"> </w:t>
-      </w:r>
     </w:p>
     <w:p>
       <w:pPr>
@@ -2437,7 +2135,7 @@
           <w:sz w:val="20"/>
           <w:szCs w:val="20"/>
         </w:rPr>
-        <w:t xml:space="preserve">back-end </w:t>
+        <w:t xml:space="preserve">backend </w:t>
       </w:r>
       <w:r>
         <w:rPr>
@@ -2473,25 +2171,7 @@
           <w:sz w:val="20"/>
           <w:szCs w:val="20"/>
         </w:rPr>
-        <w:t>, templating and a</w:t>
-      </w:r>
-      <w:r>
-        <w:rPr>
-          <w:rFonts w:ascii="Arial" w:eastAsia="Calibri" w:hAnsi="Arial" w:cs="Arial"/>
-          <w:color w:val="000000"/>
-          <w:sz w:val="20"/>
-          <w:szCs w:val="20"/>
-        </w:rPr>
-        <w:t xml:space="preserve"> 100%</w:t>
-      </w:r>
-      <w:r>
-        <w:rPr>
-          <w:rFonts w:ascii="Arial" w:eastAsia="Calibri" w:hAnsi="Arial" w:cs="Arial"/>
-          <w:color w:val="000000"/>
-          <w:sz w:val="20"/>
-          <w:szCs w:val="20"/>
-        </w:rPr>
-        <w:t xml:space="preserve"> spam-free contact form.</w:t>
+        <w:t>, templating and a 100% spam-free contact form.</w:t>
       </w:r>
     </w:p>
     <w:p>
@@ -2522,7 +2202,7 @@
           <w:sz w:val="20"/>
           <w:szCs w:val="20"/>
         </w:rPr>
-        <w:t>Crafted intricate front-end HTML/CSS template using Bootstrap, including fully responsive menu and sidebar.</w:t>
+        <w:t>Crafted intricate frontend HTML/CSS template using Bootstrap, including fully responsive menu and sidebar.</w:t>
       </w:r>
     </w:p>
     <w:p>
@@ -2553,61 +2233,25 @@
           <w:sz w:val="20"/>
           <w:szCs w:val="20"/>
         </w:rPr>
-        <w:t>C</w:t>
-      </w:r>
-      <w:r>
-        <w:rPr>
-          <w:rFonts w:ascii="Arial" w:eastAsia="Calibri" w:hAnsi="Arial" w:cs="Arial"/>
-          <w:color w:val="000000"/>
-          <w:sz w:val="20"/>
-          <w:szCs w:val="20"/>
-        </w:rPr>
-        <w:t>ontaineri</w:t>
-      </w:r>
-      <w:r>
-        <w:rPr>
-          <w:rFonts w:ascii="Arial" w:eastAsia="Calibri" w:hAnsi="Arial" w:cs="Arial"/>
-          <w:color w:val="000000"/>
-          <w:sz w:val="20"/>
-          <w:szCs w:val="20"/>
-        </w:rPr>
-        <w:t>s</w:t>
-      </w:r>
-      <w:r>
-        <w:rPr>
-          <w:rFonts w:ascii="Arial" w:eastAsia="Calibri" w:hAnsi="Arial" w:cs="Arial"/>
-          <w:color w:val="000000"/>
-          <w:sz w:val="20"/>
-          <w:szCs w:val="20"/>
-        </w:rPr>
-        <w:t>ed</w:t>
-      </w:r>
-      <w:r>
-        <w:rPr>
-          <w:rFonts w:ascii="Arial" w:eastAsia="Calibri" w:hAnsi="Arial" w:cs="Arial"/>
-          <w:color w:val="000000"/>
-          <w:sz w:val="20"/>
-          <w:szCs w:val="20"/>
-        </w:rPr>
-        <w:t xml:space="preserve"> application </w:t>
-      </w:r>
-      <w:r>
-        <w:rPr>
-          <w:rFonts w:ascii="Arial" w:eastAsia="Calibri" w:hAnsi="Arial" w:cs="Arial"/>
-          <w:color w:val="000000"/>
-          <w:sz w:val="20"/>
-          <w:szCs w:val="20"/>
-        </w:rPr>
-        <w:t xml:space="preserve">using Docker, built </w:t>
-      </w:r>
-      <w:r>
-        <w:rPr>
-          <w:rFonts w:ascii="Arial" w:eastAsia="Calibri" w:hAnsi="Arial" w:cs="Arial"/>
-          <w:color w:val="000000"/>
-          <w:sz w:val="20"/>
-          <w:szCs w:val="20"/>
-        </w:rPr>
-        <w:t>a</w:t>
+        <w:t>Containerised application using</w:t>
+      </w:r>
+      <w:r>
+        <w:rPr>
+          <w:rFonts w:ascii="Arial" w:eastAsia="Calibri" w:hAnsi="Arial" w:cs="Arial"/>
+          <w:color w:val="000000"/>
+          <w:sz w:val="20"/>
+          <w:szCs w:val="20"/>
+        </w:rPr>
+        <w:t xml:space="preserve"> Docker</w:t>
+      </w:r>
+      <w:r>
+        <w:rPr>
+          <w:rFonts w:ascii="Arial" w:eastAsia="Calibri" w:hAnsi="Arial" w:cs="Arial"/>
+          <w:color w:val="000000"/>
+          <w:sz w:val="20"/>
+          <w:szCs w:val="20"/>
+        </w:rPr>
+        <w:t>; built a</w:t>
       </w:r>
       <w:r>
         <w:rPr>
@@ -2634,88 +2278,16 @@
           <w:sz w:val="20"/>
           <w:szCs w:val="20"/>
         </w:rPr>
-        <w:t xml:space="preserve">pipeline </w:t>
-      </w:r>
-      <w:r>
-        <w:rPr>
-          <w:rFonts w:ascii="Arial" w:eastAsia="Calibri" w:hAnsi="Arial" w:cs="Arial"/>
-          <w:color w:val="000000"/>
-          <w:sz w:val="20"/>
-          <w:szCs w:val="20"/>
-        </w:rPr>
-        <w:t>using</w:t>
-      </w:r>
-      <w:r>
-        <w:rPr>
-          <w:rFonts w:ascii="Arial" w:eastAsia="Calibri" w:hAnsi="Arial" w:cs="Arial"/>
-          <w:color w:val="000000"/>
-          <w:sz w:val="20"/>
-          <w:szCs w:val="20"/>
-        </w:rPr>
-        <w:t xml:space="preserve"> Bash scripts</w:t>
-      </w:r>
-      <w:r>
-        <w:rPr>
-          <w:rFonts w:ascii="Arial" w:eastAsia="Calibri" w:hAnsi="Arial" w:cs="Arial"/>
-          <w:color w:val="000000"/>
-          <w:sz w:val="20"/>
-          <w:szCs w:val="20"/>
-        </w:rPr>
-        <w:t xml:space="preserve"> and Git hooks;</w:t>
-      </w:r>
-      <w:r>
-        <w:rPr>
-          <w:rFonts w:ascii="Arial" w:eastAsia="Calibri" w:hAnsi="Arial" w:cs="Arial"/>
-          <w:color w:val="000000"/>
-          <w:sz w:val="20"/>
-          <w:szCs w:val="20"/>
-        </w:rPr>
-        <w:t xml:space="preserve"> </w:t>
-      </w:r>
-      <w:r>
-        <w:rPr>
-          <w:rFonts w:ascii="Arial" w:eastAsia="Calibri" w:hAnsi="Arial" w:cs="Arial"/>
-          <w:color w:val="000000"/>
-          <w:sz w:val="20"/>
-          <w:szCs w:val="20"/>
-        </w:rPr>
-        <w:t>c</w:t>
-      </w:r>
-      <w:r>
-        <w:rPr>
-          <w:rFonts w:ascii="Arial" w:eastAsia="Calibri" w:hAnsi="Arial" w:cs="Arial"/>
-          <w:color w:val="000000"/>
-          <w:sz w:val="20"/>
-          <w:szCs w:val="20"/>
-        </w:rPr>
-        <w:t xml:space="preserve">onfigured AWS EC2 instance and Apache </w:t>
-      </w:r>
-      <w:r>
-        <w:rPr>
-          <w:rFonts w:ascii="Arial" w:eastAsia="Calibri" w:hAnsi="Arial" w:cs="Arial"/>
-          <w:color w:val="000000"/>
-          <w:sz w:val="20"/>
-          <w:szCs w:val="20"/>
-        </w:rPr>
-        <w:t xml:space="preserve">HTTP </w:t>
-      </w:r>
-      <w:r>
-        <w:rPr>
-          <w:rFonts w:ascii="Arial" w:eastAsia="Calibri" w:hAnsi="Arial" w:cs="Arial"/>
-          <w:color w:val="000000"/>
-          <w:sz w:val="20"/>
-          <w:szCs w:val="20"/>
-        </w:rPr>
-        <w:t>Server manually</w:t>
-      </w:r>
-      <w:r>
-        <w:rPr>
-          <w:rFonts w:ascii="Arial" w:eastAsia="Calibri" w:hAnsi="Arial" w:cs="Arial"/>
-          <w:color w:val="000000"/>
-          <w:sz w:val="20"/>
-          <w:szCs w:val="20"/>
-        </w:rPr>
-        <w:t>.</w:t>
+        <w:t>pipelin</w:t>
+      </w:r>
+      <w:r>
+        <w:rPr>
+          <w:rFonts w:ascii="Arial" w:eastAsia="Calibri" w:hAnsi="Arial" w:cs="Arial"/>
+          <w:color w:val="000000"/>
+          <w:sz w:val="20"/>
+          <w:szCs w:val="20"/>
+        </w:rPr>
+        <w:t>e; configured AWS and Apache.</w:t>
       </w:r>
     </w:p>
     <w:p>
@@ -2744,29 +2316,9 @@
           <w:sz w:val="20"/>
           <w:szCs w:val="20"/>
         </w:rPr>
-        <w:t xml:space="preserve">Pooptimus Prime: The World's First </w:t>
-      </w:r>
-      <w:r>
-        <w:rPr>
-          <w:rFonts w:ascii="Arial" w:eastAsia="Calibri" w:hAnsi="Arial" w:cs="Arial"/>
-          <w:b/>
-          <w:color w:val="000000"/>
-          <w:sz w:val="20"/>
-          <w:szCs w:val="20"/>
-        </w:rPr>
-        <w:t>Dung Beetle Biorobot</w:t>
-      </w:r>
-      <w:r>
-        <w:rPr>
-          <w:rFonts w:ascii="Arial" w:eastAsia="Calibri" w:hAnsi="Arial" w:cs="Arial"/>
-          <w:b/>
-          <w:color w:val="000000"/>
-          <w:sz w:val="20"/>
-          <w:szCs w:val="20"/>
-        </w:rPr>
-        <w:t xml:space="preserve"> / </w:t>
-      </w:r>
-      <w:hyperlink r:id="rId13" w:history="1">
+        <w:t xml:space="preserve">Pooptimus Prime: The World's First Dung Beetle Biorobot / </w:t>
+      </w:r>
+      <w:hyperlink r:id="rId11" w:history="1">
         <w:r>
           <w:rPr>
             <w:rStyle w:val="Hyperlink"/>
@@ -2839,57 +2391,7 @@
           <w:sz w:val="20"/>
           <w:szCs w:val="20"/>
         </w:rPr>
-        <w:t>; adapt</w:t>
-      </w:r>
-      <w:r>
-        <w:rPr>
-          <w:rFonts w:ascii="Arial" w:eastAsia="Calibri" w:hAnsi="Arial" w:cs="Arial"/>
-          <w:bCs/>
-          <w:color w:val="000000"/>
-          <w:sz w:val="20"/>
-          <w:szCs w:val="20"/>
-        </w:rPr>
-        <w:t>ed</w:t>
-      </w:r>
-      <w:r>
-        <w:rPr>
-          <w:rFonts w:ascii="Arial" w:eastAsia="Calibri" w:hAnsi="Arial" w:cs="Arial"/>
-          <w:bCs/>
-          <w:color w:val="000000"/>
-          <w:sz w:val="20"/>
-          <w:szCs w:val="20"/>
-        </w:rPr>
-        <w:t xml:space="preserve"> sophisticated </w:t>
-      </w:r>
-      <w:r>
-        <w:rPr>
-          <w:rFonts w:ascii="Arial" w:eastAsia="Calibri" w:hAnsi="Arial" w:cs="Arial"/>
-          <w:bCs/>
-          <w:color w:val="000000"/>
-          <w:sz w:val="20"/>
-          <w:szCs w:val="20"/>
-        </w:rPr>
-        <w:t>neural model</w:t>
-      </w:r>
-      <w:r>
-        <w:rPr>
-          <w:rFonts w:ascii="Arial" w:eastAsia="Calibri" w:hAnsi="Arial" w:cs="Arial"/>
-          <w:bCs/>
-          <w:color w:val="000000"/>
-          <w:sz w:val="20"/>
-          <w:szCs w:val="20"/>
-        </w:rPr>
-        <w:t xml:space="preserve"> into the robot's programming</w:t>
-      </w:r>
-      <w:r>
-        <w:rPr>
-          <w:rFonts w:ascii="Arial" w:eastAsia="Calibri" w:hAnsi="Arial" w:cs="Arial"/>
-          <w:bCs/>
-          <w:color w:val="000000"/>
-          <w:sz w:val="20"/>
-          <w:szCs w:val="20"/>
-        </w:rPr>
-        <w:t>.</w:t>
+        <w:t>; adapted sophisticated neural model into the robot's programming.</w:t>
       </w:r>
     </w:p>
     <w:p>
@@ -2985,27 +2487,7 @@
           <w:sz w:val="20"/>
           <w:szCs w:val="20"/>
         </w:rPr>
-        <w:t xml:space="preserve">Achieved </w:t>
-      </w:r>
-      <w:r>
-        <w:rPr>
-          <w:rFonts w:ascii="Arial" w:eastAsia="Calibri" w:hAnsi="Arial" w:cs="Arial"/>
-          <w:bCs/>
-          <w:color w:val="000000"/>
-          <w:sz w:val="20"/>
-          <w:szCs w:val="20"/>
-        </w:rPr>
-        <w:t xml:space="preserve">average </w:t>
-      </w:r>
-      <w:r>
-        <w:rPr>
-          <w:rFonts w:ascii="Arial" w:eastAsia="Calibri" w:hAnsi="Arial" w:cs="Arial"/>
-          <w:bCs/>
-          <w:color w:val="000000"/>
-          <w:sz w:val="20"/>
-          <w:szCs w:val="20"/>
-        </w:rPr>
-        <w:t>grade of 82% and acknowledged as one of the ~20 "outstanding" projects in the year.</w:t>
+        <w:t>Achieved average grade of 82% and acknowledged as one of the ~20 "outstanding" projects in the year.</w:t>
       </w:r>
     </w:p>
     <w:p>
@@ -3034,29 +2516,9 @@
           <w:sz w:val="20"/>
           <w:szCs w:val="20"/>
         </w:rPr>
-        <w:t xml:space="preserve">Robo-Messi: When Silicon Met Soccer </w:t>
-      </w:r>
-      <w:r>
-        <w:rPr>
-          <w:rFonts w:ascii="Arial" w:eastAsia="Calibri" w:hAnsi="Arial" w:cs="Arial"/>
-          <w:b/>
-          <w:color w:val="000000"/>
-          <w:sz w:val="20"/>
-          <w:szCs w:val="20"/>
-        </w:rPr>
-        <w:t>/</w:t>
-      </w:r>
-      <w:r>
-        <w:rPr>
-          <w:rFonts w:ascii="Arial" w:eastAsia="Calibri" w:hAnsi="Arial" w:cs="Arial"/>
-          <w:b/>
-          <w:color w:val="000000"/>
-          <w:sz w:val="20"/>
-          <w:szCs w:val="20"/>
-        </w:rPr>
-        <w:t xml:space="preserve"> </w:t>
-      </w:r>
-      <w:hyperlink r:id="rId14" w:history="1">
+        <w:t xml:space="preserve">Robo-Messi: When Silicon Met Soccer / </w:t>
+      </w:r>
+      <w:hyperlink r:id="rId12" w:history="1">
         <w:r>
           <w:rPr>
             <w:rStyle w:val="Hyperlink"/>
@@ -3106,88 +2568,7 @@
           <w:sz w:val="20"/>
           <w:szCs w:val="20"/>
         </w:rPr>
-        <w:t xml:space="preserve">Led group of </w:t>
-      </w:r>
-      <w:r>
-        <w:rPr>
-          <w:rFonts w:ascii="Arial" w:eastAsia="Calibri" w:hAnsi="Arial" w:cs="Arial"/>
-          <w:color w:val="000000"/>
-          <w:sz w:val="20"/>
-          <w:szCs w:val="20"/>
-        </w:rPr>
-        <w:t>4</w:t>
-      </w:r>
-      <w:r>
-        <w:rPr>
-          <w:rFonts w:ascii="Arial" w:eastAsia="Calibri" w:hAnsi="Arial" w:cs="Arial"/>
-          <w:color w:val="000000"/>
-          <w:sz w:val="20"/>
-          <w:szCs w:val="20"/>
-        </w:rPr>
-        <w:t xml:space="preserve"> to</w:t>
-      </w:r>
-      <w:r>
-        <w:rPr>
-          <w:rFonts w:ascii="Arial" w:eastAsia="Calibri" w:hAnsi="Arial" w:cs="Arial"/>
-          <w:color w:val="000000"/>
-          <w:sz w:val="20"/>
-          <w:szCs w:val="20"/>
-        </w:rPr>
-        <w:t xml:space="preserve"> design</w:t>
-      </w:r>
-      <w:r>
-        <w:rPr>
-          <w:rFonts w:ascii="Arial" w:eastAsia="Calibri" w:hAnsi="Arial" w:cs="Arial"/>
-          <w:color w:val="000000"/>
-          <w:sz w:val="20"/>
-          <w:szCs w:val="20"/>
-        </w:rPr>
-        <w:t xml:space="preserve"> and </w:t>
-      </w:r>
-      <w:r>
-        <w:rPr>
-          <w:rFonts w:ascii="Arial" w:eastAsia="Calibri" w:hAnsi="Arial" w:cs="Arial"/>
-          <w:color w:val="000000"/>
-          <w:sz w:val="20"/>
-          <w:szCs w:val="20"/>
-        </w:rPr>
-        <w:t xml:space="preserve">build </w:t>
-      </w:r>
-      <w:r>
-        <w:rPr>
-          <w:rFonts w:ascii="Arial" w:eastAsia="Calibri" w:hAnsi="Arial" w:cs="Arial"/>
-          <w:color w:val="000000"/>
-          <w:sz w:val="20"/>
-          <w:szCs w:val="20"/>
-        </w:rPr>
-        <w:t xml:space="preserve">a </w:t>
-      </w:r>
-      <w:r>
-        <w:rPr>
-          <w:rFonts w:ascii="Arial" w:eastAsia="Calibri" w:hAnsi="Arial" w:cs="Arial"/>
-          <w:color w:val="000000"/>
-          <w:sz w:val="20"/>
-          <w:szCs w:val="20"/>
-        </w:rPr>
-        <w:t>football-playing robot</w:t>
-      </w:r>
-      <w:r>
-        <w:rPr>
-          <w:rFonts w:ascii="Arial" w:eastAsia="Calibri" w:hAnsi="Arial" w:cs="Arial"/>
-          <w:color w:val="000000"/>
-          <w:sz w:val="20"/>
-          <w:szCs w:val="20"/>
-        </w:rPr>
-        <w:t xml:space="preserve">, winning </w:t>
-      </w:r>
-      <w:r>
-        <w:rPr>
-          <w:rFonts w:ascii="Arial" w:eastAsia="Calibri" w:hAnsi="Arial" w:cs="Arial"/>
-          <w:color w:val="000000"/>
-          <w:sz w:val="20"/>
-          <w:szCs w:val="20"/>
-        </w:rPr>
-        <w:t>2nd</w:t>
+        <w:t>Led group of 4 to design and build a football-playing robot, winning 2nd</w:t>
       </w:r>
       <w:r>
         <w:rPr>
@@ -3303,61 +2684,7 @@
           <w:sz w:val="20"/>
           <w:szCs w:val="20"/>
         </w:rPr>
-        <w:t>Achieved</w:t>
-      </w:r>
-      <w:r>
-        <w:rPr>
-          <w:rFonts w:ascii="Arial" w:eastAsia="Calibri" w:hAnsi="Arial" w:cs="Arial"/>
-          <w:color w:val="000000"/>
-          <w:sz w:val="20"/>
-          <w:szCs w:val="20"/>
-        </w:rPr>
-        <w:t xml:space="preserve"> grade of 88% weighted based on my significant contributions</w:t>
-      </w:r>
-      <w:r>
-        <w:rPr>
-          <w:rFonts w:ascii="Arial" w:eastAsia="Calibri" w:hAnsi="Arial" w:cs="Arial"/>
-          <w:color w:val="000000"/>
-          <w:sz w:val="20"/>
-          <w:szCs w:val="20"/>
-        </w:rPr>
-        <w:t xml:space="preserve"> </w:t>
-      </w:r>
-      <w:r>
-        <w:rPr>
-          <w:rFonts w:ascii="Arial" w:eastAsia="Calibri" w:hAnsi="Arial" w:cs="Arial"/>
-          <w:color w:val="000000"/>
-          <w:sz w:val="20"/>
-          <w:szCs w:val="20"/>
-        </w:rPr>
-        <w:t xml:space="preserve">and </w:t>
-      </w:r>
-      <w:r>
-        <w:rPr>
-          <w:rFonts w:ascii="Arial" w:eastAsia="Calibri" w:hAnsi="Arial" w:cs="Arial"/>
-          <w:color w:val="000000"/>
-          <w:sz w:val="20"/>
-          <w:szCs w:val="20"/>
-        </w:rPr>
-        <w:t xml:space="preserve">inspiring </w:t>
-      </w:r>
-      <w:r>
-        <w:rPr>
-          <w:rFonts w:ascii="Arial" w:eastAsia="Calibri" w:hAnsi="Arial" w:cs="Arial"/>
-          <w:color w:val="000000"/>
-          <w:sz w:val="20"/>
-          <w:szCs w:val="20"/>
-        </w:rPr>
-        <w:t>leadership</w:t>
-      </w:r>
-      <w:r>
-        <w:rPr>
-          <w:rFonts w:ascii="Arial" w:eastAsia="Calibri" w:hAnsi="Arial" w:cs="Arial"/>
-          <w:color w:val="000000"/>
-          <w:sz w:val="20"/>
-          <w:szCs w:val="20"/>
-        </w:rPr>
-        <w:t>.</w:t>
+        <w:t>Achieved grade of 88% weighted based on my significant contributions and inspiring leadership.</w:t>
       </w:r>
     </w:p>
     <w:p>
@@ -3405,7 +2732,169 @@
           <w:sz w:val="22"/>
           <w:szCs w:val="22"/>
         </w:rPr>
-        <w:t>SKILLS</w:t>
+        <w:t>EDUCATION</w:t>
+      </w:r>
+    </w:p>
+    <w:p>
+      <w:pPr>
+        <w:pBdr>
+          <w:top w:val="nil"/>
+          <w:left w:val="nil"/>
+          <w:bottom w:val="nil"/>
+          <w:right w:val="nil"/>
+          <w:between w:val="nil"/>
+        </w:pBdr>
+        <w:tabs>
+          <w:tab w:val="right" w:pos="11340"/>
+        </w:tabs>
+        <w:spacing w:before="120"/>
+        <w:rPr>
+          <w:rFonts w:ascii="Arial" w:eastAsia="Calibri" w:hAnsi="Arial" w:cs="Arial"/>
+          <w:b/>
+          <w:color w:val="000000"/>
+          <w:sz w:val="20"/>
+          <w:szCs w:val="20"/>
+        </w:rPr>
+      </w:pPr>
+      <w:r>
+        <w:rPr>
+          <w:rFonts w:ascii="Arial" w:eastAsia="Calibri" w:hAnsi="Arial" w:cs="Arial"/>
+          <w:b/>
+          <w:color w:val="000000"/>
+          <w:sz w:val="20"/>
+          <w:szCs w:val="20"/>
+        </w:rPr>
+        <w:t>Master of Informatics</w:t>
+      </w:r>
+      <w:r>
+        <w:rPr>
+          <w:rFonts w:ascii="Arial" w:eastAsia="Calibri" w:hAnsi="Arial" w:cs="Arial"/>
+          <w:b/>
+          <w:color w:val="000000"/>
+          <w:sz w:val="20"/>
+          <w:szCs w:val="20"/>
+        </w:rPr>
+        <w:t xml:space="preserve"> (</w:t>
+      </w:r>
+      <w:r>
+        <w:rPr>
+          <w:rFonts w:ascii="Arial" w:eastAsia="Calibri" w:hAnsi="Arial" w:cs="Arial"/>
+          <w:b/>
+          <w:color w:val="000000"/>
+          <w:sz w:val="20"/>
+          <w:szCs w:val="20"/>
+        </w:rPr>
+        <w:t>Computer Science &amp; Intelligent Robotics)</w:t>
+      </w:r>
+      <w:r>
+        <w:rPr>
+          <w:rFonts w:ascii="Arial" w:eastAsia="Calibri" w:hAnsi="Arial" w:cs="Arial"/>
+          <w:b/>
+          <w:color w:val="000000"/>
+          <w:sz w:val="20"/>
+          <w:szCs w:val="20"/>
+        </w:rPr>
+        <w:t xml:space="preserve"> /</w:t>
+      </w:r>
+      <w:r>
+        <w:rPr>
+          <w:rFonts w:ascii="Arial" w:eastAsia="Calibri" w:hAnsi="Arial" w:cs="Arial"/>
+          <w:b/>
+          <w:color w:val="000000"/>
+          <w:sz w:val="20"/>
+          <w:szCs w:val="20"/>
+        </w:rPr>
+        <w:t xml:space="preserve"> </w:t>
+      </w:r>
+      <w:r>
+        <w:rPr>
+          <w:rFonts w:ascii="Arial" w:eastAsia="Calibri" w:hAnsi="Arial" w:cs="Arial"/>
+          <w:b/>
+          <w:color w:val="000000"/>
+          <w:sz w:val="20"/>
+          <w:szCs w:val="20"/>
+        </w:rPr>
+        <w:t>University of Edinburg</w:t>
+      </w:r>
+      <w:r>
+        <w:rPr>
+          <w:rFonts w:ascii="Arial" w:eastAsia="Calibri" w:hAnsi="Arial" w:cs="Arial"/>
+          <w:b/>
+          <w:color w:val="000000"/>
+          <w:sz w:val="20"/>
+          <w:szCs w:val="20"/>
+        </w:rPr>
+        <w:t>h</w:t>
+      </w:r>
+      <w:r>
+        <w:rPr>
+          <w:rFonts w:ascii="Arial" w:eastAsia="Calibri" w:hAnsi="Arial" w:cs="Arial"/>
+          <w:bCs/>
+          <w:color w:val="000000"/>
+          <w:sz w:val="20"/>
+          <w:szCs w:val="20"/>
+        </w:rPr>
+        <w:tab/>
+      </w:r>
+      <w:r>
+        <w:rPr>
+          <w:rFonts w:ascii="Arial" w:eastAsia="Calibri" w:hAnsi="Arial" w:cs="Arial"/>
+          <w:bCs/>
+          <w:color w:val="000000"/>
+          <w:sz w:val="20"/>
+          <w:szCs w:val="20"/>
+        </w:rPr>
+        <w:t>20</w:t>
+      </w:r>
+      <w:r>
+        <w:rPr>
+          <w:rFonts w:ascii="Arial" w:eastAsia="Calibri" w:hAnsi="Arial" w:cs="Arial"/>
+          <w:bCs/>
+          <w:color w:val="000000"/>
+          <w:sz w:val="20"/>
+          <w:szCs w:val="20"/>
+        </w:rPr>
+        <w:t>13</w:t>
+      </w:r>
+      <w:r>
+        <w:rPr>
+          <w:rFonts w:ascii="Arial" w:eastAsia="Calibri" w:hAnsi="Arial" w:cs="Arial"/>
+          <w:bCs/>
+          <w:color w:val="000000"/>
+          <w:sz w:val="20"/>
+          <w:szCs w:val="20"/>
+        </w:rPr>
+        <w:t xml:space="preserve"> </w:t>
+      </w:r>
+      <w:r>
+        <w:rPr>
+          <w:rFonts w:ascii="Arial" w:eastAsia="Calibri" w:hAnsi="Arial" w:cs="Arial"/>
+          <w:bCs/>
+          <w:color w:val="000000"/>
+          <w:sz w:val="20"/>
+          <w:szCs w:val="20"/>
+        </w:rPr>
+        <w:t>-</w:t>
+      </w:r>
+      <w:r>
+        <w:rPr>
+          <w:rFonts w:ascii="Arial" w:eastAsia="Calibri" w:hAnsi="Arial" w:cs="Arial"/>
+          <w:bCs/>
+          <w:color w:val="000000"/>
+          <w:sz w:val="20"/>
+          <w:szCs w:val="20"/>
+        </w:rPr>
+        <w:t xml:space="preserve"> </w:t>
+      </w:r>
+      <w:r>
+        <w:rPr>
+          <w:rFonts w:ascii="Arial" w:eastAsia="Calibri" w:hAnsi="Arial" w:cs="Arial"/>
+          <w:bCs/>
+          <w:color w:val="000000"/>
+          <w:sz w:val="20"/>
+          <w:szCs w:val="20"/>
+        </w:rPr>
+        <w:t>2018</w:t>
       </w:r>
     </w:p>
     <w:p>
@@ -3413,7 +2902,7 @@
         <w:pStyle w:val="ListParagraph"/>
         <w:numPr>
           <w:ilvl w:val="0"/>
-          <w:numId w:val="2"/>
+          <w:numId w:val="6"/>
         </w:numPr>
         <w:pBdr>
           <w:top w:val="nil"/>
@@ -3422,43 +2911,83 @@
           <w:right w:val="nil"/>
           <w:between w:val="nil"/>
         </w:pBdr>
-        <w:spacing w:before="120"/>
-        <w:rPr>
-          <w:rFonts w:ascii="Arial" w:eastAsia="Calibri" w:hAnsi="Arial" w:cs="Arial"/>
-          <w:b/>
-          <w:bCs/>
-          <w:color w:val="000000"/>
-          <w:sz w:val="20"/>
-          <w:szCs w:val="20"/>
-        </w:rPr>
-      </w:pPr>
-      <w:r>
-        <w:rPr>
-          <w:rFonts w:ascii="Arial" w:eastAsia="Calibri" w:hAnsi="Arial" w:cs="Arial"/>
-          <w:b/>
-          <w:bCs/>
-          <w:color w:val="000000"/>
-          <w:sz w:val="20"/>
-          <w:szCs w:val="20"/>
-        </w:rPr>
-        <w:t>L</w:t>
-      </w:r>
-      <w:r>
-        <w:rPr>
-          <w:rFonts w:ascii="Arial" w:eastAsia="Calibri" w:hAnsi="Arial" w:cs="Arial"/>
-          <w:b/>
-          <w:bCs/>
-          <w:color w:val="000000"/>
-          <w:sz w:val="20"/>
-          <w:szCs w:val="20"/>
-        </w:rPr>
-        <w:t>anguages:</w:t>
-      </w:r>
-      <w:r>
-        <w:rPr>
-          <w:rFonts w:ascii="Arial" w:eastAsia="Calibri" w:hAnsi="Arial" w:cs="Arial"/>
-          <w:b/>
-          <w:bCs/>
+        <w:rPr>
+          <w:rFonts w:ascii="Arial" w:eastAsia="Calibri" w:hAnsi="Arial" w:cs="Arial"/>
+          <w:bCs/>
+          <w:color w:val="000000"/>
+          <w:sz w:val="20"/>
+          <w:szCs w:val="20"/>
+        </w:rPr>
+      </w:pPr>
+      <w:r>
+        <w:rPr>
+          <w:rFonts w:ascii="Arial" w:eastAsia="Calibri" w:hAnsi="Arial" w:cs="Arial"/>
+          <w:bCs/>
+          <w:color w:val="000000"/>
+          <w:sz w:val="20"/>
+          <w:szCs w:val="20"/>
+        </w:rPr>
+        <w:t xml:space="preserve">Graduated with </w:t>
+      </w:r>
+      <w:r>
+        <w:rPr>
+          <w:rFonts w:ascii="Arial" w:eastAsia="Calibri" w:hAnsi="Arial" w:cs="Arial"/>
+          <w:bCs/>
+          <w:color w:val="000000"/>
+          <w:sz w:val="20"/>
+          <w:szCs w:val="20"/>
+        </w:rPr>
+        <w:t>First Class Honours</w:t>
+      </w:r>
+      <w:r>
+        <w:rPr>
+          <w:rFonts w:ascii="Arial" w:eastAsia="Calibri" w:hAnsi="Arial" w:cs="Arial"/>
+          <w:bCs/>
+          <w:color w:val="000000"/>
+          <w:sz w:val="20"/>
+          <w:szCs w:val="20"/>
+        </w:rPr>
+        <w:t xml:space="preserve">, achieving </w:t>
+      </w:r>
+      <w:r>
+        <w:rPr>
+          <w:rFonts w:ascii="Arial" w:eastAsia="Calibri" w:hAnsi="Arial" w:cs="Arial"/>
+          <w:color w:val="000000"/>
+          <w:sz w:val="20"/>
+          <w:szCs w:val="20"/>
+        </w:rPr>
+        <w:t>83%-</w:t>
+      </w:r>
+      <w:r>
+        <w:rPr>
+          <w:rFonts w:ascii="Arial" w:eastAsia="Calibri" w:hAnsi="Arial" w:cs="Arial"/>
+          <w:color w:val="000000"/>
+          <w:sz w:val="20"/>
+          <w:szCs w:val="20"/>
+        </w:rPr>
+        <w:t>100</w:t>
+      </w:r>
+      <w:r>
+        <w:rPr>
+          <w:rFonts w:ascii="Arial" w:eastAsia="Calibri" w:hAnsi="Arial" w:cs="Arial"/>
+          <w:color w:val="000000"/>
+          <w:sz w:val="20"/>
+          <w:szCs w:val="20"/>
+        </w:rPr>
+        <w:t xml:space="preserve">% in all </w:t>
+      </w:r>
+      <w:r>
+        <w:rPr>
+          <w:rFonts w:ascii="Arial" w:eastAsia="Calibri" w:hAnsi="Arial" w:cs="Arial"/>
+          <w:color w:val="000000"/>
+          <w:sz w:val="20"/>
+          <w:szCs w:val="20"/>
+        </w:rPr>
+        <w:t>10</w:t>
+      </w:r>
+      <w:r>
+        <w:rPr>
+          <w:rFonts w:ascii="Arial" w:eastAsia="Calibri" w:hAnsi="Arial" w:cs="Arial"/>
           <w:color w:val="000000"/>
           <w:sz w:val="20"/>
           <w:szCs w:val="20"/>
@@ -3472,34 +3001,7 @@
           <w:sz w:val="20"/>
           <w:szCs w:val="20"/>
         </w:rPr>
-        <w:t>Python</w:t>
-      </w:r>
-      <w:r>
-        <w:rPr>
-          <w:rFonts w:ascii="Arial" w:eastAsia="Calibri" w:hAnsi="Arial" w:cs="Arial"/>
-          <w:color w:val="000000"/>
-          <w:sz w:val="20"/>
-          <w:szCs w:val="20"/>
-        </w:rPr>
-        <w:t>,</w:t>
-      </w:r>
-      <w:r>
-        <w:rPr>
-          <w:rFonts w:ascii="Arial" w:eastAsia="Calibri" w:hAnsi="Arial" w:cs="Arial"/>
-          <w:color w:val="000000"/>
-          <w:sz w:val="20"/>
-          <w:szCs w:val="20"/>
-        </w:rPr>
-        <w:t xml:space="preserve"> PHP, Java, SQL, HTML/CSS, JavaScript</w:t>
-      </w:r>
-      <w:r>
-        <w:rPr>
-          <w:rFonts w:ascii="Arial" w:eastAsia="Calibri" w:hAnsi="Arial" w:cs="Arial"/>
-          <w:color w:val="000000"/>
-          <w:sz w:val="20"/>
-          <w:szCs w:val="20"/>
-        </w:rPr>
-        <w:t>, MATLAB, C, Haskell</w:t>
+        <w:t>software engineering courses.</w:t>
       </w:r>
     </w:p>
     <w:p>
@@ -3507,7 +3009,7 @@
         <w:pStyle w:val="ListParagraph"/>
         <w:numPr>
           <w:ilvl w:val="0"/>
-          <w:numId w:val="2"/>
+          <w:numId w:val="6"/>
         </w:numPr>
         <w:pBdr>
           <w:top w:val="nil"/>
@@ -3516,118 +3018,71 @@
           <w:right w:val="nil"/>
           <w:between w:val="nil"/>
         </w:pBdr>
+        <w:rPr>
+          <w:rFonts w:ascii="Arial" w:eastAsia="Calibri" w:hAnsi="Arial" w:cs="Arial"/>
+          <w:bCs/>
+          <w:color w:val="000000"/>
+          <w:sz w:val="20"/>
+          <w:szCs w:val="20"/>
+        </w:rPr>
+      </w:pPr>
+      <w:r>
+        <w:rPr>
+          <w:rFonts w:ascii="Arial" w:eastAsia="Calibri" w:hAnsi="Arial" w:cs="Arial"/>
+          <w:bCs/>
+          <w:color w:val="000000"/>
+          <w:sz w:val="20"/>
+          <w:szCs w:val="20"/>
+        </w:rPr>
+        <w:t>Awarded British Computer Society (BCS) Prize for Top Performance in Professional Issues (99%).</w:t>
+      </w:r>
+    </w:p>
+    <w:p>
+      <w:pPr>
+        <w:pBdr>
+          <w:top w:val="nil"/>
+          <w:left w:val="nil"/>
+          <w:bottom w:val="single" w:sz="4" w:space="1" w:color="000000"/>
+          <w:right w:val="nil"/>
+          <w:between w:val="nil"/>
+        </w:pBdr>
+        <w:rPr>
+          <w:rFonts w:ascii="Arial" w:eastAsia="Calibri" w:hAnsi="Arial" w:cs="Arial"/>
+          <w:b/>
+          <w:smallCaps/>
+          <w:color w:val="000000"/>
+          <w:sz w:val="20"/>
+          <w:szCs w:val="20"/>
+        </w:rPr>
+      </w:pPr>
+    </w:p>
+    <w:p>
+      <w:pPr>
+        <w:pBdr>
+          <w:top w:val="nil"/>
+          <w:left w:val="nil"/>
+          <w:bottom w:val="nil"/>
+          <w:right w:val="nil"/>
+          <w:between w:val="nil"/>
+        </w:pBdr>
         <w:spacing w:before="120"/>
         <w:rPr>
           <w:rFonts w:ascii="Arial" w:eastAsia="Calibri" w:hAnsi="Arial" w:cs="Arial"/>
           <w:b/>
-          <w:bCs/>
-          <w:color w:val="000000"/>
-          <w:sz w:val="20"/>
-          <w:szCs w:val="20"/>
-        </w:rPr>
-      </w:pPr>
-      <w:r>
-        <w:rPr>
-          <w:rFonts w:ascii="Arial" w:eastAsia="Calibri" w:hAnsi="Arial" w:cs="Arial"/>
-          <w:b/>
-          <w:bCs/>
-          <w:color w:val="000000"/>
-          <w:sz w:val="20"/>
-          <w:szCs w:val="20"/>
-        </w:rPr>
-        <w:t>Frameworks</w:t>
-      </w:r>
-      <w:r>
-        <w:rPr>
-          <w:rFonts w:ascii="Arial" w:eastAsia="Calibri" w:hAnsi="Arial" w:cs="Arial"/>
-          <w:b/>
-          <w:bCs/>
-          <w:color w:val="000000"/>
-          <w:sz w:val="20"/>
-          <w:szCs w:val="20"/>
-        </w:rPr>
-        <w:t xml:space="preserve">: </w:t>
-      </w:r>
-      <w:r>
-        <w:rPr>
-          <w:rFonts w:ascii="Arial" w:eastAsia="Calibri" w:hAnsi="Arial" w:cs="Arial"/>
-          <w:color w:val="000000"/>
-          <w:sz w:val="20"/>
-          <w:szCs w:val="20"/>
-        </w:rPr>
-        <w:t>Django</w:t>
-      </w:r>
-      <w:r>
-        <w:rPr>
-          <w:rFonts w:ascii="Arial" w:eastAsia="Calibri" w:hAnsi="Arial" w:cs="Arial"/>
-          <w:color w:val="000000"/>
-          <w:sz w:val="20"/>
-          <w:szCs w:val="20"/>
-        </w:rPr>
-        <w:t xml:space="preserve"> (</w:t>
-      </w:r>
-      <w:r>
-        <w:rPr>
-          <w:rFonts w:ascii="Arial" w:eastAsia="Calibri" w:hAnsi="Arial" w:cs="Arial"/>
-          <w:color w:val="000000"/>
-          <w:sz w:val="20"/>
-          <w:szCs w:val="20"/>
-        </w:rPr>
-        <w:t>Python</w:t>
-      </w:r>
-      <w:r>
-        <w:rPr>
-          <w:rFonts w:ascii="Arial" w:eastAsia="Calibri" w:hAnsi="Arial" w:cs="Arial"/>
-          <w:color w:val="000000"/>
-          <w:sz w:val="20"/>
-          <w:szCs w:val="20"/>
-        </w:rPr>
-        <w:t xml:space="preserve">), </w:t>
-      </w:r>
-      <w:r>
-        <w:rPr>
-          <w:rFonts w:ascii="Arial" w:eastAsia="Calibri" w:hAnsi="Arial" w:cs="Arial"/>
-          <w:color w:val="000000"/>
-          <w:sz w:val="20"/>
-          <w:szCs w:val="20"/>
-        </w:rPr>
-        <w:t>Bootstrap (HTML/CSS)</w:t>
-      </w:r>
-      <w:r>
-        <w:rPr>
-          <w:rFonts w:ascii="Arial" w:eastAsia="Calibri" w:hAnsi="Arial" w:cs="Arial"/>
-          <w:color w:val="000000"/>
-          <w:sz w:val="20"/>
-          <w:szCs w:val="20"/>
-        </w:rPr>
-        <w:t xml:space="preserve">, </w:t>
-      </w:r>
-      <w:r>
-        <w:rPr>
-          <w:rFonts w:ascii="Arial" w:eastAsia="Calibri" w:hAnsi="Arial" w:cs="Arial"/>
-          <w:color w:val="000000"/>
-          <w:sz w:val="20"/>
-          <w:szCs w:val="20"/>
-        </w:rPr>
-        <w:t>Ruby on Rails (</w:t>
-      </w:r>
-      <w:r>
-        <w:rPr>
-          <w:rFonts w:ascii="Arial" w:eastAsia="Calibri" w:hAnsi="Arial" w:cs="Arial"/>
-          <w:color w:val="000000"/>
-          <w:sz w:val="20"/>
-          <w:szCs w:val="20"/>
-        </w:rPr>
-        <w:t>Ruby</w:t>
-      </w:r>
-      <w:r>
-        <w:rPr>
-          <w:rFonts w:ascii="Arial" w:eastAsia="Calibri" w:hAnsi="Arial" w:cs="Arial"/>
-          <w:color w:val="000000"/>
-          <w:sz w:val="20"/>
-          <w:szCs w:val="20"/>
-        </w:rPr>
-        <w:t>)</w:t>
+          <w:color w:val="000000"/>
+          <w:sz w:val="22"/>
+          <w:szCs w:val="22"/>
+        </w:rPr>
+      </w:pPr>
+      <w:r>
+        <w:rPr>
+          <w:rFonts w:ascii="Arial" w:eastAsia="Calibri" w:hAnsi="Arial" w:cs="Arial"/>
+          <w:b/>
+          <w:color w:val="000000"/>
+          <w:sz w:val="22"/>
+          <w:szCs w:val="22"/>
+        </w:rPr>
+        <w:t>ADDITIONAL ACHIEVEMENTS</w:t>
       </w:r>
     </w:p>
     <w:p>
@@ -3635,7 +3090,7 @@
         <w:pStyle w:val="ListParagraph"/>
         <w:numPr>
           <w:ilvl w:val="0"/>
-          <w:numId w:val="2"/>
+          <w:numId w:val="6"/>
         </w:numPr>
         <w:pBdr>
           <w:top w:val="nil"/>
@@ -3647,165 +3102,21 @@
         <w:spacing w:before="120"/>
         <w:rPr>
           <w:rFonts w:ascii="Arial" w:eastAsia="Calibri" w:hAnsi="Arial" w:cs="Arial"/>
-          <w:b/>
-          <w:bCs/>
-          <w:color w:val="000000"/>
-          <w:sz w:val="20"/>
-          <w:szCs w:val="20"/>
-        </w:rPr>
-      </w:pPr>
-      <w:r>
-        <w:rPr>
-          <w:rFonts w:ascii="Arial" w:eastAsia="Calibri" w:hAnsi="Arial" w:cs="Arial"/>
-          <w:b/>
-          <w:bCs/>
-          <w:color w:val="000000"/>
-          <w:sz w:val="20"/>
-          <w:szCs w:val="20"/>
-        </w:rPr>
-        <w:t>T</w:t>
-      </w:r>
-      <w:r>
-        <w:rPr>
-          <w:rFonts w:ascii="Arial" w:eastAsia="Calibri" w:hAnsi="Arial" w:cs="Arial"/>
-          <w:b/>
-          <w:bCs/>
-          <w:color w:val="000000"/>
-          <w:sz w:val="20"/>
-          <w:szCs w:val="20"/>
-        </w:rPr>
-        <w:t>ools:</w:t>
-      </w:r>
-      <w:r>
-        <w:rPr>
-          <w:rFonts w:ascii="Arial" w:eastAsia="Calibri" w:hAnsi="Arial" w:cs="Arial"/>
-          <w:b/>
-          <w:bCs/>
-          <w:color w:val="000000"/>
-          <w:sz w:val="20"/>
-          <w:szCs w:val="20"/>
-        </w:rPr>
-        <w:t xml:space="preserve"> </w:t>
-      </w:r>
-      <w:r>
-        <w:rPr>
-          <w:rFonts w:ascii="Arial" w:eastAsia="Calibri" w:hAnsi="Arial" w:cs="Arial"/>
-          <w:color w:val="000000"/>
-          <w:sz w:val="20"/>
-          <w:szCs w:val="20"/>
-        </w:rPr>
-        <w:t>Git, Bash,</w:t>
-      </w:r>
-      <w:r>
-        <w:rPr>
-          <w:rFonts w:ascii="Arial" w:eastAsia="Calibri" w:hAnsi="Arial" w:cs="Arial"/>
-          <w:color w:val="000000"/>
-          <w:sz w:val="20"/>
-          <w:szCs w:val="20"/>
-        </w:rPr>
-        <w:t xml:space="preserve"> MySQL,</w:t>
-      </w:r>
-      <w:r>
-        <w:rPr>
-          <w:rFonts w:ascii="Arial" w:eastAsia="Calibri" w:hAnsi="Arial" w:cs="Arial"/>
-          <w:color w:val="000000"/>
-          <w:sz w:val="20"/>
-          <w:szCs w:val="20"/>
-        </w:rPr>
-        <w:t xml:space="preserve"> Docker, Apache HTTP Server, A</w:t>
-      </w:r>
-      <w:r>
-        <w:rPr>
-          <w:rFonts w:ascii="Arial" w:eastAsia="Calibri" w:hAnsi="Arial" w:cs="Arial"/>
-          <w:color w:val="000000"/>
-          <w:sz w:val="20"/>
-          <w:szCs w:val="20"/>
-        </w:rPr>
-        <w:t xml:space="preserve">mazon </w:t>
-      </w:r>
-      <w:r>
-        <w:rPr>
-          <w:rFonts w:ascii="Arial" w:eastAsia="Calibri" w:hAnsi="Arial" w:cs="Arial"/>
-          <w:color w:val="000000"/>
-          <w:sz w:val="20"/>
-          <w:szCs w:val="20"/>
-        </w:rPr>
-        <w:t>W</w:t>
-      </w:r>
-      <w:r>
-        <w:rPr>
-          <w:rFonts w:ascii="Arial" w:eastAsia="Calibri" w:hAnsi="Arial" w:cs="Arial"/>
-          <w:color w:val="000000"/>
-          <w:sz w:val="20"/>
-          <w:szCs w:val="20"/>
-        </w:rPr>
-        <w:t xml:space="preserve">eb </w:t>
-      </w:r>
-      <w:r>
-        <w:rPr>
-          <w:rFonts w:ascii="Arial" w:eastAsia="Calibri" w:hAnsi="Arial" w:cs="Arial"/>
-          <w:color w:val="000000"/>
-          <w:sz w:val="20"/>
-          <w:szCs w:val="20"/>
-        </w:rPr>
-        <w:t>S</w:t>
-      </w:r>
-      <w:r>
-        <w:rPr>
-          <w:rFonts w:ascii="Arial" w:eastAsia="Calibri" w:hAnsi="Arial" w:cs="Arial"/>
-          <w:color w:val="000000"/>
-          <w:sz w:val="20"/>
-          <w:szCs w:val="20"/>
-        </w:rPr>
-        <w:t>ervices</w:t>
-      </w:r>
-    </w:p>
-    <w:p>
-      <w:pPr>
-        <w:pBdr>
-          <w:top w:val="nil"/>
-          <w:left w:val="nil"/>
-          <w:bottom w:val="single" w:sz="4" w:space="1" w:color="000000"/>
-          <w:right w:val="nil"/>
-          <w:between w:val="nil"/>
-        </w:pBdr>
-        <w:rPr>
-          <w:rFonts w:ascii="Arial" w:eastAsia="Calibri" w:hAnsi="Arial" w:cs="Arial"/>
-          <w:b/>
-          <w:smallCaps/>
-          <w:color w:val="000000"/>
-          <w:sz w:val="20"/>
-          <w:szCs w:val="20"/>
-        </w:rPr>
-      </w:pPr>
-    </w:p>
-    <w:p>
-      <w:pPr>
-        <w:pBdr>
-          <w:top w:val="nil"/>
-          <w:left w:val="nil"/>
-          <w:bottom w:val="nil"/>
-          <w:right w:val="nil"/>
-          <w:between w:val="nil"/>
-        </w:pBdr>
-        <w:spacing w:before="120"/>
-        <w:rPr>
-          <w:rFonts w:ascii="Arial" w:eastAsia="Calibri" w:hAnsi="Arial" w:cs="Arial"/>
-          <w:b/>
-          <w:color w:val="000000"/>
-          <w:sz w:val="22"/>
-          <w:szCs w:val="22"/>
-        </w:rPr>
-      </w:pPr>
-      <w:r>
-        <w:rPr>
-          <w:rFonts w:ascii="Arial" w:eastAsia="Calibri" w:hAnsi="Arial" w:cs="Arial"/>
-          <w:b/>
-          <w:color w:val="000000"/>
-          <w:sz w:val="22"/>
-          <w:szCs w:val="22"/>
-        </w:rPr>
-        <w:t>ADDITIONAL ACHIEVEMENTS</w:t>
+          <w:bCs/>
+          <w:color w:val="000000"/>
+          <w:sz w:val="20"/>
+          <w:szCs w:val="20"/>
+        </w:rPr>
+      </w:pPr>
+      <w:r>
+        <w:rPr>
+          <w:rFonts w:ascii="Arial" w:eastAsia="Calibri" w:hAnsi="Arial" w:cs="Arial"/>
+          <w:bCs/>
+          <w:color w:val="000000"/>
+          <w:sz w:val="20"/>
+          <w:szCs w:val="20"/>
+        </w:rPr>
+        <w:t>Singing: led group of 9 as musical director to the semi-finals of the national competition Voice Festival UK.</w:t>
       </w:r>
     </w:p>
     <w:p>
@@ -3813,7 +3124,7 @@
         <w:pStyle w:val="ListParagraph"/>
         <w:numPr>
           <w:ilvl w:val="0"/>
-          <w:numId w:val="2"/>
+          <w:numId w:val="6"/>
         </w:numPr>
         <w:pBdr>
           <w:top w:val="nil"/>
@@ -3822,94 +3133,23 @@
           <w:right w:val="nil"/>
           <w:between w:val="nil"/>
         </w:pBdr>
-        <w:spacing w:before="120"/>
-        <w:rPr>
-          <w:rFonts w:ascii="Arial" w:eastAsia="Calibri" w:hAnsi="Arial" w:cs="Arial"/>
-          <w:color w:val="000000"/>
-          <w:sz w:val="20"/>
-          <w:szCs w:val="20"/>
-        </w:rPr>
-      </w:pPr>
-      <w:r>
-        <w:rPr>
-          <w:rFonts w:ascii="Arial" w:eastAsia="Calibri" w:hAnsi="Arial" w:cs="Arial"/>
-          <w:color w:val="000000"/>
-          <w:sz w:val="20"/>
-          <w:szCs w:val="20"/>
-        </w:rPr>
-        <w:t>Singing: l</w:t>
-      </w:r>
-      <w:r>
-        <w:rPr>
-          <w:rFonts w:ascii="Arial" w:eastAsia="Calibri" w:hAnsi="Arial" w:cs="Arial"/>
-          <w:color w:val="000000"/>
-          <w:sz w:val="20"/>
-          <w:szCs w:val="20"/>
-        </w:rPr>
-        <w:t>ed group</w:t>
-      </w:r>
-      <w:r>
-        <w:rPr>
-          <w:rFonts w:ascii="Arial" w:eastAsia="Calibri" w:hAnsi="Arial" w:cs="Arial"/>
-          <w:color w:val="000000"/>
-          <w:sz w:val="20"/>
-          <w:szCs w:val="20"/>
-        </w:rPr>
-        <w:t xml:space="preserve"> of 9</w:t>
-      </w:r>
-      <w:r>
-        <w:rPr>
-          <w:rFonts w:ascii="Arial" w:eastAsia="Calibri" w:hAnsi="Arial" w:cs="Arial"/>
-          <w:color w:val="000000"/>
-          <w:sz w:val="20"/>
-          <w:szCs w:val="20"/>
-        </w:rPr>
-        <w:t xml:space="preserve"> </w:t>
-      </w:r>
-      <w:r>
-        <w:rPr>
-          <w:rFonts w:ascii="Arial" w:eastAsia="Calibri" w:hAnsi="Arial" w:cs="Arial"/>
-          <w:color w:val="000000"/>
-          <w:sz w:val="20"/>
-          <w:szCs w:val="20"/>
-        </w:rPr>
-        <w:t xml:space="preserve">as musical director to </w:t>
-      </w:r>
-      <w:r>
-        <w:rPr>
-          <w:rFonts w:ascii="Arial" w:eastAsia="Calibri" w:hAnsi="Arial" w:cs="Arial"/>
-          <w:color w:val="000000"/>
-          <w:sz w:val="20"/>
-          <w:szCs w:val="20"/>
-        </w:rPr>
-        <w:t xml:space="preserve">the semi-finals of </w:t>
-      </w:r>
-      <w:r>
-        <w:rPr>
-          <w:rFonts w:ascii="Arial" w:eastAsia="Calibri" w:hAnsi="Arial" w:cs="Arial"/>
-          <w:color w:val="000000"/>
-          <w:sz w:val="20"/>
-          <w:szCs w:val="20"/>
-        </w:rPr>
-        <w:t>the</w:t>
-      </w:r>
-      <w:r>
-        <w:rPr>
-          <w:rFonts w:ascii="Arial" w:eastAsia="Calibri" w:hAnsi="Arial" w:cs="Arial"/>
-          <w:color w:val="000000"/>
-          <w:sz w:val="20"/>
-          <w:szCs w:val="20"/>
-        </w:rPr>
-        <w:t xml:space="preserve"> national</w:t>
-      </w:r>
-      <w:r>
-        <w:rPr>
-          <w:rFonts w:ascii="Arial" w:eastAsia="Calibri" w:hAnsi="Arial" w:cs="Arial"/>
-          <w:color w:val="000000"/>
-          <w:sz w:val="20"/>
-          <w:szCs w:val="20"/>
-        </w:rPr>
-        <w:t xml:space="preserve"> competition Voice Festival UK.</w:t>
+        <w:rPr>
+          <w:rFonts w:ascii="Arial" w:eastAsia="Calibri" w:hAnsi="Arial" w:cs="Arial"/>
+          <w:bCs/>
+          <w:color w:val="000000"/>
+          <w:sz w:val="20"/>
+          <w:szCs w:val="20"/>
+        </w:rPr>
+      </w:pPr>
+      <w:r>
+        <w:rPr>
+          <w:rFonts w:ascii="Arial" w:eastAsia="Calibri" w:hAnsi="Arial" w:cs="Arial"/>
+          <w:bCs/>
+          <w:color w:val="000000"/>
+          <w:sz w:val="20"/>
+          <w:szCs w:val="20"/>
+        </w:rPr>
+        <w:t>Adventure: hitchhiked from London to Vienna in 4 days; spent 3 months in Thailand training Muay Thai.</w:t>
       </w:r>
     </w:p>
     <w:p>
@@ -3917,7 +3157,7 @@
         <w:pStyle w:val="ListParagraph"/>
         <w:numPr>
           <w:ilvl w:val="0"/>
-          <w:numId w:val="2"/>
+          <w:numId w:val="6"/>
         </w:numPr>
         <w:pBdr>
           <w:top w:val="nil"/>
@@ -3926,49 +3166,18 @@
           <w:right w:val="nil"/>
           <w:between w:val="nil"/>
         </w:pBdr>
-        <w:spacing w:before="120"/>
-        <w:rPr>
-          <w:rFonts w:ascii="Arial" w:eastAsia="Calibri" w:hAnsi="Arial" w:cs="Arial"/>
-          <w:color w:val="000000"/>
-          <w:sz w:val="20"/>
-          <w:szCs w:val="20"/>
-        </w:rPr>
-      </w:pPr>
-      <w:r>
-        <w:rPr>
-          <w:rFonts w:ascii="Arial" w:eastAsia="Calibri" w:hAnsi="Arial" w:cs="Arial"/>
-          <w:color w:val="000000"/>
-          <w:sz w:val="20"/>
-          <w:szCs w:val="20"/>
-        </w:rPr>
-        <w:t>Adventure: hitchhiked from London to Vienna in 4 days; spent 3 months in Thailand training Muay Thai.</w:t>
-      </w:r>
-    </w:p>
-    <w:p>
-      <w:pPr>
-        <w:pStyle w:val="ListParagraph"/>
-        <w:numPr>
-          <w:ilvl w:val="0"/>
-          <w:numId w:val="2"/>
-        </w:numPr>
-        <w:pBdr>
-          <w:top w:val="nil"/>
-          <w:left w:val="nil"/>
-          <w:bottom w:val="nil"/>
-          <w:right w:val="nil"/>
-          <w:between w:val="nil"/>
-        </w:pBdr>
-        <w:spacing w:before="120"/>
-        <w:rPr>
-          <w:rFonts w:ascii="Arial" w:eastAsia="Calibri" w:hAnsi="Arial" w:cs="Arial"/>
-          <w:color w:val="000000"/>
-          <w:sz w:val="20"/>
-          <w:szCs w:val="20"/>
-        </w:rPr>
-      </w:pPr>
-      <w:r>
-        <w:rPr>
-          <w:rFonts w:ascii="Arial" w:eastAsia="Calibri" w:hAnsi="Arial" w:cs="Arial"/>
+        <w:rPr>
+          <w:rFonts w:ascii="Arial" w:eastAsia="Calibri" w:hAnsi="Arial" w:cs="Arial"/>
+          <w:bCs/>
+          <w:color w:val="000000"/>
+          <w:sz w:val="20"/>
+          <w:szCs w:val="20"/>
+        </w:rPr>
+      </w:pPr>
+      <w:r>
+        <w:rPr>
+          <w:rFonts w:ascii="Arial" w:eastAsia="Calibri" w:hAnsi="Arial" w:cs="Arial"/>
+          <w:bCs/>
           <w:color w:val="000000"/>
           <w:sz w:val="20"/>
           <w:szCs w:val="20"/>
@@ -3979,6 +3188,7 @@
       <w:r>
         <w:rPr>
           <w:rFonts w:ascii="Arial" w:eastAsia="Calibri" w:hAnsi="Arial" w:cs="Arial"/>
+          <w:bCs/>
           <w:color w:val="000000"/>
           <w:sz w:val="20"/>
           <w:szCs w:val="20"/>
@@ -3989,15 +3199,26 @@
       <w:r>
         <w:rPr>
           <w:rFonts w:ascii="Arial" w:eastAsia="Calibri" w:hAnsi="Arial" w:cs="Arial"/>
-          <w:color w:val="000000"/>
-          <w:sz w:val="20"/>
-          <w:szCs w:val="20"/>
-        </w:rPr>
-        <w:t xml:space="preserve"> in 4 Advanced Highers (typical path is 3).</w:t>
+          <w:bCs/>
+          <w:color w:val="000000"/>
+          <w:sz w:val="20"/>
+          <w:szCs w:val="20"/>
+        </w:rPr>
+        <w:t xml:space="preserve"> in 4 Advanced Highers (typical path is 3)</w:t>
+      </w:r>
+      <w:r>
+        <w:rPr>
+          <w:rFonts w:ascii="Arial" w:eastAsia="Calibri" w:hAnsi="Arial" w:cs="Arial"/>
+          <w:bCs/>
+          <w:color w:val="000000"/>
+          <w:sz w:val="20"/>
+          <w:szCs w:val="20"/>
+        </w:rPr>
+        <w:t>.</w:t>
       </w:r>
     </w:p>
     <w:sectPr>
-      <w:headerReference w:type="default" r:id="rId15"/>
+      <w:headerReference w:type="default" r:id="rId13"/>
       <w:pgSz w:w="11900" w:h="16840"/>
       <w:pgMar w:top="720" w:right="720" w:bottom="720" w:left="720" w:header="618" w:footer="561" w:gutter="0"/>
       <w:pgNumType w:start="1"/>
@@ -4185,7 +3406,7 @@
   <w:abstractNum w:abstractNumId="1" w15:restartNumberingAfterBreak="0">
     <w:nsid w:val="36DE1BDF"/>
     <w:multiLevelType w:val="hybridMultilevel"/>
-    <w:tmpl w:val="D4E299B4"/>
+    <w:tmpl w:val="E85CBAAE"/>
     <w:lvl w:ilvl="0" w:tplc="08090001">
       <w:start w:val="1"/>
       <w:numFmt w:val="bullet"/>

--- a/apache2/www/public/engineer/engineer-resume.docx
+++ b/apache2/www/public/engineer/engineer-resume.docx
@@ -550,7 +550,43 @@
           <w:sz w:val="20"/>
           <w:szCs w:val="20"/>
         </w:rPr>
-        <w:t>Programming and scripting languages | Frameworks and libraries | Databases and tools</w:t>
+        <w:t>Programming</w:t>
+      </w:r>
+      <w:r>
+        <w:rPr>
+          <w:rFonts w:ascii="Arial" w:eastAsia="Calibri" w:hAnsi="Arial" w:cs="Arial"/>
+          <w:color w:val="000000"/>
+          <w:sz w:val="20"/>
+          <w:szCs w:val="20"/>
+        </w:rPr>
+        <w:t xml:space="preserve">, </w:t>
+      </w:r>
+      <w:r>
+        <w:rPr>
+          <w:rFonts w:ascii="Arial" w:eastAsia="Calibri" w:hAnsi="Arial" w:cs="Arial"/>
+          <w:color w:val="000000"/>
+          <w:sz w:val="20"/>
+          <w:szCs w:val="20"/>
+        </w:rPr>
+        <w:t>scripting</w:t>
+      </w:r>
+      <w:r>
+        <w:rPr>
+          <w:rFonts w:ascii="Arial" w:eastAsia="Calibri" w:hAnsi="Arial" w:cs="Arial"/>
+          <w:color w:val="000000"/>
+          <w:sz w:val="20"/>
+          <w:szCs w:val="20"/>
+        </w:rPr>
+        <w:t>, and markup</w:t>
+      </w:r>
+      <w:r>
+        <w:rPr>
+          <w:rFonts w:ascii="Arial" w:eastAsia="Calibri" w:hAnsi="Arial" w:cs="Arial"/>
+          <w:color w:val="000000"/>
+          <w:sz w:val="20"/>
+          <w:szCs w:val="20"/>
+        </w:rPr>
+        <w:t xml:space="preserve"> languages | Frameworks and libraries | Databases and tools</w:t>
       </w:r>
     </w:p>
     <w:p>
@@ -583,7 +619,29 @@
           <w:sz w:val="20"/>
           <w:szCs w:val="20"/>
         </w:rPr>
-        <w:t>Primary (8+years)</w:t>
+        <w:t>Primary (</w:t>
+      </w:r>
+      <w:r>
+        <w:rPr>
+          <w:rFonts w:ascii="Arial" w:eastAsia="Calibri" w:hAnsi="Arial" w:cs="Arial"/>
+          <w:b/>
+          <w:bCs/>
+          <w:color w:val="000000"/>
+          <w:sz w:val="20"/>
+          <w:szCs w:val="20"/>
+        </w:rPr>
+        <w:t>6</w:t>
+      </w:r>
+      <w:r>
+        <w:rPr>
+          <w:rFonts w:ascii="Arial" w:eastAsia="Calibri" w:hAnsi="Arial" w:cs="Arial"/>
+          <w:b/>
+          <w:bCs/>
+          <w:color w:val="000000"/>
+          <w:sz w:val="20"/>
+          <w:szCs w:val="20"/>
+        </w:rPr>
+        <w:t>+years)</w:t>
       </w:r>
       <w:r>
         <w:rPr>
@@ -601,25 +659,25 @@
           <w:sz w:val="20"/>
           <w:szCs w:val="20"/>
         </w:rPr>
-        <w:t>Python, HTML, Java, MATLAB | Django</w:t>
-      </w:r>
-      <w:r>
-        <w:rPr>
-          <w:rFonts w:ascii="Arial" w:eastAsia="Calibri" w:hAnsi="Arial" w:cs="Arial"/>
-          <w:color w:val="000000"/>
-          <w:sz w:val="20"/>
-          <w:szCs w:val="20"/>
-        </w:rPr>
-        <w:t xml:space="preserve"> </w:t>
-      </w:r>
-      <w:r>
-        <w:rPr>
-          <w:rFonts w:ascii="Arial" w:eastAsia="Calibri" w:hAnsi="Arial" w:cs="Arial"/>
-          <w:color w:val="000000"/>
-          <w:sz w:val="20"/>
-          <w:szCs w:val="20"/>
-        </w:rPr>
-        <w:t>| SQL, Unix, Git</w:t>
+        <w:t xml:space="preserve">Python, HTML, MATLAB | </w:t>
+      </w:r>
+      <w:r>
+        <w:rPr>
+          <w:rFonts w:ascii="Arial" w:eastAsia="Calibri" w:hAnsi="Arial" w:cs="Arial"/>
+          <w:color w:val="000000"/>
+          <w:sz w:val="20"/>
+          <w:szCs w:val="20"/>
+        </w:rPr>
+        <w:t>|</w:t>
+      </w:r>
+      <w:r>
+        <w:rPr>
+          <w:rFonts w:ascii="Arial" w:eastAsia="Calibri" w:hAnsi="Arial" w:cs="Arial"/>
+          <w:color w:val="000000"/>
+          <w:sz w:val="20"/>
+          <w:szCs w:val="20"/>
+        </w:rPr>
+        <w:t xml:space="preserve"> SQL, Unix, Git</w:t>
       </w:r>
     </w:p>
     <w:p>
@@ -652,16 +710,110 @@
           <w:sz w:val="20"/>
           <w:szCs w:val="20"/>
         </w:rPr>
-        <w:t>Intermediate (3-7years)</w:t>
-      </w:r>
-      <w:r>
-        <w:rPr>
-          <w:rFonts w:ascii="Arial" w:eastAsia="Calibri" w:hAnsi="Arial" w:cs="Arial"/>
-          <w:color w:val="000000"/>
-          <w:sz w:val="20"/>
-          <w:szCs w:val="20"/>
-        </w:rPr>
-        <w:t>: PHP, JavaScript, CSS, Haskell, C | D</w:t>
+        <w:t>Intermediate (3-</w:t>
+      </w:r>
+      <w:r>
+        <w:rPr>
+          <w:rFonts w:ascii="Arial" w:eastAsia="Calibri" w:hAnsi="Arial" w:cs="Arial"/>
+          <w:b/>
+          <w:bCs/>
+          <w:color w:val="000000"/>
+          <w:sz w:val="20"/>
+          <w:szCs w:val="20"/>
+        </w:rPr>
+        <w:t>5</w:t>
+      </w:r>
+      <w:r>
+        <w:rPr>
+          <w:rFonts w:ascii="Arial" w:eastAsia="Calibri" w:hAnsi="Arial" w:cs="Arial"/>
+          <w:b/>
+          <w:bCs/>
+          <w:color w:val="000000"/>
+          <w:sz w:val="20"/>
+          <w:szCs w:val="20"/>
+        </w:rPr>
+        <w:t>years)</w:t>
+      </w:r>
+      <w:r>
+        <w:rPr>
+          <w:rFonts w:ascii="Arial" w:eastAsia="Calibri" w:hAnsi="Arial" w:cs="Arial"/>
+          <w:color w:val="000000"/>
+          <w:sz w:val="20"/>
+          <w:szCs w:val="20"/>
+        </w:rPr>
+        <w:t xml:space="preserve">: </w:t>
+      </w:r>
+      <w:r>
+        <w:rPr>
+          <w:rFonts w:ascii="Arial" w:eastAsia="Calibri" w:hAnsi="Arial" w:cs="Arial"/>
+          <w:color w:val="000000"/>
+          <w:sz w:val="20"/>
+          <w:szCs w:val="20"/>
+        </w:rPr>
+        <w:t>Java</w:t>
+      </w:r>
+      <w:r>
+        <w:rPr>
+          <w:rFonts w:ascii="Arial" w:eastAsia="Calibri" w:hAnsi="Arial" w:cs="Arial"/>
+          <w:color w:val="000000"/>
+          <w:sz w:val="20"/>
+          <w:szCs w:val="20"/>
+        </w:rPr>
+        <w:t xml:space="preserve">, </w:t>
+      </w:r>
+      <w:r>
+        <w:rPr>
+          <w:rFonts w:ascii="Arial" w:eastAsia="Calibri" w:hAnsi="Arial" w:cs="Arial"/>
+          <w:color w:val="000000"/>
+          <w:sz w:val="20"/>
+          <w:szCs w:val="20"/>
+        </w:rPr>
+        <w:t>PHP, JavaScript, CSS, Haskell</w:t>
+      </w:r>
+      <w:r>
+        <w:rPr>
+          <w:rFonts w:ascii="Arial" w:eastAsia="Calibri" w:hAnsi="Arial" w:cs="Arial"/>
+          <w:color w:val="000000"/>
+          <w:sz w:val="20"/>
+          <w:szCs w:val="20"/>
+        </w:rPr>
+        <w:t xml:space="preserve"> </w:t>
+      </w:r>
+      <w:r>
+        <w:rPr>
+          <w:rFonts w:ascii="Arial" w:eastAsia="Calibri" w:hAnsi="Arial" w:cs="Arial"/>
+          <w:color w:val="000000"/>
+          <w:sz w:val="20"/>
+          <w:szCs w:val="20"/>
+        </w:rPr>
+        <w:t xml:space="preserve">| </w:t>
+      </w:r>
+      <w:r>
+        <w:rPr>
+          <w:rFonts w:ascii="Arial" w:eastAsia="Calibri" w:hAnsi="Arial" w:cs="Arial"/>
+          <w:color w:val="000000"/>
+          <w:sz w:val="20"/>
+          <w:szCs w:val="20"/>
+        </w:rPr>
+        <w:t>Django</w:t>
+      </w:r>
+      <w:r>
+        <w:rPr>
+          <w:rFonts w:ascii="Arial" w:eastAsia="Calibri" w:hAnsi="Arial" w:cs="Arial"/>
+          <w:color w:val="000000"/>
+          <w:sz w:val="20"/>
+          <w:szCs w:val="20"/>
+        </w:rPr>
+        <w:t xml:space="preserve">, </w:t>
+      </w:r>
+      <w:r>
+        <w:rPr>
+          <w:rFonts w:ascii="Arial" w:eastAsia="Calibri" w:hAnsi="Arial" w:cs="Arial"/>
+          <w:color w:val="000000"/>
+          <w:sz w:val="20"/>
+          <w:szCs w:val="20"/>
+        </w:rPr>
+        <w:t>D</w:t>
       </w:r>
       <w:r>
         <w:rPr>
@@ -775,7 +927,43 @@
           <w:sz w:val="20"/>
           <w:szCs w:val="20"/>
         </w:rPr>
-        <w:t xml:space="preserve">Ruby, Bash, C#, MIPS, Scala | </w:t>
+        <w:t>Bash</w:t>
+      </w:r>
+      <w:r>
+        <w:rPr>
+          <w:rFonts w:ascii="Arial" w:eastAsia="Calibri" w:hAnsi="Arial" w:cs="Arial"/>
+          <w:color w:val="000000"/>
+          <w:sz w:val="20"/>
+          <w:szCs w:val="20"/>
+        </w:rPr>
+        <w:t>, Ruby,</w:t>
+      </w:r>
+      <w:r>
+        <w:rPr>
+          <w:rFonts w:ascii="Arial" w:eastAsia="Calibri" w:hAnsi="Arial" w:cs="Arial"/>
+          <w:color w:val="000000"/>
+          <w:sz w:val="20"/>
+          <w:szCs w:val="20"/>
+        </w:rPr>
+        <w:t xml:space="preserve"> C#, </w:t>
+      </w:r>
+      <w:r>
+        <w:rPr>
+          <w:rFonts w:ascii="Arial" w:eastAsia="Calibri" w:hAnsi="Arial" w:cs="Arial"/>
+          <w:color w:val="000000"/>
+          <w:sz w:val="20"/>
+          <w:szCs w:val="20"/>
+        </w:rPr>
+        <w:t xml:space="preserve">C, </w:t>
+      </w:r>
+      <w:r>
+        <w:rPr>
+          <w:rFonts w:ascii="Arial" w:eastAsia="Calibri" w:hAnsi="Arial" w:cs="Arial"/>
+          <w:color w:val="000000"/>
+          <w:sz w:val="20"/>
+          <w:szCs w:val="20"/>
+        </w:rPr>
+        <w:t xml:space="preserve">MIPS, Scala | </w:t>
       </w:r>
       <w:r>
         <w:rPr>
@@ -2025,47 +2213,7 @@
           <w:sz w:val="20"/>
           <w:szCs w:val="20"/>
         </w:rPr>
-        <w:t xml:space="preserve">My Mona Lisa: A </w:t>
-      </w:r>
-      <w:r>
-        <w:rPr>
-          <w:rFonts w:ascii="Arial" w:eastAsia="Calibri" w:hAnsi="Arial" w:cs="Arial"/>
-          <w:b/>
-          <w:color w:val="000000"/>
-          <w:sz w:val="20"/>
-          <w:szCs w:val="20"/>
-        </w:rPr>
-        <w:t xml:space="preserve">Personal </w:t>
-      </w:r>
-      <w:r>
-        <w:rPr>
-          <w:rFonts w:ascii="Arial" w:eastAsia="Calibri" w:hAnsi="Arial" w:cs="Arial"/>
-          <w:b/>
-          <w:color w:val="000000"/>
-          <w:sz w:val="20"/>
-          <w:szCs w:val="20"/>
-        </w:rPr>
-        <w:t>W</w:t>
-      </w:r>
-      <w:r>
-        <w:rPr>
-          <w:rFonts w:ascii="Arial" w:eastAsia="Calibri" w:hAnsi="Arial" w:cs="Arial"/>
-          <w:b/>
-          <w:color w:val="000000"/>
-          <w:sz w:val="20"/>
-          <w:szCs w:val="20"/>
-        </w:rPr>
-        <w:t>ebsite</w:t>
-      </w:r>
-      <w:r>
-        <w:rPr>
-          <w:rFonts w:ascii="Arial" w:eastAsia="Calibri" w:hAnsi="Arial" w:cs="Arial"/>
-          <w:b/>
-          <w:color w:val="000000"/>
-          <w:sz w:val="20"/>
-          <w:szCs w:val="20"/>
-        </w:rPr>
-        <w:t xml:space="preserve"> / </w:t>
+        <w:t xml:space="preserve">AutoJobGPT: Applications Made Easy / </w:t>
       </w:r>
       <w:hyperlink r:id="rId10" w:history="1">
         <w:r>
@@ -2076,7 +2224,487 @@
             <w:sz w:val="20"/>
             <w:szCs w:val="20"/>
           </w:rPr>
-          <w:t>https://rmsy.me/projects/website/</w:t>
+          <w:t>https://rmsy.me/projects/autojobgpt</w:t>
+        </w:r>
+      </w:hyperlink>
+    </w:p>
+    <w:p>
+      <w:pPr>
+        <w:pStyle w:val="ListParagraph"/>
+        <w:numPr>
+          <w:ilvl w:val="0"/>
+          <w:numId w:val="7"/>
+        </w:numPr>
+        <w:pBdr>
+          <w:top w:val="nil"/>
+          <w:left w:val="nil"/>
+          <w:bottom w:val="nil"/>
+          <w:right w:val="nil"/>
+          <w:between w:val="nil"/>
+        </w:pBdr>
+        <w:rPr>
+          <w:rFonts w:ascii="Arial" w:eastAsia="Calibri" w:hAnsi="Arial" w:cs="Arial"/>
+          <w:bCs/>
+          <w:color w:val="000000"/>
+          <w:sz w:val="20"/>
+          <w:szCs w:val="20"/>
+        </w:rPr>
+      </w:pPr>
+      <w:r>
+        <w:rPr>
+          <w:rFonts w:ascii="Arial" w:eastAsia="Calibri" w:hAnsi="Arial" w:cs="Arial"/>
+          <w:bCs/>
+          <w:color w:val="000000"/>
+          <w:sz w:val="20"/>
+          <w:szCs w:val="20"/>
+        </w:rPr>
+        <w:t>Developed job</w:t>
+      </w:r>
+      <w:r>
+        <w:rPr>
+          <w:rFonts w:ascii="Arial" w:eastAsia="Calibri" w:hAnsi="Arial" w:cs="Arial"/>
+          <w:bCs/>
+          <w:color w:val="000000"/>
+          <w:sz w:val="20"/>
+          <w:szCs w:val="20"/>
+        </w:rPr>
+        <w:t xml:space="preserve"> application</w:t>
+      </w:r>
+      <w:r>
+        <w:rPr>
+          <w:rFonts w:ascii="Arial" w:eastAsia="Calibri" w:hAnsi="Arial" w:cs="Arial"/>
+          <w:bCs/>
+          <w:color w:val="000000"/>
+          <w:sz w:val="20"/>
+          <w:szCs w:val="20"/>
+        </w:rPr>
+        <w:t xml:space="preserve"> kanban board </w:t>
+      </w:r>
+      <w:r>
+        <w:rPr>
+          <w:rFonts w:ascii="Arial" w:eastAsia="Calibri" w:hAnsi="Arial" w:cs="Arial"/>
+          <w:bCs/>
+          <w:color w:val="000000"/>
+          <w:sz w:val="20"/>
+          <w:szCs w:val="20"/>
+        </w:rPr>
+        <w:t xml:space="preserve">with </w:t>
+      </w:r>
+      <w:r>
+        <w:rPr>
+          <w:rFonts w:ascii="Arial" w:eastAsia="Calibri" w:hAnsi="Arial" w:cs="Arial"/>
+          <w:bCs/>
+          <w:color w:val="000000"/>
+          <w:sz w:val="20"/>
+          <w:szCs w:val="20"/>
+        </w:rPr>
+        <w:t>React TypeScript, Bootstrap</w:t>
+      </w:r>
+      <w:r>
+        <w:rPr>
+          <w:rFonts w:ascii="Arial" w:eastAsia="Calibri" w:hAnsi="Arial" w:cs="Arial"/>
+          <w:bCs/>
+          <w:color w:val="000000"/>
+          <w:sz w:val="20"/>
+          <w:szCs w:val="20"/>
+        </w:rPr>
+        <w:t xml:space="preserve">, </w:t>
+      </w:r>
+      <w:r>
+        <w:rPr>
+          <w:rFonts w:ascii="Arial" w:eastAsia="Calibri" w:hAnsi="Arial" w:cs="Arial"/>
+          <w:bCs/>
+          <w:color w:val="000000"/>
+          <w:sz w:val="20"/>
+          <w:szCs w:val="20"/>
+        </w:rPr>
+        <w:t xml:space="preserve">and </w:t>
+      </w:r>
+      <w:r>
+        <w:rPr>
+          <w:rFonts w:ascii="Arial" w:eastAsia="Calibri" w:hAnsi="Arial" w:cs="Arial"/>
+          <w:bCs/>
+          <w:color w:val="000000"/>
+          <w:sz w:val="20"/>
+          <w:szCs w:val="20"/>
+        </w:rPr>
+        <w:t>Django</w:t>
+      </w:r>
+      <w:r>
+        <w:rPr>
+          <w:rFonts w:ascii="Arial" w:eastAsia="Calibri" w:hAnsi="Arial" w:cs="Arial"/>
+          <w:bCs/>
+          <w:color w:val="000000"/>
+          <w:sz w:val="20"/>
+          <w:szCs w:val="20"/>
+        </w:rPr>
+        <w:t xml:space="preserve"> REST Framework.</w:t>
+      </w:r>
+      <w:r>
+        <w:rPr>
+          <w:rFonts w:ascii="Arial" w:eastAsia="Calibri" w:hAnsi="Arial" w:cs="Arial"/>
+          <w:bCs/>
+          <w:color w:val="000000"/>
+          <w:sz w:val="20"/>
+          <w:szCs w:val="20"/>
+        </w:rPr>
+        <w:t xml:space="preserve"> </w:t>
+      </w:r>
+    </w:p>
+    <w:p>
+      <w:pPr>
+        <w:pStyle w:val="ListParagraph"/>
+        <w:numPr>
+          <w:ilvl w:val="0"/>
+          <w:numId w:val="7"/>
+        </w:numPr>
+        <w:pBdr>
+          <w:top w:val="nil"/>
+          <w:left w:val="nil"/>
+          <w:bottom w:val="nil"/>
+          <w:right w:val="nil"/>
+          <w:between w:val="nil"/>
+        </w:pBdr>
+        <w:rPr>
+          <w:rFonts w:ascii="Arial" w:eastAsia="Calibri" w:hAnsi="Arial" w:cs="Arial"/>
+          <w:bCs/>
+          <w:color w:val="000000"/>
+          <w:sz w:val="20"/>
+          <w:szCs w:val="20"/>
+        </w:rPr>
+      </w:pPr>
+      <w:r>
+        <w:rPr>
+          <w:rFonts w:ascii="Arial" w:eastAsia="Calibri" w:hAnsi="Arial" w:cs="Arial"/>
+          <w:bCs/>
+          <w:color w:val="000000"/>
+          <w:sz w:val="20"/>
+          <w:szCs w:val="20"/>
+        </w:rPr>
+        <w:t xml:space="preserve">Implemented .docx file handling </w:t>
+      </w:r>
+      <w:r>
+        <w:rPr>
+          <w:rFonts w:ascii="Arial" w:eastAsia="Calibri" w:hAnsi="Arial" w:cs="Arial"/>
+          <w:bCs/>
+          <w:color w:val="000000"/>
+          <w:sz w:val="20"/>
+          <w:szCs w:val="20"/>
+        </w:rPr>
+        <w:t xml:space="preserve">for </w:t>
+      </w:r>
+      <w:r>
+        <w:rPr>
+          <w:rFonts w:ascii="Arial" w:eastAsia="Calibri" w:hAnsi="Arial" w:cs="Arial"/>
+          <w:bCs/>
+          <w:color w:val="000000"/>
+          <w:sz w:val="20"/>
+          <w:szCs w:val="20"/>
+        </w:rPr>
+        <w:t>template uploads</w:t>
+      </w:r>
+      <w:r>
+        <w:rPr>
+          <w:rFonts w:ascii="Arial" w:eastAsia="Calibri" w:hAnsi="Arial" w:cs="Arial"/>
+          <w:bCs/>
+          <w:color w:val="000000"/>
+          <w:sz w:val="20"/>
+          <w:szCs w:val="20"/>
+        </w:rPr>
+        <w:t xml:space="preserve"> and </w:t>
+      </w:r>
+      <w:r>
+        <w:rPr>
+          <w:rFonts w:ascii="Arial" w:eastAsia="Calibri" w:hAnsi="Arial" w:cs="Arial"/>
+          <w:bCs/>
+          <w:color w:val="000000"/>
+          <w:sz w:val="20"/>
+          <w:szCs w:val="20"/>
+        </w:rPr>
+        <w:t>allow</w:t>
+      </w:r>
+      <w:r>
+        <w:rPr>
+          <w:rFonts w:ascii="Arial" w:eastAsia="Calibri" w:hAnsi="Arial" w:cs="Arial"/>
+          <w:bCs/>
+          <w:color w:val="000000"/>
+          <w:sz w:val="20"/>
+          <w:szCs w:val="20"/>
+        </w:rPr>
+        <w:t>ed user</w:t>
+      </w:r>
+      <w:r>
+        <w:rPr>
+          <w:rFonts w:ascii="Arial" w:eastAsia="Calibri" w:hAnsi="Arial" w:cs="Arial"/>
+          <w:bCs/>
+          <w:color w:val="000000"/>
+          <w:sz w:val="20"/>
+          <w:szCs w:val="20"/>
+        </w:rPr>
+        <w:t xml:space="preserve"> customi</w:t>
+      </w:r>
+      <w:r>
+        <w:rPr>
+          <w:rFonts w:ascii="Arial" w:eastAsia="Calibri" w:hAnsi="Arial" w:cs="Arial"/>
+          <w:bCs/>
+          <w:color w:val="000000"/>
+          <w:sz w:val="20"/>
+          <w:szCs w:val="20"/>
+        </w:rPr>
+        <w:t>s</w:t>
+      </w:r>
+      <w:r>
+        <w:rPr>
+          <w:rFonts w:ascii="Arial" w:eastAsia="Calibri" w:hAnsi="Arial" w:cs="Arial"/>
+          <w:bCs/>
+          <w:color w:val="000000"/>
+          <w:sz w:val="20"/>
+          <w:szCs w:val="20"/>
+        </w:rPr>
+        <w:t xml:space="preserve">ation </w:t>
+      </w:r>
+      <w:r>
+        <w:rPr>
+          <w:rFonts w:ascii="Arial" w:eastAsia="Calibri" w:hAnsi="Arial" w:cs="Arial"/>
+          <w:bCs/>
+          <w:color w:val="000000"/>
+          <w:sz w:val="20"/>
+          <w:szCs w:val="20"/>
+        </w:rPr>
+        <w:t>of uploaded templates</w:t>
+      </w:r>
+      <w:r>
+        <w:rPr>
+          <w:rFonts w:ascii="Arial" w:eastAsia="Calibri" w:hAnsi="Arial" w:cs="Arial"/>
+          <w:bCs/>
+          <w:color w:val="000000"/>
+          <w:sz w:val="20"/>
+          <w:szCs w:val="20"/>
+        </w:rPr>
+        <w:t>.</w:t>
+      </w:r>
+    </w:p>
+    <w:p>
+      <w:pPr>
+        <w:pStyle w:val="ListParagraph"/>
+        <w:numPr>
+          <w:ilvl w:val="0"/>
+          <w:numId w:val="7"/>
+        </w:numPr>
+        <w:pBdr>
+          <w:top w:val="nil"/>
+          <w:left w:val="nil"/>
+          <w:bottom w:val="nil"/>
+          <w:right w:val="nil"/>
+          <w:between w:val="nil"/>
+        </w:pBdr>
+        <w:rPr>
+          <w:rFonts w:ascii="Arial" w:eastAsia="Calibri" w:hAnsi="Arial" w:cs="Arial"/>
+          <w:b/>
+          <w:color w:val="000000"/>
+          <w:sz w:val="20"/>
+          <w:szCs w:val="20"/>
+        </w:rPr>
+      </w:pPr>
+      <w:r>
+        <w:rPr>
+          <w:rFonts w:ascii="Arial" w:eastAsia="Calibri" w:hAnsi="Arial" w:cs="Arial"/>
+          <w:bCs/>
+          <w:color w:val="000000"/>
+          <w:sz w:val="20"/>
+          <w:szCs w:val="20"/>
+        </w:rPr>
+        <w:t>Leveraged OpenAI API to p</w:t>
+      </w:r>
+      <w:r>
+        <w:rPr>
+          <w:rFonts w:ascii="Arial" w:eastAsia="Calibri" w:hAnsi="Arial" w:cs="Arial"/>
+          <w:bCs/>
+          <w:color w:val="000000"/>
+          <w:sz w:val="20"/>
+          <w:szCs w:val="20"/>
+        </w:rPr>
+        <w:t>ionee</w:t>
+      </w:r>
+      <w:r>
+        <w:rPr>
+          <w:rFonts w:ascii="Arial" w:eastAsia="Calibri" w:hAnsi="Arial" w:cs="Arial"/>
+          <w:bCs/>
+          <w:color w:val="000000"/>
+          <w:sz w:val="20"/>
+          <w:szCs w:val="20"/>
+        </w:rPr>
+        <w:t>r</w:t>
+      </w:r>
+      <w:r>
+        <w:rPr>
+          <w:rFonts w:ascii="Arial" w:eastAsia="Calibri" w:hAnsi="Arial" w:cs="Arial"/>
+          <w:bCs/>
+          <w:color w:val="000000"/>
+          <w:sz w:val="20"/>
+          <w:szCs w:val="20"/>
+        </w:rPr>
+        <w:t xml:space="preserve"> AI-driven</w:t>
+      </w:r>
+      <w:r>
+        <w:rPr>
+          <w:rFonts w:ascii="Arial" w:eastAsia="Calibri" w:hAnsi="Arial" w:cs="Arial"/>
+          <w:bCs/>
+          <w:color w:val="000000"/>
+          <w:sz w:val="20"/>
+          <w:szCs w:val="20"/>
+        </w:rPr>
+        <w:t xml:space="preserve"> automatic</w:t>
+      </w:r>
+      <w:r>
+        <w:rPr>
+          <w:rFonts w:ascii="Arial" w:eastAsia="Calibri" w:hAnsi="Arial" w:cs="Arial"/>
+          <w:bCs/>
+          <w:color w:val="000000"/>
+          <w:sz w:val="20"/>
+          <w:szCs w:val="20"/>
+        </w:rPr>
+        <w:t xml:space="preserve"> </w:t>
+      </w:r>
+      <w:r>
+        <w:rPr>
+          <w:rFonts w:ascii="Arial" w:eastAsia="Calibri" w:hAnsi="Arial" w:cs="Arial"/>
+          <w:bCs/>
+          <w:color w:val="000000"/>
+          <w:sz w:val="20"/>
+          <w:szCs w:val="20"/>
+        </w:rPr>
+        <w:t>tailoring of resume</w:t>
+      </w:r>
+      <w:r>
+        <w:rPr>
+          <w:rFonts w:ascii="Arial" w:eastAsia="Calibri" w:hAnsi="Arial" w:cs="Arial"/>
+          <w:bCs/>
+          <w:color w:val="000000"/>
+          <w:sz w:val="20"/>
+          <w:szCs w:val="20"/>
+        </w:rPr>
+        <w:t xml:space="preserve">s and </w:t>
+      </w:r>
+      <w:r>
+        <w:rPr>
+          <w:rFonts w:ascii="Arial" w:eastAsia="Calibri" w:hAnsi="Arial" w:cs="Arial"/>
+          <w:bCs/>
+          <w:color w:val="000000"/>
+          <w:sz w:val="20"/>
+          <w:szCs w:val="20"/>
+        </w:rPr>
+        <w:t>cover letters</w:t>
+      </w:r>
+      <w:r>
+        <w:rPr>
+          <w:rFonts w:ascii="Arial" w:eastAsia="Calibri" w:hAnsi="Arial" w:cs="Arial"/>
+          <w:bCs/>
+          <w:color w:val="000000"/>
+          <w:sz w:val="20"/>
+          <w:szCs w:val="20"/>
+        </w:rPr>
+        <w:t xml:space="preserve"> to each job.</w:t>
+      </w:r>
+    </w:p>
+    <w:p>
+      <w:pPr>
+        <w:pBdr>
+          <w:top w:val="nil"/>
+          <w:left w:val="nil"/>
+          <w:bottom w:val="nil"/>
+          <w:right w:val="nil"/>
+          <w:between w:val="nil"/>
+        </w:pBdr>
+        <w:spacing w:before="120"/>
+        <w:rPr>
+          <w:rFonts w:ascii="Arial" w:eastAsia="Calibri" w:hAnsi="Arial" w:cs="Arial"/>
+          <w:b/>
+          <w:color w:val="000000"/>
+          <w:sz w:val="20"/>
+          <w:szCs w:val="20"/>
+        </w:rPr>
+      </w:pPr>
+      <w:r>
+        <w:rPr>
+          <w:rFonts w:ascii="Arial" w:eastAsia="Calibri" w:hAnsi="Arial" w:cs="Arial"/>
+          <w:b/>
+          <w:color w:val="000000"/>
+          <w:sz w:val="20"/>
+          <w:szCs w:val="20"/>
+        </w:rPr>
+        <w:t xml:space="preserve">My Mona Lisa: A </w:t>
+      </w:r>
+      <w:r>
+        <w:rPr>
+          <w:rFonts w:ascii="Arial" w:eastAsia="Calibri" w:hAnsi="Arial" w:cs="Arial"/>
+          <w:b/>
+          <w:color w:val="000000"/>
+          <w:sz w:val="20"/>
+          <w:szCs w:val="20"/>
+        </w:rPr>
+        <w:t xml:space="preserve">Personal </w:t>
+      </w:r>
+      <w:r>
+        <w:rPr>
+          <w:rFonts w:ascii="Arial" w:eastAsia="Calibri" w:hAnsi="Arial" w:cs="Arial"/>
+          <w:b/>
+          <w:color w:val="000000"/>
+          <w:sz w:val="20"/>
+          <w:szCs w:val="20"/>
+        </w:rPr>
+        <w:t>W</w:t>
+      </w:r>
+      <w:r>
+        <w:rPr>
+          <w:rFonts w:ascii="Arial" w:eastAsia="Calibri" w:hAnsi="Arial" w:cs="Arial"/>
+          <w:b/>
+          <w:color w:val="000000"/>
+          <w:sz w:val="20"/>
+          <w:szCs w:val="20"/>
+        </w:rPr>
+        <w:t>ebsite</w:t>
+      </w:r>
+      <w:r>
+        <w:rPr>
+          <w:rFonts w:ascii="Arial" w:eastAsia="Calibri" w:hAnsi="Arial" w:cs="Arial"/>
+          <w:b/>
+          <w:color w:val="000000"/>
+          <w:sz w:val="20"/>
+          <w:szCs w:val="20"/>
+        </w:rPr>
+        <w:t xml:space="preserve"> / </w:t>
+      </w:r>
+      <w:hyperlink r:id="rId11" w:history="1">
+        <w:r>
+          <w:rPr>
+            <w:rStyle w:val="Hyperlink"/>
+            <w:rFonts w:ascii="Arial" w:eastAsia="Calibri" w:hAnsi="Arial" w:cs="Arial"/>
+            <w:b/>
+            <w:sz w:val="20"/>
+            <w:szCs w:val="20"/>
+          </w:rPr>
+          <w:t>https://rmsy.</w:t>
+        </w:r>
+        <w:r>
+          <w:rPr>
+            <w:rStyle w:val="Hyperlink"/>
+            <w:rFonts w:ascii="Arial" w:eastAsia="Calibri" w:hAnsi="Arial" w:cs="Arial"/>
+            <w:b/>
+            <w:sz w:val="20"/>
+            <w:szCs w:val="20"/>
+          </w:rPr>
+          <w:t>m</w:t>
+        </w:r>
+        <w:r>
+          <w:rPr>
+            <w:rStyle w:val="Hyperlink"/>
+            <w:rFonts w:ascii="Arial" w:eastAsia="Calibri" w:hAnsi="Arial" w:cs="Arial"/>
+            <w:b/>
+            <w:sz w:val="20"/>
+            <w:szCs w:val="20"/>
+          </w:rPr>
+          <w:t>e/projects/website/</w:t>
         </w:r>
       </w:hyperlink>
     </w:p>
@@ -2299,6 +2927,9 @@
           <w:right w:val="nil"/>
           <w:between w:val="nil"/>
         </w:pBdr>
+        <w:tabs>
+          <w:tab w:val="right" w:pos="11340"/>
+        </w:tabs>
         <w:spacing w:before="120"/>
         <w:rPr>
           <w:rFonts w:ascii="Arial" w:eastAsia="Calibri" w:hAnsi="Arial" w:cs="Arial"/>
@@ -2318,7 +2949,7 @@
         </w:rPr>
         <w:t xml:space="preserve">Pooptimus Prime: The World's First Dung Beetle Biorobot / </w:t>
       </w:r>
-      <w:hyperlink r:id="rId11" w:history="1">
+      <w:hyperlink r:id="rId12" w:history="1">
         <w:r>
           <w:rPr>
             <w:rStyle w:val="Hyperlink"/>
@@ -2495,6 +3126,25 @@
         <w:pBdr>
           <w:top w:val="nil"/>
           <w:left w:val="nil"/>
+          <w:bottom w:val="single" w:sz="4" w:space="1" w:color="000000"/>
+          <w:right w:val="nil"/>
+          <w:between w:val="nil"/>
+        </w:pBdr>
+        <w:rPr>
+          <w:rFonts w:ascii="Arial" w:eastAsia="Calibri" w:hAnsi="Arial" w:cs="Arial"/>
+          <w:b/>
+          <w:smallCaps/>
+          <w:color w:val="000000"/>
+          <w:sz w:val="20"/>
+          <w:szCs w:val="20"/>
+        </w:rPr>
+      </w:pPr>
+    </w:p>
+    <w:p>
+      <w:pPr>
+        <w:pBdr>
+          <w:top w:val="nil"/>
+          <w:left w:val="nil"/>
           <w:bottom w:val="nil"/>
           <w:right w:val="nil"/>
           <w:between w:val="nil"/>
@@ -2504,40 +3154,321 @@
           <w:rFonts w:ascii="Arial" w:eastAsia="Calibri" w:hAnsi="Arial" w:cs="Arial"/>
           <w:b/>
           <w:color w:val="000000"/>
-          <w:sz w:val="20"/>
-          <w:szCs w:val="20"/>
-        </w:rPr>
-      </w:pPr>
-      <w:r>
-        <w:rPr>
-          <w:rFonts w:ascii="Arial" w:eastAsia="Calibri" w:hAnsi="Arial" w:cs="Arial"/>
-          <w:b/>
-          <w:color w:val="000000"/>
-          <w:sz w:val="20"/>
-          <w:szCs w:val="20"/>
-        </w:rPr>
-        <w:t xml:space="preserve">Robo-Messi: When Silicon Met Soccer / </w:t>
-      </w:r>
-      <w:hyperlink r:id="rId12" w:history="1">
-        <w:r>
-          <w:rPr>
-            <w:rStyle w:val="Hyperlink"/>
-            <w:rFonts w:ascii="Arial" w:eastAsia="Calibri" w:hAnsi="Arial" w:cs="Arial"/>
-            <w:b/>
-            <w:sz w:val="20"/>
-            <w:szCs w:val="20"/>
-          </w:rPr>
-          <w:t>https://rmsy.me/projects/sdp/</w:t>
-        </w:r>
-      </w:hyperlink>
-      <w:r>
-        <w:rPr>
-          <w:rFonts w:ascii="Arial" w:hAnsi="Arial" w:cs="Arial"/>
-          <w:b/>
+          <w:sz w:val="22"/>
+          <w:szCs w:val="22"/>
+        </w:rPr>
+      </w:pPr>
+      <w:r>
+        <w:rPr>
+          <w:rFonts w:ascii="Arial" w:eastAsia="Calibri" w:hAnsi="Arial" w:cs="Arial"/>
+          <w:b/>
+          <w:color w:val="000000"/>
+          <w:sz w:val="22"/>
+          <w:szCs w:val="22"/>
+        </w:rPr>
+        <w:t>EDUCATION</w:t>
+      </w:r>
+    </w:p>
+    <w:p>
+      <w:pPr>
+        <w:pBdr>
+          <w:top w:val="nil"/>
+          <w:left w:val="nil"/>
+          <w:bottom w:val="nil"/>
+          <w:right w:val="nil"/>
+          <w:between w:val="nil"/>
+        </w:pBdr>
+        <w:tabs>
+          <w:tab w:val="right" w:pos="11340"/>
+        </w:tabs>
+        <w:spacing w:before="120"/>
+        <w:rPr>
+          <w:rFonts w:ascii="Arial" w:eastAsia="Calibri" w:hAnsi="Arial" w:cs="Arial"/>
+          <w:b/>
+          <w:color w:val="000000"/>
+          <w:sz w:val="20"/>
+          <w:szCs w:val="20"/>
+        </w:rPr>
+      </w:pPr>
+      <w:r>
+        <w:rPr>
+          <w:rFonts w:ascii="Arial" w:eastAsia="Calibri" w:hAnsi="Arial" w:cs="Arial"/>
+          <w:b/>
+          <w:color w:val="000000"/>
+          <w:sz w:val="20"/>
+          <w:szCs w:val="20"/>
+        </w:rPr>
+        <w:t>Master of Informatics</w:t>
+      </w:r>
+      <w:r>
+        <w:rPr>
+          <w:rFonts w:ascii="Arial" w:eastAsia="Calibri" w:hAnsi="Arial" w:cs="Arial"/>
+          <w:b/>
+          <w:color w:val="000000"/>
+          <w:sz w:val="20"/>
+          <w:szCs w:val="20"/>
+        </w:rPr>
+        <w:t xml:space="preserve"> (</w:t>
+      </w:r>
+      <w:r>
+        <w:rPr>
+          <w:rFonts w:ascii="Arial" w:eastAsia="Calibri" w:hAnsi="Arial" w:cs="Arial"/>
+          <w:b/>
+          <w:color w:val="000000"/>
+          <w:sz w:val="20"/>
+          <w:szCs w:val="20"/>
+        </w:rPr>
+        <w:t>Computer Science &amp; Intelligent Robotics)</w:t>
+      </w:r>
+      <w:r>
+        <w:rPr>
+          <w:rFonts w:ascii="Arial" w:eastAsia="Calibri" w:hAnsi="Arial" w:cs="Arial"/>
+          <w:b/>
+          <w:color w:val="000000"/>
+          <w:sz w:val="20"/>
+          <w:szCs w:val="20"/>
+        </w:rPr>
+        <w:t xml:space="preserve"> /</w:t>
+      </w:r>
+      <w:r>
+        <w:rPr>
+          <w:rFonts w:ascii="Arial" w:eastAsia="Calibri" w:hAnsi="Arial" w:cs="Arial"/>
+          <w:b/>
+          <w:color w:val="000000"/>
           <w:sz w:val="20"/>
           <w:szCs w:val="20"/>
         </w:rPr>
         <w:t xml:space="preserve"> </w:t>
+      </w:r>
+      <w:r>
+        <w:rPr>
+          <w:rFonts w:ascii="Arial" w:eastAsia="Calibri" w:hAnsi="Arial" w:cs="Arial"/>
+          <w:b/>
+          <w:color w:val="000000"/>
+          <w:sz w:val="20"/>
+          <w:szCs w:val="20"/>
+        </w:rPr>
+        <w:t>University of Edinburg</w:t>
+      </w:r>
+      <w:r>
+        <w:rPr>
+          <w:rFonts w:ascii="Arial" w:eastAsia="Calibri" w:hAnsi="Arial" w:cs="Arial"/>
+          <w:b/>
+          <w:color w:val="000000"/>
+          <w:sz w:val="20"/>
+          <w:szCs w:val="20"/>
+        </w:rPr>
+        <w:t>h</w:t>
+      </w:r>
+      <w:r>
+        <w:rPr>
+          <w:rFonts w:ascii="Arial" w:eastAsia="Calibri" w:hAnsi="Arial" w:cs="Arial"/>
+          <w:bCs/>
+          <w:color w:val="000000"/>
+          <w:sz w:val="20"/>
+          <w:szCs w:val="20"/>
+        </w:rPr>
+        <w:tab/>
+      </w:r>
+      <w:r>
+        <w:rPr>
+          <w:rFonts w:ascii="Arial" w:eastAsia="Calibri" w:hAnsi="Arial" w:cs="Arial"/>
+          <w:bCs/>
+          <w:color w:val="000000"/>
+          <w:sz w:val="20"/>
+          <w:szCs w:val="20"/>
+        </w:rPr>
+        <w:t>20</w:t>
+      </w:r>
+      <w:r>
+        <w:rPr>
+          <w:rFonts w:ascii="Arial" w:eastAsia="Calibri" w:hAnsi="Arial" w:cs="Arial"/>
+          <w:bCs/>
+          <w:color w:val="000000"/>
+          <w:sz w:val="20"/>
+          <w:szCs w:val="20"/>
+        </w:rPr>
+        <w:t>13</w:t>
+      </w:r>
+      <w:r>
+        <w:rPr>
+          <w:rFonts w:ascii="Arial" w:eastAsia="Calibri" w:hAnsi="Arial" w:cs="Arial"/>
+          <w:bCs/>
+          <w:color w:val="000000"/>
+          <w:sz w:val="20"/>
+          <w:szCs w:val="20"/>
+        </w:rPr>
+        <w:t xml:space="preserve"> </w:t>
+      </w:r>
+      <w:r>
+        <w:rPr>
+          <w:rFonts w:ascii="Arial" w:eastAsia="Calibri" w:hAnsi="Arial" w:cs="Arial"/>
+          <w:bCs/>
+          <w:color w:val="000000"/>
+          <w:sz w:val="20"/>
+          <w:szCs w:val="20"/>
+        </w:rPr>
+        <w:t>-</w:t>
+      </w:r>
+      <w:r>
+        <w:rPr>
+          <w:rFonts w:ascii="Arial" w:eastAsia="Calibri" w:hAnsi="Arial" w:cs="Arial"/>
+          <w:bCs/>
+          <w:color w:val="000000"/>
+          <w:sz w:val="20"/>
+          <w:szCs w:val="20"/>
+        </w:rPr>
+        <w:t xml:space="preserve"> </w:t>
+      </w:r>
+      <w:r>
+        <w:rPr>
+          <w:rFonts w:ascii="Arial" w:eastAsia="Calibri" w:hAnsi="Arial" w:cs="Arial"/>
+          <w:bCs/>
+          <w:color w:val="000000"/>
+          <w:sz w:val="20"/>
+          <w:szCs w:val="20"/>
+        </w:rPr>
+        <w:t>2018</w:t>
+      </w:r>
+    </w:p>
+    <w:p>
+      <w:pPr>
+        <w:pStyle w:val="ListParagraph"/>
+        <w:numPr>
+          <w:ilvl w:val="0"/>
+          <w:numId w:val="6"/>
+        </w:numPr>
+        <w:pBdr>
+          <w:top w:val="nil"/>
+          <w:left w:val="nil"/>
+          <w:bottom w:val="nil"/>
+          <w:right w:val="nil"/>
+          <w:between w:val="nil"/>
+        </w:pBdr>
+        <w:rPr>
+          <w:rFonts w:ascii="Arial" w:eastAsia="Calibri" w:hAnsi="Arial" w:cs="Arial"/>
+          <w:bCs/>
+          <w:color w:val="000000"/>
+          <w:sz w:val="20"/>
+          <w:szCs w:val="20"/>
+        </w:rPr>
+      </w:pPr>
+      <w:r>
+        <w:rPr>
+          <w:rFonts w:ascii="Arial" w:eastAsia="Calibri" w:hAnsi="Arial" w:cs="Arial"/>
+          <w:bCs/>
+          <w:color w:val="000000"/>
+          <w:sz w:val="20"/>
+          <w:szCs w:val="20"/>
+        </w:rPr>
+        <w:t xml:space="preserve">Graduated with </w:t>
+      </w:r>
+      <w:r>
+        <w:rPr>
+          <w:rFonts w:ascii="Arial" w:eastAsia="Calibri" w:hAnsi="Arial" w:cs="Arial"/>
+          <w:bCs/>
+          <w:color w:val="000000"/>
+          <w:sz w:val="20"/>
+          <w:szCs w:val="20"/>
+        </w:rPr>
+        <w:t>First Class Honours</w:t>
+      </w:r>
+      <w:r>
+        <w:rPr>
+          <w:rFonts w:ascii="Arial" w:eastAsia="Calibri" w:hAnsi="Arial" w:cs="Arial"/>
+          <w:bCs/>
+          <w:color w:val="000000"/>
+          <w:sz w:val="20"/>
+          <w:szCs w:val="20"/>
+        </w:rPr>
+        <w:t xml:space="preserve">, achieving </w:t>
+      </w:r>
+      <w:r>
+        <w:rPr>
+          <w:rFonts w:ascii="Arial" w:eastAsia="Calibri" w:hAnsi="Arial" w:cs="Arial"/>
+          <w:color w:val="000000"/>
+          <w:sz w:val="20"/>
+          <w:szCs w:val="20"/>
+        </w:rPr>
+        <w:t>83%-</w:t>
+      </w:r>
+      <w:r>
+        <w:rPr>
+          <w:rFonts w:ascii="Arial" w:eastAsia="Calibri" w:hAnsi="Arial" w:cs="Arial"/>
+          <w:color w:val="000000"/>
+          <w:sz w:val="20"/>
+          <w:szCs w:val="20"/>
+        </w:rPr>
+        <w:t>100</w:t>
+      </w:r>
+      <w:r>
+        <w:rPr>
+          <w:rFonts w:ascii="Arial" w:eastAsia="Calibri" w:hAnsi="Arial" w:cs="Arial"/>
+          <w:color w:val="000000"/>
+          <w:sz w:val="20"/>
+          <w:szCs w:val="20"/>
+        </w:rPr>
+        <w:t xml:space="preserve">% in all </w:t>
+      </w:r>
+      <w:r>
+        <w:rPr>
+          <w:rFonts w:ascii="Arial" w:eastAsia="Calibri" w:hAnsi="Arial" w:cs="Arial"/>
+          <w:color w:val="000000"/>
+          <w:sz w:val="20"/>
+          <w:szCs w:val="20"/>
+        </w:rPr>
+        <w:t>10</w:t>
+      </w:r>
+      <w:r>
+        <w:rPr>
+          <w:rFonts w:ascii="Arial" w:eastAsia="Calibri" w:hAnsi="Arial" w:cs="Arial"/>
+          <w:color w:val="000000"/>
+          <w:sz w:val="20"/>
+          <w:szCs w:val="20"/>
+        </w:rPr>
+        <w:t xml:space="preserve"> </w:t>
+      </w:r>
+      <w:r>
+        <w:rPr>
+          <w:rFonts w:ascii="Arial" w:eastAsia="Calibri" w:hAnsi="Arial" w:cs="Arial"/>
+          <w:color w:val="000000"/>
+          <w:sz w:val="20"/>
+          <w:szCs w:val="20"/>
+        </w:rPr>
+        <w:t>software engineering courses.</w:t>
+      </w:r>
+    </w:p>
+    <w:p>
+      <w:pPr>
+        <w:pStyle w:val="ListParagraph"/>
+        <w:numPr>
+          <w:ilvl w:val="0"/>
+          <w:numId w:val="6"/>
+        </w:numPr>
+        <w:pBdr>
+          <w:top w:val="nil"/>
+          <w:left w:val="nil"/>
+          <w:bottom w:val="nil"/>
+          <w:right w:val="nil"/>
+          <w:between w:val="nil"/>
+        </w:pBdr>
+        <w:rPr>
+          <w:rFonts w:ascii="Arial" w:eastAsia="Calibri" w:hAnsi="Arial" w:cs="Arial"/>
+          <w:bCs/>
+          <w:color w:val="000000"/>
+          <w:sz w:val="20"/>
+          <w:szCs w:val="20"/>
+        </w:rPr>
+      </w:pPr>
+      <w:r>
+        <w:rPr>
+          <w:rFonts w:ascii="Arial" w:eastAsia="Calibri" w:hAnsi="Arial" w:cs="Arial"/>
+          <w:bCs/>
+          <w:color w:val="000000"/>
+          <w:sz w:val="20"/>
+          <w:szCs w:val="20"/>
+        </w:rPr>
+        <w:t>Awarded British Computer Society (BCS) Prize for Top Performance in Professional Issues (99%).</w:t>
       </w:r>
     </w:p>
     <w:p>
@@ -2587,454 +3518,6 @@
           <w:szCs w:val="20"/>
         </w:rPr>
         <w:t>.</w:t>
-      </w:r>
-    </w:p>
-    <w:p>
-      <w:pPr>
-        <w:pStyle w:val="ListParagraph"/>
-        <w:numPr>
-          <w:ilvl w:val="0"/>
-          <w:numId w:val="2"/>
-        </w:numPr>
-        <w:pBdr>
-          <w:top w:val="nil"/>
-          <w:left w:val="nil"/>
-          <w:bottom w:val="nil"/>
-          <w:right w:val="nil"/>
-          <w:between w:val="nil"/>
-        </w:pBdr>
-        <w:rPr>
-          <w:rFonts w:ascii="Arial" w:eastAsia="Calibri" w:hAnsi="Arial" w:cs="Arial"/>
-          <w:color w:val="000000"/>
-          <w:sz w:val="20"/>
-          <w:szCs w:val="20"/>
-        </w:rPr>
-      </w:pPr>
-      <w:r>
-        <w:rPr>
-          <w:rFonts w:ascii="Arial" w:eastAsia="Calibri" w:hAnsi="Arial" w:cs="Arial"/>
-          <w:color w:val="000000"/>
-          <w:sz w:val="20"/>
-          <w:szCs w:val="20"/>
-        </w:rPr>
-        <w:t>Earned annual prize for best presentation</w:t>
-      </w:r>
-      <w:r>
-        <w:rPr>
-          <w:rFonts w:ascii="Arial" w:eastAsia="Calibri" w:hAnsi="Arial" w:cs="Arial"/>
-          <w:color w:val="000000"/>
-          <w:sz w:val="20"/>
-          <w:szCs w:val="20"/>
-        </w:rPr>
-        <w:t xml:space="preserve"> in the year</w:t>
-      </w:r>
-      <w:r>
-        <w:rPr>
-          <w:rFonts w:ascii="Arial" w:eastAsia="Calibri" w:hAnsi="Arial" w:cs="Arial"/>
-          <w:color w:val="000000"/>
-          <w:sz w:val="20"/>
-          <w:szCs w:val="20"/>
-        </w:rPr>
-        <w:t>, largely due to my delivery</w:t>
-      </w:r>
-      <w:r>
-        <w:rPr>
-          <w:rFonts w:ascii="Arial" w:eastAsia="Calibri" w:hAnsi="Arial" w:cs="Arial"/>
-          <w:color w:val="000000"/>
-          <w:sz w:val="20"/>
-          <w:szCs w:val="20"/>
-        </w:rPr>
-        <w:t xml:space="preserve"> of the technical presentation</w:t>
-      </w:r>
-      <w:r>
-        <w:rPr>
-          <w:rFonts w:ascii="Arial" w:eastAsia="Calibri" w:hAnsi="Arial" w:cs="Arial"/>
-          <w:color w:val="000000"/>
-          <w:sz w:val="20"/>
-          <w:szCs w:val="20"/>
-        </w:rPr>
-        <w:t>.</w:t>
-      </w:r>
-    </w:p>
-    <w:p>
-      <w:pPr>
-        <w:pStyle w:val="ListParagraph"/>
-        <w:numPr>
-          <w:ilvl w:val="0"/>
-          <w:numId w:val="2"/>
-        </w:numPr>
-        <w:pBdr>
-          <w:top w:val="nil"/>
-          <w:left w:val="nil"/>
-          <w:bottom w:val="nil"/>
-          <w:right w:val="nil"/>
-          <w:between w:val="nil"/>
-        </w:pBdr>
-        <w:rPr>
-          <w:rFonts w:ascii="Arial" w:eastAsia="Calibri" w:hAnsi="Arial" w:cs="Arial"/>
-          <w:color w:val="000000"/>
-          <w:sz w:val="20"/>
-          <w:szCs w:val="20"/>
-        </w:rPr>
-      </w:pPr>
-      <w:r>
-        <w:rPr>
-          <w:rFonts w:ascii="Arial" w:eastAsia="Calibri" w:hAnsi="Arial" w:cs="Arial"/>
-          <w:color w:val="000000"/>
-          <w:sz w:val="20"/>
-          <w:szCs w:val="20"/>
-        </w:rPr>
-        <w:t>Achieved grade of 88% weighted based on my significant contributions and inspiring leadership.</w:t>
-      </w:r>
-    </w:p>
-    <w:p>
-      <w:pPr>
-        <w:pBdr>
-          <w:top w:val="nil"/>
-          <w:left w:val="nil"/>
-          <w:bottom w:val="single" w:sz="4" w:space="1" w:color="000000"/>
-          <w:right w:val="nil"/>
-          <w:between w:val="nil"/>
-        </w:pBdr>
-        <w:rPr>
-          <w:rFonts w:ascii="Arial" w:eastAsia="Calibri" w:hAnsi="Arial" w:cs="Arial"/>
-          <w:b/>
-          <w:smallCaps/>
-          <w:color w:val="000000"/>
-          <w:sz w:val="20"/>
-          <w:szCs w:val="20"/>
-        </w:rPr>
-      </w:pPr>
-    </w:p>
-    <w:p>
-      <w:pPr>
-        <w:pBdr>
-          <w:top w:val="nil"/>
-          <w:left w:val="nil"/>
-          <w:bottom w:val="nil"/>
-          <w:right w:val="nil"/>
-          <w:between w:val="nil"/>
-        </w:pBdr>
-        <w:spacing w:before="120"/>
-        <w:rPr>
-          <w:rFonts w:ascii="Arial" w:eastAsia="Calibri" w:hAnsi="Arial" w:cs="Arial"/>
-          <w:b/>
-          <w:color w:val="000000"/>
-          <w:sz w:val="22"/>
-          <w:szCs w:val="22"/>
-        </w:rPr>
-      </w:pPr>
-      <w:r>
-        <w:rPr>
-          <w:rFonts w:ascii="Arial" w:eastAsia="Calibri" w:hAnsi="Arial" w:cs="Arial"/>
-          <w:b/>
-          <w:color w:val="000000"/>
-          <w:sz w:val="22"/>
-          <w:szCs w:val="22"/>
-        </w:rPr>
-        <w:t>EDUCATION</w:t>
-      </w:r>
-    </w:p>
-    <w:p>
-      <w:pPr>
-        <w:pBdr>
-          <w:top w:val="nil"/>
-          <w:left w:val="nil"/>
-          <w:bottom w:val="nil"/>
-          <w:right w:val="nil"/>
-          <w:between w:val="nil"/>
-        </w:pBdr>
-        <w:tabs>
-          <w:tab w:val="right" w:pos="11340"/>
-        </w:tabs>
-        <w:spacing w:before="120"/>
-        <w:rPr>
-          <w:rFonts w:ascii="Arial" w:eastAsia="Calibri" w:hAnsi="Arial" w:cs="Arial"/>
-          <w:b/>
-          <w:color w:val="000000"/>
-          <w:sz w:val="20"/>
-          <w:szCs w:val="20"/>
-        </w:rPr>
-      </w:pPr>
-      <w:r>
-        <w:rPr>
-          <w:rFonts w:ascii="Arial" w:eastAsia="Calibri" w:hAnsi="Arial" w:cs="Arial"/>
-          <w:b/>
-          <w:color w:val="000000"/>
-          <w:sz w:val="20"/>
-          <w:szCs w:val="20"/>
-        </w:rPr>
-        <w:t>Master of Informatics</w:t>
-      </w:r>
-      <w:r>
-        <w:rPr>
-          <w:rFonts w:ascii="Arial" w:eastAsia="Calibri" w:hAnsi="Arial" w:cs="Arial"/>
-          <w:b/>
-          <w:color w:val="000000"/>
-          <w:sz w:val="20"/>
-          <w:szCs w:val="20"/>
-        </w:rPr>
-        <w:t xml:space="preserve"> (</w:t>
-      </w:r>
-      <w:r>
-        <w:rPr>
-          <w:rFonts w:ascii="Arial" w:eastAsia="Calibri" w:hAnsi="Arial" w:cs="Arial"/>
-          <w:b/>
-          <w:color w:val="000000"/>
-          <w:sz w:val="20"/>
-          <w:szCs w:val="20"/>
-        </w:rPr>
-        <w:t>Computer Science &amp; Intelligent Robotics)</w:t>
-      </w:r>
-      <w:r>
-        <w:rPr>
-          <w:rFonts w:ascii="Arial" w:eastAsia="Calibri" w:hAnsi="Arial" w:cs="Arial"/>
-          <w:b/>
-          <w:color w:val="000000"/>
-          <w:sz w:val="20"/>
-          <w:szCs w:val="20"/>
-        </w:rPr>
-        <w:t xml:space="preserve"> /</w:t>
-      </w:r>
-      <w:r>
-        <w:rPr>
-          <w:rFonts w:ascii="Arial" w:eastAsia="Calibri" w:hAnsi="Arial" w:cs="Arial"/>
-          <w:b/>
-          <w:color w:val="000000"/>
-          <w:sz w:val="20"/>
-          <w:szCs w:val="20"/>
-        </w:rPr>
-        <w:t xml:space="preserve"> </w:t>
-      </w:r>
-      <w:r>
-        <w:rPr>
-          <w:rFonts w:ascii="Arial" w:eastAsia="Calibri" w:hAnsi="Arial" w:cs="Arial"/>
-          <w:b/>
-          <w:color w:val="000000"/>
-          <w:sz w:val="20"/>
-          <w:szCs w:val="20"/>
-        </w:rPr>
-        <w:t>University of Edinburg</w:t>
-      </w:r>
-      <w:r>
-        <w:rPr>
-          <w:rFonts w:ascii="Arial" w:eastAsia="Calibri" w:hAnsi="Arial" w:cs="Arial"/>
-          <w:b/>
-          <w:color w:val="000000"/>
-          <w:sz w:val="20"/>
-          <w:szCs w:val="20"/>
-        </w:rPr>
-        <w:t>h</w:t>
-      </w:r>
-      <w:r>
-        <w:rPr>
-          <w:rFonts w:ascii="Arial" w:eastAsia="Calibri" w:hAnsi="Arial" w:cs="Arial"/>
-          <w:bCs/>
-          <w:color w:val="000000"/>
-          <w:sz w:val="20"/>
-          <w:szCs w:val="20"/>
-        </w:rPr>
-        <w:tab/>
-      </w:r>
-      <w:r>
-        <w:rPr>
-          <w:rFonts w:ascii="Arial" w:eastAsia="Calibri" w:hAnsi="Arial" w:cs="Arial"/>
-          <w:bCs/>
-          <w:color w:val="000000"/>
-          <w:sz w:val="20"/>
-          <w:szCs w:val="20"/>
-        </w:rPr>
-        <w:t>20</w:t>
-      </w:r>
-      <w:r>
-        <w:rPr>
-          <w:rFonts w:ascii="Arial" w:eastAsia="Calibri" w:hAnsi="Arial" w:cs="Arial"/>
-          <w:bCs/>
-          <w:color w:val="000000"/>
-          <w:sz w:val="20"/>
-          <w:szCs w:val="20"/>
-        </w:rPr>
-        <w:t>13</w:t>
-      </w:r>
-      <w:r>
-        <w:rPr>
-          <w:rFonts w:ascii="Arial" w:eastAsia="Calibri" w:hAnsi="Arial" w:cs="Arial"/>
-          <w:bCs/>
-          <w:color w:val="000000"/>
-          <w:sz w:val="20"/>
-          <w:szCs w:val="20"/>
-        </w:rPr>
-        <w:t xml:space="preserve"> </w:t>
-      </w:r>
-      <w:r>
-        <w:rPr>
-          <w:rFonts w:ascii="Arial" w:eastAsia="Calibri" w:hAnsi="Arial" w:cs="Arial"/>
-          <w:bCs/>
-          <w:color w:val="000000"/>
-          <w:sz w:val="20"/>
-          <w:szCs w:val="20"/>
-        </w:rPr>
-        <w:t>-</w:t>
-      </w:r>
-      <w:r>
-        <w:rPr>
-          <w:rFonts w:ascii="Arial" w:eastAsia="Calibri" w:hAnsi="Arial" w:cs="Arial"/>
-          <w:bCs/>
-          <w:color w:val="000000"/>
-          <w:sz w:val="20"/>
-          <w:szCs w:val="20"/>
-        </w:rPr>
-        <w:t xml:space="preserve"> </w:t>
-      </w:r>
-      <w:r>
-        <w:rPr>
-          <w:rFonts w:ascii="Arial" w:eastAsia="Calibri" w:hAnsi="Arial" w:cs="Arial"/>
-          <w:bCs/>
-          <w:color w:val="000000"/>
-          <w:sz w:val="20"/>
-          <w:szCs w:val="20"/>
-        </w:rPr>
-        <w:t>2018</w:t>
-      </w:r>
-    </w:p>
-    <w:p>
-      <w:pPr>
-        <w:pStyle w:val="ListParagraph"/>
-        <w:numPr>
-          <w:ilvl w:val="0"/>
-          <w:numId w:val="6"/>
-        </w:numPr>
-        <w:pBdr>
-          <w:top w:val="nil"/>
-          <w:left w:val="nil"/>
-          <w:bottom w:val="nil"/>
-          <w:right w:val="nil"/>
-          <w:between w:val="nil"/>
-        </w:pBdr>
-        <w:rPr>
-          <w:rFonts w:ascii="Arial" w:eastAsia="Calibri" w:hAnsi="Arial" w:cs="Arial"/>
-          <w:bCs/>
-          <w:color w:val="000000"/>
-          <w:sz w:val="20"/>
-          <w:szCs w:val="20"/>
-        </w:rPr>
-      </w:pPr>
-      <w:r>
-        <w:rPr>
-          <w:rFonts w:ascii="Arial" w:eastAsia="Calibri" w:hAnsi="Arial" w:cs="Arial"/>
-          <w:bCs/>
-          <w:color w:val="000000"/>
-          <w:sz w:val="20"/>
-          <w:szCs w:val="20"/>
-        </w:rPr>
-        <w:t xml:space="preserve">Graduated with </w:t>
-      </w:r>
-      <w:r>
-        <w:rPr>
-          <w:rFonts w:ascii="Arial" w:eastAsia="Calibri" w:hAnsi="Arial" w:cs="Arial"/>
-          <w:bCs/>
-          <w:color w:val="000000"/>
-          <w:sz w:val="20"/>
-          <w:szCs w:val="20"/>
-        </w:rPr>
-        <w:t>First Class Honours</w:t>
-      </w:r>
-      <w:r>
-        <w:rPr>
-          <w:rFonts w:ascii="Arial" w:eastAsia="Calibri" w:hAnsi="Arial" w:cs="Arial"/>
-          <w:bCs/>
-          <w:color w:val="000000"/>
-          <w:sz w:val="20"/>
-          <w:szCs w:val="20"/>
-        </w:rPr>
-        <w:t xml:space="preserve">, achieving </w:t>
-      </w:r>
-      <w:r>
-        <w:rPr>
-          <w:rFonts w:ascii="Arial" w:eastAsia="Calibri" w:hAnsi="Arial" w:cs="Arial"/>
-          <w:color w:val="000000"/>
-          <w:sz w:val="20"/>
-          <w:szCs w:val="20"/>
-        </w:rPr>
-        <w:t>83%-</w:t>
-      </w:r>
-      <w:r>
-        <w:rPr>
-          <w:rFonts w:ascii="Arial" w:eastAsia="Calibri" w:hAnsi="Arial" w:cs="Arial"/>
-          <w:color w:val="000000"/>
-          <w:sz w:val="20"/>
-          <w:szCs w:val="20"/>
-        </w:rPr>
-        <w:t>100</w:t>
-      </w:r>
-      <w:r>
-        <w:rPr>
-          <w:rFonts w:ascii="Arial" w:eastAsia="Calibri" w:hAnsi="Arial" w:cs="Arial"/>
-          <w:color w:val="000000"/>
-          <w:sz w:val="20"/>
-          <w:szCs w:val="20"/>
-        </w:rPr>
-        <w:t xml:space="preserve">% in all </w:t>
-      </w:r>
-      <w:r>
-        <w:rPr>
-          <w:rFonts w:ascii="Arial" w:eastAsia="Calibri" w:hAnsi="Arial" w:cs="Arial"/>
-          <w:color w:val="000000"/>
-          <w:sz w:val="20"/>
-          <w:szCs w:val="20"/>
-        </w:rPr>
-        <w:t>10</w:t>
-      </w:r>
-      <w:r>
-        <w:rPr>
-          <w:rFonts w:ascii="Arial" w:eastAsia="Calibri" w:hAnsi="Arial" w:cs="Arial"/>
-          <w:color w:val="000000"/>
-          <w:sz w:val="20"/>
-          <w:szCs w:val="20"/>
-        </w:rPr>
-        <w:t xml:space="preserve"> </w:t>
-      </w:r>
-      <w:r>
-        <w:rPr>
-          <w:rFonts w:ascii="Arial" w:eastAsia="Calibri" w:hAnsi="Arial" w:cs="Arial"/>
-          <w:color w:val="000000"/>
-          <w:sz w:val="20"/>
-          <w:szCs w:val="20"/>
-        </w:rPr>
-        <w:t>software engineering courses.</w:t>
-      </w:r>
-    </w:p>
-    <w:p>
-      <w:pPr>
-        <w:pStyle w:val="ListParagraph"/>
-        <w:numPr>
-          <w:ilvl w:val="0"/>
-          <w:numId w:val="6"/>
-        </w:numPr>
-        <w:pBdr>
-          <w:top w:val="nil"/>
-          <w:left w:val="nil"/>
-          <w:bottom w:val="nil"/>
-          <w:right w:val="nil"/>
-          <w:between w:val="nil"/>
-        </w:pBdr>
-        <w:rPr>
-          <w:rFonts w:ascii="Arial" w:eastAsia="Calibri" w:hAnsi="Arial" w:cs="Arial"/>
-          <w:bCs/>
-          <w:color w:val="000000"/>
-          <w:sz w:val="20"/>
-          <w:szCs w:val="20"/>
-        </w:rPr>
-      </w:pPr>
-      <w:r>
-        <w:rPr>
-          <w:rFonts w:ascii="Arial" w:eastAsia="Calibri" w:hAnsi="Arial" w:cs="Arial"/>
-          <w:bCs/>
-          <w:color w:val="000000"/>
-          <w:sz w:val="20"/>
-          <w:szCs w:val="20"/>
-        </w:rPr>
-        <w:t>Awarded British Computer Society (BCS) Prize for Top Performance in Professional Issues (99%).</w:t>
       </w:r>
     </w:p>
     <w:p>
@@ -3859,6 +4342,119 @@
     <w:nsid w:val="6B625854"/>
     <w:multiLevelType w:val="hybridMultilevel"/>
     <w:tmpl w:val="CB341F6E"/>
+    <w:lvl w:ilvl="0" w:tplc="08090001">
+      <w:start w:val="1"/>
+      <w:numFmt w:val="bullet"/>
+      <w:lvlText w:val=""/>
+      <w:lvlJc w:val="left"/>
+      <w:pPr>
+        <w:ind w:left="720" w:hanging="360"/>
+      </w:pPr>
+      <w:rPr>
+        <w:rFonts w:ascii="Symbol" w:hAnsi="Symbol" w:hint="default"/>
+      </w:rPr>
+    </w:lvl>
+    <w:lvl w:ilvl="1" w:tplc="08090003" w:tentative="1">
+      <w:start w:val="1"/>
+      <w:numFmt w:val="bullet"/>
+      <w:lvlText w:val="o"/>
+      <w:lvlJc w:val="left"/>
+      <w:pPr>
+        <w:ind w:left="1440" w:hanging="360"/>
+      </w:pPr>
+      <w:rPr>
+        <w:rFonts w:ascii="Courier New" w:hAnsi="Courier New" w:cs="Courier New" w:hint="default"/>
+      </w:rPr>
+    </w:lvl>
+    <w:lvl w:ilvl="2" w:tplc="08090005" w:tentative="1">
+      <w:start w:val="1"/>
+      <w:numFmt w:val="bullet"/>
+      <w:lvlText w:val=""/>
+      <w:lvlJc w:val="left"/>
+      <w:pPr>
+        <w:ind w:left="2160" w:hanging="360"/>
+      </w:pPr>
+      <w:rPr>
+        <w:rFonts w:ascii="Wingdings" w:hAnsi="Wingdings" w:hint="default"/>
+      </w:rPr>
+    </w:lvl>
+    <w:lvl w:ilvl="3" w:tplc="08090001" w:tentative="1">
+      <w:start w:val="1"/>
+      <w:numFmt w:val="bullet"/>
+      <w:lvlText w:val=""/>
+      <w:lvlJc w:val="left"/>
+      <w:pPr>
+        <w:ind w:left="2880" w:hanging="360"/>
+      </w:pPr>
+      <w:rPr>
+        <w:rFonts w:ascii="Symbol" w:hAnsi="Symbol" w:hint="default"/>
+      </w:rPr>
+    </w:lvl>
+    <w:lvl w:ilvl="4" w:tplc="08090003" w:tentative="1">
+      <w:start w:val="1"/>
+      <w:numFmt w:val="bullet"/>
+      <w:lvlText w:val="o"/>
+      <w:lvlJc w:val="left"/>
+      <w:pPr>
+        <w:ind w:left="3600" w:hanging="360"/>
+      </w:pPr>
+      <w:rPr>
+        <w:rFonts w:ascii="Courier New" w:hAnsi="Courier New" w:cs="Courier New" w:hint="default"/>
+      </w:rPr>
+    </w:lvl>
+    <w:lvl w:ilvl="5" w:tplc="08090005" w:tentative="1">
+      <w:start w:val="1"/>
+      <w:numFmt w:val="bullet"/>
+      <w:lvlText w:val=""/>
+      <w:lvlJc w:val="left"/>
+      <w:pPr>
+        <w:ind w:left="4320" w:hanging="360"/>
+      </w:pPr>
+      <w:rPr>
+        <w:rFonts w:ascii="Wingdings" w:hAnsi="Wingdings" w:hint="default"/>
+      </w:rPr>
+    </w:lvl>
+    <w:lvl w:ilvl="6" w:tplc="08090001" w:tentative="1">
+      <w:start w:val="1"/>
+      <w:numFmt w:val="bullet"/>
+      <w:lvlText w:val=""/>
+      <w:lvlJc w:val="left"/>
+      <w:pPr>
+        <w:ind w:left="5040" w:hanging="360"/>
+      </w:pPr>
+      <w:rPr>
+        <w:rFonts w:ascii="Symbol" w:hAnsi="Symbol" w:hint="default"/>
+      </w:rPr>
+    </w:lvl>
+    <w:lvl w:ilvl="7" w:tplc="08090003" w:tentative="1">
+      <w:start w:val="1"/>
+      <w:numFmt w:val="bullet"/>
+      <w:lvlText w:val="o"/>
+      <w:lvlJc w:val="left"/>
+      <w:pPr>
+        <w:ind w:left="5760" w:hanging="360"/>
+      </w:pPr>
+      <w:rPr>
+        <w:rFonts w:ascii="Courier New" w:hAnsi="Courier New" w:cs="Courier New" w:hint="default"/>
+      </w:rPr>
+    </w:lvl>
+    <w:lvl w:ilvl="8" w:tplc="08090005" w:tentative="1">
+      <w:start w:val="1"/>
+      <w:numFmt w:val="bullet"/>
+      <w:lvlText w:val=""/>
+      <w:lvlJc w:val="left"/>
+      <w:pPr>
+        <w:ind w:left="6480" w:hanging="360"/>
+      </w:pPr>
+      <w:rPr>
+        <w:rFonts w:ascii="Wingdings" w:hAnsi="Wingdings" w:hint="default"/>
+      </w:rPr>
+    </w:lvl>
+  </w:abstractNum>
+  <w:abstractNum w:abstractNumId="6" w15:restartNumberingAfterBreak="0">
+    <w:nsid w:val="7E501145"/>
+    <w:multiLevelType w:val="hybridMultilevel"/>
+    <w:tmpl w:val="76285D14"/>
     <w:lvl w:ilvl="0" w:tplc="08090001">
       <w:start w:val="1"/>
       <w:numFmt w:val="bullet"/>
@@ -3985,6 +4581,9 @@
   </w:num>
   <w:num w:numId="6" w16cid:durableId="1128821433">
     <w:abstractNumId w:val="5"/>
+  </w:num>
+  <w:num w:numId="7" w16cid:durableId="1264924548">
+    <w:abstractNumId w:val="6"/>
   </w:num>
 </w:numbering>
 </file>

--- a/apache2/www/public/engineer/engineer-resume.docx
+++ b/apache2/www/public/engineer/engineer-resume.docx
@@ -927,16 +927,7 @@
           <w:sz w:val="20"/>
           <w:szCs w:val="20"/>
         </w:rPr>
-        <w:t>Bash</w:t>
-      </w:r>
-      <w:r>
-        <w:rPr>
-          <w:rFonts w:ascii="Arial" w:eastAsia="Calibri" w:hAnsi="Arial" w:cs="Arial"/>
-          <w:color w:val="000000"/>
-          <w:sz w:val="20"/>
-          <w:szCs w:val="20"/>
-        </w:rPr>
-        <w:t>, Ruby,</w:t>
+        <w:t>Bash, Ruby,</w:t>
       </w:r>
       <w:r>
         <w:rPr>
@@ -1330,19 +1321,8 @@
           <w:sz w:val="20"/>
           <w:szCs w:val="20"/>
         </w:rPr>
-        <w:t xml:space="preserve">object-oriented programming, databases, </w:t>
-      </w:r>
-      <w:proofErr w:type="gramStart"/>
-      <w:r>
-        <w:rPr>
-          <w:rFonts w:ascii="Arial" w:eastAsia="Calibri" w:hAnsi="Arial" w:cs="Arial"/>
-          <w:color w:val="000000"/>
-          <w:sz w:val="20"/>
-          <w:szCs w:val="20"/>
-        </w:rPr>
-        <w:t>algorithms</w:t>
-      </w:r>
-      <w:proofErr w:type="gramEnd"/>
+        <w:t>object-oriented programming, databases, algorithms</w:t>
+      </w:r>
       <w:r>
         <w:rPr>
           <w:rFonts w:ascii="Arial" w:eastAsia="Calibri" w:hAnsi="Arial" w:cs="Arial"/>
@@ -2367,121 +2347,111 @@
         </w:pBdr>
         <w:rPr>
           <w:rFonts w:ascii="Arial" w:eastAsia="Calibri" w:hAnsi="Arial" w:cs="Arial"/>
-          <w:bCs/>
-          <w:color w:val="000000"/>
-          <w:sz w:val="20"/>
-          <w:szCs w:val="20"/>
-        </w:rPr>
-      </w:pPr>
-      <w:r>
-        <w:rPr>
-          <w:rFonts w:ascii="Arial" w:eastAsia="Calibri" w:hAnsi="Arial" w:cs="Arial"/>
-          <w:bCs/>
-          <w:color w:val="000000"/>
-          <w:sz w:val="20"/>
-          <w:szCs w:val="20"/>
-        </w:rPr>
-        <w:t xml:space="preserve">Implemented .docx file handling </w:t>
-      </w:r>
-      <w:r>
-        <w:rPr>
-          <w:rFonts w:ascii="Arial" w:eastAsia="Calibri" w:hAnsi="Arial" w:cs="Arial"/>
-          <w:bCs/>
-          <w:color w:val="000000"/>
-          <w:sz w:val="20"/>
-          <w:szCs w:val="20"/>
-        </w:rPr>
-        <w:t xml:space="preserve">for </w:t>
-      </w:r>
-      <w:r>
-        <w:rPr>
-          <w:rFonts w:ascii="Arial" w:eastAsia="Calibri" w:hAnsi="Arial" w:cs="Arial"/>
-          <w:bCs/>
-          <w:color w:val="000000"/>
-          <w:sz w:val="20"/>
-          <w:szCs w:val="20"/>
-        </w:rPr>
-        <w:t>template uploads</w:t>
-      </w:r>
-      <w:r>
-        <w:rPr>
-          <w:rFonts w:ascii="Arial" w:eastAsia="Calibri" w:hAnsi="Arial" w:cs="Arial"/>
-          <w:bCs/>
-          <w:color w:val="000000"/>
-          <w:sz w:val="20"/>
-          <w:szCs w:val="20"/>
-        </w:rPr>
-        <w:t xml:space="preserve"> and </w:t>
-      </w:r>
-      <w:r>
-        <w:rPr>
-          <w:rFonts w:ascii="Arial" w:eastAsia="Calibri" w:hAnsi="Arial" w:cs="Arial"/>
-          <w:bCs/>
-          <w:color w:val="000000"/>
-          <w:sz w:val="20"/>
-          <w:szCs w:val="20"/>
-        </w:rPr>
-        <w:t>allow</w:t>
-      </w:r>
-      <w:r>
-        <w:rPr>
-          <w:rFonts w:ascii="Arial" w:eastAsia="Calibri" w:hAnsi="Arial" w:cs="Arial"/>
-          <w:bCs/>
-          <w:color w:val="000000"/>
-          <w:sz w:val="20"/>
-          <w:szCs w:val="20"/>
-        </w:rPr>
-        <w:t>ed user</w:t>
-      </w:r>
-      <w:r>
-        <w:rPr>
-          <w:rFonts w:ascii="Arial" w:eastAsia="Calibri" w:hAnsi="Arial" w:cs="Arial"/>
-          <w:bCs/>
-          <w:color w:val="000000"/>
-          <w:sz w:val="20"/>
-          <w:szCs w:val="20"/>
-        </w:rPr>
-        <w:t xml:space="preserve"> customi</w:t>
-      </w:r>
-      <w:r>
-        <w:rPr>
-          <w:rFonts w:ascii="Arial" w:eastAsia="Calibri" w:hAnsi="Arial" w:cs="Arial"/>
-          <w:bCs/>
-          <w:color w:val="000000"/>
-          <w:sz w:val="20"/>
-          <w:szCs w:val="20"/>
-        </w:rPr>
-        <w:t>s</w:t>
-      </w:r>
-      <w:r>
-        <w:rPr>
-          <w:rFonts w:ascii="Arial" w:eastAsia="Calibri" w:hAnsi="Arial" w:cs="Arial"/>
-          <w:bCs/>
-          <w:color w:val="000000"/>
-          <w:sz w:val="20"/>
-          <w:szCs w:val="20"/>
-        </w:rPr>
-        <w:t xml:space="preserve">ation </w:t>
-      </w:r>
-      <w:r>
-        <w:rPr>
-          <w:rFonts w:ascii="Arial" w:eastAsia="Calibri" w:hAnsi="Arial" w:cs="Arial"/>
-          <w:bCs/>
-          <w:color w:val="000000"/>
-          <w:sz w:val="20"/>
-          <w:szCs w:val="20"/>
-        </w:rPr>
-        <w:t>of uploaded templates</w:t>
-      </w:r>
-      <w:r>
-        <w:rPr>
-          <w:rFonts w:ascii="Arial" w:eastAsia="Calibri" w:hAnsi="Arial" w:cs="Arial"/>
-          <w:bCs/>
-          <w:color w:val="000000"/>
-          <w:sz w:val="20"/>
-          <w:szCs w:val="20"/>
-        </w:rPr>
-        <w:t>.</w:t>
+          <w:b/>
+          <w:color w:val="000000"/>
+          <w:sz w:val="20"/>
+          <w:szCs w:val="20"/>
+        </w:rPr>
+      </w:pPr>
+      <w:r>
+        <w:rPr>
+          <w:rFonts w:ascii="Arial" w:eastAsia="Calibri" w:hAnsi="Arial" w:cs="Arial"/>
+          <w:bCs/>
+          <w:color w:val="000000"/>
+          <w:sz w:val="20"/>
+          <w:szCs w:val="20"/>
+        </w:rPr>
+        <w:t>Leveraged OpenAI API to p</w:t>
+      </w:r>
+      <w:r>
+        <w:rPr>
+          <w:rFonts w:ascii="Arial" w:eastAsia="Calibri" w:hAnsi="Arial" w:cs="Arial"/>
+          <w:bCs/>
+          <w:color w:val="000000"/>
+          <w:sz w:val="20"/>
+          <w:szCs w:val="20"/>
+        </w:rPr>
+        <w:t>ionee</w:t>
+      </w:r>
+      <w:r>
+        <w:rPr>
+          <w:rFonts w:ascii="Arial" w:eastAsia="Calibri" w:hAnsi="Arial" w:cs="Arial"/>
+          <w:bCs/>
+          <w:color w:val="000000"/>
+          <w:sz w:val="20"/>
+          <w:szCs w:val="20"/>
+        </w:rPr>
+        <w:t>r</w:t>
+      </w:r>
+      <w:r>
+        <w:rPr>
+          <w:rFonts w:ascii="Arial" w:eastAsia="Calibri" w:hAnsi="Arial" w:cs="Arial"/>
+          <w:bCs/>
+          <w:color w:val="000000"/>
+          <w:sz w:val="20"/>
+          <w:szCs w:val="20"/>
+        </w:rPr>
+        <w:t xml:space="preserve"> AI-driven</w:t>
+      </w:r>
+      <w:r>
+        <w:rPr>
+          <w:rFonts w:ascii="Arial" w:eastAsia="Calibri" w:hAnsi="Arial" w:cs="Arial"/>
+          <w:bCs/>
+          <w:color w:val="000000"/>
+          <w:sz w:val="20"/>
+          <w:szCs w:val="20"/>
+        </w:rPr>
+        <w:t xml:space="preserve"> automatic</w:t>
+      </w:r>
+      <w:r>
+        <w:rPr>
+          <w:rFonts w:ascii="Arial" w:eastAsia="Calibri" w:hAnsi="Arial" w:cs="Arial"/>
+          <w:bCs/>
+          <w:color w:val="000000"/>
+          <w:sz w:val="20"/>
+          <w:szCs w:val="20"/>
+        </w:rPr>
+        <w:t xml:space="preserve"> </w:t>
+      </w:r>
+      <w:r>
+        <w:rPr>
+          <w:rFonts w:ascii="Arial" w:eastAsia="Calibri" w:hAnsi="Arial" w:cs="Arial"/>
+          <w:bCs/>
+          <w:color w:val="000000"/>
+          <w:sz w:val="20"/>
+          <w:szCs w:val="20"/>
+        </w:rPr>
+        <w:t>tailoring of resume</w:t>
+      </w:r>
+      <w:r>
+        <w:rPr>
+          <w:rFonts w:ascii="Arial" w:eastAsia="Calibri" w:hAnsi="Arial" w:cs="Arial"/>
+          <w:bCs/>
+          <w:color w:val="000000"/>
+          <w:sz w:val="20"/>
+          <w:szCs w:val="20"/>
+        </w:rPr>
+        <w:t xml:space="preserve">s and </w:t>
+      </w:r>
+      <w:r>
+        <w:rPr>
+          <w:rFonts w:ascii="Arial" w:eastAsia="Calibri" w:hAnsi="Arial" w:cs="Arial"/>
+          <w:bCs/>
+          <w:color w:val="000000"/>
+          <w:sz w:val="20"/>
+          <w:szCs w:val="20"/>
+        </w:rPr>
+        <w:t>cover letters</w:t>
+      </w:r>
+      <w:r>
+        <w:rPr>
+          <w:rFonts w:ascii="Arial" w:eastAsia="Calibri" w:hAnsi="Arial" w:cs="Arial"/>
+          <w:bCs/>
+          <w:color w:val="000000"/>
+          <w:sz w:val="20"/>
+          <w:szCs w:val="20"/>
+        </w:rPr>
+        <w:t xml:space="preserve"> to each job.</w:t>
       </w:r>
     </w:p>
     <w:p>
@@ -2514,97 +2484,97 @@
           <w:sz w:val="20"/>
           <w:szCs w:val="20"/>
         </w:rPr>
-        <w:t>Leveraged OpenAI API to p</w:t>
-      </w:r>
-      <w:r>
-        <w:rPr>
-          <w:rFonts w:ascii="Arial" w:eastAsia="Calibri" w:hAnsi="Arial" w:cs="Arial"/>
-          <w:bCs/>
-          <w:color w:val="000000"/>
-          <w:sz w:val="20"/>
-          <w:szCs w:val="20"/>
-        </w:rPr>
-        <w:t>ionee</w:t>
-      </w:r>
-      <w:r>
-        <w:rPr>
-          <w:rFonts w:ascii="Arial" w:eastAsia="Calibri" w:hAnsi="Arial" w:cs="Arial"/>
-          <w:bCs/>
-          <w:color w:val="000000"/>
-          <w:sz w:val="20"/>
-          <w:szCs w:val="20"/>
-        </w:rPr>
-        <w:t>r</w:t>
-      </w:r>
-      <w:r>
-        <w:rPr>
-          <w:rFonts w:ascii="Arial" w:eastAsia="Calibri" w:hAnsi="Arial" w:cs="Arial"/>
-          <w:bCs/>
-          <w:color w:val="000000"/>
-          <w:sz w:val="20"/>
-          <w:szCs w:val="20"/>
-        </w:rPr>
-        <w:t xml:space="preserve"> AI-driven</w:t>
-      </w:r>
-      <w:r>
-        <w:rPr>
-          <w:rFonts w:ascii="Arial" w:eastAsia="Calibri" w:hAnsi="Arial" w:cs="Arial"/>
-          <w:bCs/>
-          <w:color w:val="000000"/>
-          <w:sz w:val="20"/>
-          <w:szCs w:val="20"/>
-        </w:rPr>
-        <w:t xml:space="preserve"> automatic</w:t>
-      </w:r>
-      <w:r>
-        <w:rPr>
-          <w:rFonts w:ascii="Arial" w:eastAsia="Calibri" w:hAnsi="Arial" w:cs="Arial"/>
-          <w:bCs/>
-          <w:color w:val="000000"/>
-          <w:sz w:val="20"/>
-          <w:szCs w:val="20"/>
-        </w:rPr>
-        <w:t xml:space="preserve"> </w:t>
-      </w:r>
-      <w:r>
-        <w:rPr>
-          <w:rFonts w:ascii="Arial" w:eastAsia="Calibri" w:hAnsi="Arial" w:cs="Arial"/>
-          <w:bCs/>
-          <w:color w:val="000000"/>
-          <w:sz w:val="20"/>
-          <w:szCs w:val="20"/>
-        </w:rPr>
-        <w:t>tailoring of resume</w:t>
-      </w:r>
-      <w:r>
-        <w:rPr>
-          <w:rFonts w:ascii="Arial" w:eastAsia="Calibri" w:hAnsi="Arial" w:cs="Arial"/>
-          <w:bCs/>
-          <w:color w:val="000000"/>
-          <w:sz w:val="20"/>
-          <w:szCs w:val="20"/>
-        </w:rPr>
-        <w:t xml:space="preserve">s and </w:t>
-      </w:r>
-      <w:r>
-        <w:rPr>
-          <w:rFonts w:ascii="Arial" w:eastAsia="Calibri" w:hAnsi="Arial" w:cs="Arial"/>
-          <w:bCs/>
-          <w:color w:val="000000"/>
-          <w:sz w:val="20"/>
-          <w:szCs w:val="20"/>
-        </w:rPr>
-        <w:t>cover letters</w:t>
-      </w:r>
-      <w:r>
-        <w:rPr>
-          <w:rFonts w:ascii="Arial" w:eastAsia="Calibri" w:hAnsi="Arial" w:cs="Arial"/>
-          <w:bCs/>
-          <w:color w:val="000000"/>
-          <w:sz w:val="20"/>
-          <w:szCs w:val="20"/>
-        </w:rPr>
-        <w:t xml:space="preserve"> to each job.</w:t>
+        <w:t xml:space="preserve">Implemented .docx file handling </w:t>
+      </w:r>
+      <w:r>
+        <w:rPr>
+          <w:rFonts w:ascii="Arial" w:eastAsia="Calibri" w:hAnsi="Arial" w:cs="Arial"/>
+          <w:bCs/>
+          <w:color w:val="000000"/>
+          <w:sz w:val="20"/>
+          <w:szCs w:val="20"/>
+        </w:rPr>
+        <w:t xml:space="preserve">for </w:t>
+      </w:r>
+      <w:r>
+        <w:rPr>
+          <w:rFonts w:ascii="Arial" w:eastAsia="Calibri" w:hAnsi="Arial" w:cs="Arial"/>
+          <w:bCs/>
+          <w:color w:val="000000"/>
+          <w:sz w:val="20"/>
+          <w:szCs w:val="20"/>
+        </w:rPr>
+        <w:t>template uploads</w:t>
+      </w:r>
+      <w:r>
+        <w:rPr>
+          <w:rFonts w:ascii="Arial" w:eastAsia="Calibri" w:hAnsi="Arial" w:cs="Arial"/>
+          <w:bCs/>
+          <w:color w:val="000000"/>
+          <w:sz w:val="20"/>
+          <w:szCs w:val="20"/>
+        </w:rPr>
+        <w:t xml:space="preserve"> and </w:t>
+      </w:r>
+      <w:r>
+        <w:rPr>
+          <w:rFonts w:ascii="Arial" w:eastAsia="Calibri" w:hAnsi="Arial" w:cs="Arial"/>
+          <w:bCs/>
+          <w:color w:val="000000"/>
+          <w:sz w:val="20"/>
+          <w:szCs w:val="20"/>
+        </w:rPr>
+        <w:t>allow</w:t>
+      </w:r>
+      <w:r>
+        <w:rPr>
+          <w:rFonts w:ascii="Arial" w:eastAsia="Calibri" w:hAnsi="Arial" w:cs="Arial"/>
+          <w:bCs/>
+          <w:color w:val="000000"/>
+          <w:sz w:val="20"/>
+          <w:szCs w:val="20"/>
+        </w:rPr>
+        <w:t>ed user</w:t>
+      </w:r>
+      <w:r>
+        <w:rPr>
+          <w:rFonts w:ascii="Arial" w:eastAsia="Calibri" w:hAnsi="Arial" w:cs="Arial"/>
+          <w:bCs/>
+          <w:color w:val="000000"/>
+          <w:sz w:val="20"/>
+          <w:szCs w:val="20"/>
+        </w:rPr>
+        <w:t xml:space="preserve"> customi</w:t>
+      </w:r>
+      <w:r>
+        <w:rPr>
+          <w:rFonts w:ascii="Arial" w:eastAsia="Calibri" w:hAnsi="Arial" w:cs="Arial"/>
+          <w:bCs/>
+          <w:color w:val="000000"/>
+          <w:sz w:val="20"/>
+          <w:szCs w:val="20"/>
+        </w:rPr>
+        <w:t>s</w:t>
+      </w:r>
+      <w:r>
+        <w:rPr>
+          <w:rFonts w:ascii="Arial" w:eastAsia="Calibri" w:hAnsi="Arial" w:cs="Arial"/>
+          <w:bCs/>
+          <w:color w:val="000000"/>
+          <w:sz w:val="20"/>
+          <w:szCs w:val="20"/>
+        </w:rPr>
+        <w:t xml:space="preserve">ation </w:t>
+      </w:r>
+      <w:r>
+        <w:rPr>
+          <w:rFonts w:ascii="Arial" w:eastAsia="Calibri" w:hAnsi="Arial" w:cs="Arial"/>
+          <w:bCs/>
+          <w:color w:val="000000"/>
+          <w:sz w:val="20"/>
+          <w:szCs w:val="20"/>
+        </w:rPr>
+        <w:t>of uploaded templates.</w:t>
       </w:r>
     </w:p>
     <w:p>
@@ -2684,27 +2654,7 @@
             <w:sz w:val="20"/>
             <w:szCs w:val="20"/>
           </w:rPr>
-          <w:t>https://rmsy.</w:t>
-        </w:r>
-        <w:r>
-          <w:rPr>
-            <w:rStyle w:val="Hyperlink"/>
-            <w:rFonts w:ascii="Arial" w:eastAsia="Calibri" w:hAnsi="Arial" w:cs="Arial"/>
-            <w:b/>
-            <w:sz w:val="20"/>
-            <w:szCs w:val="20"/>
-          </w:rPr>
-          <w:t>m</w:t>
-        </w:r>
-        <w:r>
-          <w:rPr>
-            <w:rStyle w:val="Hyperlink"/>
-            <w:rFonts w:ascii="Arial" w:eastAsia="Calibri" w:hAnsi="Arial" w:cs="Arial"/>
-            <w:b/>
-            <w:sz w:val="20"/>
-            <w:szCs w:val="20"/>
-          </w:rPr>
-          <w:t>e/projects/website/</w:t>
+          <w:t>https://rmsy.me/projects/website/</w:t>
         </w:r>
       </w:hyperlink>
     </w:p>
@@ -3665,29 +3615,7 @@
           <w:sz w:val="20"/>
           <w:szCs w:val="20"/>
         </w:rPr>
-        <w:t xml:space="preserve">High school: outperformed typical academic path with straight </w:t>
-      </w:r>
-      <w:proofErr w:type="gramStart"/>
-      <w:r>
-        <w:rPr>
-          <w:rFonts w:ascii="Arial" w:eastAsia="Calibri" w:hAnsi="Arial" w:cs="Arial"/>
-          <w:bCs/>
-          <w:color w:val="000000"/>
-          <w:sz w:val="20"/>
-          <w:szCs w:val="20"/>
-        </w:rPr>
-        <w:t>As</w:t>
-      </w:r>
-      <w:proofErr w:type="gramEnd"/>
-      <w:r>
-        <w:rPr>
-          <w:rFonts w:ascii="Arial" w:eastAsia="Calibri" w:hAnsi="Arial" w:cs="Arial"/>
-          <w:bCs/>
-          <w:color w:val="000000"/>
-          <w:sz w:val="20"/>
-          <w:szCs w:val="20"/>
-        </w:rPr>
-        <w:t xml:space="preserve"> in 4 Advanced Highers (typical path is 3)</w:t>
+        <w:t>High school: outperformed typical academic path with straight As in 4 Advanced Highers (typical path is 3)</w:t>
       </w:r>
       <w:r>
         <w:rPr>

--- a/apache2/www/public/engineer/engineer-resume.docx
+++ b/apache2/www/public/engineer/engineer-resume.docx
@@ -147,9 +147,10 @@
           <w:rStyle w:val="Hyperlink"/>
           <w:rFonts w:ascii="Arial" w:eastAsia="Calibri" w:hAnsi="Arial" w:cs="Arial"/>
           <w:bCs/>
-          <w:color w:val="4472C4" w:themeColor="accent1"/>
-          <w:sz w:val="20"/>
-          <w:szCs w:val="20"/>
+          <w:color w:val="000000" w:themeColor="text1"/>
+          <w:sz w:val="20"/>
+          <w:szCs w:val="20"/>
+          <w:u w:val="none"/>
         </w:rPr>
         <w:t xml:space="preserve"> |</w:t>
       </w:r>
@@ -1321,8 +1322,19 @@
           <w:sz w:val="20"/>
           <w:szCs w:val="20"/>
         </w:rPr>
-        <w:t>object-oriented programming, databases, algorithms</w:t>
-      </w:r>
+        <w:t xml:space="preserve">object-oriented programming, databases, </w:t>
+      </w:r>
+      <w:proofErr w:type="gramStart"/>
+      <w:r>
+        <w:rPr>
+          <w:rFonts w:ascii="Arial" w:eastAsia="Calibri" w:hAnsi="Arial" w:cs="Arial"/>
+          <w:color w:val="000000"/>
+          <w:sz w:val="20"/>
+          <w:szCs w:val="20"/>
+        </w:rPr>
+        <w:t>algorithms</w:t>
+      </w:r>
+      <w:proofErr w:type="gramEnd"/>
       <w:r>
         <w:rPr>
           <w:rFonts w:ascii="Arial" w:eastAsia="Calibri" w:hAnsi="Arial" w:cs="Arial"/>
@@ -3615,7 +3627,29 @@
           <w:sz w:val="20"/>
           <w:szCs w:val="20"/>
         </w:rPr>
-        <w:t>High school: outperformed typical academic path with straight As in 4 Advanced Highers (typical path is 3)</w:t>
+        <w:t xml:space="preserve">High school: outperformed typical academic path with straight </w:t>
+      </w:r>
+      <w:proofErr w:type="gramStart"/>
+      <w:r>
+        <w:rPr>
+          <w:rFonts w:ascii="Arial" w:eastAsia="Calibri" w:hAnsi="Arial" w:cs="Arial"/>
+          <w:bCs/>
+          <w:color w:val="000000"/>
+          <w:sz w:val="20"/>
+          <w:szCs w:val="20"/>
+        </w:rPr>
+        <w:t>As</w:t>
+      </w:r>
+      <w:proofErr w:type="gramEnd"/>
+      <w:r>
+        <w:rPr>
+          <w:rFonts w:ascii="Arial" w:eastAsia="Calibri" w:hAnsi="Arial" w:cs="Arial"/>
+          <w:bCs/>
+          <w:color w:val="000000"/>
+          <w:sz w:val="20"/>
+          <w:szCs w:val="20"/>
+        </w:rPr>
+        <w:t xml:space="preserve"> in 4 Advanced Highers (typical path is 3)</w:t>
       </w:r>
       <w:r>
         <w:rPr>

--- a/apache2/www/public/engineer/engineer-resume.docx
+++ b/apache2/www/public/engineer/engineer-resume.docx
@@ -15,6 +15,7 @@
           <w:tab w:val="right" w:pos="11340"/>
         </w:tabs>
         <w:spacing w:line="276" w:lineRule="auto"/>
+        <w:jc w:val="center"/>
         <w:rPr>
           <w:rFonts w:ascii="Arial" w:eastAsia="Calibri" w:hAnsi="Arial" w:cs="Arial"/>
           <w:b/>

--- a/apache2/www/public/engineer/engineer-resume.docx
+++ b/apache2/www/public/engineer/engineer-resume.docx
@@ -17,7 +17,7 @@
         <w:spacing w:line="276" w:lineRule="auto"/>
         <w:jc w:val="center"/>
         <w:rPr>
-          <w:rFonts w:ascii="Arial" w:eastAsia="Calibri" w:hAnsi="Arial" w:cs="Arial"/>
+          <w:rFonts w:ascii="Arial" w:hAnsi="Arial" w:eastAsia="Calibri" w:cs="Arial"/>
           <w:b/>
           <w:color w:val="000000"/>
           <w:sz w:val="28"/>
@@ -26,7 +26,7 @@
       </w:pPr>
       <w:r>
         <w:rPr>
-          <w:rFonts w:ascii="Arial" w:eastAsia="Calibri" w:hAnsi="Arial" w:cs="Arial"/>
+          <w:rFonts w:ascii="Arial" w:hAnsi="Arial" w:eastAsia="Calibri" w:cs="Arial"/>
           <w:b/>
           <w:color w:val="000000"/>
           <w:sz w:val="28"/>
@@ -36,7 +36,7 @@
       </w:r>
       <w:r>
         <w:rPr>
-          <w:rFonts w:ascii="Arial" w:eastAsia="Calibri" w:hAnsi="Arial" w:cs="Arial"/>
+          <w:rFonts w:ascii="Arial" w:hAnsi="Arial" w:eastAsia="Calibri" w:cs="Arial"/>
           <w:b/>
           <w:color w:val="000000"/>
           <w:sz w:val="28"/>
@@ -50,12 +50,12 @@
         <w:pBdr>
           <w:top w:val="nil"/>
           <w:left w:val="nil"/>
-          <w:bottom w:val="single" w:sz="4" w:space="1" w:color="000000"/>
+          <w:bottom w:val="single" w:color="000000" w:sz="4" w:space="1"/>
           <w:right w:val="nil"/>
           <w:between w:val="nil"/>
         </w:pBdr>
         <w:rPr>
-          <w:rFonts w:ascii="Arial" w:eastAsia="Calibri" w:hAnsi="Arial" w:cs="Arial"/>
+          <w:rFonts w:ascii="Arial" w:hAnsi="Arial" w:eastAsia="Calibri" w:cs="Arial"/>
           <w:b/>
           <w:smallCaps/>
           <w:color w:val="000000"/>
@@ -75,7 +75,7 @@
         </w:pBdr>
         <w:spacing w:before="120" w:line="276" w:lineRule="auto"/>
         <w:rPr>
-          <w:rFonts w:ascii="Arial" w:eastAsia="Calibri" w:hAnsi="Arial" w:cs="Arial"/>
+          <w:rFonts w:ascii="Arial" w:hAnsi="Arial" w:eastAsia="Calibri" w:cs="Arial"/>
           <w:b/>
           <w:color w:val="000000"/>
           <w:sz w:val="22"/>
@@ -84,7 +84,7 @@
       </w:pPr>
       <w:r>
         <w:rPr>
-          <w:rFonts w:ascii="Arial" w:eastAsia="Calibri" w:hAnsi="Arial" w:cs="Arial"/>
+          <w:rFonts w:ascii="Arial" w:hAnsi="Arial" w:eastAsia="Calibri" w:cs="Arial"/>
           <w:b/>
           <w:color w:val="000000"/>
           <w:sz w:val="22"/>
@@ -104,15 +104,15 @@
         </w:pBdr>
         <w:spacing w:before="120" w:line="276" w:lineRule="auto"/>
         <w:rPr>
-          <w:rFonts w:ascii="Arial" w:eastAsia="Calibri" w:hAnsi="Arial" w:cs="Arial"/>
-          <w:color w:val="000000"/>
-          <w:sz w:val="20"/>
-          <w:szCs w:val="20"/>
-        </w:rPr>
-      </w:pPr>
-      <w:r>
-        <w:rPr>
-          <w:rFonts w:ascii="Arial" w:eastAsia="Calibri" w:hAnsi="Arial" w:cs="Arial"/>
+          <w:rFonts w:ascii="Arial" w:hAnsi="Arial" w:eastAsia="Calibri" w:cs="Arial"/>
+          <w:color w:val="000000"/>
+          <w:sz w:val="20"/>
+          <w:szCs w:val="20"/>
+        </w:rPr>
+      </w:pPr>
+      <w:r>
+        <w:rPr>
+          <w:rFonts w:ascii="Arial" w:hAnsi="Arial" w:eastAsia="Calibri" w:cs="Arial"/>
           <w:bCs/>
           <w:color w:val="000000"/>
           <w:sz w:val="20"/>
@@ -120,11 +120,11 @@
         </w:rPr>
         <w:t xml:space="preserve">E-mail: </w:t>
       </w:r>
-      <w:hyperlink r:id="rId8" w:history="1">
+      <w:hyperlink w:history="1" r:id="rId8">
         <w:r>
           <w:rPr>
             <w:rStyle w:val="Hyperlink"/>
-            <w:rFonts w:ascii="Arial" w:eastAsia="Calibri" w:hAnsi="Arial" w:cs="Arial"/>
+            <w:rFonts w:ascii="Arial" w:hAnsi="Arial" w:eastAsia="Calibri" w:cs="Arial"/>
             <w:bCs/>
             <w:sz w:val="20"/>
             <w:szCs w:val="20"/>
@@ -134,7 +134,7 @@
         <w:r>
           <w:rPr>
             <w:rStyle w:val="Hyperlink"/>
-            <w:rFonts w:ascii="Arial" w:eastAsia="Calibri" w:hAnsi="Arial" w:cs="Arial"/>
+            <w:rFonts w:ascii="Arial" w:hAnsi="Arial" w:eastAsia="Calibri" w:cs="Arial"/>
             <w:bCs/>
             <w:color w:val="4472C4" w:themeColor="accent1"/>
             <w:sz w:val="20"/>
@@ -146,7 +146,7 @@
       <w:r>
         <w:rPr>
           <w:rStyle w:val="Hyperlink"/>
-          <w:rFonts w:ascii="Arial" w:eastAsia="Calibri" w:hAnsi="Arial" w:cs="Arial"/>
+          <w:rFonts w:ascii="Arial" w:hAnsi="Arial" w:eastAsia="Calibri" w:cs="Arial"/>
           <w:bCs/>
           <w:color w:val="000000" w:themeColor="text1"/>
           <w:sz w:val="20"/>
@@ -158,7 +158,7 @@
       <w:r>
         <w:rPr>
           <w:rStyle w:val="Hyperlink"/>
-          <w:rFonts w:ascii="Arial" w:eastAsia="Calibri" w:hAnsi="Arial" w:cs="Arial"/>
+          <w:rFonts w:ascii="Arial" w:hAnsi="Arial" w:eastAsia="Calibri" w:cs="Arial"/>
           <w:bCs/>
           <w:color w:val="auto"/>
           <w:sz w:val="20"/>
@@ -169,7 +169,7 @@
       </w:r>
       <w:r>
         <w:rPr>
-          <w:rFonts w:ascii="Arial" w:eastAsia="Calibri" w:hAnsi="Arial" w:cs="Arial"/>
+          <w:rFonts w:ascii="Arial" w:hAnsi="Arial" w:eastAsia="Calibri" w:cs="Arial"/>
           <w:sz w:val="20"/>
           <w:szCs w:val="20"/>
         </w:rPr>
@@ -177,7 +177,7 @@
       </w:r>
       <w:r>
         <w:rPr>
-          <w:rFonts w:ascii="Arial" w:eastAsia="Calibri" w:hAnsi="Arial" w:cs="Arial"/>
+          <w:rFonts w:ascii="Arial" w:hAnsi="Arial" w:eastAsia="Calibri" w:cs="Arial"/>
           <w:color w:val="000000"/>
           <w:sz w:val="20"/>
           <w:szCs w:val="20"/>
@@ -186,7 +186,7 @@
       </w:r>
       <w:r>
         <w:rPr>
-          <w:rFonts w:ascii="Arial" w:eastAsia="Calibri" w:hAnsi="Arial" w:cs="Arial"/>
+          <w:rFonts w:ascii="Arial" w:hAnsi="Arial" w:eastAsia="Calibri" w:cs="Arial"/>
           <w:color w:val="000000"/>
           <w:sz w:val="20"/>
           <w:szCs w:val="20"/>
@@ -195,7 +195,7 @@
       </w:r>
       <w:r>
         <w:rPr>
-          <w:rFonts w:ascii="Arial" w:eastAsia="Calibri" w:hAnsi="Arial" w:cs="Arial"/>
+          <w:rFonts w:ascii="Arial" w:hAnsi="Arial" w:eastAsia="Calibri" w:cs="Arial"/>
           <w:color w:val="000000"/>
           <w:sz w:val="20"/>
           <w:szCs w:val="20"/>
@@ -204,18 +204,18 @@
       </w:r>
       <w:r>
         <w:rPr>
-          <w:rFonts w:ascii="Arial" w:eastAsia="Calibri" w:hAnsi="Arial" w:cs="Arial"/>
+          <w:rFonts w:ascii="Arial" w:hAnsi="Arial" w:eastAsia="Calibri" w:cs="Arial"/>
           <w:bCs/>
           <w:sz w:val="20"/>
           <w:szCs w:val="20"/>
         </w:rPr>
         <w:t xml:space="preserve">LinkedIn: </w:t>
       </w:r>
-      <w:hyperlink r:id="rId9" w:history="1">
+      <w:hyperlink w:history="1" r:id="rId9">
         <w:r>
           <w:rPr>
             <w:rStyle w:val="Hyperlink"/>
-            <w:rFonts w:ascii="Arial" w:eastAsia="Calibri" w:hAnsi="Arial" w:cs="Arial"/>
+            <w:rFonts w:ascii="Arial" w:hAnsi="Arial" w:eastAsia="Calibri" w:cs="Arial"/>
             <w:sz w:val="20"/>
             <w:szCs w:val="20"/>
           </w:rPr>
@@ -234,14 +234,14 @@
         </w:pBdr>
         <w:spacing w:line="276" w:lineRule="auto"/>
         <w:rPr>
-          <w:rFonts w:ascii="Arial" w:eastAsia="Calibri" w:hAnsi="Arial" w:cs="Arial"/>
-          <w:sz w:val="20"/>
-          <w:szCs w:val="20"/>
-        </w:rPr>
-      </w:pPr>
-      <w:r>
-        <w:rPr>
-          <w:rFonts w:ascii="Arial" w:eastAsia="Calibri" w:hAnsi="Arial" w:cs="Arial"/>
+          <w:rFonts w:ascii="Arial" w:hAnsi="Arial" w:eastAsia="Calibri" w:cs="Arial"/>
+          <w:sz w:val="20"/>
+          <w:szCs w:val="20"/>
+        </w:rPr>
+      </w:pPr>
+      <w:r>
+        <w:rPr>
+          <w:rFonts w:ascii="Arial" w:hAnsi="Arial" w:eastAsia="Calibri" w:cs="Arial"/>
           <w:sz w:val="20"/>
           <w:szCs w:val="20"/>
         </w:rPr>
@@ -249,7 +249,7 @@
       </w:r>
       <w:r>
         <w:rPr>
-          <w:rFonts w:ascii="Arial" w:eastAsia="Calibri" w:hAnsi="Arial" w:cs="Arial"/>
+          <w:rFonts w:ascii="Arial" w:hAnsi="Arial" w:eastAsia="Calibri" w:cs="Arial"/>
           <w:sz w:val="20"/>
           <w:szCs w:val="20"/>
         </w:rPr>
@@ -257,7 +257,7 @@
       </w:r>
       <w:r>
         <w:rPr>
-          <w:rFonts w:ascii="Arial" w:eastAsia="Calibri" w:hAnsi="Arial" w:cs="Arial"/>
+          <w:rFonts w:ascii="Arial" w:hAnsi="Arial" w:eastAsia="Calibri" w:cs="Arial"/>
           <w:sz w:val="20"/>
           <w:szCs w:val="20"/>
         </w:rPr>
@@ -265,7 +265,7 @@
       </w:r>
       <w:r>
         <w:rPr>
-          <w:rFonts w:ascii="Arial" w:eastAsia="Calibri" w:hAnsi="Arial" w:cs="Arial"/>
+          <w:rFonts w:ascii="Arial" w:hAnsi="Arial" w:eastAsia="Calibri" w:cs="Arial"/>
           <w:sz w:val="20"/>
           <w:szCs w:val="20"/>
         </w:rPr>
@@ -273,7 +273,7 @@
       </w:r>
       <w:r>
         <w:rPr>
-          <w:rFonts w:ascii="Arial" w:eastAsia="Calibri" w:hAnsi="Arial" w:cs="Arial"/>
+          <w:rFonts w:ascii="Arial" w:hAnsi="Arial" w:eastAsia="Calibri" w:cs="Arial"/>
           <w:sz w:val="20"/>
           <w:szCs w:val="20"/>
         </w:rPr>
@@ -281,7 +281,7 @@
       </w:r>
       <w:r>
         <w:rPr>
-          <w:rFonts w:ascii="Arial" w:eastAsia="Calibri" w:hAnsi="Arial" w:cs="Arial"/>
+          <w:rFonts w:ascii="Arial" w:hAnsi="Arial" w:eastAsia="Calibri" w:cs="Arial"/>
           <w:b/>
           <w:bCs/>
           <w:sz w:val="20"/>
@@ -291,7 +291,7 @@
       </w:r>
       <w:r>
         <w:rPr>
-          <w:rFonts w:ascii="Arial" w:eastAsia="Calibri" w:hAnsi="Arial" w:cs="Arial"/>
+          <w:rFonts w:ascii="Arial" w:hAnsi="Arial" w:eastAsia="Calibri" w:cs="Arial"/>
           <w:b/>
           <w:bCs/>
           <w:sz w:val="20"/>
@@ -301,7 +301,7 @@
       </w:r>
       <w:r>
         <w:rPr>
-          <w:rFonts w:ascii="Arial" w:eastAsia="Calibri" w:hAnsi="Arial" w:cs="Arial"/>
+          <w:rFonts w:ascii="Arial" w:hAnsi="Arial" w:eastAsia="Calibri" w:cs="Arial"/>
           <w:b/>
           <w:bCs/>
           <w:sz w:val="20"/>
@@ -311,7 +311,7 @@
       </w:r>
       <w:r>
         <w:rPr>
-          <w:rFonts w:ascii="Arial" w:eastAsia="Calibri" w:hAnsi="Arial" w:cs="Arial"/>
+          <w:rFonts w:ascii="Arial" w:hAnsi="Arial" w:eastAsia="Calibri" w:cs="Arial"/>
           <w:b/>
           <w:bCs/>
           <w:sz w:val="20"/>
@@ -321,7 +321,7 @@
       </w:r>
       <w:r>
         <w:rPr>
-          <w:rFonts w:ascii="Arial" w:eastAsia="Calibri" w:hAnsi="Arial" w:cs="Arial"/>
+          <w:rFonts w:ascii="Arial" w:hAnsi="Arial" w:eastAsia="Calibri" w:cs="Arial"/>
           <w:b/>
           <w:bCs/>
           <w:sz w:val="20"/>
@@ -331,7 +331,7 @@
       </w:r>
       <w:r>
         <w:rPr>
-          <w:rFonts w:ascii="Arial" w:eastAsia="Calibri" w:hAnsi="Arial" w:cs="Arial"/>
+          <w:rFonts w:ascii="Arial" w:hAnsi="Arial" w:eastAsia="Calibri" w:cs="Arial"/>
           <w:b/>
           <w:bCs/>
           <w:sz w:val="20"/>
@@ -341,7 +341,7 @@
       </w:r>
       <w:r>
         <w:rPr>
-          <w:rFonts w:ascii="Arial" w:eastAsia="Calibri" w:hAnsi="Arial" w:cs="Arial"/>
+          <w:rFonts w:ascii="Arial" w:hAnsi="Arial" w:eastAsia="Calibri" w:cs="Arial"/>
           <w:b/>
           <w:bCs/>
           <w:sz w:val="20"/>
@@ -351,7 +351,7 @@
       </w:r>
       <w:r>
         <w:rPr>
-          <w:rFonts w:ascii="Arial" w:eastAsia="Calibri" w:hAnsi="Arial" w:cs="Arial"/>
+          <w:rFonts w:ascii="Arial" w:hAnsi="Arial" w:eastAsia="Calibri" w:cs="Arial"/>
           <w:sz w:val="20"/>
           <w:szCs w:val="20"/>
         </w:rPr>
@@ -359,7 +359,7 @@
       </w:r>
       <w:r>
         <w:rPr>
-          <w:rFonts w:ascii="Arial" w:eastAsia="Calibri" w:hAnsi="Arial" w:cs="Arial"/>
+          <w:rFonts w:ascii="Arial" w:hAnsi="Arial" w:eastAsia="Calibri" w:cs="Arial"/>
           <w:sz w:val="20"/>
           <w:szCs w:val="20"/>
         </w:rPr>
@@ -367,7 +367,7 @@
       </w:r>
       <w:r>
         <w:rPr>
-          <w:rFonts w:ascii="Arial" w:eastAsia="Calibri" w:hAnsi="Arial" w:cs="Arial"/>
+          <w:rFonts w:ascii="Arial" w:hAnsi="Arial" w:eastAsia="Calibri" w:cs="Arial"/>
           <w:sz w:val="20"/>
           <w:szCs w:val="20"/>
         </w:rPr>
@@ -375,7 +375,7 @@
       </w:r>
       <w:r>
         <w:rPr>
-          <w:rFonts w:ascii="Arial" w:eastAsia="Calibri" w:hAnsi="Arial" w:cs="Arial"/>
+          <w:rFonts w:ascii="Arial" w:hAnsi="Arial" w:eastAsia="Calibri" w:cs="Arial"/>
           <w:sz w:val="20"/>
           <w:szCs w:val="20"/>
         </w:rPr>
@@ -383,7 +383,7 @@
       </w:r>
       <w:r>
         <w:rPr>
-          <w:rFonts w:ascii="Arial" w:eastAsia="Calibri" w:hAnsi="Arial" w:cs="Arial"/>
+          <w:rFonts w:ascii="Arial" w:hAnsi="Arial" w:eastAsia="Calibri" w:cs="Arial"/>
           <w:sz w:val="20"/>
           <w:szCs w:val="20"/>
         </w:rPr>
@@ -401,15 +401,15 @@
         </w:pBdr>
         <w:spacing w:line="276" w:lineRule="auto"/>
         <w:rPr>
-          <w:rFonts w:ascii="Arial" w:eastAsia="Calibri" w:hAnsi="Arial" w:cs="Arial"/>
-          <w:color w:val="000000"/>
-          <w:sz w:val="20"/>
-          <w:szCs w:val="20"/>
-        </w:rPr>
-      </w:pPr>
-      <w:r>
-        <w:rPr>
-          <w:rFonts w:ascii="Arial" w:eastAsia="Calibri" w:hAnsi="Arial" w:cs="Arial"/>
+          <w:rFonts w:ascii="Arial" w:hAnsi="Arial" w:eastAsia="Calibri" w:cs="Arial"/>
+          <w:color w:val="000000"/>
+          <w:sz w:val="20"/>
+          <w:szCs w:val="20"/>
+        </w:rPr>
+      </w:pPr>
+      <w:r>
+        <w:rPr>
+          <w:rFonts w:ascii="Arial" w:hAnsi="Arial" w:eastAsia="Calibri" w:cs="Arial"/>
           <w:bCs/>
           <w:color w:val="000000"/>
           <w:sz w:val="20"/>
@@ -419,7 +419,7 @@
       </w:r>
       <w:r>
         <w:rPr>
-          <w:rFonts w:ascii="Arial" w:eastAsia="Calibri" w:hAnsi="Arial" w:cs="Arial"/>
+          <w:rFonts w:ascii="Arial" w:hAnsi="Arial" w:eastAsia="Calibri" w:cs="Arial"/>
           <w:b/>
           <w:color w:val="000000"/>
           <w:sz w:val="20"/>
@@ -429,7 +429,7 @@
       </w:r>
       <w:r>
         <w:rPr>
-          <w:rFonts w:ascii="Arial" w:eastAsia="Calibri" w:hAnsi="Arial" w:cs="Arial"/>
+          <w:rFonts w:ascii="Arial" w:hAnsi="Arial" w:eastAsia="Calibri" w:cs="Arial"/>
           <w:color w:val="000000"/>
           <w:sz w:val="20"/>
           <w:szCs w:val="20"/>
@@ -438,7 +438,7 @@
       </w:r>
       <w:r>
         <w:rPr>
-          <w:rFonts w:ascii="Arial" w:eastAsia="Calibri" w:hAnsi="Arial" w:cs="Arial"/>
+          <w:rFonts w:ascii="Arial" w:hAnsi="Arial" w:eastAsia="Calibri" w:cs="Arial"/>
           <w:color w:val="000000"/>
           <w:sz w:val="20"/>
           <w:szCs w:val="20"/>
@@ -447,7 +447,7 @@
       </w:r>
       <w:r>
         <w:rPr>
-          <w:rFonts w:ascii="Arial" w:eastAsia="Calibri" w:hAnsi="Arial" w:cs="Arial"/>
+          <w:rFonts w:ascii="Arial" w:hAnsi="Arial" w:eastAsia="Calibri" w:cs="Arial"/>
           <w:color w:val="000000"/>
           <w:sz w:val="20"/>
           <w:szCs w:val="20"/>
@@ -456,7 +456,7 @@
       </w:r>
       <w:r>
         <w:rPr>
-          <w:rFonts w:ascii="Arial" w:eastAsia="Calibri" w:hAnsi="Arial" w:cs="Arial"/>
+          <w:rFonts w:ascii="Arial" w:hAnsi="Arial" w:eastAsia="Calibri" w:cs="Arial"/>
           <w:color w:val="000000"/>
           <w:sz w:val="20"/>
           <w:szCs w:val="20"/>
@@ -465,7 +465,7 @@
       </w:r>
       <w:r>
         <w:rPr>
-          <w:rFonts w:ascii="Arial" w:eastAsia="Calibri" w:hAnsi="Arial" w:cs="Arial"/>
+          <w:rFonts w:ascii="Arial" w:hAnsi="Arial" w:eastAsia="Calibri" w:cs="Arial"/>
           <w:color w:val="000000"/>
           <w:sz w:val="20"/>
           <w:szCs w:val="20"/>
@@ -474,7 +474,7 @@
       </w:r>
       <w:r>
         <w:rPr>
-          <w:rFonts w:ascii="Arial" w:eastAsia="Calibri" w:hAnsi="Arial" w:cs="Arial"/>
+          <w:rFonts w:ascii="Arial" w:hAnsi="Arial" w:eastAsia="Calibri" w:cs="Arial"/>
           <w:color w:val="000000"/>
           <w:sz w:val="20"/>
           <w:szCs w:val="20"/>
@@ -487,14 +487,14 @@
         <w:pBdr>
           <w:top w:val="nil"/>
           <w:left w:val="nil"/>
-          <w:bottom w:val="single" w:sz="4" w:space="1" w:color="auto"/>
+          <w:bottom w:val="single" w:color="auto" w:sz="4" w:space="1"/>
           <w:right w:val="nil"/>
           <w:between w:val="nil"/>
         </w:pBdr>
         <w:spacing w:line="276" w:lineRule="auto"/>
         <w:rPr>
           <w:rStyle w:val="Hyperlink"/>
-          <w:rFonts w:ascii="Arial" w:eastAsia="Calibri" w:hAnsi="Arial" w:cs="Arial"/>
+          <w:rFonts w:ascii="Arial" w:hAnsi="Arial" w:eastAsia="Calibri" w:cs="Arial"/>
           <w:sz w:val="20"/>
           <w:szCs w:val="20"/>
         </w:rPr>
@@ -511,7 +511,7 @@
         </w:pBdr>
         <w:spacing w:before="120"/>
         <w:rPr>
-          <w:rFonts w:ascii="Arial" w:eastAsia="Calibri" w:hAnsi="Arial" w:cs="Arial"/>
+          <w:rFonts w:ascii="Arial" w:hAnsi="Arial" w:eastAsia="Calibri" w:cs="Arial"/>
           <w:color w:val="000000"/>
           <w:sz w:val="18"/>
           <w:szCs w:val="18"/>
@@ -519,7 +519,7 @@
       </w:pPr>
       <w:r>
         <w:rPr>
-          <w:rFonts w:ascii="Arial" w:eastAsia="Calibri" w:hAnsi="Arial" w:cs="Arial"/>
+          <w:rFonts w:ascii="Arial" w:hAnsi="Arial" w:eastAsia="Calibri" w:cs="Arial"/>
           <w:b/>
           <w:color w:val="000000"/>
           <w:sz w:val="22"/>
@@ -539,15 +539,15 @@
         </w:pBdr>
         <w:spacing w:before="120"/>
         <w:rPr>
-          <w:rFonts w:ascii="Arial" w:eastAsia="Calibri" w:hAnsi="Arial" w:cs="Arial"/>
-          <w:color w:val="000000"/>
-          <w:sz w:val="20"/>
-          <w:szCs w:val="20"/>
-        </w:rPr>
-      </w:pPr>
-      <w:r>
-        <w:rPr>
-          <w:rFonts w:ascii="Arial" w:eastAsia="Calibri" w:hAnsi="Arial" w:cs="Arial"/>
+          <w:rFonts w:ascii="Arial" w:hAnsi="Arial" w:eastAsia="Calibri" w:cs="Arial"/>
+          <w:color w:val="000000"/>
+          <w:sz w:val="20"/>
+          <w:szCs w:val="20"/>
+        </w:rPr>
+      </w:pPr>
+      <w:r>
+        <w:rPr>
+          <w:rFonts w:ascii="Arial" w:hAnsi="Arial" w:eastAsia="Calibri" w:cs="Arial"/>
           <w:color w:val="000000"/>
           <w:sz w:val="20"/>
           <w:szCs w:val="20"/>
@@ -556,7 +556,7 @@
       </w:r>
       <w:r>
         <w:rPr>
-          <w:rFonts w:ascii="Arial" w:eastAsia="Calibri" w:hAnsi="Arial" w:cs="Arial"/>
+          <w:rFonts w:ascii="Arial" w:hAnsi="Arial" w:eastAsia="Calibri" w:cs="Arial"/>
           <w:color w:val="000000"/>
           <w:sz w:val="20"/>
           <w:szCs w:val="20"/>
@@ -565,7 +565,7 @@
       </w:r>
       <w:r>
         <w:rPr>
-          <w:rFonts w:ascii="Arial" w:eastAsia="Calibri" w:hAnsi="Arial" w:cs="Arial"/>
+          <w:rFonts w:ascii="Arial" w:hAnsi="Arial" w:eastAsia="Calibri" w:cs="Arial"/>
           <w:color w:val="000000"/>
           <w:sz w:val="20"/>
           <w:szCs w:val="20"/>
@@ -574,7 +574,7 @@
       </w:r>
       <w:r>
         <w:rPr>
-          <w:rFonts w:ascii="Arial" w:eastAsia="Calibri" w:hAnsi="Arial" w:cs="Arial"/>
+          <w:rFonts w:ascii="Arial" w:hAnsi="Arial" w:eastAsia="Calibri" w:cs="Arial"/>
           <w:color w:val="000000"/>
           <w:sz w:val="20"/>
           <w:szCs w:val="20"/>
@@ -583,7 +583,7 @@
       </w:r>
       <w:r>
         <w:rPr>
-          <w:rFonts w:ascii="Arial" w:eastAsia="Calibri" w:hAnsi="Arial" w:cs="Arial"/>
+          <w:rFonts w:ascii="Arial" w:hAnsi="Arial" w:eastAsia="Calibri" w:cs="Arial"/>
           <w:color w:val="000000"/>
           <w:sz w:val="20"/>
           <w:szCs w:val="20"/>
@@ -606,15 +606,15 @@
           <w:between w:val="nil"/>
         </w:pBdr>
         <w:rPr>
-          <w:rFonts w:ascii="Arial" w:eastAsia="Calibri" w:hAnsi="Arial" w:cs="Arial"/>
-          <w:color w:val="000000"/>
-          <w:sz w:val="20"/>
-          <w:szCs w:val="20"/>
-        </w:rPr>
-      </w:pPr>
-      <w:r>
-        <w:rPr>
-          <w:rFonts w:ascii="Arial" w:eastAsia="Calibri" w:hAnsi="Arial" w:cs="Arial"/>
+          <w:rFonts w:ascii="Arial" w:hAnsi="Arial" w:eastAsia="Calibri" w:cs="Arial"/>
+          <w:color w:val="000000"/>
+          <w:sz w:val="20"/>
+          <w:szCs w:val="20"/>
+        </w:rPr>
+      </w:pPr>
+      <w:r>
+        <w:rPr>
+          <w:rFonts w:ascii="Arial" w:hAnsi="Arial" w:eastAsia="Calibri" w:cs="Arial"/>
           <w:b/>
           <w:bCs/>
           <w:color w:val="000000"/>
@@ -625,7 +625,7 @@
       </w:r>
       <w:r>
         <w:rPr>
-          <w:rFonts w:ascii="Arial" w:eastAsia="Calibri" w:hAnsi="Arial" w:cs="Arial"/>
+          <w:rFonts w:ascii="Arial" w:hAnsi="Arial" w:eastAsia="Calibri" w:cs="Arial"/>
           <w:b/>
           <w:bCs/>
           <w:color w:val="000000"/>
@@ -636,7 +636,7 @@
       </w:r>
       <w:r>
         <w:rPr>
-          <w:rFonts w:ascii="Arial" w:eastAsia="Calibri" w:hAnsi="Arial" w:cs="Arial"/>
+          <w:rFonts w:ascii="Arial" w:hAnsi="Arial" w:eastAsia="Calibri" w:cs="Arial"/>
           <w:b/>
           <w:bCs/>
           <w:color w:val="000000"/>
@@ -647,7 +647,7 @@
       </w:r>
       <w:r>
         <w:rPr>
-          <w:rFonts w:ascii="Arial" w:eastAsia="Calibri" w:hAnsi="Arial" w:cs="Arial"/>
+          <w:rFonts w:ascii="Arial" w:hAnsi="Arial" w:eastAsia="Calibri" w:cs="Arial"/>
           <w:color w:val="000000"/>
           <w:sz w:val="20"/>
           <w:szCs w:val="20"/>
@@ -656,7 +656,7 @@
       </w:r>
       <w:r>
         <w:rPr>
-          <w:rFonts w:ascii="Arial" w:eastAsia="Calibri" w:hAnsi="Arial" w:cs="Arial"/>
+          <w:rFonts w:ascii="Arial" w:hAnsi="Arial" w:eastAsia="Calibri" w:cs="Arial"/>
           <w:color w:val="000000"/>
           <w:sz w:val="20"/>
           <w:szCs w:val="20"/>
@@ -665,7 +665,7 @@
       </w:r>
       <w:r>
         <w:rPr>
-          <w:rFonts w:ascii="Arial" w:eastAsia="Calibri" w:hAnsi="Arial" w:cs="Arial"/>
+          <w:rFonts w:ascii="Arial" w:hAnsi="Arial" w:eastAsia="Calibri" w:cs="Arial"/>
           <w:color w:val="000000"/>
           <w:sz w:val="20"/>
           <w:szCs w:val="20"/>
@@ -674,7 +674,7 @@
       </w:r>
       <w:r>
         <w:rPr>
-          <w:rFonts w:ascii="Arial" w:eastAsia="Calibri" w:hAnsi="Arial" w:cs="Arial"/>
+          <w:rFonts w:ascii="Arial" w:hAnsi="Arial" w:eastAsia="Calibri" w:cs="Arial"/>
           <w:color w:val="000000"/>
           <w:sz w:val="20"/>
           <w:szCs w:val="20"/>
@@ -697,15 +697,15 @@
           <w:between w:val="nil"/>
         </w:pBdr>
         <w:rPr>
-          <w:rFonts w:ascii="Arial" w:eastAsia="Calibri" w:hAnsi="Arial" w:cs="Arial"/>
-          <w:color w:val="000000"/>
-          <w:sz w:val="20"/>
-          <w:szCs w:val="20"/>
-        </w:rPr>
-      </w:pPr>
-      <w:r>
-        <w:rPr>
-          <w:rFonts w:ascii="Arial" w:eastAsia="Calibri" w:hAnsi="Arial" w:cs="Arial"/>
+          <w:rFonts w:ascii="Arial" w:hAnsi="Arial" w:eastAsia="Calibri" w:cs="Arial"/>
+          <w:color w:val="000000"/>
+          <w:sz w:val="20"/>
+          <w:szCs w:val="20"/>
+        </w:rPr>
+      </w:pPr>
+      <w:r>
+        <w:rPr>
+          <w:rFonts w:ascii="Arial" w:hAnsi="Arial" w:eastAsia="Calibri" w:cs="Arial"/>
           <w:b/>
           <w:bCs/>
           <w:color w:val="000000"/>
@@ -716,7 +716,7 @@
       </w:r>
       <w:r>
         <w:rPr>
-          <w:rFonts w:ascii="Arial" w:eastAsia="Calibri" w:hAnsi="Arial" w:cs="Arial"/>
+          <w:rFonts w:ascii="Arial" w:hAnsi="Arial" w:eastAsia="Calibri" w:cs="Arial"/>
           <w:b/>
           <w:bCs/>
           <w:color w:val="000000"/>
@@ -727,7 +727,7 @@
       </w:r>
       <w:r>
         <w:rPr>
-          <w:rFonts w:ascii="Arial" w:eastAsia="Calibri" w:hAnsi="Arial" w:cs="Arial"/>
+          <w:rFonts w:ascii="Arial" w:hAnsi="Arial" w:eastAsia="Calibri" w:cs="Arial"/>
           <w:b/>
           <w:bCs/>
           <w:color w:val="000000"/>
@@ -738,7 +738,7 @@
       </w:r>
       <w:r>
         <w:rPr>
-          <w:rFonts w:ascii="Arial" w:eastAsia="Calibri" w:hAnsi="Arial" w:cs="Arial"/>
+          <w:rFonts w:ascii="Arial" w:hAnsi="Arial" w:eastAsia="Calibri" w:cs="Arial"/>
           <w:color w:val="000000"/>
           <w:sz w:val="20"/>
           <w:szCs w:val="20"/>
@@ -747,7 +747,7 @@
       </w:r>
       <w:r>
         <w:rPr>
-          <w:rFonts w:ascii="Arial" w:eastAsia="Calibri" w:hAnsi="Arial" w:cs="Arial"/>
+          <w:rFonts w:ascii="Arial" w:hAnsi="Arial" w:eastAsia="Calibri" w:cs="Arial"/>
           <w:color w:val="000000"/>
           <w:sz w:val="20"/>
           <w:szCs w:val="20"/>
@@ -756,7 +756,7 @@
       </w:r>
       <w:r>
         <w:rPr>
-          <w:rFonts w:ascii="Arial" w:eastAsia="Calibri" w:hAnsi="Arial" w:cs="Arial"/>
+          <w:rFonts w:ascii="Arial" w:hAnsi="Arial" w:eastAsia="Calibri" w:cs="Arial"/>
           <w:color w:val="000000"/>
           <w:sz w:val="20"/>
           <w:szCs w:val="20"/>
@@ -765,7 +765,7 @@
       </w:r>
       <w:r>
         <w:rPr>
-          <w:rFonts w:ascii="Arial" w:eastAsia="Calibri" w:hAnsi="Arial" w:cs="Arial"/>
+          <w:rFonts w:ascii="Arial" w:hAnsi="Arial" w:eastAsia="Calibri" w:cs="Arial"/>
           <w:color w:val="000000"/>
           <w:sz w:val="20"/>
           <w:szCs w:val="20"/>
@@ -774,7 +774,7 @@
       </w:r>
       <w:r>
         <w:rPr>
-          <w:rFonts w:ascii="Arial" w:eastAsia="Calibri" w:hAnsi="Arial" w:cs="Arial"/>
+          <w:rFonts w:ascii="Arial" w:hAnsi="Arial" w:eastAsia="Calibri" w:cs="Arial"/>
           <w:color w:val="000000"/>
           <w:sz w:val="20"/>
           <w:szCs w:val="20"/>
@@ -783,7 +783,7 @@
       </w:r>
       <w:r>
         <w:rPr>
-          <w:rFonts w:ascii="Arial" w:eastAsia="Calibri" w:hAnsi="Arial" w:cs="Arial"/>
+          <w:rFonts w:ascii="Arial" w:hAnsi="Arial" w:eastAsia="Calibri" w:cs="Arial"/>
           <w:color w:val="000000"/>
           <w:sz w:val="20"/>
           <w:szCs w:val="20"/>
@@ -792,7 +792,7 @@
       </w:r>
       <w:r>
         <w:rPr>
-          <w:rFonts w:ascii="Arial" w:eastAsia="Calibri" w:hAnsi="Arial" w:cs="Arial"/>
+          <w:rFonts w:ascii="Arial" w:hAnsi="Arial" w:eastAsia="Calibri" w:cs="Arial"/>
           <w:color w:val="000000"/>
           <w:sz w:val="20"/>
           <w:szCs w:val="20"/>
@@ -801,7 +801,7 @@
       </w:r>
       <w:r>
         <w:rPr>
-          <w:rFonts w:ascii="Arial" w:eastAsia="Calibri" w:hAnsi="Arial" w:cs="Arial"/>
+          <w:rFonts w:ascii="Arial" w:hAnsi="Arial" w:eastAsia="Calibri" w:cs="Arial"/>
           <w:color w:val="000000"/>
           <w:sz w:val="20"/>
           <w:szCs w:val="20"/>
@@ -810,7 +810,7 @@
       </w:r>
       <w:r>
         <w:rPr>
-          <w:rFonts w:ascii="Arial" w:eastAsia="Calibri" w:hAnsi="Arial" w:cs="Arial"/>
+          <w:rFonts w:ascii="Arial" w:hAnsi="Arial" w:eastAsia="Calibri" w:cs="Arial"/>
           <w:color w:val="000000"/>
           <w:sz w:val="20"/>
           <w:szCs w:val="20"/>
@@ -819,7 +819,7 @@
       </w:r>
       <w:r>
         <w:rPr>
-          <w:rFonts w:ascii="Arial" w:eastAsia="Calibri" w:hAnsi="Arial" w:cs="Arial"/>
+          <w:rFonts w:ascii="Arial" w:hAnsi="Arial" w:eastAsia="Calibri" w:cs="Arial"/>
           <w:color w:val="000000"/>
           <w:sz w:val="20"/>
           <w:szCs w:val="20"/>
@@ -828,7 +828,7 @@
       </w:r>
       <w:r>
         <w:rPr>
-          <w:rFonts w:ascii="Arial" w:eastAsia="Calibri" w:hAnsi="Arial" w:cs="Arial"/>
+          <w:rFonts w:ascii="Arial" w:hAnsi="Arial" w:eastAsia="Calibri" w:cs="Arial"/>
           <w:color w:val="000000"/>
           <w:sz w:val="20"/>
           <w:szCs w:val="20"/>
@@ -837,7 +837,7 @@
       </w:r>
       <w:r>
         <w:rPr>
-          <w:rFonts w:ascii="Arial" w:eastAsia="Calibri" w:hAnsi="Arial" w:cs="Arial"/>
+          <w:rFonts w:ascii="Arial" w:hAnsi="Arial" w:eastAsia="Calibri" w:cs="Arial"/>
           <w:color w:val="000000"/>
           <w:sz w:val="20"/>
           <w:szCs w:val="20"/>
@@ -846,7 +846,7 @@
       </w:r>
       <w:r>
         <w:rPr>
-          <w:rFonts w:ascii="Arial" w:eastAsia="Calibri" w:hAnsi="Arial" w:cs="Arial"/>
+          <w:rFonts w:ascii="Arial" w:hAnsi="Arial" w:eastAsia="Calibri" w:cs="Arial"/>
           <w:color w:val="000000"/>
           <w:sz w:val="20"/>
           <w:szCs w:val="20"/>
@@ -855,7 +855,7 @@
       </w:r>
       <w:r>
         <w:rPr>
-          <w:rFonts w:ascii="Arial" w:eastAsia="Calibri" w:hAnsi="Arial" w:cs="Arial"/>
+          <w:rFonts w:ascii="Arial" w:hAnsi="Arial" w:eastAsia="Calibri" w:cs="Arial"/>
           <w:color w:val="000000"/>
           <w:sz w:val="20"/>
           <w:szCs w:val="20"/>
@@ -864,7 +864,7 @@
       </w:r>
       <w:r>
         <w:rPr>
-          <w:rFonts w:ascii="Arial" w:eastAsia="Calibri" w:hAnsi="Arial" w:cs="Arial"/>
+          <w:rFonts w:ascii="Arial" w:hAnsi="Arial" w:eastAsia="Calibri" w:cs="Arial"/>
           <w:color w:val="000000"/>
           <w:sz w:val="20"/>
           <w:szCs w:val="20"/>
@@ -887,15 +887,15 @@
           <w:between w:val="nil"/>
         </w:pBdr>
         <w:rPr>
-          <w:rFonts w:ascii="Arial" w:eastAsia="Calibri" w:hAnsi="Arial" w:cs="Arial"/>
-          <w:color w:val="000000"/>
-          <w:sz w:val="20"/>
-          <w:szCs w:val="20"/>
-        </w:rPr>
-      </w:pPr>
-      <w:r>
-        <w:rPr>
-          <w:rFonts w:ascii="Arial" w:eastAsia="Calibri" w:hAnsi="Arial" w:cs="Arial"/>
+          <w:rFonts w:ascii="Arial" w:hAnsi="Arial" w:eastAsia="Calibri" w:cs="Arial"/>
+          <w:color w:val="000000"/>
+          <w:sz w:val="20"/>
+          <w:szCs w:val="20"/>
+        </w:rPr>
+      </w:pPr>
+      <w:r>
+        <w:rPr>
+          <w:rFonts w:ascii="Arial" w:hAnsi="Arial" w:eastAsia="Calibri" w:cs="Arial"/>
           <w:b/>
           <w:bCs/>
           <w:color w:val="000000"/>
@@ -906,7 +906,7 @@
       </w:r>
       <w:r>
         <w:rPr>
-          <w:rFonts w:ascii="Arial" w:eastAsia="Calibri" w:hAnsi="Arial" w:cs="Arial"/>
+          <w:rFonts w:ascii="Arial" w:hAnsi="Arial" w:eastAsia="Calibri" w:cs="Arial"/>
           <w:color w:val="000000"/>
           <w:sz w:val="20"/>
           <w:szCs w:val="20"/>
@@ -915,7 +915,7 @@
       </w:r>
       <w:r>
         <w:rPr>
-          <w:rFonts w:ascii="Arial" w:eastAsia="Calibri" w:hAnsi="Arial" w:cs="Arial"/>
+          <w:rFonts w:ascii="Arial" w:hAnsi="Arial" w:eastAsia="Calibri" w:cs="Arial"/>
           <w:color w:val="000000"/>
           <w:sz w:val="20"/>
           <w:szCs w:val="20"/>
@@ -924,7 +924,7 @@
       </w:r>
       <w:r>
         <w:rPr>
-          <w:rFonts w:ascii="Arial" w:eastAsia="Calibri" w:hAnsi="Arial" w:cs="Arial"/>
+          <w:rFonts w:ascii="Arial" w:hAnsi="Arial" w:eastAsia="Calibri" w:cs="Arial"/>
           <w:color w:val="000000"/>
           <w:sz w:val="20"/>
           <w:szCs w:val="20"/>
@@ -933,7 +933,7 @@
       </w:r>
       <w:r>
         <w:rPr>
-          <w:rFonts w:ascii="Arial" w:eastAsia="Calibri" w:hAnsi="Arial" w:cs="Arial"/>
+          <w:rFonts w:ascii="Arial" w:hAnsi="Arial" w:eastAsia="Calibri" w:cs="Arial"/>
           <w:color w:val="000000"/>
           <w:sz w:val="20"/>
           <w:szCs w:val="20"/>
@@ -942,7 +942,7 @@
       </w:r>
       <w:r>
         <w:rPr>
-          <w:rFonts w:ascii="Arial" w:eastAsia="Calibri" w:hAnsi="Arial" w:cs="Arial"/>
+          <w:rFonts w:ascii="Arial" w:hAnsi="Arial" w:eastAsia="Calibri" w:cs="Arial"/>
           <w:color w:val="000000"/>
           <w:sz w:val="20"/>
           <w:szCs w:val="20"/>
@@ -951,7 +951,7 @@
       </w:r>
       <w:r>
         <w:rPr>
-          <w:rFonts w:ascii="Arial" w:eastAsia="Calibri" w:hAnsi="Arial" w:cs="Arial"/>
+          <w:rFonts w:ascii="Arial" w:hAnsi="Arial" w:eastAsia="Calibri" w:cs="Arial"/>
           <w:color w:val="000000"/>
           <w:sz w:val="20"/>
           <w:szCs w:val="20"/>
@@ -960,7 +960,7 @@
       </w:r>
       <w:r>
         <w:rPr>
-          <w:rFonts w:ascii="Arial" w:eastAsia="Calibri" w:hAnsi="Arial" w:cs="Arial"/>
+          <w:rFonts w:ascii="Arial" w:hAnsi="Arial" w:eastAsia="Calibri" w:cs="Arial"/>
           <w:color w:val="000000"/>
           <w:sz w:val="20"/>
           <w:szCs w:val="20"/>
@@ -969,7 +969,7 @@
       </w:r>
       <w:r>
         <w:rPr>
-          <w:rFonts w:ascii="Arial" w:eastAsia="Calibri" w:hAnsi="Arial" w:cs="Arial"/>
+          <w:rFonts w:ascii="Arial" w:hAnsi="Arial" w:eastAsia="Calibri" w:cs="Arial"/>
           <w:color w:val="000000"/>
           <w:sz w:val="20"/>
           <w:szCs w:val="20"/>
@@ -978,7 +978,7 @@
       </w:r>
       <w:r>
         <w:rPr>
-          <w:rFonts w:ascii="Arial" w:eastAsia="Calibri" w:hAnsi="Arial" w:cs="Arial"/>
+          <w:rFonts w:ascii="Arial" w:hAnsi="Arial" w:eastAsia="Calibri" w:cs="Arial"/>
           <w:color w:val="000000"/>
           <w:sz w:val="20"/>
           <w:szCs w:val="20"/>
@@ -987,7 +987,7 @@
       </w:r>
       <w:r>
         <w:rPr>
-          <w:rFonts w:ascii="Arial" w:eastAsia="Calibri" w:hAnsi="Arial" w:cs="Arial"/>
+          <w:rFonts w:ascii="Arial" w:hAnsi="Arial" w:eastAsia="Calibri" w:cs="Arial"/>
           <w:color w:val="000000"/>
           <w:sz w:val="20"/>
           <w:szCs w:val="20"/>
@@ -1000,13 +1000,13 @@
         <w:pBdr>
           <w:top w:val="nil"/>
           <w:left w:val="nil"/>
-          <w:bottom w:val="single" w:sz="4" w:space="1" w:color="auto"/>
+          <w:bottom w:val="single" w:color="auto" w:sz="4" w:space="1"/>
           <w:right w:val="nil"/>
           <w:between w:val="nil"/>
         </w:pBdr>
         <w:spacing w:line="276" w:lineRule="auto"/>
         <w:rPr>
-          <w:rFonts w:ascii="Arial" w:eastAsia="Calibri" w:hAnsi="Arial" w:cs="Arial"/>
+          <w:rFonts w:ascii="Arial" w:hAnsi="Arial" w:eastAsia="Calibri" w:cs="Arial"/>
           <w:b/>
           <w:smallCaps/>
           <w:color w:val="000000"/>
@@ -1026,7 +1026,7 @@
         </w:pBdr>
         <w:spacing w:before="120"/>
         <w:rPr>
-          <w:rFonts w:ascii="Arial" w:eastAsia="Calibri" w:hAnsi="Arial" w:cs="Arial"/>
+          <w:rFonts w:ascii="Arial" w:hAnsi="Arial" w:eastAsia="Calibri" w:cs="Arial"/>
           <w:b/>
           <w:color w:val="000000"/>
           <w:sz w:val="22"/>
@@ -1035,7 +1035,7 @@
       </w:pPr>
       <w:r>
         <w:rPr>
-          <w:rFonts w:ascii="Arial" w:eastAsia="Calibri" w:hAnsi="Arial" w:cs="Arial"/>
+          <w:rFonts w:ascii="Arial" w:hAnsi="Arial" w:eastAsia="Calibri" w:cs="Arial"/>
           <w:b/>
           <w:color w:val="000000"/>
           <w:sz w:val="22"/>
@@ -1058,16 +1058,16 @@
         </w:tabs>
         <w:spacing w:before="120"/>
         <w:rPr>
-          <w:rFonts w:ascii="Arial" w:eastAsia="Calibri" w:hAnsi="Arial" w:cs="Arial"/>
-          <w:b/>
-          <w:color w:val="000000"/>
-          <w:sz w:val="20"/>
-          <w:szCs w:val="20"/>
-        </w:rPr>
-      </w:pPr>
-      <w:r>
-        <w:rPr>
-          <w:rFonts w:ascii="Arial" w:eastAsia="Calibri" w:hAnsi="Arial" w:cs="Arial"/>
+          <w:rFonts w:ascii="Arial" w:hAnsi="Arial" w:eastAsia="Calibri" w:cs="Arial"/>
+          <w:b/>
+          <w:color w:val="000000"/>
+          <w:sz w:val="20"/>
+          <w:szCs w:val="20"/>
+        </w:rPr>
+      </w:pPr>
+      <w:r>
+        <w:rPr>
+          <w:rFonts w:ascii="Arial" w:hAnsi="Arial" w:eastAsia="Calibri" w:cs="Arial"/>
           <w:b/>
           <w:color w:val="000000"/>
           <w:sz w:val="20"/>
@@ -1077,7 +1077,7 @@
       </w:r>
       <w:r>
         <w:rPr>
-          <w:rFonts w:ascii="Arial" w:eastAsia="Calibri" w:hAnsi="Arial" w:cs="Arial"/>
+          <w:rFonts w:ascii="Arial" w:hAnsi="Arial" w:eastAsia="Calibri" w:cs="Arial"/>
           <w:b/>
           <w:color w:val="000000"/>
           <w:sz w:val="20"/>
@@ -1087,7 +1087,7 @@
       </w:r>
       <w:r>
         <w:rPr>
-          <w:rFonts w:ascii="Arial" w:eastAsia="Calibri" w:hAnsi="Arial" w:cs="Arial"/>
+          <w:rFonts w:ascii="Arial" w:hAnsi="Arial" w:eastAsia="Calibri" w:cs="Arial"/>
           <w:b/>
           <w:color w:val="000000"/>
           <w:sz w:val="20"/>
@@ -1097,7 +1097,7 @@
       </w:r>
       <w:r>
         <w:rPr>
-          <w:rFonts w:ascii="Arial" w:eastAsia="Calibri" w:hAnsi="Arial" w:cs="Arial"/>
+          <w:rFonts w:ascii="Arial" w:hAnsi="Arial" w:eastAsia="Calibri" w:cs="Arial"/>
           <w:b/>
           <w:color w:val="000000"/>
           <w:sz w:val="20"/>
@@ -1107,7 +1107,7 @@
       </w:r>
       <w:r>
         <w:rPr>
-          <w:rFonts w:ascii="Arial" w:eastAsia="Calibri" w:hAnsi="Arial" w:cs="Arial"/>
+          <w:rFonts w:ascii="Arial" w:hAnsi="Arial" w:eastAsia="Calibri" w:cs="Arial"/>
           <w:b/>
           <w:color w:val="000000"/>
           <w:sz w:val="20"/>
@@ -1117,7 +1117,7 @@
       </w:r>
       <w:r>
         <w:rPr>
-          <w:rFonts w:ascii="Arial" w:eastAsia="Calibri" w:hAnsi="Arial" w:cs="Arial"/>
+          <w:rFonts w:ascii="Arial" w:hAnsi="Arial" w:eastAsia="Calibri" w:cs="Arial"/>
           <w:b/>
           <w:color w:val="000000"/>
           <w:sz w:val="20"/>
@@ -1127,7 +1127,7 @@
       </w:r>
       <w:r>
         <w:rPr>
-          <w:rFonts w:ascii="Arial" w:eastAsia="Calibri" w:hAnsi="Arial" w:cs="Arial"/>
+          <w:rFonts w:ascii="Arial" w:hAnsi="Arial" w:eastAsia="Calibri" w:cs="Arial"/>
           <w:b/>
           <w:bCs/>
           <w:color w:val="000000"/>
@@ -1138,7 +1138,7 @@
       </w:r>
       <w:r>
         <w:rPr>
-          <w:rFonts w:ascii="Arial" w:eastAsia="Calibri" w:hAnsi="Arial" w:cs="Arial"/>
+          <w:rFonts w:ascii="Arial" w:hAnsi="Arial" w:eastAsia="Calibri" w:cs="Arial"/>
           <w:b/>
           <w:bCs/>
           <w:color w:val="000000"/>
@@ -1149,7 +1149,7 @@
       </w:r>
       <w:r>
         <w:rPr>
-          <w:rFonts w:ascii="Arial" w:eastAsia="Calibri" w:hAnsi="Arial" w:cs="Arial"/>
+          <w:rFonts w:ascii="Arial" w:hAnsi="Arial" w:eastAsia="Calibri" w:cs="Arial"/>
           <w:color w:val="000000"/>
           <w:sz w:val="20"/>
           <w:szCs w:val="20"/>
@@ -1158,7 +1158,7 @@
       </w:r>
       <w:r>
         <w:rPr>
-          <w:rFonts w:ascii="Arial" w:eastAsia="Calibri" w:hAnsi="Arial" w:cs="Arial"/>
+          <w:rFonts w:ascii="Arial" w:hAnsi="Arial" w:eastAsia="Calibri" w:cs="Arial"/>
           <w:color w:val="000000"/>
           <w:sz w:val="20"/>
           <w:szCs w:val="20"/>
@@ -1167,7 +1167,7 @@
       </w:r>
       <w:r>
         <w:rPr>
-          <w:rFonts w:ascii="Arial" w:eastAsia="Calibri" w:hAnsi="Arial" w:cs="Arial"/>
+          <w:rFonts w:ascii="Arial" w:hAnsi="Arial" w:eastAsia="Calibri" w:cs="Arial"/>
           <w:color w:val="000000"/>
           <w:sz w:val="20"/>
           <w:szCs w:val="20"/>
@@ -1176,7 +1176,7 @@
       </w:r>
       <w:r>
         <w:rPr>
-          <w:rFonts w:ascii="Arial" w:eastAsia="Calibri" w:hAnsi="Arial" w:cs="Arial"/>
+          <w:rFonts w:ascii="Arial" w:hAnsi="Arial" w:eastAsia="Calibri" w:cs="Arial"/>
           <w:color w:val="000000"/>
           <w:sz w:val="20"/>
           <w:szCs w:val="20"/>
@@ -1185,7 +1185,7 @@
       </w:r>
       <w:r>
         <w:rPr>
-          <w:rFonts w:ascii="Arial" w:eastAsia="Calibri" w:hAnsi="Arial" w:cs="Arial"/>
+          <w:rFonts w:ascii="Arial" w:hAnsi="Arial" w:eastAsia="Calibri" w:cs="Arial"/>
           <w:color w:val="000000"/>
           <w:sz w:val="20"/>
           <w:szCs w:val="20"/>
@@ -1194,7 +1194,7 @@
       </w:r>
       <w:r>
         <w:rPr>
-          <w:rFonts w:ascii="Arial" w:eastAsia="Calibri" w:hAnsi="Arial" w:cs="Arial"/>
+          <w:rFonts w:ascii="Arial" w:hAnsi="Arial" w:eastAsia="Calibri" w:cs="Arial"/>
           <w:color w:val="000000"/>
           <w:sz w:val="20"/>
           <w:szCs w:val="20"/>
@@ -1203,12 +1203,60 @@
       </w:r>
       <w:r>
         <w:rPr>
-          <w:rFonts w:ascii="Arial" w:eastAsia="Calibri" w:hAnsi="Arial" w:cs="Arial"/>
+          <w:rFonts w:ascii="Arial" w:hAnsi="Arial" w:eastAsia="Calibri" w:cs="Arial"/>
           <w:color w:val="000000"/>
           <w:sz w:val="20"/>
           <w:szCs w:val="20"/>
         </w:rPr>
         <w:t>present</w:t>
+      </w:r>
+    </w:p>
+    <w:p>
+      <w:pPr>
+        <w:pStyle w:val="ListParagraph"/>
+        <w:numPr>
+          <w:ilvl w:val="0"/>
+          <w:numId w:val="2"/>
+        </w:numPr>
+        <w:pBdr>
+          <w:top w:val="nil" w:color="000000" w:sz="0" w:space="0"/>
+          <w:left w:val="nil" w:color="000000" w:sz="0" w:space="0"/>
+          <w:bottom w:val="nil" w:color="000000" w:sz="0" w:space="0"/>
+          <w:right w:val="nil" w:color="000000" w:sz="0" w:space="0"/>
+          <w:between w:val="nil" w:color="000000" w:sz="0" w:space="0"/>
+        </w:pBdr>
+        <w:rPr>
+          <w:rFonts w:ascii="Arial" w:hAnsi="Arial" w:eastAsia="Calibri" w:cs="Arial"/>
+          <w:color w:val="000000"/>
+          <w:sz w:val="20"/>
+          <w:szCs w:val="20"/>
+        </w:rPr>
+      </w:pPr>
+      <w:r>
+        <w:rPr>
+          <w:rFonts w:ascii="Arial" w:hAnsi="Arial" w:eastAsia="Calibri" w:cs="Arial"/>
+          <w:color w:val="000000" w:themeColor="text1" w:themeTint="FF" w:themeShade="FF"/>
+          <w:sz w:val="20"/>
+          <w:szCs w:val="20"/>
+        </w:rPr>
+        <w:t xml:space="preserve">Acknowledged as the UK’s top "Computing University" tutor on </w:t>
+      </w:r>
+      <w:r>
+        <w:rPr>
+          <w:rFonts w:ascii="Arial" w:hAnsi="Arial" w:eastAsia="Calibri" w:cs="Arial"/>
+          <w:sz w:val="20"/>
+          <w:szCs w:val="20"/>
+        </w:rPr>
+        <w:t>MyTutor</w:t>
+      </w:r>
+      <w:r>
+        <w:rPr>
+          <w:rFonts w:ascii="Arial" w:hAnsi="Arial" w:eastAsia="Calibri" w:cs="Arial"/>
+          <w:color w:val="000000" w:themeColor="text1" w:themeTint="FF" w:themeShade="FF"/>
+          <w:sz w:val="20"/>
+          <w:szCs w:val="20"/>
+        </w:rPr>
+        <w:t xml:space="preserve"> and received 700+ 5-star reviews.</w:t>
       </w:r>
     </w:p>
     <w:p>
@@ -1226,37 +1274,223 @@
           <w:between w:val="nil"/>
         </w:pBdr>
         <w:rPr>
-          <w:rFonts w:ascii="Arial" w:eastAsia="Calibri" w:hAnsi="Arial" w:cs="Arial"/>
-          <w:color w:val="000000"/>
-          <w:sz w:val="20"/>
-          <w:szCs w:val="20"/>
-        </w:rPr>
-      </w:pPr>
-      <w:r>
-        <w:rPr>
-          <w:rFonts w:ascii="Arial" w:eastAsia="Calibri" w:hAnsi="Arial" w:cs="Arial"/>
-          <w:color w:val="000000"/>
-          <w:sz w:val="20"/>
-          <w:szCs w:val="20"/>
-        </w:rPr>
-        <w:t xml:space="preserve">Acknowledged as the UK’s top "Computing University" tutor on </w:t>
-      </w:r>
-      <w:r>
-        <w:rPr>
-          <w:rFonts w:ascii="Arial" w:eastAsia="Calibri" w:hAnsi="Arial" w:cs="Arial"/>
-          <w:sz w:val="20"/>
-          <w:szCs w:val="20"/>
-        </w:rPr>
-        <w:t>MyTutor</w:t>
-      </w:r>
-      <w:r>
-        <w:rPr>
-          <w:rFonts w:ascii="Arial" w:eastAsia="Calibri" w:hAnsi="Arial" w:cs="Arial"/>
-          <w:color w:val="000000"/>
-          <w:sz w:val="20"/>
-          <w:szCs w:val="20"/>
-        </w:rPr>
-        <w:t xml:space="preserve"> and received 600+ 5-star reviews.</w:t>
+          <w:rFonts w:ascii="Arial" w:hAnsi="Arial" w:eastAsia="Calibri" w:cs="Arial"/>
+          <w:color w:val="000000"/>
+          <w:sz w:val="20"/>
+          <w:szCs w:val="20"/>
+        </w:rPr>
+      </w:pPr>
+      <w:r>
+        <w:rPr>
+          <w:rFonts w:ascii="Arial" w:hAnsi="Arial" w:eastAsia="Calibri" w:cs="Arial"/>
+          <w:color w:val="000000" w:themeColor="text1" w:themeTint="FF" w:themeShade="FF"/>
+          <w:sz w:val="20"/>
+          <w:szCs w:val="20"/>
+        </w:rPr>
+        <w:t>Delivered comprehensive tuition in software engineering subjects including web development with Django</w:t>
+      </w:r>
+      <w:r>
+        <w:rPr>
+          <w:rFonts w:ascii="Arial" w:hAnsi="Arial" w:eastAsia="Calibri" w:cs="Arial"/>
+          <w:color w:val="000000" w:themeColor="text1" w:themeTint="FF" w:themeShade="FF"/>
+          <w:sz w:val="20"/>
+          <w:szCs w:val="20"/>
+        </w:rPr>
+        <w:t>, PHP, and Ruby on Rails</w:t>
+      </w:r>
+      <w:r>
+        <w:rPr>
+          <w:rFonts w:ascii="Arial" w:hAnsi="Arial" w:eastAsia="Calibri" w:cs="Arial"/>
+          <w:color w:val="000000" w:themeColor="text1" w:themeTint="FF" w:themeShade="FF"/>
+          <w:sz w:val="20"/>
+          <w:szCs w:val="20"/>
+        </w:rPr>
+        <w:t>,</w:t>
+      </w:r>
+      <w:r>
+        <w:rPr>
+          <w:rFonts w:ascii="Arial" w:hAnsi="Arial" w:eastAsia="Calibri" w:cs="Arial"/>
+          <w:color w:val="000000" w:themeColor="text1" w:themeTint="FF" w:themeShade="FF"/>
+          <w:sz w:val="20"/>
+          <w:szCs w:val="20"/>
+        </w:rPr>
+        <w:t xml:space="preserve"> as well as </w:t>
+      </w:r>
+      <w:r>
+        <w:rPr>
+          <w:rFonts w:ascii="Arial" w:hAnsi="Arial" w:eastAsia="Calibri" w:cs="Arial"/>
+          <w:color w:val="000000" w:themeColor="text1" w:themeTint="FF" w:themeShade="FF"/>
+          <w:sz w:val="20"/>
+          <w:szCs w:val="20"/>
+        </w:rPr>
+        <w:t xml:space="preserve">object-oriented programming, databases, </w:t>
+      </w:r>
+      <w:proofErr w:type="gramStart"/>
+      <w:r>
+        <w:rPr>
+          <w:rFonts w:ascii="Arial" w:hAnsi="Arial" w:eastAsia="Calibri" w:cs="Arial"/>
+          <w:color w:val="000000" w:themeColor="text1" w:themeTint="FF" w:themeShade="FF"/>
+          <w:sz w:val="20"/>
+          <w:szCs w:val="20"/>
+        </w:rPr>
+        <w:t>algorithms</w:t>
+      </w:r>
+      <w:proofErr w:type="gramEnd"/>
+      <w:r>
+        <w:rPr>
+          <w:rFonts w:ascii="Arial" w:hAnsi="Arial" w:eastAsia="Calibri" w:cs="Arial"/>
+          <w:color w:val="000000" w:themeColor="text1" w:themeTint="FF" w:themeShade="FF"/>
+          <w:sz w:val="20"/>
+          <w:szCs w:val="20"/>
+        </w:rPr>
+        <w:t xml:space="preserve"> and </w:t>
+      </w:r>
+      <w:r>
+        <w:rPr>
+          <w:rFonts w:ascii="Arial" w:hAnsi="Arial" w:eastAsia="Calibri" w:cs="Arial"/>
+          <w:color w:val="000000" w:themeColor="text1" w:themeTint="FF" w:themeShade="FF"/>
+          <w:sz w:val="20"/>
+          <w:szCs w:val="20"/>
+        </w:rPr>
+        <w:t>data structures</w:t>
+      </w:r>
+      <w:r>
+        <w:rPr>
+          <w:rFonts w:ascii="Arial" w:hAnsi="Arial" w:eastAsia="Calibri" w:cs="Arial"/>
+          <w:color w:val="000000" w:themeColor="text1" w:themeTint="FF" w:themeShade="FF"/>
+          <w:sz w:val="20"/>
+          <w:szCs w:val="20"/>
+        </w:rPr>
+        <w:t>.</w:t>
+      </w:r>
+    </w:p>
+    <w:p>
+      <w:pPr>
+        <w:pBdr>
+          <w:top w:val="nil"/>
+          <w:left w:val="nil"/>
+          <w:bottom w:val="nil"/>
+          <w:right w:val="nil"/>
+          <w:between w:val="nil"/>
+        </w:pBdr>
+        <w:tabs>
+          <w:tab w:val="right" w:pos="11340"/>
+        </w:tabs>
+        <w:spacing w:before="120"/>
+        <w:rPr>
+          <w:rFonts w:ascii="Arial" w:hAnsi="Arial" w:eastAsia="Calibri" w:cs="Arial"/>
+          <w:b/>
+          <w:color w:val="000000"/>
+          <w:sz w:val="20"/>
+          <w:szCs w:val="20"/>
+        </w:rPr>
+      </w:pPr>
+      <w:r>
+        <w:rPr>
+          <w:rFonts w:ascii="Arial" w:hAnsi="Arial" w:eastAsia="Calibri" w:cs="Arial"/>
+          <w:b/>
+          <w:bCs/>
+          <w:color w:val="000000"/>
+          <w:sz w:val="20"/>
+          <w:szCs w:val="20"/>
+        </w:rPr>
+        <w:t>Informatics University Tutor</w:t>
+      </w:r>
+      <w:r>
+        <w:rPr>
+          <w:rFonts w:ascii="Arial" w:hAnsi="Arial" w:eastAsia="Calibri" w:cs="Arial"/>
+          <w:b/>
+          <w:bCs/>
+          <w:color w:val="000000"/>
+          <w:sz w:val="20"/>
+          <w:szCs w:val="20"/>
+        </w:rPr>
+        <w:t xml:space="preserve"> </w:t>
+      </w:r>
+      <w:r>
+        <w:rPr>
+          <w:rFonts w:ascii="Arial" w:hAnsi="Arial" w:eastAsia="Calibri" w:cs="Arial"/>
+          <w:b/>
+          <w:bCs/>
+          <w:color w:val="000000"/>
+          <w:sz w:val="20"/>
+          <w:szCs w:val="20"/>
+        </w:rPr>
+        <w:t>/</w:t>
+      </w:r>
+      <w:r>
+        <w:rPr>
+          <w:rFonts w:ascii="Arial" w:hAnsi="Arial" w:eastAsia="Calibri" w:cs="Arial"/>
+          <w:b/>
+          <w:bCs/>
+          <w:color w:val="000000"/>
+          <w:sz w:val="20"/>
+          <w:szCs w:val="20"/>
+        </w:rPr>
+        <w:t xml:space="preserve"> University of Edinburgh</w:t>
+      </w:r>
+      <w:r>
+        <w:rPr>
+          <w:rFonts w:ascii="Arial" w:hAnsi="Arial" w:eastAsia="Calibri" w:cs="Arial"/>
+          <w:color w:val="000000"/>
+          <w:sz w:val="20"/>
+          <w:szCs w:val="20"/>
+        </w:rPr>
+        <w:tab/>
+      </w:r>
+      <w:r>
+        <w:rPr>
+          <w:rFonts w:ascii="Arial" w:hAnsi="Arial" w:eastAsia="Calibri" w:cs="Arial"/>
+          <w:color w:val="000000"/>
+          <w:sz w:val="20"/>
+          <w:szCs w:val="20"/>
+        </w:rPr>
+        <w:t xml:space="preserve">Aug </w:t>
+      </w:r>
+      <w:r>
+        <w:rPr>
+          <w:rFonts w:ascii="Arial" w:hAnsi="Arial" w:eastAsia="Calibri" w:cs="Arial"/>
+          <w:color w:val="000000"/>
+          <w:sz w:val="20"/>
+          <w:szCs w:val="20"/>
+        </w:rPr>
+        <w:t>2016</w:t>
+      </w:r>
+      <w:r>
+        <w:rPr>
+          <w:rFonts w:ascii="Arial" w:hAnsi="Arial" w:eastAsia="Calibri" w:cs="Arial"/>
+          <w:color w:val="000000"/>
+          <w:sz w:val="20"/>
+          <w:szCs w:val="20"/>
+        </w:rPr>
+        <w:t xml:space="preserve"> </w:t>
+      </w:r>
+      <w:r>
+        <w:rPr>
+          <w:rFonts w:ascii="Arial" w:hAnsi="Arial" w:eastAsia="Calibri" w:cs="Arial"/>
+          <w:color w:val="000000"/>
+          <w:sz w:val="20"/>
+          <w:szCs w:val="20"/>
+        </w:rPr>
+        <w:t>-</w:t>
+      </w:r>
+      <w:r>
+        <w:rPr>
+          <w:rFonts w:ascii="Arial" w:hAnsi="Arial" w:eastAsia="Calibri" w:cs="Arial"/>
+          <w:color w:val="000000"/>
+          <w:sz w:val="20"/>
+          <w:szCs w:val="20"/>
+        </w:rPr>
+        <w:t xml:space="preserve"> May </w:t>
+      </w:r>
+      <w:r>
+        <w:rPr>
+          <w:rFonts w:ascii="Arial" w:hAnsi="Arial" w:eastAsia="Calibri" w:cs="Arial"/>
+          <w:color w:val="000000"/>
+          <w:sz w:val="20"/>
+          <w:szCs w:val="20"/>
+        </w:rPr>
+        <w:t>2018</w:t>
       </w:r>
     </w:p>
     <w:p>
@@ -1274,221 +1508,20 @@
           <w:between w:val="nil"/>
         </w:pBdr>
         <w:rPr>
-          <w:rFonts w:ascii="Arial" w:eastAsia="Calibri" w:hAnsi="Arial" w:cs="Arial"/>
-          <w:color w:val="000000"/>
-          <w:sz w:val="20"/>
-          <w:szCs w:val="20"/>
-        </w:rPr>
-      </w:pPr>
-      <w:r>
-        <w:rPr>
-          <w:rFonts w:ascii="Arial" w:eastAsia="Calibri" w:hAnsi="Arial" w:cs="Arial"/>
-          <w:color w:val="000000"/>
-          <w:sz w:val="20"/>
-          <w:szCs w:val="20"/>
-        </w:rPr>
-        <w:t>Delivered comprehensive tuition in software engineering subjects including web development with Django</w:t>
-      </w:r>
-      <w:r>
-        <w:rPr>
-          <w:rFonts w:ascii="Arial" w:eastAsia="Calibri" w:hAnsi="Arial" w:cs="Arial"/>
-          <w:color w:val="000000"/>
-          <w:sz w:val="20"/>
-          <w:szCs w:val="20"/>
-        </w:rPr>
-        <w:t>, PHP, and Ruby on Rails</w:t>
-      </w:r>
-      <w:r>
-        <w:rPr>
-          <w:rFonts w:ascii="Arial" w:eastAsia="Calibri" w:hAnsi="Arial" w:cs="Arial"/>
-          <w:color w:val="000000"/>
-          <w:sz w:val="20"/>
-          <w:szCs w:val="20"/>
-        </w:rPr>
-        <w:t>,</w:t>
-      </w:r>
-      <w:r>
-        <w:rPr>
-          <w:rFonts w:ascii="Arial" w:eastAsia="Calibri" w:hAnsi="Arial" w:cs="Arial"/>
-          <w:color w:val="000000"/>
-          <w:sz w:val="20"/>
-          <w:szCs w:val="20"/>
-        </w:rPr>
-        <w:t xml:space="preserve"> as well as </w:t>
-      </w:r>
-      <w:r>
-        <w:rPr>
-          <w:rFonts w:ascii="Arial" w:eastAsia="Calibri" w:hAnsi="Arial" w:cs="Arial"/>
-          <w:color w:val="000000"/>
-          <w:sz w:val="20"/>
-          <w:szCs w:val="20"/>
-        </w:rPr>
-        <w:t xml:space="preserve">object-oriented programming, databases, </w:t>
-      </w:r>
-      <w:proofErr w:type="gramStart"/>
-      <w:r>
-        <w:rPr>
-          <w:rFonts w:ascii="Arial" w:eastAsia="Calibri" w:hAnsi="Arial" w:cs="Arial"/>
-          <w:color w:val="000000"/>
-          <w:sz w:val="20"/>
-          <w:szCs w:val="20"/>
-        </w:rPr>
-        <w:t>algorithms</w:t>
-      </w:r>
-      <w:proofErr w:type="gramEnd"/>
-      <w:r>
-        <w:rPr>
-          <w:rFonts w:ascii="Arial" w:eastAsia="Calibri" w:hAnsi="Arial" w:cs="Arial"/>
-          <w:color w:val="000000"/>
-          <w:sz w:val="20"/>
-          <w:szCs w:val="20"/>
-        </w:rPr>
-        <w:t xml:space="preserve"> and </w:t>
-      </w:r>
-      <w:r>
-        <w:rPr>
-          <w:rFonts w:ascii="Arial" w:eastAsia="Calibri" w:hAnsi="Arial" w:cs="Arial"/>
-          <w:color w:val="000000"/>
-          <w:sz w:val="20"/>
-          <w:szCs w:val="20"/>
-        </w:rPr>
-        <w:t>data structures</w:t>
-      </w:r>
-      <w:r>
-        <w:rPr>
-          <w:rFonts w:ascii="Arial" w:eastAsia="Calibri" w:hAnsi="Arial" w:cs="Arial"/>
-          <w:color w:val="000000"/>
-          <w:sz w:val="20"/>
-          <w:szCs w:val="20"/>
-        </w:rPr>
-        <w:t>.</w:t>
-      </w:r>
-    </w:p>
-    <w:p>
-      <w:pPr>
-        <w:pBdr>
-          <w:top w:val="nil"/>
-          <w:left w:val="nil"/>
-          <w:bottom w:val="nil"/>
-          <w:right w:val="nil"/>
-          <w:between w:val="nil"/>
-        </w:pBdr>
-        <w:tabs>
-          <w:tab w:val="right" w:pos="11340"/>
-        </w:tabs>
-        <w:spacing w:before="120"/>
-        <w:rPr>
-          <w:rFonts w:ascii="Arial" w:eastAsia="Calibri" w:hAnsi="Arial" w:cs="Arial"/>
-          <w:color w:val="000000"/>
-          <w:sz w:val="20"/>
-          <w:szCs w:val="20"/>
-        </w:rPr>
-      </w:pPr>
-      <w:r>
-        <w:rPr>
-          <w:rFonts w:ascii="Arial" w:eastAsia="Calibri" w:hAnsi="Arial" w:cs="Arial"/>
-          <w:b/>
-          <w:color w:val="000000"/>
-          <w:sz w:val="20"/>
-          <w:szCs w:val="20"/>
-        </w:rPr>
-        <w:t>Full Stack Developer</w:t>
-      </w:r>
-      <w:r>
-        <w:rPr>
-          <w:rFonts w:ascii="Arial" w:eastAsia="Calibri" w:hAnsi="Arial" w:cs="Arial"/>
-          <w:b/>
-          <w:color w:val="000000"/>
-          <w:sz w:val="20"/>
-          <w:szCs w:val="20"/>
-        </w:rPr>
-        <w:t xml:space="preserve"> (3-Month Contract)</w:t>
-      </w:r>
-      <w:r>
-        <w:rPr>
-          <w:rFonts w:ascii="Arial" w:eastAsia="Calibri" w:hAnsi="Arial" w:cs="Arial"/>
-          <w:b/>
-          <w:color w:val="000000"/>
-          <w:sz w:val="20"/>
-          <w:szCs w:val="20"/>
-        </w:rPr>
-        <w:t xml:space="preserve"> </w:t>
-      </w:r>
-      <w:r>
-        <w:rPr>
-          <w:rFonts w:ascii="Arial" w:eastAsia="Calibri" w:hAnsi="Arial" w:cs="Arial"/>
-          <w:b/>
-          <w:color w:val="000000"/>
-          <w:sz w:val="20"/>
-          <w:szCs w:val="20"/>
-        </w:rPr>
-        <w:t>/</w:t>
-      </w:r>
-      <w:r>
-        <w:rPr>
-          <w:rFonts w:ascii="Arial" w:eastAsia="Calibri" w:hAnsi="Arial" w:cs="Arial"/>
-          <w:b/>
-          <w:color w:val="000000"/>
-          <w:sz w:val="20"/>
-          <w:szCs w:val="20"/>
-        </w:rPr>
-        <w:t xml:space="preserve"> </w:t>
-      </w:r>
-      <w:r>
-        <w:rPr>
-          <w:rFonts w:ascii="Arial" w:eastAsia="Calibri" w:hAnsi="Arial" w:cs="Arial"/>
-          <w:b/>
-          <w:color w:val="000000"/>
-          <w:sz w:val="20"/>
-          <w:szCs w:val="20"/>
-        </w:rPr>
-        <w:t>N-able</w:t>
-      </w:r>
-      <w:r>
-        <w:rPr>
-          <w:rFonts w:ascii="Arial" w:eastAsia="Calibri" w:hAnsi="Arial" w:cs="Arial"/>
-          <w:bCs/>
-          <w:color w:val="000000"/>
-          <w:sz w:val="20"/>
-          <w:szCs w:val="20"/>
-        </w:rPr>
-        <w:tab/>
-      </w:r>
-      <w:r>
-        <w:rPr>
-          <w:rFonts w:ascii="Arial" w:eastAsia="Calibri" w:hAnsi="Arial" w:cs="Arial"/>
-          <w:bCs/>
-          <w:color w:val="000000"/>
-          <w:sz w:val="20"/>
-          <w:szCs w:val="20"/>
-        </w:rPr>
-        <w:t xml:space="preserve">Jun </w:t>
-      </w:r>
-      <w:r>
-        <w:rPr>
-          <w:rFonts w:ascii="Arial" w:eastAsia="Calibri" w:hAnsi="Arial" w:cs="Arial"/>
-          <w:color w:val="000000"/>
-          <w:sz w:val="20"/>
-          <w:szCs w:val="20"/>
-        </w:rPr>
-        <w:t>2018</w:t>
-      </w:r>
-      <w:r>
-        <w:rPr>
-          <w:rFonts w:ascii="Arial" w:eastAsia="Calibri" w:hAnsi="Arial" w:cs="Arial"/>
-          <w:color w:val="000000"/>
-          <w:sz w:val="20"/>
-          <w:szCs w:val="20"/>
-        </w:rPr>
-        <w:t xml:space="preserve"> - Aug 2018</w:t>
-      </w:r>
-      <w:r>
-        <w:rPr>
-          <w:rFonts w:ascii="Arial" w:hAnsi="Arial" w:cs="Arial"/>
-          <w:sz w:val="20"/>
-          <w:szCs w:val="20"/>
-        </w:rPr>
-        <w:t xml:space="preserve"> </w:t>
+          <w:rFonts w:ascii="Arial" w:hAnsi="Arial" w:eastAsia="Calibri" w:cs="Arial"/>
+          <w:color w:val="000000"/>
+          <w:sz w:val="20"/>
+          <w:szCs w:val="20"/>
+        </w:rPr>
+      </w:pPr>
+      <w:r>
+        <w:rPr>
+          <w:rFonts w:ascii="Arial" w:hAnsi="Arial" w:eastAsia="Calibri" w:cs="Arial"/>
+          <w:color w:val="000000"/>
+          <w:sz w:val="20"/>
+          <w:szCs w:val="20"/>
+        </w:rPr>
+        <w:t>Received Edinburgh Award for recruiting, training, managing 12 leaders for a peer-assisted learning scheme.</w:t>
       </w:r>
     </w:p>
     <w:p>
@@ -1506,118 +1539,87 @@
           <w:between w:val="nil"/>
         </w:pBdr>
         <w:rPr>
-          <w:rFonts w:ascii="Arial" w:eastAsia="Calibri" w:hAnsi="Arial" w:cs="Arial"/>
-          <w:color w:val="000000"/>
-          <w:sz w:val="20"/>
-          <w:szCs w:val="20"/>
-        </w:rPr>
-      </w:pPr>
-      <w:r>
-        <w:rPr>
-          <w:rFonts w:ascii="Arial" w:eastAsia="Calibri" w:hAnsi="Arial" w:cs="Arial"/>
-          <w:color w:val="000000"/>
-          <w:sz w:val="20"/>
-          <w:szCs w:val="20"/>
-        </w:rPr>
-        <w:t xml:space="preserve">Upgraded </w:t>
-      </w:r>
-      <w:r>
-        <w:rPr>
-          <w:rFonts w:ascii="Arial" w:eastAsia="Calibri" w:hAnsi="Arial" w:cs="Arial"/>
-          <w:color w:val="000000"/>
-          <w:sz w:val="20"/>
-          <w:szCs w:val="20"/>
-        </w:rPr>
-        <w:t xml:space="preserve">a </w:t>
-      </w:r>
-      <w:r>
-        <w:rPr>
-          <w:rFonts w:ascii="Arial" w:eastAsia="Calibri" w:hAnsi="Arial" w:cs="Arial"/>
-          <w:color w:val="000000"/>
-          <w:sz w:val="20"/>
-          <w:szCs w:val="20"/>
-        </w:rPr>
-        <w:t xml:space="preserve">legacy system of </w:t>
-      </w:r>
-      <w:r>
-        <w:rPr>
-          <w:rFonts w:ascii="Arial" w:eastAsia="Calibri" w:hAnsi="Arial" w:cs="Arial"/>
-          <w:color w:val="000000"/>
-          <w:sz w:val="20"/>
-          <w:szCs w:val="20"/>
-        </w:rPr>
-        <w:t>10,000+ lines</w:t>
-      </w:r>
-      <w:r>
-        <w:rPr>
-          <w:rFonts w:ascii="Arial" w:eastAsia="Calibri" w:hAnsi="Arial" w:cs="Arial"/>
-          <w:color w:val="000000"/>
-          <w:sz w:val="20"/>
-          <w:szCs w:val="20"/>
-        </w:rPr>
-        <w:t xml:space="preserve"> of code</w:t>
-      </w:r>
-      <w:r>
-        <w:rPr>
-          <w:rFonts w:ascii="Arial" w:eastAsia="Calibri" w:hAnsi="Arial" w:cs="Arial"/>
-          <w:color w:val="000000"/>
-          <w:sz w:val="20"/>
-          <w:szCs w:val="20"/>
-        </w:rPr>
-        <w:t xml:space="preserve">, </w:t>
-      </w:r>
-      <w:r>
-        <w:rPr>
-          <w:rFonts w:ascii="Arial" w:eastAsia="Calibri" w:hAnsi="Arial" w:cs="Arial"/>
-          <w:color w:val="000000"/>
-          <w:sz w:val="20"/>
-          <w:szCs w:val="20"/>
-        </w:rPr>
-        <w:t>significantly improving code quality</w:t>
-      </w:r>
-      <w:r>
-        <w:rPr>
-          <w:rFonts w:ascii="Arial" w:eastAsia="Calibri" w:hAnsi="Arial" w:cs="Arial"/>
-          <w:color w:val="000000"/>
-          <w:sz w:val="20"/>
-          <w:szCs w:val="20"/>
-        </w:rPr>
-        <w:t xml:space="preserve"> and maintainability.</w:t>
-      </w:r>
-    </w:p>
-    <w:p>
-      <w:pPr>
-        <w:pStyle w:val="ListParagraph"/>
-        <w:numPr>
-          <w:ilvl w:val="0"/>
-          <w:numId w:val="2"/>
-        </w:numPr>
-        <w:pBdr>
-          <w:top w:val="nil"/>
-          <w:left w:val="nil"/>
-          <w:bottom w:val="nil"/>
-          <w:right w:val="nil"/>
-          <w:between w:val="nil"/>
-        </w:pBdr>
-        <w:rPr>
-          <w:rFonts w:ascii="Arial" w:eastAsia="Calibri" w:hAnsi="Arial" w:cs="Arial"/>
-          <w:color w:val="000000"/>
-          <w:sz w:val="20"/>
-          <w:szCs w:val="20"/>
-        </w:rPr>
-      </w:pPr>
-      <w:r>
-        <w:rPr>
-          <w:rFonts w:ascii="Arial" w:eastAsia="Calibri" w:hAnsi="Arial" w:cs="Arial"/>
-          <w:color w:val="000000"/>
-          <w:sz w:val="20"/>
-          <w:szCs w:val="20"/>
-        </w:rPr>
-        <w:t>Cut the</w:t>
-      </w:r>
-      <w:r>
-        <w:rPr>
-          <w:rFonts w:ascii="Arial" w:eastAsia="Calibri" w:hAnsi="Arial" w:cs="Arial"/>
+          <w:rFonts w:ascii="Arial" w:hAnsi="Arial" w:eastAsia="Calibri" w:cs="Arial"/>
+          <w:color w:val="000000"/>
+          <w:sz w:val="20"/>
+          <w:szCs w:val="20"/>
+        </w:rPr>
+      </w:pPr>
+      <w:r>
+        <w:rPr>
+          <w:rFonts w:ascii="Arial" w:hAnsi="Arial" w:eastAsia="Calibri" w:cs="Arial"/>
+          <w:color w:val="000000"/>
+          <w:sz w:val="20"/>
+          <w:szCs w:val="20"/>
+        </w:rPr>
+        <w:t xml:space="preserve">Nominated </w:t>
+      </w:r>
+      <w:r>
+        <w:rPr>
+          <w:rFonts w:ascii="Arial" w:hAnsi="Arial" w:eastAsia="Calibri" w:cs="Arial"/>
+          <w:color w:val="000000"/>
+          <w:sz w:val="20"/>
+          <w:szCs w:val="20"/>
+        </w:rPr>
+        <w:t>3</w:t>
+      </w:r>
+      <w:r>
+        <w:rPr>
+          <w:rFonts w:ascii="Arial" w:hAnsi="Arial" w:eastAsia="Calibri" w:cs="Arial"/>
+          <w:color w:val="000000"/>
+          <w:sz w:val="20"/>
+          <w:szCs w:val="20"/>
+        </w:rPr>
+        <w:t xml:space="preserve"> times for "Best Student Who Tutors Award"</w:t>
+      </w:r>
+      <w:r>
+        <w:rPr>
+          <w:rFonts w:ascii="Arial" w:hAnsi="Arial" w:eastAsia="Calibri" w:cs="Arial"/>
+          <w:color w:val="000000"/>
+          <w:sz w:val="20"/>
+          <w:szCs w:val="20"/>
+        </w:rPr>
+        <w:t>; taught</w:t>
+      </w:r>
+      <w:r>
+        <w:rPr>
+          <w:rFonts w:ascii="Arial" w:hAnsi="Arial" w:eastAsia="Calibri" w:cs="Arial"/>
+          <w:color w:val="000000"/>
+          <w:sz w:val="20"/>
+          <w:szCs w:val="20"/>
+        </w:rPr>
+        <w:t xml:space="preserve"> 11 groups of </w:t>
+      </w:r>
+      <w:r>
+        <w:rPr>
+          <w:rFonts w:ascii="Arial" w:hAnsi="Arial" w:eastAsia="Calibri" w:cs="Arial"/>
+          <w:color w:val="000000"/>
+          <w:sz w:val="20"/>
+          <w:szCs w:val="20"/>
+        </w:rPr>
+        <w:t>~</w:t>
+      </w:r>
+      <w:r>
+        <w:rPr>
+          <w:rFonts w:ascii="Arial" w:hAnsi="Arial" w:eastAsia="Calibri" w:cs="Arial"/>
+          <w:color w:val="000000"/>
+          <w:sz w:val="20"/>
+          <w:szCs w:val="20"/>
+        </w:rPr>
+        <w:t xml:space="preserve">20 students across </w:t>
+      </w:r>
+      <w:r>
+        <w:rPr>
+          <w:rFonts w:ascii="Arial" w:hAnsi="Arial" w:eastAsia="Calibri" w:cs="Arial"/>
+          <w:color w:val="000000"/>
+          <w:sz w:val="20"/>
+          <w:szCs w:val="20"/>
+        </w:rPr>
+        <w:t>6</w:t>
+      </w:r>
+      <w:r>
+        <w:rPr>
+          <w:rFonts w:ascii="Arial" w:hAnsi="Arial" w:eastAsia="Calibri" w:cs="Arial"/>
           <w:color w:val="000000"/>
           <w:sz w:val="20"/>
           <w:szCs w:val="20"/>
@@ -1626,391 +1628,7 @@
       </w:r>
       <w:r>
         <w:rPr>
-          <w:rFonts w:ascii="Arial" w:eastAsia="Calibri" w:hAnsi="Arial" w:cs="Arial"/>
-          <w:color w:val="000000"/>
-          <w:sz w:val="20"/>
-          <w:szCs w:val="20"/>
-        </w:rPr>
-        <w:t xml:space="preserve">size of </w:t>
-      </w:r>
-      <w:r>
-        <w:rPr>
-          <w:rFonts w:ascii="Arial" w:eastAsia="Calibri" w:hAnsi="Arial" w:cs="Arial"/>
-          <w:color w:val="000000"/>
-          <w:sz w:val="20"/>
-          <w:szCs w:val="20"/>
-        </w:rPr>
-        <w:t xml:space="preserve">the </w:t>
-      </w:r>
-      <w:r>
-        <w:rPr>
-          <w:rFonts w:ascii="Arial" w:eastAsia="Calibri" w:hAnsi="Arial" w:cs="Arial"/>
-          <w:color w:val="000000"/>
-          <w:sz w:val="20"/>
-          <w:szCs w:val="20"/>
-        </w:rPr>
-        <w:t>codebase by 4</w:t>
-      </w:r>
-      <w:r>
-        <w:rPr>
-          <w:rFonts w:ascii="Arial" w:eastAsia="Calibri" w:hAnsi="Arial" w:cs="Arial"/>
-          <w:color w:val="000000"/>
-          <w:sz w:val="20"/>
-          <w:szCs w:val="20"/>
-        </w:rPr>
-        <w:t>1</w:t>
-      </w:r>
-      <w:r>
-        <w:rPr>
-          <w:rFonts w:ascii="Arial" w:eastAsia="Calibri" w:hAnsi="Arial" w:cs="Arial"/>
-          <w:color w:val="000000"/>
-          <w:sz w:val="20"/>
-          <w:szCs w:val="20"/>
-        </w:rPr>
-        <w:t>%</w:t>
-      </w:r>
-      <w:r>
-        <w:rPr>
-          <w:rFonts w:ascii="Arial" w:eastAsia="Calibri" w:hAnsi="Arial" w:cs="Arial"/>
-          <w:color w:val="000000"/>
-          <w:sz w:val="20"/>
-          <w:szCs w:val="20"/>
-        </w:rPr>
-        <w:t xml:space="preserve">, dramatically accelerating </w:t>
-      </w:r>
-      <w:r>
-        <w:rPr>
-          <w:rFonts w:ascii="Arial" w:eastAsia="Calibri" w:hAnsi="Arial" w:cs="Arial"/>
-          <w:color w:val="000000"/>
-          <w:sz w:val="20"/>
-          <w:szCs w:val="20"/>
-        </w:rPr>
-        <w:t xml:space="preserve">the </w:t>
-      </w:r>
-      <w:r>
-        <w:rPr>
-          <w:rFonts w:ascii="Arial" w:eastAsia="Calibri" w:hAnsi="Arial" w:cs="Arial"/>
-          <w:color w:val="000000"/>
-          <w:sz w:val="20"/>
-          <w:szCs w:val="20"/>
-        </w:rPr>
-        <w:t xml:space="preserve">rate of bug fixes and feature </w:t>
-      </w:r>
-      <w:r>
-        <w:rPr>
-          <w:rFonts w:ascii="Arial" w:eastAsia="Calibri" w:hAnsi="Arial" w:cs="Arial"/>
-          <w:color w:val="000000"/>
-          <w:sz w:val="20"/>
-          <w:szCs w:val="20"/>
-        </w:rPr>
-        <w:t>additions</w:t>
-      </w:r>
-      <w:r>
-        <w:rPr>
-          <w:rFonts w:ascii="Arial" w:eastAsia="Calibri" w:hAnsi="Arial" w:cs="Arial"/>
-          <w:color w:val="000000"/>
-          <w:sz w:val="20"/>
-          <w:szCs w:val="20"/>
-        </w:rPr>
-        <w:t>.</w:t>
-      </w:r>
-    </w:p>
-    <w:p>
-      <w:pPr>
-        <w:pStyle w:val="ListParagraph"/>
-        <w:numPr>
-          <w:ilvl w:val="0"/>
-          <w:numId w:val="2"/>
-        </w:numPr>
-        <w:pBdr>
-          <w:top w:val="nil"/>
-          <w:left w:val="nil"/>
-          <w:bottom w:val="nil"/>
-          <w:right w:val="nil"/>
-          <w:between w:val="nil"/>
-        </w:pBdr>
-        <w:rPr>
-          <w:rFonts w:ascii="Arial" w:eastAsia="Calibri" w:hAnsi="Arial" w:cs="Arial"/>
-          <w:color w:val="000000"/>
-          <w:sz w:val="20"/>
-          <w:szCs w:val="20"/>
-        </w:rPr>
-      </w:pPr>
-      <w:r>
-        <w:rPr>
-          <w:rFonts w:ascii="Arial" w:eastAsia="Calibri" w:hAnsi="Arial" w:cs="Arial"/>
-          <w:color w:val="000000"/>
-          <w:sz w:val="20"/>
-          <w:szCs w:val="20"/>
-        </w:rPr>
-        <w:t>Modernised application to MVC architecture with Ext JS JavaScript and OOP PHP with a custom-built ORM.</w:t>
-      </w:r>
-    </w:p>
-    <w:p>
-      <w:pPr>
-        <w:pBdr>
-          <w:top w:val="nil"/>
-          <w:left w:val="nil"/>
-          <w:bottom w:val="nil"/>
-          <w:right w:val="nil"/>
-          <w:between w:val="nil"/>
-        </w:pBdr>
-        <w:tabs>
-          <w:tab w:val="right" w:pos="11340"/>
-        </w:tabs>
-        <w:spacing w:before="120"/>
-        <w:rPr>
-          <w:rFonts w:ascii="Arial" w:eastAsia="Calibri" w:hAnsi="Arial" w:cs="Arial"/>
-          <w:b/>
-          <w:color w:val="000000"/>
-          <w:sz w:val="20"/>
-          <w:szCs w:val="20"/>
-        </w:rPr>
-      </w:pPr>
-      <w:r>
-        <w:rPr>
-          <w:rFonts w:ascii="Arial" w:eastAsia="Calibri" w:hAnsi="Arial" w:cs="Arial"/>
-          <w:b/>
-          <w:bCs/>
-          <w:color w:val="000000"/>
-          <w:sz w:val="20"/>
-          <w:szCs w:val="20"/>
-        </w:rPr>
-        <w:t>Informatics University Tutor</w:t>
-      </w:r>
-      <w:r>
-        <w:rPr>
-          <w:rFonts w:ascii="Arial" w:eastAsia="Calibri" w:hAnsi="Arial" w:cs="Arial"/>
-          <w:b/>
-          <w:bCs/>
-          <w:color w:val="000000"/>
-          <w:sz w:val="20"/>
-          <w:szCs w:val="20"/>
-        </w:rPr>
-        <w:t xml:space="preserve"> </w:t>
-      </w:r>
-      <w:r>
-        <w:rPr>
-          <w:rFonts w:ascii="Arial" w:eastAsia="Calibri" w:hAnsi="Arial" w:cs="Arial"/>
-          <w:b/>
-          <w:bCs/>
-          <w:color w:val="000000"/>
-          <w:sz w:val="20"/>
-          <w:szCs w:val="20"/>
-        </w:rPr>
-        <w:t>/</w:t>
-      </w:r>
-      <w:r>
-        <w:rPr>
-          <w:rFonts w:ascii="Arial" w:eastAsia="Calibri" w:hAnsi="Arial" w:cs="Arial"/>
-          <w:b/>
-          <w:bCs/>
-          <w:color w:val="000000"/>
-          <w:sz w:val="20"/>
-          <w:szCs w:val="20"/>
-        </w:rPr>
-        <w:t xml:space="preserve"> University of Edinburgh</w:t>
-      </w:r>
-      <w:r>
-        <w:rPr>
-          <w:rFonts w:ascii="Arial" w:eastAsia="Calibri" w:hAnsi="Arial" w:cs="Arial"/>
-          <w:color w:val="000000"/>
-          <w:sz w:val="20"/>
-          <w:szCs w:val="20"/>
-        </w:rPr>
-        <w:tab/>
-      </w:r>
-      <w:r>
-        <w:rPr>
-          <w:rFonts w:ascii="Arial" w:eastAsia="Calibri" w:hAnsi="Arial" w:cs="Arial"/>
-          <w:color w:val="000000"/>
-          <w:sz w:val="20"/>
-          <w:szCs w:val="20"/>
-        </w:rPr>
-        <w:t xml:space="preserve">Aug </w:t>
-      </w:r>
-      <w:r>
-        <w:rPr>
-          <w:rFonts w:ascii="Arial" w:eastAsia="Calibri" w:hAnsi="Arial" w:cs="Arial"/>
-          <w:color w:val="000000"/>
-          <w:sz w:val="20"/>
-          <w:szCs w:val="20"/>
-        </w:rPr>
-        <w:t>2016</w:t>
-      </w:r>
-      <w:r>
-        <w:rPr>
-          <w:rFonts w:ascii="Arial" w:eastAsia="Calibri" w:hAnsi="Arial" w:cs="Arial"/>
-          <w:color w:val="000000"/>
-          <w:sz w:val="20"/>
-          <w:szCs w:val="20"/>
-        </w:rPr>
-        <w:t xml:space="preserve"> </w:t>
-      </w:r>
-      <w:r>
-        <w:rPr>
-          <w:rFonts w:ascii="Arial" w:eastAsia="Calibri" w:hAnsi="Arial" w:cs="Arial"/>
-          <w:color w:val="000000"/>
-          <w:sz w:val="20"/>
-          <w:szCs w:val="20"/>
-        </w:rPr>
-        <w:t>-</w:t>
-      </w:r>
-      <w:r>
-        <w:rPr>
-          <w:rFonts w:ascii="Arial" w:eastAsia="Calibri" w:hAnsi="Arial" w:cs="Arial"/>
-          <w:color w:val="000000"/>
-          <w:sz w:val="20"/>
-          <w:szCs w:val="20"/>
-        </w:rPr>
-        <w:t xml:space="preserve"> May </w:t>
-      </w:r>
-      <w:r>
-        <w:rPr>
-          <w:rFonts w:ascii="Arial" w:eastAsia="Calibri" w:hAnsi="Arial" w:cs="Arial"/>
-          <w:color w:val="000000"/>
-          <w:sz w:val="20"/>
-          <w:szCs w:val="20"/>
-        </w:rPr>
-        <w:t>2018</w:t>
-      </w:r>
-    </w:p>
-    <w:p>
-      <w:pPr>
-        <w:pStyle w:val="ListParagraph"/>
-        <w:numPr>
-          <w:ilvl w:val="0"/>
-          <w:numId w:val="2"/>
-        </w:numPr>
-        <w:pBdr>
-          <w:top w:val="nil"/>
-          <w:left w:val="nil"/>
-          <w:bottom w:val="nil"/>
-          <w:right w:val="nil"/>
-          <w:between w:val="nil"/>
-        </w:pBdr>
-        <w:rPr>
-          <w:rFonts w:ascii="Arial" w:eastAsia="Calibri" w:hAnsi="Arial" w:cs="Arial"/>
-          <w:color w:val="000000"/>
-          <w:sz w:val="20"/>
-          <w:szCs w:val="20"/>
-        </w:rPr>
-      </w:pPr>
-      <w:r>
-        <w:rPr>
-          <w:rFonts w:ascii="Arial" w:eastAsia="Calibri" w:hAnsi="Arial" w:cs="Arial"/>
-          <w:color w:val="000000"/>
-          <w:sz w:val="20"/>
-          <w:szCs w:val="20"/>
-        </w:rPr>
-        <w:t>Received Edinburgh Award for recruiting, training, managing 12 leaders for a peer-assisted learning scheme.</w:t>
-      </w:r>
-    </w:p>
-    <w:p>
-      <w:pPr>
-        <w:pStyle w:val="ListParagraph"/>
-        <w:numPr>
-          <w:ilvl w:val="0"/>
-          <w:numId w:val="2"/>
-        </w:numPr>
-        <w:pBdr>
-          <w:top w:val="nil"/>
-          <w:left w:val="nil"/>
-          <w:bottom w:val="nil"/>
-          <w:right w:val="nil"/>
-          <w:between w:val="nil"/>
-        </w:pBdr>
-        <w:rPr>
-          <w:rFonts w:ascii="Arial" w:eastAsia="Calibri" w:hAnsi="Arial" w:cs="Arial"/>
-          <w:color w:val="000000"/>
-          <w:sz w:val="20"/>
-          <w:szCs w:val="20"/>
-        </w:rPr>
-      </w:pPr>
-      <w:r>
-        <w:rPr>
-          <w:rFonts w:ascii="Arial" w:eastAsia="Calibri" w:hAnsi="Arial" w:cs="Arial"/>
-          <w:color w:val="000000"/>
-          <w:sz w:val="20"/>
-          <w:szCs w:val="20"/>
-        </w:rPr>
-        <w:t xml:space="preserve">Nominated </w:t>
-      </w:r>
-      <w:r>
-        <w:rPr>
-          <w:rFonts w:ascii="Arial" w:eastAsia="Calibri" w:hAnsi="Arial" w:cs="Arial"/>
-          <w:color w:val="000000"/>
-          <w:sz w:val="20"/>
-          <w:szCs w:val="20"/>
-        </w:rPr>
-        <w:t>3</w:t>
-      </w:r>
-      <w:r>
-        <w:rPr>
-          <w:rFonts w:ascii="Arial" w:eastAsia="Calibri" w:hAnsi="Arial" w:cs="Arial"/>
-          <w:color w:val="000000"/>
-          <w:sz w:val="20"/>
-          <w:szCs w:val="20"/>
-        </w:rPr>
-        <w:t xml:space="preserve"> times for "Best Student Who Tutors Award"</w:t>
-      </w:r>
-      <w:r>
-        <w:rPr>
-          <w:rFonts w:ascii="Arial" w:eastAsia="Calibri" w:hAnsi="Arial" w:cs="Arial"/>
-          <w:color w:val="000000"/>
-          <w:sz w:val="20"/>
-          <w:szCs w:val="20"/>
-        </w:rPr>
-        <w:t>; taught</w:t>
-      </w:r>
-      <w:r>
-        <w:rPr>
-          <w:rFonts w:ascii="Arial" w:eastAsia="Calibri" w:hAnsi="Arial" w:cs="Arial"/>
-          <w:color w:val="000000"/>
-          <w:sz w:val="20"/>
-          <w:szCs w:val="20"/>
-        </w:rPr>
-        <w:t xml:space="preserve"> 11 groups of </w:t>
-      </w:r>
-      <w:r>
-        <w:rPr>
-          <w:rFonts w:ascii="Arial" w:eastAsia="Calibri" w:hAnsi="Arial" w:cs="Arial"/>
-          <w:color w:val="000000"/>
-          <w:sz w:val="20"/>
-          <w:szCs w:val="20"/>
-        </w:rPr>
-        <w:t>~</w:t>
-      </w:r>
-      <w:r>
-        <w:rPr>
-          <w:rFonts w:ascii="Arial" w:eastAsia="Calibri" w:hAnsi="Arial" w:cs="Arial"/>
-          <w:color w:val="000000"/>
-          <w:sz w:val="20"/>
-          <w:szCs w:val="20"/>
-        </w:rPr>
-        <w:t xml:space="preserve">20 students across </w:t>
-      </w:r>
-      <w:r>
-        <w:rPr>
-          <w:rFonts w:ascii="Arial" w:eastAsia="Calibri" w:hAnsi="Arial" w:cs="Arial"/>
-          <w:color w:val="000000"/>
-          <w:sz w:val="20"/>
-          <w:szCs w:val="20"/>
-        </w:rPr>
-        <w:t>6</w:t>
-      </w:r>
-      <w:r>
-        <w:rPr>
-          <w:rFonts w:ascii="Arial" w:eastAsia="Calibri" w:hAnsi="Arial" w:cs="Arial"/>
-          <w:color w:val="000000"/>
-          <w:sz w:val="20"/>
-          <w:szCs w:val="20"/>
-        </w:rPr>
-        <w:t xml:space="preserve"> </w:t>
-      </w:r>
-      <w:r>
-        <w:rPr>
-          <w:rFonts w:ascii="Arial" w:eastAsia="Calibri" w:hAnsi="Arial" w:cs="Arial"/>
+          <w:rFonts w:ascii="Arial" w:hAnsi="Arial" w:eastAsia="Calibri" w:cs="Arial"/>
           <w:color w:val="000000"/>
           <w:sz w:val="20"/>
           <w:szCs w:val="20"/>
@@ -2035,16 +1653,16 @@
         <w:spacing w:before="120"/>
         <w:ind w:left="723"/>
         <w:rPr>
-          <w:rFonts w:ascii="Arial" w:eastAsia="Calibri" w:hAnsi="Arial" w:cs="Arial"/>
-          <w:color w:val="000000"/>
-          <w:sz w:val="20"/>
-          <w:szCs w:val="20"/>
-        </w:rPr>
-      </w:pPr>
-      <w:r>
-        <w:rPr>
-          <w:rFonts w:ascii="Arial" w:eastAsia="Calibri" w:hAnsi="Arial" w:cs="Arial"/>
-          <w:color w:val="000000"/>
+          <w:rFonts w:ascii="Arial" w:hAnsi="Arial" w:eastAsia="Calibri" w:cs="Arial"/>
+          <w:color w:val="000000"/>
+          <w:sz w:val="20"/>
+          <w:szCs w:val="20"/>
+        </w:rPr>
+      </w:pPr>
+      <w:r>
+        <w:rPr>
+          <w:rFonts w:ascii="Arial" w:hAnsi="Arial" w:eastAsia="Calibri" w:cs="Arial"/>
+          <w:color w:val="000000" w:themeColor="text1" w:themeTint="FF" w:themeShade="FF"/>
           <w:sz w:val="20"/>
           <w:szCs w:val="20"/>
         </w:rPr>
@@ -2052,8 +1670,8 @@
       </w:r>
       <w:r>
         <w:rPr>
-          <w:rFonts w:ascii="Arial" w:eastAsia="Calibri" w:hAnsi="Arial" w:cs="Arial"/>
-          <w:color w:val="000000"/>
+          <w:rFonts w:ascii="Arial" w:hAnsi="Arial" w:eastAsia="Calibri" w:cs="Arial"/>
+          <w:color w:val="000000" w:themeColor="text1" w:themeTint="FF" w:themeShade="FF"/>
           <w:sz w:val="20"/>
           <w:szCs w:val="20"/>
         </w:rPr>
@@ -2061,8 +1679,8 @@
       </w:r>
       <w:r>
         <w:rPr>
-          <w:rFonts w:ascii="Arial" w:eastAsia="Calibri" w:hAnsi="Arial" w:cs="Arial"/>
-          <w:color w:val="000000"/>
+          <w:rFonts w:ascii="Arial" w:hAnsi="Arial" w:eastAsia="Calibri" w:cs="Arial"/>
+          <w:color w:val="000000" w:themeColor="text1" w:themeTint="FF" w:themeShade="FF"/>
           <w:sz w:val="20"/>
           <w:szCs w:val="20"/>
         </w:rPr>
@@ -2070,8 +1688,8 @@
       </w:r>
       <w:r>
         <w:rPr>
-          <w:rFonts w:ascii="Arial" w:eastAsia="Calibri" w:hAnsi="Arial" w:cs="Arial"/>
-          <w:color w:val="000000"/>
+          <w:rFonts w:ascii="Arial" w:hAnsi="Arial" w:eastAsia="Calibri" w:cs="Arial"/>
+          <w:color w:val="000000" w:themeColor="text1" w:themeTint="FF" w:themeShade="FF"/>
           <w:sz w:val="20"/>
           <w:szCs w:val="20"/>
         </w:rPr>
@@ -2079,8 +1697,8 @@
       </w:r>
       <w:r>
         <w:rPr>
-          <w:rFonts w:ascii="Arial" w:eastAsia="Calibri" w:hAnsi="Arial" w:cs="Arial"/>
-          <w:color w:val="000000"/>
+          <w:rFonts w:ascii="Arial" w:hAnsi="Arial" w:eastAsia="Calibri" w:cs="Arial"/>
+          <w:color w:val="000000" w:themeColor="text1" w:themeTint="FF" w:themeShade="FF"/>
           <w:sz w:val="20"/>
           <w:szCs w:val="20"/>
         </w:rPr>
@@ -2088,8 +1706,8 @@
       </w:r>
       <w:r>
         <w:rPr>
-          <w:rFonts w:ascii="Arial" w:eastAsia="Calibri" w:hAnsi="Arial" w:cs="Arial"/>
-          <w:color w:val="000000"/>
+          <w:rFonts w:ascii="Arial" w:hAnsi="Arial" w:eastAsia="Calibri" w:cs="Arial"/>
+          <w:color w:val="000000" w:themeColor="text1" w:themeTint="FF" w:themeShade="FF"/>
           <w:sz w:val="20"/>
           <w:szCs w:val="20"/>
         </w:rPr>
@@ -2097,8 +1715,8 @@
       </w:r>
       <w:r>
         <w:rPr>
-          <w:rFonts w:ascii="Arial" w:eastAsia="Calibri" w:hAnsi="Arial" w:cs="Arial"/>
-          <w:color w:val="000000"/>
+          <w:rFonts w:ascii="Arial" w:hAnsi="Arial" w:eastAsia="Calibri" w:cs="Arial"/>
+          <w:color w:val="000000" w:themeColor="text1" w:themeTint="FF" w:themeShade="FF"/>
           <w:sz w:val="20"/>
           <w:szCs w:val="20"/>
         </w:rPr>
@@ -2106,8 +1724,8 @@
       </w:r>
       <w:r>
         <w:rPr>
-          <w:rFonts w:ascii="Arial" w:eastAsia="Calibri" w:hAnsi="Arial" w:cs="Arial"/>
-          <w:color w:val="000000"/>
+          <w:rFonts w:ascii="Arial" w:hAnsi="Arial" w:eastAsia="Calibri" w:cs="Arial"/>
+          <w:color w:val="000000" w:themeColor="text1" w:themeTint="FF" w:themeShade="FF"/>
           <w:sz w:val="20"/>
           <w:szCs w:val="20"/>
         </w:rPr>
@@ -2115,8 +1733,8 @@
       </w:r>
       <w:r>
         <w:rPr>
-          <w:rFonts w:ascii="Arial" w:eastAsia="Calibri" w:hAnsi="Arial" w:cs="Arial"/>
-          <w:color w:val="000000"/>
+          <w:rFonts w:ascii="Arial" w:hAnsi="Arial" w:eastAsia="Calibri" w:cs="Arial"/>
+          <w:color w:val="000000" w:themeColor="text1" w:themeTint="FF" w:themeShade="FF"/>
           <w:sz w:val="20"/>
           <w:szCs w:val="20"/>
         </w:rPr>
@@ -2124,12 +1742,157 @@
       </w:r>
       <w:r>
         <w:rPr>
-          <w:rFonts w:ascii="Arial" w:eastAsia="Calibri" w:hAnsi="Arial" w:cs="Arial"/>
-          <w:color w:val="000000"/>
+          <w:rFonts w:ascii="Arial" w:hAnsi="Arial" w:eastAsia="Calibri" w:cs="Arial"/>
+          <w:color w:val="000000" w:themeColor="text1" w:themeTint="FF" w:themeShade="FF"/>
           <w:sz w:val="20"/>
           <w:szCs w:val="20"/>
         </w:rPr>
         <w:t xml:space="preserve"> teaching.</w:t>
+      </w:r>
+    </w:p>
+    <w:p>
+      <w:pPr>
+        <w:pBdr>
+          <w:top w:val="nil" w:color="000000" w:sz="0" w:space="0"/>
+          <w:left w:val="nil" w:color="000000" w:sz="0" w:space="0"/>
+          <w:bottom w:val="nil" w:color="000000" w:sz="0" w:space="0"/>
+          <w:right w:val="nil" w:color="000000" w:sz="0" w:space="0"/>
+          <w:between w:val="nil" w:color="000000" w:sz="0" w:space="0"/>
+        </w:pBdr>
+        <w:tabs>
+          <w:tab w:val="right" w:leader="none" w:pos="11340"/>
+        </w:tabs>
+        <w:spacing w:before="120"/>
+        <w:rPr>
+          <w:rFonts w:ascii="Arial" w:hAnsi="Arial" w:eastAsia="Calibri" w:cs="Arial"/>
+          <w:color w:val="000000" w:themeColor="text1" w:themeTint="FF" w:themeShade="FF"/>
+          <w:sz w:val="20"/>
+          <w:szCs w:val="20"/>
+        </w:rPr>
+      </w:pPr>
+      <w:r>
+        <w:rPr>
+          <w:rFonts w:ascii="Arial" w:hAnsi="Arial" w:eastAsia="Calibri" w:cs="Arial"/>
+          <w:b w:val="1"/>
+          <w:bCs w:val="1"/>
+          <w:color w:val="000000" w:themeColor="text1" w:themeTint="FF" w:themeShade="FF"/>
+          <w:sz w:val="20"/>
+          <w:szCs w:val="20"/>
+        </w:rPr>
+        <w:t>Full Stack Developer (3-Month Contract) / N-able</w:t>
+      </w:r>
+      <w:r>
+        <w:tab/>
+      </w:r>
+      <w:r>
+        <w:rPr>
+          <w:rFonts w:ascii="Arial" w:hAnsi="Arial" w:eastAsia="Calibri" w:cs="Arial"/>
+          <w:color w:val="000000" w:themeColor="text1" w:themeTint="FF" w:themeShade="FF"/>
+          <w:sz w:val="20"/>
+          <w:szCs w:val="20"/>
+        </w:rPr>
+        <w:t>Jun 2015 - Aug 2015</w:t>
+      </w:r>
+      <w:r>
+        <w:rPr>
+          <w:rFonts w:ascii="Arial" w:hAnsi="Arial" w:cs="Arial"/>
+          <w:sz w:val="20"/>
+          <w:szCs w:val="20"/>
+        </w:rPr>
+        <w:t xml:space="preserve"> </w:t>
+      </w:r>
+    </w:p>
+    <w:p w14:noSpellErr="1">
+      <w:pPr>
+        <w:pStyle w:val="ListParagraph"/>
+        <w:numPr>
+          <w:ilvl w:val="0"/>
+          <w:numId w:val="2"/>
+        </w:numPr>
+        <w:pBdr>
+          <w:top w:val="nil" w:color="000000" w:sz="0" w:space="0"/>
+          <w:left w:val="nil" w:color="000000" w:sz="0" w:space="0"/>
+          <w:bottom w:val="nil" w:color="000000" w:sz="0" w:space="0"/>
+          <w:right w:val="nil" w:color="000000" w:sz="0" w:space="0"/>
+          <w:between w:val="nil" w:color="000000" w:sz="0" w:space="0"/>
+        </w:pBdr>
+        <w:rPr>
+          <w:rFonts w:ascii="Arial" w:hAnsi="Arial" w:eastAsia="Calibri" w:cs="Arial"/>
+          <w:color w:val="000000" w:themeColor="text1" w:themeTint="FF" w:themeShade="FF"/>
+          <w:sz w:val="20"/>
+          <w:szCs w:val="20"/>
+        </w:rPr>
+      </w:pPr>
+      <w:r>
+        <w:rPr>
+          <w:rFonts w:ascii="Arial" w:hAnsi="Arial" w:eastAsia="Calibri" w:cs="Arial"/>
+          <w:color w:val="000000" w:themeColor="text1" w:themeTint="FF" w:themeShade="FF"/>
+          <w:sz w:val="20"/>
+          <w:szCs w:val="20"/>
+        </w:rPr>
+        <w:t>Upgraded a legacy system of 10,000+ lines of code, significantly improving code quality and maintainability.</w:t>
+      </w:r>
+    </w:p>
+    <w:p w14:noSpellErr="1">
+      <w:pPr>
+        <w:pStyle w:val="ListParagraph"/>
+        <w:numPr>
+          <w:ilvl w:val="0"/>
+          <w:numId w:val="2"/>
+        </w:numPr>
+        <w:pBdr>
+          <w:top w:val="nil" w:color="000000" w:sz="0" w:space="0"/>
+          <w:left w:val="nil" w:color="000000" w:sz="0" w:space="0"/>
+          <w:bottom w:val="nil" w:color="000000" w:sz="0" w:space="0"/>
+          <w:right w:val="nil" w:color="000000" w:sz="0" w:space="0"/>
+          <w:between w:val="nil" w:color="000000" w:sz="0" w:space="0"/>
+        </w:pBdr>
+        <w:rPr>
+          <w:rFonts w:ascii="Arial" w:hAnsi="Arial" w:eastAsia="Calibri" w:cs="Arial"/>
+          <w:color w:val="000000" w:themeColor="text1" w:themeTint="FF" w:themeShade="FF"/>
+          <w:sz w:val="20"/>
+          <w:szCs w:val="20"/>
+        </w:rPr>
+      </w:pPr>
+      <w:r>
+        <w:rPr>
+          <w:rFonts w:ascii="Arial" w:hAnsi="Arial" w:eastAsia="Calibri" w:cs="Arial"/>
+          <w:color w:val="000000" w:themeColor="text1" w:themeTint="FF" w:themeShade="FF"/>
+          <w:sz w:val="20"/>
+          <w:szCs w:val="20"/>
+        </w:rPr>
+        <w:t>Cut the size of the codebase by 41%, dramatically accelerating the rate of bug fixes and feature additions.</w:t>
+      </w:r>
+    </w:p>
+    <w:p>
+      <w:pPr>
+        <w:pStyle w:val="ListParagraph"/>
+        <w:numPr>
+          <w:ilvl w:val="0"/>
+          <w:numId w:val="2"/>
+        </w:numPr>
+        <w:pBdr>
+          <w:top w:val="nil" w:color="000000" w:sz="0" w:space="0"/>
+          <w:left w:val="nil" w:color="000000" w:sz="0" w:space="0"/>
+          <w:bottom w:val="nil" w:color="000000" w:sz="0" w:space="0"/>
+          <w:right w:val="nil" w:color="000000" w:sz="0" w:space="0"/>
+          <w:between w:val="nil" w:color="000000" w:sz="0" w:space="0"/>
+        </w:pBdr>
+        <w:rPr>
+          <w:rFonts w:ascii="Arial" w:hAnsi="Arial" w:eastAsia="Calibri" w:cs="Arial"/>
+          <w:color w:val="000000" w:themeColor="text1" w:themeTint="FF" w:themeShade="FF"/>
+          <w:sz w:val="20"/>
+          <w:szCs w:val="20"/>
+        </w:rPr>
+      </w:pPr>
+      <w:r>
+        <w:rPr>
+          <w:rFonts w:ascii="Arial" w:hAnsi="Arial" w:eastAsia="Calibri" w:cs="Arial"/>
+          <w:color w:val="000000" w:themeColor="text1" w:themeTint="FF" w:themeShade="FF"/>
+          <w:sz w:val="20"/>
+          <w:szCs w:val="20"/>
+        </w:rPr>
+        <w:t>Modernised application to MVC architecture with Ext JS JavaScript and OOP PHP with a custom-built ORM.</w:t>
       </w:r>
     </w:p>
     <w:p>
@@ -2137,12 +1900,12 @@
         <w:pBdr>
           <w:top w:val="nil"/>
           <w:left w:val="nil"/>
-          <w:bottom w:val="single" w:sz="4" w:space="1" w:color="000000"/>
+          <w:bottom w:val="single" w:color="000000" w:sz="4" w:space="1"/>
           <w:right w:val="nil"/>
           <w:between w:val="nil"/>
         </w:pBdr>
         <w:rPr>
-          <w:rFonts w:ascii="Arial" w:eastAsia="Calibri" w:hAnsi="Arial" w:cs="Arial"/>
+          <w:rFonts w:ascii="Arial" w:hAnsi="Arial" w:eastAsia="Calibri" w:cs="Arial"/>
           <w:b/>
           <w:smallCaps/>
           <w:color w:val="000000"/>
@@ -2162,16 +1925,16 @@
         </w:pBdr>
         <w:spacing w:before="120"/>
         <w:rPr>
-          <w:rFonts w:ascii="Arial" w:eastAsia="Calibri" w:hAnsi="Arial" w:cs="Arial"/>
-          <w:bCs/>
-          <w:color w:val="000000"/>
-          <w:sz w:val="20"/>
-          <w:szCs w:val="20"/>
-        </w:rPr>
-      </w:pPr>
-      <w:r>
-        <w:rPr>
-          <w:rFonts w:ascii="Arial" w:eastAsia="Calibri" w:hAnsi="Arial" w:cs="Arial"/>
+          <w:rFonts w:ascii="Arial" w:hAnsi="Arial" w:eastAsia="Calibri" w:cs="Arial"/>
+          <w:bCs/>
+          <w:color w:val="000000"/>
+          <w:sz w:val="20"/>
+          <w:szCs w:val="20"/>
+        </w:rPr>
+      </w:pPr>
+      <w:r>
+        <w:rPr>
+          <w:rFonts w:ascii="Arial" w:hAnsi="Arial" w:eastAsia="Calibri" w:cs="Arial"/>
           <w:b/>
           <w:color w:val="000000"/>
           <w:sz w:val="22"/>
@@ -2191,16 +1954,16 @@
         </w:pBdr>
         <w:spacing w:before="120"/>
         <w:rPr>
-          <w:rFonts w:ascii="Arial" w:eastAsia="Calibri" w:hAnsi="Arial" w:cs="Arial"/>
-          <w:b/>
-          <w:color w:val="000000"/>
-          <w:sz w:val="20"/>
-          <w:szCs w:val="20"/>
-        </w:rPr>
-      </w:pPr>
-      <w:r>
-        <w:rPr>
-          <w:rFonts w:ascii="Arial" w:eastAsia="Calibri" w:hAnsi="Arial" w:cs="Arial"/>
+          <w:rFonts w:ascii="Arial" w:hAnsi="Arial" w:eastAsia="Calibri" w:cs="Arial"/>
+          <w:b/>
+          <w:color w:val="000000"/>
+          <w:sz w:val="20"/>
+          <w:szCs w:val="20"/>
+        </w:rPr>
+      </w:pPr>
+      <w:r>
+        <w:rPr>
+          <w:rFonts w:ascii="Arial" w:hAnsi="Arial" w:eastAsia="Calibri" w:cs="Arial"/>
           <w:b/>
           <w:color w:val="000000"/>
           <w:sz w:val="20"/>
@@ -2208,11 +1971,11 @@
         </w:rPr>
         <w:t xml:space="preserve">AutoJobGPT: Applications Made Easy / </w:t>
       </w:r>
-      <w:hyperlink r:id="rId10" w:history="1">
+      <w:hyperlink w:history="1" r:id="rId10">
         <w:r>
           <w:rPr>
             <w:rStyle w:val="Hyperlink"/>
-            <w:rFonts w:ascii="Arial" w:eastAsia="Calibri" w:hAnsi="Arial" w:cs="Arial"/>
+            <w:rFonts w:ascii="Arial" w:hAnsi="Arial" w:eastAsia="Calibri" w:cs="Arial"/>
             <w:b/>
             <w:sz w:val="20"/>
             <w:szCs w:val="20"/>
@@ -2236,16 +1999,16 @@
           <w:between w:val="nil"/>
         </w:pBdr>
         <w:rPr>
-          <w:rFonts w:ascii="Arial" w:eastAsia="Calibri" w:hAnsi="Arial" w:cs="Arial"/>
-          <w:bCs/>
-          <w:color w:val="000000"/>
-          <w:sz w:val="20"/>
-          <w:szCs w:val="20"/>
-        </w:rPr>
-      </w:pPr>
-      <w:r>
-        <w:rPr>
-          <w:rFonts w:ascii="Arial" w:eastAsia="Calibri" w:hAnsi="Arial" w:cs="Arial"/>
+          <w:rFonts w:ascii="Arial" w:hAnsi="Arial" w:eastAsia="Calibri" w:cs="Arial"/>
+          <w:bCs/>
+          <w:color w:val="000000"/>
+          <w:sz w:val="20"/>
+          <w:szCs w:val="20"/>
+        </w:rPr>
+      </w:pPr>
+      <w:r>
+        <w:rPr>
+          <w:rFonts w:ascii="Arial" w:hAnsi="Arial" w:eastAsia="Calibri" w:cs="Arial"/>
           <w:bCs/>
           <w:color w:val="000000"/>
           <w:sz w:val="20"/>
@@ -2255,7 +2018,7 @@
       </w:r>
       <w:r>
         <w:rPr>
-          <w:rFonts w:ascii="Arial" w:eastAsia="Calibri" w:hAnsi="Arial" w:cs="Arial"/>
+          <w:rFonts w:ascii="Arial" w:hAnsi="Arial" w:eastAsia="Calibri" w:cs="Arial"/>
           <w:bCs/>
           <w:color w:val="000000"/>
           <w:sz w:val="20"/>
@@ -2265,7 +2028,7 @@
       </w:r>
       <w:r>
         <w:rPr>
-          <w:rFonts w:ascii="Arial" w:eastAsia="Calibri" w:hAnsi="Arial" w:cs="Arial"/>
+          <w:rFonts w:ascii="Arial" w:hAnsi="Arial" w:eastAsia="Calibri" w:cs="Arial"/>
           <w:bCs/>
           <w:color w:val="000000"/>
           <w:sz w:val="20"/>
@@ -2275,7 +2038,7 @@
       </w:r>
       <w:r>
         <w:rPr>
-          <w:rFonts w:ascii="Arial" w:eastAsia="Calibri" w:hAnsi="Arial" w:cs="Arial"/>
+          <w:rFonts w:ascii="Arial" w:hAnsi="Arial" w:eastAsia="Calibri" w:cs="Arial"/>
           <w:bCs/>
           <w:color w:val="000000"/>
           <w:sz w:val="20"/>
@@ -2285,7 +2048,7 @@
       </w:r>
       <w:r>
         <w:rPr>
-          <w:rFonts w:ascii="Arial" w:eastAsia="Calibri" w:hAnsi="Arial" w:cs="Arial"/>
+          <w:rFonts w:ascii="Arial" w:hAnsi="Arial" w:eastAsia="Calibri" w:cs="Arial"/>
           <w:bCs/>
           <w:color w:val="000000"/>
           <w:sz w:val="20"/>
@@ -2295,7 +2058,7 @@
       </w:r>
       <w:r>
         <w:rPr>
-          <w:rFonts w:ascii="Arial" w:eastAsia="Calibri" w:hAnsi="Arial" w:cs="Arial"/>
+          <w:rFonts w:ascii="Arial" w:hAnsi="Arial" w:eastAsia="Calibri" w:cs="Arial"/>
           <w:bCs/>
           <w:color w:val="000000"/>
           <w:sz w:val="20"/>
@@ -2305,7 +2068,7 @@
       </w:r>
       <w:r>
         <w:rPr>
-          <w:rFonts w:ascii="Arial" w:eastAsia="Calibri" w:hAnsi="Arial" w:cs="Arial"/>
+          <w:rFonts w:ascii="Arial" w:hAnsi="Arial" w:eastAsia="Calibri" w:cs="Arial"/>
           <w:bCs/>
           <w:color w:val="000000"/>
           <w:sz w:val="20"/>
@@ -2315,7 +2078,7 @@
       </w:r>
       <w:r>
         <w:rPr>
-          <w:rFonts w:ascii="Arial" w:eastAsia="Calibri" w:hAnsi="Arial" w:cs="Arial"/>
+          <w:rFonts w:ascii="Arial" w:hAnsi="Arial" w:eastAsia="Calibri" w:cs="Arial"/>
           <w:bCs/>
           <w:color w:val="000000"/>
           <w:sz w:val="20"/>
@@ -2325,7 +2088,7 @@
       </w:r>
       <w:r>
         <w:rPr>
-          <w:rFonts w:ascii="Arial" w:eastAsia="Calibri" w:hAnsi="Arial" w:cs="Arial"/>
+          <w:rFonts w:ascii="Arial" w:hAnsi="Arial" w:eastAsia="Calibri" w:cs="Arial"/>
           <w:bCs/>
           <w:color w:val="000000"/>
           <w:sz w:val="20"/>
@@ -2335,7 +2098,7 @@
       </w:r>
       <w:r>
         <w:rPr>
-          <w:rFonts w:ascii="Arial" w:eastAsia="Calibri" w:hAnsi="Arial" w:cs="Arial"/>
+          <w:rFonts w:ascii="Arial" w:hAnsi="Arial" w:eastAsia="Calibri" w:cs="Arial"/>
           <w:bCs/>
           <w:color w:val="000000"/>
           <w:sz w:val="20"/>
@@ -2359,16 +2122,16 @@
           <w:between w:val="nil"/>
         </w:pBdr>
         <w:rPr>
-          <w:rFonts w:ascii="Arial" w:eastAsia="Calibri" w:hAnsi="Arial" w:cs="Arial"/>
-          <w:b/>
-          <w:color w:val="000000"/>
-          <w:sz w:val="20"/>
-          <w:szCs w:val="20"/>
-        </w:rPr>
-      </w:pPr>
-      <w:r>
-        <w:rPr>
-          <w:rFonts w:ascii="Arial" w:eastAsia="Calibri" w:hAnsi="Arial" w:cs="Arial"/>
+          <w:rFonts w:ascii="Arial" w:hAnsi="Arial" w:eastAsia="Calibri" w:cs="Arial"/>
+          <w:b/>
+          <w:color w:val="000000"/>
+          <w:sz w:val="20"/>
+          <w:szCs w:val="20"/>
+        </w:rPr>
+      </w:pPr>
+      <w:r>
+        <w:rPr>
+          <w:rFonts w:ascii="Arial" w:hAnsi="Arial" w:eastAsia="Calibri" w:cs="Arial"/>
           <w:bCs/>
           <w:color w:val="000000"/>
           <w:sz w:val="20"/>
@@ -2378,7 +2141,7 @@
       </w:r>
       <w:r>
         <w:rPr>
-          <w:rFonts w:ascii="Arial" w:eastAsia="Calibri" w:hAnsi="Arial" w:cs="Arial"/>
+          <w:rFonts w:ascii="Arial" w:hAnsi="Arial" w:eastAsia="Calibri" w:cs="Arial"/>
           <w:bCs/>
           <w:color w:val="000000"/>
           <w:sz w:val="20"/>
@@ -2388,7 +2151,7 @@
       </w:r>
       <w:r>
         <w:rPr>
-          <w:rFonts w:ascii="Arial" w:eastAsia="Calibri" w:hAnsi="Arial" w:cs="Arial"/>
+          <w:rFonts w:ascii="Arial" w:hAnsi="Arial" w:eastAsia="Calibri" w:cs="Arial"/>
           <w:bCs/>
           <w:color w:val="000000"/>
           <w:sz w:val="20"/>
@@ -2398,7 +2161,7 @@
       </w:r>
       <w:r>
         <w:rPr>
-          <w:rFonts w:ascii="Arial" w:eastAsia="Calibri" w:hAnsi="Arial" w:cs="Arial"/>
+          <w:rFonts w:ascii="Arial" w:hAnsi="Arial" w:eastAsia="Calibri" w:cs="Arial"/>
           <w:bCs/>
           <w:color w:val="000000"/>
           <w:sz w:val="20"/>
@@ -2408,7 +2171,7 @@
       </w:r>
       <w:r>
         <w:rPr>
-          <w:rFonts w:ascii="Arial" w:eastAsia="Calibri" w:hAnsi="Arial" w:cs="Arial"/>
+          <w:rFonts w:ascii="Arial" w:hAnsi="Arial" w:eastAsia="Calibri" w:cs="Arial"/>
           <w:bCs/>
           <w:color w:val="000000"/>
           <w:sz w:val="20"/>
@@ -2418,7 +2181,7 @@
       </w:r>
       <w:r>
         <w:rPr>
-          <w:rFonts w:ascii="Arial" w:eastAsia="Calibri" w:hAnsi="Arial" w:cs="Arial"/>
+          <w:rFonts w:ascii="Arial" w:hAnsi="Arial" w:eastAsia="Calibri" w:cs="Arial"/>
           <w:bCs/>
           <w:color w:val="000000"/>
           <w:sz w:val="20"/>
@@ -2428,7 +2191,7 @@
       </w:r>
       <w:r>
         <w:rPr>
-          <w:rFonts w:ascii="Arial" w:eastAsia="Calibri" w:hAnsi="Arial" w:cs="Arial"/>
+          <w:rFonts w:ascii="Arial" w:hAnsi="Arial" w:eastAsia="Calibri" w:cs="Arial"/>
           <w:bCs/>
           <w:color w:val="000000"/>
           <w:sz w:val="20"/>
@@ -2438,7 +2201,7 @@
       </w:r>
       <w:r>
         <w:rPr>
-          <w:rFonts w:ascii="Arial" w:eastAsia="Calibri" w:hAnsi="Arial" w:cs="Arial"/>
+          <w:rFonts w:ascii="Arial" w:hAnsi="Arial" w:eastAsia="Calibri" w:cs="Arial"/>
           <w:bCs/>
           <w:color w:val="000000"/>
           <w:sz w:val="20"/>
@@ -2448,7 +2211,7 @@
       </w:r>
       <w:r>
         <w:rPr>
-          <w:rFonts w:ascii="Arial" w:eastAsia="Calibri" w:hAnsi="Arial" w:cs="Arial"/>
+          <w:rFonts w:ascii="Arial" w:hAnsi="Arial" w:eastAsia="Calibri" w:cs="Arial"/>
           <w:bCs/>
           <w:color w:val="000000"/>
           <w:sz w:val="20"/>
@@ -2458,7 +2221,7 @@
       </w:r>
       <w:r>
         <w:rPr>
-          <w:rFonts w:ascii="Arial" w:eastAsia="Calibri" w:hAnsi="Arial" w:cs="Arial"/>
+          <w:rFonts w:ascii="Arial" w:hAnsi="Arial" w:eastAsia="Calibri" w:cs="Arial"/>
           <w:bCs/>
           <w:color w:val="000000"/>
           <w:sz w:val="20"/>
@@ -2482,16 +2245,16 @@
           <w:between w:val="nil"/>
         </w:pBdr>
         <w:rPr>
-          <w:rFonts w:ascii="Arial" w:eastAsia="Calibri" w:hAnsi="Arial" w:cs="Arial"/>
-          <w:b/>
-          <w:color w:val="000000"/>
-          <w:sz w:val="20"/>
-          <w:szCs w:val="20"/>
-        </w:rPr>
-      </w:pPr>
-      <w:r>
-        <w:rPr>
-          <w:rFonts w:ascii="Arial" w:eastAsia="Calibri" w:hAnsi="Arial" w:cs="Arial"/>
+          <w:rFonts w:ascii="Arial" w:hAnsi="Arial" w:eastAsia="Calibri" w:cs="Arial"/>
+          <w:b/>
+          <w:color w:val="000000"/>
+          <w:sz w:val="20"/>
+          <w:szCs w:val="20"/>
+        </w:rPr>
+      </w:pPr>
+      <w:r>
+        <w:rPr>
+          <w:rFonts w:ascii="Arial" w:hAnsi="Arial" w:eastAsia="Calibri" w:cs="Arial"/>
           <w:bCs/>
           <w:color w:val="000000"/>
           <w:sz w:val="20"/>
@@ -2501,7 +2264,7 @@
       </w:r>
       <w:r>
         <w:rPr>
-          <w:rFonts w:ascii="Arial" w:eastAsia="Calibri" w:hAnsi="Arial" w:cs="Arial"/>
+          <w:rFonts w:ascii="Arial" w:hAnsi="Arial" w:eastAsia="Calibri" w:cs="Arial"/>
           <w:bCs/>
           <w:color w:val="000000"/>
           <w:sz w:val="20"/>
@@ -2511,7 +2274,7 @@
       </w:r>
       <w:r>
         <w:rPr>
-          <w:rFonts w:ascii="Arial" w:eastAsia="Calibri" w:hAnsi="Arial" w:cs="Arial"/>
+          <w:rFonts w:ascii="Arial" w:hAnsi="Arial" w:eastAsia="Calibri" w:cs="Arial"/>
           <w:bCs/>
           <w:color w:val="000000"/>
           <w:sz w:val="20"/>
@@ -2521,7 +2284,7 @@
       </w:r>
       <w:r>
         <w:rPr>
-          <w:rFonts w:ascii="Arial" w:eastAsia="Calibri" w:hAnsi="Arial" w:cs="Arial"/>
+          <w:rFonts w:ascii="Arial" w:hAnsi="Arial" w:eastAsia="Calibri" w:cs="Arial"/>
           <w:bCs/>
           <w:color w:val="000000"/>
           <w:sz w:val="20"/>
@@ -2531,7 +2294,7 @@
       </w:r>
       <w:r>
         <w:rPr>
-          <w:rFonts w:ascii="Arial" w:eastAsia="Calibri" w:hAnsi="Arial" w:cs="Arial"/>
+          <w:rFonts w:ascii="Arial" w:hAnsi="Arial" w:eastAsia="Calibri" w:cs="Arial"/>
           <w:bCs/>
           <w:color w:val="000000"/>
           <w:sz w:val="20"/>
@@ -2541,7 +2304,7 @@
       </w:r>
       <w:r>
         <w:rPr>
-          <w:rFonts w:ascii="Arial" w:eastAsia="Calibri" w:hAnsi="Arial" w:cs="Arial"/>
+          <w:rFonts w:ascii="Arial" w:hAnsi="Arial" w:eastAsia="Calibri" w:cs="Arial"/>
           <w:bCs/>
           <w:color w:val="000000"/>
           <w:sz w:val="20"/>
@@ -2551,7 +2314,7 @@
       </w:r>
       <w:r>
         <w:rPr>
-          <w:rFonts w:ascii="Arial" w:eastAsia="Calibri" w:hAnsi="Arial" w:cs="Arial"/>
+          <w:rFonts w:ascii="Arial" w:hAnsi="Arial" w:eastAsia="Calibri" w:cs="Arial"/>
           <w:bCs/>
           <w:color w:val="000000"/>
           <w:sz w:val="20"/>
@@ -2561,7 +2324,7 @@
       </w:r>
       <w:r>
         <w:rPr>
-          <w:rFonts w:ascii="Arial" w:eastAsia="Calibri" w:hAnsi="Arial" w:cs="Arial"/>
+          <w:rFonts w:ascii="Arial" w:hAnsi="Arial" w:eastAsia="Calibri" w:cs="Arial"/>
           <w:bCs/>
           <w:color w:val="000000"/>
           <w:sz w:val="20"/>
@@ -2571,7 +2334,7 @@
       </w:r>
       <w:r>
         <w:rPr>
-          <w:rFonts w:ascii="Arial" w:eastAsia="Calibri" w:hAnsi="Arial" w:cs="Arial"/>
+          <w:rFonts w:ascii="Arial" w:hAnsi="Arial" w:eastAsia="Calibri" w:cs="Arial"/>
           <w:bCs/>
           <w:color w:val="000000"/>
           <w:sz w:val="20"/>
@@ -2581,7 +2344,7 @@
       </w:r>
       <w:r>
         <w:rPr>
-          <w:rFonts w:ascii="Arial" w:eastAsia="Calibri" w:hAnsi="Arial" w:cs="Arial"/>
+          <w:rFonts w:ascii="Arial" w:hAnsi="Arial" w:eastAsia="Calibri" w:cs="Arial"/>
           <w:bCs/>
           <w:color w:val="000000"/>
           <w:sz w:val="20"/>
@@ -2601,16 +2364,16 @@
         </w:pBdr>
         <w:spacing w:before="120"/>
         <w:rPr>
-          <w:rFonts w:ascii="Arial" w:eastAsia="Calibri" w:hAnsi="Arial" w:cs="Arial"/>
-          <w:b/>
-          <w:color w:val="000000"/>
-          <w:sz w:val="20"/>
-          <w:szCs w:val="20"/>
-        </w:rPr>
-      </w:pPr>
-      <w:r>
-        <w:rPr>
-          <w:rFonts w:ascii="Arial" w:eastAsia="Calibri" w:hAnsi="Arial" w:cs="Arial"/>
+          <w:rFonts w:ascii="Arial" w:hAnsi="Arial" w:eastAsia="Calibri" w:cs="Arial"/>
+          <w:b/>
+          <w:color w:val="000000"/>
+          <w:sz w:val="20"/>
+          <w:szCs w:val="20"/>
+        </w:rPr>
+      </w:pPr>
+      <w:r>
+        <w:rPr>
+          <w:rFonts w:ascii="Arial" w:hAnsi="Arial" w:eastAsia="Calibri" w:cs="Arial"/>
           <w:b/>
           <w:color w:val="000000"/>
           <w:sz w:val="20"/>
@@ -2620,7 +2383,7 @@
       </w:r>
       <w:r>
         <w:rPr>
-          <w:rFonts w:ascii="Arial" w:eastAsia="Calibri" w:hAnsi="Arial" w:cs="Arial"/>
+          <w:rFonts w:ascii="Arial" w:hAnsi="Arial" w:eastAsia="Calibri" w:cs="Arial"/>
           <w:b/>
           <w:color w:val="000000"/>
           <w:sz w:val="20"/>
@@ -2630,7 +2393,7 @@
       </w:r>
       <w:r>
         <w:rPr>
-          <w:rFonts w:ascii="Arial" w:eastAsia="Calibri" w:hAnsi="Arial" w:cs="Arial"/>
+          <w:rFonts w:ascii="Arial" w:hAnsi="Arial" w:eastAsia="Calibri" w:cs="Arial"/>
           <w:b/>
           <w:color w:val="000000"/>
           <w:sz w:val="20"/>
@@ -2640,7 +2403,7 @@
       </w:r>
       <w:r>
         <w:rPr>
-          <w:rFonts w:ascii="Arial" w:eastAsia="Calibri" w:hAnsi="Arial" w:cs="Arial"/>
+          <w:rFonts w:ascii="Arial" w:hAnsi="Arial" w:eastAsia="Calibri" w:cs="Arial"/>
           <w:b/>
           <w:color w:val="000000"/>
           <w:sz w:val="20"/>
@@ -2650,7 +2413,7 @@
       </w:r>
       <w:r>
         <w:rPr>
-          <w:rFonts w:ascii="Arial" w:eastAsia="Calibri" w:hAnsi="Arial" w:cs="Arial"/>
+          <w:rFonts w:ascii="Arial" w:hAnsi="Arial" w:eastAsia="Calibri" w:cs="Arial"/>
           <w:b/>
           <w:color w:val="000000"/>
           <w:sz w:val="20"/>
@@ -2658,11 +2421,11 @@
         </w:rPr>
         <w:t xml:space="preserve"> / </w:t>
       </w:r>
-      <w:hyperlink r:id="rId11" w:history="1">
+      <w:hyperlink w:history="1" r:id="rId11">
         <w:r>
           <w:rPr>
             <w:rStyle w:val="Hyperlink"/>
-            <w:rFonts w:ascii="Arial" w:eastAsia="Calibri" w:hAnsi="Arial" w:cs="Arial"/>
+            <w:rFonts w:ascii="Arial" w:hAnsi="Arial" w:eastAsia="Calibri" w:cs="Arial"/>
             <w:b/>
             <w:sz w:val="20"/>
             <w:szCs w:val="20"/>
@@ -2686,15 +2449,15 @@
           <w:between w:val="nil"/>
         </w:pBdr>
         <w:rPr>
-          <w:rFonts w:ascii="Arial" w:eastAsia="Calibri" w:hAnsi="Arial" w:cs="Arial"/>
-          <w:color w:val="000000"/>
-          <w:sz w:val="20"/>
-          <w:szCs w:val="20"/>
-        </w:rPr>
-      </w:pPr>
-      <w:r>
-        <w:rPr>
-          <w:rFonts w:ascii="Arial" w:eastAsia="Calibri" w:hAnsi="Arial" w:cs="Arial"/>
+          <w:rFonts w:ascii="Arial" w:hAnsi="Arial" w:eastAsia="Calibri" w:cs="Arial"/>
+          <w:color w:val="000000"/>
+          <w:sz w:val="20"/>
+          <w:szCs w:val="20"/>
+        </w:rPr>
+      </w:pPr>
+      <w:r>
+        <w:rPr>
+          <w:rFonts w:ascii="Arial" w:hAnsi="Arial" w:eastAsia="Calibri" w:cs="Arial"/>
           <w:color w:val="000000"/>
           <w:sz w:val="20"/>
           <w:szCs w:val="20"/>
@@ -2703,7 +2466,7 @@
       </w:r>
       <w:r>
         <w:rPr>
-          <w:rFonts w:ascii="Arial" w:eastAsia="Calibri" w:hAnsi="Arial" w:cs="Arial"/>
+          <w:rFonts w:ascii="Arial" w:hAnsi="Arial" w:eastAsia="Calibri" w:cs="Arial"/>
           <w:color w:val="000000"/>
           <w:sz w:val="20"/>
           <w:szCs w:val="20"/>
@@ -2712,7 +2475,7 @@
       </w:r>
       <w:r>
         <w:rPr>
-          <w:rFonts w:ascii="Arial" w:eastAsia="Calibri" w:hAnsi="Arial" w:cs="Arial"/>
+          <w:rFonts w:ascii="Arial" w:hAnsi="Arial" w:eastAsia="Calibri" w:cs="Arial"/>
           <w:color w:val="000000"/>
           <w:sz w:val="20"/>
           <w:szCs w:val="20"/>
@@ -2721,7 +2484,7 @@
       </w:r>
       <w:r>
         <w:rPr>
-          <w:rFonts w:ascii="Arial" w:eastAsia="Calibri" w:hAnsi="Arial" w:cs="Arial"/>
+          <w:rFonts w:ascii="Arial" w:hAnsi="Arial" w:eastAsia="Calibri" w:cs="Arial"/>
           <w:color w:val="000000"/>
           <w:sz w:val="20"/>
           <w:szCs w:val="20"/>
@@ -2730,7 +2493,7 @@
       </w:r>
       <w:r>
         <w:rPr>
-          <w:rFonts w:ascii="Arial" w:eastAsia="Calibri" w:hAnsi="Arial" w:cs="Arial"/>
+          <w:rFonts w:ascii="Arial" w:hAnsi="Arial" w:eastAsia="Calibri" w:cs="Arial"/>
           <w:color w:val="000000"/>
           <w:sz w:val="20"/>
           <w:szCs w:val="20"/>
@@ -2739,7 +2502,7 @@
       </w:r>
       <w:r>
         <w:rPr>
-          <w:rFonts w:ascii="Arial" w:eastAsia="Calibri" w:hAnsi="Arial" w:cs="Arial"/>
+          <w:rFonts w:ascii="Arial" w:hAnsi="Arial" w:eastAsia="Calibri" w:cs="Arial"/>
           <w:color w:val="000000"/>
           <w:sz w:val="20"/>
           <w:szCs w:val="20"/>
@@ -2748,7 +2511,7 @@
       </w:r>
       <w:r>
         <w:rPr>
-          <w:rFonts w:ascii="Arial" w:eastAsia="Calibri" w:hAnsi="Arial" w:cs="Arial"/>
+          <w:rFonts w:ascii="Arial" w:hAnsi="Arial" w:eastAsia="Calibri" w:cs="Arial"/>
           <w:color w:val="000000"/>
           <w:sz w:val="20"/>
           <w:szCs w:val="20"/>
@@ -2757,7 +2520,7 @@
       </w:r>
       <w:r>
         <w:rPr>
-          <w:rFonts w:ascii="Arial" w:eastAsia="Calibri" w:hAnsi="Arial" w:cs="Arial"/>
+          <w:rFonts w:ascii="Arial" w:hAnsi="Arial" w:eastAsia="Calibri" w:cs="Arial"/>
           <w:color w:val="000000"/>
           <w:sz w:val="20"/>
           <w:szCs w:val="20"/>
@@ -2780,15 +2543,15 @@
           <w:between w:val="nil"/>
         </w:pBdr>
         <w:rPr>
-          <w:rFonts w:ascii="Arial" w:eastAsia="Calibri" w:hAnsi="Arial" w:cs="Arial"/>
-          <w:color w:val="000000"/>
-          <w:sz w:val="20"/>
-          <w:szCs w:val="20"/>
-        </w:rPr>
-      </w:pPr>
-      <w:r>
-        <w:rPr>
-          <w:rFonts w:ascii="Arial" w:eastAsia="Calibri" w:hAnsi="Arial" w:cs="Arial"/>
+          <w:rFonts w:ascii="Arial" w:hAnsi="Arial" w:eastAsia="Calibri" w:cs="Arial"/>
+          <w:color w:val="000000"/>
+          <w:sz w:val="20"/>
+          <w:szCs w:val="20"/>
+        </w:rPr>
+      </w:pPr>
+      <w:r>
+        <w:rPr>
+          <w:rFonts w:ascii="Arial" w:hAnsi="Arial" w:eastAsia="Calibri" w:cs="Arial"/>
           <w:color w:val="000000"/>
           <w:sz w:val="20"/>
           <w:szCs w:val="20"/>
@@ -2811,15 +2574,15 @@
           <w:between w:val="nil"/>
         </w:pBdr>
         <w:rPr>
-          <w:rFonts w:ascii="Arial" w:eastAsia="Calibri" w:hAnsi="Arial" w:cs="Arial"/>
-          <w:color w:val="000000"/>
-          <w:sz w:val="20"/>
-          <w:szCs w:val="20"/>
-        </w:rPr>
-      </w:pPr>
-      <w:r>
-        <w:rPr>
-          <w:rFonts w:ascii="Arial" w:eastAsia="Calibri" w:hAnsi="Arial" w:cs="Arial"/>
+          <w:rFonts w:ascii="Arial" w:hAnsi="Arial" w:eastAsia="Calibri" w:cs="Arial"/>
+          <w:color w:val="000000"/>
+          <w:sz w:val="20"/>
+          <w:szCs w:val="20"/>
+        </w:rPr>
+      </w:pPr>
+      <w:r>
+        <w:rPr>
+          <w:rFonts w:ascii="Arial" w:hAnsi="Arial" w:eastAsia="Calibri" w:cs="Arial"/>
           <w:color w:val="000000"/>
           <w:sz w:val="20"/>
           <w:szCs w:val="20"/>
@@ -2828,7 +2591,7 @@
       </w:r>
       <w:r>
         <w:rPr>
-          <w:rFonts w:ascii="Arial" w:eastAsia="Calibri" w:hAnsi="Arial" w:cs="Arial"/>
+          <w:rFonts w:ascii="Arial" w:hAnsi="Arial" w:eastAsia="Calibri" w:cs="Arial"/>
           <w:color w:val="000000"/>
           <w:sz w:val="20"/>
           <w:szCs w:val="20"/>
@@ -2837,7 +2600,7 @@
       </w:r>
       <w:r>
         <w:rPr>
-          <w:rFonts w:ascii="Arial" w:eastAsia="Calibri" w:hAnsi="Arial" w:cs="Arial"/>
+          <w:rFonts w:ascii="Arial" w:hAnsi="Arial" w:eastAsia="Calibri" w:cs="Arial"/>
           <w:color w:val="000000"/>
           <w:sz w:val="20"/>
           <w:szCs w:val="20"/>
@@ -2846,7 +2609,7 @@
       </w:r>
       <w:r>
         <w:rPr>
-          <w:rFonts w:ascii="Arial" w:eastAsia="Calibri" w:hAnsi="Arial" w:cs="Arial"/>
+          <w:rFonts w:ascii="Arial" w:hAnsi="Arial" w:eastAsia="Calibri" w:cs="Arial"/>
           <w:color w:val="000000"/>
           <w:sz w:val="20"/>
           <w:szCs w:val="20"/>
@@ -2855,7 +2618,7 @@
       </w:r>
       <w:r>
         <w:rPr>
-          <w:rFonts w:ascii="Arial" w:eastAsia="Calibri" w:hAnsi="Arial" w:cs="Arial"/>
+          <w:rFonts w:ascii="Arial" w:hAnsi="Arial" w:eastAsia="Calibri" w:cs="Arial"/>
           <w:color w:val="000000"/>
           <w:sz w:val="20"/>
           <w:szCs w:val="20"/>
@@ -2864,7 +2627,7 @@
       </w:r>
       <w:r>
         <w:rPr>
-          <w:rFonts w:ascii="Arial" w:eastAsia="Calibri" w:hAnsi="Arial" w:cs="Arial"/>
+          <w:rFonts w:ascii="Arial" w:hAnsi="Arial" w:eastAsia="Calibri" w:cs="Arial"/>
           <w:color w:val="000000"/>
           <w:sz w:val="20"/>
           <w:szCs w:val="20"/>
@@ -2873,7 +2636,7 @@
       </w:r>
       <w:r>
         <w:rPr>
-          <w:rFonts w:ascii="Arial" w:eastAsia="Calibri" w:hAnsi="Arial" w:cs="Arial"/>
+          <w:rFonts w:ascii="Arial" w:hAnsi="Arial" w:eastAsia="Calibri" w:cs="Arial"/>
           <w:color w:val="000000"/>
           <w:sz w:val="20"/>
           <w:szCs w:val="20"/>
@@ -2895,16 +2658,16 @@
         </w:tabs>
         <w:spacing w:before="120"/>
         <w:rPr>
-          <w:rFonts w:ascii="Arial" w:eastAsia="Calibri" w:hAnsi="Arial" w:cs="Arial"/>
-          <w:b/>
-          <w:color w:val="000000"/>
-          <w:sz w:val="20"/>
-          <w:szCs w:val="20"/>
-        </w:rPr>
-      </w:pPr>
-      <w:r>
-        <w:rPr>
-          <w:rFonts w:ascii="Arial" w:eastAsia="Calibri" w:hAnsi="Arial" w:cs="Arial"/>
+          <w:rFonts w:ascii="Arial" w:hAnsi="Arial" w:eastAsia="Calibri" w:cs="Arial"/>
+          <w:b/>
+          <w:color w:val="000000"/>
+          <w:sz w:val="20"/>
+          <w:szCs w:val="20"/>
+        </w:rPr>
+      </w:pPr>
+      <w:r>
+        <w:rPr>
+          <w:rFonts w:ascii="Arial" w:hAnsi="Arial" w:eastAsia="Calibri" w:cs="Arial"/>
           <w:b/>
           <w:color w:val="000000"/>
           <w:sz w:val="20"/>
@@ -2912,11 +2675,11 @@
         </w:rPr>
         <w:t xml:space="preserve">Pooptimus Prime: The World's First Dung Beetle Biorobot / </w:t>
       </w:r>
-      <w:hyperlink r:id="rId12" w:history="1">
+      <w:hyperlink w:history="1" r:id="rId12">
         <w:r>
           <w:rPr>
             <w:rStyle w:val="Hyperlink"/>
-            <w:rFonts w:ascii="Arial" w:eastAsia="Calibri" w:hAnsi="Arial" w:cs="Arial"/>
+            <w:rFonts w:ascii="Arial" w:hAnsi="Arial" w:eastAsia="Calibri" w:cs="Arial"/>
             <w:b/>
             <w:sz w:val="20"/>
             <w:szCs w:val="20"/>
@@ -2926,7 +2689,7 @@
         <w:r>
           <w:rPr>
             <w:rStyle w:val="Hyperlink"/>
-            <w:rFonts w:ascii="Arial" w:eastAsia="Calibri" w:hAnsi="Arial" w:cs="Arial"/>
+            <w:rFonts w:ascii="Arial" w:hAnsi="Arial" w:eastAsia="Calibri" w:cs="Arial"/>
             <w:b/>
             <w:sz w:val="20"/>
             <w:szCs w:val="20"/>
@@ -2936,7 +2699,7 @@
         <w:r>
           <w:rPr>
             <w:rStyle w:val="Hyperlink"/>
-            <w:rFonts w:ascii="Arial" w:eastAsia="Calibri" w:hAnsi="Arial" w:cs="Arial"/>
+            <w:rFonts w:ascii="Arial" w:hAnsi="Arial" w:eastAsia="Calibri" w:cs="Arial"/>
             <w:b/>
             <w:sz w:val="20"/>
             <w:szCs w:val="20"/>
@@ -2960,16 +2723,16 @@
           <w:between w:val="nil"/>
         </w:pBdr>
         <w:rPr>
-          <w:rFonts w:ascii="Arial" w:eastAsia="Calibri" w:hAnsi="Arial" w:cs="Arial"/>
-          <w:bCs/>
-          <w:color w:val="000000"/>
-          <w:sz w:val="20"/>
-          <w:szCs w:val="20"/>
-        </w:rPr>
-      </w:pPr>
-      <w:r>
-        <w:rPr>
-          <w:rFonts w:ascii="Arial" w:eastAsia="Calibri" w:hAnsi="Arial" w:cs="Arial"/>
+          <w:rFonts w:ascii="Arial" w:hAnsi="Arial" w:eastAsia="Calibri" w:cs="Arial"/>
+          <w:bCs/>
+          <w:color w:val="000000"/>
+          <w:sz w:val="20"/>
+          <w:szCs w:val="20"/>
+        </w:rPr>
+      </w:pPr>
+      <w:r>
+        <w:rPr>
+          <w:rFonts w:ascii="Arial" w:hAnsi="Arial" w:eastAsia="Calibri" w:cs="Arial"/>
           <w:bCs/>
           <w:color w:val="000000"/>
           <w:sz w:val="20"/>
@@ -2979,7 +2742,7 @@
       </w:r>
       <w:r>
         <w:rPr>
-          <w:rFonts w:ascii="Arial" w:eastAsia="Calibri" w:hAnsi="Arial" w:cs="Arial"/>
+          <w:rFonts w:ascii="Arial" w:hAnsi="Arial" w:eastAsia="Calibri" w:cs="Arial"/>
           <w:bCs/>
           <w:color w:val="000000"/>
           <w:sz w:val="20"/>
@@ -3003,16 +2766,16 @@
           <w:between w:val="nil"/>
         </w:pBdr>
         <w:rPr>
-          <w:rFonts w:ascii="Arial" w:eastAsia="Calibri" w:hAnsi="Arial" w:cs="Arial"/>
-          <w:bCs/>
-          <w:color w:val="000000"/>
-          <w:sz w:val="20"/>
-          <w:szCs w:val="20"/>
-        </w:rPr>
-      </w:pPr>
-      <w:r>
-        <w:rPr>
-          <w:rFonts w:ascii="Arial" w:eastAsia="Calibri" w:hAnsi="Arial" w:cs="Arial"/>
+          <w:rFonts w:ascii="Arial" w:hAnsi="Arial" w:eastAsia="Calibri" w:cs="Arial"/>
+          <w:bCs/>
+          <w:color w:val="000000"/>
+          <w:sz w:val="20"/>
+          <w:szCs w:val="20"/>
+        </w:rPr>
+      </w:pPr>
+      <w:r>
+        <w:rPr>
+          <w:rFonts w:ascii="Arial" w:hAnsi="Arial" w:eastAsia="Calibri" w:cs="Arial"/>
           <w:bCs/>
           <w:color w:val="000000"/>
           <w:sz w:val="20"/>
@@ -3022,7 +2785,7 @@
       </w:r>
       <w:r>
         <w:rPr>
-          <w:rFonts w:ascii="Arial" w:eastAsia="Calibri" w:hAnsi="Arial" w:cs="Arial"/>
+          <w:rFonts w:ascii="Arial" w:hAnsi="Arial" w:eastAsia="Calibri" w:cs="Arial"/>
           <w:bCs/>
           <w:color w:val="000000"/>
           <w:sz w:val="20"/>
@@ -3032,7 +2795,7 @@
       </w:r>
       <w:r>
         <w:rPr>
-          <w:rFonts w:ascii="Arial" w:eastAsia="Calibri" w:hAnsi="Arial" w:cs="Arial"/>
+          <w:rFonts w:ascii="Arial" w:hAnsi="Arial" w:eastAsia="Calibri" w:cs="Arial"/>
           <w:bCs/>
           <w:color w:val="000000"/>
           <w:sz w:val="20"/>
@@ -3042,7 +2805,7 @@
       </w:r>
       <w:r>
         <w:rPr>
-          <w:rFonts w:ascii="Arial" w:eastAsia="Calibri" w:hAnsi="Arial" w:cs="Arial"/>
+          <w:rFonts w:ascii="Arial" w:hAnsi="Arial" w:eastAsia="Calibri" w:cs="Arial"/>
           <w:bCs/>
           <w:color w:val="000000"/>
           <w:sz w:val="20"/>
@@ -3066,16 +2829,16 @@
           <w:between w:val="nil"/>
         </w:pBdr>
         <w:rPr>
-          <w:rFonts w:ascii="Arial" w:eastAsia="Calibri" w:hAnsi="Arial" w:cs="Arial"/>
-          <w:bCs/>
-          <w:color w:val="000000"/>
-          <w:sz w:val="20"/>
-          <w:szCs w:val="20"/>
-        </w:rPr>
-      </w:pPr>
-      <w:r>
-        <w:rPr>
-          <w:rFonts w:ascii="Arial" w:eastAsia="Calibri" w:hAnsi="Arial" w:cs="Arial"/>
+          <w:rFonts w:ascii="Arial" w:hAnsi="Arial" w:eastAsia="Calibri" w:cs="Arial"/>
+          <w:bCs/>
+          <w:color w:val="000000"/>
+          <w:sz w:val="20"/>
+          <w:szCs w:val="20"/>
+        </w:rPr>
+      </w:pPr>
+      <w:r>
+        <w:rPr>
+          <w:rFonts w:ascii="Arial" w:hAnsi="Arial" w:eastAsia="Calibri" w:cs="Arial"/>
           <w:bCs/>
           <w:color w:val="000000"/>
           <w:sz w:val="20"/>
@@ -3089,12 +2852,12 @@
         <w:pBdr>
           <w:top w:val="nil"/>
           <w:left w:val="nil"/>
-          <w:bottom w:val="single" w:sz="4" w:space="1" w:color="000000"/>
+          <w:bottom w:val="single" w:color="000000" w:sz="4" w:space="1"/>
           <w:right w:val="nil"/>
           <w:between w:val="nil"/>
         </w:pBdr>
         <w:rPr>
-          <w:rFonts w:ascii="Arial" w:eastAsia="Calibri" w:hAnsi="Arial" w:cs="Arial"/>
+          <w:rFonts w:ascii="Arial" w:hAnsi="Arial" w:eastAsia="Calibri" w:cs="Arial"/>
           <w:b/>
           <w:smallCaps/>
           <w:color w:val="000000"/>
@@ -3114,7 +2877,7 @@
         </w:pBdr>
         <w:spacing w:before="120"/>
         <w:rPr>
-          <w:rFonts w:ascii="Arial" w:eastAsia="Calibri" w:hAnsi="Arial" w:cs="Arial"/>
+          <w:rFonts w:ascii="Arial" w:hAnsi="Arial" w:eastAsia="Calibri" w:cs="Arial"/>
           <w:b/>
           <w:color w:val="000000"/>
           <w:sz w:val="22"/>
@@ -3123,7 +2886,7 @@
       </w:pPr>
       <w:r>
         <w:rPr>
-          <w:rFonts w:ascii="Arial" w:eastAsia="Calibri" w:hAnsi="Arial" w:cs="Arial"/>
+          <w:rFonts w:ascii="Arial" w:hAnsi="Arial" w:eastAsia="Calibri" w:cs="Arial"/>
           <w:b/>
           <w:color w:val="000000"/>
           <w:sz w:val="22"/>
@@ -3146,16 +2909,16 @@
         </w:tabs>
         <w:spacing w:before="120"/>
         <w:rPr>
-          <w:rFonts w:ascii="Arial" w:eastAsia="Calibri" w:hAnsi="Arial" w:cs="Arial"/>
-          <w:b/>
-          <w:color w:val="000000"/>
-          <w:sz w:val="20"/>
-          <w:szCs w:val="20"/>
-        </w:rPr>
-      </w:pPr>
-      <w:r>
-        <w:rPr>
-          <w:rFonts w:ascii="Arial" w:eastAsia="Calibri" w:hAnsi="Arial" w:cs="Arial"/>
+          <w:rFonts w:ascii="Arial" w:hAnsi="Arial" w:eastAsia="Calibri" w:cs="Arial"/>
+          <w:b/>
+          <w:color w:val="000000"/>
+          <w:sz w:val="20"/>
+          <w:szCs w:val="20"/>
+        </w:rPr>
+      </w:pPr>
+      <w:r>
+        <w:rPr>
+          <w:rFonts w:ascii="Arial" w:hAnsi="Arial" w:eastAsia="Calibri" w:cs="Arial"/>
           <w:b/>
           <w:color w:val="000000"/>
           <w:sz w:val="20"/>
@@ -3165,7 +2928,7 @@
       </w:r>
       <w:r>
         <w:rPr>
-          <w:rFonts w:ascii="Arial" w:eastAsia="Calibri" w:hAnsi="Arial" w:cs="Arial"/>
+          <w:rFonts w:ascii="Arial" w:hAnsi="Arial" w:eastAsia="Calibri" w:cs="Arial"/>
           <w:b/>
           <w:color w:val="000000"/>
           <w:sz w:val="20"/>
@@ -3175,7 +2938,7 @@
       </w:r>
       <w:r>
         <w:rPr>
-          <w:rFonts w:ascii="Arial" w:eastAsia="Calibri" w:hAnsi="Arial" w:cs="Arial"/>
+          <w:rFonts w:ascii="Arial" w:hAnsi="Arial" w:eastAsia="Calibri" w:cs="Arial"/>
           <w:b/>
           <w:color w:val="000000"/>
           <w:sz w:val="20"/>
@@ -3185,7 +2948,7 @@
       </w:r>
       <w:r>
         <w:rPr>
-          <w:rFonts w:ascii="Arial" w:eastAsia="Calibri" w:hAnsi="Arial" w:cs="Arial"/>
+          <w:rFonts w:ascii="Arial" w:hAnsi="Arial" w:eastAsia="Calibri" w:cs="Arial"/>
           <w:b/>
           <w:color w:val="000000"/>
           <w:sz w:val="20"/>
@@ -3195,7 +2958,7 @@
       </w:r>
       <w:r>
         <w:rPr>
-          <w:rFonts w:ascii="Arial" w:eastAsia="Calibri" w:hAnsi="Arial" w:cs="Arial"/>
+          <w:rFonts w:ascii="Arial" w:hAnsi="Arial" w:eastAsia="Calibri" w:cs="Arial"/>
           <w:b/>
           <w:color w:val="000000"/>
           <w:sz w:val="20"/>
@@ -3205,7 +2968,7 @@
       </w:r>
       <w:r>
         <w:rPr>
-          <w:rFonts w:ascii="Arial" w:eastAsia="Calibri" w:hAnsi="Arial" w:cs="Arial"/>
+          <w:rFonts w:ascii="Arial" w:hAnsi="Arial" w:eastAsia="Calibri" w:cs="Arial"/>
           <w:b/>
           <w:color w:val="000000"/>
           <w:sz w:val="20"/>
@@ -3215,7 +2978,7 @@
       </w:r>
       <w:r>
         <w:rPr>
-          <w:rFonts w:ascii="Arial" w:eastAsia="Calibri" w:hAnsi="Arial" w:cs="Arial"/>
+          <w:rFonts w:ascii="Arial" w:hAnsi="Arial" w:eastAsia="Calibri" w:cs="Arial"/>
           <w:b/>
           <w:color w:val="000000"/>
           <w:sz w:val="20"/>
@@ -3225,7 +2988,7 @@
       </w:r>
       <w:r>
         <w:rPr>
-          <w:rFonts w:ascii="Arial" w:eastAsia="Calibri" w:hAnsi="Arial" w:cs="Arial"/>
+          <w:rFonts w:ascii="Arial" w:hAnsi="Arial" w:eastAsia="Calibri" w:cs="Arial"/>
           <w:bCs/>
           <w:color w:val="000000"/>
           <w:sz w:val="20"/>
@@ -3235,7 +2998,7 @@
       </w:r>
       <w:r>
         <w:rPr>
-          <w:rFonts w:ascii="Arial" w:eastAsia="Calibri" w:hAnsi="Arial" w:cs="Arial"/>
+          <w:rFonts w:ascii="Arial" w:hAnsi="Arial" w:eastAsia="Calibri" w:cs="Arial"/>
           <w:bCs/>
           <w:color w:val="000000"/>
           <w:sz w:val="20"/>
@@ -3245,7 +3008,7 @@
       </w:r>
       <w:r>
         <w:rPr>
-          <w:rFonts w:ascii="Arial" w:eastAsia="Calibri" w:hAnsi="Arial" w:cs="Arial"/>
+          <w:rFonts w:ascii="Arial" w:hAnsi="Arial" w:eastAsia="Calibri" w:cs="Arial"/>
           <w:bCs/>
           <w:color w:val="000000"/>
           <w:sz w:val="20"/>
@@ -3255,7 +3018,7 @@
       </w:r>
       <w:r>
         <w:rPr>
-          <w:rFonts w:ascii="Arial" w:eastAsia="Calibri" w:hAnsi="Arial" w:cs="Arial"/>
+          <w:rFonts w:ascii="Arial" w:hAnsi="Arial" w:eastAsia="Calibri" w:cs="Arial"/>
           <w:bCs/>
           <w:color w:val="000000"/>
           <w:sz w:val="20"/>
@@ -3265,7 +3028,7 @@
       </w:r>
       <w:r>
         <w:rPr>
-          <w:rFonts w:ascii="Arial" w:eastAsia="Calibri" w:hAnsi="Arial" w:cs="Arial"/>
+          <w:rFonts w:ascii="Arial" w:hAnsi="Arial" w:eastAsia="Calibri" w:cs="Arial"/>
           <w:bCs/>
           <w:color w:val="000000"/>
           <w:sz w:val="20"/>
@@ -3275,7 +3038,7 @@
       </w:r>
       <w:r>
         <w:rPr>
-          <w:rFonts w:ascii="Arial" w:eastAsia="Calibri" w:hAnsi="Arial" w:cs="Arial"/>
+          <w:rFonts w:ascii="Arial" w:hAnsi="Arial" w:eastAsia="Calibri" w:cs="Arial"/>
           <w:bCs/>
           <w:color w:val="000000"/>
           <w:sz w:val="20"/>
@@ -3285,7 +3048,7 @@
       </w:r>
       <w:r>
         <w:rPr>
-          <w:rFonts w:ascii="Arial" w:eastAsia="Calibri" w:hAnsi="Arial" w:cs="Arial"/>
+          <w:rFonts w:ascii="Arial" w:hAnsi="Arial" w:eastAsia="Calibri" w:cs="Arial"/>
           <w:bCs/>
           <w:color w:val="000000"/>
           <w:sz w:val="20"/>
@@ -3309,16 +3072,16 @@
           <w:between w:val="nil"/>
         </w:pBdr>
         <w:rPr>
-          <w:rFonts w:ascii="Arial" w:eastAsia="Calibri" w:hAnsi="Arial" w:cs="Arial"/>
-          <w:bCs/>
-          <w:color w:val="000000"/>
-          <w:sz w:val="20"/>
-          <w:szCs w:val="20"/>
-        </w:rPr>
-      </w:pPr>
-      <w:r>
-        <w:rPr>
-          <w:rFonts w:ascii="Arial" w:eastAsia="Calibri" w:hAnsi="Arial" w:cs="Arial"/>
+          <w:rFonts w:ascii="Arial" w:hAnsi="Arial" w:eastAsia="Calibri" w:cs="Arial"/>
+          <w:bCs/>
+          <w:color w:val="000000"/>
+          <w:sz w:val="20"/>
+          <w:szCs w:val="20"/>
+        </w:rPr>
+      </w:pPr>
+      <w:r>
+        <w:rPr>
+          <w:rFonts w:ascii="Arial" w:hAnsi="Arial" w:eastAsia="Calibri" w:cs="Arial"/>
           <w:bCs/>
           <w:color w:val="000000"/>
           <w:sz w:val="20"/>
@@ -3328,7 +3091,7 @@
       </w:r>
       <w:r>
         <w:rPr>
-          <w:rFonts w:ascii="Arial" w:eastAsia="Calibri" w:hAnsi="Arial" w:cs="Arial"/>
+          <w:rFonts w:ascii="Arial" w:hAnsi="Arial" w:eastAsia="Calibri" w:cs="Arial"/>
           <w:bCs/>
           <w:color w:val="000000"/>
           <w:sz w:val="20"/>
@@ -3338,7 +3101,7 @@
       </w:r>
       <w:r>
         <w:rPr>
-          <w:rFonts w:ascii="Arial" w:eastAsia="Calibri" w:hAnsi="Arial" w:cs="Arial"/>
+          <w:rFonts w:ascii="Arial" w:hAnsi="Arial" w:eastAsia="Calibri" w:cs="Arial"/>
           <w:bCs/>
           <w:color w:val="000000"/>
           <w:sz w:val="20"/>
@@ -3348,7 +3111,7 @@
       </w:r>
       <w:r>
         <w:rPr>
-          <w:rFonts w:ascii="Arial" w:eastAsia="Calibri" w:hAnsi="Arial" w:cs="Arial"/>
+          <w:rFonts w:ascii="Arial" w:hAnsi="Arial" w:eastAsia="Calibri" w:cs="Arial"/>
           <w:color w:val="000000"/>
           <w:sz w:val="20"/>
           <w:szCs w:val="20"/>
@@ -3357,7 +3120,7 @@
       </w:r>
       <w:r>
         <w:rPr>
-          <w:rFonts w:ascii="Arial" w:eastAsia="Calibri" w:hAnsi="Arial" w:cs="Arial"/>
+          <w:rFonts w:ascii="Arial" w:hAnsi="Arial" w:eastAsia="Calibri" w:cs="Arial"/>
           <w:color w:val="000000"/>
           <w:sz w:val="20"/>
           <w:szCs w:val="20"/>
@@ -3366,7 +3129,7 @@
       </w:r>
       <w:r>
         <w:rPr>
-          <w:rFonts w:ascii="Arial" w:eastAsia="Calibri" w:hAnsi="Arial" w:cs="Arial"/>
+          <w:rFonts w:ascii="Arial" w:hAnsi="Arial" w:eastAsia="Calibri" w:cs="Arial"/>
           <w:color w:val="000000"/>
           <w:sz w:val="20"/>
           <w:szCs w:val="20"/>
@@ -3375,7 +3138,7 @@
       </w:r>
       <w:r>
         <w:rPr>
-          <w:rFonts w:ascii="Arial" w:eastAsia="Calibri" w:hAnsi="Arial" w:cs="Arial"/>
+          <w:rFonts w:ascii="Arial" w:hAnsi="Arial" w:eastAsia="Calibri" w:cs="Arial"/>
           <w:color w:val="000000"/>
           <w:sz w:val="20"/>
           <w:szCs w:val="20"/>
@@ -3384,7 +3147,7 @@
       </w:r>
       <w:r>
         <w:rPr>
-          <w:rFonts w:ascii="Arial" w:eastAsia="Calibri" w:hAnsi="Arial" w:cs="Arial"/>
+          <w:rFonts w:ascii="Arial" w:hAnsi="Arial" w:eastAsia="Calibri" w:cs="Arial"/>
           <w:color w:val="000000"/>
           <w:sz w:val="20"/>
           <w:szCs w:val="20"/>
@@ -3393,7 +3156,7 @@
       </w:r>
       <w:r>
         <w:rPr>
-          <w:rFonts w:ascii="Arial" w:eastAsia="Calibri" w:hAnsi="Arial" w:cs="Arial"/>
+          <w:rFonts w:ascii="Arial" w:hAnsi="Arial" w:eastAsia="Calibri" w:cs="Arial"/>
           <w:color w:val="000000"/>
           <w:sz w:val="20"/>
           <w:szCs w:val="20"/>
@@ -3416,16 +3179,16 @@
           <w:between w:val="nil"/>
         </w:pBdr>
         <w:rPr>
-          <w:rFonts w:ascii="Arial" w:eastAsia="Calibri" w:hAnsi="Arial" w:cs="Arial"/>
-          <w:bCs/>
-          <w:color w:val="000000"/>
-          <w:sz w:val="20"/>
-          <w:szCs w:val="20"/>
-        </w:rPr>
-      </w:pPr>
-      <w:r>
-        <w:rPr>
-          <w:rFonts w:ascii="Arial" w:eastAsia="Calibri" w:hAnsi="Arial" w:cs="Arial"/>
+          <w:rFonts w:ascii="Arial" w:hAnsi="Arial" w:eastAsia="Calibri" w:cs="Arial"/>
+          <w:bCs/>
+          <w:color w:val="000000"/>
+          <w:sz w:val="20"/>
+          <w:szCs w:val="20"/>
+        </w:rPr>
+      </w:pPr>
+      <w:r>
+        <w:rPr>
+          <w:rFonts w:ascii="Arial" w:hAnsi="Arial" w:eastAsia="Calibri" w:cs="Arial"/>
           <w:bCs/>
           <w:color w:val="000000"/>
           <w:sz w:val="20"/>
@@ -3449,15 +3212,15 @@
           <w:between w:val="nil"/>
         </w:pBdr>
         <w:rPr>
-          <w:rFonts w:ascii="Arial" w:eastAsia="Calibri" w:hAnsi="Arial" w:cs="Arial"/>
-          <w:color w:val="000000"/>
-          <w:sz w:val="20"/>
-          <w:szCs w:val="20"/>
-        </w:rPr>
-      </w:pPr>
-      <w:r>
-        <w:rPr>
-          <w:rFonts w:ascii="Arial" w:eastAsia="Calibri" w:hAnsi="Arial" w:cs="Arial"/>
+          <w:rFonts w:ascii="Arial" w:hAnsi="Arial" w:eastAsia="Calibri" w:cs="Arial"/>
+          <w:color w:val="000000"/>
+          <w:sz w:val="20"/>
+          <w:szCs w:val="20"/>
+        </w:rPr>
+      </w:pPr>
+      <w:r>
+        <w:rPr>
+          <w:rFonts w:ascii="Arial" w:hAnsi="Arial" w:eastAsia="Calibri" w:cs="Arial"/>
           <w:color w:val="000000"/>
           <w:sz w:val="20"/>
           <w:szCs w:val="20"/>
@@ -3466,7 +3229,7 @@
       </w:r>
       <w:r>
         <w:rPr>
-          <w:rFonts w:ascii="Arial" w:eastAsia="Calibri" w:hAnsi="Arial" w:cs="Arial"/>
+          <w:rFonts w:ascii="Arial" w:hAnsi="Arial" w:eastAsia="Calibri" w:cs="Arial"/>
           <w:color w:val="000000"/>
           <w:sz w:val="20"/>
           <w:szCs w:val="20"/>
@@ -3475,7 +3238,7 @@
       </w:r>
       <w:r>
         <w:rPr>
-          <w:rFonts w:ascii="Arial" w:eastAsia="Calibri" w:hAnsi="Arial" w:cs="Arial"/>
+          <w:rFonts w:ascii="Arial" w:hAnsi="Arial" w:eastAsia="Calibri" w:cs="Arial"/>
           <w:color w:val="000000"/>
           <w:sz w:val="20"/>
           <w:szCs w:val="20"/>
@@ -3488,12 +3251,12 @@
         <w:pBdr>
           <w:top w:val="nil"/>
           <w:left w:val="nil"/>
-          <w:bottom w:val="single" w:sz="4" w:space="1" w:color="000000"/>
+          <w:bottom w:val="single" w:color="000000" w:sz="4" w:space="1"/>
           <w:right w:val="nil"/>
           <w:between w:val="nil"/>
         </w:pBdr>
         <w:rPr>
-          <w:rFonts w:ascii="Arial" w:eastAsia="Calibri" w:hAnsi="Arial" w:cs="Arial"/>
+          <w:rFonts w:ascii="Arial" w:hAnsi="Arial" w:eastAsia="Calibri" w:cs="Arial"/>
           <w:b/>
           <w:smallCaps/>
           <w:color w:val="000000"/>
@@ -3513,7 +3276,7 @@
         </w:pBdr>
         <w:spacing w:before="120"/>
         <w:rPr>
-          <w:rFonts w:ascii="Arial" w:eastAsia="Calibri" w:hAnsi="Arial" w:cs="Arial"/>
+          <w:rFonts w:ascii="Arial" w:hAnsi="Arial" w:eastAsia="Calibri" w:cs="Arial"/>
           <w:b/>
           <w:color w:val="000000"/>
           <w:sz w:val="22"/>
@@ -3522,7 +3285,7 @@
       </w:pPr>
       <w:r>
         <w:rPr>
-          <w:rFonts w:ascii="Arial" w:eastAsia="Calibri" w:hAnsi="Arial" w:cs="Arial"/>
+          <w:rFonts w:ascii="Arial" w:hAnsi="Arial" w:eastAsia="Calibri" w:cs="Arial"/>
           <w:b/>
           <w:color w:val="000000"/>
           <w:sz w:val="22"/>
@@ -3547,16 +3310,16 @@
         </w:pBdr>
         <w:spacing w:before="120"/>
         <w:rPr>
-          <w:rFonts w:ascii="Arial" w:eastAsia="Calibri" w:hAnsi="Arial" w:cs="Arial"/>
-          <w:bCs/>
-          <w:color w:val="000000"/>
-          <w:sz w:val="20"/>
-          <w:szCs w:val="20"/>
-        </w:rPr>
-      </w:pPr>
-      <w:r>
-        <w:rPr>
-          <w:rFonts w:ascii="Arial" w:eastAsia="Calibri" w:hAnsi="Arial" w:cs="Arial"/>
+          <w:rFonts w:ascii="Arial" w:hAnsi="Arial" w:eastAsia="Calibri" w:cs="Arial"/>
+          <w:bCs/>
+          <w:color w:val="000000"/>
+          <w:sz w:val="20"/>
+          <w:szCs w:val="20"/>
+        </w:rPr>
+      </w:pPr>
+      <w:r>
+        <w:rPr>
+          <w:rFonts w:ascii="Arial" w:hAnsi="Arial" w:eastAsia="Calibri" w:cs="Arial"/>
           <w:bCs/>
           <w:color w:val="000000"/>
           <w:sz w:val="20"/>
@@ -3580,16 +3343,16 @@
           <w:between w:val="nil"/>
         </w:pBdr>
         <w:rPr>
-          <w:rFonts w:ascii="Arial" w:eastAsia="Calibri" w:hAnsi="Arial" w:cs="Arial"/>
-          <w:bCs/>
-          <w:color w:val="000000"/>
-          <w:sz w:val="20"/>
-          <w:szCs w:val="20"/>
-        </w:rPr>
-      </w:pPr>
-      <w:r>
-        <w:rPr>
-          <w:rFonts w:ascii="Arial" w:eastAsia="Calibri" w:hAnsi="Arial" w:cs="Arial"/>
+          <w:rFonts w:ascii="Arial" w:hAnsi="Arial" w:eastAsia="Calibri" w:cs="Arial"/>
+          <w:bCs/>
+          <w:color w:val="000000"/>
+          <w:sz w:val="20"/>
+          <w:szCs w:val="20"/>
+        </w:rPr>
+      </w:pPr>
+      <w:r>
+        <w:rPr>
+          <w:rFonts w:ascii="Arial" w:hAnsi="Arial" w:eastAsia="Calibri" w:cs="Arial"/>
           <w:bCs/>
           <w:color w:val="000000"/>
           <w:sz w:val="20"/>
@@ -3606,70 +3369,55 @@
           <w:numId w:val="6"/>
         </w:numPr>
         <w:pBdr>
-          <w:top w:val="nil"/>
-          <w:left w:val="nil"/>
-          <w:bottom w:val="nil"/>
-          <w:right w:val="nil"/>
-          <w:between w:val="nil"/>
+          <w:top w:val="nil" w:color="000000" w:sz="0" w:space="0"/>
+          <w:left w:val="nil" w:color="000000" w:sz="0" w:space="0"/>
+          <w:bottom w:val="nil" w:color="000000" w:sz="0" w:space="0"/>
+          <w:right w:val="nil" w:color="000000" w:sz="0" w:space="0"/>
+          <w:between w:val="nil" w:color="000000" w:sz="0" w:space="0"/>
         </w:pBdr>
         <w:rPr>
-          <w:rFonts w:ascii="Arial" w:eastAsia="Calibri" w:hAnsi="Arial" w:cs="Arial"/>
-          <w:bCs/>
-          <w:color w:val="000000"/>
-          <w:sz w:val="20"/>
-          <w:szCs w:val="20"/>
-        </w:rPr>
-      </w:pPr>
-      <w:r>
-        <w:rPr>
-          <w:rFonts w:ascii="Arial" w:eastAsia="Calibri" w:hAnsi="Arial" w:cs="Arial"/>
-          <w:bCs/>
-          <w:color w:val="000000"/>
+          <w:rFonts w:ascii="Arial" w:hAnsi="Arial" w:eastAsia="Calibri" w:cs="Arial"/>
+          <w:color w:val="000000" w:themeColor="text1" w:themeTint="FF" w:themeShade="FF"/>
+          <w:sz w:val="20"/>
+          <w:szCs w:val="20"/>
+        </w:rPr>
+      </w:pPr>
+      <w:r>
+        <w:rPr>
+          <w:rFonts w:ascii="Arial" w:hAnsi="Arial" w:eastAsia="Calibri" w:cs="Arial"/>
+          <w:color w:val="000000" w:themeColor="text1" w:themeTint="FF" w:themeShade="FF"/>
           <w:sz w:val="20"/>
           <w:szCs w:val="20"/>
         </w:rPr>
         <w:t xml:space="preserve">High school: outperformed typical academic path with straight </w:t>
       </w:r>
-      <w:proofErr w:type="gramStart"/>
-      <w:r>
-        <w:rPr>
-          <w:rFonts w:ascii="Arial" w:eastAsia="Calibri" w:hAnsi="Arial" w:cs="Arial"/>
-          <w:bCs/>
-          <w:color w:val="000000"/>
+      <w:r>
+        <w:rPr>
+          <w:rFonts w:ascii="Arial" w:hAnsi="Arial" w:eastAsia="Calibri" w:cs="Arial"/>
+          <w:color w:val="000000" w:themeColor="text1" w:themeTint="FF" w:themeShade="FF"/>
           <w:sz w:val="20"/>
           <w:szCs w:val="20"/>
         </w:rPr>
         <w:t>As</w:t>
       </w:r>
-      <w:proofErr w:type="gramEnd"/>
-      <w:r>
-        <w:rPr>
-          <w:rFonts w:ascii="Arial" w:eastAsia="Calibri" w:hAnsi="Arial" w:cs="Arial"/>
-          <w:bCs/>
-          <w:color w:val="000000"/>
-          <w:sz w:val="20"/>
-          <w:szCs w:val="20"/>
-        </w:rPr>
-        <w:t xml:space="preserve"> in 4 Advanced Highers (typical path is 3)</w:t>
-      </w:r>
-      <w:r>
-        <w:rPr>
-          <w:rFonts w:ascii="Arial" w:eastAsia="Calibri" w:hAnsi="Arial" w:cs="Arial"/>
-          <w:bCs/>
-          <w:color w:val="000000"/>
-          <w:sz w:val="20"/>
-          <w:szCs w:val="20"/>
-        </w:rPr>
-        <w:t>.</w:t>
+      <w:r>
+        <w:rPr>
+          <w:rFonts w:ascii="Arial" w:hAnsi="Arial" w:eastAsia="Calibri" w:cs="Arial"/>
+          <w:color w:val="000000" w:themeColor="text1" w:themeTint="FF" w:themeShade="FF"/>
+          <w:sz w:val="20"/>
+          <w:szCs w:val="20"/>
+        </w:rPr>
+        <w:t xml:space="preserve"> in 4 Advanced Highers (typical path is 3).</w:t>
       </w:r>
     </w:p>
     <w:sectPr>
       <w:headerReference w:type="default" r:id="rId13"/>
-      <w:pgSz w:w="11900" w:h="16840"/>
+      <w:pgSz w:w="13039" w:h="18709" w:orient="portrait"/>
       <w:pgMar w:top="720" w:right="720" w:bottom="720" w:left="720" w:header="618" w:footer="561" w:gutter="0"/>
       <w:pgNumType w:start="1"/>
       <w:cols w:space="720"/>
       <w:docGrid w:linePitch="326"/>
+      <w:footerReference w:type="default" r:id="R0fd6c076c95d4808"/>
     </w:sectPr>
   </w:body>
 </w:document>
@@ -3692,6 +3440,77 @@
     </w:p>
   </w:endnote>
 </w:endnotes>
+</file>
+
+<file path=word/footer.xml><?xml version="1.0" encoding="utf-8"?>
+<w:ftr xmlns:w14="http://schemas.microsoft.com/office/word/2010/wordml" xmlns:w="http://schemas.openxmlformats.org/wordprocessingml/2006/main">
+  <w:tbl>
+    <w:tblPr>
+      <w:tblStyle w:val="TableNormal"/>
+      <w:bidiVisual w:val="0"/>
+      <w:tblW w:w="0" w:type="auto"/>
+      <w:tblLayout w:type="fixed"/>
+      <w:tblLook w:val="06A0" w:firstRow="1" w:lastRow="0" w:firstColumn="1" w:lastColumn="0" w:noHBand="1" w:noVBand="1"/>
+    </w:tblPr>
+    <w:tblGrid>
+      <w:gridCol w:w="3485"/>
+      <w:gridCol w:w="3485"/>
+      <w:gridCol w:w="3485"/>
+    </w:tblGrid>
+    <w:tr>
+      <w:trPr>
+        <w:trHeight w:val="300"/>
+      </w:trPr>
+      <w:tc>
+        <w:tcPr>
+          <w:tcW w:w="3485" w:type="dxa"/>
+          <w:tcMar/>
+        </w:tcPr>
+        <w:p>
+          <w:pPr>
+            <w:pStyle w:val="Header"/>
+            <w:bidi w:val="0"/>
+            <w:ind w:left="-115"/>
+            <w:jc w:val="left"/>
+          </w:pPr>
+        </w:p>
+      </w:tc>
+      <w:tc>
+        <w:tcPr>
+          <w:tcW w:w="3485" w:type="dxa"/>
+          <w:tcMar/>
+        </w:tcPr>
+        <w:p>
+          <w:pPr>
+            <w:pStyle w:val="Header"/>
+            <w:bidi w:val="0"/>
+            <w:jc w:val="center"/>
+          </w:pPr>
+        </w:p>
+      </w:tc>
+      <w:tc>
+        <w:tcPr>
+          <w:tcW w:w="3485" w:type="dxa"/>
+          <w:tcMar/>
+        </w:tcPr>
+        <w:p>
+          <w:pPr>
+            <w:pStyle w:val="Header"/>
+            <w:bidi w:val="0"/>
+            <w:ind w:right="-115"/>
+            <w:jc w:val="right"/>
+          </w:pPr>
+        </w:p>
+      </w:tc>
+    </w:tr>
+  </w:tbl>
+  <w:p>
+    <w:pPr>
+      <w:pStyle w:val="Footer"/>
+      <w:bidi w:val="0"/>
+    </w:pPr>
+  </w:p>
+</w:ftr>
 </file>
 
 <file path=word/footnotes.xml><?xml version="1.0" encoding="utf-8"?>
@@ -3749,7 +3568,7 @@
         <w:ind w:left="360" w:hanging="360"/>
       </w:pPr>
       <w:rPr>
-        <w:rFonts w:ascii="Noto Sans Symbols" w:eastAsia="Noto Sans Symbols" w:hAnsi="Noto Sans Symbols" w:cs="Noto Sans Symbols"/>
+        <w:rFonts w:ascii="Noto Sans Symbols" w:hAnsi="Noto Sans Symbols" w:eastAsia="Noto Sans Symbols" w:cs="Noto Sans Symbols"/>
       </w:rPr>
     </w:lvl>
     <w:lvl w:ilvl="1">
@@ -3761,7 +3580,7 @@
         <w:ind w:left="1080" w:hanging="360"/>
       </w:pPr>
       <w:rPr>
-        <w:rFonts w:ascii="Courier New" w:eastAsia="Courier New" w:hAnsi="Courier New" w:cs="Courier New"/>
+        <w:rFonts w:ascii="Courier New" w:hAnsi="Courier New" w:eastAsia="Courier New" w:cs="Courier New"/>
       </w:rPr>
     </w:lvl>
     <w:lvl w:ilvl="2">
@@ -3773,7 +3592,7 @@
         <w:ind w:left="1800" w:hanging="360"/>
       </w:pPr>
       <w:rPr>
-        <w:rFonts w:ascii="Noto Sans Symbols" w:eastAsia="Noto Sans Symbols" w:hAnsi="Noto Sans Symbols" w:cs="Noto Sans Symbols"/>
+        <w:rFonts w:ascii="Noto Sans Symbols" w:hAnsi="Noto Sans Symbols" w:eastAsia="Noto Sans Symbols" w:cs="Noto Sans Symbols"/>
       </w:rPr>
     </w:lvl>
     <w:lvl w:ilvl="3">
@@ -3785,7 +3604,7 @@
         <w:ind w:left="2520" w:hanging="360"/>
       </w:pPr>
       <w:rPr>
-        <w:rFonts w:ascii="Noto Sans Symbols" w:eastAsia="Noto Sans Symbols" w:hAnsi="Noto Sans Symbols" w:cs="Noto Sans Symbols"/>
+        <w:rFonts w:ascii="Noto Sans Symbols" w:hAnsi="Noto Sans Symbols" w:eastAsia="Noto Sans Symbols" w:cs="Noto Sans Symbols"/>
       </w:rPr>
     </w:lvl>
     <w:lvl w:ilvl="4">
@@ -3797,7 +3616,7 @@
         <w:ind w:left="3240" w:hanging="360"/>
       </w:pPr>
       <w:rPr>
-        <w:rFonts w:ascii="Courier New" w:eastAsia="Courier New" w:hAnsi="Courier New" w:cs="Courier New"/>
+        <w:rFonts w:ascii="Courier New" w:hAnsi="Courier New" w:eastAsia="Courier New" w:cs="Courier New"/>
       </w:rPr>
     </w:lvl>
     <w:lvl w:ilvl="5">
@@ -3809,7 +3628,7 @@
         <w:ind w:left="3960" w:hanging="360"/>
       </w:pPr>
       <w:rPr>
-        <w:rFonts w:ascii="Noto Sans Symbols" w:eastAsia="Noto Sans Symbols" w:hAnsi="Noto Sans Symbols" w:cs="Noto Sans Symbols"/>
+        <w:rFonts w:ascii="Noto Sans Symbols" w:hAnsi="Noto Sans Symbols" w:eastAsia="Noto Sans Symbols" w:cs="Noto Sans Symbols"/>
       </w:rPr>
     </w:lvl>
     <w:lvl w:ilvl="6">
@@ -3821,7 +3640,7 @@
         <w:ind w:left="4680" w:hanging="360"/>
       </w:pPr>
       <w:rPr>
-        <w:rFonts w:ascii="Noto Sans Symbols" w:eastAsia="Noto Sans Symbols" w:hAnsi="Noto Sans Symbols" w:cs="Noto Sans Symbols"/>
+        <w:rFonts w:ascii="Noto Sans Symbols" w:hAnsi="Noto Sans Symbols" w:eastAsia="Noto Sans Symbols" w:cs="Noto Sans Symbols"/>
       </w:rPr>
     </w:lvl>
     <w:lvl w:ilvl="7">
@@ -3833,7 +3652,7 @@
         <w:ind w:left="5400" w:hanging="360"/>
       </w:pPr>
       <w:rPr>
-        <w:rFonts w:ascii="Courier New" w:eastAsia="Courier New" w:hAnsi="Courier New" w:cs="Courier New"/>
+        <w:rFonts w:ascii="Courier New" w:hAnsi="Courier New" w:eastAsia="Courier New" w:cs="Courier New"/>
       </w:rPr>
     </w:lvl>
     <w:lvl w:ilvl="8">
@@ -3845,7 +3664,7 @@
         <w:ind w:left="6120" w:hanging="360"/>
       </w:pPr>
       <w:rPr>
-        <w:rFonts w:ascii="Noto Sans Symbols" w:eastAsia="Noto Sans Symbols" w:hAnsi="Noto Sans Symbols" w:cs="Noto Sans Symbols"/>
+        <w:rFonts w:ascii="Noto Sans Symbols" w:hAnsi="Noto Sans Symbols" w:eastAsia="Noto Sans Symbols" w:cs="Noto Sans Symbols"/>
       </w:rPr>
     </w:lvl>
   </w:abstractNum>
@@ -3862,7 +3681,7 @@
         <w:ind w:left="720" w:hanging="360"/>
       </w:pPr>
       <w:rPr>
-        <w:rFonts w:ascii="Symbol" w:hAnsi="Symbol" w:hint="default"/>
+        <w:rFonts w:hint="default" w:ascii="Symbol" w:hAnsi="Symbol"/>
       </w:rPr>
     </w:lvl>
     <w:lvl w:ilvl="1" w:tplc="08090003" w:tentative="1">
@@ -3874,7 +3693,7 @@
         <w:ind w:left="1440" w:hanging="360"/>
       </w:pPr>
       <w:rPr>
-        <w:rFonts w:ascii="Courier New" w:hAnsi="Courier New" w:hint="default"/>
+        <w:rFonts w:hint="default" w:ascii="Courier New" w:hAnsi="Courier New"/>
       </w:rPr>
     </w:lvl>
     <w:lvl w:ilvl="2" w:tplc="08090005" w:tentative="1">
@@ -3886,7 +3705,7 @@
         <w:ind w:left="2160" w:hanging="360"/>
       </w:pPr>
       <w:rPr>
-        <w:rFonts w:ascii="Wingdings" w:hAnsi="Wingdings" w:hint="default"/>
+        <w:rFonts w:hint="default" w:ascii="Wingdings" w:hAnsi="Wingdings"/>
       </w:rPr>
     </w:lvl>
     <w:lvl w:ilvl="3" w:tplc="08090001" w:tentative="1">
@@ -3898,7 +3717,7 @@
         <w:ind w:left="2880" w:hanging="360"/>
       </w:pPr>
       <w:rPr>
-        <w:rFonts w:ascii="Symbol" w:hAnsi="Symbol" w:hint="default"/>
+        <w:rFonts w:hint="default" w:ascii="Symbol" w:hAnsi="Symbol"/>
       </w:rPr>
     </w:lvl>
     <w:lvl w:ilvl="4" w:tplc="08090003" w:tentative="1">
@@ -3910,7 +3729,7 @@
         <w:ind w:left="3600" w:hanging="360"/>
       </w:pPr>
       <w:rPr>
-        <w:rFonts w:ascii="Courier New" w:hAnsi="Courier New" w:hint="default"/>
+        <w:rFonts w:hint="default" w:ascii="Courier New" w:hAnsi="Courier New"/>
       </w:rPr>
     </w:lvl>
     <w:lvl w:ilvl="5" w:tplc="08090005" w:tentative="1">
@@ -3922,7 +3741,7 @@
         <w:ind w:left="4320" w:hanging="360"/>
       </w:pPr>
       <w:rPr>
-        <w:rFonts w:ascii="Wingdings" w:hAnsi="Wingdings" w:hint="default"/>
+        <w:rFonts w:hint="default" w:ascii="Wingdings" w:hAnsi="Wingdings"/>
       </w:rPr>
     </w:lvl>
     <w:lvl w:ilvl="6" w:tplc="08090001" w:tentative="1">
@@ -3934,7 +3753,7 @@
         <w:ind w:left="5040" w:hanging="360"/>
       </w:pPr>
       <w:rPr>
-        <w:rFonts w:ascii="Symbol" w:hAnsi="Symbol" w:hint="default"/>
+        <w:rFonts w:hint="default" w:ascii="Symbol" w:hAnsi="Symbol"/>
       </w:rPr>
     </w:lvl>
     <w:lvl w:ilvl="7" w:tplc="08090003" w:tentative="1">
@@ -3946,7 +3765,7 @@
         <w:ind w:left="5760" w:hanging="360"/>
       </w:pPr>
       <w:rPr>
-        <w:rFonts w:ascii="Courier New" w:hAnsi="Courier New" w:hint="default"/>
+        <w:rFonts w:hint="default" w:ascii="Courier New" w:hAnsi="Courier New"/>
       </w:rPr>
     </w:lvl>
     <w:lvl w:ilvl="8" w:tplc="08090005" w:tentative="1">
@@ -3958,7 +3777,7 @@
         <w:ind w:left="6480" w:hanging="360"/>
       </w:pPr>
       <w:rPr>
-        <w:rFonts w:ascii="Wingdings" w:hAnsi="Wingdings" w:hint="default"/>
+        <w:rFonts w:hint="default" w:ascii="Wingdings" w:hAnsi="Wingdings"/>
       </w:rPr>
     </w:lvl>
   </w:abstractNum>
@@ -3975,7 +3794,7 @@
         <w:ind w:left="720" w:hanging="360"/>
       </w:pPr>
       <w:rPr>
-        <w:rFonts w:ascii="Symbol" w:hAnsi="Symbol" w:hint="default"/>
+        <w:rFonts w:hint="default" w:ascii="Symbol" w:hAnsi="Symbol"/>
       </w:rPr>
     </w:lvl>
     <w:lvl w:ilvl="1" w:tplc="08090003" w:tentative="1">
@@ -3987,7 +3806,7 @@
         <w:ind w:left="1440" w:hanging="360"/>
       </w:pPr>
       <w:rPr>
-        <w:rFonts w:ascii="Courier New" w:hAnsi="Courier New" w:cs="Courier New" w:hint="default"/>
+        <w:rFonts w:hint="default" w:ascii="Courier New" w:hAnsi="Courier New" w:cs="Courier New"/>
       </w:rPr>
     </w:lvl>
     <w:lvl w:ilvl="2" w:tplc="08090005" w:tentative="1">
@@ -3999,7 +3818,7 @@
         <w:ind w:left="2160" w:hanging="360"/>
       </w:pPr>
       <w:rPr>
-        <w:rFonts w:ascii="Wingdings" w:hAnsi="Wingdings" w:hint="default"/>
+        <w:rFonts w:hint="default" w:ascii="Wingdings" w:hAnsi="Wingdings"/>
       </w:rPr>
     </w:lvl>
     <w:lvl w:ilvl="3" w:tplc="08090001" w:tentative="1">
@@ -4011,7 +3830,7 @@
         <w:ind w:left="2880" w:hanging="360"/>
       </w:pPr>
       <w:rPr>
-        <w:rFonts w:ascii="Symbol" w:hAnsi="Symbol" w:hint="default"/>
+        <w:rFonts w:hint="default" w:ascii="Symbol" w:hAnsi="Symbol"/>
       </w:rPr>
     </w:lvl>
     <w:lvl w:ilvl="4" w:tplc="08090003" w:tentative="1">
@@ -4023,7 +3842,7 @@
         <w:ind w:left="3600" w:hanging="360"/>
       </w:pPr>
       <w:rPr>
-        <w:rFonts w:ascii="Courier New" w:hAnsi="Courier New" w:cs="Courier New" w:hint="default"/>
+        <w:rFonts w:hint="default" w:ascii="Courier New" w:hAnsi="Courier New" w:cs="Courier New"/>
       </w:rPr>
     </w:lvl>
     <w:lvl w:ilvl="5" w:tplc="08090005" w:tentative="1">
@@ -4035,7 +3854,7 @@
         <w:ind w:left="4320" w:hanging="360"/>
       </w:pPr>
       <w:rPr>
-        <w:rFonts w:ascii="Wingdings" w:hAnsi="Wingdings" w:hint="default"/>
+        <w:rFonts w:hint="default" w:ascii="Wingdings" w:hAnsi="Wingdings"/>
       </w:rPr>
     </w:lvl>
     <w:lvl w:ilvl="6" w:tplc="08090001" w:tentative="1">
@@ -4047,7 +3866,7 @@
         <w:ind w:left="5040" w:hanging="360"/>
       </w:pPr>
       <w:rPr>
-        <w:rFonts w:ascii="Symbol" w:hAnsi="Symbol" w:hint="default"/>
+        <w:rFonts w:hint="default" w:ascii="Symbol" w:hAnsi="Symbol"/>
       </w:rPr>
     </w:lvl>
     <w:lvl w:ilvl="7" w:tplc="08090003" w:tentative="1">
@@ -4059,7 +3878,7 @@
         <w:ind w:left="5760" w:hanging="360"/>
       </w:pPr>
       <w:rPr>
-        <w:rFonts w:ascii="Courier New" w:hAnsi="Courier New" w:cs="Courier New" w:hint="default"/>
+        <w:rFonts w:hint="default" w:ascii="Courier New" w:hAnsi="Courier New" w:cs="Courier New"/>
       </w:rPr>
     </w:lvl>
     <w:lvl w:ilvl="8" w:tplc="08090005" w:tentative="1">
@@ -4071,7 +3890,7 @@
         <w:ind w:left="6480" w:hanging="360"/>
       </w:pPr>
       <w:rPr>
-        <w:rFonts w:ascii="Wingdings" w:hAnsi="Wingdings" w:hint="default"/>
+        <w:rFonts w:hint="default" w:ascii="Wingdings" w:hAnsi="Wingdings"/>
       </w:rPr>
     </w:lvl>
   </w:abstractNum>
@@ -4088,7 +3907,7 @@
         <w:ind w:left="720" w:hanging="360"/>
       </w:pPr>
       <w:rPr>
-        <w:rFonts w:ascii="Symbol" w:hAnsi="Symbol" w:hint="default"/>
+        <w:rFonts w:hint="default" w:ascii="Symbol" w:hAnsi="Symbol"/>
       </w:rPr>
     </w:lvl>
     <w:lvl w:ilvl="1" w:tplc="08090003" w:tentative="1">
@@ -4100,7 +3919,7 @@
         <w:ind w:left="1440" w:hanging="360"/>
       </w:pPr>
       <w:rPr>
-        <w:rFonts w:ascii="Courier New" w:hAnsi="Courier New" w:cs="Courier New" w:hint="default"/>
+        <w:rFonts w:hint="default" w:ascii="Courier New" w:hAnsi="Courier New" w:cs="Courier New"/>
       </w:rPr>
     </w:lvl>
     <w:lvl w:ilvl="2" w:tplc="08090005" w:tentative="1">
@@ -4112,7 +3931,7 @@
         <w:ind w:left="2160" w:hanging="360"/>
       </w:pPr>
       <w:rPr>
-        <w:rFonts w:ascii="Wingdings" w:hAnsi="Wingdings" w:hint="default"/>
+        <w:rFonts w:hint="default" w:ascii="Wingdings" w:hAnsi="Wingdings"/>
       </w:rPr>
     </w:lvl>
     <w:lvl w:ilvl="3" w:tplc="08090001" w:tentative="1">
@@ -4124,7 +3943,7 @@
         <w:ind w:left="2880" w:hanging="360"/>
       </w:pPr>
       <w:rPr>
-        <w:rFonts w:ascii="Symbol" w:hAnsi="Symbol" w:hint="default"/>
+        <w:rFonts w:hint="default" w:ascii="Symbol" w:hAnsi="Symbol"/>
       </w:rPr>
     </w:lvl>
     <w:lvl w:ilvl="4" w:tplc="08090003" w:tentative="1">
@@ -4136,7 +3955,7 @@
         <w:ind w:left="3600" w:hanging="360"/>
       </w:pPr>
       <w:rPr>
-        <w:rFonts w:ascii="Courier New" w:hAnsi="Courier New" w:cs="Courier New" w:hint="default"/>
+        <w:rFonts w:hint="default" w:ascii="Courier New" w:hAnsi="Courier New" w:cs="Courier New"/>
       </w:rPr>
     </w:lvl>
     <w:lvl w:ilvl="5" w:tplc="08090005" w:tentative="1">
@@ -4148,7 +3967,7 @@
         <w:ind w:left="4320" w:hanging="360"/>
       </w:pPr>
       <w:rPr>
-        <w:rFonts w:ascii="Wingdings" w:hAnsi="Wingdings" w:hint="default"/>
+        <w:rFonts w:hint="default" w:ascii="Wingdings" w:hAnsi="Wingdings"/>
       </w:rPr>
     </w:lvl>
     <w:lvl w:ilvl="6" w:tplc="08090001" w:tentative="1">
@@ -4160,7 +3979,7 @@
         <w:ind w:left="5040" w:hanging="360"/>
       </w:pPr>
       <w:rPr>
-        <w:rFonts w:ascii="Symbol" w:hAnsi="Symbol" w:hint="default"/>
+        <w:rFonts w:hint="default" w:ascii="Symbol" w:hAnsi="Symbol"/>
       </w:rPr>
     </w:lvl>
     <w:lvl w:ilvl="7" w:tplc="08090003" w:tentative="1">
@@ -4172,7 +3991,7 @@
         <w:ind w:left="5760" w:hanging="360"/>
       </w:pPr>
       <w:rPr>
-        <w:rFonts w:ascii="Courier New" w:hAnsi="Courier New" w:cs="Courier New" w:hint="default"/>
+        <w:rFonts w:hint="default" w:ascii="Courier New" w:hAnsi="Courier New" w:cs="Courier New"/>
       </w:rPr>
     </w:lvl>
     <w:lvl w:ilvl="8" w:tplc="08090005" w:tentative="1">
@@ -4184,7 +4003,7 @@
         <w:ind w:left="6480" w:hanging="360"/>
       </w:pPr>
       <w:rPr>
-        <w:rFonts w:ascii="Wingdings" w:hAnsi="Wingdings" w:hint="default"/>
+        <w:rFonts w:hint="default" w:ascii="Wingdings" w:hAnsi="Wingdings"/>
       </w:rPr>
     </w:lvl>
   </w:abstractNum>
@@ -4201,7 +4020,7 @@
         <w:ind w:left="720" w:hanging="360"/>
       </w:pPr>
       <w:rPr>
-        <w:rFonts w:ascii="Symbol" w:hAnsi="Symbol" w:hint="default"/>
+        <w:rFonts w:hint="default" w:ascii="Symbol" w:hAnsi="Symbol"/>
       </w:rPr>
     </w:lvl>
     <w:lvl w:ilvl="1" w:tplc="08090003" w:tentative="1">
@@ -4213,7 +4032,7 @@
         <w:ind w:left="1440" w:hanging="360"/>
       </w:pPr>
       <w:rPr>
-        <w:rFonts w:ascii="Courier New" w:hAnsi="Courier New" w:cs="Courier New" w:hint="default"/>
+        <w:rFonts w:hint="default" w:ascii="Courier New" w:hAnsi="Courier New" w:cs="Courier New"/>
       </w:rPr>
     </w:lvl>
     <w:lvl w:ilvl="2" w:tplc="08090005" w:tentative="1">
@@ -4225,7 +4044,7 @@
         <w:ind w:left="2160" w:hanging="360"/>
       </w:pPr>
       <w:rPr>
-        <w:rFonts w:ascii="Wingdings" w:hAnsi="Wingdings" w:hint="default"/>
+        <w:rFonts w:hint="default" w:ascii="Wingdings" w:hAnsi="Wingdings"/>
       </w:rPr>
     </w:lvl>
     <w:lvl w:ilvl="3" w:tplc="08090001" w:tentative="1">
@@ -4237,7 +4056,7 @@
         <w:ind w:left="2880" w:hanging="360"/>
       </w:pPr>
       <w:rPr>
-        <w:rFonts w:ascii="Symbol" w:hAnsi="Symbol" w:hint="default"/>
+        <w:rFonts w:hint="default" w:ascii="Symbol" w:hAnsi="Symbol"/>
       </w:rPr>
     </w:lvl>
     <w:lvl w:ilvl="4" w:tplc="08090003" w:tentative="1">
@@ -4249,7 +4068,7 @@
         <w:ind w:left="3600" w:hanging="360"/>
       </w:pPr>
       <w:rPr>
-        <w:rFonts w:ascii="Courier New" w:hAnsi="Courier New" w:cs="Courier New" w:hint="default"/>
+        <w:rFonts w:hint="default" w:ascii="Courier New" w:hAnsi="Courier New" w:cs="Courier New"/>
       </w:rPr>
     </w:lvl>
     <w:lvl w:ilvl="5" w:tplc="08090005" w:tentative="1">
@@ -4261,7 +4080,7 @@
         <w:ind w:left="4320" w:hanging="360"/>
       </w:pPr>
       <w:rPr>
-        <w:rFonts w:ascii="Wingdings" w:hAnsi="Wingdings" w:hint="default"/>
+        <w:rFonts w:hint="default" w:ascii="Wingdings" w:hAnsi="Wingdings"/>
       </w:rPr>
     </w:lvl>
     <w:lvl w:ilvl="6" w:tplc="08090001" w:tentative="1">
@@ -4273,7 +4092,7 @@
         <w:ind w:left="5040" w:hanging="360"/>
       </w:pPr>
       <w:rPr>
-        <w:rFonts w:ascii="Symbol" w:hAnsi="Symbol" w:hint="default"/>
+        <w:rFonts w:hint="default" w:ascii="Symbol" w:hAnsi="Symbol"/>
       </w:rPr>
     </w:lvl>
     <w:lvl w:ilvl="7" w:tplc="08090003" w:tentative="1">
@@ -4285,7 +4104,7 @@
         <w:ind w:left="5760" w:hanging="360"/>
       </w:pPr>
       <w:rPr>
-        <w:rFonts w:ascii="Courier New" w:hAnsi="Courier New" w:cs="Courier New" w:hint="default"/>
+        <w:rFonts w:hint="default" w:ascii="Courier New" w:hAnsi="Courier New" w:cs="Courier New"/>
       </w:rPr>
     </w:lvl>
     <w:lvl w:ilvl="8" w:tplc="08090005" w:tentative="1">
@@ -4297,7 +4116,7 @@
         <w:ind w:left="6480" w:hanging="360"/>
       </w:pPr>
       <w:rPr>
-        <w:rFonts w:ascii="Wingdings" w:hAnsi="Wingdings" w:hint="default"/>
+        <w:rFonts w:hint="default" w:ascii="Wingdings" w:hAnsi="Wingdings"/>
       </w:rPr>
     </w:lvl>
   </w:abstractNum>
@@ -4314,7 +4133,7 @@
         <w:ind w:left="720" w:hanging="360"/>
       </w:pPr>
       <w:rPr>
-        <w:rFonts w:ascii="Symbol" w:hAnsi="Symbol" w:hint="default"/>
+        <w:rFonts w:hint="default" w:ascii="Symbol" w:hAnsi="Symbol"/>
       </w:rPr>
     </w:lvl>
     <w:lvl w:ilvl="1" w:tplc="08090003" w:tentative="1">
@@ -4326,7 +4145,7 @@
         <w:ind w:left="1440" w:hanging="360"/>
       </w:pPr>
       <w:rPr>
-        <w:rFonts w:ascii="Courier New" w:hAnsi="Courier New" w:cs="Courier New" w:hint="default"/>
+        <w:rFonts w:hint="default" w:ascii="Courier New" w:hAnsi="Courier New" w:cs="Courier New"/>
       </w:rPr>
     </w:lvl>
     <w:lvl w:ilvl="2" w:tplc="08090005" w:tentative="1">
@@ -4338,7 +4157,7 @@
         <w:ind w:left="2160" w:hanging="360"/>
       </w:pPr>
       <w:rPr>
-        <w:rFonts w:ascii="Wingdings" w:hAnsi="Wingdings" w:hint="default"/>
+        <w:rFonts w:hint="default" w:ascii="Wingdings" w:hAnsi="Wingdings"/>
       </w:rPr>
     </w:lvl>
     <w:lvl w:ilvl="3" w:tplc="08090001" w:tentative="1">
@@ -4350,7 +4169,7 @@
         <w:ind w:left="2880" w:hanging="360"/>
       </w:pPr>
       <w:rPr>
-        <w:rFonts w:ascii="Symbol" w:hAnsi="Symbol" w:hint="default"/>
+        <w:rFonts w:hint="default" w:ascii="Symbol" w:hAnsi="Symbol"/>
       </w:rPr>
     </w:lvl>
     <w:lvl w:ilvl="4" w:tplc="08090003" w:tentative="1">
@@ -4362,7 +4181,7 @@
         <w:ind w:left="3600" w:hanging="360"/>
       </w:pPr>
       <w:rPr>
-        <w:rFonts w:ascii="Courier New" w:hAnsi="Courier New" w:cs="Courier New" w:hint="default"/>
+        <w:rFonts w:hint="default" w:ascii="Courier New" w:hAnsi="Courier New" w:cs="Courier New"/>
       </w:rPr>
     </w:lvl>
     <w:lvl w:ilvl="5" w:tplc="08090005" w:tentative="1">
@@ -4374,7 +4193,7 @@
         <w:ind w:left="4320" w:hanging="360"/>
       </w:pPr>
       <w:rPr>
-        <w:rFonts w:ascii="Wingdings" w:hAnsi="Wingdings" w:hint="default"/>
+        <w:rFonts w:hint="default" w:ascii="Wingdings" w:hAnsi="Wingdings"/>
       </w:rPr>
     </w:lvl>
     <w:lvl w:ilvl="6" w:tplc="08090001" w:tentative="1">
@@ -4386,7 +4205,7 @@
         <w:ind w:left="5040" w:hanging="360"/>
       </w:pPr>
       <w:rPr>
-        <w:rFonts w:ascii="Symbol" w:hAnsi="Symbol" w:hint="default"/>
+        <w:rFonts w:hint="default" w:ascii="Symbol" w:hAnsi="Symbol"/>
       </w:rPr>
     </w:lvl>
     <w:lvl w:ilvl="7" w:tplc="08090003" w:tentative="1">
@@ -4398,7 +4217,7 @@
         <w:ind w:left="5760" w:hanging="360"/>
       </w:pPr>
       <w:rPr>
-        <w:rFonts w:ascii="Courier New" w:hAnsi="Courier New" w:cs="Courier New" w:hint="default"/>
+        <w:rFonts w:hint="default" w:ascii="Courier New" w:hAnsi="Courier New" w:cs="Courier New"/>
       </w:rPr>
     </w:lvl>
     <w:lvl w:ilvl="8" w:tplc="08090005" w:tentative="1">
@@ -4410,7 +4229,7 @@
         <w:ind w:left="6480" w:hanging="360"/>
       </w:pPr>
       <w:rPr>
-        <w:rFonts w:ascii="Wingdings" w:hAnsi="Wingdings" w:hint="default"/>
+        <w:rFonts w:hint="default" w:ascii="Wingdings" w:hAnsi="Wingdings"/>
       </w:rPr>
     </w:lvl>
   </w:abstractNum>
@@ -4427,7 +4246,7 @@
         <w:ind w:left="720" w:hanging="360"/>
       </w:pPr>
       <w:rPr>
-        <w:rFonts w:ascii="Symbol" w:hAnsi="Symbol" w:hint="default"/>
+        <w:rFonts w:hint="default" w:ascii="Symbol" w:hAnsi="Symbol"/>
       </w:rPr>
     </w:lvl>
     <w:lvl w:ilvl="1" w:tplc="08090003" w:tentative="1">
@@ -4439,7 +4258,7 @@
         <w:ind w:left="1440" w:hanging="360"/>
       </w:pPr>
       <w:rPr>
-        <w:rFonts w:ascii="Courier New" w:hAnsi="Courier New" w:cs="Courier New" w:hint="default"/>
+        <w:rFonts w:hint="default" w:ascii="Courier New" w:hAnsi="Courier New" w:cs="Courier New"/>
       </w:rPr>
     </w:lvl>
     <w:lvl w:ilvl="2" w:tplc="08090005" w:tentative="1">
@@ -4451,7 +4270,7 @@
         <w:ind w:left="2160" w:hanging="360"/>
       </w:pPr>
       <w:rPr>
-        <w:rFonts w:ascii="Wingdings" w:hAnsi="Wingdings" w:hint="default"/>
+        <w:rFonts w:hint="default" w:ascii="Wingdings" w:hAnsi="Wingdings"/>
       </w:rPr>
     </w:lvl>
     <w:lvl w:ilvl="3" w:tplc="08090001" w:tentative="1">
@@ -4463,7 +4282,7 @@
         <w:ind w:left="2880" w:hanging="360"/>
       </w:pPr>
       <w:rPr>
-        <w:rFonts w:ascii="Symbol" w:hAnsi="Symbol" w:hint="default"/>
+        <w:rFonts w:hint="default" w:ascii="Symbol" w:hAnsi="Symbol"/>
       </w:rPr>
     </w:lvl>
     <w:lvl w:ilvl="4" w:tplc="08090003" w:tentative="1">
@@ -4475,7 +4294,7 @@
         <w:ind w:left="3600" w:hanging="360"/>
       </w:pPr>
       <w:rPr>
-        <w:rFonts w:ascii="Courier New" w:hAnsi="Courier New" w:cs="Courier New" w:hint="default"/>
+        <w:rFonts w:hint="default" w:ascii="Courier New" w:hAnsi="Courier New" w:cs="Courier New"/>
       </w:rPr>
     </w:lvl>
     <w:lvl w:ilvl="5" w:tplc="08090005" w:tentative="1">
@@ -4487,7 +4306,7 @@
         <w:ind w:left="4320" w:hanging="360"/>
       </w:pPr>
       <w:rPr>
-        <w:rFonts w:ascii="Wingdings" w:hAnsi="Wingdings" w:hint="default"/>
+        <w:rFonts w:hint="default" w:ascii="Wingdings" w:hAnsi="Wingdings"/>
       </w:rPr>
     </w:lvl>
     <w:lvl w:ilvl="6" w:tplc="08090001" w:tentative="1">
@@ -4499,7 +4318,7 @@
         <w:ind w:left="5040" w:hanging="360"/>
       </w:pPr>
       <w:rPr>
-        <w:rFonts w:ascii="Symbol" w:hAnsi="Symbol" w:hint="default"/>
+        <w:rFonts w:hint="default" w:ascii="Symbol" w:hAnsi="Symbol"/>
       </w:rPr>
     </w:lvl>
     <w:lvl w:ilvl="7" w:tplc="08090003" w:tentative="1">
@@ -4511,7 +4330,7 @@
         <w:ind w:left="5760" w:hanging="360"/>
       </w:pPr>
       <w:rPr>
-        <w:rFonts w:ascii="Courier New" w:hAnsi="Courier New" w:cs="Courier New" w:hint="default"/>
+        <w:rFonts w:hint="default" w:ascii="Courier New" w:hAnsi="Courier New" w:cs="Courier New"/>
       </w:rPr>
     </w:lvl>
     <w:lvl w:ilvl="8" w:tplc="08090005" w:tentative="1">
@@ -4523,7 +4342,7 @@
         <w:ind w:left="6480" w:hanging="360"/>
       </w:pPr>
       <w:rPr>
-        <w:rFonts w:ascii="Wingdings" w:hAnsi="Wingdings" w:hint="default"/>
+        <w:rFonts w:hint="default" w:ascii="Wingdings" w:hAnsi="Wingdings"/>
       </w:rPr>
     </w:lvl>
   </w:abstractNum>
@@ -4556,7 +4375,7 @@
   <w:docDefaults>
     <w:rPrDefault>
       <w:rPr>
-        <w:rFonts w:asciiTheme="minorHAnsi" w:eastAsiaTheme="minorHAnsi" w:hAnsiTheme="minorHAnsi" w:cstheme="minorBidi"/>
+        <w:rFonts w:asciiTheme="minorHAnsi" w:hAnsiTheme="minorHAnsi" w:eastAsiaTheme="minorHAnsi" w:cstheme="minorBidi"/>
         <w:sz w:val="24"/>
         <w:szCs w:val="24"/>
         <w:lang w:val="en-GB" w:eastAsia="en-US" w:bidi="ar-SA"/>
@@ -4567,14 +4386,14 @@
   <w:latentStyles w:defLockedState="0" w:defUIPriority="99" w:defSemiHidden="0" w:defUnhideWhenUsed="0" w:defQFormat="0" w:count="376">
     <w:lsdException w:name="Normal" w:uiPriority="0" w:qFormat="1"/>
     <w:lsdException w:name="heading 1" w:uiPriority="9" w:qFormat="1"/>
-    <w:lsdException w:name="heading 2" w:semiHidden="1" w:uiPriority="9" w:unhideWhenUsed="1" w:qFormat="1"/>
-    <w:lsdException w:name="heading 3" w:semiHidden="1" w:uiPriority="9" w:unhideWhenUsed="1" w:qFormat="1"/>
-    <w:lsdException w:name="heading 4" w:semiHidden="1" w:uiPriority="9" w:unhideWhenUsed="1" w:qFormat="1"/>
-    <w:lsdException w:name="heading 5" w:semiHidden="1" w:uiPriority="9" w:unhideWhenUsed="1" w:qFormat="1"/>
-    <w:lsdException w:name="heading 6" w:semiHidden="1" w:uiPriority="9" w:unhideWhenUsed="1" w:qFormat="1"/>
-    <w:lsdException w:name="heading 7" w:semiHidden="1" w:uiPriority="9" w:unhideWhenUsed="1" w:qFormat="1"/>
-    <w:lsdException w:name="heading 8" w:semiHidden="1" w:uiPriority="9" w:unhideWhenUsed="1" w:qFormat="1"/>
-    <w:lsdException w:name="heading 9" w:semiHidden="1" w:uiPriority="9" w:unhideWhenUsed="1" w:qFormat="1"/>
+    <w:lsdException w:name="heading 2" w:uiPriority="9" w:semiHidden="1" w:unhideWhenUsed="1" w:qFormat="1"/>
+    <w:lsdException w:name="heading 3" w:uiPriority="9" w:semiHidden="1" w:unhideWhenUsed="1" w:qFormat="1"/>
+    <w:lsdException w:name="heading 4" w:uiPriority="9" w:semiHidden="1" w:unhideWhenUsed="1" w:qFormat="1"/>
+    <w:lsdException w:name="heading 5" w:uiPriority="9" w:semiHidden="1" w:unhideWhenUsed="1" w:qFormat="1"/>
+    <w:lsdException w:name="heading 6" w:uiPriority="9" w:semiHidden="1" w:unhideWhenUsed="1" w:qFormat="1"/>
+    <w:lsdException w:name="heading 7" w:uiPriority="9" w:semiHidden="1" w:unhideWhenUsed="1" w:qFormat="1"/>
+    <w:lsdException w:name="heading 8" w:uiPriority="9" w:semiHidden="1" w:unhideWhenUsed="1" w:qFormat="1"/>
+    <w:lsdException w:name="heading 9" w:uiPriority="9" w:semiHidden="1" w:unhideWhenUsed="1" w:qFormat="1"/>
     <w:lsdException w:name="index 1" w:semiHidden="1" w:unhideWhenUsed="1"/>
     <w:lsdException w:name="index 2" w:semiHidden="1" w:unhideWhenUsed="1"/>
     <w:lsdException w:name="index 3" w:semiHidden="1" w:unhideWhenUsed="1"/>
@@ -4584,22 +4403,22 @@
     <w:lsdException w:name="index 7" w:semiHidden="1" w:unhideWhenUsed="1"/>
     <w:lsdException w:name="index 8" w:semiHidden="1" w:unhideWhenUsed="1"/>
     <w:lsdException w:name="index 9" w:semiHidden="1" w:unhideWhenUsed="1"/>
-    <w:lsdException w:name="toc 1" w:semiHidden="1" w:uiPriority="39" w:unhideWhenUsed="1"/>
-    <w:lsdException w:name="toc 2" w:semiHidden="1" w:uiPriority="39" w:unhideWhenUsed="1"/>
-    <w:lsdException w:name="toc 3" w:semiHidden="1" w:uiPriority="39" w:unhideWhenUsed="1"/>
-    <w:lsdException w:name="toc 4" w:semiHidden="1" w:uiPriority="39" w:unhideWhenUsed="1"/>
-    <w:lsdException w:name="toc 5" w:semiHidden="1" w:uiPriority="39" w:unhideWhenUsed="1"/>
-    <w:lsdException w:name="toc 6" w:semiHidden="1" w:uiPriority="39" w:unhideWhenUsed="1"/>
-    <w:lsdException w:name="toc 7" w:semiHidden="1" w:uiPriority="39" w:unhideWhenUsed="1"/>
-    <w:lsdException w:name="toc 8" w:semiHidden="1" w:uiPriority="39" w:unhideWhenUsed="1"/>
-    <w:lsdException w:name="toc 9" w:semiHidden="1" w:uiPriority="39" w:unhideWhenUsed="1"/>
+    <w:lsdException w:name="toc 1" w:uiPriority="39" w:semiHidden="1" w:unhideWhenUsed="1"/>
+    <w:lsdException w:name="toc 2" w:uiPriority="39" w:semiHidden="1" w:unhideWhenUsed="1"/>
+    <w:lsdException w:name="toc 3" w:uiPriority="39" w:semiHidden="1" w:unhideWhenUsed="1"/>
+    <w:lsdException w:name="toc 4" w:uiPriority="39" w:semiHidden="1" w:unhideWhenUsed="1"/>
+    <w:lsdException w:name="toc 5" w:uiPriority="39" w:semiHidden="1" w:unhideWhenUsed="1"/>
+    <w:lsdException w:name="toc 6" w:uiPriority="39" w:semiHidden="1" w:unhideWhenUsed="1"/>
+    <w:lsdException w:name="toc 7" w:uiPriority="39" w:semiHidden="1" w:unhideWhenUsed="1"/>
+    <w:lsdException w:name="toc 8" w:uiPriority="39" w:semiHidden="1" w:unhideWhenUsed="1"/>
+    <w:lsdException w:name="toc 9" w:uiPriority="39" w:semiHidden="1" w:unhideWhenUsed="1"/>
     <w:lsdException w:name="Normal Indent" w:semiHidden="1" w:unhideWhenUsed="1"/>
     <w:lsdException w:name="footnote text" w:semiHidden="1" w:unhideWhenUsed="1"/>
     <w:lsdException w:name="annotation text" w:semiHidden="1" w:unhideWhenUsed="1"/>
     <w:lsdException w:name="header" w:semiHidden="1" w:unhideWhenUsed="1"/>
     <w:lsdException w:name="footer" w:semiHidden="1" w:unhideWhenUsed="1"/>
     <w:lsdException w:name="index heading" w:semiHidden="1" w:unhideWhenUsed="1"/>
-    <w:lsdException w:name="caption" w:semiHidden="1" w:uiPriority="35" w:unhideWhenUsed="1" w:qFormat="1"/>
+    <w:lsdException w:name="caption" w:uiPriority="35" w:semiHidden="1" w:unhideWhenUsed="1" w:qFormat="1"/>
     <w:lsdException w:name="table of figures" w:semiHidden="1" w:unhideWhenUsed="1"/>
     <w:lsdException w:name="envelope address" w:semiHidden="1" w:unhideWhenUsed="1"/>
     <w:lsdException w:name="envelope return" w:semiHidden="1" w:unhideWhenUsed="1"/>
@@ -4630,7 +4449,7 @@
     <w:lsdException w:name="Title" w:uiPriority="10" w:qFormat="1"/>
     <w:lsdException w:name="Closing" w:semiHidden="1" w:unhideWhenUsed="1"/>
     <w:lsdException w:name="Signature" w:semiHidden="1" w:unhideWhenUsed="1"/>
-    <w:lsdException w:name="Default Paragraph Font" w:semiHidden="1" w:uiPriority="1" w:unhideWhenUsed="1"/>
+    <w:lsdException w:name="Default Paragraph Font" w:uiPriority="1" w:semiHidden="1" w:unhideWhenUsed="1"/>
     <w:lsdException w:name="Body Text" w:semiHidden="1" w:unhideWhenUsed="1"/>
     <w:lsdException w:name="Body Text Indent" w:semiHidden="1" w:unhideWhenUsed="1"/>
     <w:lsdException w:name="List Continue" w:semiHidden="1" w:unhideWhenUsed="1"/>
@@ -4830,8 +4649,8 @@
     <w:lsdException w:name="Subtle Reference" w:uiPriority="31" w:qFormat="1"/>
     <w:lsdException w:name="Intense Reference" w:uiPriority="32" w:qFormat="1"/>
     <w:lsdException w:name="Book Title" w:uiPriority="33" w:qFormat="1"/>
-    <w:lsdException w:name="Bibliography" w:semiHidden="1" w:uiPriority="37" w:unhideWhenUsed="1"/>
-    <w:lsdException w:name="TOC Heading" w:semiHidden="1" w:uiPriority="39" w:unhideWhenUsed="1" w:qFormat="1"/>
+    <w:lsdException w:name="Bibliography" w:uiPriority="37" w:semiHidden="1" w:unhideWhenUsed="1"/>
+    <w:lsdException w:name="TOC Heading" w:uiPriority="39" w:semiHidden="1" w:unhideWhenUsed="1" w:qFormat="1"/>
     <w:lsdException w:name="Plain Table 1" w:uiPriority="41"/>
     <w:lsdException w:name="Plain Table 2" w:uiPriority="42"/>
     <w:lsdException w:name="Plain Table 3" w:uiPriority="43"/>
@@ -4942,22 +4761,22 @@
     <w:lsdException w:name="Unresolved Mention" w:semiHidden="1" w:unhideWhenUsed="1"/>
     <w:lsdException w:name="Smart Link" w:semiHidden="1" w:unhideWhenUsed="1"/>
   </w:latentStyles>
-  <w:style w:type="paragraph" w:default="1" w:styleId="Normal">
+  <w:style w:type="paragraph" w:styleId="Normal" w:default="1">
     <w:name w:val="Normal"/>
     <w:qFormat/>
     <w:rsid w:val="0079300E"/>
     <w:rPr>
-      <w:rFonts w:ascii="Calibri" w:eastAsiaTheme="minorEastAsia" w:hAnsi="Calibri" w:cs="Calibri"/>
+      <w:rFonts w:ascii="Calibri" w:hAnsi="Calibri" w:cs="Calibri" w:eastAsiaTheme="minorEastAsia"/>
       <w:lang w:eastAsia="ja-JP"/>
     </w:rPr>
   </w:style>
-  <w:style w:type="character" w:default="1" w:styleId="DefaultParagraphFont">
+  <w:style w:type="character" w:styleId="DefaultParagraphFont" w:default="1">
     <w:name w:val="Default Paragraph Font"/>
     <w:uiPriority w:val="1"/>
     <w:semiHidden/>
     <w:unhideWhenUsed/>
   </w:style>
-  <w:style w:type="table" w:default="1" w:styleId="TableNormal">
+  <w:style w:type="table" w:styleId="TableNormal" w:default="1">
     <w:name w:val="Normal Table"/>
     <w:uiPriority w:val="99"/>
     <w:semiHidden/>
@@ -4972,13 +4791,13 @@
       </w:tblCellMar>
     </w:tblPr>
   </w:style>
-  <w:style w:type="numbering" w:default="1" w:styleId="NoList">
+  <w:style w:type="numbering" w:styleId="NoList" w:default="1">
     <w:name w:val="No List"/>
     <w:uiPriority w:val="99"/>
     <w:semiHidden/>
     <w:unhideWhenUsed/>
   </w:style>
-  <w:style w:type="paragraph" w:customStyle="1" w:styleId="kjf67Additionalinfo">
+  <w:style w:type="paragraph" w:styleId="kjf67Additionalinfo" w:customStyle="1">
     <w:name w:val="kjf67 Additional info"/>
     <w:basedOn w:val="ListParagraph"/>
     <w:qFormat/>
@@ -4994,7 +4813,7 @@
       <w:ind w:left="720" w:right="-202" w:firstLine="0"/>
     </w:pPr>
     <w:rPr>
-      <w:rFonts w:ascii="Times New Roman" w:eastAsiaTheme="minorHAnsi" w:hAnsi="Times New Roman" w:cs="Times New Roman"/>
+      <w:rFonts w:ascii="Times New Roman" w:hAnsi="Times New Roman" w:cs="Times New Roman" w:eastAsiaTheme="minorHAnsi"/>
       <w:b/>
       <w:color w:val="000000" w:themeColor="text1"/>
       <w:sz w:val="22"/>
@@ -5047,6 +4866,72 @@
       <w:color w:val="605E5C"/>
       <w:shd w:val="clear" w:color="auto" w:fill="E1DFDD"/>
     </w:rPr>
+  </w:style>
+  <w:style xmlns:w="http://schemas.openxmlformats.org/wordprocessingml/2006/main" w:type="table" w:styleId="TableGrid">
+    <w:name xmlns:w="http://schemas.openxmlformats.org/wordprocessingml/2006/main" w:val="Table Grid"/>
+    <w:basedOn xmlns:w="http://schemas.openxmlformats.org/wordprocessingml/2006/main" w:val="TableNormal"/>
+    <w:uiPriority xmlns:w="http://schemas.openxmlformats.org/wordprocessingml/2006/main" w:val="59"/>
+    <w:rsid xmlns:w="http://schemas.openxmlformats.org/wordprocessingml/2006/main" w:val="00FB4123"/>
+    <w:pPr xmlns:w="http://schemas.openxmlformats.org/wordprocessingml/2006/main">
+      <w:spacing w:after="0" w:line="240" w:lineRule="auto"/>
+    </w:pPr>
+    <w:tblPr xmlns:w="http://schemas.openxmlformats.org/wordprocessingml/2006/main">
+      <w:tblInd w:w="0" w:type="dxa"/>
+      <w:tblBorders>
+        <w:top w:val="single" w:color="000000" w:themeColor="text1" w:sz="4" w:space="0"/>
+        <w:left w:val="single" w:color="000000" w:themeColor="text1" w:sz="4" w:space="0"/>
+        <w:bottom w:val="single" w:color="000000" w:themeColor="text1" w:sz="4" w:space="0"/>
+        <w:right w:val="single" w:color="000000" w:themeColor="text1" w:sz="4" w:space="0"/>
+        <w:insideH w:val="single" w:color="000000" w:themeColor="text1" w:sz="4" w:space="0"/>
+        <w:insideV w:val="single" w:color="000000" w:themeColor="text1" w:sz="4" w:space="0"/>
+      </w:tblBorders>
+      <w:tblCellMar>
+        <w:top w:w="0" w:type="dxa"/>
+        <w:left w:w="108" w:type="dxa"/>
+        <w:bottom w:w="0" w:type="dxa"/>
+        <w:right w:w="108" w:type="dxa"/>
+      </w:tblCellMar>
+    </w:tblPr>
+  </w:style>
+  <w:style xmlns:w14="http://schemas.microsoft.com/office/word/2010/wordml" xmlns:mc="http://schemas.openxmlformats.org/markup-compatibility/2006" xmlns:w="http://schemas.openxmlformats.org/wordprocessingml/2006/main" w:type="character" w:styleId="HeaderChar" w:customStyle="1" mc:Ignorable="w14">
+    <w:name xmlns:w="http://schemas.openxmlformats.org/wordprocessingml/2006/main" w:val="Header Char"/>
+    <w:basedOn xmlns:w="http://schemas.openxmlformats.org/wordprocessingml/2006/main" w:val="DefaultParagraphFont"/>
+    <w:link xmlns:w="http://schemas.openxmlformats.org/wordprocessingml/2006/main" w:val="Header"/>
+    <w:uiPriority xmlns:w="http://schemas.openxmlformats.org/wordprocessingml/2006/main" w:val="99"/>
+  </w:style>
+  <w:style xmlns:w14="http://schemas.microsoft.com/office/word/2010/wordml" xmlns:mc="http://schemas.openxmlformats.org/markup-compatibility/2006" xmlns:w="http://schemas.openxmlformats.org/wordprocessingml/2006/main" w:type="paragraph" w:styleId="Header" mc:Ignorable="w14">
+    <w:name xmlns:w="http://schemas.openxmlformats.org/wordprocessingml/2006/main" w:val="header"/>
+    <w:basedOn xmlns:w="http://schemas.openxmlformats.org/wordprocessingml/2006/main" w:val="Normal"/>
+    <w:link xmlns:w="http://schemas.openxmlformats.org/wordprocessingml/2006/main" w:val="HeaderChar"/>
+    <w:uiPriority xmlns:w="http://schemas.openxmlformats.org/wordprocessingml/2006/main" w:val="99"/>
+    <w:unhideWhenUsed xmlns:w="http://schemas.openxmlformats.org/wordprocessingml/2006/main"/>
+    <w:pPr xmlns:w="http://schemas.openxmlformats.org/wordprocessingml/2006/main">
+      <w:tabs xmlns:w="http://schemas.openxmlformats.org/wordprocessingml/2006/main">
+        <w:tab w:val="center" w:pos="4680"/>
+        <w:tab w:val="right" w:pos="9360"/>
+      </w:tabs>
+      <w:spacing xmlns:w="http://schemas.openxmlformats.org/wordprocessingml/2006/main" w:after="0" w:line="240" w:lineRule="auto"/>
+    </w:pPr>
+  </w:style>
+  <w:style xmlns:w14="http://schemas.microsoft.com/office/word/2010/wordml" xmlns:mc="http://schemas.openxmlformats.org/markup-compatibility/2006" xmlns:w="http://schemas.openxmlformats.org/wordprocessingml/2006/main" w:type="character" w:styleId="FooterChar" w:customStyle="1" mc:Ignorable="w14">
+    <w:name xmlns:w="http://schemas.openxmlformats.org/wordprocessingml/2006/main" w:val="Footer Char"/>
+    <w:basedOn xmlns:w="http://schemas.openxmlformats.org/wordprocessingml/2006/main" w:val="DefaultParagraphFont"/>
+    <w:link xmlns:w="http://schemas.openxmlformats.org/wordprocessingml/2006/main" w:val="Footer"/>
+    <w:uiPriority xmlns:w="http://schemas.openxmlformats.org/wordprocessingml/2006/main" w:val="99"/>
+  </w:style>
+  <w:style xmlns:w14="http://schemas.microsoft.com/office/word/2010/wordml" xmlns:mc="http://schemas.openxmlformats.org/markup-compatibility/2006" xmlns:w="http://schemas.openxmlformats.org/wordprocessingml/2006/main" w:type="paragraph" w:styleId="Footer" mc:Ignorable="w14">
+    <w:name xmlns:w="http://schemas.openxmlformats.org/wordprocessingml/2006/main" w:val="footer"/>
+    <w:basedOn xmlns:w="http://schemas.openxmlformats.org/wordprocessingml/2006/main" w:val="Normal"/>
+    <w:link xmlns:w="http://schemas.openxmlformats.org/wordprocessingml/2006/main" w:val="FooterChar"/>
+    <w:uiPriority xmlns:w="http://schemas.openxmlformats.org/wordprocessingml/2006/main" w:val="99"/>
+    <w:unhideWhenUsed xmlns:w="http://schemas.openxmlformats.org/wordprocessingml/2006/main"/>
+    <w:pPr xmlns:w="http://schemas.openxmlformats.org/wordprocessingml/2006/main">
+      <w:tabs xmlns:w="http://schemas.openxmlformats.org/wordprocessingml/2006/main">
+        <w:tab w:val="center" w:pos="4680"/>
+        <w:tab w:val="right" w:pos="9360"/>
+      </w:tabs>
+      <w:spacing xmlns:w="http://schemas.openxmlformats.org/wordprocessingml/2006/main" w:after="0" w:line="240" w:lineRule="auto"/>
+    </w:pPr>
   </w:style>
 </w:styles>
 </file>
